--- a/MOSFOA paper 2/JMST-paper 1.docx
+++ b/MOSFOA paper 2/JMST-paper 1.docx
@@ -1,6 +1,6 @@
 
 <file path=word/document.xml><?xml version="1.0" encoding="utf-8"?>
-<w:document xmlns:wpc="http://schemas.microsoft.com/office/word/2010/wordprocessingCanvas" xmlns:cx="http://schemas.microsoft.com/office/drawing/2014/chartex" xmlns:cx1="http://schemas.microsoft.com/office/drawing/2015/9/8/chartex" xmlns:cx2="http://schemas.microsoft.com/office/drawing/2015/10/21/chartex" xmlns:cx3="http://schemas.microsoft.com/office/drawing/2016/5/9/chartex" xmlns:cx4="http://schemas.microsoft.com/office/drawing/2016/5/10/chartex" xmlns:cx5="http://schemas.microsoft.com/office/drawing/2016/5/11/chartex" xmlns:cx6="http://schemas.microsoft.com/office/drawing/2016/5/12/chartex" xmlns:cx7="http://schemas.microsoft.com/office/drawing/2016/5/13/chartex" xmlns:cx8="http://schemas.microsoft.com/office/drawing/2016/5/14/chartex" xmlns:mc="http://schemas.openxmlformats.org/markup-compatibility/2006" xmlns:aink="http://schemas.microsoft.com/office/drawing/2016/ink" xmlns:am3d="http://schemas.microsoft.com/office/drawing/2017/model3d" xmlns:o="urn:schemas-microsoft-com:office:office" xmlns:oel="http://schemas.microsoft.com/office/2019/extlst" xmlns:r="http://schemas.openxmlformats.org/officeDocument/2006/relationships" xmlns:m="http://schemas.openxmlformats.org/officeDocument/2006/math" xmlns:v="urn:schemas-microsoft-com:vml" xmlns:wp14="http://schemas.microsoft.com/office/word/2010/wordprocessingDrawing" xmlns:wp="http://schemas.openxmlformats.org/drawingml/2006/wordprocessingDrawing" xmlns:w10="urn:schemas-microsoft-com:office:word" xmlns:w="http://schemas.openxmlformats.org/wordprocessingml/2006/main" xmlns:w14="http://schemas.microsoft.com/office/word/2010/wordml" xmlns:w15="http://schemas.microsoft.com/office/word/2012/wordml" xmlns:w16cex="http://schemas.microsoft.com/office/word/2018/wordml/cex" xmlns:w16cid="http://schemas.microsoft.com/office/word/2016/wordml/cid" xmlns:w16="http://schemas.microsoft.com/office/word/2018/wordml" xmlns:w16du="http://schemas.microsoft.com/office/word/2023/wordml/word16du" xmlns:w16sdtdh="http://schemas.microsoft.com/office/word/2020/wordml/sdtdatahash" xmlns:w16sdtfl="http://schemas.microsoft.com/office/word/2024/wordml/sdtformatlock" xmlns:w16se="http://schemas.microsoft.com/office/word/2015/wordml/symex" xmlns:wpg="http://schemas.microsoft.com/office/word/2010/wordprocessingGroup" xmlns:wpi="http://schemas.microsoft.com/office/word/2010/wordprocessingInk" xmlns:wne="http://schemas.microsoft.com/office/word/2006/wordml" xmlns:wps="http://schemas.microsoft.com/office/word/2010/wordprocessingShape" mc:Ignorable="w14 w15 w16se w16cid w16 w16cex w16sdtdh w16sdtfl w16du wp14">
+<w:document xmlns:wpc="http://schemas.microsoft.com/office/word/2010/wordprocessingCanvas" xmlns:cx="http://schemas.microsoft.com/office/drawing/2014/chartex" xmlns:cx1="http://schemas.microsoft.com/office/drawing/2015/9/8/chartex" xmlns:cx2="http://schemas.microsoft.com/office/drawing/2015/10/21/chartex" xmlns:cx3="http://schemas.microsoft.com/office/drawing/2016/5/9/chartex" xmlns:cx4="http://schemas.microsoft.com/office/drawing/2016/5/10/chartex" xmlns:cx5="http://schemas.microsoft.com/office/drawing/2016/5/11/chartex" xmlns:cx6="http://schemas.microsoft.com/office/drawing/2016/5/12/chartex" xmlns:cx7="http://schemas.microsoft.com/office/drawing/2016/5/13/chartex" xmlns:cx8="http://schemas.microsoft.com/office/drawing/2016/5/14/chartex" xmlns:mc="http://schemas.openxmlformats.org/markup-compatibility/2006" xmlns:aink="http://schemas.microsoft.com/office/drawing/2016/ink" xmlns:am3d="http://schemas.microsoft.com/office/drawing/2017/model3d" xmlns:o="urn:schemas-microsoft-com:office:office" xmlns:r="http://schemas.openxmlformats.org/officeDocument/2006/relationships" xmlns:m="http://schemas.openxmlformats.org/officeDocument/2006/math" xmlns:v="urn:schemas-microsoft-com:vml" xmlns:wp14="http://schemas.microsoft.com/office/word/2010/wordprocessingDrawing" xmlns:wp="http://schemas.openxmlformats.org/drawingml/2006/wordprocessingDrawing" xmlns:w10="urn:schemas-microsoft-com:office:word" xmlns:w="http://schemas.openxmlformats.org/wordprocessingml/2006/main" xmlns:w14="http://schemas.microsoft.com/office/word/2010/wordml" xmlns:w15="http://schemas.microsoft.com/office/word/2012/wordml" xmlns:w16cid="http://schemas.microsoft.com/office/word/2016/wordml/cid" xmlns:w16se="http://schemas.microsoft.com/office/word/2015/wordml/symex" xmlns:wpg="http://schemas.microsoft.com/office/word/2010/wordprocessingGroup" xmlns:wpi="http://schemas.microsoft.com/office/word/2010/wordprocessingInk" xmlns:wne="http://schemas.microsoft.com/office/word/2006/wordml" xmlns:wps="http://schemas.microsoft.com/office/word/2010/wordprocessingShape" mc:Ignorable="w14 w15 w16se w16cid wp14">
   <w:body>
     <w:p>
       <w:pPr>
@@ -169,15 +169,51 @@
           <w:p>
             <w:pPr>
               <w:pStyle w:val="JMSTAbstracst"/>
-              <w:rPr>
-                <w:lang/>
-              </w:rPr>
             </w:pPr>
             <w:r>
-              <w:rPr>
-                <w:lang/>
-              </w:rPr>
-              <w:t>Bài báo trình bày ứng dụng MOSFOA [1] cho tối ưu hệ cọc của hai công trình cầu tàu thực tế (Cầu tàu A và B) với quy mô và điều kiện địa kỹ thuật khác nhau. Không gian thiết kế gồm 33 phương án catalogue cọc ly tâm ứng suất trước AMACCAO. Hai mục tiêu là tối thiểu hóa khối lượng vật liệu cọc và chuyển vị ngang lớn nhất tại đỉnh bến; sức chịu tải cọc được đánh giá theo TCVN 10304:2025. MOSFOA được triển khai trong MATLAB và kết nối với SAP2000 qua OAPI để phân tích từng phương án bằng FEM. Do không gian thiết kế chỉ gồm 33 phương án, toàn bộ 33 phương án được đánh giá để xác lập tập Pareto tham chiếu cho mỗi cầu tàu. Với 20 lần chạy độc lập cho mỗi cầu tàu, MOSFOA khôi phục đầy đủ tập Pareto tham chiếu trong cả 40/40 lần chạy, với độ lệch chuẩn bằng 0. Kết quả cho thấy khả năng áp dụng và tính tái lập của quy trình tối ưu trong phạm vi bài toán khảo sát, không hàm ý tính ưu việt tổng quát của MOSFOA.</w:t>
+              <w:t xml:space="preserve">Bài báo trình bày ứng dụng MOSFOA [1] cho tối ưu hệ cọc của hai công trình cầu tàu thực tế với quy mô và điều kiện địa kỹ thuật khác nhau. Không gian thiết kế gồm </w:t>
+            </w:r>
+            <w:r>
+              <w:t xml:space="preserve">các </w:t>
+            </w:r>
+            <w:r>
+              <w:t>phương án cọc ly tâm ứng suất trước</w:t>
+            </w:r>
+            <w:r>
+              <w:t xml:space="preserve">theo </w:t>
+            </w:r>
+            <w:r>
+              <w:t>catalogue</w:t>
+            </w:r>
+            <w:r>
+              <w:t xml:space="preserve"> của nhà sản xuất</w:t>
+            </w:r>
+            <w:r>
+              <w:t xml:space="preserve">. Hai mục tiêu là tối thiểu hóa khối lượng vật liệu cọc và chuyển vị ngang lớn nhất tại đỉnh bến; sức chịu tải cọc được đánh giá theo TCVN 10304:2025. MOSFOA được triển khai trong MATLAB và kết nối với SAP2000 qua OAPI để phân tích từng phương án bằng FEM. </w:t>
+            </w:r>
+            <w:r>
+              <w:t>T</w:t>
+            </w:r>
+            <w:r>
+              <w:t xml:space="preserve">oàn bộ </w:t>
+            </w:r>
+            <w:r>
+              <w:t>các</w:t>
+            </w:r>
+            <w:r>
+              <w:t xml:space="preserve"> phương án được đánh giá để xác lập tập Pareto tham chiếu cho mỗi cầu tàu. Với 20 lần chạy độc lập cho mỗi cầu tàu, MOSFOA khôi phục đầy đủ tập Pareto tham chiếu trong cả 40/40 lần chạy, với độ lệch chuẩn bằng 0. Kết quả cho thấy khả năng áp dụng và tính tái lập của quy trình tối ưu trong phạm vi bài toán khảo sát</w:t>
+            </w:r>
+            <w:r>
+              <w:t xml:space="preserve"> </w:t>
+            </w:r>
+            <w:r>
+              <w:t>của</w:t>
+            </w:r>
+            <w:r>
+              <w:t xml:space="preserve"> thuật toán</w:t>
+            </w:r>
+            <w:r>
+              <w:t xml:space="preserve"> MOSFOA.</w:t>
             </w:r>
           </w:p>
           <w:p>
@@ -236,21 +272,12 @@
           <w:p>
             <w:pPr>
               <w:pStyle w:val="JMSTAbstracst"/>
-              <w:rPr>
-                <w:lang/>
-              </w:rPr>
             </w:pPr>
             <w:r>
-              <w:rPr>
-                <w:lang/>
-              </w:rPr>
-              <w:t xml:space="preserve">This paper presents an application of MOSFOA [1] to the multi-objective optimization of pile systems for two real wharf structures (Wharf A and Wharf B) with different scales and geotechnical conditions. The design space consists of 33 AMACCAO prestressed centrifugal concrete pile catalogue alternatives. The two objectives are to minimize pile material mass and maximum lateral displacement at deck level, with pile bearing capacity evaluated using the TCVN </w:t>
+              <w:t xml:space="preserve">This paper presents an application of MOSFOA [1] to the multi-objective optimization of pile systems for two real wharf structures (Wharf A and Wharf B) with different scales and geotechnical conditions. The design space consists of 33 AMACCAO prestressed centrifugal concrete pile catalogue alternatives. The two objectives are to minimize pile material mass and maximum lateral displacement at deck level, with pile bearing capacity evaluated using the TCVN 10304:2025 formulation. MOSFOA is </w:t>
             </w:r>
             <w:r>
-              <w:rPr>
-                <w:lang/>
-              </w:rPr>
-              <w:t>10304:2025 formulation. MOSFOA is implemented in MATLAB and coupled with SAP2000 through the OAPI to evaluate each alternative using FEM analysis. As the design space contains only 33 alternatives, all alternatives are evaluated to establish a reference Pareto set for each wharf. With 20 independent runs for each wharf, MOSFOA fully recovered the reference Pareto set in all 40 runs, with zero standard deviation. The results demonstrate the applicability and reproducibility of the proposed MOSFOA-based optimization workflow for the investigated problem class, without implying universal superiority of MOSFOA.</w:t>
+              <w:t>implemented in MATLAB and coupled with SAP2000 through the OAPI to evaluate each alternative using FEM analysis. As the design space contains only 33 alternatives, all alternatives are evaluated to establish a reference Pareto set for each wharf. With 20 independent runs for each wharf, MOSFOA fully recovered the reference Pareto set in all 40 runs, with zero standard deviation. The results demonstrate the applicability and reproducibility of the proposed MOSFOA-based optimization workflow for the investigated problem class, without implying universal superiority of MOSFOA.</w:t>
             </w:r>
           </w:p>
           <w:p>
@@ -308,7 +335,31 @@
         <w:pStyle w:val="JMSTContent"/>
       </w:pPr>
       <w:r>
-        <w:t>Thiết kế hệ cọc cầu tàu bến cảng là bài toán tối ưu đa mục tiêu (multi-objective optimization, MOO) mang tính kỹ thuật điển hình: giảm khối lượng vật liệu (liên quan chi phí, tiến độ thi công) thường mâu thuẫn với yêu cầu giảm chuyển vị ngang và bảo đảm sức chịu tải của cọc theo tiêu chuẩn thiết kế. Tối ưu dựa trên phân tích phần tử hữu hạn (FEM-based optimization) cho phép đánh giá trực tiếp ứng xử kết cấu thực của từng phương án thay vì dựa vào công thức đơn giản hoá, nhờ đó phản ánh sát hơn hành vi thật của công trình trong quá trình tìm kiếm nghiệm tối ưu.</w:t>
+        <w:t>Thiết kế hệ cọc cầu tàu bến cảng là bài toán tối ưu đa mục tiêu (</w:t>
+      </w:r>
+      <w:r>
+        <w:rPr>
+          <w:lang w:val="en-US"/>
+        </w:rPr>
+        <w:t>M</w:t>
+      </w:r>
+      <w:r>
+        <w:t>ulti-objective optimization, MOO) mang tính kỹ thuật điển hình: giảm khối lượng vật liệu (liên quan chi phí, tiến độ thi công) thường mâu thuẫn với yêu cầu giảm chuyển vị ngang và bảo đảm sức chịu tải của cọc theo tiêu chuẩn thiết kế. Tối ưu dựa trên phân tích phần tử hữu hạn (FEM</w:t>
+      </w:r>
+      <w:r>
+        <w:rPr>
+          <w:lang w:val="en-US"/>
+        </w:rPr>
+        <w:t>)</w:t>
+      </w:r>
+      <w:r>
+        <w:t xml:space="preserve"> cho phép đánh giá trực tiếp ứng xử kết cấu thực của từng phương án thay vì dựa vào công thức đơn giản hoá, nhờ đó phản ánh sát hơn </w:t>
+      </w:r>
+      <w:r>
+        <w:t>trạng thái làm việc thực tế của công trình</w:t>
+      </w:r>
+      <w:r>
+        <w:t xml:space="preserve"> trong quá trình tìm kiếm nghiệm tối ưu.</w:t>
       </w:r>
     </w:p>
     <w:p>
@@ -316,14 +367,59 @@
         <w:pStyle w:val="JMSTContent"/>
       </w:pPr>
       <w:r>
-        <w:t xml:space="preserve">MOSFOA là thuật toán tối ưu đa mục tiêu đã được nhóm tác giả phát triển và công bố trong một nghiên cứu trước [1], áp dụng bước đầu trên một mô hình cầu tàu 100.000DWT. Do MOSFOA đã được </w:t>
-      </w:r>
-      <w:r>
-        <w:t xml:space="preserve">trình bày và áp dụng minh hoạ đầy đủ trong nghiên </w:t>
+        <w:t xml:space="preserve">MOSFOA là thuật toán tối ưu đa mục tiêu đã được nhóm tác giả phát triển và công bố trong một nghiên cứu trước [1], áp dụng bước đầu trên một mô hình </w:t>
+      </w:r>
+      <w:r>
+        <w:rPr>
+          <w:lang w:val="en-US"/>
+        </w:rPr>
+        <w:t xml:space="preserve">bến </w:t>
+      </w:r>
+      <w:r>
+        <w:rPr>
+          <w:lang w:val="en-US"/>
+        </w:rPr>
+        <w:t>cảng tầu</w:t>
+      </w:r>
+      <w:r>
+        <w:rPr>
+          <w:lang w:val="en-US"/>
+        </w:rPr>
+        <w:t xml:space="preserve"> dầu gồm trụ va</w:t>
+      </w:r>
+      <w:r>
+        <w:rPr>
+          <w:lang w:val="en-US"/>
+        </w:rPr>
+        <w:t>, trụ neo và cầu tàu chính.</w:t>
+      </w:r>
+      <w:r>
+        <w:t xml:space="preserve"> Do MOSFOA đã được </w:t>
+      </w:r>
+      <w:r>
+        <w:t xml:space="preserve">trình bày và áp dụng minh hoạ đầy đủ trong nghiên cứu đó, bài báo </w:t>
+      </w:r>
+      <w:r>
+        <w:rPr>
+          <w:lang w:val="en-US"/>
+        </w:rPr>
+        <w:t>này</w:t>
+      </w:r>
+      <w:r>
+        <w:t xml:space="preserve"> </w:t>
       </w:r>
       <w:r>
         <w:lastRenderedPageBreak/>
-        <w:t>cứu đó, bài báo hiện tại không lặp lại quá trình phát triển thuật toán, không trình bày lại chi tiết cơ chế cập nhật vị trí/tham số, và không nhằm chứng minh MOSFOA vượt trội so với các thuật toán tối ưu khác.</w:t>
+        <w:t>không lặp lại quá trình phát triển thuật toán, không trình bày lại chi tiết cơ chế cập nhật vị trí</w:t>
+      </w:r>
+      <w:r>
+        <w:rPr>
+          <w:lang w:val="en-US"/>
+        </w:rPr>
+        <w:t>/</w:t>
+      </w:r>
+      <w:r>
+        <w:t>tham số và không chứng minh MOSFOA vượt trội so với các thuật toán tối ưu khác.</w:t>
       </w:r>
     </w:p>
     <w:p>
@@ -331,122 +427,175 @@
         <w:pStyle w:val="JMSTContent"/>
       </w:pPr>
       <w:r>
-        <w:t>Một hạn chế phổ biến của các nghiên cứu ứng dụng thuật toán tối ưu trong kỹ thuật công trình là chỉ áp dụng, đánh giá trên một case-study đơn lẻ, khiến khó khẳng định khả năng áp dụng và tính ổn định của thuật toán khi cầu tàu có quy mô, tải trọng và điều kiện địa kỹ thuật khác biệt. Khoảng trống của bài báo hiện tại nằm ở đây: áp dụng thuật toán MOSFOA đã phát triển vào các bài toán hệ cọc cầu tàu thực tế với điều kiện kỹ thuật khác nhau, và xem xét đặc điểm các nghiệm Pareto thu được.</w:t>
+        <w:t xml:space="preserve">Một hạn chế phổ biến của các nghiên cứu ứng dụng thuật toán tối ưu trong kỹ thuật công trình là chỉ áp dụng, đánh giá trên một case-study đơn lẻ, khiến khó khẳng định khả năng áp dụng và tính ổn định của thuật toán khi cầu tàu có quy mô, tải trọng và điều kiện địa kỹ thuật khác biệt. </w:t>
+      </w:r>
+      <w:r>
+        <w:rPr>
+          <w:lang w:val="en-US"/>
+        </w:rPr>
+        <w:t>M</w:t>
+      </w:r>
+      <w:r>
+        <w:t xml:space="preserve">ục tiêu của bài báo là áp dụng MOSFOA </w:t>
+      </w:r>
+      <w:r>
+        <w:rPr>
+          <w:lang w:val="en-GB"/>
+        </w:rPr>
+        <w:t>đã được nhóm tác giả phát triển [1]</w:t>
+      </w:r>
+      <w:r>
+        <w:t xml:space="preserve"> vào bài toán tối ưu đa mục tiêu hệ cọc cầu tàu, xem xét các nghiệm Pareto thu được trên hai cầu tàu thực tế có đặc điểm kết cấu và địa kỹ thuật khác nhau. </w:t>
+      </w:r>
+      <w:r>
+        <w:t>Đóng góp của bài báo giới hạn ở ba điểm:</w:t>
+      </w:r>
+      <w:r>
+        <w:rPr>
+          <w:lang w:val="en-GB"/>
+        </w:rPr>
+        <w:t xml:space="preserve"> (1)</w:t>
+      </w:r>
+      <w:r>
+        <w:t xml:space="preserve"> </w:t>
+      </w:r>
+      <w:r>
+        <w:t>á</w:t>
+      </w:r>
+      <w:r>
+        <w:t>p dụng MOSFOA đã công bố vào bài toán tối ưu đa mục tiêu hệ cọc cầu tàu thực tế, kết nối trực tiếp với mô hình FEM qua SAP2000 OAPI</w:t>
+      </w:r>
+      <w:r>
+        <w:rPr>
+          <w:lang w:val="en-US"/>
+        </w:rPr>
+        <w:t xml:space="preserve">; </w:t>
+      </w:r>
+      <w:r>
+        <w:rPr>
+          <w:lang w:val="en-GB"/>
+        </w:rPr>
+        <w:t>(</w:t>
+      </w:r>
+      <w:r>
+        <w:rPr>
+          <w:lang w:val="en-GB"/>
+        </w:rPr>
+        <w:t>2</w:t>
+      </w:r>
+      <w:r>
+        <w:rPr>
+          <w:lang w:val="en-GB"/>
+        </w:rPr>
+        <w:t>)</w:t>
+      </w:r>
+      <w:r>
+        <w:rPr>
+          <w:lang w:val="en-GB"/>
+        </w:rPr>
+        <w:t xml:space="preserve"> p</w:t>
+      </w:r>
+      <w:r>
+        <w:t>hân tích các nghiệm Pareto và mối quan hệ đánh đổi (trade-off) giữa khối lượng vật liệu và chuyển vị ngang.</w:t>
+      </w:r>
+      <w:r>
+        <w:rPr>
+          <w:lang w:val="en-US"/>
+        </w:rPr>
+        <w:t xml:space="preserve"> </w:t>
+      </w:r>
+      <w:r>
+        <w:t xml:space="preserve">Tập Pareto tham chiếu </w:t>
+      </w:r>
+      <w:r>
+        <w:rPr>
+          <w:lang w:val="en-US"/>
+        </w:rPr>
+        <w:t>thu được</w:t>
+      </w:r>
+      <w:r>
+        <w:t xml:space="preserve"> dùng làm cơ sở đối chiếu để đánh giá kết quả MOSFOA, không phải một đóng góp độc lập tách rời khỏi mục tiêu ứng dụng nêu trên.</w:t>
       </w:r>
     </w:p>
     <w:p>
       <w:pPr>
-        <w:pStyle w:val="JMSTContent"/>
-      </w:pPr>
-      <w:r>
-        <w:t xml:space="preserve">Mục tiêu của bài báo là áp dụng MOSFOA </w:t>
-      </w:r>
-      <w:r>
-        <w:rPr>
-          <w:lang w:val="en-GB"/>
-        </w:rPr>
-        <w:t>đã được nhóm tác giả phát triển [1]</w:t>
-      </w:r>
-      <w:r>
-        <w:t xml:space="preserve"> vào bài toán tối ưu đa mục tiêu hệ cọc cầu tàu, xem xét các nghiệm Pareto thu được trên hai cầu tàu thực tế có đặc điểm kết cấu và địa kỹ thuật khác nhau. </w:t>
-      </w:r>
-      <w:r>
-        <w:t>Đóng góp của bài báo giới hạn ở ba điểm:</w:t>
-      </w:r>
-      <w:r>
-        <w:rPr>
-          <w:lang w:val="en-GB"/>
-        </w:rPr>
-        <w:t xml:space="preserve"> (1)</w:t>
-      </w:r>
-      <w:r>
-        <w:t xml:space="preserve">. </w:t>
-      </w:r>
-      <w:r>
-        <w:rPr>
-          <w:lang w:val="en-GB"/>
-        </w:rPr>
-        <w:t>Á</w:t>
-      </w:r>
-      <w:r>
-        <w:t>p dụng MOSFOA đã công bố vào bài toán tối ưu đa mục tiêu hệ cọc cầu tàu thực tế, kết nối trực tiếp với mô hình FEM qua SAP2000 OAPI.</w:t>
-      </w:r>
-      <w:r>
-        <w:rPr>
-          <w:lang w:val="en-GB"/>
-        </w:rPr>
-        <w:t xml:space="preserve">; Triển khai </w:t>
-      </w:r>
-      <w:r>
-        <w:t>trên hai cầu tàu có quy mô, tải trọng, hình học và điều kiện địa kỹ thuật khác nhau</w:t>
-      </w:r>
-      <w:r>
-        <w:rPr>
-          <w:lang w:val="en-GB"/>
-        </w:rPr>
-        <w:t>; (3)</w:t>
-      </w:r>
-      <w:r>
-        <w:t>Diễn giải kỹ thuật (Engineering interpretation): phân tích các nghiệm Pareto và mối quan hệ đánh đổi (trade-off) giữa khối lượng vật liệu và chuyển vị ngang.</w:t>
+        <w:pStyle w:val="JMSTTitlelevel01"/>
+      </w:pPr>
+      <w:r>
+        <w:t>2. Đối tượng và mô hình FEM</w:t>
       </w:r>
     </w:p>
     <w:p>
       <w:pPr>
         <w:pStyle w:val="JMSTContent"/>
-      </w:pPr>
-      <w:r>
-        <w:t xml:space="preserve">Tập Pareto tham chiếu xây dựng bằng </w:t>
-      </w:r>
-      <w:r>
-        <w:t xml:space="preserve">Duyệt </w:t>
-      </w:r>
-      <w:r>
-        <w:t>được dùng làm cơ sở đối chiếu để đánh giá kết quả MOSFOA, không phải một đóng góp độc lập tách rời khỏi mục tiêu ứng dụng nêu trên.</w:t>
+        <w:ind w:firstLine="0"/>
+      </w:pPr>
+      <w:r>
+        <w:t xml:space="preserve">Trong bài báo, hai trường hợp </w:t>
+      </w:r>
+      <w:r>
+        <w:rPr>
+          <w:lang w:val="en-GB"/>
+        </w:rPr>
+        <w:t xml:space="preserve">công trình thực tế được nghiên cứu </w:t>
+      </w:r>
+      <w:r>
+        <w:t>là Cầu tàu A và Cầu tàu B.</w:t>
       </w:r>
     </w:p>
     <w:p>
       <w:pPr>
-        <w:pStyle w:val="JMSTTitlelevel01"/>
-      </w:pPr>
-      <w:r>
-        <w:t>2. Đối tượng và mô hình FEM</w:t>
+        <w:pStyle w:val="JMSTTitlelevel02"/>
+      </w:pPr>
+      <w:r>
+        <w:t>2.1. Cầu tàu A</w:t>
       </w:r>
     </w:p>
     <w:p>
       <w:pPr>
         <w:pStyle w:val="JMSTContent"/>
-        <w:ind w:firstLine="0"/>
-      </w:pPr>
-      <w:r>
-        <w:t xml:space="preserve">Trong bài báo, hai trường hợp </w:t>
-      </w:r>
-      <w:r>
         <w:rPr>
           <w:lang w:val="en-GB"/>
         </w:rPr>
-        <w:t xml:space="preserve">công trình thực tế được nghiên cứu </w:t>
-      </w:r>
-      <w:r>
-        <w:t>là Cầu tàu A và Cầu tàu B.</w:t>
-      </w:r>
-    </w:p>
-    <w:p>
-      <w:pPr>
-        <w:pStyle w:val="JMSTTitlelevel02"/>
-      </w:pPr>
-      <w:r>
-        <w:t>2.1. Cầu tàu A</w:t>
-      </w:r>
-    </w:p>
-    <w:p>
-      <w:pPr>
-        <w:pStyle w:val="JMSTContent"/>
-        <w:rPr>
-          <w:lang w:val="en-GB"/>
-        </w:rPr>
-      </w:pPr>
-      <w:r>
-        <w:t>Cầu tàu container, tàu thiết kế 100.000DWT (mô hình đã dùng trong [1]). Mô hình FEM đại diện một phân đoạn tiêu chuẩn dài ~75,0m (14 nhịp × 5,1m), rộng 50,0m, cao trình đỉnh bến +5,50m (Hải đồ), đáy bến −16,0m. Hệ cọc chính gồm 132 cọc ống BTCT ứng suất trước D800-t130 và 60 cọc ống thép D1016-t16 phụ trợ (giữ nguyên, không đưa vào biến tối ưu). Bê tông cọc M800, dầm/bản M400. Điều kiện biên chân cọc mô phỏng bằng lò xo trục U3 rời rạc tại 178 nút.</w:t>
+      </w:pPr>
+      <w:r>
+        <w:t xml:space="preserve">Cầu tàu </w:t>
+      </w:r>
+      <w:r>
+        <w:rPr>
+          <w:lang w:val="en-US"/>
+        </w:rPr>
+        <w:t xml:space="preserve">cho bến cảng </w:t>
+      </w:r>
+      <w:r>
+        <w:t>container, tàu thiết kế 100.000DWT</w:t>
+      </w:r>
+      <w:r>
+        <w:rPr>
+          <w:lang w:val="en-US"/>
+        </w:rPr>
+        <w:t>. P</w:t>
+      </w:r>
+      <w:r>
+        <w:t xml:space="preserve">hân đoạn tiêu chuẩn dài ~75,0m (14 nhịp × 5,1m), </w:t>
+      </w:r>
+      <w:r>
+        <w:rPr>
+          <w:lang w:val="en-US"/>
+        </w:rPr>
+        <w:t xml:space="preserve">chiều </w:t>
+      </w:r>
+      <w:r>
+        <w:t>rộng 50,0m, cao trình đỉnh bến +5,50m (Hải đồ), đáy bến −16,0m. Hệ cọc chính gồm 132 cọc ống BTCT ứng suất trước D800-130 và 60 cọc ống thép D1016-16 phụ trợ. Bê tông cọc M800, dầm</w:t>
+      </w:r>
+      <w:r>
+        <w:rPr>
+          <w:lang w:val="en-US"/>
+        </w:rPr>
+        <w:t xml:space="preserve"> - </w:t>
+      </w:r>
+      <w:r>
+        <w:t>bản M400. Điều kiện biên chân cọc mô phỏng bằng lò xo trục U3 rời rạc tại 178 nút.</w:t>
       </w:r>
     </w:p>
     <w:p>
@@ -555,10 +704,7 @@
         <w:pStyle w:val="JMSTFigTitle"/>
       </w:pPr>
       <w:r>
-        <w:t xml:space="preserve">Hình 1. </w:t>
-      </w:r>
-      <w:r>
-        <w:t>Mô hình Fem phân đoạn cầu tàu 100.000 DWT</w:t>
+        <w:t>Hình 1. Mô hình Fem phân đoạn cầu tàu 100.000 DWT</w:t>
       </w:r>
     </w:p>
     <w:p>
@@ -573,11 +719,53 @@
       <w:pPr>
         <w:pStyle w:val="JMSTContent"/>
         <w:rPr>
-          <w:lang w:val="en-GB"/>
-        </w:rPr>
-      </w:pPr>
-      <w:r>
-        <w:t>Cầu tàu tàu thiết kế 30.000DWT. Phân đoạn tiêu chuẩn dài ~75,44m, rộng 24,0m, cao trình đỉnh bến +5,50m (Hải đồ), đáy bến −10,60m (giai đoạn 1). Hệ cọc gồm 132 cọc ống BTCT ứng suất trước D700-t130 (không có cọc thép phụ trợ). Bê tông cọc M600, dầm/bản M350. Điều kiện biên chân cọc mô phỏng bằng ngàm cứng tuyệt đối tại chiều dài ngàm ảo (132 nút), tính sẵn theo TCXD 205:1998 trong hồ sơ gốc.</w:t>
+          <w:lang w:val="en-US"/>
+        </w:rPr>
+      </w:pPr>
+      <w:r>
+        <w:t xml:space="preserve">Cầu tàu </w:t>
+      </w:r>
+      <w:r>
+        <w:rPr>
+          <w:lang w:val="en-US"/>
+        </w:rPr>
+        <w:t xml:space="preserve">cho bến cảng </w:t>
+      </w:r>
+      <w:r>
+        <w:t xml:space="preserve">container, </w:t>
+      </w:r>
+      <w:r>
+        <w:rPr>
+          <w:lang w:val="en-US"/>
+        </w:rPr>
+        <w:t xml:space="preserve">tàu </w:t>
+      </w:r>
+      <w:r>
+        <w:t xml:space="preserve">thiết kế 30.000DWT. Phân đoạn tiêu chuẩn dài ~75,44m, </w:t>
+      </w:r>
+      <w:r>
+        <w:rPr>
+          <w:lang w:val="en-US"/>
+        </w:rPr>
+        <w:t xml:space="preserve">chiều </w:t>
+      </w:r>
+      <w:r>
+        <w:t>rộng 24,0m, cao trình đỉnh bến +5,50m (Hải đồ), đáy bến −10,60m (giai đoạn 1). Hệ cọc gồm 132 cọc ống BTCT ứng suất trước D700-130. Bê tông cọc M600, dầm</w:t>
+      </w:r>
+      <w:r>
+        <w:rPr>
+          <w:lang w:val="en-US"/>
+        </w:rPr>
+        <w:t>-</w:t>
+      </w:r>
+      <w:r>
+        <w:t>bản M350. Điều kiện biên chân cọc mô phỏng bằng ngàm cứng tuyệt đối tại chiều dài ngàm ảo (132 nút)</w:t>
+      </w:r>
+      <w:r>
+        <w:rPr>
+          <w:lang w:val="en-US"/>
+        </w:rPr>
+        <w:t>.</w:t>
       </w:r>
     </w:p>
     <w:p>
@@ -660,13 +848,7 @@
         <w:pStyle w:val="JMSTFigTitle"/>
       </w:pPr>
       <w:r>
-        <w:t xml:space="preserve">Hình 1. Mô hình Fem phân đoạn cầu tàu </w:t>
-      </w:r>
-      <w:r>
-        <w:t>3</w:t>
-      </w:r>
-      <w:r>
-        <w:t>0.000 DWT</w:t>
+        <w:t>Hình 1. Mô hình Fem phân đoạn cầu tàu 30.000 DWT</w:t>
       </w:r>
     </w:p>
     <w:p>
@@ -675,7 +857,43 @@
         <w:ind w:firstLine="0"/>
       </w:pPr>
       <w:r>
-        <w:t>Hai cầu tàu khác biệt rõ rệt về quy mô (rộng bến gấp ~2 lần, số cọc/phân đoạn gấp ~1,45 lần), mác vật liệu và cách mô hình hoá điều kiện biên nền cọc — tạo thành hai case-study có quy mô và đặc điểm mô hình khác nhau, phù hợp để đánh giá khả năng áp dụng của MOSFOA trên các bài toán kỹ thuật thực tế.</w:t>
+        <w:t>Hai cầu tàu khác biệt rõ rệt về quy mô</w:t>
+      </w:r>
+      <w:r>
+        <w:rPr>
+          <w:lang w:val="en-US"/>
+        </w:rPr>
+        <w:t xml:space="preserve"> và cấp công trình</w:t>
+      </w:r>
+      <w:r>
+        <w:t xml:space="preserve"> (</w:t>
+      </w:r>
+      <w:r>
+        <w:rPr>
+          <w:lang w:val="en-US"/>
+        </w:rPr>
+        <w:t xml:space="preserve">chiều </w:t>
+      </w:r>
+      <w:r>
+        <w:t>rộng bến gấp ~2 lần, số cọc/phân đoạn gấp ~1,45 lần), mác vật liệu và cách mô hình hoá điều kiện biên nền cọc</w:t>
+      </w:r>
+      <w:r>
+        <w:rPr>
+          <w:lang w:val="en-US"/>
+        </w:rPr>
+        <w:t xml:space="preserve"> -</w:t>
+      </w:r>
+      <w:r>
+        <w:t xml:space="preserve"> tạo thành hai </w:t>
+      </w:r>
+      <w:r>
+        <w:rPr>
+          <w:lang w:val="en-US"/>
+        </w:rPr>
+        <w:t>trường hợp nghiên cứu</w:t>
+      </w:r>
+      <w:r>
+        <w:t xml:space="preserve"> có quy mô và đặc điểm mô hình khác nhau, phù hợp để đánh giá khả năng áp dụng của MOSFOA trên các bài toán kỹ thuật thực tế.</w:t>
       </w:r>
     </w:p>
     <w:p>
@@ -683,14 +901,25 @@
         <w:pStyle w:val="JMSTContent"/>
       </w:pPr>
       <w:r>
-        <w:t xml:space="preserve">Tải trọng và tổ hợp tải trọng trong hai mô hình </w:t>
-      </w:r>
-      <w:r>
-        <w:lastRenderedPageBreak/>
-        <w:t xml:space="preserve">FEM được kế thừa nguyên trạng từ hồ sơ thiết kế/khai thác gốc của từng công trình và được xây dựng theo bộ tiêu chuẩn áp dụng tại thời điểm thiết kế, gồm 22TCN 222-95 và 22TCN 207-92; đối với Cầu tàu A, bổ sung TCVN 9386:2012 và tiêu chuẩn thiết kế móng cọc TCVN 10304:2014; đối với Cầu tàu B, móng cọc được xây dựng theo TCXD 205:1998. Một số tiêu chuẩn nêu trên đã được thay </w:t>
-      </w:r>
-      <w:r>
-        <w:t>thế bởi các phiên bản mới hơn tại thời điểm công bố bài báo. Trong nghiên cứu này, các mô hình FEM được giữ nguyên để làm cơ sở phân tích số và đánh giá khả năng áp dụng của quy trình tối ưu MOSFOA, không nhằm cập nhật hoặc thiết kế lại các cầu tàu theo hệ thống tiêu chuẩn hiện hành.</w:t>
+        <w:t>Tải trọng và tổ hợp tải trọng trong hai mô hình FEM được kế thừa nguyên trạng từ hồ sơ thiết kế</w:t>
+      </w:r>
+      <w:r>
+        <w:rPr>
+          <w:lang w:val="en-US"/>
+        </w:rPr>
+        <w:t xml:space="preserve"> </w:t>
+      </w:r>
+      <w:r>
+        <w:t>gốc của từng công trình và được xây dựng theo bộ tiêu chuẩn áp dụng tại thời điểm thiết kế</w:t>
+      </w:r>
+      <w:r>
+        <w:rPr>
+          <w:lang w:val="en-US"/>
+        </w:rPr>
+        <w:t>, m</w:t>
+      </w:r>
+      <w:r>
+        <w:t>ột số tiêu chuẩn đã được thay thế bởi các phiên bản mới hơn tại thời điểm công bố bài báo. Trong nghiên cứu này, các mô hình FEM được giữ nguyên để làm cơ sở phân tích số và đánh giá khả năng áp dụng của quy trình tối ưu MOSFOA, không nhằm cập nhật hoặc thiết kế lại các cầu tàu theo hệ thống tiêu chuẩn hiện hành.</w:t>
       </w:r>
     </w:p>
     <w:p>
@@ -765,6 +994,7 @@
                 <w:b/>
                 <w:bCs/>
               </w:rPr>
+              <w:lastRenderedPageBreak/>
               <w:t>Thông số</w:t>
             </w:r>
           </w:p>
@@ -980,7 +1210,43 @@
               </w:rPr>
             </w:pPr>
             <w:r>
-              <w:t>192 (132 BTCT + 60 thép)</w:t>
+              <w:t xml:space="preserve">192 </w:t>
+            </w:r>
+            <w:r>
+              <w:t xml:space="preserve">gồm </w:t>
+            </w:r>
+            <w:r>
+              <w:t xml:space="preserve">132 </w:t>
+            </w:r>
+            <w:r>
+              <w:t xml:space="preserve">cọc </w:t>
+            </w:r>
+            <w:r>
+              <w:t>BTCT</w:t>
+            </w:r>
+            <w:r>
+              <w:t xml:space="preserve"> D</w:t>
+            </w:r>
+            <w:r>
+              <w:t>8</w:t>
+            </w:r>
+            <w:r>
+              <w:t>00-130</w:t>
+            </w:r>
+            <w:r>
+              <w:t xml:space="preserve"> </w:t>
+            </w:r>
+            <w:r>
+              <w:t xml:space="preserve"> và </w:t>
+            </w:r>
+            <w:r>
+              <w:t>60</w:t>
+            </w:r>
+            <w:r>
+              <w:t xml:space="preserve"> cọc thép D1016-16</w:t>
+            </w:r>
+            <w:r>
+              <w:t>)</w:t>
             </w:r>
           </w:p>
         </w:tc>
@@ -999,7 +1265,7 @@
               </w:rPr>
             </w:pPr>
             <w:r>
-              <w:t>132 (chỉ BTCT)</w:t>
+              <w:t xml:space="preserve">132 cọc BTCT D700-130  </w:t>
             </w:r>
           </w:p>
         </w:tc>
@@ -1190,95 +1456,6 @@
           </w:p>
         </w:tc>
       </w:tr>
-      <w:tr>
-        <w:trPr>
-          <w:cantSplit/>
-        </w:trPr>
-        <w:tc>
-          <w:tcPr>
-            <w:tcW w:w="2200" w:type="dxa"/>
-            <w:vAlign w:val="center"/>
-          </w:tcPr>
-          <w:p>
-            <w:pPr>
-              <w:spacing w:before="20" w:after="20" w:line="240" w:lineRule="atLeast"/>
-              <w:jc w:val="left"/>
-              <w:rPr>
-                <w:sz w:val="18"/>
-                <w:szCs w:val="18"/>
-              </w:rPr>
-            </w:pPr>
-            <w:r>
-              <w:t>Hệ số tin cậy γ</w:t>
-            </w:r>
-            <w:r>
-              <w:rPr>
-                <w:vertAlign w:val="subscript"/>
-              </w:rPr>
-              <w:t>n</w:t>
-            </w:r>
-            <w:r>
-              <w:t xml:space="preserve"> (TCVN 10304:2025)</w:t>
-            </w:r>
-          </w:p>
-        </w:tc>
-        <w:tc>
-          <w:tcPr>
-            <w:tcW w:w="3350" w:type="dxa"/>
-            <w:vAlign w:val="center"/>
-          </w:tcPr>
-          <w:p>
-            <w:pPr>
-              <w:spacing w:before="20" w:after="20" w:line="240" w:lineRule="atLeast"/>
-              <w:jc w:val="center"/>
-              <w:rPr>
-                <w:sz w:val="18"/>
-                <w:szCs w:val="18"/>
-              </w:rPr>
-            </w:pPr>
-            <w:r>
-              <w:t>C2, γ</w:t>
-            </w:r>
-            <w:r>
-              <w:rPr>
-                <w:vertAlign w:val="subscript"/>
-              </w:rPr>
-              <w:t>n</w:t>
-            </w:r>
-            <w:r>
-              <w:t>=1,15</w:t>
-            </w:r>
-          </w:p>
-        </w:tc>
-        <w:tc>
-          <w:tcPr>
-            <w:tcW w:w="3350" w:type="dxa"/>
-            <w:vAlign w:val="center"/>
-          </w:tcPr>
-          <w:p>
-            <w:pPr>
-              <w:spacing w:before="20" w:after="20" w:line="240" w:lineRule="atLeast"/>
-              <w:jc w:val="center"/>
-              <w:rPr>
-                <w:sz w:val="18"/>
-                <w:szCs w:val="18"/>
-              </w:rPr>
-            </w:pPr>
-            <w:r>
-              <w:t>C2, γ</w:t>
-            </w:r>
-            <w:r>
-              <w:rPr>
-                <w:vertAlign w:val="subscript"/>
-              </w:rPr>
-              <w:t>n</w:t>
-            </w:r>
-            <w:r>
-              <w:t>=1,15</w:t>
-            </w:r>
-          </w:p>
-        </w:tc>
-      </w:tr>
     </w:tbl>
     <w:p>
       <w:pPr>
@@ -1305,11 +1482,71 @@
       <w:pPr>
         <w:pStyle w:val="JMSTContent"/>
         <w:rPr>
-          <w:lang w:val="en-GB"/>
-        </w:rPr>
-      </w:pPr>
-      <w:r>
-        <w:t>Cả hai mô hình được giữ nguyên bản chất gốc theo hồ sơ thiết kế/khai thác thực tế (xem 2.1–2.3), dựng sẵn trong SAP2000, và được sử dụng làm cơ sở phân tích số (numerical analysis basis) cho bài toán tối ưu. Trong toàn bộ quá trình tối ưu, chỉ tiết diện cọc (đường kính D, chiều dày thành t theo chỉ số catalogue) được cập nhật cho từng phương án đánh giá; các thông số điều kiện biên nền cọc (độ cứng lò xo ở Cầu tàu A, chiều dài ngàm ảo ở Cầu tàu B) được giữ cố định theo giá trị của mô hình gốc, không được tính lại theo đường kính cọc D trong vòng lặp tối ưu. Đây là một giả thiết mô hình hoá tường minh (không phải một nghiên cứu tương tác đất–cọc–kết cấu, SSI, mới), được nêu rõ lại ở mục Hạn chế (6.8). Không hiệu chỉnh cách mô hình hoá nền của cầu tàu này theo cầu tàu kia.</w:t>
+          <w:lang w:val="en-US"/>
+        </w:rPr>
+      </w:pPr>
+      <w:r>
+        <w:t>Cả hai mô hình được giữ nguyên bản chất gốc theo hồ sơ thiết kế</w:t>
+      </w:r>
+      <w:r>
+        <w:rPr>
+          <w:lang w:val="en-US"/>
+        </w:rPr>
+        <w:t>c</w:t>
+      </w:r>
+      <w:r>
+        <w:t>, dựng sẵn trong SAP2000, và được sử dụng làm cơ sở phân tích số cho bài toán tối ưu. Trong toàn bộ quá trình tối ưu, chỉ</w:t>
+      </w:r>
+      <w:r>
+        <w:rPr>
+          <w:lang w:val="en-US"/>
+        </w:rPr>
+        <w:t xml:space="preserve"> sử dụng</w:t>
+      </w:r>
+      <w:r>
+        <w:t xml:space="preserve"> tiết diện cọc (đường kính D, chiều dày thành t theo </w:t>
+      </w:r>
+      <w:r>
+        <w:rPr>
+          <w:lang w:val="en-US"/>
+        </w:rPr>
+        <w:t xml:space="preserve">bảng tra </w:t>
+      </w:r>
+      <w:r>
+        <w:t>catalogue</w:t>
+      </w:r>
+      <w:r>
+        <w:rPr>
+          <w:lang w:val="en-US"/>
+        </w:rPr>
+        <w:t>, phân loại Class</w:t>
+      </w:r>
+      <w:r>
+        <w:t xml:space="preserve">) được cập nhật cho từng phương án đánh giá; các thông số điều kiện biên nền cọc được giữ cố định theo giá trị của mô hình gốc, không được tính lại theo đường kính cọc D trong vòng lặp tối ưu. Đây là một giả thiết </w:t>
+      </w:r>
+      <w:r>
+        <w:rPr>
+          <w:lang w:val="en-US"/>
+        </w:rPr>
+        <w:t xml:space="preserve">nhằm đơn giản hoá </w:t>
+      </w:r>
+      <w:r>
+        <w:t>mô hình (</w:t>
+      </w:r>
+      <w:r>
+        <w:rPr>
+          <w:lang w:val="en-US"/>
+        </w:rPr>
+        <w:t>chưa xét đến</w:t>
+      </w:r>
+      <w:r>
+        <w:t xml:space="preserve"> tương tác đất–cọc–kết cấu, SSI)</w:t>
+      </w:r>
+      <w:r>
+        <w:rPr>
+          <w:lang w:val="en-US"/>
+        </w:rPr>
+        <w:t>.</w:t>
       </w:r>
     </w:p>
     <w:p>
@@ -1335,27 +1572,168 @@
         <w:ind w:firstLine="0"/>
       </w:pPr>
       <w:r>
-        <w:t>MOSFOA → sinh chỉ số catalogue (biến thiết kế) → MATLAB → tham số hoá tiết diện cọc trong mô hình SAP2000 tương ứng qua OAPI (PropFrame.SetPipe) → chạy phân tích kết cấu (Analyze.RunAnalysis) → trích nội lực (Results.FrameForce) và chuyển vị (Results.JointDispl, nhóm GroupElm) → kiểm tra ràng buộc kết cấu/địa kỹ thuật → tính f1, f2 → trả kết quả (fitness) cho MOSFOA tiếp tục tìm kiếm.</w:t>
+        <w:t>MOSFOA</w:t>
+      </w:r>
+      <w:r>
+        <w:rPr>
+          <w:lang w:val="en-US"/>
+        </w:rPr>
+        <w:t xml:space="preserve"> </w:t>
+      </w:r>
+      <w:r>
+        <w:t>→</w:t>
+      </w:r>
+      <w:r>
+        <w:rPr>
+          <w:lang w:val="en-US"/>
+        </w:rPr>
+        <w:t xml:space="preserve"> </w:t>
+      </w:r>
+      <w:r>
+        <w:t>sinh biến thiết kế</w:t>
+      </w:r>
+      <w:r>
+        <w:rPr>
+          <w:lang w:val="en-US"/>
+        </w:rPr>
+        <w:t xml:space="preserve"> </w:t>
+      </w:r>
+      <w:r>
+        <w:t>→</w:t>
+      </w:r>
+      <w:r>
+        <w:rPr>
+          <w:lang w:val="en-US"/>
+        </w:rPr>
+        <w:t xml:space="preserve"> </w:t>
+      </w:r>
+      <w:r>
+        <w:t>MATLAB</w:t>
+      </w:r>
+      <w:r>
+        <w:rPr>
+          <w:lang w:val="en-US"/>
+        </w:rPr>
+        <w:t xml:space="preserve"> </w:t>
+      </w:r>
+      <w:r>
+        <w:t>→</w:t>
+      </w:r>
+      <w:r>
+        <w:rPr>
+          <w:lang w:val="en-US"/>
+        </w:rPr>
+        <w:t xml:space="preserve"> </w:t>
+      </w:r>
+      <w:r>
+        <w:t>tham số hoá tiết diện cọc trong mô hình SAP2000 tương ứng qua OAPI</w:t>
+      </w:r>
+      <w:r>
+        <w:rPr>
+          <w:lang w:val="en-US"/>
+        </w:rPr>
+        <w:t xml:space="preserve"> </w:t>
+      </w:r>
+      <w:r>
+        <w:t>chạy phân tích kết cấu</w:t>
+      </w:r>
+      <w:r>
+        <w:rPr>
+          <w:lang w:val="en-US"/>
+        </w:rPr>
+        <w:t xml:space="preserve"> </w:t>
+      </w:r>
+      <w:r>
+        <w:t>→</w:t>
+      </w:r>
+      <w:r>
+        <w:rPr>
+          <w:lang w:val="en-US"/>
+        </w:rPr>
+        <w:t xml:space="preserve"> </w:t>
+      </w:r>
+      <w:r>
+        <w:t>trích nội lực</w:t>
+      </w:r>
+      <w:r>
+        <w:rPr>
+          <w:lang w:val="en-US"/>
+        </w:rPr>
+        <w:t xml:space="preserve"> </w:t>
+      </w:r>
+      <w:r>
+        <w:t xml:space="preserve">và chuyển vị → kiểm tra ràng buộc kết cấu/địa kỹ thuật → tính </w:t>
+      </w:r>
+      <w:r>
+        <w:rPr>
+          <w:lang w:val="en-US"/>
+        </w:rPr>
+        <w:t xml:space="preserve">hàm mục tiêu </w:t>
+      </w:r>
+      <w:r>
+        <w:t>f1, f2 → trả kết quả cho MOSFOA tiếp tục tìm kiếm.</w:t>
       </w:r>
     </w:p>
     <w:p>
       <w:pPr>
         <w:pStyle w:val="JMSTContent"/>
         <w:rPr>
+          <w:lang w:val="en-US"/>
+        </w:rPr>
+      </w:pPr>
+      <w:r>
+        <w:t xml:space="preserve">Hai mô hình SAP2000 của Cầu tàu A và Cầu tàu B được giữ hoàn toàn tách biệt trong suốt quá trình chạy, không gộp chung. Trong quá trình triển khai quy trình tự động hoá này, ba điểm cần kiểm soát độ tin cậy tính toán đã được rà soát và xử lý trước khi thực hiện </w:t>
+      </w:r>
+      <w:r>
+        <w:rPr>
+          <w:lang w:val="en-US"/>
+        </w:rPr>
+        <w:t>các lượt chạy</w:t>
+      </w:r>
+      <w:r>
+        <w:t xml:space="preserve"> chính thức: (</w:t>
+      </w:r>
+      <w:r>
+        <w:rPr>
+          <w:lang w:val="en-US"/>
+        </w:rPr>
+        <w:t>1</w:t>
+      </w:r>
+      <w:r>
+        <w:t>) chọn đúng loại nhóm phần tử khi truy vấn chuyển vị theo tên nhóm; (</w:t>
+      </w:r>
+      <w:r>
+        <w:rPr>
+          <w:lang w:val="en-US"/>
+        </w:rPr>
+        <w:t>2</w:t>
+      </w:r>
+      <w:r>
+        <w:t>) đối chiếu tên tổ hợp tải trọng khống chế chuyển vị đúng với danh sách tổ hợp thực có trong mô hình; (</w:t>
+      </w:r>
+      <w:r>
+        <w:rPr>
+          <w:lang w:val="en-US"/>
+        </w:rPr>
+        <w:t>3</w:t>
+      </w:r>
+      <w:r>
+        <w:t xml:space="preserve">) xác nhận đúng thứ tự cột trả về của hàm </w:t>
+      </w:r>
+      <w:r>
+        <w:rPr>
           <w:lang w:val="en-GB"/>
         </w:rPr>
-      </w:pPr>
-      <w:r>
-        <w:t xml:space="preserve">Hai mô hình SAP2000 của Cầu tàu A và Cầu tàu B được giữ hoàn toàn tách biệt trong suốt quá trình chạy, không gộp chung. Trong quá trình triển khai quy trình tự động hoá này, ba điểm cần kiểm soát độ tin cậy tính toán đã được rà soát và xử lý trước khi thực hiện campaign chính thức: (i) chọn đúng loại nhóm phần tử khi truy vấn chuyển vị theo tên nhóm; (ii) đối chiếu tên tổ hợp tải trọng khống chế chuyển vị đúng với danh sách tổ hợp thực có trong mô hình; (iii) xác nhận đúng thứ tự cột trả về của hàm </w:t>
-      </w:r>
-      <w:r>
-        <w:rPr>
-          <w:lang w:val="en-GB"/>
-        </w:rPr>
         <w:t>nội lực</w:t>
       </w:r>
       <w:r>
-        <w:t xml:space="preserve"> (P, V2, V3, T, M2, M3) theo tài liệu OAPI CSI trước khi trích nội lực dọc trục và mô men. Đây là các bước kiểm soát chất lượng dữ liệu đầu vào cho vòng lặp tối ưu, không phải nội dung đóng góp khoa học chính của bài báo.</w:t>
+        <w:t xml:space="preserve"> (P, V2, V3, T, M2, M3) theo tài liệu OAPI CSI trước khi trích nội lực dọc trục và mô men. Đây là các bước kiểm soát chất lượng dữ liệu đầu vào cho vòng lặp tối ưu</w:t>
+      </w:r>
+      <w:r>
+        <w:rPr>
+          <w:lang w:val="en-US"/>
+        </w:rPr>
+        <w:t>.</w:t>
       </w:r>
     </w:p>
     <w:p>
@@ -1379,7 +1757,43 @@
         <w:pStyle w:val="JMSTContent"/>
       </w:pPr>
       <w:r>
-        <w:t>Biến thiết kế duy nhất là chỉ số nguyên x ∈ [1,33] trỏ vào bảng catalogue cọc ly tâm ứng suất trước AMACCAO (11 đường kính D300–D1200mm × 3 cấp ứng suất trước A/B/C = 33 dòng), mỗi chỉ số xác định trọn bộ cặp (D</w:t>
+        <w:t xml:space="preserve">Biến thiết kế duy nhất là chỉ số nguyên x ∈ [1,33] </w:t>
+      </w:r>
+      <w:r>
+        <w:rPr>
+          <w:lang w:val="en-US"/>
+        </w:rPr>
+        <w:t xml:space="preserve">theo </w:t>
+      </w:r>
+      <w:r>
+        <w:t>bảng catalogue cọc ly tâm ứng suất trước (</w:t>
+      </w:r>
+      <w:r>
+        <w:rPr>
+          <w:lang w:val="en-US"/>
+        </w:rPr>
+        <w:t xml:space="preserve">gồm </w:t>
+      </w:r>
+      <w:r>
+        <w:t>11 đường kính D300–D1200mm</w:t>
+      </w:r>
+      <w:r>
+        <w:rPr>
+          <w:lang w:val="en-US"/>
+        </w:rPr>
+        <w:t xml:space="preserve"> tương ứng với </w:t>
+      </w:r>
+      <w:r>
+        <w:t xml:space="preserve">3 cấp ứng suất trước A/B/C), mỗi chỉ số xác định trọn bộ </w:t>
+      </w:r>
+      <w:r>
+        <w:rPr>
+          <w:lang w:val="en-US"/>
+        </w:rPr>
+        <w:t xml:space="preserve"> ba </w:t>
+      </w:r>
+      <w:r>
+        <w:t>cặp (D</w:t>
       </w:r>
       <w:r>
         <w:rPr>
@@ -1397,7 +1811,16 @@
         <w:t>cọc</w:t>
       </w:r>
       <w:r>
-        <w:t>, Class). Cọc thép phụ trợ ở Cầu tàu A giữ cố định, không đưa vào biến tối ưu; số lượng, bước cọc và cấu tạo dầm/bản giữ nguyên theo mô hình gốc.</w:t>
+        <w:t>, Class). Cọc thép phụ trợ ở Cầu tàu A giữ cố định, không đưa vào biến tối ưu; số lượng, bước cọc và cấu tạo dầm</w:t>
+      </w:r>
+      <w:r>
+        <w:rPr>
+          <w:lang w:val="en-US"/>
+        </w:rPr>
+        <w:t>-</w:t>
+      </w:r>
+      <w:r>
+        <w:t>bản giữ nguyên theo mô hình gốc.</w:t>
       </w:r>
     </w:p>
     <w:p>
@@ -1410,605 +1833,1238 @@
     </w:p>
     <w:p>
       <w:pPr>
-        <w:pStyle w:val="JMSTContent"/>
-        <w:ind w:left="200" w:hanging="200"/>
-      </w:pPr>
-      <w:r>
-        <w:t xml:space="preserve">- f1 = min(khối lượng vật liệu cọc) — dùng làm đại lượng kỹ thuật đại diện cho mức tiêu hao vật liệu, </w:t>
-      </w:r>
-      <w:r>
-        <w:lastRenderedPageBreak/>
-        <w:t>tính từ khối lượng/m theo catalogue × số cọc × chiều dài chế tạo. Không quy đổi trực tiếp sang chi phí xây dựng do chưa có dữ liệu đơn giá đáng tin cậy trong phạm vi nghiên cứu.</w:t>
+        <w:spacing w:before="40" w:after="40" w:line="260" w:lineRule="exact"/>
+        <w:ind w:firstLine="284"/>
+      </w:pPr>
+      <w:r>
+        <w:t xml:space="preserve">Hàm khối lượng vật liệu cọc: </w:t>
       </w:r>
     </w:p>
     <w:p>
       <w:pPr>
-        <w:pStyle w:val="JMSTContent"/>
-        <w:ind w:left="200" w:hanging="200"/>
-      </w:pPr>
-      <w:r>
-        <w:t>- f2 = min(chuyển vị ngang lớn nhất tại đỉnh bến) — trích từ tổ hợp tải trọng khống chế chuyển vị của mỗi cầu tàu (A: tổ hợp "BAO KT"; B: tổ hợp "COMB14"/"BAO").</w:t>
+        <w:spacing w:before="40" w:after="40" w:line="260" w:lineRule="exact"/>
+        <w:ind w:firstLine="284"/>
+      </w:pPr>
+      <w:r>
+        <w:t>f</w:t>
+      </w:r>
+      <w:r>
+        <w:rPr>
+          <w:vertAlign w:val="subscript"/>
+        </w:rPr>
+        <w:t>1</w:t>
+      </w:r>
+      <w:r>
+        <w:t>(x) = n</w:t>
+      </w:r>
+      <w:r>
+        <w:rPr>
+          <w:vertAlign w:val="subscript"/>
+        </w:rPr>
+        <w:t>p</w:t>
+      </w:r>
+      <w:r>
+        <w:t xml:space="preserve"> · L</w:t>
+      </w:r>
+      <w:r>
+        <w:rPr>
+          <w:vertAlign w:val="subscript"/>
+        </w:rPr>
+        <w:t>p</w:t>
+      </w:r>
+      <w:r>
+        <w:t xml:space="preserve"> · m(D(x), t(x))   </w:t>
+      </w:r>
+      <w:r>
+        <w:tab/>
+      </w:r>
+      <w:r>
+        <w:t>(</w:t>
+      </w:r>
+      <w:r>
+        <w:t>1</w:t>
+      </w:r>
+      <w:r>
+        <w:t>)</w:t>
       </w:r>
     </w:p>
     <w:p>
       <w:pPr>
-        <w:pStyle w:val="JMSTContent"/>
-      </w:pPr>
-      <w:r>
-        <w:t>Không bổ sung mục tiêu thứ ba (chi phí, phát thải carbon, thời gian thi công...) so với phạm vi đã xác lập cho nghiên cứu.</w:t>
+        <w:spacing w:before="40" w:after="40" w:line="260" w:lineRule="exact"/>
+        <w:ind w:firstLine="284"/>
+      </w:pPr>
+      <w:r>
+        <w:t>T</w:t>
+      </w:r>
+      <w:r>
+        <w:t>rong đó n</w:t>
+      </w:r>
+      <w:r>
+        <w:rPr>
+          <w:vertAlign w:val="subscript"/>
+        </w:rPr>
+        <w:t>p</w:t>
+      </w:r>
+      <w:r>
+        <w:t xml:space="preserve"> = 132 là số cọc chính đưa vào biến tối ưu ở cả hai cầu tàu, L</w:t>
+      </w:r>
+      <w:r>
+        <w:rPr>
+          <w:vertAlign w:val="subscript"/>
+        </w:rPr>
+        <w:t>p</w:t>
+      </w:r>
+      <w:r>
+        <w:t xml:space="preserve"> là chiều dài chế tạo cọc theo mô hình gốc của từng cầu tàu, và m(D(x), t(x)) là khối lượng trên một đơn vị chiều dài tra trực tiếp từ catalogue</w:t>
+      </w:r>
+      <w:r>
+        <w:t xml:space="preserve"> </w:t>
+      </w:r>
+      <w:r>
+        <w:t xml:space="preserve">[4] ứng với cặp (D,t). </w:t>
+      </w:r>
+      <w:r>
+        <w:t xml:space="preserve">Hàm </w:t>
+      </w:r>
+      <w:r>
+        <w:t>f</w:t>
+      </w:r>
+      <w:r>
+        <w:rPr>
+          <w:vertAlign w:val="subscript"/>
+        </w:rPr>
+        <w:t>1</w:t>
+      </w:r>
+      <w:r>
+        <w:t xml:space="preserve"> được dùng làm đại lượng kỹ thuật đại diện cho mức tiêu hao vật liệu, không quy đổi trực tiếp sang chi phí xây dựng</w:t>
+      </w:r>
+      <w:r>
+        <w:t>.</w:t>
       </w:r>
     </w:p>
     <w:p>
       <w:pPr>
-        <w:pStyle w:val="JMSTTitlelevel02"/>
-      </w:pPr>
-      <w:r>
-        <w:t>3.3. Ràng buộc kết cấu</w:t>
+        <w:spacing w:before="40" w:after="40" w:line="260" w:lineRule="exact"/>
+        <w:ind w:firstLine="284"/>
+      </w:pPr>
+      <w:r>
+        <w:t xml:space="preserve">Hàm chuyển vị ngang lớn nhất tại đỉnh bến: </w:t>
       </w:r>
     </w:p>
     <w:p>
       <w:pPr>
-        <w:pStyle w:val="JMSTContent"/>
-      </w:pPr>
-      <w:r>
-        <w:t>Nội lực dọc trục N</w:t>
+        <w:spacing w:before="40" w:after="40" w:line="260" w:lineRule="exact"/>
+        <w:ind w:firstLine="284"/>
+      </w:pPr>
+      <w:r>
+        <w:t>f</w:t>
       </w:r>
       <w:r>
         <w:rPr>
           <w:vertAlign w:val="subscript"/>
         </w:rPr>
-        <w:t>max</w:t>
-      </w:r>
-      <w:r>
-        <w:t xml:space="preserve"> và mô men uốn hợp lực M</w:t>
+        <w:t>2</w:t>
+      </w:r>
+      <w:r>
+        <w:t>(x) = max</w:t>
       </w:r>
       <w:r>
         <w:rPr>
           <w:vertAlign w:val="subscript"/>
         </w:rPr>
-        <w:t>max</w:t>
-      </w:r>
-      <w:r>
-        <w:t xml:space="preserve">=√(M2²+M3²) của cọc (trích đúng thứ tự cột OAPI đã xác nhận ở mục 2.5) được kiểm tra </w:t>
-      </w:r>
-      <w:r>
-        <w:rPr>
-          <w:b/>
-          <w:bCs/>
-        </w:rPr>
-        <w:t>riêng biệt</w:t>
-      </w:r>
-      <w:r>
-        <w:t xml:space="preserve"> với khả năng chịu lực vật liệu theo catalogue: N</w:t>
+        <w:t>j∈J</w:t>
+      </w:r>
+      <w:r>
+        <w:t xml:space="preserve"> |δ</w:t>
       </w:r>
       <w:r>
         <w:rPr>
           <w:vertAlign w:val="subscript"/>
         </w:rPr>
-        <w:t>max</w:t>
-      </w:r>
-      <w:r>
-        <w:t xml:space="preserve"> ≤ P</w:t>
-      </w:r>
-      <w:r>
-        <w:rPr>
-          <w:vertAlign w:val="subscript"/>
-        </w:rPr>
-        <w:t>max</w:t>
-      </w:r>
-      <w:r>
-        <w:t xml:space="preserve"> và M</w:t>
-      </w:r>
-      <w:r>
-        <w:rPr>
-          <w:vertAlign w:val="subscript"/>
-        </w:rPr>
-        <w:t>max</w:t>
-      </w:r>
-      <w:r>
-        <w:t xml:space="preserve"> ≤ M</w:t>
-      </w:r>
-      <w:r>
-        <w:rPr>
-          <w:vertAlign w:val="subscript"/>
-        </w:rPr>
-        <w:t>u</w:t>
-      </w:r>
-      <w:r>
-        <w:t xml:space="preserve">. Nghiên cứu </w:t>
-      </w:r>
-      <w:r>
-        <w:rPr>
-          <w:b/>
-          <w:bCs/>
-        </w:rPr>
-        <w:t>không sử dụng công thức tương tác nén–uốn (N–M interaction)</w:t>
-      </w:r>
-      <w:r>
-        <w:t xml:space="preserve"> — mỗi điều kiện được kiểm tra như một ràng buộc độc lập, đúng theo phương pháp đã dùng trong toàn bộ campaign. Mô men nứt M</w:t>
-      </w:r>
-      <w:r>
-        <w:rPr>
-          <w:vertAlign w:val="subscript"/>
-        </w:rPr>
-        <w:t>cr</w:t>
-      </w:r>
-      <w:r>
-        <w:t xml:space="preserve"> (trạng thái giới hạn sử dụng) được tính song song để tham khảo nhưng </w:t>
-      </w:r>
-      <w:r>
-        <w:rPr>
-          <w:b/>
-          <w:bCs/>
-        </w:rPr>
-        <w:t>không</w:t>
-      </w:r>
-      <w:r>
-        <w:t xml:space="preserve"> dùng làm ràng buộc bắt buộc trong campaign này.</w:t>
+        <w:t>j</w:t>
+      </w:r>
+      <w:r>
+        <w:t xml:space="preserve">(x)|   </w:t>
+      </w:r>
+      <w:r>
+        <w:tab/>
+      </w:r>
+      <w:r>
+        <w:tab/>
+      </w:r>
+      <w:r>
+        <w:t>(</w:t>
+      </w:r>
+      <w:r>
+        <w:t>2</w:t>
+      </w:r>
+      <w:r>
+        <w:t>)</w:t>
       </w:r>
     </w:p>
     <w:p>
       <w:pPr>
-        <w:pStyle w:val="JMSTTitlelevel02"/>
-      </w:pPr>
-      <w:r>
-        <w:t>3.4. Ràng buộc địa kỹ thuật</w:t>
+        <w:spacing w:before="40" w:after="40" w:line="260" w:lineRule="exact"/>
+        <w:ind w:firstLine="284"/>
+      </w:pPr>
+      <w:r>
+        <w:t>T</w:t>
+      </w:r>
+      <w:r>
+        <w:t>rong đó J là tập các nút (joint) thuộc nhóm phần tử đỉnh bến và δ</w:t>
+      </w:r>
+      <w:r>
+        <w:rPr>
+          <w:vertAlign w:val="subscript"/>
+        </w:rPr>
+        <w:t>j</w:t>
+      </w:r>
+      <w:r>
+        <w:t xml:space="preserve">(x) là chuyển vị ngang của nút j trích từ </w:t>
+      </w:r>
+      <w:r>
+        <w:t>bảng chuyển vị</w:t>
+      </w:r>
+      <w:r>
+        <w:t xml:space="preserve"> của phương án x, dưới tổ hợp tải trọng khống chế chuyển vị riêng của từng cầu tàu </w:t>
+      </w:r>
+      <w:r>
+        <w:t>trong mô h</w:t>
+      </w:r>
+      <w:r>
+        <w:t>ình FEM.</w:t>
       </w:r>
     </w:p>
     <w:p>
       <w:pPr>
-        <w:pStyle w:val="JMSTContent"/>
-      </w:pPr>
-      <w:r>
-        <w:t>Trong khi các mô hình FEM và cơ sở tải trọng được giữ nguyên theo mô hình dự án gốc (mục 2.3), sức chịu tải cọc trong lớp đánh giá của bài toán tối ưu được tính theo TCVN 10304:2025. Việc áp dụng công thức này thuộc về formulation của bài toán tối ưu hiện tại và không hàm ý rằng các mô hình công trình gốc đã được thiết kế lại theo tiêu chuẩn này.</w:t>
+        <w:pStyle w:val="JMSTTitlelevel02"/>
+      </w:pPr>
+      <w:r>
+        <w:t>3.3. Ràng buộc kết cấu</w:t>
       </w:r>
     </w:p>
     <w:p>
       <w:pPr>
-        <w:pStyle w:val="JMSTContent"/>
-      </w:pPr>
-      <w:r>
-        <w:t>Sức chịu tải cọc tính theo TCVN 10304:2025, dạng khép kín R</w:t>
+        <w:spacing w:before="40" w:after="40" w:line="260" w:lineRule="exact"/>
+        <w:ind w:firstLine="284"/>
+      </w:pPr>
+      <w:r>
+        <w:t>Với mỗi phương án x, nội lực dọc trục lớn nhất N</w:t>
       </w:r>
       <w:r>
         <w:rPr>
           <w:vertAlign w:val="subscript"/>
         </w:rPr>
-        <w:t>d</w:t>
-      </w:r>
-      <w:r>
-        <w:t>(D) = [q</w:t>
+        <w:t>max</w:t>
+      </w:r>
+      <w:r>
+        <w:t>(x) và mô men uốn hợp lực lớn nhất M</w:t>
       </w:r>
       <w:r>
         <w:rPr>
           <w:vertAlign w:val="subscript"/>
         </w:rPr>
-        <w:t>b,tip</w:t>
-      </w:r>
-      <w:r>
-        <w:t>·A</w:t>
-      </w:r>
-      <w:r>
-        <w:rPr>
-          <w:vertAlign w:val="subscript"/>
-        </w:rPr>
-        <w:t>tip</w:t>
-      </w:r>
-      <w:r>
-        <w:t>(D) + u(D)·Σf</w:t>
-      </w:r>
-      <w:r>
-        <w:rPr>
-          <w:vertAlign w:val="subscript"/>
-        </w:rPr>
-        <w:t>i</w:t>
-      </w:r>
-      <w:r>
-        <w:t>h</w:t>
-      </w:r>
-      <w:r>
-        <w:rPr>
-          <w:vertAlign w:val="subscript"/>
-        </w:rPr>
-        <w:t>i</w:t>
-      </w:r>
-      <w:r>
-        <w:t>] / γ</w:t>
-      </w:r>
-      <w:r>
-        <w:rPr>
-          <w:vertAlign w:val="subscript"/>
-        </w:rPr>
-        <w:t>k</w:t>
-      </w:r>
-      <w:r>
-        <w:t>, với q</w:t>
-      </w:r>
-      <w:r>
-        <w:rPr>
-          <w:vertAlign w:val="subscript"/>
-        </w:rPr>
-        <w:t>b,tip</w:t>
-      </w:r>
-      <w:r>
-        <w:t>, Σf</w:t>
-      </w:r>
-      <w:r>
-        <w:rPr>
-          <w:vertAlign w:val="subscript"/>
-        </w:rPr>
-        <w:t>i</w:t>
-      </w:r>
-      <w:r>
-        <w:t>h</w:t>
-      </w:r>
-      <w:r>
-        <w:rPr>
-          <w:vertAlign w:val="subscript"/>
-        </w:rPr>
-        <w:t>i</w:t>
-      </w:r>
-      <w:r>
-        <w:t xml:space="preserve"> tính sẵn theo hồ sơ địa chất từng cầu tàu. Hệ số tin cậy γ</w:t>
-      </w:r>
-      <w:r>
-        <w:rPr>
-          <w:vertAlign w:val="subscript"/>
-        </w:rPr>
-        <w:t>n</w:t>
-      </w:r>
-      <w:r>
-        <w:t>=1,15 (cấp hậu quả C2, theo QCVN 03:2022/BXD Phụ lục A) áp dụng thống nhất cho cả hai cầu tàu. Ràng buộc: γ</w:t>
-      </w:r>
-      <w:r>
-        <w:rPr>
-          <w:vertAlign w:val="subscript"/>
-        </w:rPr>
-        <w:t>n</w:t>
-      </w:r>
-      <w:r>
-        <w:t>·N</w:t>
-      </w:r>
-      <w:r>
-        <w:rPr>
-          <w:vertAlign w:val="subscript"/>
-        </w:rPr>
         <w:t>max</w:t>
       </w:r>
       <w:r>
-        <w:t xml:space="preserve"> ≤ R</w:t>
-      </w:r>
-      <w:r>
-        <w:rPr>
-          <w:vertAlign w:val="subscript"/>
-        </w:rPr>
-        <w:t>d</w:t>
-      </w:r>
-      <w:r>
-        <w:t>.</w:t>
+        <w:t xml:space="preserve">(x)=√(M2²+M3²) được lấy </w:t>
+      </w:r>
+      <w:r>
+        <w:t>theo biểu đồ B</w:t>
+      </w:r>
+      <w:r>
+        <w:t xml:space="preserve">ao (envelope) trên toàn bộ cọc và toàn bộ 37 tổ hợp tải trọng, trích đúng thứ tự cột OAPI FrameForce (P, V2, V3, T, M2, M3) đã xác nhận ở mục 2.5. Hai ràng buộc vật liệu được kiểm tra </w:t>
+      </w:r>
+      <w:r>
+        <w:rPr>
+          <w:bCs/>
+        </w:rPr>
+        <w:t>riêng biệt</w:t>
+      </w:r>
+      <w:r>
+        <w:t>:</w:t>
       </w:r>
     </w:p>
     <w:p>
       <w:pPr>
-        <w:pStyle w:val="JMSTTitlelevel02"/>
-      </w:pPr>
-      <w:r>
-        <w:t>3.5. Ràng buộc chuyển vị và xử lý phương án không khả thi</w:t>
+        <w:spacing w:before="40" w:after="40" w:line="260" w:lineRule="exact"/>
+        <w:ind w:left="142"/>
+      </w:pPr>
+      <w:r>
+        <w:t>g</w:t>
+      </w:r>
+      <w:r>
+        <w:rPr>
+          <w:vertAlign w:val="subscript"/>
+        </w:rPr>
+        <w:t>1</w:t>
+      </w:r>
+      <w:r>
+        <w:t>(x): N</w:t>
+      </w:r>
+      <w:r>
+        <w:rPr>
+          <w:vertAlign w:val="subscript"/>
+        </w:rPr>
+        <w:t>max</w:t>
+      </w:r>
+      <w:r>
+        <w:t>(x) − P</w:t>
+      </w:r>
+      <w:r>
+        <w:rPr>
+          <w:vertAlign w:val="subscript"/>
+        </w:rPr>
+        <w:t>max</w:t>
+      </w:r>
+      <w:r>
+        <w:t>(D(x),t(x),Class(x)) ≤ 0   (</w:t>
+      </w:r>
+      <w:r>
+        <w:t>3</w:t>
+      </w:r>
+      <w:r>
+        <w:t>)</w:t>
+      </w:r>
+      <w:r>
+        <w:br/>
+        <w:t>g</w:t>
+      </w:r>
+      <w:r>
+        <w:rPr>
+          <w:vertAlign w:val="subscript"/>
+        </w:rPr>
+        <w:t>2</w:t>
+      </w:r>
+      <w:r>
+        <w:t>(x): M</w:t>
+      </w:r>
+      <w:r>
+        <w:rPr>
+          <w:vertAlign w:val="subscript"/>
+        </w:rPr>
+        <w:t>max</w:t>
+      </w:r>
+      <w:r>
+        <w:t>(x) − M</w:t>
+      </w:r>
+      <w:r>
+        <w:rPr>
+          <w:vertAlign w:val="subscript"/>
+        </w:rPr>
+        <w:t>u</w:t>
+      </w:r>
+      <w:r>
+        <w:t xml:space="preserve">(D(x),t(x),Class(x)) ≤ 0   </w:t>
+      </w:r>
+      <w:r>
+        <w:t xml:space="preserve"> </w:t>
+      </w:r>
+      <w:r>
+        <w:t>(</w:t>
+      </w:r>
+      <w:r>
+        <w:t>4</w:t>
+      </w:r>
+      <w:r>
+        <w:t>)</w:t>
       </w:r>
     </w:p>
     <w:p>
       <w:pPr>
-        <w:pStyle w:val="JMSTContent"/>
-      </w:pPr>
-      <w:r>
-        <w:t xml:space="preserve">Chuyển vị ngang lớn nhất ≤ 30mm. Xử lý ràng buộc theo nguyên tắc </w:t>
-      </w:r>
-      <w:r>
-        <w:rPr>
-          <w:b/>
-          <w:bCs/>
-        </w:rPr>
-        <w:t>phạt cứng</w:t>
-      </w:r>
-      <w:r>
-        <w:t xml:space="preserve"> (hard-penalty): phương án vi phạm bất kỳ ràng buộc nào (địa kỹ thuật, vật liệu, chuyển vị) bị loại khỏi tập nghiệm khả thi ngay lập tức (gán fitness = [10¹², 10¹²]), không dùng hàm phạt mềm/hệ số phạt liên tục.</w:t>
+        <w:spacing w:before="40" w:after="40" w:line="260" w:lineRule="exact"/>
+        <w:ind w:firstLine="284"/>
+      </w:pPr>
+      <w:r>
+        <w:t>T</w:t>
+      </w:r>
+      <w:r>
+        <w:t>rong đó P</w:t>
+      </w:r>
+      <w:r>
+        <w:rPr>
+          <w:vertAlign w:val="subscript"/>
+        </w:rPr>
+        <w:t>max</w:t>
+      </w:r>
+      <w:r>
+        <w:t>(·) và M</w:t>
+      </w:r>
+      <w:r>
+        <w:rPr>
+          <w:vertAlign w:val="subscript"/>
+        </w:rPr>
+        <w:t>u</w:t>
+      </w:r>
+      <w:r>
+        <w:t xml:space="preserve">(·) là khả năng chịu nén dọc trục và khả năng chịu uốn của cọc, tra theo catalogue[4] ứng với (D(x), t(x), Class(x)). </w:t>
       </w:r>
     </w:p>
     <w:p>
       <w:pPr>
-        <w:pStyle w:val="JMSTTitlelevel01"/>
-      </w:pPr>
-      <w:r>
-        <w:t>4. Áp dụng MOSFOA</w:t>
-      </w:r>
+        <w:pStyle w:val="JMSTTitlelevel02"/>
+      </w:pPr>
     </w:p>
     <w:p>
       <w:pPr>
-        <w:pStyle w:val="JMSTContent"/>
-      </w:pPr>
-      <w:r>
-        <w:t xml:space="preserve">MOSFOA là thuật toán tối ưu đa mục tiêu đã </w:t>
-      </w:r>
-      <w:r>
-        <w:t xml:space="preserve">được nhóm tác giả phát triển và công bố trong [1]; cơ chế cập nhật vị trí (giai đoạn khám phá/khai thác, điều khiển pha theo hàm cosine, tinh chỉnh Gaussian cuối vòng lặp) được sử dụng </w:t>
-      </w:r>
-      <w:r>
-        <w:rPr>
-          <w:b/>
-          <w:bCs/>
-        </w:rPr>
-        <w:t>nguyên bản, không chỉnh sửa</w:t>
-      </w:r>
-      <w:r>
-        <w:t>. Bài báo này không lặp lại phần trình bày chi tiết thuật toán đã công bố trước đó, chỉ nêu cấu hình sử dụng trong mục 5.</w:t>
+        <w:pStyle w:val="JMSTTitlelevel02"/>
+      </w:pPr>
+      <w:r>
+        <w:lastRenderedPageBreak/>
+        <w:t>3.4. Ràng buộc địa kỹ thuật</w:t>
       </w:r>
     </w:p>
     <w:p>
       <w:pPr>
-        <w:pStyle w:val="JMSTTitlelevel01"/>
-      </w:pPr>
-      <w:r>
-        <w:t>5. Thiết kế thí nghiệm và chỉ tiêu đánh giá</w:t>
+        <w:spacing w:before="40" w:after="40" w:line="260" w:lineRule="exact"/>
+        <w:ind w:firstLine="284"/>
+      </w:pPr>
+      <w:r>
+        <w:t>S</w:t>
+      </w:r>
+      <w:r>
+        <w:t>ức chịu tải cọc trong lớp đánh giá của bài toán tối ưu được tính theo TCVN 10304:2025:</w:t>
       </w:r>
     </w:p>
     <w:p>
       <w:pPr>
-        <w:pStyle w:val="JMSTContent"/>
-      </w:pPr>
-      <w:r>
-        <w:rPr>
-          <w:b/>
-          <w:bCs/>
-        </w:rPr>
-        <w:t>Quy ước thuật ngữ</w:t>
-      </w:r>
-      <w:r>
-        <w:t xml:space="preserve"> (dùng thống nhất trong toàn bài): </w:t>
-      </w:r>
-      <w:r>
-        <w:rPr>
-          <w:b/>
-          <w:bCs/>
-        </w:rPr>
-        <w:t>tập Pareto tham chiếu</w:t>
-      </w:r>
-      <w:r>
-        <w:t xml:space="preserve"> (</w:t>
-      </w:r>
-      <w:r>
-        <w:rPr>
-          <w:i/>
-          <w:iCs/>
-        </w:rPr>
-        <w:t>reference Pareto set</w:t>
-      </w:r>
-      <w:r>
-        <w:t xml:space="preserve">) chỉ tập hợp các phương án thiết kế catalogue (bộ giá trị D, t, Class) không bị trội, xác định bằng </w:t>
-      </w:r>
-      <w:r>
-        <w:t xml:space="preserve">Duyệt </w:t>
-      </w:r>
-      <w:r>
-        <w:t xml:space="preserve">toàn bộ 33 phương án; </w:t>
-      </w:r>
-      <w:r>
-        <w:rPr>
-          <w:b/>
-          <w:bCs/>
-        </w:rPr>
-        <w:t>mặt Pareto</w:t>
-      </w:r>
-      <w:r>
-        <w:t xml:space="preserve"> (</w:t>
-      </w:r>
-      <w:r>
-        <w:rPr>
-          <w:i/>
-          <w:iCs/>
-        </w:rPr>
-        <w:t>Pareto front</w:t>
-      </w:r>
-      <w:r>
-        <w:t xml:space="preserve">) chỉ biểu diễn không gian mục tiêu (f1, f2) tương ứng của tập nghiệm đó. Kết quả 20 lần chạy MOSFOA mỗi cầu tàu tạo ra </w:t>
-      </w:r>
-      <w:r>
-        <w:rPr>
-          <w:b/>
-          <w:bCs/>
-        </w:rPr>
-        <w:t>tập nghiệm Pareto (MOSFOA)</w:t>
-      </w:r>
-      <w:r>
-        <w:t xml:space="preserve"> riêng của từng lần chạy, được đối chiếu trực tiếp với tập Pareto tham chiếu.</w:t>
+        <w:spacing w:before="40" w:after="40" w:line="260" w:lineRule="exact"/>
+        <w:ind w:firstLine="284"/>
+      </w:pPr>
+      <w:r>
+        <w:t>R</w:t>
+      </w:r>
+      <w:r>
+        <w:rPr>
+          <w:vertAlign w:val="subscript"/>
+        </w:rPr>
+        <w:t>d</w:t>
+      </w:r>
+      <w:r>
+        <w:t>(x) = [q</w:t>
+      </w:r>
+      <w:r>
+        <w:rPr>
+          <w:vertAlign w:val="subscript"/>
+        </w:rPr>
+        <w:t>b,tip</w:t>
+      </w:r>
+      <w:r>
+        <w:t>·A</w:t>
+      </w:r>
+      <w:r>
+        <w:rPr>
+          <w:vertAlign w:val="subscript"/>
+        </w:rPr>
+        <w:t>tip</w:t>
+      </w:r>
+      <w:r>
+        <w:t>(D(x)) + u(D(x))·Σf</w:t>
+      </w:r>
+      <w:r>
+        <w:rPr>
+          <w:vertAlign w:val="subscript"/>
+        </w:rPr>
+        <w:t>i</w:t>
+      </w:r>
+      <w:r>
+        <w:t>h</w:t>
+      </w:r>
+      <w:r>
+        <w:rPr>
+          <w:vertAlign w:val="subscript"/>
+        </w:rPr>
+        <w:t>i</w:t>
+      </w:r>
+      <w:r>
+        <w:t>]/γ</w:t>
+      </w:r>
+      <w:r>
+        <w:rPr>
+          <w:vertAlign w:val="subscript"/>
+        </w:rPr>
+        <w:t>k</w:t>
+      </w:r>
+      <w:r>
+        <w:t xml:space="preserve">   (</w:t>
+      </w:r>
+      <w:r>
+        <w:t>5</w:t>
+      </w:r>
+      <w:r>
+        <w:t>)</w:t>
       </w:r>
     </w:p>
     <w:p>
       <w:pPr>
-        <w:pStyle w:val="JMSTContent"/>
-      </w:pPr>
-      <w:r>
-        <w:t xml:space="preserve">Lưu ý về cách đọc tập Pareto tham chiếu: vì f1 và f2 chỉ phụ thuộc cặp (D, t), trong khi Class chỉ ảnh hưởng đến các ràng buộc khả năng chịu lực vật liệu, các Class khác nhau tại cùng (D, t) có thể cho cùng một cặp giá trị mục tiêu. Do đó, tập Pareto tham chiếu báo cáo </w:t>
-      </w:r>
-      <w:r>
-        <w:rPr>
-          <w:b/>
-          <w:bCs/>
-        </w:rPr>
-        <w:t>một phương án đại diện</w:t>
-      </w:r>
-      <w:r>
-        <w:t xml:space="preserve"> (representative catalogue design) cho mỗi cặp giá trị mục tiêu phân biệt. Đây là lý do baseline Class C hiện tại của Cầu tàu A có thể trùng giá trị mục tiêu với phương án đại diện Class B tại D800–t120 (mục 6.2) mà không mâu thuẫn nhau.</w:t>
+        <w:spacing w:before="40" w:after="40" w:line="260" w:lineRule="exact"/>
+        <w:ind w:firstLine="284"/>
+      </w:pPr>
+      <w:r>
+        <w:t xml:space="preserve">Trong đó </w:t>
+      </w:r>
+      <w:r>
+        <w:t>q</w:t>
+      </w:r>
+      <w:r>
+        <w:rPr>
+          <w:vertAlign w:val="subscript"/>
+        </w:rPr>
+        <w:t>b,tip</w:t>
+      </w:r>
+      <w:r>
+        <w:t xml:space="preserve"> là sức kháng đơn vị mũi cọc, A</w:t>
+      </w:r>
+      <w:r>
+        <w:rPr>
+          <w:vertAlign w:val="subscript"/>
+        </w:rPr>
+        <w:t>tip</w:t>
+      </w:r>
+      <w:r>
+        <w:t>(D) là diện tích mũi cọc theo đường kính D, u(D) là chu vi tiết diện cọc, Σf</w:t>
+      </w:r>
+      <w:r>
+        <w:rPr>
+          <w:vertAlign w:val="subscript"/>
+        </w:rPr>
+        <w:t>i</w:t>
+      </w:r>
+      <w:r>
+        <w:t>h</w:t>
+      </w:r>
+      <w:r>
+        <w:rPr>
+          <w:vertAlign w:val="subscript"/>
+        </w:rPr>
+        <w:t>i</w:t>
+      </w:r>
+      <w:r>
+        <w:t xml:space="preserve"> là tổng ma sát bên tích luỹ theo các lớp đất </w:t>
+      </w:r>
+      <w:r>
+        <w:t>-</w:t>
+      </w:r>
+      <w:r>
+        <w:t xml:space="preserve"> tất cả tính </w:t>
+      </w:r>
+      <w:r>
+        <w:t>t</w:t>
+      </w:r>
+      <w:r>
+        <w:t>heo hồ sơ địa chất riêng của từng cầu tàu; γ</w:t>
+      </w:r>
+      <w:r>
+        <w:rPr>
+          <w:vertAlign w:val="subscript"/>
+        </w:rPr>
+        <w:t>k</w:t>
+      </w:r>
+      <w:r>
+        <w:t xml:space="preserve"> là hệ số điều kiện làm việc theo TCVN 10304:2025.</w:t>
       </w:r>
     </w:p>
     <w:p>
       <w:pPr>
-        <w:pStyle w:val="JMSTContent"/>
-        <w:ind w:left="200" w:hanging="200"/>
-      </w:pPr>
-      <w:r>
-        <w:t xml:space="preserve">- </w:t>
-      </w:r>
-      <w:r>
-        <w:rPr>
-          <w:b/>
-          <w:bCs/>
-        </w:rPr>
-        <w:t>Cấu hình MOSFOA</w:t>
-      </w:r>
-      <w:r>
-        <w:t>: kích thước quần thể N</w:t>
-      </w:r>
-      <w:r>
-        <w:rPr>
-          <w:vertAlign w:val="subscript"/>
-        </w:rPr>
-        <w:t>p</w:t>
-      </w:r>
-      <w:r>
-        <w:t>=8, số vòng lặp Max_it=20.</w:t>
+        <w:spacing w:before="40" w:after="40" w:line="260" w:lineRule="exact"/>
+        <w:ind w:firstLine="284"/>
+      </w:pPr>
+      <w:r>
+        <w:t>Ràng buộc địa kỹ thuật:</w:t>
       </w:r>
     </w:p>
     <w:p>
       <w:pPr>
-        <w:pStyle w:val="JMSTContent"/>
-        <w:ind w:left="200" w:hanging="200"/>
-      </w:pPr>
-      <w:r>
-        <w:t xml:space="preserve">- </w:t>
-      </w:r>
-      <w:r>
-        <w:rPr>
-          <w:b/>
-          <w:bCs/>
-        </w:rPr>
-        <w:t>Ngân sách đánh giá FEM</w:t>
-      </w:r>
-      <w:r>
-        <w:t xml:space="preserve">: mỗi lượt chạy thực hiện Npop×(Max_it+1) = 8×21 = </w:t>
-      </w:r>
-      <w:r>
-        <w:rPr>
-          <w:b/>
-          <w:bCs/>
-        </w:rPr>
-        <w:t>168 lần đánh giá FEM</w:t>
-      </w:r>
-      <w:r>
-        <w:t xml:space="preserve"> (1 lượt khởi tạo quần thể ban đầu tại vòng lặp thứ 0, cộng thêm 20 vòng lặp tiến hoá tiếp theo, mỗi vòng đánh giá lại Npop=8 cá thể mới) — con số 168 được xác nhận trực tiếp từ log chạy thực tế và từ công thức trong mã nguồn (run_mosfoa2_parallel.m), không phải 8×20=160.</w:t>
+        <w:spacing w:before="40" w:after="40" w:line="260" w:lineRule="exact"/>
+        <w:ind w:firstLine="284"/>
+      </w:pPr>
+      <w:r>
+        <w:t>g</w:t>
+      </w:r>
+      <w:r>
+        <w:rPr>
+          <w:vertAlign w:val="subscript"/>
+        </w:rPr>
+        <w:t>3</w:t>
+      </w:r>
+      <w:r>
+        <w:t>(x): γ</w:t>
+      </w:r>
+      <w:r>
+        <w:rPr>
+          <w:vertAlign w:val="subscript"/>
+        </w:rPr>
+        <w:t>n</w:t>
+      </w:r>
+      <w:r>
+        <w:t>·N</w:t>
+      </w:r>
+      <w:r>
+        <w:rPr>
+          <w:vertAlign w:val="subscript"/>
+        </w:rPr>
+        <w:t>max</w:t>
+      </w:r>
+      <w:r>
+        <w:t>(x) − R</w:t>
+      </w:r>
+      <w:r>
+        <w:rPr>
+          <w:vertAlign w:val="subscript"/>
+        </w:rPr>
+        <w:t>d</w:t>
+      </w:r>
+      <w:r>
+        <w:t xml:space="preserve">(x) ≤ 0  </w:t>
+      </w:r>
+      <w:r>
+        <w:tab/>
+      </w:r>
+      <w:r>
+        <w:t>(</w:t>
+      </w:r>
+      <w:r>
+        <w:t>6</w:t>
+      </w:r>
+      <w:r>
+        <w:t>)</w:t>
       </w:r>
     </w:p>
     <w:p>
       <w:pPr>
-        <w:pStyle w:val="JMSTContent"/>
-        <w:ind w:left="200" w:hanging="200"/>
-      </w:pPr>
-      <w:r>
-        <w:t xml:space="preserve">- </w:t>
-      </w:r>
-      <w:r>
-        <w:rPr>
-          <w:b/>
-          <w:bCs/>
-        </w:rPr>
-        <w:t>Số lần chạy độc lập</w:t>
-      </w:r>
-      <w:r>
-        <w:t>: 20 lần/cầu tàu (Nrun=20), giữ nguyên tham số MOSFOA giữa các lần, không hiệu chỉnh theo kết quả.</w:t>
+        <w:spacing w:before="40" w:after="40" w:line="260" w:lineRule="exact"/>
+        <w:ind w:firstLine="284"/>
+      </w:pPr>
+      <w:r>
+        <w:t>với hệ số tin cậy γ</w:t>
+      </w:r>
+      <w:r>
+        <w:rPr>
+          <w:vertAlign w:val="subscript"/>
+        </w:rPr>
+        <w:t>n</w:t>
+      </w:r>
+      <w:r>
+        <w:t xml:space="preserve">=1,15  </w:t>
       </w:r>
     </w:p>
     <w:p>
       <w:pPr>
-        <w:pStyle w:val="JMSTContent"/>
-        <w:ind w:left="200" w:hanging="200"/>
-      </w:pPr>
-      <w:r>
-        <w:t xml:space="preserve">- </w:t>
-      </w:r>
-      <w:r>
-        <w:rPr>
-          <w:b/>
-          <w:bCs/>
-        </w:rPr>
-        <w:t>Tập Pareto tham chiếu</w:t>
-      </w:r>
-      <w:r>
-        <w:t xml:space="preserve">: vì không gian thiết kế chỉ gồm 33 phương án catalogue rời rạc, có thể thực hiện </w:t>
-      </w:r>
-      <w:r>
-        <w:rPr>
-          <w:b/>
-          <w:bCs/>
-        </w:rPr>
-        <w:t xml:space="preserve">Duyệt </w:t>
-      </w:r>
-      <w:r>
-        <w:rPr>
-          <w:b/>
-          <w:bCs/>
-        </w:rPr>
-        <w:t>toàn bộ 33 phương án</w:t>
-      </w:r>
-      <w:r>
-        <w:t xml:space="preserve"> cho mỗi cầu tàu để xác lập một tập Pareto tham chiếu độc lập, dùng làm cơ sở đối chiếu trực tiếp kết quả MOSFOA — đây là điều kiện đặc thù của bài toán catalogue rời rạc, không áp dụng được cho không gian thiết kế liên tục/nhiều chiều.</w:t>
+        <w:pStyle w:val="JMSTTitlelevel02"/>
+      </w:pPr>
+      <w:r>
+        <w:t xml:space="preserve">3.5. Ràng buộc chuyển vị </w:t>
       </w:r>
     </w:p>
     <w:p>
       <w:pPr>
-        <w:pStyle w:val="JMSTContent"/>
-        <w:ind w:left="200" w:hanging="200"/>
-      </w:pPr>
-      <w:r>
-        <w:lastRenderedPageBreak/>
-        <w:t xml:space="preserve">- </w:t>
-      </w:r>
-      <w:r>
-        <w:rPr>
-          <w:b/>
-          <w:bCs/>
-        </w:rPr>
-        <w:t>Chỉ tiêu đánh giá</w:t>
-      </w:r>
-      <w:r>
-        <w:t>: kích thước tập nghiệm Pareto thu được, tỷ lệ khôi phục tập Pareto tham chiếu (dung sai tương đối &lt;0,1%), độ tái lập (reproducibility) giữa các lần chạy, thời gian tính toán.</w:t>
+        <w:spacing w:before="40" w:after="40" w:line="260" w:lineRule="exact"/>
+        <w:ind w:firstLine="284"/>
+      </w:pPr>
+      <w:r>
+        <w:t>Ràng buộc chuyển vị vận hành:</w:t>
       </w:r>
     </w:p>
     <w:p>
       <w:pPr>
-        <w:pStyle w:val="JMSTContent"/>
-        <w:ind w:left="200" w:hanging="200"/>
-      </w:pPr>
-      <w:r>
-        <w:t xml:space="preserve">- Toàn bộ 40 lượt chạy (20×2 cầu tàu) thực hiện trên cùng một máy trạm, kết nối MATLAB–SAP2000 song song 8 worker qua OAPI, có cơ chế </w:t>
-      </w:r>
-      <w:r>
-        <w:t>checkpoint/resume và giám sát (watchdog) tự động phục hồi khi tiến trình bị gián đoạn ngoài ý muốn.</w:t>
+        <w:spacing w:before="40" w:after="40" w:line="260" w:lineRule="exact"/>
+        <w:ind w:firstLine="284"/>
+      </w:pPr>
+      <w:r>
+        <w:t>g</w:t>
+      </w:r>
+      <w:r>
+        <w:rPr>
+          <w:vertAlign w:val="subscript"/>
+        </w:rPr>
+        <w:t>4</w:t>
+      </w:r>
+      <w:r>
+        <w:t>(x): f2(x)</w:t>
+      </w:r>
+      <w:r>
+        <w:t>-</w:t>
+      </w:r>
+      <w:r>
+        <w:t>30mm ≤ 0   (</w:t>
+      </w:r>
+      <w:r>
+        <w:t>7</w:t>
+      </w:r>
+      <w:r>
+        <w:t>)</w:t>
       </w:r>
     </w:p>
     <w:p>
       <w:pPr>
-        <w:pStyle w:val="JMSTTitlelevel01"/>
-      </w:pPr>
-      <w:r>
-        <w:t>6. Kết quả và thảo luận</w:t>
+        <w:pStyle w:val="JMSTTitlelevel02"/>
+      </w:pPr>
+      <w:r>
+        <w:t xml:space="preserve">3.5. </w:t>
+      </w:r>
+      <w:r>
+        <w:t>Xử</w:t>
+      </w:r>
+      <w:r>
+        <w:t xml:space="preserve"> lý phương án không khả thi</w:t>
       </w:r>
     </w:p>
     <w:p>
       <w:pPr>
-        <w:pStyle w:val="JMSTTitlelevel02"/>
-      </w:pPr>
-      <w:r>
-        <w:t>6.1. Đặc điểm hai bài toán</w:t>
+        <w:spacing w:before="40" w:after="40" w:line="260" w:lineRule="exact"/>
+        <w:ind w:firstLine="284"/>
+      </w:pPr>
+      <w:r>
+        <w:t>Tập khả thi của bài toán tối ưu là giao của bốn ràng buộc (</w:t>
+      </w:r>
+      <w:r>
+        <w:t>3</w:t>
+      </w:r>
+      <w:r>
+        <w:t>), (</w:t>
+      </w:r>
+      <w:r>
+        <w:t>4</w:t>
+      </w:r>
+      <w:r>
+        <w:t>), (</w:t>
+      </w:r>
+      <w:r>
+        <w:t>6</w:t>
+      </w:r>
+      <w:r>
+        <w:t>), (</w:t>
+      </w:r>
+      <w:r>
+        <w:t>7</w:t>
+      </w:r>
+      <w:r>
+        <w:t xml:space="preserve">): </w:t>
       </w:r>
     </w:p>
     <w:p>
       <w:pPr>
+        <w:spacing w:before="40" w:after="40" w:line="260" w:lineRule="exact"/>
+        <w:ind w:firstLine="284"/>
+      </w:pPr>
+      <w:r>
+        <w:t>X</w:t>
+      </w:r>
+      <w:r>
+        <w:rPr>
+          <w:vertAlign w:val="subscript"/>
+        </w:rPr>
+        <w:t>feas</w:t>
+      </w:r>
+      <w:r>
+        <w:t xml:space="preserve"> = {x ∈ X : g</w:t>
+      </w:r>
+      <w:r>
+        <w:rPr>
+          <w:vertAlign w:val="subscript"/>
+        </w:rPr>
+        <w:t>k</w:t>
+      </w:r>
+      <w:r>
+        <w:t>(x) ≤ 0, k=1,...,4}.</w:t>
+      </w:r>
+    </w:p>
+    <w:p>
+      <w:pPr>
+        <w:spacing w:before="40" w:after="40" w:line="260" w:lineRule="exact"/>
+        <w:ind w:firstLine="284"/>
+      </w:pPr>
+      <w:r>
+        <w:t xml:space="preserve">Việc xử lý ràng buộc trong vòng lặp MOSFOA theo nguyên tắc </w:t>
+      </w:r>
+      <w:r>
+        <w:rPr>
+          <w:bCs/>
+        </w:rPr>
+        <w:t>phạt cứng</w:t>
+      </w:r>
+      <w:r>
+        <w:t xml:space="preserve"> (hard-penalty</w:t>
+      </w:r>
+      <w:r>
+        <w:t>): giá trị fitness thực trả về cho thuật toán ứng với mỗi x là</w:t>
+      </w:r>
+    </w:p>
+    <w:p>
+      <w:pPr>
+        <w:spacing w:before="40" w:after="40" w:line="260" w:lineRule="exact"/>
+        <w:ind w:firstLine="284"/>
+      </w:pPr>
+      <w:r>
+        <w:t>Fitness(x) = F(x) nếu x ∈ X</w:t>
+      </w:r>
+      <w:r>
+        <w:rPr>
+          <w:vertAlign w:val="subscript"/>
+        </w:rPr>
+        <w:t>feas</w:t>
+      </w:r>
+      <w:r>
+        <w:t xml:space="preserve">;  </w:t>
+      </w:r>
+    </w:p>
+    <w:p>
+      <w:pPr>
+        <w:spacing w:before="40" w:after="40" w:line="260" w:lineRule="exact"/>
+        <w:ind w:firstLine="284"/>
+      </w:pPr>
+      <w:r>
+        <w:t>Fitness(x) = [10¹², 10¹²] nếu x ∉ X</w:t>
+      </w:r>
+      <w:r>
+        <w:rPr>
+          <w:vertAlign w:val="subscript"/>
+        </w:rPr>
+        <w:t>feas</w:t>
+      </w:r>
+      <w:r>
+        <w:t xml:space="preserve">   (</w:t>
+      </w:r>
+      <w:r>
+        <w:t>8</w:t>
+      </w:r>
+      <w:r>
+        <w:t>)</w:t>
+      </w:r>
+    </w:p>
+    <w:p>
+      <w:pPr>
+        <w:spacing w:before="40" w:after="40" w:line="260" w:lineRule="exact"/>
+        <w:ind w:firstLine="284"/>
+      </w:pPr>
+      <w:r>
+        <w:t xml:space="preserve">Điều này có nghĩa </w:t>
+      </w:r>
+      <w:r>
+        <w:t>là phương án vi phạm bất kỳ ràng buộc nào trong bốn ràng buộc (</w:t>
+      </w:r>
+      <w:r>
+        <w:t>3</w:t>
+      </w:r>
+      <w:r>
+        <w:t>), (</w:t>
+      </w:r>
+      <w:r>
+        <w:t>4</w:t>
+      </w:r>
+      <w:r>
+        <w:t>), (</w:t>
+      </w:r>
+      <w:r>
+        <w:t>6</w:t>
+      </w:r>
+      <w:r>
+        <w:t>), (</w:t>
+      </w:r>
+      <w:r>
+        <w:t>7</w:t>
+      </w:r>
+      <w:r>
+        <w:t>) bị loại khỏi tập nghiệm khả thi ngay lập tức, không dùng hàm phạt mềm/hệ số phạt liên tục.</w:t>
+      </w:r>
+    </w:p>
+    <w:p>
+      <w:pPr>
+        <w:pStyle w:val="JMSTTitlelevel01"/>
+      </w:pPr>
+      <w:r>
+        <w:t>4. Áp dụng MOSFOA</w:t>
+      </w:r>
+    </w:p>
+    <w:p>
+      <w:pPr>
         <w:pStyle w:val="JMSTContent"/>
       </w:pPr>
       <w:r>
-        <w:t xml:space="preserve">Duyệt </w:t>
-      </w:r>
-      <w:r>
-        <w:t>33 phương án cho mỗi cầu tàu cho kết quả:</w:t>
+        <w:t xml:space="preserve">MOSFOA là thuật toán tối ưu đa mục tiêu đã được nhóm tác giả phát triển và công bố trong [1]; cơ chế cập nhật vị trí (giai đoạn khám phá/khai thác, điều khiển pha theo hàm cosine, tinh chỉnh Gaussian cuối vòng lặp) được sử dụng </w:t>
+      </w:r>
+      <w:r>
+        <w:rPr>
+          <w:bCs/>
+        </w:rPr>
+        <w:t>nguyên bản, không chỉnh sửa</w:t>
+      </w:r>
+      <w:r>
+        <w:t>. Bài báo này không lặp lại phần trình bày chi tiết thuật toán đã công bố trước đó, chỉ nêu cấu hình sử dụng trong mục 5.</w:t>
+      </w:r>
+    </w:p>
+    <w:p>
+      <w:pPr>
+        <w:pStyle w:val="JMSTTitlelevel01"/>
+      </w:pPr>
+      <w:r>
+        <w:t>5. Thiết kế thí nghiệm và chỉ tiêu đánh giá</w:t>
+      </w:r>
+    </w:p>
+    <w:p>
+      <w:pPr>
+        <w:pStyle w:val="JMSTContent"/>
+      </w:pPr>
+      <w:r>
+        <w:rPr>
+          <w:bCs/>
+        </w:rPr>
+        <w:t>Quy ước thuật ngữ</w:t>
+      </w:r>
+      <w:r>
+        <w:rPr>
+          <w:bCs/>
+          <w:lang w:val="en-US"/>
+        </w:rPr>
+        <w:t xml:space="preserve">: tập </w:t>
+      </w:r>
+      <w:r>
+        <w:rPr>
+          <w:bCs/>
+        </w:rPr>
+        <w:t>Pareto tham chiếu</w:t>
+      </w:r>
+      <w:r>
+        <w:t xml:space="preserve"> chỉ tập hợp các phương án thiết kế catalogue (bộ giá trị D, t, Class) không bị trội, xác định bằng </w:t>
+      </w:r>
+      <w:r>
+        <w:rPr>
+          <w:lang w:val="en-US"/>
+        </w:rPr>
+        <w:t>cách khảo sát</w:t>
+      </w:r>
+      <w:r>
+        <w:t xml:space="preserve"> </w:t>
+      </w:r>
+      <w:r>
+        <w:t xml:space="preserve">toàn bộ 33 phương án; </w:t>
+      </w:r>
+      <w:r>
+        <w:rPr>
+          <w:bCs/>
+        </w:rPr>
+        <w:t>mặt Pareto</w:t>
+      </w:r>
+      <w:r>
+        <w:t xml:space="preserve"> chỉ biểu diễn không gian mục tiêu (f</w:t>
+      </w:r>
+      <w:r>
+        <w:rPr>
+          <w:vertAlign w:val="subscript"/>
+        </w:rPr>
+        <w:t>1</w:t>
+      </w:r>
+      <w:r>
+        <w:t>, f</w:t>
+      </w:r>
+      <w:r>
+        <w:rPr>
+          <w:vertAlign w:val="subscript"/>
+        </w:rPr>
+        <w:t>2</w:t>
+      </w:r>
+      <w:r>
+        <w:t xml:space="preserve">) tương ứng của tập nghiệm đó. Kết quả 20 lần chạy MOSFOA mỗi </w:t>
+      </w:r>
+      <w:r>
+        <w:rPr>
+          <w:lang w:val="en-US"/>
+        </w:rPr>
+        <w:t xml:space="preserve">trường hợp </w:t>
+      </w:r>
+      <w:r>
+        <w:t xml:space="preserve">cầu tàu tạo ra </w:t>
+      </w:r>
+      <w:r>
+        <w:rPr>
+          <w:bCs/>
+        </w:rPr>
+        <w:t>tập nghiệm Pareto (MOSFOA)</w:t>
+      </w:r>
+      <w:r>
+        <w:t xml:space="preserve"> riêng của từng lần chạy, được đối chiếu trực tiếp với tập Pareto tham chiếu.</w:t>
+      </w:r>
+    </w:p>
+    <w:p>
+      <w:pPr>
+        <w:pStyle w:val="JMSTContent"/>
+      </w:pPr>
+      <w:r>
+        <w:rPr>
+          <w:lang w:val="en-US"/>
+        </w:rPr>
+        <w:t>Cần l</w:t>
+      </w:r>
+      <w:r>
+        <w:t xml:space="preserve">ưu ý </w:t>
+      </w:r>
+      <w:r>
+        <w:rPr>
+          <w:lang w:val="en-US"/>
+        </w:rPr>
+        <w:t xml:space="preserve">về </w:t>
+      </w:r>
+      <w:r>
+        <w:t>tập Pareto tham chiếu: vì f</w:t>
+      </w:r>
+      <w:r>
+        <w:rPr>
+          <w:vertAlign w:val="subscript"/>
+        </w:rPr>
+        <w:t>1</w:t>
+      </w:r>
+      <w:r>
+        <w:t xml:space="preserve"> và f</w:t>
+      </w:r>
+      <w:r>
+        <w:rPr>
+          <w:vertAlign w:val="subscript"/>
+        </w:rPr>
+        <w:t>2</w:t>
+      </w:r>
+      <w:r>
+        <w:t xml:space="preserve"> chỉ phụ thuộc cặp (D, t), trong khi Class chỉ ảnh hưởng đến các ràng buộc khả năng chịu lực vật liệu, các Class khác nhau tại cùng (D, t) có thể cho cùng một cặp giá trị mục tiêu. Do đó, tập Pareto tham chiếu báo cáo </w:t>
+      </w:r>
+      <w:r>
+        <w:rPr>
+          <w:bCs/>
+        </w:rPr>
+        <w:t>một phương án đại diện</w:t>
+      </w:r>
+      <w:r>
+        <w:t xml:space="preserve"> cho mỗi cặp giá trị mục tiêu phân biệt.</w:t>
+      </w:r>
+    </w:p>
+    <w:p>
+      <w:pPr>
+        <w:pStyle w:val="JMSTContent"/>
+      </w:pPr>
+      <w:r>
+        <w:rPr>
+          <w:bCs/>
+        </w:rPr>
+        <w:t>Cấu hình MOSFOA</w:t>
+      </w:r>
+      <w:r>
+        <w:t>: kích thước quần thể N</w:t>
+      </w:r>
+      <w:r>
+        <w:rPr>
+          <w:vertAlign w:val="subscript"/>
+        </w:rPr>
+        <w:t>p</w:t>
+      </w:r>
+      <w:r>
+        <w:t>=8, số vòng lặp Max</w:t>
+      </w:r>
+      <w:r>
+        <w:rPr>
+          <w:vertAlign w:val="subscript"/>
+        </w:rPr>
+        <w:t>it</w:t>
+      </w:r>
+      <w:r>
+        <w:t>=20.</w:t>
+      </w:r>
+    </w:p>
+    <w:p>
+      <w:pPr>
+        <w:pStyle w:val="JMSTContent"/>
+      </w:pPr>
+      <w:r>
+        <w:rPr>
+          <w:bCs/>
+        </w:rPr>
+        <w:t>Ngân sách đánh giá FEM</w:t>
+      </w:r>
+      <w:r>
+        <w:t>: mỗi lượt chạy thực hiện N</w:t>
+      </w:r>
+      <w:r>
+        <w:rPr>
+          <w:vertAlign w:val="subscript"/>
+        </w:rPr>
+        <w:t>pop</w:t>
+      </w:r>
+      <w:r>
+        <w:t>×(Max</w:t>
+      </w:r>
+      <w:r>
+        <w:rPr>
+          <w:vertAlign w:val="subscript"/>
+        </w:rPr>
+        <w:t>it</w:t>
+      </w:r>
+      <w:r>
+        <w:t xml:space="preserve">+1) = 8×21 = </w:t>
+      </w:r>
+      <w:r>
+        <w:rPr>
+          <w:bCs/>
+        </w:rPr>
+        <w:t>168 lần đánh giá FEM</w:t>
+      </w:r>
+      <w:r>
+        <w:t xml:space="preserve"> con số 168 được xác nhận trực tiếp từ log chạy thực tế và từ công thức trong mã nguồn (run_mosfoa2_parallel.m), không phải 8×20=160.</w:t>
+      </w:r>
+    </w:p>
+    <w:p>
+      <w:pPr>
+        <w:pStyle w:val="JMSTContent"/>
+        <w:ind w:firstLine="200"/>
+      </w:pPr>
+      <w:r>
+        <w:rPr>
+          <w:bCs/>
+        </w:rPr>
+        <w:t>Số lần chạy độc lập</w:t>
+      </w:r>
+      <w:r>
+        <w:t>: 20 lần/cầu tàu (Nrun=20), giữ nguyên tham số MOSFOA giữa các lần, không hiệu chỉnh theo kết quả.</w:t>
+      </w:r>
+    </w:p>
+    <w:p>
+      <w:pPr>
+        <w:pStyle w:val="JMSTContent"/>
+        <w:ind w:firstLine="200"/>
+      </w:pPr>
+      <w:r>
+        <w:rPr>
+          <w:bCs/>
+        </w:rPr>
+        <w:t>Tập Pareto tham chiếu</w:t>
+      </w:r>
+      <w:r>
+        <w:t xml:space="preserve">: vì không gian thiết kế chỉ gồm 33 phương án catalogue rời rạc, có thể thực hiện </w:t>
+      </w:r>
+      <w:r>
+        <w:rPr>
+          <w:lang w:val="en-US"/>
+        </w:rPr>
+        <w:t>khảo sát</w:t>
+      </w:r>
+      <w:r>
+        <w:rPr>
+          <w:bCs/>
+        </w:rPr>
+        <w:t xml:space="preserve"> </w:t>
+      </w:r>
+      <w:r>
+        <w:rPr>
+          <w:bCs/>
+        </w:rPr>
+        <w:t>toàn bộ 33 phương án</w:t>
+      </w:r>
+      <w:r>
+        <w:t xml:space="preserve"> cho mỗi cầu tàu để xác lập một tập Pareto tham chiếu độc lập, dùng làm cơ sở đối chiếu trực tiếp kết quả MOSFOA </w:t>
+      </w:r>
+      <w:r>
+        <w:rPr>
+          <w:lang w:val="en-US"/>
+        </w:rPr>
+        <w:t>–</w:t>
+      </w:r>
+      <w:r>
+        <w:t xml:space="preserve"> đây</w:t>
+      </w:r>
+      <w:r>
+        <w:rPr>
+          <w:lang w:val="en-US"/>
+        </w:rPr>
+        <w:t xml:space="preserve"> chính</w:t>
+      </w:r>
+      <w:r>
+        <w:t xml:space="preserve"> là điều kiện đặc thù của bài toán catalogue rời rạc, </w:t>
+      </w:r>
+    </w:p>
+    <w:p>
+      <w:pPr>
+        <w:pStyle w:val="JMSTContent"/>
+        <w:ind w:firstLine="200"/>
+      </w:pPr>
+      <w:r>
+        <w:rPr>
+          <w:bCs/>
+        </w:rPr>
+        <w:t>Chỉ tiêu đánh giá</w:t>
+      </w:r>
+      <w:r>
+        <w:t>: kích thước tập nghiệm Pareto thu được, tỷ lệ khôi phục tập Pareto tham chiếu (dung sai tương đối &lt;0,1%), độ tái lập giữa các lần chạy, thời gian tính toán.</w:t>
+      </w:r>
+    </w:p>
+    <w:p>
+      <w:pPr>
+        <w:pStyle w:val="JMSTContent"/>
+        <w:ind w:firstLine="200"/>
+        <w:rPr>
+          <w:lang w:val="en-US"/>
+        </w:rPr>
+      </w:pPr>
+      <w:r>
+        <w:t xml:space="preserve">Toàn bộ 40 lượt chạy (20×2 cầu tàu) thực hiện trên cùng một máy trạm, kết nối MATLAB–SAP2000 song song 8 worker qua OAPI, có cơ chế </w:t>
+      </w:r>
+      <w:r>
+        <w:rPr>
+          <w:lang w:val="en-US"/>
+        </w:rPr>
+        <w:t>kiểm tra (</w:t>
+      </w:r>
+      <w:r>
+        <w:t>checkpoint/resume</w:t>
+      </w:r>
+      <w:r>
+        <w:rPr>
+          <w:lang w:val="en-US"/>
+        </w:rPr>
+        <w:t>)</w:t>
+      </w:r>
+      <w:r>
+        <w:t xml:space="preserve"> và giám sát (watchdog) tự động phục hồi khi tiến trình bị gián đoạn</w:t>
+      </w:r>
+      <w:r>
+        <w:rPr>
+          <w:lang w:val="en-US"/>
+        </w:rPr>
+        <w:t>.</w:t>
+      </w:r>
+    </w:p>
+    <w:p>
+      <w:pPr>
+        <w:pStyle w:val="JMSTTitlelevel01"/>
+      </w:pPr>
+      <w:r>
+        <w:t>6. Kết quả và thảo luận</w:t>
+      </w:r>
+    </w:p>
+    <w:p>
+      <w:pPr>
+        <w:pStyle w:val="JMSTTitlelevel02"/>
+      </w:pPr>
+      <w:r>
+        <w:t>6.1. Đặc điểm hai bài toán</w:t>
+      </w:r>
+    </w:p>
+    <w:p>
+      <w:pPr>
+        <w:pStyle w:val="JMSTContent"/>
+      </w:pPr>
+      <w:r>
+        <w:rPr>
+          <w:lang w:val="en-US"/>
+        </w:rPr>
+        <w:t>Khảo sát đầy đủ</w:t>
+      </w:r>
+      <w:r>
+        <w:t xml:space="preserve"> 33 phương án cho mỗi cầu tàu cho kết quả</w:t>
+      </w:r>
+      <w:r>
+        <w:rPr>
+          <w:lang w:val="en-US"/>
+        </w:rPr>
+        <w:t xml:space="preserve"> như sau</w:t>
+      </w:r>
+      <w:r>
+        <w:t>:</w:t>
       </w:r>
     </w:p>
     <w:p>
@@ -2029,13 +3085,7 @@
         <w:pStyle w:val="JMSTTableTitle"/>
       </w:pPr>
       <w:r>
-        <w:t>Bảng 2. Đặc điểm không gian thiết kế hai bài toán (</w:t>
-      </w:r>
-      <w:r>
-        <w:t xml:space="preserve">Duyệt </w:t>
-      </w:r>
-      <w:r>
-        <w:t>33 phương án/cầu tàu)</w:t>
+        <w:t xml:space="preserve">Bảng 2. Đặc điểm không gian thiết kế hai bài toán </w:t>
       </w:r>
     </w:p>
     <w:tbl>
@@ -2208,6 +3258,7 @@
               </w:rPr>
             </w:pPr>
             <w:r>
+              <w:lastRenderedPageBreak/>
               <w:t>Số phương án khả thi</w:t>
             </w:r>
           </w:p>
@@ -2333,19 +3384,10 @@
         <w:ind w:firstLine="0"/>
       </w:pPr>
       <w:r>
-        <w:t>Miền khả thi của cả hai cầu tàu đều bắt đầu từ D≥600mm (với γ</w:t>
-      </w:r>
-      <w:r>
-        <w:rPr>
-          <w:vertAlign w:val="subscript"/>
-        </w:rPr>
-        <w:t>n</w:t>
-      </w:r>
-      <w:r>
-        <w:t xml:space="preserve">=1,15). Kết quả này nhất quán giữa hai cầu tàu mặc dù chúng có tải trọng và điều kiện </w:t>
-      </w:r>
-      <w:r>
-        <w:t>địa kỹ thuật khác nhau.</w:t>
+        <w:t xml:space="preserve">Miền khả thi của cả hai cầu tàu đều bắt đầu từ D≥600mm. Kết quả này nhất quán giữa hai cầu tàu mặc dù chúng có tải trọng và điều kiện địa kỹ thuật </w:t>
+      </w:r>
+      <w:r>
+        <w:t>khác nhau.</w:t>
       </w:r>
     </w:p>
     <w:p>
@@ -2374,7 +3416,13 @@
         <w:pStyle w:val="JMSTTableTitle"/>
       </w:pPr>
       <w:r>
-        <w:t>Bảng 3. Tập Pareto tham chiếu — Cầu tàu A</w:t>
+        <w:t xml:space="preserve">Bảng 3. Tập Pareto tham chiếu </w:t>
+      </w:r>
+      <w:r>
+        <w:t>-</w:t>
+      </w:r>
+      <w:r>
+        <w:t xml:space="preserve"> Cầu tàu A</w:t>
       </w:r>
     </w:p>
     <w:tbl>
@@ -2494,7 +3542,36 @@
                 <w:b/>
                 <w:bCs/>
               </w:rPr>
-              <w:t>f1 — khối lượng (T)</w:t>
+              <w:t>f</w:t>
+            </w:r>
+            <w:r>
+              <w:rPr>
+                <w:b/>
+                <w:bCs/>
+                <w:vertAlign w:val="subscript"/>
+              </w:rPr>
+              <w:t>1</w:t>
+            </w:r>
+            <w:r>
+              <w:rPr>
+                <w:b/>
+                <w:bCs/>
+              </w:rPr>
+              <w:t xml:space="preserve"> </w:t>
+            </w:r>
+            <w:r>
+              <w:rPr>
+                <w:b/>
+                <w:bCs/>
+              </w:rPr>
+              <w:t>-</w:t>
+            </w:r>
+            <w:r>
+              <w:rPr>
+                <w:b/>
+                <w:bCs/>
+              </w:rPr>
+              <w:t xml:space="preserve"> khối lượng (T)</w:t>
             </w:r>
           </w:p>
         </w:tc>
@@ -2518,7 +3595,36 @@
                 <w:b/>
                 <w:bCs/>
               </w:rPr>
-              <w:t>f2 — chuyển vị (mm)</w:t>
+              <w:t>f</w:t>
+            </w:r>
+            <w:r>
+              <w:rPr>
+                <w:b/>
+                <w:bCs/>
+                <w:vertAlign w:val="subscript"/>
+              </w:rPr>
+              <w:t>2</w:t>
+            </w:r>
+            <w:r>
+              <w:rPr>
+                <w:b/>
+                <w:bCs/>
+              </w:rPr>
+              <w:t xml:space="preserve"> </w:t>
+            </w:r>
+            <w:r>
+              <w:rPr>
+                <w:b/>
+                <w:bCs/>
+              </w:rPr>
+              <w:t>-</w:t>
+            </w:r>
+            <w:r>
+              <w:rPr>
+                <w:b/>
+                <w:bCs/>
+              </w:rPr>
+              <w:t xml:space="preserve"> chuyển vị (mm)</w:t>
             </w:r>
           </w:p>
         </w:tc>
@@ -3143,18 +4249,70 @@
         <w:ind w:firstLine="0"/>
       </w:pPr>
       <w:r>
-        <w:t>Tập Pareto tham chiếu của Cầu tàu A thể hiện rõ quan hệ đánh đổi kỹ thuật giữa hai mục tiêu: đi từ D600 lên D1200, khối lượng vật liệu tăng ~3,15 lần (1762,4T→5551,7T) trong khi chuyển vị ngang lớn nhất giảm ~47,7% (15,3mm→8,0mm). Không có phương án nào trong tập nghiệm đồng thời đạt khối lượng nhỏ nhất và chuyển vị nhỏ nhất — đúng bản chất của bài toán đa mục tiêu có hai tiêu chí mâu thuẫn nhau, và việc lựa chọn phương án cụ thể tuỳ thuộc mức ưu tiên kỹ thuật/kinh tế của người thiết kế, nằm ngoài phạm vi phân tích ở đây.</w:t>
-      </w:r>
-    </w:p>
-    <w:p>
-      <w:pPr>
-        <w:pStyle w:val="JMSTContent"/>
-      </w:pPr>
-      <w:r>
-        <w:t xml:space="preserve">Baseline hiện tại của Cầu tàu A (D800-t120-ClassC, f1=2876,2T, f2=12,3mm) trùng </w:t>
-      </w:r>
-      <w:r>
-        <w:t>giá trị với phương án đại diện thứ 3 trong tập Pareto tham chiếu (D800-t120-ClassB, xem lưu ý ở mục 5 về các phương án khác Class cùng D cho cùng cặp giá trị) — thiết kế hiện hữu (sau khi quy đổi theo catalogue) nằm trên mặt Pareto, cung cấp bối cảnh kỹ thuật hữu ích khi đọc kết quả, không phải một kết luận về tiết kiệm chi phí (chưa có dữ liệu đơn giá để tính) và không hàm ý đây là "phương án tối ưu" duy nhất — baseline chỉ là một điểm tham chiếu thiết kế, không phải kết quả của một quyết định lựa chọn theo Pareto.</w:t>
+        <w:t>Tập Pareto tham chiếu của Cầu tàu A thể hiện rõ quan hệ đánh đổi kỹ thuật giữa hai mục tiêu: đi từ D600 lên D1200, khối lượng vật liệu tăng ~3,15 lần (1762,4T→5551,7T) trong khi chuyển vị ngang lớn nhất giảm ~47,7% (15,3mm→8,0mm). Không có phương án nào trong tập nghiệm đồng thời đạt khối lượng nhỏ nhất và chuyển vị nhỏ nhất</w:t>
+      </w:r>
+      <w:r>
+        <w:rPr>
+          <w:lang w:val="en-US"/>
+        </w:rPr>
+        <w:t xml:space="preserve">, </w:t>
+      </w:r>
+      <w:r>
+        <w:t>việc lựa chọn phương án cụ thể tuỳ thuộc mức ưu tiên kỹ thuật/kinh tế của người thiết kế</w:t>
+      </w:r>
+      <w:r>
+        <w:rPr>
+          <w:lang w:val="en-US"/>
+        </w:rPr>
+        <w:t xml:space="preserve">. Phương án </w:t>
+      </w:r>
+      <w:r>
+        <w:rPr>
+          <w:lang w:val="en-US"/>
+        </w:rPr>
+        <w:t xml:space="preserve">cơ sở </w:t>
+      </w:r>
+      <w:r>
+        <w:rPr>
+          <w:lang w:val="en-US"/>
+        </w:rPr>
+        <w:t>(baseline)</w:t>
+      </w:r>
+      <w:r>
+        <w:rPr>
+          <w:lang w:val="en-US"/>
+        </w:rPr>
+        <w:t xml:space="preserve"> </w:t>
+      </w:r>
+      <w:r>
+        <w:t>hiện tại của Cầu tàu A (D800-120-ClassC, f</w:t>
+      </w:r>
+      <w:r>
+        <w:rPr>
+          <w:vertAlign w:val="subscript"/>
+        </w:rPr>
+        <w:t>1</w:t>
+      </w:r>
+      <w:r>
+        <w:t>=2876,2T, f</w:t>
+      </w:r>
+      <w:r>
+        <w:rPr>
+          <w:vertAlign w:val="subscript"/>
+        </w:rPr>
+        <w:t>2</w:t>
+      </w:r>
+      <w:r>
+        <w:t>=12,3mm) trùng giá trị với phương án đại diện thứ 3 trong tập Pareto tham chiếu (D800-120-ClassB</w:t>
+      </w:r>
+      <w:r>
+        <w:rPr>
+          <w:lang w:val="en-US"/>
+        </w:rPr>
+        <w:t>) -</w:t>
+      </w:r>
+      <w:r>
+        <w:t xml:space="preserve"> thiết kế hiện hữu (sau khi quy đổi theo catalogue) nằm trên mặt Pareto, cung cấp bối cảnh kỹ thuật hữu ích khi đọc kết quả, baseline chỉ là một điểm tham chiếu thiết kế, không phải kết quả của một quyết định lựa chọn theo Pareto.</w:t>
       </w:r>
     </w:p>
     <w:p>
@@ -3303,7 +4461,22 @@
                 <w:b/>
                 <w:bCs/>
               </w:rPr>
-              <w:t>f1 — khối lượng (T)</w:t>
+              <w:t>f</w:t>
+            </w:r>
+            <w:r>
+              <w:rPr>
+                <w:b/>
+                <w:bCs/>
+                <w:vertAlign w:val="subscript"/>
+              </w:rPr>
+              <w:t>1</w:t>
+            </w:r>
+            <w:r>
+              <w:rPr>
+                <w:b/>
+                <w:bCs/>
+              </w:rPr>
+              <w:t xml:space="preserve"> - khối lượng (T)</w:t>
             </w:r>
           </w:p>
         </w:tc>
@@ -3327,7 +4500,22 @@
                 <w:b/>
                 <w:bCs/>
               </w:rPr>
-              <w:t>f2 — chuyển vị (mm)</w:t>
+              <w:t>f</w:t>
+            </w:r>
+            <w:r>
+              <w:rPr>
+                <w:b/>
+                <w:bCs/>
+                <w:vertAlign w:val="subscript"/>
+              </w:rPr>
+              <w:t>2</w:t>
+            </w:r>
+            <w:r>
+              <w:rPr>
+                <w:b/>
+                <w:bCs/>
+              </w:rPr>
+              <w:t xml:space="preserve"> - chuyển vị (mm)</w:t>
             </w:r>
           </w:p>
         </w:tc>
@@ -3952,74 +5140,6 @@
         <w:ind w:firstLine="0"/>
       </w:pPr>
       <w:r>
-        <w:rPr>
-          <w:noProof/>
-        </w:rPr>
-        <w:lastRenderedPageBreak/>
-        <w:drawing>
-          <wp:anchor distT="0" distB="0" distL="114300" distR="114300" simplePos="0" relativeHeight="251664896" behindDoc="0" locked="0" layoutInCell="1" allowOverlap="1" wp14:anchorId="38E55A4E" wp14:editId="060662A5">
-            <wp:simplePos x="0" y="0"/>
-            <wp:positionH relativeFrom="column">
-              <wp:posOffset>2988733</wp:posOffset>
-            </wp:positionH>
-            <wp:positionV relativeFrom="paragraph">
-              <wp:posOffset>12912</wp:posOffset>
-            </wp:positionV>
-            <wp:extent cx="2717800" cy="1200785"/>
-            <wp:effectExtent l="0" t="0" r="6350" b="0"/>
-            <wp:wrapSquare wrapText="bothSides"/>
-            <wp:docPr id="2140999892" name="Picture 28" descr="A graph of a graph of a graph&#10;&#10;AI-generated content may be incorrect."/>
-            <wp:cNvGraphicFramePr>
-              <a:graphicFrameLocks xmlns:a="http://schemas.openxmlformats.org/drawingml/2006/main" noChangeAspect="1"/>
-            </wp:cNvGraphicFramePr>
-            <a:graphic xmlns:a="http://schemas.openxmlformats.org/drawingml/2006/main">
-              <a:graphicData uri="http://schemas.openxmlformats.org/drawingml/2006/picture">
-                <pic:pic xmlns:pic="http://schemas.openxmlformats.org/drawingml/2006/picture">
-                  <pic:nvPicPr>
-                    <pic:cNvPr id="2140999892" name="Picture 28" descr="A graph of a graph of a graph&#10;&#10;AI-generated content may be incorrect."/>
-                    <pic:cNvPicPr>
-                      <a:picLocks noChangeAspect="1" noChangeArrowheads="1"/>
-                    </pic:cNvPicPr>
-                  </pic:nvPicPr>
-                  <pic:blipFill>
-                    <a:blip r:embed="rId24" cstate="print">
-                      <a:extLst>
-                        <a:ext uri="{28A0092B-C50C-407E-A947-70E740481C1C}">
-                          <a14:useLocalDpi xmlns:a14="http://schemas.microsoft.com/office/drawing/2010/main" val="0"/>
-                        </a:ext>
-                      </a:extLst>
-                    </a:blip>
-                    <a:srcRect/>
-                    <a:stretch>
-                      <a:fillRect/>
-                    </a:stretch>
-                  </pic:blipFill>
-                  <pic:spPr bwMode="auto">
-                    <a:xfrm>
-                      <a:off x="0" y="0"/>
-                      <a:ext cx="2717800" cy="1200785"/>
-                    </a:xfrm>
-                    <a:prstGeom prst="rect">
-                      <a:avLst/>
-                    </a:prstGeom>
-                    <a:noFill/>
-                    <a:ln>
-                      <a:noFill/>
-                    </a:ln>
-                  </pic:spPr>
-                </pic:pic>
-              </a:graphicData>
-            </a:graphic>
-            <wp14:sizeRelH relativeFrom="page">
-              <wp14:pctWidth>0</wp14:pctWidth>
-            </wp14:sizeRelH>
-            <wp14:sizeRelV relativeFrom="page">
-              <wp14:pctHeight>0</wp14:pctHeight>
-            </wp14:sizeRelV>
-          </wp:anchor>
-        </w:drawing>
-      </w:r>
-      <w:r>
         <w:t xml:space="preserve">Tập Pareto tham chiếu của Cầu tàu B thể hiện cùng dạng quan hệ đánh đổi: khối lượng tăng ~3,15 lần từ D600 lên D1200 (2125,3T→6694,6T) — tỷ lệ tăng khối lượng giống hệt Cầu tàu A vì cùng dùng chung một bảng catalogue (khối lượng/m chỉ phụ thuộc D, t, không phụ thuộc đặc điểm cầu tàu) — nhưng chuyển vị ngang lớn nhất giảm mạnh hơn nhiều, ~77,1% (23,1mm→5,3mm), so với mức giảm 47,7% ở Cầu tàu A. Điều này cho thấy </w:t>
       </w:r>
       <w:r>
@@ -4030,7 +5150,10 @@
         <w:t>cùng một lựa chọn catalogue (cùng D, t) không mang lại cùng một mức đáp ứng kỹ thuật (độ nhạy chuyển vị theo D) giữa hai cầu tàu</w:t>
       </w:r>
       <w:r>
-        <w:t xml:space="preserve"> — một quan sát có giá trị ứng dụng thực tế: kết quả tối ưu của một cầu tàu không thể suy diễn trực tiếp sang cầu tàu khác dù dùng chung catalogue thiết kế.</w:t>
+        <w:t xml:space="preserve"> — một quan sát có giá trị ứng dụng thực tế: kết quả tối ưu của một cầu tàu không thể suy diễn trực tiếp sang cầu tàu khác dù dùng chung </w:t>
+      </w:r>
+      <w:r>
+        <w:t>catalogue thiết kế.</w:t>
       </w:r>
     </w:p>
     <w:p>
@@ -4041,7 +5164,25 @@
         </w:rPr>
       </w:pPr>
       <w:r>
-        <w:t>Tương tự Cầu tàu A, baseline của Cầu tàu B (D700-t110-ClassC, f1=2758,6T, f2=17,0mm) trùng giá trị với phương án đại diện thứ 2 trong tập Pareto tham chiếu.</w:t>
+        <w:t>Tương tự Cầu tàu A, baseline của Cầu tàu B (D700-110-ClassC, f</w:t>
+      </w:r>
+      <w:r>
+        <w:rPr>
+          <w:vertAlign w:val="subscript"/>
+        </w:rPr>
+        <w:t>1</w:t>
+      </w:r>
+      <w:r>
+        <w:t>=2758,6T, f</w:t>
+      </w:r>
+      <w:r>
+        <w:rPr>
+          <w:vertAlign w:val="subscript"/>
+        </w:rPr>
+        <w:t>2</w:t>
+      </w:r>
+      <w:r>
+        <w:t>=17,0mm) trùng giá trị với phương án đại diện thứ 2 trong tập Pareto tham chiếu.</w:t>
       </w:r>
     </w:p>
     <w:p>
@@ -4076,7 +5217,7 @@
     <w:p>
       <w:pPr>
         <w:sectPr>
-          <w:headerReference w:type="default" r:id="rId25"/>
+          <w:headerReference w:type="default" r:id="rId24"/>
           <w:type w:val="continuous"/>
           <w:pgSz w:w="11906" w:h="16838" w:code="9"/>
           <w:pgMar w:top="1701" w:right="1418" w:bottom="1701" w:left="1588" w:header="850" w:footer="850" w:gutter="0"/>
@@ -4091,6 +5232,7 @@
         <w:pStyle w:val="JMSTTableTitle"/>
       </w:pPr>
       <w:r>
+        <w:lastRenderedPageBreak/>
         <w:t>Bảng 5. Khả năng khôi phục tập Pareto tham chiếu của MOSFOA (20 lần chạy độc lập/cầu tàu)</w:t>
       </w:r>
     </w:p>
@@ -4441,16 +5583,8 @@
     </w:tbl>
     <w:p>
       <w:pPr>
-        <w:pStyle w:val="JMSTSource"/>
-      </w:pPr>
-      <w:r>
-        <w:t>*Một trong 20 lần chạy của Cầu tàu A (run03) được watchdog tự động khôi phục từ checkpoint sau một lần dừng tiến trình ngoài ý muốn giữa chừng — thời gian ghi nhận cho lần chạy này chỉ tính từ điểm khôi phục nên thấp hơn thực tế, không phản ánh sai lệch về chất lượng nghiệm. Loại trừ lần này, thời gian ổn định quanh 46,0–47,0 phút/lần.</w:t>
-      </w:r>
-    </w:p>
-    <w:p>
-      <w:pPr>
         <w:sectPr>
-          <w:headerReference w:type="default" r:id="rId26"/>
+          <w:headerReference w:type="default" r:id="rId25"/>
           <w:type w:val="continuous"/>
           <w:pgSz w:w="11906" w:h="16838" w:code="9"/>
           <w:pgMar w:top="1701" w:right="1418" w:bottom="1701" w:left="1588" w:header="850" w:footer="850" w:gutter="0"/>
@@ -4470,488 +5604,512 @@
       </w:r>
       <w:r>
         <w:rPr>
+          <w:bCs/>
+        </w:rPr>
+        <w:t>toàn bộ 40/40 lượt chạy độc lập</w:t>
+      </w:r>
+      <w:r>
+        <w:t xml:space="preserve"> (20</w:t>
+      </w:r>
+      <w:r>
+        <w:rPr>
+          <w:lang w:val="en-US"/>
+        </w:rPr>
+        <w:t xml:space="preserve"> lượt/</w:t>
+      </w:r>
+      <w:r>
+        <w:t>cầu tàu), không có trường hợp thiếu nghiệm hay dư nghiệm không tối ưu.</w:t>
+      </w:r>
+    </w:p>
+    <w:p>
+      <w:pPr>
+        <w:pStyle w:val="JMSTFigTitle"/>
+      </w:pPr>
+    </w:p>
+    <w:p>
+      <w:pPr>
+        <w:pStyle w:val="JMSTFigTitle"/>
+      </w:pPr>
+      <w:r>
+        <w:t>Hình 3. Hội tụ kích thước tập nghiệm Pareto theo vòng lặp (run 01, Cầu tàu A và B)</w:t>
+      </w:r>
+    </w:p>
+    <w:p>
+      <w:pPr>
+        <w:pStyle w:val="JMSTTitlelevel02"/>
+      </w:pPr>
+      <w:r>
+        <w:t xml:space="preserve">6.5. </w:t>
+      </w:r>
+      <w:r>
+        <w:t>Mức đ</w:t>
+      </w:r>
+      <w:r>
+        <w:t xml:space="preserve">ộ tái lập </w:t>
+      </w:r>
+    </w:p>
+    <w:p>
+      <w:pPr>
+        <w:pStyle w:val="JMSTContent"/>
+      </w:pPr>
+      <w:r>
+        <w:t xml:space="preserve">Độ lệch chuẩn bằng 0 quan sát được ở cả kích thước tập nghiệm Pareto lẫn tỷ lệ khôi phục phản ánh tính tái lập đạt được đối với không gian thiết kế rời rạc 33 phương án đã khảo sát ở cả hai cầu tàu. Kết quả này </w:t>
+      </w:r>
+      <w:bookmarkStart w:id="1" w:name="_GoBack"/>
+      <w:r>
+        <w:t>nên được diễn g</w:t>
+      </w:r>
+      <w:bookmarkEnd w:id="1"/>
+      <w:r>
+        <w:t>iải trong phạm vi các bài toán đã khảo sát, không phải bằng chứng về tính ổn định thuật toán một cách tổng quát trên mọi loại không gian thiết kế (liên tục, nhiều chiều, hoặc có nhiều cực trị địa phương hơn).</w:t>
+      </w:r>
+    </w:p>
+    <w:p>
+      <w:pPr>
+        <w:pStyle w:val="JMSTTitlelevel02"/>
+      </w:pPr>
+      <w:r>
+        <w:t>6.6. Diễn giải kỹ thuật quan hệ đánh đổi khối lượng–chuyển vị</w:t>
+      </w:r>
+    </w:p>
+    <w:p>
+      <w:pPr>
+        <w:pStyle w:val="JMSTContent"/>
+      </w:pPr>
+      <w:r>
+        <w:t>Ở cả hai cầu tàu, mặt Pareto thể hiện quan hệ đánh đổi đơn điệu: đầu "nhẹ" của mặt Pareto (D600) cho khối lượng vật liệu nhỏ nhất nhưng chuyển vị lớn nhất trong tập nghiệm khả thi; đầu còn lại (D1200) cho chuyển vị nhỏ nhất nhưng khối lượng vật liệu lớn nhất — phản ánh đúng bản chất vật lý của việc tăng độ cứng tiết diện cọc để giảm chuyển vị ngang, đánh đổi bằng khối lượng vật liệu tăng thêm. Tốc độ giảm chuyển vị chậm dần khi tiết diện cọc đã đủ lớn (ví dụ D900→D1200 ở cả hai cầu tàu cho mức giảm chuyển vị tương đối nhỏ hơn so với khối lượng vật liệu tăng thêm), cung cấp cơ sở kỹ thuật để người thiết kế lựa chọn phương án cân bằng phù hợp mục tiêu dự án.</w:t>
+      </w:r>
+    </w:p>
+    <w:p>
+      <w:pPr>
+        <w:pStyle w:val="JMSTTitlelevel02"/>
+      </w:pPr>
+      <w:r>
+        <w:t>6.7. So sánh giữa hai cầu tàu</w:t>
+      </w:r>
+    </w:p>
+    <w:p>
+      <w:pPr>
+        <w:pStyle w:val="JMSTContent"/>
+      </w:pPr>
+      <w:r>
+        <w:t xml:space="preserve">Ở cùng lựa chọn D600, chuyển vị ngang lớn nhất của Cầu tàu B là 23,1mm, lớn hơn 15,3mm của Cầu tàu A; độ nhạy chuyển vị theo đường kính cọc cũng khác nhau rõ rệt giữa hai cầu tàu trên toàn dải D (mục 6.2, 6.3). Điều này cho thấy cùng một lựa chọn </w:t>
+      </w:r>
+      <w:r>
+        <w:t xml:space="preserve">đường kính không nhất thiết tạo ra cùng một đáp ứng kỹ thuật giữa hai cầu tàu. Sự khác biệt này </w:t>
+      </w:r>
+      <w:r>
+        <w:rPr>
           <w:b/>
           <w:bCs/>
         </w:rPr>
-        <w:t>toàn bộ 40/40 lượt chạy độc lập</w:t>
-      </w:r>
-      <w:r>
-        <w:t xml:space="preserve"> (20×2 cầu tàu), không có trường hợp thiếu nghiệm hay dư nghiệm không tối ưu.</w:t>
+        <w:t>gắn liền đồng thời với nhiều yếu tố khác nhau</w:t>
+      </w:r>
+      <w:r>
+        <w:t xml:space="preserve"> — hình học kết cấu (bề rộng bến, chiều dài phân đoạn), tải trọng khai thác, đặc trưng tiết diện cọc, và điều kiện mô hình hoá địa kỹ thuật (lò xo phân bố ở A so với ngàm cứng tại chiều dài ngàm ảo ở B) — không có cơ sở để quy sự khác biệt này cho một nguyên nhân đơn lẻ khi hai mô hình đồng thời khác nhau ở nhiều yếu tố; việc tách bạch ảnh hưởng riêng của từng yếu tố nằm ngoài phạm vi nghiên cứu này. Cả hai cầu tàu đều có miền khả thi bắt đầu từ D≥600mm và cùng 6 phương án trong tập Pareto tham chiếu — sự trùng hợp về số lượng phương án phản ánh đặc điểm chung của không gian thiết kế rời rạc 33 phương án dùng chung một bảng catalogue, không hàm ý một quy luật tổng quát giữa hai loại cầu tàu.</w:t>
       </w:r>
     </w:p>
     <w:p>
       <w:pPr>
-        <w:pStyle w:val="JMSTFigTitle"/>
-      </w:pPr>
+        <w:pStyle w:val="JMSTTitlelevel02"/>
+      </w:pPr>
+      <w:r>
+        <w:t>6.8. Hạn chế nghiên cứu</w:t>
+      </w:r>
     </w:p>
     <w:p>
       <w:pPr>
-        <w:pStyle w:val="JMSTFigTitle"/>
-      </w:pPr>
-      <w:r>
-        <w:t>Hình 3. Hội tụ kích thước tập nghiệm Pareto theo vòng lặp (run 01, Cầu tàu A và B)</w:t>
+        <w:pStyle w:val="JMSTContent"/>
+        <w:ind w:left="200" w:hanging="200"/>
+      </w:pPr>
+      <w:r>
+        <w:t xml:space="preserve">- Không gian thiết kế gồm 33 phương án catalogue rời rạc, cho phép </w:t>
+      </w:r>
+      <w:r>
+        <w:t xml:space="preserve">Duyệt </w:t>
+      </w:r>
+      <w:r>
+        <w:t>toàn bộ để xây dựng tập Pareto tham chiếu chính xác — kết quả 100% khôi phục chỉ có ý nghĩa trong phạm vi loại bài toán rời rạc, quy mô nhỏ như đã khảo sát, chưa chứng minh được hiệu quả tương tự trên không gian thiết kế liên tục hoặc nhiều chiều hơn.</w:t>
       </w:r>
     </w:p>
     <w:p>
       <w:pPr>
-        <w:pStyle w:val="JMSTTitlelevel02"/>
-      </w:pPr>
-      <w:r>
-        <w:t>6.5. Độ tái lập (reproducibility)</w:t>
+        <w:pStyle w:val="JMSTContent"/>
+        <w:ind w:left="200" w:hanging="200"/>
+      </w:pPr>
+      <w:r>
+        <w:t>- Thông số điều kiện biên mô phỏng tương tác đất–cọc–kết cấu (độ cứng lò xo ở A, chiều dài ngàm ảo ở B) được giữ cố định theo mô hình gốc, không được cập nhật lại theo đường kính cọc D trong vòng lặp tối ưu (mục 2.4) — đây là giả thiết đơn giản hoá cần lưu ý khi áp dụng kết quả vào thiết kế thực tế.</w:t>
       </w:r>
     </w:p>
     <w:p>
       <w:pPr>
         <w:pStyle w:val="JMSTContent"/>
-      </w:pPr>
-      <w:r>
-        <w:t>Độ lệch chuẩn bằng 0 quan sát được ở cả kích thước tập nghiệm Pareto lẫn tỷ lệ khôi phục phản ánh tính tái lập đạt được đối với không gian thiết kế rời rạc 33 phương án đã khảo sát ở cả hai cầu tàu. Kết quả này nên được diễn giải trong phạm vi các bài toán đã khảo sát, không phải bằng chứng về tính ổn định thuật toán một cách tổng quát trên mọi loại không gian thiết kế (liên tục, nhiều chiều, hoặc có nhiều cực trị địa phương hơn).</w:t>
+        <w:ind w:left="200" w:hanging="200"/>
+      </w:pPr>
+      <w:r>
+        <w:t>- Ràng buộc vật liệu sử dụng kiểm tra riêng biệt N≤P</w:t>
+      </w:r>
+      <w:r>
+        <w:rPr>
+          <w:vertAlign w:val="subscript"/>
+        </w:rPr>
+        <w:t>max</w:t>
+      </w:r>
+      <w:r>
+        <w:t xml:space="preserve"> và M≤M</w:t>
+      </w:r>
+      <w:r>
+        <w:rPr>
+          <w:vertAlign w:val="subscript"/>
+        </w:rPr>
+        <w:t>u</w:t>
+      </w:r>
+      <w:r>
+        <w:t>, không dùng công thức tương tác nén–uốn.</w:t>
       </w:r>
     </w:p>
     <w:p>
       <w:pPr>
-        <w:pStyle w:val="JMSTTitlelevel02"/>
-      </w:pPr>
-      <w:r>
-        <w:t xml:space="preserve">6.6. Diễn giải kỹ thuật quan hệ đánh đổi khối </w:t>
-      </w:r>
-      <w:r>
-        <w:t>lượng–chuyển vị</w:t>
+        <w:pStyle w:val="JMSTContent"/>
+        <w:ind w:left="200" w:hanging="200"/>
+      </w:pPr>
+      <w:r>
+        <w:t>- Kết quả tối ưu cần được diễn giải trong phạm vi các mô hình FEM và tải trọng kế thừa từ dự án gốc đã nêu ở mục 2.3; nghiên cứu này không phải một hồ sơ thiết kế lại hai cầu tàu theo hệ thống tiêu chuẩn hiện hành.</w:t>
       </w:r>
     </w:p>
     <w:p>
       <w:pPr>
         <w:pStyle w:val="JMSTContent"/>
-      </w:pPr>
-      <w:r>
-        <w:t>Ở cả hai cầu tàu, mặt Pareto thể hiện quan hệ đánh đổi đơn điệu: đầu "nhẹ" của mặt Pareto (D600) cho khối lượng vật liệu nhỏ nhất nhưng chuyển vị lớn nhất trong tập nghiệm khả thi; đầu còn lại (D1200) cho chuyển vị nhỏ nhất nhưng khối lượng vật liệu lớn nhất — phản ánh đúng bản chất vật lý của việc tăng độ cứng tiết diện cọc để giảm chuyển vị ngang, đánh đổi bằng khối lượng vật liệu tăng thêm. Tốc độ giảm chuyển vị chậm dần khi tiết diện cọc đã đủ lớn (ví dụ D900→D1200 ở cả hai cầu tàu cho mức giảm chuyển vị tương đối nhỏ hơn so với khối lượng vật liệu tăng thêm), cung cấp cơ sở kỹ thuật để người thiết kế lựa chọn phương án cân bằng phù hợp mục tiêu dự án.</w:t>
+        <w:ind w:left="200" w:hanging="200"/>
+      </w:pPr>
+      <w:r>
+        <w:t xml:space="preserve">- Nghiên cứu giới hạn ở hai cầu tàu thực tế; chưa đủ </w:t>
+      </w:r>
+      <w:r>
+        <w:lastRenderedPageBreak/>
+        <w:t>cơ sở để khái quát hoá thành quy luật ảnh hưởng riêng biệt của quy mô, tải trọng hay điều kiện địa kỹ thuật đến đặc điểm nghiệm tối ưu — nội dung này để dành cho nghiên cứu tiếp theo.</w:t>
       </w:r>
     </w:p>
     <w:p>
       <w:pPr>
-        <w:pStyle w:val="JMSTTitlelevel02"/>
-      </w:pPr>
-      <w:r>
-        <w:t>6.7. So sánh giữa hai cầu tàu</w:t>
+        <w:pStyle w:val="JMSTContent"/>
+        <w:ind w:left="200" w:hanging="200"/>
+      </w:pPr>
+      <w:r>
+        <w:t>- Nghiên cứu không so sánh MOSFOA với các thuật toán tối ưu đa mục tiêu khác (NSGA-II, MOPSO...); do đó không có cơ sở để kết luận về tính ưu việt tương đối của MOSFOA.</w:t>
       </w:r>
     </w:p>
     <w:p>
       <w:pPr>
+        <w:pStyle w:val="JMSTTitlelevel01"/>
+      </w:pPr>
+      <w:r>
+        <w:t>7. Kết luận</w:t>
+      </w:r>
+    </w:p>
+    <w:p>
+      <w:pPr>
         <w:pStyle w:val="JMSTContent"/>
-      </w:pPr>
-      <w:r>
-        <w:t xml:space="preserve">Ở cùng lựa chọn D600, chuyển vị ngang lớn nhất của Cầu tàu B là 23,1mm, lớn hơn 15,3mm của Cầu tàu A; độ nhạy chuyển vị theo đường kính cọc cũng khác nhau rõ rệt giữa hai cầu tàu trên toàn dải D </w:t>
-      </w:r>
-      <w:r>
-        <w:lastRenderedPageBreak/>
-        <w:t xml:space="preserve">(mục 6.2, 6.3). Điều này cho thấy cùng một lựa chọn đường kính không nhất thiết tạo ra cùng một đáp ứng kỹ thuật giữa hai cầu tàu. Sự khác biệt này </w:t>
+        <w:ind w:left="220" w:hanging="220"/>
+      </w:pPr>
+      <w:r>
+        <w:t>1. MOSFOA — thuật toán đã được nhóm tác giả phát triển và công bố trước đó [1] — được áp dụng thành công vào hai bài toán tối ưu đa mục tiêu hệ cọc cầu tàu thực tế, sử dụng hai cầu tàu thực tế có quy mô và đặc điểm mô hình hoá khác nhau làm hai trường hợp ứng dụng độc lập.</w:t>
+      </w:r>
+    </w:p>
+    <w:p>
+      <w:pPr>
+        <w:pStyle w:val="JMSTContent"/>
+        <w:ind w:left="220" w:hanging="220"/>
+      </w:pPr>
+      <w:r>
+        <w:t>2. Quy trình kết nối MATLAB–SAP2000 qua OAPI đã tích hợp thành công tìm kiếm metaheuristic với đánh giá kỹ thuật dựa trên phân tích phần tử hữu hạn thực.</w:t>
+      </w:r>
+    </w:p>
+    <w:p>
+      <w:pPr>
+        <w:pStyle w:val="JMSTContent"/>
+        <w:ind w:left="220" w:hanging="220"/>
+      </w:pPr>
+      <w:r>
+        <w:t xml:space="preserve">3. </w:t>
+      </w:r>
+      <w:r>
+        <w:t xml:space="preserve">Duyệt </w:t>
+      </w:r>
+      <w:r>
+        <w:t>33 phương án catalogue rời rạc cung cấp một tập Pareto tham chiếu cho mỗi cầu tàu, dùng làm cơ sở đối chiếu trực tiếp kết quả MOSFOA.</w:t>
+      </w:r>
+    </w:p>
+    <w:p>
+      <w:pPr>
+        <w:pStyle w:val="JMSTContent"/>
+        <w:ind w:left="220" w:hanging="220"/>
+      </w:pPr>
+      <w:r>
+        <w:t>4. MOSFOA khôi phục đầy đủ tập Pareto tham chiếu trong toàn bộ các lần chạy độc lập thực hiện cho cả hai cầu tàu (40/40 lượt chạy).</w:t>
+      </w:r>
+    </w:p>
+    <w:p>
+      <w:pPr>
+        <w:pStyle w:val="JMSTContent"/>
+        <w:ind w:left="220" w:hanging="220"/>
+      </w:pPr>
+      <w:r>
+        <w:t>5. Hai cầu tàu cho các mức giá trị mục tiêu và đặc điểm đánh đổi kỹ thuật khác nhau, phản ánh sự khác biệt về cấu hình kết cấu, tải trọng và điều kiện mô hình hóa của từng cầu tàu.</w:t>
+      </w:r>
+    </w:p>
+    <w:p>
+      <w:pPr>
+        <w:pStyle w:val="JMSTContent"/>
+        <w:ind w:left="220" w:hanging="220"/>
+      </w:pPr>
+      <w:r>
+        <w:t>6. Kết quả hỗ trợ khả năng áp dụng thực tế và tính tái lập của quy trình tối ưu dựa trên MOSFOA đã triển khai, đối với lớp bài toán hệ cọc cầu tàu đã khảo sát.</w:t>
+      </w:r>
+    </w:p>
+    <w:p>
+      <w:pPr>
+        <w:pStyle w:val="JMSTContent"/>
+        <w:ind w:left="220" w:hanging="220"/>
+      </w:pPr>
+      <w:r>
+        <w:t xml:space="preserve">7. Những phát hiện này </w:t>
       </w:r>
       <w:r>
         <w:rPr>
           <w:b/>
           <w:bCs/>
         </w:rPr>
-        <w:t>gắn liền đồng thời với nhiều yếu tố khác nhau</w:t>
-      </w:r>
-      <w:r>
-        <w:t xml:space="preserve"> — hình học kết cấu (bề rộng bến, chiều dài phân đoạn), tải trọng khai thác, đặc trưng tiết diện cọc, và điều kiện mô hình hoá địa kỹ thuật (lò xo phân bố ở A so với ngàm cứng tại chiều dài ngàm ảo ở B) — không có cơ sở để quy sự khác biệt này cho một nguyên nhân đơn lẻ khi hai mô hình đồng thời khác nhau ở nhiều yếu tố; việc tách bạch ảnh hưởng riêng của từng yếu tố nằm ngoài phạm vi nghiên cứu này. Cả hai cầu tàu đều có miền khả thi bắt đầu từ D≥600mm và cùng 6 phương án trong tập Pareto tham chiếu — sự trùng hợp về số lượng phương án phản ánh đặc điểm chung của không gian thiết kế rời rạc 33 phương án dùng chung một bảng catalogue, không hàm ý một quy luật tổng quát giữa hai loại cầu tàu.</w:t>
+        <w:t>không</w:t>
+      </w:r>
+      <w:r>
+        <w:t xml:space="preserve"> nên được suy rộng thành bằng chứng về tính ưu việt thuật toán một cách tổng quát; kết luận chỉ giới hạn trong phạm vi hai bài toán đã khảo sát.</w:t>
       </w:r>
     </w:p>
     <w:p>
       <w:pPr>
-        <w:pStyle w:val="JMSTTitlelevel02"/>
-      </w:pPr>
-      <w:r>
-        <w:t>6.8. Hạn chế nghiên cứu</w:t>
+        <w:pStyle w:val="JMSTTitlelevel01"/>
+      </w:pPr>
+      <w:r>
+        <w:t>Lời cảm ơn</w:t>
       </w:r>
     </w:p>
     <w:p>
       <w:pPr>
         <w:pStyle w:val="JMSTContent"/>
-        <w:ind w:left="200" w:hanging="200"/>
-      </w:pPr>
-      <w:r>
-        <w:t xml:space="preserve">- Không gian thiết kế gồm 33 phương án catalogue rời rạc, cho phép </w:t>
-      </w:r>
-      <w:r>
-        <w:t xml:space="preserve">Duyệt </w:t>
-      </w:r>
-      <w:r>
-        <w:t>toàn bộ để xây dựng tập Pareto tham chiếu chính xác — kết quả 100% khôi phục chỉ có ý nghĩa trong phạm vi loại bài toán rời rạc, quy mô nhỏ như đã khảo sát, chưa chứng minh được hiệu quả tương tự trên không gian thiết kế liên tục hoặc nhiều chiều hơn.</w:t>
+        <w:ind w:firstLine="0"/>
+      </w:pPr>
+      <w:r>
+        <w:t>(Không có thông tin về nguồn tài trợ/đề tài được cung cấp trong phạm vi dự án — mục này để trống nếu không áp dụng, hoặc bổ sung trước khi nộp nếu có.)</w:t>
       </w:r>
     </w:p>
     <w:p>
       <w:pPr>
-        <w:pStyle w:val="JMSTContent"/>
-        <w:ind w:left="200" w:hanging="200"/>
-      </w:pPr>
-      <w:r>
-        <w:t>- Thông số điều kiện biên mô phỏng tương tác đất–cọc–kết cấu (độ cứng lò xo ở A, chiều dài ngàm ảo ở B) được giữ cố định theo mô hình gốc, không được cập nhật lại theo đường kính cọc D trong vòng lặp tối ưu (mục 2.4) — đây là giả thiết đơn giản hoá cần lưu ý khi áp dụng kết quả vào thiết kế thực tế.</w:t>
+        <w:pStyle w:val="JMSTReferenceTilte"/>
+      </w:pPr>
+      <w:r>
+        <w:t>TÀI LIỆU THAM KHẢO</w:t>
       </w:r>
     </w:p>
     <w:p>
       <w:pPr>
-        <w:pStyle w:val="JMSTContent"/>
-        <w:ind w:left="200" w:hanging="200"/>
-      </w:pPr>
-      <w:r>
-        <w:t>- Ràng buộc vật liệu sử dụng kiểm tra riêng biệt N≤P</w:t>
-      </w:r>
-      <w:r>
-        <w:rPr>
-          <w:vertAlign w:val="subscript"/>
-        </w:rPr>
-        <w:t>max</w:t>
-      </w:r>
-      <w:r>
-        <w:t xml:space="preserve"> và M≤M</w:t>
-      </w:r>
-      <w:r>
-        <w:rPr>
-          <w:vertAlign w:val="subscript"/>
-        </w:rPr>
-        <w:t>u</w:t>
-      </w:r>
-      <w:r>
-        <w:t>, không dùng công thức tương tác nén–uốn.</w:t>
+        <w:pStyle w:val="JMSTRefrenceContent"/>
+      </w:pPr>
+      <w:r>
+        <w:t xml:space="preserve">[1] Do-Quang, T., Vu-Huu, T. and Le, C.T. (2026), "Multi-objective Optimization of Marine Structures Using an Enhanced Starfish Algorithm", </w:t>
+      </w:r>
+      <w:r>
+        <w:rPr>
+          <w:i/>
+          <w:iCs/>
+        </w:rPr>
+        <w:t>Proceedings of the Institution of Civil Engineers – Structures and Buildings</w:t>
+      </w:r>
+      <w:r>
+        <w:t xml:space="preserve">. DOI: </w:t>
+      </w:r>
+      <w:r>
+        <w:t>10.1680/jstbu.26.00159.</w:t>
       </w:r>
     </w:p>
     <w:p>
       <w:pPr>
-        <w:pStyle w:val="JMSTContent"/>
-        <w:ind w:left="200" w:hanging="200"/>
-      </w:pPr>
-      <w:r>
-        <w:t>- Kết quả tối ưu cần được diễn giải trong phạm vi các mô hình FEM và tải trọng kế thừa từ dự án gốc đã nêu ở mục 2.3; nghiên cứu này không phải một hồ sơ thiết kế lại hai cầu tàu theo hệ thống tiêu chuẩn hiện hành.</w:t>
+        <w:pStyle w:val="JMSTRefrenceContent"/>
+      </w:pPr>
+      <w:r>
+        <w:t xml:space="preserve">[2] TCVN 10304:2025, </w:t>
+      </w:r>
+      <w:r>
+        <w:rPr>
+          <w:i/>
+          <w:iCs/>
+        </w:rPr>
+        <w:t>Móng cọc — Tiêu chuẩn thiết kế</w:t>
+      </w:r>
+      <w:r>
+        <w:t>, Bộ Xây dựng.</w:t>
       </w:r>
     </w:p>
     <w:p>
       <w:pPr>
-        <w:pStyle w:val="JMSTContent"/>
-        <w:ind w:left="200" w:hanging="200"/>
-      </w:pPr>
-      <w:r>
-        <w:t>- Nghiên cứu giới hạn ở hai cầu tàu thực tế; chưa đủ cơ sở để khái quát hoá thành quy luật ảnh hưởng riêng biệt của quy mô, tải trọng hay điều kiện địa kỹ thuật đến đặc điểm nghiệm tối ưu — nội dung này để dành cho nghiên cứu tiếp theo.</w:t>
+        <w:pStyle w:val="JMSTRefrenceContent"/>
+      </w:pPr>
+      <w:r>
+        <w:t xml:space="preserve">[3] QCVN 03:2022/BXD, </w:t>
+      </w:r>
+      <w:r>
+        <w:rPr>
+          <w:i/>
+          <w:iCs/>
+        </w:rPr>
+        <w:t>Quy chuẩn kỹ thuật quốc gia về phân cấp công trình phục vụ thiết kế xây dựng</w:t>
+      </w:r>
+      <w:r>
+        <w:t>, Bộ Xây dựng.</w:t>
       </w:r>
     </w:p>
     <w:p>
       <w:pPr>
-        <w:pStyle w:val="JMSTContent"/>
-        <w:ind w:left="200" w:hanging="200"/>
-      </w:pPr>
-      <w:r>
-        <w:t>- Nghiên cứu không so sánh MOSFOA với các thuật toán tối ưu đa mục tiêu khác (NSGA-II, MOPSO...); do đó không có cơ sở để kết luận về tính ưu việt tương đối của MOSFOA.</w:t>
+        <w:pStyle w:val="JMSTRefrenceContent"/>
+      </w:pPr>
+      <w:r>
+        <w:t xml:space="preserve">[4] Công ty Cổ phần Kết cấu Bê tông Châu Âu Nam (AMACCAO PILE – Tập đoàn AMACCAO), </w:t>
+      </w:r>
+      <w:r>
+        <w:rPr>
+          <w:i/>
+          <w:iCs/>
+        </w:rPr>
+        <w:t>Catalog và thông số kỹ thuật cọc bê tông ly tâm ứng lực trước AMACCAO (PHC/PC) D300–D1200</w:t>
+      </w:r>
+      <w:r>
+        <w:t>, sản xuất theo TCVN 7888:2014 &amp; JIS A 5373:2016 (năm phát hành và số hiệu tài liệu cụ thể chưa xác minh được từ nguồn hiện có — tác giả cần bổ sung trước khi nộp).</w:t>
       </w:r>
     </w:p>
     <w:p>
       <w:pPr>
-        <w:pStyle w:val="JMSTTitlelevel01"/>
-      </w:pPr>
-      <w:r>
-        <w:t>7. Kết luận</w:t>
+        <w:pStyle w:val="JMSTRefrenceContent"/>
+      </w:pPr>
+      <w:r>
+        <w:t xml:space="preserve">[5] 22TCN 222-95, </w:t>
+      </w:r>
+      <w:r>
+        <w:rPr>
+          <w:i/>
+          <w:iCs/>
+        </w:rPr>
+        <w:t>Tải trọng và tác động (do sóng và do tàu) lên công trình thủy</w:t>
+      </w:r>
+      <w:r>
+        <w:t>.</w:t>
       </w:r>
     </w:p>
     <w:p>
       <w:pPr>
-        <w:pStyle w:val="JMSTContent"/>
-        <w:ind w:left="220" w:hanging="220"/>
-      </w:pPr>
-      <w:r>
-        <w:t>1. MOSFOA — thuật toán đã được nhóm tác giả phát triển và công bố trước đó [1] — được áp dụng thành công vào hai bài toán tối ưu đa mục tiêu hệ cọc cầu tàu thực tế, sử dụng hai cầu tàu thực tế có quy mô và đặc điểm mô hình hoá khác nhau làm hai trường hợp ứng dụng độc lập.</w:t>
+        <w:pStyle w:val="JMSTRefrenceContent"/>
+      </w:pPr>
+      <w:r>
+        <w:t xml:space="preserve">[6] 22TCN 207-92, </w:t>
+      </w:r>
+      <w:r>
+        <w:rPr>
+          <w:i/>
+          <w:iCs/>
+        </w:rPr>
+        <w:t>Công trình bến cảng biển — Tiêu chuẩn thiết kế</w:t>
+      </w:r>
+      <w:r>
+        <w:t>.</w:t>
       </w:r>
     </w:p>
     <w:p>
       <w:pPr>
-        <w:pStyle w:val="JMSTContent"/>
-        <w:ind w:left="220" w:hanging="220"/>
-      </w:pPr>
-      <w:r>
-        <w:t>2. Quy trình kết nối MATLAB–SAP2000 qua OAPI đã tích hợp thành công tìm kiếm metaheuristic với đánh giá kỹ thuật dựa trên phân tích phần tử hữu hạn thực.</w:t>
+        <w:pStyle w:val="JMSTRefrenceContent"/>
+      </w:pPr>
+      <w:r>
+        <w:t xml:space="preserve">[7] TCVN 9386:2012, </w:t>
+      </w:r>
+      <w:r>
+        <w:rPr>
+          <w:i/>
+          <w:iCs/>
+        </w:rPr>
+        <w:t>Thiết kế công trình chịu động đất</w:t>
+      </w:r>
+      <w:r>
+        <w:t>, Bộ Khoa học và Công nghệ (tiêu chuẩn thuộc cơ sở thiết kế gốc của Cầu tàu A, xem mục 2.3 — không phải formulation của bài toán tối ưu hiện tại).</w:t>
       </w:r>
     </w:p>
     <w:p>
       <w:pPr>
-        <w:pStyle w:val="JMSTContent"/>
-        <w:ind w:left="220" w:hanging="220"/>
-      </w:pPr>
-      <w:r>
-        <w:t xml:space="preserve">3. </w:t>
-      </w:r>
-      <w:r>
-        <w:t xml:space="preserve">Duyệt </w:t>
-      </w:r>
-      <w:r>
-        <w:t>33 phương án catalogue rời rạc cung cấp một tập Pareto tham chiếu cho mỗi cầu tàu, dùng làm cơ sở đối chiếu trực tiếp kết quả MOSFOA.</w:t>
+        <w:pStyle w:val="JMSTRefrenceContent"/>
+      </w:pPr>
+      <w:r>
+        <w:t xml:space="preserve">[8] TCVN 10304:2014, </w:t>
+      </w:r>
+      <w:r>
+        <w:rPr>
+          <w:i/>
+          <w:iCs/>
+        </w:rPr>
+        <w:t>Móng cọc — Tiêu chuẩn thiết kế</w:t>
+      </w:r>
+      <w:r>
+        <w:t>, Bộ Khoa học và Công nghệ (tiêu chuẩn móng cọc gốc của Cầu tàu A, xem mục 2.3 — phiên bản đã được thay thế bởi TCVN 10304:2025 [2], là formulation thực sự dùng trong bài toán tối ưu).</w:t>
       </w:r>
     </w:p>
     <w:p>
       <w:pPr>
-        <w:pStyle w:val="JMSTContent"/>
-        <w:ind w:left="220" w:hanging="220"/>
-      </w:pPr>
-      <w:r>
-        <w:t>4. MOSFOA khôi phục đầy đủ tập Pareto tham chiếu trong toàn bộ các lần chạy độc lập thực hiện cho cả hai cầu tàu (40/40 lượt chạy).</w:t>
+        <w:pStyle w:val="JMSTRefrenceContent"/>
+      </w:pPr>
+      <w:r>
+        <w:t xml:space="preserve">[9] TCXD 205:1998, </w:t>
+      </w:r>
+      <w:r>
+        <w:rPr>
+          <w:i/>
+          <w:iCs/>
+        </w:rPr>
+        <w:t>Móng cọc — Tiêu chuẩn thiết kế</w:t>
+      </w:r>
+      <w:r>
+        <w:t>, Bộ Xây dựng (tiêu chuẩn móng cọc gốc của Cầu tàu B, xem mục 2.3).</w:t>
       </w:r>
     </w:p>
     <w:p>
       <w:pPr>
-        <w:pStyle w:val="JMSTContent"/>
-        <w:ind w:left="220" w:hanging="220"/>
-      </w:pPr>
-      <w:r>
-        <w:t>5. Hai cầu tàu cho các mức giá trị mục tiêu và đặc điểm đánh đổi kỹ thuật khác nhau, phản ánh sự khác biệt về cấu hình kết cấu, tải trọng và điều kiện mô hình hóa của từng cầu tàu.</w:t>
+        <w:pStyle w:val="JMSTRefrenceContent"/>
+      </w:pPr>
+      <w:r>
+        <w:t xml:space="preserve">[10] TCVN 7888:2014, </w:t>
+      </w:r>
+      <w:r>
+        <w:rPr>
+          <w:i/>
+          <w:iCs/>
+        </w:rPr>
+        <w:t>Cọc bê tông ly tâm ứng lực trước</w:t>
+      </w:r>
+      <w:r>
+        <w:t>, Bộ Khoa học và Công nghệ (tiêu chuẩn sản xuất của catalogue cọc AMACCAO dùng làm biến thiết kế, xem [4] và mục 3.1).</w:t>
       </w:r>
     </w:p>
     <w:p>
       <w:pPr>
-        <w:pStyle w:val="JMSTContent"/>
-        <w:ind w:left="220" w:hanging="220"/>
-      </w:pPr>
-      <w:r>
-        <w:t>6. Kết quả hỗ trợ khả năng áp dụng thực tế và tính tái lập của quy trình tối ưu dựa trên MOSFOA đã triển khai, đối với lớp bài toán hệ cọc cầu tàu đã khảo sát.</w:t>
+        <w:jc w:val="right"/>
+        <w:rPr>
+          <w:i/>
+        </w:rPr>
+      </w:pPr>
+      <w:r>
+        <w:rPr>
+          <w:i/>
+        </w:rPr>
+        <w:t>Ngày nhận bài: xx/xx/2026</w:t>
       </w:r>
     </w:p>
     <w:p>
       <w:pPr>
-        <w:pStyle w:val="JMSTContent"/>
-        <w:ind w:left="220" w:hanging="220"/>
-      </w:pPr>
-      <w:r>
-        <w:t xml:space="preserve">7. Những phát hiện này </w:t>
-      </w:r>
-      <w:r>
-        <w:rPr>
-          <w:b/>
-          <w:bCs/>
-        </w:rPr>
-        <w:t>không</w:t>
-      </w:r>
-      <w:r>
-        <w:t xml:space="preserve"> nên được suy rộng thành bằng chứng về tính ưu việt thuật toán một cách tổng quát; kết luận chỉ giới hạn trong phạm vi hai bài toán đã khảo sát.</w:t>
-      </w:r>
-    </w:p>
-    <w:p>
-      <w:pPr>
-        <w:pStyle w:val="JMSTTitlelevel01"/>
-      </w:pPr>
-      <w:r>
-        <w:t>Lời cảm ơn</w:t>
-      </w:r>
-    </w:p>
-    <w:p>
-      <w:pPr>
-        <w:pStyle w:val="JMSTContent"/>
-        <w:ind w:firstLine="0"/>
-      </w:pPr>
-      <w:r>
-        <w:t>(Không có thông tin về nguồn tài trợ/đề tài được cung cấp trong phạm vi dự án — mục này để trống nếu không áp dụng, hoặc bổ sung trước khi nộp nếu có.)</w:t>
-      </w:r>
-    </w:p>
-    <w:p>
-      <w:pPr>
-        <w:pStyle w:val="JMSTReferenceTilte"/>
-      </w:pPr>
-      <w:r>
-        <w:t>TÀI LIỆU THAM KHẢO</w:t>
-      </w:r>
-    </w:p>
-    <w:p>
-      <w:pPr>
-        <w:pStyle w:val="JMSTRefrenceContent"/>
-      </w:pPr>
-      <w:r>
-        <w:t xml:space="preserve">[1] Do-Quang, T., Vu-Huu, T. and Le, C.T. (2026), "Multi-objective Optimization of Marine Structures Using an Enhanced Starfish Algorithm", </w:t>
-      </w:r>
-      <w:r>
-        <w:rPr>
-          <w:i/>
-          <w:iCs/>
-        </w:rPr>
-        <w:t>Proceedings of the Institution of Civil Engineers – Structures and Buildings</w:t>
-      </w:r>
-      <w:r>
-        <w:t>. DOI: 10.1680/jstbu.26.00159.</w:t>
-      </w:r>
-    </w:p>
-    <w:p>
-      <w:pPr>
-        <w:pStyle w:val="JMSTRefrenceContent"/>
-      </w:pPr>
-      <w:r>
-        <w:t xml:space="preserve">[2] TCVN 10304:2025, </w:t>
-      </w:r>
-      <w:r>
-        <w:rPr>
-          <w:i/>
-          <w:iCs/>
-        </w:rPr>
-        <w:t>Móng cọc — Tiêu chuẩn thiết kế</w:t>
-      </w:r>
-      <w:r>
-        <w:t>, Bộ Xây dựng.</w:t>
-      </w:r>
-    </w:p>
-    <w:p>
-      <w:pPr>
-        <w:pStyle w:val="JMSTRefrenceContent"/>
-      </w:pPr>
-      <w:r>
-        <w:t xml:space="preserve">[3] QCVN 03:2022/BXD, </w:t>
-      </w:r>
-      <w:r>
-        <w:rPr>
-          <w:i/>
-          <w:iCs/>
-        </w:rPr>
-        <w:t>Quy chuẩn kỹ thuật quốc gia về phân cấp công trình phục vụ thiết kế xây dựng</w:t>
-      </w:r>
-      <w:r>
-        <w:t>, Bộ Xây dựng.</w:t>
-      </w:r>
-    </w:p>
-    <w:p>
-      <w:pPr>
-        <w:pStyle w:val="JMSTRefrenceContent"/>
-      </w:pPr>
-      <w:r>
-        <w:t xml:space="preserve">[4] Công ty Cổ phần Kết cấu Bê tông Châu Âu Nam (AMACCAO PILE – Tập đoàn AMACCAO), </w:t>
-      </w:r>
-      <w:r>
-        <w:rPr>
-          <w:i/>
-          <w:iCs/>
-        </w:rPr>
-        <w:lastRenderedPageBreak/>
-        <w:t>Catalog và thông số kỹ thuật cọc bê tông ly tâm ứng lực trước AMACCAO (PHC/PC) D300–D1200</w:t>
-      </w:r>
-      <w:r>
-        <w:t>, sản xuất theo TCVN 7888:2014 &amp; JIS A 5373:2016 (năm phát hành và số hiệu tài liệu cụ thể chưa xác minh được từ nguồn hiện có — tác giả cần bổ sung trước khi nộp).</w:t>
-      </w:r>
-    </w:p>
-    <w:p>
-      <w:pPr>
-        <w:pStyle w:val="JMSTRefrenceContent"/>
-      </w:pPr>
-      <w:r>
-        <w:t xml:space="preserve">[5] 22TCN 222-95, </w:t>
-      </w:r>
-      <w:r>
-        <w:rPr>
-          <w:i/>
-          <w:iCs/>
-        </w:rPr>
-        <w:t>Tải trọng và tác động (do sóng và do tàu) lên công trình thủy</w:t>
-      </w:r>
-      <w:r>
-        <w:t>.</w:t>
-      </w:r>
-    </w:p>
-    <w:p>
-      <w:pPr>
-        <w:pStyle w:val="JMSTRefrenceContent"/>
-      </w:pPr>
-      <w:r>
-        <w:t xml:space="preserve">[6] 22TCN 207-92, </w:t>
-      </w:r>
-      <w:r>
-        <w:rPr>
-          <w:i/>
-          <w:iCs/>
-        </w:rPr>
-        <w:t>Công trình bến cảng biển — Tiêu chuẩn thiết kế</w:t>
-      </w:r>
-      <w:r>
-        <w:t>.</w:t>
-      </w:r>
-    </w:p>
-    <w:p>
-      <w:pPr>
-        <w:pStyle w:val="JMSTRefrenceContent"/>
-      </w:pPr>
-      <w:r>
-        <w:t xml:space="preserve">[7] TCVN 9386:2012, </w:t>
-      </w:r>
-      <w:r>
-        <w:rPr>
-          <w:i/>
-          <w:iCs/>
-        </w:rPr>
-        <w:t>Thiết kế công trình chịu động đất</w:t>
-      </w:r>
-      <w:r>
-        <w:t>, Bộ Khoa học và Công nghệ (tiêu chuẩn thuộc cơ sở thiết kế gốc của Cầu tàu A, xem mục 2.3 — không phải formulation của bài toán tối ưu hiện tại).</w:t>
-      </w:r>
-    </w:p>
-    <w:p>
-      <w:pPr>
-        <w:pStyle w:val="JMSTRefrenceContent"/>
-      </w:pPr>
-      <w:r>
-        <w:t xml:space="preserve">[8] TCVN 10304:2014, </w:t>
-      </w:r>
-      <w:r>
-        <w:rPr>
-          <w:i/>
-          <w:iCs/>
-        </w:rPr>
-        <w:t>Móng cọc — Tiêu chuẩn thiết kế</w:t>
-      </w:r>
-      <w:r>
-        <w:t>, Bộ Khoa học và Công nghệ (tiêu chuẩn móng cọc gốc của Cầu tàu A, xem mục 2.3 — phiên bản đã được thay thế bởi TCVN 10304:2025 [2], là formulation thực sự dùng trong bài toán tối ưu).</w:t>
-      </w:r>
-    </w:p>
-    <w:p>
-      <w:pPr>
-        <w:pStyle w:val="JMSTRefrenceContent"/>
-      </w:pPr>
-      <w:r>
-        <w:t xml:space="preserve">[9] TCXD 205:1998, </w:t>
-      </w:r>
-      <w:r>
-        <w:rPr>
-          <w:i/>
-          <w:iCs/>
-        </w:rPr>
-        <w:t>Móng cọc — Tiêu chuẩn thiết kế</w:t>
-      </w:r>
-      <w:r>
-        <w:t>, Bộ Xây dựng (tiêu chuẩn móng cọc gốc của Cầu tàu B, xem mục 2.3).</w:t>
-      </w:r>
-    </w:p>
-    <w:p>
-      <w:pPr>
-        <w:pStyle w:val="JMSTRefrenceContent"/>
-      </w:pPr>
-      <w:r>
-        <w:t xml:space="preserve">[10] TCVN 7888:2014, </w:t>
-      </w:r>
-      <w:r>
-        <w:rPr>
-          <w:i/>
-          <w:iCs/>
-        </w:rPr>
-        <w:t>Cọc bê tông ly tâm ứng lực trước</w:t>
-      </w:r>
-      <w:r>
-        <w:t>, Bộ Khoa học và Công nghệ (tiêu chuẩn sản xuất của catalogue cọc AMACCAO dùng làm biến thiết kế, xem [4] và mục 3.1).</w:t>
-      </w:r>
-    </w:p>
-    <w:p>
-      <w:pPr>
-        <w:jc w:val="right"/>
-        <w:rPr>
-          <w:i/>
-        </w:rPr>
-      </w:pPr>
-      <w:r>
-        <w:rPr>
-          <w:i/>
-        </w:rPr>
-        <w:t>Ngày nhận bài: xx/xx/2026</w:t>
-      </w:r>
-    </w:p>
-    <w:p>
-      <w:pPr>
         <w:jc w:val="right"/>
         <w:rPr>
           <w:i/>
@@ -4965,7 +6123,7 @@
       </w:r>
     </w:p>
     <w:sectPr>
-      <w:headerReference w:type="default" r:id="rId27"/>
+      <w:headerReference w:type="default" r:id="rId26"/>
       <w:type w:val="continuous"/>
       <w:pgSz w:w="11906" w:h="16838" w:code="9"/>
       <w:pgMar w:top="1701" w:right="1418" w:bottom="1701" w:left="1588" w:header="850" w:footer="850" w:gutter="0"/>
@@ -4978,7 +6136,7 @@
 </file>
 
 <file path=word/endnotes.xml><?xml version="1.0" encoding="utf-8"?>
-<w:endnotes xmlns:wpc="http://schemas.microsoft.com/office/word/2010/wordprocessingCanvas" xmlns:cx="http://schemas.microsoft.com/office/drawing/2014/chartex" xmlns:cx1="http://schemas.microsoft.com/office/drawing/2015/9/8/chartex" xmlns:cx2="http://schemas.microsoft.com/office/drawing/2015/10/21/chartex" xmlns:cx3="http://schemas.microsoft.com/office/drawing/2016/5/9/chartex" xmlns:cx4="http://schemas.microsoft.com/office/drawing/2016/5/10/chartex" xmlns:cx5="http://schemas.microsoft.com/office/drawing/2016/5/11/chartex" xmlns:cx6="http://schemas.microsoft.com/office/drawing/2016/5/12/chartex" xmlns:cx7="http://schemas.microsoft.com/office/drawing/2016/5/13/chartex" xmlns:cx8="http://schemas.microsoft.com/office/drawing/2016/5/14/chartex" xmlns:mc="http://schemas.openxmlformats.org/markup-compatibility/2006" xmlns:aink="http://schemas.microsoft.com/office/drawing/2016/ink" xmlns:am3d="http://schemas.microsoft.com/office/drawing/2017/model3d" xmlns:o="urn:schemas-microsoft-com:office:office" xmlns:oel="http://schemas.microsoft.com/office/2019/extlst" xmlns:r="http://schemas.openxmlformats.org/officeDocument/2006/relationships" xmlns:m="http://schemas.openxmlformats.org/officeDocument/2006/math" xmlns:v="urn:schemas-microsoft-com:vml" xmlns:wp14="http://schemas.microsoft.com/office/word/2010/wordprocessingDrawing" xmlns:wp="http://schemas.openxmlformats.org/drawingml/2006/wordprocessingDrawing" xmlns:w10="urn:schemas-microsoft-com:office:word" xmlns:w="http://schemas.openxmlformats.org/wordprocessingml/2006/main" xmlns:w14="http://schemas.microsoft.com/office/word/2010/wordml" xmlns:w15="http://schemas.microsoft.com/office/word/2012/wordml" xmlns:w16cex="http://schemas.microsoft.com/office/word/2018/wordml/cex" xmlns:w16cid="http://schemas.microsoft.com/office/word/2016/wordml/cid" xmlns:w16="http://schemas.microsoft.com/office/word/2018/wordml" xmlns:w16du="http://schemas.microsoft.com/office/word/2023/wordml/word16du" xmlns:w16sdtdh="http://schemas.microsoft.com/office/word/2020/wordml/sdtdatahash" xmlns:w16sdtfl="http://schemas.microsoft.com/office/word/2024/wordml/sdtformatlock" xmlns:w16se="http://schemas.microsoft.com/office/word/2015/wordml/symex" xmlns:wpg="http://schemas.microsoft.com/office/word/2010/wordprocessingGroup" xmlns:wpi="http://schemas.microsoft.com/office/word/2010/wordprocessingInk" xmlns:wne="http://schemas.microsoft.com/office/word/2006/wordml" xmlns:wps="http://schemas.microsoft.com/office/word/2010/wordprocessingShape" mc:Ignorable="w14 w15 w16se w16cid w16 w16cex w16sdtdh w16sdtfl w16du wp14">
+<w:endnotes xmlns:wpc="http://schemas.microsoft.com/office/word/2010/wordprocessingCanvas" xmlns:cx="http://schemas.microsoft.com/office/drawing/2014/chartex" xmlns:cx1="http://schemas.microsoft.com/office/drawing/2015/9/8/chartex" xmlns:cx2="http://schemas.microsoft.com/office/drawing/2015/10/21/chartex" xmlns:cx3="http://schemas.microsoft.com/office/drawing/2016/5/9/chartex" xmlns:cx4="http://schemas.microsoft.com/office/drawing/2016/5/10/chartex" xmlns:cx5="http://schemas.microsoft.com/office/drawing/2016/5/11/chartex" xmlns:cx6="http://schemas.microsoft.com/office/drawing/2016/5/12/chartex" xmlns:cx7="http://schemas.microsoft.com/office/drawing/2016/5/13/chartex" xmlns:cx8="http://schemas.microsoft.com/office/drawing/2016/5/14/chartex" xmlns:mc="http://schemas.openxmlformats.org/markup-compatibility/2006" xmlns:aink="http://schemas.microsoft.com/office/drawing/2016/ink" xmlns:am3d="http://schemas.microsoft.com/office/drawing/2017/model3d" xmlns:o="urn:schemas-microsoft-com:office:office" xmlns:r="http://schemas.openxmlformats.org/officeDocument/2006/relationships" xmlns:m="http://schemas.openxmlformats.org/officeDocument/2006/math" xmlns:v="urn:schemas-microsoft-com:vml" xmlns:wp14="http://schemas.microsoft.com/office/word/2010/wordprocessingDrawing" xmlns:wp="http://schemas.openxmlformats.org/drawingml/2006/wordprocessingDrawing" xmlns:w10="urn:schemas-microsoft-com:office:word" xmlns:w="http://schemas.openxmlformats.org/wordprocessingml/2006/main" xmlns:w14="http://schemas.microsoft.com/office/word/2010/wordml" xmlns:w15="http://schemas.microsoft.com/office/word/2012/wordml" xmlns:w16cid="http://schemas.microsoft.com/office/word/2016/wordml/cid" xmlns:w16se="http://schemas.microsoft.com/office/word/2015/wordml/symex" xmlns:wpg="http://schemas.microsoft.com/office/word/2010/wordprocessingGroup" xmlns:wpi="http://schemas.microsoft.com/office/word/2010/wordprocessingInk" xmlns:wne="http://schemas.microsoft.com/office/word/2006/wordml" xmlns:wps="http://schemas.microsoft.com/office/word/2010/wordprocessingShape" mc:Ignorable="w14 w15 w16se w16cid wp14">
   <w:endnote w:type="separator" w:id="-1">
     <w:p>
       <w:r>
@@ -4997,7 +6155,7 @@
 </file>
 
 <file path=word/footer1.xml><?xml version="1.0" encoding="utf-8"?>
-<w:ftr xmlns:wpc="http://schemas.microsoft.com/office/word/2010/wordprocessingCanvas" xmlns:cx="http://schemas.microsoft.com/office/drawing/2014/chartex" xmlns:cx1="http://schemas.microsoft.com/office/drawing/2015/9/8/chartex" xmlns:cx2="http://schemas.microsoft.com/office/drawing/2015/10/21/chartex" xmlns:cx3="http://schemas.microsoft.com/office/drawing/2016/5/9/chartex" xmlns:cx4="http://schemas.microsoft.com/office/drawing/2016/5/10/chartex" xmlns:cx5="http://schemas.microsoft.com/office/drawing/2016/5/11/chartex" xmlns:cx6="http://schemas.microsoft.com/office/drawing/2016/5/12/chartex" xmlns:cx7="http://schemas.microsoft.com/office/drawing/2016/5/13/chartex" xmlns:cx8="http://schemas.microsoft.com/office/drawing/2016/5/14/chartex" xmlns:mc="http://schemas.openxmlformats.org/markup-compatibility/2006" xmlns:aink="http://schemas.microsoft.com/office/drawing/2016/ink" xmlns:am3d="http://schemas.microsoft.com/office/drawing/2017/model3d" xmlns:o="urn:schemas-microsoft-com:office:office" xmlns:oel="http://schemas.microsoft.com/office/2019/extlst" xmlns:r="http://schemas.openxmlformats.org/officeDocument/2006/relationships" xmlns:m="http://schemas.openxmlformats.org/officeDocument/2006/math" xmlns:v="urn:schemas-microsoft-com:vml" xmlns:wp14="http://schemas.microsoft.com/office/word/2010/wordprocessingDrawing" xmlns:wp="http://schemas.openxmlformats.org/drawingml/2006/wordprocessingDrawing" xmlns:w10="urn:schemas-microsoft-com:office:word" xmlns:w="http://schemas.openxmlformats.org/wordprocessingml/2006/main" xmlns:w14="http://schemas.microsoft.com/office/word/2010/wordml" xmlns:w15="http://schemas.microsoft.com/office/word/2012/wordml" xmlns:w16cex="http://schemas.microsoft.com/office/word/2018/wordml/cex" xmlns:w16cid="http://schemas.microsoft.com/office/word/2016/wordml/cid" xmlns:w16="http://schemas.microsoft.com/office/word/2018/wordml" xmlns:w16du="http://schemas.microsoft.com/office/word/2023/wordml/word16du" xmlns:w16sdtdh="http://schemas.microsoft.com/office/word/2020/wordml/sdtdatahash" xmlns:w16sdtfl="http://schemas.microsoft.com/office/word/2024/wordml/sdtformatlock" xmlns:w16se="http://schemas.microsoft.com/office/word/2015/wordml/symex" xmlns:wpg="http://schemas.microsoft.com/office/word/2010/wordprocessingGroup" xmlns:wpi="http://schemas.microsoft.com/office/word/2010/wordprocessingInk" xmlns:wne="http://schemas.microsoft.com/office/word/2006/wordml" xmlns:wps="http://schemas.microsoft.com/office/word/2010/wordprocessingShape" mc:Ignorable="w14 w15 w16se w16cid w16 w16cex w16sdtdh w16sdtfl w16du wp14">
+<w:ftr xmlns:wpc="http://schemas.microsoft.com/office/word/2010/wordprocessingCanvas" xmlns:cx="http://schemas.microsoft.com/office/drawing/2014/chartex" xmlns:cx1="http://schemas.microsoft.com/office/drawing/2015/9/8/chartex" xmlns:cx2="http://schemas.microsoft.com/office/drawing/2015/10/21/chartex" xmlns:cx3="http://schemas.microsoft.com/office/drawing/2016/5/9/chartex" xmlns:cx4="http://schemas.microsoft.com/office/drawing/2016/5/10/chartex" xmlns:cx5="http://schemas.microsoft.com/office/drawing/2016/5/11/chartex" xmlns:cx6="http://schemas.microsoft.com/office/drawing/2016/5/12/chartex" xmlns:cx7="http://schemas.microsoft.com/office/drawing/2016/5/13/chartex" xmlns:cx8="http://schemas.microsoft.com/office/drawing/2016/5/14/chartex" xmlns:mc="http://schemas.openxmlformats.org/markup-compatibility/2006" xmlns:aink="http://schemas.microsoft.com/office/drawing/2016/ink" xmlns:am3d="http://schemas.microsoft.com/office/drawing/2017/model3d" xmlns:o="urn:schemas-microsoft-com:office:office" xmlns:r="http://schemas.openxmlformats.org/officeDocument/2006/relationships" xmlns:m="http://schemas.openxmlformats.org/officeDocument/2006/math" xmlns:v="urn:schemas-microsoft-com:vml" xmlns:wp14="http://schemas.microsoft.com/office/word/2010/wordprocessingDrawing" xmlns:wp="http://schemas.openxmlformats.org/drawingml/2006/wordprocessingDrawing" xmlns:w10="urn:schemas-microsoft-com:office:word" xmlns:w="http://schemas.openxmlformats.org/wordprocessingml/2006/main" xmlns:w14="http://schemas.microsoft.com/office/word/2010/wordml" xmlns:w15="http://schemas.microsoft.com/office/word/2012/wordml" xmlns:w16cid="http://schemas.microsoft.com/office/word/2016/wordml/cid" xmlns:w16se="http://schemas.microsoft.com/office/word/2015/wordml/symex" xmlns:wpg="http://schemas.microsoft.com/office/word/2010/wordprocessingGroup" xmlns:wpi="http://schemas.microsoft.com/office/word/2010/wordprocessingInk" xmlns:wne="http://schemas.microsoft.com/office/word/2006/wordml" xmlns:wps="http://schemas.microsoft.com/office/word/2010/wordprocessingShape" mc:Ignorable="w14 w15 w16se w16cid wp14">
   <w:p>
     <w:pPr>
       <w:pStyle w:val="Footer"/>
@@ -5177,73 +6335,7 @@
                                 <w:sz w:val="18"/>
                                 <w:szCs w:val="18"/>
                               </w:rPr>
-                              <w:t xml:space="preserve">SỐ </w:t>
-                            </w:r>
-                            <w:r>
-                              <w:rPr>
-                                <w:rFonts w:ascii="Arial" w:hAnsi="Arial" w:cs="Arial"/>
-                                <w:b/>
-                                <w:bCs/>
-                                <w:color w:val="2F5496"/>
-                                <w:sz w:val="18"/>
-                                <w:szCs w:val="18"/>
-                              </w:rPr>
-                              <w:t xml:space="preserve">xx </w:t>
-                            </w:r>
-                            <w:r>
-                              <w:rPr>
-                                <w:rFonts w:ascii="Arial" w:hAnsi="Arial" w:cs="Arial"/>
-                                <w:b/>
-                                <w:bCs/>
-                                <w:color w:val="2F5496"/>
-                                <w:sz w:val="18"/>
-                                <w:szCs w:val="18"/>
-                              </w:rPr>
-                              <w:t>(</w:t>
-                            </w:r>
-                            <w:r>
-                              <w:rPr>
-                                <w:rFonts w:ascii="Arial" w:hAnsi="Arial" w:cs="Arial"/>
-                                <w:b/>
-                                <w:bCs/>
-                                <w:color w:val="2F5496"/>
-                                <w:sz w:val="18"/>
-                                <w:szCs w:val="18"/>
-                              </w:rPr>
-                              <w:t>xx</w:t>
-                            </w:r>
-                            <w:r>
-                              <w:rPr>
-                                <w:rFonts w:ascii="Arial" w:hAnsi="Arial" w:cs="Arial"/>
-                                <w:b/>
-                                <w:bCs/>
-                                <w:color w:val="2F5496"/>
-                                <w:sz w:val="18"/>
-                                <w:szCs w:val="18"/>
-                              </w:rPr>
-                              <w:t>-20</w:t>
-                            </w:r>
-                            <w:r>
-                              <w:rPr>
-                                <w:rFonts w:ascii="Arial" w:hAnsi="Arial" w:cs="Arial"/>
-                                <w:b/>
-                                <w:bCs/>
-                                <w:color w:val="2F5496"/>
-                                <w:sz w:val="18"/>
-                                <w:szCs w:val="18"/>
-                              </w:rPr>
-                              <w:t>xx</w:t>
-                            </w:r>
-                            <w:r>
-                              <w:rPr>
-                                <w:rFonts w:ascii="Arial" w:hAnsi="Arial" w:cs="Arial"/>
-                                <w:b/>
-                                <w:bCs/>
-                                <w:color w:val="2F5496"/>
-                                <w:sz w:val="18"/>
-                                <w:szCs w:val="18"/>
-                              </w:rPr>
-                              <w:t>)</w:t>
+                              <w:t>SỐ xx (xx-20xx)</w:t>
                             </w:r>
                           </w:p>
                         </w:txbxContent>
@@ -5292,7 +6384,7 @@
         </mc:Choice>
         <mc:Fallback>
           <w:pict>
-            <v:group w14:anchorId="6F5FCE93" id="Group 21" o:spid="_x0000_s1031" style="position:absolute;left:0;text-align:left;margin-left:.25pt;margin-top:-7.55pt;width:453.4pt;height:18.05pt;z-index:251665408" coordsize="57582,2292" o:gfxdata="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">
+            <v:group w14:anchorId="6F5FCE93" id="Group 21" o:spid="_x0000_s1031" style="position:absolute;left:0;text-align:left;margin-left:.25pt;margin-top:-7.55pt;width:453.4pt;height:18.05pt;z-index:251665408" coordsize="57582,2292" o:gfxdata="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">
               <v:shapetype id="_x0000_t202" coordsize="21600,21600" o:spt="202" path="m,l,21600r21600,l21600,xe">
                 <v:stroke joinstyle="miter"/>
                 <v:path gradientshapeok="t" o:connecttype="rect"/>
@@ -5379,73 +6471,7 @@
                           <w:sz w:val="18"/>
                           <w:szCs w:val="18"/>
                         </w:rPr>
-                        <w:t xml:space="preserve">SỐ </w:t>
-                      </w:r>
-                      <w:r>
-                        <w:rPr>
-                          <w:rFonts w:ascii="Arial" w:hAnsi="Arial" w:cs="Arial"/>
-                          <w:b/>
-                          <w:bCs/>
-                          <w:color w:val="2F5496"/>
-                          <w:sz w:val="18"/>
-                          <w:szCs w:val="18"/>
-                        </w:rPr>
-                        <w:t xml:space="preserve">xx </w:t>
-                      </w:r>
-                      <w:r>
-                        <w:rPr>
-                          <w:rFonts w:ascii="Arial" w:hAnsi="Arial" w:cs="Arial"/>
-                          <w:b/>
-                          <w:bCs/>
-                          <w:color w:val="2F5496"/>
-                          <w:sz w:val="18"/>
-                          <w:szCs w:val="18"/>
-                        </w:rPr>
-                        <w:t>(</w:t>
-                      </w:r>
-                      <w:r>
-                        <w:rPr>
-                          <w:rFonts w:ascii="Arial" w:hAnsi="Arial" w:cs="Arial"/>
-                          <w:b/>
-                          <w:bCs/>
-                          <w:color w:val="2F5496"/>
-                          <w:sz w:val="18"/>
-                          <w:szCs w:val="18"/>
-                        </w:rPr>
-                        <w:t>xx</w:t>
-                      </w:r>
-                      <w:r>
-                        <w:rPr>
-                          <w:rFonts w:ascii="Arial" w:hAnsi="Arial" w:cs="Arial"/>
-                          <w:b/>
-                          <w:bCs/>
-                          <w:color w:val="2F5496"/>
-                          <w:sz w:val="18"/>
-                          <w:szCs w:val="18"/>
-                        </w:rPr>
-                        <w:t>-20</w:t>
-                      </w:r>
-                      <w:r>
-                        <w:rPr>
-                          <w:rFonts w:ascii="Arial" w:hAnsi="Arial" w:cs="Arial"/>
-                          <w:b/>
-                          <w:bCs/>
-                          <w:color w:val="2F5496"/>
-                          <w:sz w:val="18"/>
-                          <w:szCs w:val="18"/>
-                        </w:rPr>
-                        <w:t>xx</w:t>
-                      </w:r>
-                      <w:r>
-                        <w:rPr>
-                          <w:rFonts w:ascii="Arial" w:hAnsi="Arial" w:cs="Arial"/>
-                          <w:b/>
-                          <w:bCs/>
-                          <w:color w:val="2F5496"/>
-                          <w:sz w:val="18"/>
-                          <w:szCs w:val="18"/>
-                        </w:rPr>
-                        <w:t>)</w:t>
+                        <w:t>SỐ xx (xx-20xx)</w:t>
                       </w:r>
                     </w:p>
                   </w:txbxContent>
@@ -5464,7 +6490,7 @@
 </file>
 
 <file path=word/footer2.xml><?xml version="1.0" encoding="utf-8"?>
-<w:ftr xmlns:wpc="http://schemas.microsoft.com/office/word/2010/wordprocessingCanvas" xmlns:cx="http://schemas.microsoft.com/office/drawing/2014/chartex" xmlns:cx1="http://schemas.microsoft.com/office/drawing/2015/9/8/chartex" xmlns:cx2="http://schemas.microsoft.com/office/drawing/2015/10/21/chartex" xmlns:cx3="http://schemas.microsoft.com/office/drawing/2016/5/9/chartex" xmlns:cx4="http://schemas.microsoft.com/office/drawing/2016/5/10/chartex" xmlns:cx5="http://schemas.microsoft.com/office/drawing/2016/5/11/chartex" xmlns:cx6="http://schemas.microsoft.com/office/drawing/2016/5/12/chartex" xmlns:cx7="http://schemas.microsoft.com/office/drawing/2016/5/13/chartex" xmlns:cx8="http://schemas.microsoft.com/office/drawing/2016/5/14/chartex" xmlns:mc="http://schemas.openxmlformats.org/markup-compatibility/2006" xmlns:aink="http://schemas.microsoft.com/office/drawing/2016/ink" xmlns:am3d="http://schemas.microsoft.com/office/drawing/2017/model3d" xmlns:o="urn:schemas-microsoft-com:office:office" xmlns:oel="http://schemas.microsoft.com/office/2019/extlst" xmlns:r="http://schemas.openxmlformats.org/officeDocument/2006/relationships" xmlns:m="http://schemas.openxmlformats.org/officeDocument/2006/math" xmlns:v="urn:schemas-microsoft-com:vml" xmlns:wp14="http://schemas.microsoft.com/office/word/2010/wordprocessingDrawing" xmlns:wp="http://schemas.openxmlformats.org/drawingml/2006/wordprocessingDrawing" xmlns:w10="urn:schemas-microsoft-com:office:word" xmlns:w="http://schemas.openxmlformats.org/wordprocessingml/2006/main" xmlns:w14="http://schemas.microsoft.com/office/word/2010/wordml" xmlns:w15="http://schemas.microsoft.com/office/word/2012/wordml" xmlns:w16cex="http://schemas.microsoft.com/office/word/2018/wordml/cex" xmlns:w16cid="http://schemas.microsoft.com/office/word/2016/wordml/cid" xmlns:w16="http://schemas.microsoft.com/office/word/2018/wordml" xmlns:w16du="http://schemas.microsoft.com/office/word/2023/wordml/word16du" xmlns:w16sdtdh="http://schemas.microsoft.com/office/word/2020/wordml/sdtdatahash" xmlns:w16sdtfl="http://schemas.microsoft.com/office/word/2024/wordml/sdtformatlock" xmlns:w16se="http://schemas.microsoft.com/office/word/2015/wordml/symex" xmlns:wpg="http://schemas.microsoft.com/office/word/2010/wordprocessingGroup" xmlns:wpi="http://schemas.microsoft.com/office/word/2010/wordprocessingInk" xmlns:wne="http://schemas.microsoft.com/office/word/2006/wordml" xmlns:wps="http://schemas.microsoft.com/office/word/2010/wordprocessingShape" mc:Ignorable="w14 w15 w16se w16cid w16 w16cex w16sdtdh w16sdtfl w16du wp14">
+<w:ftr xmlns:wpc="http://schemas.microsoft.com/office/word/2010/wordprocessingCanvas" xmlns:cx="http://schemas.microsoft.com/office/drawing/2014/chartex" xmlns:cx1="http://schemas.microsoft.com/office/drawing/2015/9/8/chartex" xmlns:cx2="http://schemas.microsoft.com/office/drawing/2015/10/21/chartex" xmlns:cx3="http://schemas.microsoft.com/office/drawing/2016/5/9/chartex" xmlns:cx4="http://schemas.microsoft.com/office/drawing/2016/5/10/chartex" xmlns:cx5="http://schemas.microsoft.com/office/drawing/2016/5/11/chartex" xmlns:cx6="http://schemas.microsoft.com/office/drawing/2016/5/12/chartex" xmlns:cx7="http://schemas.microsoft.com/office/drawing/2016/5/13/chartex" xmlns:cx8="http://schemas.microsoft.com/office/drawing/2016/5/14/chartex" xmlns:mc="http://schemas.openxmlformats.org/markup-compatibility/2006" xmlns:aink="http://schemas.microsoft.com/office/drawing/2016/ink" xmlns:am3d="http://schemas.microsoft.com/office/drawing/2017/model3d" xmlns:o="urn:schemas-microsoft-com:office:office" xmlns:r="http://schemas.openxmlformats.org/officeDocument/2006/relationships" xmlns:m="http://schemas.openxmlformats.org/officeDocument/2006/math" xmlns:v="urn:schemas-microsoft-com:vml" xmlns:wp14="http://schemas.microsoft.com/office/word/2010/wordprocessingDrawing" xmlns:wp="http://schemas.openxmlformats.org/drawingml/2006/wordprocessingDrawing" xmlns:w10="urn:schemas-microsoft-com:office:word" xmlns:w="http://schemas.openxmlformats.org/wordprocessingml/2006/main" xmlns:w14="http://schemas.microsoft.com/office/word/2010/wordml" xmlns:w15="http://schemas.microsoft.com/office/word/2012/wordml" xmlns:w16cid="http://schemas.microsoft.com/office/word/2016/wordml/cid" xmlns:w16se="http://schemas.microsoft.com/office/word/2015/wordml/symex" xmlns:wpg="http://schemas.microsoft.com/office/word/2010/wordprocessingGroup" xmlns:wpi="http://schemas.microsoft.com/office/word/2010/wordprocessingInk" xmlns:wne="http://schemas.microsoft.com/office/word/2006/wordml" xmlns:wps="http://schemas.microsoft.com/office/word/2010/wordprocessingShape" mc:Ignorable="w14 w15 w16se w16cid wp14">
   <w:p>
     <w:pPr>
       <w:pStyle w:val="Footer"/>
@@ -5669,73 +6695,7 @@
                                 <w:sz w:val="18"/>
                                 <w:szCs w:val="18"/>
                               </w:rPr>
-                              <w:t xml:space="preserve">SỐ </w:t>
-                            </w:r>
-                            <w:r>
-                              <w:rPr>
-                                <w:rFonts w:ascii="Arial" w:hAnsi="Arial" w:cs="Arial"/>
-                                <w:b/>
-                                <w:bCs/>
-                                <w:color w:val="2F5496"/>
-                                <w:sz w:val="18"/>
-                                <w:szCs w:val="18"/>
-                              </w:rPr>
-                              <w:t>xx</w:t>
-                            </w:r>
-                            <w:r>
-                              <w:rPr>
-                                <w:rFonts w:ascii="Arial" w:hAnsi="Arial" w:cs="Arial"/>
-                                <w:b/>
-                                <w:bCs/>
-                                <w:color w:val="2F5496"/>
-                                <w:sz w:val="18"/>
-                                <w:szCs w:val="18"/>
-                              </w:rPr>
-                              <w:t xml:space="preserve"> (</w:t>
-                            </w:r>
-                            <w:r>
-                              <w:rPr>
-                                <w:rFonts w:ascii="Arial" w:hAnsi="Arial" w:cs="Arial"/>
-                                <w:b/>
-                                <w:bCs/>
-                                <w:color w:val="2F5496"/>
-                                <w:sz w:val="18"/>
-                                <w:szCs w:val="18"/>
-                              </w:rPr>
-                              <w:t>xx</w:t>
-                            </w:r>
-                            <w:r>
-                              <w:rPr>
-                                <w:rFonts w:ascii="Arial" w:hAnsi="Arial" w:cs="Arial"/>
-                                <w:b/>
-                                <w:bCs/>
-                                <w:color w:val="2F5496"/>
-                                <w:sz w:val="18"/>
-                                <w:szCs w:val="18"/>
-                              </w:rPr>
-                              <w:t>-20</w:t>
-                            </w:r>
-                            <w:r>
-                              <w:rPr>
-                                <w:rFonts w:ascii="Arial" w:hAnsi="Arial" w:cs="Arial"/>
-                                <w:b/>
-                                <w:bCs/>
-                                <w:color w:val="2F5496"/>
-                                <w:sz w:val="18"/>
-                                <w:szCs w:val="18"/>
-                              </w:rPr>
-                              <w:t>xx</w:t>
-                            </w:r>
-                            <w:r>
-                              <w:rPr>
-                                <w:rFonts w:ascii="Arial" w:hAnsi="Arial" w:cs="Arial"/>
-                                <w:b/>
-                                <w:bCs/>
-                                <w:color w:val="2F5496"/>
-                                <w:sz w:val="18"/>
-                                <w:szCs w:val="18"/>
-                              </w:rPr>
-                              <w:t>)</w:t>
+                              <w:t>SỐ xx (xx-20xx)</w:t>
                             </w:r>
                           </w:p>
                         </w:txbxContent>
@@ -5761,7 +6721,7 @@
         </mc:Choice>
         <mc:Fallback>
           <w:pict>
-            <v:group w14:anchorId="06BB11B7" id="Group 27" o:spid="_x0000_s1035" style="position:absolute;left:0;text-align:left;margin-left:-7.5pt;margin-top:-8.6pt;width:451.95pt;height:18.2pt;z-index:251666432" coordsize="57399,2312" o:gfxdata="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">
+            <v:group w14:anchorId="06BB11B7" id="Group 27" o:spid="_x0000_s1035" style="position:absolute;left:0;text-align:left;margin-left:-7.5pt;margin-top:-8.6pt;width:451.95pt;height:18.2pt;z-index:251666432" coordsize="57399,2312" o:gfxdata="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">
               <v:line id="Line 7" o:spid="_x0000_s1036" style="position:absolute;visibility:visible;mso-wrap-style:square" from="9831,1215" to="50656,1215" o:connectortype="straight" o:gfxdata="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" strokecolor="#065ca8" strokeweight=".25pt"/>
               <v:shapetype id="_x0000_t202" coordsize="21600,21600" o:spt="202" path="m,l,21600r21600,l21600,xe">
                 <v:stroke joinstyle="miter"/>
@@ -5849,73 +6809,7 @@
                           <w:sz w:val="18"/>
                           <w:szCs w:val="18"/>
                         </w:rPr>
-                        <w:t xml:space="preserve">SỐ </w:t>
-                      </w:r>
-                      <w:r>
-                        <w:rPr>
-                          <w:rFonts w:ascii="Arial" w:hAnsi="Arial" w:cs="Arial"/>
-                          <w:b/>
-                          <w:bCs/>
-                          <w:color w:val="2F5496"/>
-                          <w:sz w:val="18"/>
-                          <w:szCs w:val="18"/>
-                        </w:rPr>
-                        <w:t>xx</w:t>
-                      </w:r>
-                      <w:r>
-                        <w:rPr>
-                          <w:rFonts w:ascii="Arial" w:hAnsi="Arial" w:cs="Arial"/>
-                          <w:b/>
-                          <w:bCs/>
-                          <w:color w:val="2F5496"/>
-                          <w:sz w:val="18"/>
-                          <w:szCs w:val="18"/>
-                        </w:rPr>
-                        <w:t xml:space="preserve"> (</w:t>
-                      </w:r>
-                      <w:r>
-                        <w:rPr>
-                          <w:rFonts w:ascii="Arial" w:hAnsi="Arial" w:cs="Arial"/>
-                          <w:b/>
-                          <w:bCs/>
-                          <w:color w:val="2F5496"/>
-                          <w:sz w:val="18"/>
-                          <w:szCs w:val="18"/>
-                        </w:rPr>
-                        <w:t>xx</w:t>
-                      </w:r>
-                      <w:r>
-                        <w:rPr>
-                          <w:rFonts w:ascii="Arial" w:hAnsi="Arial" w:cs="Arial"/>
-                          <w:b/>
-                          <w:bCs/>
-                          <w:color w:val="2F5496"/>
-                          <w:sz w:val="18"/>
-                          <w:szCs w:val="18"/>
-                        </w:rPr>
-                        <w:t>-20</w:t>
-                      </w:r>
-                      <w:r>
-                        <w:rPr>
-                          <w:rFonts w:ascii="Arial" w:hAnsi="Arial" w:cs="Arial"/>
-                          <w:b/>
-                          <w:bCs/>
-                          <w:color w:val="2F5496"/>
-                          <w:sz w:val="18"/>
-                          <w:szCs w:val="18"/>
-                        </w:rPr>
-                        <w:t>xx</w:t>
-                      </w:r>
-                      <w:r>
-                        <w:rPr>
-                          <w:rFonts w:ascii="Arial" w:hAnsi="Arial" w:cs="Arial"/>
-                          <w:b/>
-                          <w:bCs/>
-                          <w:color w:val="2F5496"/>
-                          <w:sz w:val="18"/>
-                          <w:szCs w:val="18"/>
-                        </w:rPr>
-                        <w:t>)</w:t>
+                        <w:t>SỐ xx (xx-20xx)</w:t>
                       </w:r>
                     </w:p>
                   </w:txbxContent>
@@ -5931,7 +6825,7 @@
 </file>
 
 <file path=word/footer3.xml><?xml version="1.0" encoding="utf-8"?>
-<w:ftr xmlns:wpc="http://schemas.microsoft.com/office/word/2010/wordprocessingCanvas" xmlns:cx="http://schemas.microsoft.com/office/drawing/2014/chartex" xmlns:cx1="http://schemas.microsoft.com/office/drawing/2015/9/8/chartex" xmlns:cx2="http://schemas.microsoft.com/office/drawing/2015/10/21/chartex" xmlns:cx3="http://schemas.microsoft.com/office/drawing/2016/5/9/chartex" xmlns:cx4="http://schemas.microsoft.com/office/drawing/2016/5/10/chartex" xmlns:cx5="http://schemas.microsoft.com/office/drawing/2016/5/11/chartex" xmlns:cx6="http://schemas.microsoft.com/office/drawing/2016/5/12/chartex" xmlns:cx7="http://schemas.microsoft.com/office/drawing/2016/5/13/chartex" xmlns:cx8="http://schemas.microsoft.com/office/drawing/2016/5/14/chartex" xmlns:mc="http://schemas.openxmlformats.org/markup-compatibility/2006" xmlns:aink="http://schemas.microsoft.com/office/drawing/2016/ink" xmlns:am3d="http://schemas.microsoft.com/office/drawing/2017/model3d" xmlns:o="urn:schemas-microsoft-com:office:office" xmlns:oel="http://schemas.microsoft.com/office/2019/extlst" xmlns:r="http://schemas.openxmlformats.org/officeDocument/2006/relationships" xmlns:m="http://schemas.openxmlformats.org/officeDocument/2006/math" xmlns:v="urn:schemas-microsoft-com:vml" xmlns:wp14="http://schemas.microsoft.com/office/word/2010/wordprocessingDrawing" xmlns:wp="http://schemas.openxmlformats.org/drawingml/2006/wordprocessingDrawing" xmlns:w10="urn:schemas-microsoft-com:office:word" xmlns:w="http://schemas.openxmlformats.org/wordprocessingml/2006/main" xmlns:w14="http://schemas.microsoft.com/office/word/2010/wordml" xmlns:w15="http://schemas.microsoft.com/office/word/2012/wordml" xmlns:w16cex="http://schemas.microsoft.com/office/word/2018/wordml/cex" xmlns:w16cid="http://schemas.microsoft.com/office/word/2016/wordml/cid" xmlns:w16="http://schemas.microsoft.com/office/word/2018/wordml" xmlns:w16du="http://schemas.microsoft.com/office/word/2023/wordml/word16du" xmlns:w16sdtdh="http://schemas.microsoft.com/office/word/2020/wordml/sdtdatahash" xmlns:w16sdtfl="http://schemas.microsoft.com/office/word/2024/wordml/sdtformatlock" xmlns:w16se="http://schemas.microsoft.com/office/word/2015/wordml/symex" xmlns:wpg="http://schemas.microsoft.com/office/word/2010/wordprocessingGroup" xmlns:wpi="http://schemas.microsoft.com/office/word/2010/wordprocessingInk" xmlns:wne="http://schemas.microsoft.com/office/word/2006/wordml" xmlns:wps="http://schemas.microsoft.com/office/word/2010/wordprocessingShape" mc:Ignorable="w14 w15 w16se w16cid w16 w16cex w16sdtdh w16sdtfl w16du wp14">
+<w:ftr xmlns:wpc="http://schemas.microsoft.com/office/word/2010/wordprocessingCanvas" xmlns:cx="http://schemas.microsoft.com/office/drawing/2014/chartex" xmlns:cx1="http://schemas.microsoft.com/office/drawing/2015/9/8/chartex" xmlns:cx2="http://schemas.microsoft.com/office/drawing/2015/10/21/chartex" xmlns:cx3="http://schemas.microsoft.com/office/drawing/2016/5/9/chartex" xmlns:cx4="http://schemas.microsoft.com/office/drawing/2016/5/10/chartex" xmlns:cx5="http://schemas.microsoft.com/office/drawing/2016/5/11/chartex" xmlns:cx6="http://schemas.microsoft.com/office/drawing/2016/5/12/chartex" xmlns:cx7="http://schemas.microsoft.com/office/drawing/2016/5/13/chartex" xmlns:cx8="http://schemas.microsoft.com/office/drawing/2016/5/14/chartex" xmlns:mc="http://schemas.openxmlformats.org/markup-compatibility/2006" xmlns:aink="http://schemas.microsoft.com/office/drawing/2016/ink" xmlns:am3d="http://schemas.microsoft.com/office/drawing/2017/model3d" xmlns:o="urn:schemas-microsoft-com:office:office" xmlns:r="http://schemas.openxmlformats.org/officeDocument/2006/relationships" xmlns:m="http://schemas.openxmlformats.org/officeDocument/2006/math" xmlns:v="urn:schemas-microsoft-com:vml" xmlns:wp14="http://schemas.microsoft.com/office/word/2010/wordprocessingDrawing" xmlns:wp="http://schemas.openxmlformats.org/drawingml/2006/wordprocessingDrawing" xmlns:w10="urn:schemas-microsoft-com:office:word" xmlns:w="http://schemas.openxmlformats.org/wordprocessingml/2006/main" xmlns:w14="http://schemas.microsoft.com/office/word/2010/wordml" xmlns:w15="http://schemas.microsoft.com/office/word/2012/wordml" xmlns:w16cid="http://schemas.microsoft.com/office/word/2016/wordml/cid" xmlns:w16se="http://schemas.microsoft.com/office/word/2015/wordml/symex" xmlns:wpg="http://schemas.microsoft.com/office/word/2010/wordprocessingGroup" xmlns:wpi="http://schemas.microsoft.com/office/word/2010/wordprocessingInk" xmlns:wne="http://schemas.microsoft.com/office/word/2006/wordml" xmlns:wps="http://schemas.microsoft.com/office/word/2010/wordprocessingShape" mc:Ignorable="w14 w15 w16se w16cid wp14">
   <w:p>
     <w:pPr>
       <w:pStyle w:val="Footer"/>
@@ -6181,7 +7075,7 @@
         </mc:Choice>
         <mc:Fallback>
           <w:pict>
-            <v:group w14:anchorId="6FAA6751" id="_x0000_s1041" style="position:absolute;left:0;text-align:left;margin-left:4pt;margin-top:-8.7pt;width:451.95pt;height:18.2pt;z-index:251680768" coordsize="57399,2312" o:gfxdata="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">
+            <v:group w14:anchorId="6FAA6751" id="_x0000_s1041" style="position:absolute;left:0;text-align:left;margin-left:4pt;margin-top:-8.7pt;width:451.95pt;height:18.2pt;z-index:251680768" coordsize="57399,2312" o:gfxdata="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">
               <v:line id="Line 7" o:spid="_x0000_s1042" style="position:absolute;visibility:visible;mso-wrap-style:square" from="9831,1215" to="50656,1215" o:connectortype="straight" o:gfxdata="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" strokecolor="#065ca8" strokeweight=".25pt"/>
               <v:shapetype id="_x0000_t202" coordsize="21600,21600" o:spt="202" path="m,l,21600r21600,l21600,xe">
                 <v:stroke joinstyle="miter"/>
@@ -6285,7 +7179,7 @@
 </file>
 
 <file path=word/footnotes.xml><?xml version="1.0" encoding="utf-8"?>
-<w:footnotes xmlns:wpc="http://schemas.microsoft.com/office/word/2010/wordprocessingCanvas" xmlns:cx="http://schemas.microsoft.com/office/drawing/2014/chartex" xmlns:cx1="http://schemas.microsoft.com/office/drawing/2015/9/8/chartex" xmlns:cx2="http://schemas.microsoft.com/office/drawing/2015/10/21/chartex" xmlns:cx3="http://schemas.microsoft.com/office/drawing/2016/5/9/chartex" xmlns:cx4="http://schemas.microsoft.com/office/drawing/2016/5/10/chartex" xmlns:cx5="http://schemas.microsoft.com/office/drawing/2016/5/11/chartex" xmlns:cx6="http://schemas.microsoft.com/office/drawing/2016/5/12/chartex" xmlns:cx7="http://schemas.microsoft.com/office/drawing/2016/5/13/chartex" xmlns:cx8="http://schemas.microsoft.com/office/drawing/2016/5/14/chartex" xmlns:mc="http://schemas.openxmlformats.org/markup-compatibility/2006" xmlns:aink="http://schemas.microsoft.com/office/drawing/2016/ink" xmlns:am3d="http://schemas.microsoft.com/office/drawing/2017/model3d" xmlns:o="urn:schemas-microsoft-com:office:office" xmlns:oel="http://schemas.microsoft.com/office/2019/extlst" xmlns:r="http://schemas.openxmlformats.org/officeDocument/2006/relationships" xmlns:m="http://schemas.openxmlformats.org/officeDocument/2006/math" xmlns:v="urn:schemas-microsoft-com:vml" xmlns:wp14="http://schemas.microsoft.com/office/word/2010/wordprocessingDrawing" xmlns:wp="http://schemas.openxmlformats.org/drawingml/2006/wordprocessingDrawing" xmlns:w10="urn:schemas-microsoft-com:office:word" xmlns:w="http://schemas.openxmlformats.org/wordprocessingml/2006/main" xmlns:w14="http://schemas.microsoft.com/office/word/2010/wordml" xmlns:w15="http://schemas.microsoft.com/office/word/2012/wordml" xmlns:w16cex="http://schemas.microsoft.com/office/word/2018/wordml/cex" xmlns:w16cid="http://schemas.microsoft.com/office/word/2016/wordml/cid" xmlns:w16="http://schemas.microsoft.com/office/word/2018/wordml" xmlns:w16du="http://schemas.microsoft.com/office/word/2023/wordml/word16du" xmlns:w16sdtdh="http://schemas.microsoft.com/office/word/2020/wordml/sdtdatahash" xmlns:w16sdtfl="http://schemas.microsoft.com/office/word/2024/wordml/sdtformatlock" xmlns:w16se="http://schemas.microsoft.com/office/word/2015/wordml/symex" xmlns:wpg="http://schemas.microsoft.com/office/word/2010/wordprocessingGroup" xmlns:wpi="http://schemas.microsoft.com/office/word/2010/wordprocessingInk" xmlns:wne="http://schemas.microsoft.com/office/word/2006/wordml" xmlns:wps="http://schemas.microsoft.com/office/word/2010/wordprocessingShape" mc:Ignorable="w14 w15 w16se w16cid w16 w16cex w16sdtdh w16sdtfl w16du wp14">
+<w:footnotes xmlns:wpc="http://schemas.microsoft.com/office/word/2010/wordprocessingCanvas" xmlns:cx="http://schemas.microsoft.com/office/drawing/2014/chartex" xmlns:cx1="http://schemas.microsoft.com/office/drawing/2015/9/8/chartex" xmlns:cx2="http://schemas.microsoft.com/office/drawing/2015/10/21/chartex" xmlns:cx3="http://schemas.microsoft.com/office/drawing/2016/5/9/chartex" xmlns:cx4="http://schemas.microsoft.com/office/drawing/2016/5/10/chartex" xmlns:cx5="http://schemas.microsoft.com/office/drawing/2016/5/11/chartex" xmlns:cx6="http://schemas.microsoft.com/office/drawing/2016/5/12/chartex" xmlns:cx7="http://schemas.microsoft.com/office/drawing/2016/5/13/chartex" xmlns:cx8="http://schemas.microsoft.com/office/drawing/2016/5/14/chartex" xmlns:mc="http://schemas.openxmlformats.org/markup-compatibility/2006" xmlns:aink="http://schemas.microsoft.com/office/drawing/2016/ink" xmlns:am3d="http://schemas.microsoft.com/office/drawing/2017/model3d" xmlns:o="urn:schemas-microsoft-com:office:office" xmlns:r="http://schemas.openxmlformats.org/officeDocument/2006/relationships" xmlns:m="http://schemas.openxmlformats.org/officeDocument/2006/math" xmlns:v="urn:schemas-microsoft-com:vml" xmlns:wp14="http://schemas.microsoft.com/office/word/2010/wordprocessingDrawing" xmlns:wp="http://schemas.openxmlformats.org/drawingml/2006/wordprocessingDrawing" xmlns:w10="urn:schemas-microsoft-com:office:word" xmlns:w="http://schemas.openxmlformats.org/wordprocessingml/2006/main" xmlns:w14="http://schemas.microsoft.com/office/word/2010/wordml" xmlns:w15="http://schemas.microsoft.com/office/word/2012/wordml" xmlns:w16cid="http://schemas.microsoft.com/office/word/2016/wordml/cid" xmlns:w16se="http://schemas.microsoft.com/office/word/2015/wordml/symex" xmlns:wpg="http://schemas.microsoft.com/office/word/2010/wordprocessingGroup" xmlns:wpi="http://schemas.microsoft.com/office/word/2010/wordprocessingInk" xmlns:wne="http://schemas.microsoft.com/office/word/2006/wordml" xmlns:wps="http://schemas.microsoft.com/office/word/2010/wordprocessingShape" mc:Ignorable="w14 w15 w16se w16cid wp14">
   <w:footnote w:type="separator" w:id="-1">
     <w:p>
       <w:r>
@@ -6304,7 +7198,7 @@
 </file>
 
 <file path=word/header1.xml><?xml version="1.0" encoding="utf-8"?>
-<w:hdr xmlns:wpc="http://schemas.microsoft.com/office/word/2010/wordprocessingCanvas" xmlns:cx="http://schemas.microsoft.com/office/drawing/2014/chartex" xmlns:cx1="http://schemas.microsoft.com/office/drawing/2015/9/8/chartex" xmlns:cx2="http://schemas.microsoft.com/office/drawing/2015/10/21/chartex" xmlns:cx3="http://schemas.microsoft.com/office/drawing/2016/5/9/chartex" xmlns:cx4="http://schemas.microsoft.com/office/drawing/2016/5/10/chartex" xmlns:cx5="http://schemas.microsoft.com/office/drawing/2016/5/11/chartex" xmlns:cx6="http://schemas.microsoft.com/office/drawing/2016/5/12/chartex" xmlns:cx7="http://schemas.microsoft.com/office/drawing/2016/5/13/chartex" xmlns:cx8="http://schemas.microsoft.com/office/drawing/2016/5/14/chartex" xmlns:mc="http://schemas.openxmlformats.org/markup-compatibility/2006" xmlns:aink="http://schemas.microsoft.com/office/drawing/2016/ink" xmlns:am3d="http://schemas.microsoft.com/office/drawing/2017/model3d" xmlns:o="urn:schemas-microsoft-com:office:office" xmlns:oel="http://schemas.microsoft.com/office/2019/extlst" xmlns:r="http://schemas.openxmlformats.org/officeDocument/2006/relationships" xmlns:m="http://schemas.openxmlformats.org/officeDocument/2006/math" xmlns:v="urn:schemas-microsoft-com:vml" xmlns:wp14="http://schemas.microsoft.com/office/word/2010/wordprocessingDrawing" xmlns:wp="http://schemas.openxmlformats.org/drawingml/2006/wordprocessingDrawing" xmlns:w10="urn:schemas-microsoft-com:office:word" xmlns:w="http://schemas.openxmlformats.org/wordprocessingml/2006/main" xmlns:w14="http://schemas.microsoft.com/office/word/2010/wordml" xmlns:w15="http://schemas.microsoft.com/office/word/2012/wordml" xmlns:w16cex="http://schemas.microsoft.com/office/word/2018/wordml/cex" xmlns:w16cid="http://schemas.microsoft.com/office/word/2016/wordml/cid" xmlns:w16="http://schemas.microsoft.com/office/word/2018/wordml" xmlns:w16du="http://schemas.microsoft.com/office/word/2023/wordml/word16du" xmlns:w16sdtdh="http://schemas.microsoft.com/office/word/2020/wordml/sdtdatahash" xmlns:w16sdtfl="http://schemas.microsoft.com/office/word/2024/wordml/sdtformatlock" xmlns:w16se="http://schemas.microsoft.com/office/word/2015/wordml/symex" xmlns:wpg="http://schemas.microsoft.com/office/word/2010/wordprocessingGroup" xmlns:wpi="http://schemas.microsoft.com/office/word/2010/wordprocessingInk" xmlns:wne="http://schemas.microsoft.com/office/word/2006/wordml" xmlns:wps="http://schemas.microsoft.com/office/word/2010/wordprocessingShape" mc:Ignorable="w14 w15 w16se w16cid w16 w16cex w16sdtdh w16sdtfl w16du wp14">
+<w:hdr xmlns:wpc="http://schemas.microsoft.com/office/word/2010/wordprocessingCanvas" xmlns:cx="http://schemas.microsoft.com/office/drawing/2014/chartex" xmlns:cx1="http://schemas.microsoft.com/office/drawing/2015/9/8/chartex" xmlns:cx2="http://schemas.microsoft.com/office/drawing/2015/10/21/chartex" xmlns:cx3="http://schemas.microsoft.com/office/drawing/2016/5/9/chartex" xmlns:cx4="http://schemas.microsoft.com/office/drawing/2016/5/10/chartex" xmlns:cx5="http://schemas.microsoft.com/office/drawing/2016/5/11/chartex" xmlns:cx6="http://schemas.microsoft.com/office/drawing/2016/5/12/chartex" xmlns:cx7="http://schemas.microsoft.com/office/drawing/2016/5/13/chartex" xmlns:cx8="http://schemas.microsoft.com/office/drawing/2016/5/14/chartex" xmlns:mc="http://schemas.openxmlformats.org/markup-compatibility/2006" xmlns:aink="http://schemas.microsoft.com/office/drawing/2016/ink" xmlns:am3d="http://schemas.microsoft.com/office/drawing/2017/model3d" xmlns:o="urn:schemas-microsoft-com:office:office" xmlns:r="http://schemas.openxmlformats.org/officeDocument/2006/relationships" xmlns:m="http://schemas.openxmlformats.org/officeDocument/2006/math" xmlns:v="urn:schemas-microsoft-com:vml" xmlns:wp14="http://schemas.microsoft.com/office/word/2010/wordprocessingDrawing" xmlns:wp="http://schemas.openxmlformats.org/drawingml/2006/wordprocessingDrawing" xmlns:w10="urn:schemas-microsoft-com:office:word" xmlns:w="http://schemas.openxmlformats.org/wordprocessingml/2006/main" xmlns:w14="http://schemas.microsoft.com/office/word/2010/wordml" xmlns:w15="http://schemas.microsoft.com/office/word/2012/wordml" xmlns:w16cid="http://schemas.microsoft.com/office/word/2016/wordml/cid" xmlns:w16se="http://schemas.microsoft.com/office/word/2015/wordml/symex" xmlns:wpg="http://schemas.microsoft.com/office/word/2010/wordprocessingGroup" xmlns:wpi="http://schemas.microsoft.com/office/word/2010/wordprocessingInk" xmlns:wne="http://schemas.microsoft.com/office/word/2006/wordml" xmlns:wps="http://schemas.microsoft.com/office/word/2010/wordprocessingShape" mc:Ignorable="w14 w15 w16se w16cid wp14">
   <w:p>
     <w:pPr>
       <w:pStyle w:val="Header"/>
@@ -6380,7 +7274,7 @@
         </mc:Choice>
         <mc:Fallback>
           <w:pict>
-            <v:shapetype w14:anchorId="36612311" id="_x0000_t34" coordsize="21600,21600" o:spt="34" o:oned="t" adj="10800" path="m,l@0,0@0,21600,21600,21600e" filled="f">
+            <v:shapetype w14:anchorId="7302656F" id="_x0000_t34" coordsize="21600,21600" o:spt="34" o:oned="t" adj="10800" path="m,l@0,0@0,21600,21600,21600e" filled="f">
               <v:stroke joinstyle="miter"/>
               <v:formulas>
                 <v:f eqn="val #0"/>
@@ -6391,7 +7285,7 @@
               </v:handles>
               <o:lock v:ext="edit" shapetype="t"/>
             </v:shapetype>
-            <v:shape id="AutoShape 25" o:spid="_x0000_s1026" type="#_x0000_t34" style="position:absolute;margin-left:170.6pt;margin-top:22pt;width:263.5pt;height:3.6pt;rotation:180;z-index:251661312;visibility:visible;mso-wrap-style:square;mso-width-percent:0;mso-height-percent:0;mso-wrap-distance-left:9pt;mso-wrap-distance-top:0;mso-wrap-distance-right:9pt;mso-wrap-distance-bottom:0;mso-position-horizontal:absolute;mso-position-horizontal-relative:text;mso-position-vertical:absolute;mso-position-vertical-relative:text;mso-width-percent:0;mso-height-percent:0;mso-width-relative:margin;mso-height-relative:margin" o:gfxdata="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" adj="9283"/>
+            <v:shape id="AutoShape 25" o:spid="_x0000_s1026" type="#_x0000_t34" style="position:absolute;margin-left:170.6pt;margin-top:22pt;width:263.5pt;height:3.6pt;rotation:180;z-index:251661312;visibility:visible;mso-wrap-style:square;mso-width-percent:0;mso-height-percent:0;mso-wrap-distance-left:9pt;mso-wrap-distance-top:0;mso-wrap-distance-right:9pt;mso-wrap-distance-bottom:0;mso-position-horizontal:absolute;mso-position-horizontal-relative:text;mso-position-vertical:absolute;mso-position-vertical-relative:text;mso-width-percent:0;mso-height-percent:0;mso-width-relative:margin;mso-height-relative:margin" o:gfxdata="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" adj="9283"/>
           </w:pict>
         </mc:Fallback>
       </mc:AlternateContent>
@@ -6469,17 +7363,7 @@
                               <w:szCs w:val="10"/>
                               <w:shd w:val="clear" w:color="auto" w:fill="FFFFFF"/>
                             </w:rPr>
-                            <w:t xml:space="preserve">       </w:t>
-                          </w:r>
-                          <w:r>
-                            <w:rPr>
-                              <w:rStyle w:val="Strong"/>
-                              <w:rFonts w:ascii="UTM Alexander" w:hAnsi="UTM Alexander" w:cs="Helvetica"/>
-                              <w:sz w:val="10"/>
-                              <w:szCs w:val="10"/>
-                              <w:shd w:val="clear" w:color="auto" w:fill="FFFFFF"/>
-                            </w:rPr>
-                            <w:t xml:space="preserve"> I</w:t>
+                            <w:t xml:space="preserve">        I</w:t>
                           </w:r>
                           <w:r>
                             <w:rPr>
@@ -6578,7 +7462,7 @@
               <v:stroke joinstyle="miter"/>
               <v:path gradientshapeok="t" o:connecttype="rect"/>
             </v:shapetype>
-            <v:shape id="Text Box 32" o:spid="_x0000_s1026" type="#_x0000_t202" style="position:absolute;left:0;text-align:left;margin-left:318.25pt;margin-top:3.9pt;width:2in;height:31.6pt;z-index:251668480;visibility:visible;mso-wrap-style:square;mso-width-percent:0;mso-height-percent:0;mso-wrap-distance-left:9pt;mso-wrap-distance-top:0;mso-wrap-distance-right:9pt;mso-wrap-distance-bottom:0;mso-position-horizontal:absolute;mso-position-horizontal-relative:text;mso-position-vertical:absolute;mso-position-vertical-relative:text;mso-width-percent:0;mso-height-percent:0;mso-width-relative:margin;mso-height-relative:margin;v-text-anchor:top" o:gfxdata="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" filled="f" stroked="f" strokeweight=".5pt">
+            <v:shape id="Text Box 32" o:spid="_x0000_s1026" type="#_x0000_t202" style="position:absolute;left:0;text-align:left;margin-left:318.25pt;margin-top:3.9pt;width:2in;height:31.6pt;z-index:251668480;visibility:visible;mso-wrap-style:square;mso-width-percent:0;mso-height-percent:0;mso-wrap-distance-left:9pt;mso-wrap-distance-top:0;mso-wrap-distance-right:9pt;mso-wrap-distance-bottom:0;mso-position-horizontal:absolute;mso-position-horizontal-relative:text;mso-position-vertical:absolute;mso-position-vertical-relative:text;mso-width-percent:0;mso-height-percent:0;mso-width-relative:margin;mso-height-relative:margin;v-text-anchor:top" o:gfxdata="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" filled="f" stroked="f" strokeweight=".5pt">
               <v:textbox>
                 <w:txbxContent>
                   <w:p>
@@ -6610,17 +7494,7 @@
                         <w:szCs w:val="10"/>
                         <w:shd w:val="clear" w:color="auto" w:fill="FFFFFF"/>
                       </w:rPr>
-                      <w:t xml:space="preserve">       </w:t>
-                    </w:r>
-                    <w:r>
-                      <w:rPr>
-                        <w:rStyle w:val="Strong"/>
-                        <w:rFonts w:ascii="UTM Alexander" w:hAnsi="UTM Alexander" w:cs="Helvetica"/>
-                        <w:sz w:val="10"/>
-                        <w:szCs w:val="10"/>
-                        <w:shd w:val="clear" w:color="auto" w:fill="FFFFFF"/>
-                      </w:rPr>
-                      <w:t xml:space="preserve"> I</w:t>
+                      <w:t xml:space="preserve">        I</w:t>
                     </w:r>
                     <w:r>
                       <w:rPr>
@@ -6802,7 +7676,7 @@
         </mc:Choice>
         <mc:Fallback>
           <w:pict>
-            <v:shape w14:anchorId="49FCBBB2" id="Text Box 3" o:spid="_x0000_s1027" type="#_x0000_t202" style="position:absolute;left:0;text-align:left;margin-left:.1pt;margin-top:13.5pt;width:170.5pt;height:17.25pt;flip:x;z-index:251660288;visibility:visible;mso-wrap-style:square;mso-width-percent:0;mso-height-percent:0;mso-wrap-distance-left:9pt;mso-wrap-distance-top:0;mso-wrap-distance-right:9pt;mso-wrap-distance-bottom:0;mso-position-horizontal:absolute;mso-position-horizontal-relative:text;mso-position-vertical:absolute;mso-position-vertical-relative:text;mso-width-percent:0;mso-height-percent:0;mso-width-relative:margin;mso-height-relative:page;v-text-anchor:top" o:gfxdata="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" fillcolor="#dae3f3" stroked="f">
+            <v:shape w14:anchorId="49FCBBB2" id="Text Box 3" o:spid="_x0000_s1027" type="#_x0000_t202" style="position:absolute;left:0;text-align:left;margin-left:.1pt;margin-top:13.5pt;width:170.5pt;height:17.25pt;flip:x;z-index:251660288;visibility:visible;mso-wrap-style:square;mso-width-percent:0;mso-height-percent:0;mso-wrap-distance-left:9pt;mso-wrap-distance-top:0;mso-wrap-distance-right:9pt;mso-wrap-distance-bottom:0;mso-position-horizontal:absolute;mso-position-horizontal-relative:text;mso-position-vertical:absolute;mso-position-vertical-relative:text;mso-width-percent:0;mso-height-percent:0;mso-width-relative:margin;mso-height-relative:page;v-text-anchor:top" o:gfxdata="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" fillcolor="#dae3f3" stroked="f">
               <v:textbox inset="2mm,0,2mm,0">
                 <w:txbxContent>
                   <w:p>
@@ -6927,7 +7801,7 @@
         </mc:Choice>
         <mc:Fallback>
           <w:pict>
-            <v:shape w14:anchorId="0A0E59D5" id="Text Box 26" o:spid="_x0000_s1028" type="#_x0000_t202" style="position:absolute;left:0;text-align:left;margin-left:382.05pt;margin-top:8.4pt;width:71.65pt;height:18.55pt;flip:x;z-index:251662336;visibility:visible;mso-wrap-style:square;mso-width-percent:0;mso-height-percent:0;mso-wrap-distance-left:9pt;mso-wrap-distance-top:0;mso-wrap-distance-right:9pt;mso-wrap-distance-bottom:0;mso-position-horizontal:absolute;mso-position-horizontal-relative:text;mso-position-vertical:absolute;mso-position-vertical-relative:text;mso-width-percent:0;mso-height-percent:0;mso-width-relative:page;mso-height-relative:page;v-text-anchor:top" o:gfxdata="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" filled="f" fillcolor="#bdc3e2" stroked="f">
+            <v:shape w14:anchorId="0A0E59D5" id="Text Box 26" o:spid="_x0000_s1028" type="#_x0000_t202" style="position:absolute;left:0;text-align:left;margin-left:382.05pt;margin-top:8.4pt;width:71.65pt;height:18.55pt;flip:x;z-index:251662336;visibility:visible;mso-wrap-style:square;mso-width-percent:0;mso-height-percent:0;mso-wrap-distance-left:9pt;mso-wrap-distance-top:0;mso-wrap-distance-right:9pt;mso-wrap-distance-bottom:0;mso-position-horizontal:absolute;mso-position-horizontal-relative:text;mso-position-vertical:absolute;mso-position-vertical-relative:text;mso-width-percent:0;mso-height-percent:0;mso-width-relative:page;mso-height-relative:page;v-text-anchor:top" o:gfxdata="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" filled="f" fillcolor="#bdc3e2" stroked="f">
               <v:textbox inset="2mm,0,2mm,0">
                 <w:txbxContent>
                   <w:p>
@@ -6953,7 +7827,7 @@
 </file>
 
 <file path=word/header10.xml><?xml version="1.0" encoding="utf-8"?>
-<w:hdr xmlns:wpc="http://schemas.microsoft.com/office/word/2010/wordprocessingCanvas" xmlns:cx="http://schemas.microsoft.com/office/drawing/2014/chartex" xmlns:cx1="http://schemas.microsoft.com/office/drawing/2015/9/8/chartex" xmlns:cx2="http://schemas.microsoft.com/office/drawing/2015/10/21/chartex" xmlns:cx3="http://schemas.microsoft.com/office/drawing/2016/5/9/chartex" xmlns:cx4="http://schemas.microsoft.com/office/drawing/2016/5/10/chartex" xmlns:cx5="http://schemas.microsoft.com/office/drawing/2016/5/11/chartex" xmlns:cx6="http://schemas.microsoft.com/office/drawing/2016/5/12/chartex" xmlns:cx7="http://schemas.microsoft.com/office/drawing/2016/5/13/chartex" xmlns:cx8="http://schemas.microsoft.com/office/drawing/2016/5/14/chartex" xmlns:mc="http://schemas.openxmlformats.org/markup-compatibility/2006" xmlns:aink="http://schemas.microsoft.com/office/drawing/2016/ink" xmlns:am3d="http://schemas.microsoft.com/office/drawing/2017/model3d" xmlns:o="urn:schemas-microsoft-com:office:office" xmlns:oel="http://schemas.microsoft.com/office/2019/extlst" xmlns:r="http://schemas.openxmlformats.org/officeDocument/2006/relationships" xmlns:m="http://schemas.openxmlformats.org/officeDocument/2006/math" xmlns:v="urn:schemas-microsoft-com:vml" xmlns:wp14="http://schemas.microsoft.com/office/word/2010/wordprocessingDrawing" xmlns:wp="http://schemas.openxmlformats.org/drawingml/2006/wordprocessingDrawing" xmlns:w10="urn:schemas-microsoft-com:office:word" xmlns:w="http://schemas.openxmlformats.org/wordprocessingml/2006/main" xmlns:w14="http://schemas.microsoft.com/office/word/2010/wordml" xmlns:w15="http://schemas.microsoft.com/office/word/2012/wordml" xmlns:w16cex="http://schemas.microsoft.com/office/word/2018/wordml/cex" xmlns:w16cid="http://schemas.microsoft.com/office/word/2016/wordml/cid" xmlns:w16="http://schemas.microsoft.com/office/word/2018/wordml" xmlns:w16du="http://schemas.microsoft.com/office/word/2023/wordml/word16du" xmlns:w16sdtdh="http://schemas.microsoft.com/office/word/2020/wordml/sdtdatahash" xmlns:w16sdtfl="http://schemas.microsoft.com/office/word/2024/wordml/sdtformatlock" xmlns:w16se="http://schemas.microsoft.com/office/word/2015/wordml/symex" xmlns:wpg="http://schemas.microsoft.com/office/word/2010/wordprocessingGroup" xmlns:wpi="http://schemas.microsoft.com/office/word/2010/wordprocessingInk" xmlns:wne="http://schemas.microsoft.com/office/word/2006/wordml" xmlns:wps="http://schemas.microsoft.com/office/word/2010/wordprocessingShape" mc:Ignorable="w14 w15 w16se w16cid w16 w16cex w16sdtdh w16sdtfl w16du wp14">
+<w:hdr xmlns:wpc="http://schemas.microsoft.com/office/word/2010/wordprocessingCanvas" xmlns:cx="http://schemas.microsoft.com/office/drawing/2014/chartex" xmlns:cx1="http://schemas.microsoft.com/office/drawing/2015/9/8/chartex" xmlns:cx2="http://schemas.microsoft.com/office/drawing/2015/10/21/chartex" xmlns:cx3="http://schemas.microsoft.com/office/drawing/2016/5/9/chartex" xmlns:cx4="http://schemas.microsoft.com/office/drawing/2016/5/10/chartex" xmlns:cx5="http://schemas.microsoft.com/office/drawing/2016/5/11/chartex" xmlns:cx6="http://schemas.microsoft.com/office/drawing/2016/5/12/chartex" xmlns:cx7="http://schemas.microsoft.com/office/drawing/2016/5/13/chartex" xmlns:cx8="http://schemas.microsoft.com/office/drawing/2016/5/14/chartex" xmlns:mc="http://schemas.openxmlformats.org/markup-compatibility/2006" xmlns:aink="http://schemas.microsoft.com/office/drawing/2016/ink" xmlns:am3d="http://schemas.microsoft.com/office/drawing/2017/model3d" xmlns:o="urn:schemas-microsoft-com:office:office" xmlns:r="http://schemas.openxmlformats.org/officeDocument/2006/relationships" xmlns:m="http://schemas.openxmlformats.org/officeDocument/2006/math" xmlns:v="urn:schemas-microsoft-com:vml" xmlns:wp14="http://schemas.microsoft.com/office/word/2010/wordprocessingDrawing" xmlns:wp="http://schemas.openxmlformats.org/drawingml/2006/wordprocessingDrawing" xmlns:w10="urn:schemas-microsoft-com:office:word" xmlns:w="http://schemas.openxmlformats.org/wordprocessingml/2006/main" xmlns:w14="http://schemas.microsoft.com/office/word/2010/wordml" xmlns:w15="http://schemas.microsoft.com/office/word/2012/wordml" xmlns:w16cid="http://schemas.microsoft.com/office/word/2016/wordml/cid" xmlns:w16se="http://schemas.microsoft.com/office/word/2015/wordml/symex" xmlns:wpg="http://schemas.microsoft.com/office/word/2010/wordprocessingGroup" xmlns:wpi="http://schemas.microsoft.com/office/word/2010/wordprocessingInk" xmlns:wne="http://schemas.microsoft.com/office/word/2006/wordml" xmlns:wps="http://schemas.microsoft.com/office/word/2010/wordprocessingShape" mc:Ignorable="w14 w15 w16se w16cid wp14">
   <w:p>
     <w:pPr>
       <w:pStyle w:val="Header"/>
@@ -7031,17 +7905,7 @@
                               <w:szCs w:val="10"/>
                               <w:shd w:val="clear" w:color="auto" w:fill="FFFFFF"/>
                             </w:rPr>
-                            <w:t xml:space="preserve">       </w:t>
-                          </w:r>
-                          <w:r>
-                            <w:rPr>
-                              <w:rStyle w:val="Strong"/>
-                              <w:rFonts w:ascii="UTM Alexander" w:hAnsi="UTM Alexander" w:cs="Helvetica"/>
-                              <w:sz w:val="10"/>
-                              <w:szCs w:val="10"/>
-                              <w:shd w:val="clear" w:color="auto" w:fill="FFFFFF"/>
-                            </w:rPr>
-                            <w:t xml:space="preserve"> I</w:t>
+                            <w:t xml:space="preserve">        I</w:t>
                           </w:r>
                           <w:r>
                             <w:rPr>
@@ -7140,7 +8004,7 @@
               <v:stroke joinstyle="miter"/>
               <v:path gradientshapeok="t" o:connecttype="rect"/>
             </v:shapetype>
-            <v:shape id="Text Box 1992487968" o:spid="_x0000_s1057" type="#_x0000_t202" style="position:absolute;left:0;text-align:left;margin-left:-6.9pt;margin-top:5.3pt;width:142.15pt;height:31.6pt;z-index:251674112;visibility:visible;mso-wrap-style:square;mso-width-percent:0;mso-height-percent:0;mso-wrap-distance-left:9pt;mso-wrap-distance-top:0;mso-wrap-distance-right:9pt;mso-wrap-distance-bottom:0;mso-position-horizontal:absolute;mso-position-horizontal-relative:text;mso-position-vertical:absolute;mso-position-vertical-relative:text;mso-width-percent:0;mso-height-percent:0;mso-width-relative:margin;mso-height-relative:margin;v-text-anchor:top" o:gfxdata="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" filled="f" stroked="f" strokeweight=".5pt">
+            <v:shape id="Text Box 1992487968" o:spid="_x0000_s1057" type="#_x0000_t202" style="position:absolute;left:0;text-align:left;margin-left:-6.9pt;margin-top:5.3pt;width:142.15pt;height:31.6pt;z-index:251674112;visibility:visible;mso-wrap-style:square;mso-width-percent:0;mso-height-percent:0;mso-wrap-distance-left:9pt;mso-wrap-distance-top:0;mso-wrap-distance-right:9pt;mso-wrap-distance-bottom:0;mso-position-horizontal:absolute;mso-position-horizontal-relative:text;mso-position-vertical:absolute;mso-position-vertical-relative:text;mso-width-percent:0;mso-height-percent:0;mso-width-relative:margin;mso-height-relative:margin;v-text-anchor:top" o:gfxdata="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" filled="f" stroked="f" strokeweight=".5pt">
               <v:textbox>
                 <w:txbxContent>
                   <w:p>
@@ -7172,17 +8036,7 @@
                         <w:szCs w:val="10"/>
                         <w:shd w:val="clear" w:color="auto" w:fill="FFFFFF"/>
                       </w:rPr>
-                      <w:t xml:space="preserve">       </w:t>
-                    </w:r>
-                    <w:r>
-                      <w:rPr>
-                        <w:rStyle w:val="Strong"/>
-                        <w:rFonts w:ascii="UTM Alexander" w:hAnsi="UTM Alexander" w:cs="Helvetica"/>
-                        <w:sz w:val="10"/>
-                        <w:szCs w:val="10"/>
-                        <w:shd w:val="clear" w:color="auto" w:fill="FFFFFF"/>
-                      </w:rPr>
-                      <w:t xml:space="preserve"> I</w:t>
+                      <w:t xml:space="preserve">        I</w:t>
                     </w:r>
                     <w:r>
                       <w:rPr>
@@ -7333,7 +8187,7 @@
         </mc:Choice>
         <mc:Fallback>
           <w:pict>
-            <v:shapetype w14:anchorId="083F31AF" id="_x0000_t34" coordsize="21600,21600" o:spt="34" o:oned="t" adj="10800" path="m,l@0,0@0,21600,21600,21600e" filled="f">
+            <v:shapetype w14:anchorId="3097525B" id="_x0000_t34" coordsize="21600,21600" o:spt="34" o:oned="t" adj="10800" path="m,l@0,0@0,21600,21600,21600e" filled="f">
               <v:stroke joinstyle="miter"/>
               <v:formulas>
                 <v:f eqn="val #0"/>
@@ -7344,7 +8198,7 @@
               </v:handles>
               <o:lock v:ext="edit" shapetype="t"/>
             </v:shapetype>
-            <v:shape id="AutoShape 28" o:spid="_x0000_s1026" type="#_x0000_t34" style="position:absolute;margin-left:-1.4pt;margin-top:20pt;width:260pt;height:7.5pt;flip:y;z-index:251660800;visibility:visible;mso-wrap-style:square;mso-width-percent:0;mso-height-percent:0;mso-wrap-distance-left:9pt;mso-wrap-distance-top:0;mso-wrap-distance-right:9pt;mso-wrap-distance-bottom:0;mso-position-horizontal:absolute;mso-position-horizontal-relative:text;mso-position-vertical:absolute;mso-position-vertical-relative:text;mso-width-percent:0;mso-height-percent:0;mso-width-relative:margin;mso-height-relative:margin" o:gfxdata="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" adj="10343"/>
+            <v:shape id="AutoShape 28" o:spid="_x0000_s1026" type="#_x0000_t34" style="position:absolute;margin-left:-1.4pt;margin-top:20pt;width:260pt;height:7.5pt;flip:y;z-index:251660800;visibility:visible;mso-wrap-style:square;mso-width-percent:0;mso-height-percent:0;mso-wrap-distance-left:9pt;mso-wrap-distance-top:0;mso-wrap-distance-right:9pt;mso-wrap-distance-bottom:0;mso-position-horizontal:absolute;mso-position-horizontal-relative:text;mso-position-vertical:absolute;mso-position-vertical-relative:text;mso-width-percent:0;mso-height-percent:0;mso-width-relative:margin;mso-height-relative:margin" o:gfxdata="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" adj="10343"/>
           </w:pict>
         </mc:Fallback>
       </mc:AlternateContent>
@@ -7461,7 +8315,7 @@
         </mc:Choice>
         <mc:Fallback>
           <w:pict>
-            <v:shape w14:anchorId="760CB6C9" id="_x0000_s1058" type="#_x0000_t202" style="position:absolute;left:0;text-align:left;margin-left:258.6pt;margin-top:12.5pt;width:171.5pt;height:16.5pt;z-index:251651584;visibility:visible;mso-wrap-style:square;mso-width-percent:0;mso-height-percent:0;mso-wrap-distance-left:9pt;mso-wrap-distance-top:0;mso-wrap-distance-right:9pt;mso-wrap-distance-bottom:0;mso-position-horizontal:absolute;mso-position-horizontal-relative:text;mso-position-vertical:absolute;mso-position-vertical-relative:text;mso-width-percent:0;mso-height-percent:0;mso-width-relative:margin;mso-height-relative:page;v-text-anchor:top" o:gfxdata="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" fillcolor="#dae3f3" stroked="f">
+            <v:shape w14:anchorId="760CB6C9" id="_x0000_s1058" type="#_x0000_t202" style="position:absolute;left:0;text-align:left;margin-left:258.6pt;margin-top:12.5pt;width:171.5pt;height:16.5pt;z-index:251651584;visibility:visible;mso-wrap-style:square;mso-width-percent:0;mso-height-percent:0;mso-wrap-distance-left:9pt;mso-wrap-distance-top:0;mso-wrap-distance-right:9pt;mso-wrap-distance-bottom:0;mso-position-horizontal:absolute;mso-position-horizontal-relative:text;mso-position-vertical:absolute;mso-position-vertical-relative:text;mso-width-percent:0;mso-height-percent:0;mso-width-relative:margin;mso-height-relative:page;v-text-anchor:top" o:gfxdata="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" fillcolor="#dae3f3" stroked="f">
               <v:textbox inset="2mm,0,2mm,0">
                 <w:txbxContent>
                   <w:p>
@@ -7508,7 +8362,7 @@
 </file>
 
 <file path=word/header11.xml><?xml version="1.0" encoding="utf-8"?>
-<w:hdr xmlns:wpc="http://schemas.microsoft.com/office/word/2010/wordprocessingCanvas" xmlns:cx="http://schemas.microsoft.com/office/drawing/2014/chartex" xmlns:cx1="http://schemas.microsoft.com/office/drawing/2015/9/8/chartex" xmlns:cx2="http://schemas.microsoft.com/office/drawing/2015/10/21/chartex" xmlns:cx3="http://schemas.microsoft.com/office/drawing/2016/5/9/chartex" xmlns:cx4="http://schemas.microsoft.com/office/drawing/2016/5/10/chartex" xmlns:cx5="http://schemas.microsoft.com/office/drawing/2016/5/11/chartex" xmlns:cx6="http://schemas.microsoft.com/office/drawing/2016/5/12/chartex" xmlns:cx7="http://schemas.microsoft.com/office/drawing/2016/5/13/chartex" xmlns:cx8="http://schemas.microsoft.com/office/drawing/2016/5/14/chartex" xmlns:mc="http://schemas.openxmlformats.org/markup-compatibility/2006" xmlns:aink="http://schemas.microsoft.com/office/drawing/2016/ink" xmlns:am3d="http://schemas.microsoft.com/office/drawing/2017/model3d" xmlns:o="urn:schemas-microsoft-com:office:office" xmlns:oel="http://schemas.microsoft.com/office/2019/extlst" xmlns:r="http://schemas.openxmlformats.org/officeDocument/2006/relationships" xmlns:m="http://schemas.openxmlformats.org/officeDocument/2006/math" xmlns:v="urn:schemas-microsoft-com:vml" xmlns:wp14="http://schemas.microsoft.com/office/word/2010/wordprocessingDrawing" xmlns:wp="http://schemas.openxmlformats.org/drawingml/2006/wordprocessingDrawing" xmlns:w10="urn:schemas-microsoft-com:office:word" xmlns:w="http://schemas.openxmlformats.org/wordprocessingml/2006/main" xmlns:w14="http://schemas.microsoft.com/office/word/2010/wordml" xmlns:w15="http://schemas.microsoft.com/office/word/2012/wordml" xmlns:w16cex="http://schemas.microsoft.com/office/word/2018/wordml/cex" xmlns:w16cid="http://schemas.microsoft.com/office/word/2016/wordml/cid" xmlns:w16="http://schemas.microsoft.com/office/word/2018/wordml" xmlns:w16du="http://schemas.microsoft.com/office/word/2023/wordml/word16du" xmlns:w16sdtdh="http://schemas.microsoft.com/office/word/2020/wordml/sdtdatahash" xmlns:w16sdtfl="http://schemas.microsoft.com/office/word/2024/wordml/sdtformatlock" xmlns:w16se="http://schemas.microsoft.com/office/word/2015/wordml/symex" xmlns:wpg="http://schemas.microsoft.com/office/word/2010/wordprocessingGroup" xmlns:wpi="http://schemas.microsoft.com/office/word/2010/wordprocessingInk" xmlns:wne="http://schemas.microsoft.com/office/word/2006/wordml" xmlns:wps="http://schemas.microsoft.com/office/word/2010/wordprocessingShape" mc:Ignorable="w14 w15 w16se w16cid w16 w16cex w16sdtdh w16sdtfl w16du wp14">
+<w:hdr xmlns:wpc="http://schemas.microsoft.com/office/word/2010/wordprocessingCanvas" xmlns:cx="http://schemas.microsoft.com/office/drawing/2014/chartex" xmlns:cx1="http://schemas.microsoft.com/office/drawing/2015/9/8/chartex" xmlns:cx2="http://schemas.microsoft.com/office/drawing/2015/10/21/chartex" xmlns:cx3="http://schemas.microsoft.com/office/drawing/2016/5/9/chartex" xmlns:cx4="http://schemas.microsoft.com/office/drawing/2016/5/10/chartex" xmlns:cx5="http://schemas.microsoft.com/office/drawing/2016/5/11/chartex" xmlns:cx6="http://schemas.microsoft.com/office/drawing/2016/5/12/chartex" xmlns:cx7="http://schemas.microsoft.com/office/drawing/2016/5/13/chartex" xmlns:cx8="http://schemas.microsoft.com/office/drawing/2016/5/14/chartex" xmlns:mc="http://schemas.openxmlformats.org/markup-compatibility/2006" xmlns:aink="http://schemas.microsoft.com/office/drawing/2016/ink" xmlns:am3d="http://schemas.microsoft.com/office/drawing/2017/model3d" xmlns:o="urn:schemas-microsoft-com:office:office" xmlns:r="http://schemas.openxmlformats.org/officeDocument/2006/relationships" xmlns:m="http://schemas.openxmlformats.org/officeDocument/2006/math" xmlns:v="urn:schemas-microsoft-com:vml" xmlns:wp14="http://schemas.microsoft.com/office/word/2010/wordprocessingDrawing" xmlns:wp="http://schemas.openxmlformats.org/drawingml/2006/wordprocessingDrawing" xmlns:w10="urn:schemas-microsoft-com:office:word" xmlns:w="http://schemas.openxmlformats.org/wordprocessingml/2006/main" xmlns:w14="http://schemas.microsoft.com/office/word/2010/wordml" xmlns:w15="http://schemas.microsoft.com/office/word/2012/wordml" xmlns:w16cid="http://schemas.microsoft.com/office/word/2016/wordml/cid" xmlns:w16se="http://schemas.microsoft.com/office/word/2015/wordml/symex" xmlns:wpg="http://schemas.microsoft.com/office/word/2010/wordprocessingGroup" xmlns:wpi="http://schemas.microsoft.com/office/word/2010/wordprocessingInk" xmlns:wne="http://schemas.microsoft.com/office/word/2006/wordml" xmlns:wps="http://schemas.microsoft.com/office/word/2010/wordprocessingShape" mc:Ignorable="w14 w15 w16se w16cid wp14">
   <w:p>
     <w:pPr>
       <w:pStyle w:val="Header"/>
@@ -7586,17 +8440,7 @@
                               <w:szCs w:val="10"/>
                               <w:shd w:val="clear" w:color="auto" w:fill="FFFFFF"/>
                             </w:rPr>
-                            <w:t xml:space="preserve">       </w:t>
-                          </w:r>
-                          <w:r>
-                            <w:rPr>
-                              <w:rStyle w:val="Strong"/>
-                              <w:rFonts w:ascii="UTM Alexander" w:hAnsi="UTM Alexander" w:cs="Helvetica"/>
-                              <w:sz w:val="10"/>
-                              <w:szCs w:val="10"/>
-                              <w:shd w:val="clear" w:color="auto" w:fill="FFFFFF"/>
-                            </w:rPr>
-                            <w:t xml:space="preserve"> I</w:t>
+                            <w:t xml:space="preserve">        I</w:t>
                           </w:r>
                           <w:r>
                             <w:rPr>
@@ -7695,7 +8539,7 @@
               <v:stroke joinstyle="miter"/>
               <v:path gradientshapeok="t" o:connecttype="rect"/>
             </v:shapetype>
-            <v:shape id="Text Box 903230405" o:spid="_x0000_s1059" type="#_x0000_t202" style="position:absolute;left:0;text-align:left;margin-left:-6.9pt;margin-top:5.3pt;width:142.15pt;height:31.6pt;z-index:251670016;visibility:visible;mso-wrap-style:square;mso-width-percent:0;mso-height-percent:0;mso-wrap-distance-left:9pt;mso-wrap-distance-top:0;mso-wrap-distance-right:9pt;mso-wrap-distance-bottom:0;mso-position-horizontal:absolute;mso-position-horizontal-relative:text;mso-position-vertical:absolute;mso-position-vertical-relative:text;mso-width-percent:0;mso-height-percent:0;mso-width-relative:margin;mso-height-relative:margin;v-text-anchor:top" o:gfxdata="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" filled="f" stroked="f" strokeweight=".5pt">
+            <v:shape id="Text Box 903230405" o:spid="_x0000_s1059" type="#_x0000_t202" style="position:absolute;left:0;text-align:left;margin-left:-6.9pt;margin-top:5.3pt;width:142.15pt;height:31.6pt;z-index:251670016;visibility:visible;mso-wrap-style:square;mso-width-percent:0;mso-height-percent:0;mso-wrap-distance-left:9pt;mso-wrap-distance-top:0;mso-wrap-distance-right:9pt;mso-wrap-distance-bottom:0;mso-position-horizontal:absolute;mso-position-horizontal-relative:text;mso-position-vertical:absolute;mso-position-vertical-relative:text;mso-width-percent:0;mso-height-percent:0;mso-width-relative:margin;mso-height-relative:margin;v-text-anchor:top" o:gfxdata="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" filled="f" stroked="f" strokeweight=".5pt">
               <v:textbox>
                 <w:txbxContent>
                   <w:p>
@@ -7727,17 +8571,7 @@
                         <w:szCs w:val="10"/>
                         <w:shd w:val="clear" w:color="auto" w:fill="FFFFFF"/>
                       </w:rPr>
-                      <w:t xml:space="preserve">       </w:t>
-                    </w:r>
-                    <w:r>
-                      <w:rPr>
-                        <w:rStyle w:val="Strong"/>
-                        <w:rFonts w:ascii="UTM Alexander" w:hAnsi="UTM Alexander" w:cs="Helvetica"/>
-                        <w:sz w:val="10"/>
-                        <w:szCs w:val="10"/>
-                        <w:shd w:val="clear" w:color="auto" w:fill="FFFFFF"/>
-                      </w:rPr>
-                      <w:t xml:space="preserve"> I</w:t>
+                      <w:t xml:space="preserve">        I</w:t>
                     </w:r>
                     <w:r>
                       <w:rPr>
@@ -7888,7 +8722,7 @@
         </mc:Choice>
         <mc:Fallback>
           <w:pict>
-            <v:shapetype w14:anchorId="2E7312C7" id="_x0000_t34" coordsize="21600,21600" o:spt="34" o:oned="t" adj="10800" path="m,l@0,0@0,21600,21600,21600e" filled="f">
+            <v:shapetype w14:anchorId="100C8D36" id="_x0000_t34" coordsize="21600,21600" o:spt="34" o:oned="t" adj="10800" path="m,l@0,0@0,21600,21600,21600e" filled="f">
               <v:stroke joinstyle="miter"/>
               <v:formulas>
                 <v:f eqn="val #0"/>
@@ -7899,7 +8733,7 @@
               </v:handles>
               <o:lock v:ext="edit" shapetype="t"/>
             </v:shapetype>
-            <v:shape id="AutoShape 28" o:spid="_x0000_s1026" type="#_x0000_t34" style="position:absolute;margin-left:-1.4pt;margin-top:20pt;width:260pt;height:7.5pt;flip:y;z-index:251655680;visibility:visible;mso-wrap-style:square;mso-width-percent:0;mso-height-percent:0;mso-wrap-distance-left:9pt;mso-wrap-distance-top:0;mso-wrap-distance-right:9pt;mso-wrap-distance-bottom:0;mso-position-horizontal:absolute;mso-position-horizontal-relative:text;mso-position-vertical:absolute;mso-position-vertical-relative:text;mso-width-percent:0;mso-height-percent:0;mso-width-relative:margin;mso-height-relative:margin" o:gfxdata="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" adj="10343"/>
+            <v:shape id="AutoShape 28" o:spid="_x0000_s1026" type="#_x0000_t34" style="position:absolute;margin-left:-1.4pt;margin-top:20pt;width:260pt;height:7.5pt;flip:y;z-index:251655680;visibility:visible;mso-wrap-style:square;mso-width-percent:0;mso-height-percent:0;mso-wrap-distance-left:9pt;mso-wrap-distance-top:0;mso-wrap-distance-right:9pt;mso-wrap-distance-bottom:0;mso-position-horizontal:absolute;mso-position-horizontal-relative:text;mso-position-vertical:absolute;mso-position-vertical-relative:text;mso-width-percent:0;mso-height-percent:0;mso-width-relative:margin;mso-height-relative:margin" o:gfxdata="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" adj="10343"/>
           </w:pict>
         </mc:Fallback>
       </mc:AlternateContent>
@@ -8016,7 +8850,7 @@
         </mc:Choice>
         <mc:Fallback>
           <w:pict>
-            <v:shape w14:anchorId="5883305C" id="_x0000_s1060" type="#_x0000_t202" style="position:absolute;left:0;text-align:left;margin-left:258.6pt;margin-top:12.5pt;width:171.5pt;height:16.5pt;z-index:251643392;visibility:visible;mso-wrap-style:square;mso-width-percent:0;mso-height-percent:0;mso-wrap-distance-left:9pt;mso-wrap-distance-top:0;mso-wrap-distance-right:9pt;mso-wrap-distance-bottom:0;mso-position-horizontal:absolute;mso-position-horizontal-relative:text;mso-position-vertical:absolute;mso-position-vertical-relative:text;mso-width-percent:0;mso-height-percent:0;mso-width-relative:margin;mso-height-relative:page;v-text-anchor:top" o:gfxdata="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" fillcolor="#dae3f3" stroked="f">
+            <v:shape w14:anchorId="5883305C" id="_x0000_s1060" type="#_x0000_t202" style="position:absolute;left:0;text-align:left;margin-left:258.6pt;margin-top:12.5pt;width:171.5pt;height:16.5pt;z-index:251643392;visibility:visible;mso-wrap-style:square;mso-width-percent:0;mso-height-percent:0;mso-wrap-distance-left:9pt;mso-wrap-distance-top:0;mso-wrap-distance-right:9pt;mso-wrap-distance-bottom:0;mso-position-horizontal:absolute;mso-position-horizontal-relative:text;mso-position-vertical:absolute;mso-position-vertical-relative:text;mso-width-percent:0;mso-height-percent:0;mso-width-relative:margin;mso-height-relative:page;v-text-anchor:top" o:gfxdata="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" fillcolor="#dae3f3" stroked="f">
               <v:textbox inset="2mm,0,2mm,0">
                 <w:txbxContent>
                   <w:p>
@@ -8063,7 +8897,7 @@
 </file>
 
 <file path=word/header12.xml><?xml version="1.0" encoding="utf-8"?>
-<w:hdr xmlns:wpc="http://schemas.microsoft.com/office/word/2010/wordprocessingCanvas" xmlns:cx="http://schemas.microsoft.com/office/drawing/2014/chartex" xmlns:cx1="http://schemas.microsoft.com/office/drawing/2015/9/8/chartex" xmlns:cx2="http://schemas.microsoft.com/office/drawing/2015/10/21/chartex" xmlns:cx3="http://schemas.microsoft.com/office/drawing/2016/5/9/chartex" xmlns:cx4="http://schemas.microsoft.com/office/drawing/2016/5/10/chartex" xmlns:cx5="http://schemas.microsoft.com/office/drawing/2016/5/11/chartex" xmlns:cx6="http://schemas.microsoft.com/office/drawing/2016/5/12/chartex" xmlns:cx7="http://schemas.microsoft.com/office/drawing/2016/5/13/chartex" xmlns:cx8="http://schemas.microsoft.com/office/drawing/2016/5/14/chartex" xmlns:mc="http://schemas.openxmlformats.org/markup-compatibility/2006" xmlns:aink="http://schemas.microsoft.com/office/drawing/2016/ink" xmlns:am3d="http://schemas.microsoft.com/office/drawing/2017/model3d" xmlns:o="urn:schemas-microsoft-com:office:office" xmlns:oel="http://schemas.microsoft.com/office/2019/extlst" xmlns:r="http://schemas.openxmlformats.org/officeDocument/2006/relationships" xmlns:m="http://schemas.openxmlformats.org/officeDocument/2006/math" xmlns:v="urn:schemas-microsoft-com:vml" xmlns:wp14="http://schemas.microsoft.com/office/word/2010/wordprocessingDrawing" xmlns:wp="http://schemas.openxmlformats.org/drawingml/2006/wordprocessingDrawing" xmlns:w10="urn:schemas-microsoft-com:office:word" xmlns:w="http://schemas.openxmlformats.org/wordprocessingml/2006/main" xmlns:w14="http://schemas.microsoft.com/office/word/2010/wordml" xmlns:w15="http://schemas.microsoft.com/office/word/2012/wordml" xmlns:w16cex="http://schemas.microsoft.com/office/word/2018/wordml/cex" xmlns:w16cid="http://schemas.microsoft.com/office/word/2016/wordml/cid" xmlns:w16="http://schemas.microsoft.com/office/word/2018/wordml" xmlns:w16du="http://schemas.microsoft.com/office/word/2023/wordml/word16du" xmlns:w16sdtdh="http://schemas.microsoft.com/office/word/2020/wordml/sdtdatahash" xmlns:w16sdtfl="http://schemas.microsoft.com/office/word/2024/wordml/sdtformatlock" xmlns:w16se="http://schemas.microsoft.com/office/word/2015/wordml/symex" xmlns:wpg="http://schemas.microsoft.com/office/word/2010/wordprocessingGroup" xmlns:wpi="http://schemas.microsoft.com/office/word/2010/wordprocessingInk" xmlns:wne="http://schemas.microsoft.com/office/word/2006/wordml" xmlns:wps="http://schemas.microsoft.com/office/word/2010/wordprocessingShape" mc:Ignorable="w14 w15 w16se w16cid w16 w16cex w16sdtdh w16sdtfl w16du wp14">
+<w:hdr xmlns:wpc="http://schemas.microsoft.com/office/word/2010/wordprocessingCanvas" xmlns:cx="http://schemas.microsoft.com/office/drawing/2014/chartex" xmlns:cx1="http://schemas.microsoft.com/office/drawing/2015/9/8/chartex" xmlns:cx2="http://schemas.microsoft.com/office/drawing/2015/10/21/chartex" xmlns:cx3="http://schemas.microsoft.com/office/drawing/2016/5/9/chartex" xmlns:cx4="http://schemas.microsoft.com/office/drawing/2016/5/10/chartex" xmlns:cx5="http://schemas.microsoft.com/office/drawing/2016/5/11/chartex" xmlns:cx6="http://schemas.microsoft.com/office/drawing/2016/5/12/chartex" xmlns:cx7="http://schemas.microsoft.com/office/drawing/2016/5/13/chartex" xmlns:cx8="http://schemas.microsoft.com/office/drawing/2016/5/14/chartex" xmlns:mc="http://schemas.openxmlformats.org/markup-compatibility/2006" xmlns:aink="http://schemas.microsoft.com/office/drawing/2016/ink" xmlns:am3d="http://schemas.microsoft.com/office/drawing/2017/model3d" xmlns:o="urn:schemas-microsoft-com:office:office" xmlns:r="http://schemas.openxmlformats.org/officeDocument/2006/relationships" xmlns:m="http://schemas.openxmlformats.org/officeDocument/2006/math" xmlns:v="urn:schemas-microsoft-com:vml" xmlns:wp14="http://schemas.microsoft.com/office/word/2010/wordprocessingDrawing" xmlns:wp="http://schemas.openxmlformats.org/drawingml/2006/wordprocessingDrawing" xmlns:w10="urn:schemas-microsoft-com:office:word" xmlns:w="http://schemas.openxmlformats.org/wordprocessingml/2006/main" xmlns:w14="http://schemas.microsoft.com/office/word/2010/wordml" xmlns:w15="http://schemas.microsoft.com/office/word/2012/wordml" xmlns:w16cid="http://schemas.microsoft.com/office/word/2016/wordml/cid" xmlns:w16se="http://schemas.microsoft.com/office/word/2015/wordml/symex" xmlns:wpg="http://schemas.microsoft.com/office/word/2010/wordprocessingGroup" xmlns:wpi="http://schemas.microsoft.com/office/word/2010/wordprocessingInk" xmlns:wne="http://schemas.microsoft.com/office/word/2006/wordml" xmlns:wps="http://schemas.microsoft.com/office/word/2010/wordprocessingShape" mc:Ignorable="w14 w15 w16se w16cid wp14">
   <w:p>
     <w:pPr>
       <w:pStyle w:val="Header"/>
@@ -8141,17 +8975,7 @@
                               <w:szCs w:val="10"/>
                               <w:shd w:val="clear" w:color="auto" w:fill="FFFFFF"/>
                             </w:rPr>
-                            <w:t xml:space="preserve">       </w:t>
-                          </w:r>
-                          <w:r>
-                            <w:rPr>
-                              <w:rStyle w:val="Strong"/>
-                              <w:rFonts w:ascii="UTM Alexander" w:hAnsi="UTM Alexander" w:cs="Helvetica"/>
-                              <w:sz w:val="10"/>
-                              <w:szCs w:val="10"/>
-                              <w:shd w:val="clear" w:color="auto" w:fill="FFFFFF"/>
-                            </w:rPr>
-                            <w:t xml:space="preserve"> I</w:t>
+                            <w:t xml:space="preserve">        I</w:t>
                           </w:r>
                           <w:r>
                             <w:rPr>
@@ -8250,7 +9074,7 @@
               <v:stroke joinstyle="miter"/>
               <v:path gradientshapeok="t" o:connecttype="rect"/>
             </v:shapetype>
-            <v:shape id="Text Box 774808957" o:spid="_x0000_s1061" type="#_x0000_t202" style="position:absolute;left:0;text-align:left;margin-left:-6.9pt;margin-top:5.3pt;width:142.15pt;height:31.6pt;z-index:251667968;visibility:visible;mso-wrap-style:square;mso-width-percent:0;mso-height-percent:0;mso-wrap-distance-left:9pt;mso-wrap-distance-top:0;mso-wrap-distance-right:9pt;mso-wrap-distance-bottom:0;mso-position-horizontal:absolute;mso-position-horizontal-relative:text;mso-position-vertical:absolute;mso-position-vertical-relative:text;mso-width-percent:0;mso-height-percent:0;mso-width-relative:margin;mso-height-relative:margin;v-text-anchor:top" o:gfxdata="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" filled="f" stroked="f" strokeweight=".5pt">
+            <v:shape id="Text Box 774808957" o:spid="_x0000_s1061" type="#_x0000_t202" style="position:absolute;left:0;text-align:left;margin-left:-6.9pt;margin-top:5.3pt;width:142.15pt;height:31.6pt;z-index:251667968;visibility:visible;mso-wrap-style:square;mso-width-percent:0;mso-height-percent:0;mso-wrap-distance-left:9pt;mso-wrap-distance-top:0;mso-wrap-distance-right:9pt;mso-wrap-distance-bottom:0;mso-position-horizontal:absolute;mso-position-horizontal-relative:text;mso-position-vertical:absolute;mso-position-vertical-relative:text;mso-width-percent:0;mso-height-percent:0;mso-width-relative:margin;mso-height-relative:margin;v-text-anchor:top" o:gfxdata="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" filled="f" stroked="f" strokeweight=".5pt">
               <v:textbox>
                 <w:txbxContent>
                   <w:p>
@@ -8282,17 +9106,7 @@
                         <w:szCs w:val="10"/>
                         <w:shd w:val="clear" w:color="auto" w:fill="FFFFFF"/>
                       </w:rPr>
-                      <w:t xml:space="preserve">       </w:t>
-                    </w:r>
-                    <w:r>
-                      <w:rPr>
-                        <w:rStyle w:val="Strong"/>
-                        <w:rFonts w:ascii="UTM Alexander" w:hAnsi="UTM Alexander" w:cs="Helvetica"/>
-                        <w:sz w:val="10"/>
-                        <w:szCs w:val="10"/>
-                        <w:shd w:val="clear" w:color="auto" w:fill="FFFFFF"/>
-                      </w:rPr>
-                      <w:t xml:space="preserve"> I</w:t>
+                      <w:t xml:space="preserve">        I</w:t>
                     </w:r>
                     <w:r>
                       <w:rPr>
@@ -8443,7 +9257,7 @@
         </mc:Choice>
         <mc:Fallback>
           <w:pict>
-            <v:shapetype w14:anchorId="50FA8B23" id="_x0000_t34" coordsize="21600,21600" o:spt="34" o:oned="t" adj="10800" path="m,l@0,0@0,21600,21600,21600e" filled="f">
+            <v:shapetype w14:anchorId="7D8CE047" id="_x0000_t34" coordsize="21600,21600" o:spt="34" o:oned="t" adj="10800" path="m,l@0,0@0,21600,21600,21600e" filled="f">
               <v:stroke joinstyle="miter"/>
               <v:formulas>
                 <v:f eqn="val #0"/>
@@ -8454,7 +9268,7 @@
               </v:handles>
               <o:lock v:ext="edit" shapetype="t"/>
             </v:shapetype>
-            <v:shape id="AutoShape 28" o:spid="_x0000_s1026" type="#_x0000_t34" style="position:absolute;margin-left:-1.4pt;margin-top:20pt;width:260pt;height:7.5pt;flip:y;z-index:251662848;visibility:visible;mso-wrap-style:square;mso-width-percent:0;mso-height-percent:0;mso-wrap-distance-left:9pt;mso-wrap-distance-top:0;mso-wrap-distance-right:9pt;mso-wrap-distance-bottom:0;mso-position-horizontal:absolute;mso-position-horizontal-relative:text;mso-position-vertical:absolute;mso-position-vertical-relative:text;mso-width-percent:0;mso-height-percent:0;mso-width-relative:margin;mso-height-relative:margin" o:gfxdata="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" adj="10343"/>
+            <v:shape id="AutoShape 28" o:spid="_x0000_s1026" type="#_x0000_t34" style="position:absolute;margin-left:-1.4pt;margin-top:20pt;width:260pt;height:7.5pt;flip:y;z-index:251662848;visibility:visible;mso-wrap-style:square;mso-width-percent:0;mso-height-percent:0;mso-wrap-distance-left:9pt;mso-wrap-distance-top:0;mso-wrap-distance-right:9pt;mso-wrap-distance-bottom:0;mso-position-horizontal:absolute;mso-position-horizontal-relative:text;mso-position-vertical:absolute;mso-position-vertical-relative:text;mso-width-percent:0;mso-height-percent:0;mso-width-relative:margin;mso-height-relative:margin" o:gfxdata="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" adj="10343"/>
           </w:pict>
         </mc:Fallback>
       </mc:AlternateContent>
@@ -8571,7 +9385,7 @@
         </mc:Choice>
         <mc:Fallback>
           <w:pict>
-            <v:shape w14:anchorId="1B335AE2" id="_x0000_s1062" type="#_x0000_t202" style="position:absolute;left:0;text-align:left;margin-left:258.6pt;margin-top:12.5pt;width:171.5pt;height:16.5pt;z-index:251649536;visibility:visible;mso-wrap-style:square;mso-width-percent:0;mso-height-percent:0;mso-wrap-distance-left:9pt;mso-wrap-distance-top:0;mso-wrap-distance-right:9pt;mso-wrap-distance-bottom:0;mso-position-horizontal:absolute;mso-position-horizontal-relative:text;mso-position-vertical:absolute;mso-position-vertical-relative:text;mso-width-percent:0;mso-height-percent:0;mso-width-relative:margin;mso-height-relative:page;v-text-anchor:top" o:gfxdata="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" fillcolor="#dae3f3" stroked="f">
+            <v:shape w14:anchorId="1B335AE2" id="_x0000_s1062" type="#_x0000_t202" style="position:absolute;left:0;text-align:left;margin-left:258.6pt;margin-top:12.5pt;width:171.5pt;height:16.5pt;z-index:251649536;visibility:visible;mso-wrap-style:square;mso-width-percent:0;mso-height-percent:0;mso-wrap-distance-left:9pt;mso-wrap-distance-top:0;mso-wrap-distance-right:9pt;mso-wrap-distance-bottom:0;mso-position-horizontal:absolute;mso-position-horizontal-relative:text;mso-position-vertical:absolute;mso-position-vertical-relative:text;mso-width-percent:0;mso-height-percent:0;mso-width-relative:margin;mso-height-relative:page;v-text-anchor:top" o:gfxdata="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" fillcolor="#dae3f3" stroked="f">
               <v:textbox inset="2mm,0,2mm,0">
                 <w:txbxContent>
                   <w:p>
@@ -8618,7 +9432,7 @@
 </file>
 
 <file path=word/header13.xml><?xml version="1.0" encoding="utf-8"?>
-<w:hdr xmlns:wpc="http://schemas.microsoft.com/office/word/2010/wordprocessingCanvas" xmlns:cx="http://schemas.microsoft.com/office/drawing/2014/chartex" xmlns:cx1="http://schemas.microsoft.com/office/drawing/2015/9/8/chartex" xmlns:cx2="http://schemas.microsoft.com/office/drawing/2015/10/21/chartex" xmlns:cx3="http://schemas.microsoft.com/office/drawing/2016/5/9/chartex" xmlns:cx4="http://schemas.microsoft.com/office/drawing/2016/5/10/chartex" xmlns:cx5="http://schemas.microsoft.com/office/drawing/2016/5/11/chartex" xmlns:cx6="http://schemas.microsoft.com/office/drawing/2016/5/12/chartex" xmlns:cx7="http://schemas.microsoft.com/office/drawing/2016/5/13/chartex" xmlns:cx8="http://schemas.microsoft.com/office/drawing/2016/5/14/chartex" xmlns:mc="http://schemas.openxmlformats.org/markup-compatibility/2006" xmlns:aink="http://schemas.microsoft.com/office/drawing/2016/ink" xmlns:am3d="http://schemas.microsoft.com/office/drawing/2017/model3d" xmlns:o="urn:schemas-microsoft-com:office:office" xmlns:oel="http://schemas.microsoft.com/office/2019/extlst" xmlns:r="http://schemas.openxmlformats.org/officeDocument/2006/relationships" xmlns:m="http://schemas.openxmlformats.org/officeDocument/2006/math" xmlns:v="urn:schemas-microsoft-com:vml" xmlns:wp14="http://schemas.microsoft.com/office/word/2010/wordprocessingDrawing" xmlns:wp="http://schemas.openxmlformats.org/drawingml/2006/wordprocessingDrawing" xmlns:w10="urn:schemas-microsoft-com:office:word" xmlns:w="http://schemas.openxmlformats.org/wordprocessingml/2006/main" xmlns:w14="http://schemas.microsoft.com/office/word/2010/wordml" xmlns:w15="http://schemas.microsoft.com/office/word/2012/wordml" xmlns:w16cex="http://schemas.microsoft.com/office/word/2018/wordml/cex" xmlns:w16cid="http://schemas.microsoft.com/office/word/2016/wordml/cid" xmlns:w16="http://schemas.microsoft.com/office/word/2018/wordml" xmlns:w16du="http://schemas.microsoft.com/office/word/2023/wordml/word16du" xmlns:w16sdtdh="http://schemas.microsoft.com/office/word/2020/wordml/sdtdatahash" xmlns:w16sdtfl="http://schemas.microsoft.com/office/word/2024/wordml/sdtformatlock" xmlns:w16se="http://schemas.microsoft.com/office/word/2015/wordml/symex" xmlns:wpg="http://schemas.microsoft.com/office/word/2010/wordprocessingGroup" xmlns:wpi="http://schemas.microsoft.com/office/word/2010/wordprocessingInk" xmlns:wne="http://schemas.microsoft.com/office/word/2006/wordml" xmlns:wps="http://schemas.microsoft.com/office/word/2010/wordprocessingShape" mc:Ignorable="w14 w15 w16se w16cid w16 w16cex w16sdtdh w16sdtfl w16du wp14">
+<w:hdr xmlns:wpc="http://schemas.microsoft.com/office/word/2010/wordprocessingCanvas" xmlns:cx="http://schemas.microsoft.com/office/drawing/2014/chartex" xmlns:cx1="http://schemas.microsoft.com/office/drawing/2015/9/8/chartex" xmlns:cx2="http://schemas.microsoft.com/office/drawing/2015/10/21/chartex" xmlns:cx3="http://schemas.microsoft.com/office/drawing/2016/5/9/chartex" xmlns:cx4="http://schemas.microsoft.com/office/drawing/2016/5/10/chartex" xmlns:cx5="http://schemas.microsoft.com/office/drawing/2016/5/11/chartex" xmlns:cx6="http://schemas.microsoft.com/office/drawing/2016/5/12/chartex" xmlns:cx7="http://schemas.microsoft.com/office/drawing/2016/5/13/chartex" xmlns:cx8="http://schemas.microsoft.com/office/drawing/2016/5/14/chartex" xmlns:mc="http://schemas.openxmlformats.org/markup-compatibility/2006" xmlns:aink="http://schemas.microsoft.com/office/drawing/2016/ink" xmlns:am3d="http://schemas.microsoft.com/office/drawing/2017/model3d" xmlns:o="urn:schemas-microsoft-com:office:office" xmlns:r="http://schemas.openxmlformats.org/officeDocument/2006/relationships" xmlns:m="http://schemas.openxmlformats.org/officeDocument/2006/math" xmlns:v="urn:schemas-microsoft-com:vml" xmlns:wp14="http://schemas.microsoft.com/office/word/2010/wordprocessingDrawing" xmlns:wp="http://schemas.openxmlformats.org/drawingml/2006/wordprocessingDrawing" xmlns:w10="urn:schemas-microsoft-com:office:word" xmlns:w="http://schemas.openxmlformats.org/wordprocessingml/2006/main" xmlns:w14="http://schemas.microsoft.com/office/word/2010/wordml" xmlns:w15="http://schemas.microsoft.com/office/word/2012/wordml" xmlns:w16cid="http://schemas.microsoft.com/office/word/2016/wordml/cid" xmlns:w16se="http://schemas.microsoft.com/office/word/2015/wordml/symex" xmlns:wpg="http://schemas.microsoft.com/office/word/2010/wordprocessingGroup" xmlns:wpi="http://schemas.microsoft.com/office/word/2010/wordprocessingInk" xmlns:wne="http://schemas.microsoft.com/office/word/2006/wordml" xmlns:wps="http://schemas.microsoft.com/office/word/2010/wordprocessingShape" mc:Ignorable="w14 w15 w16se w16cid wp14">
   <w:p>
     <w:pPr>
       <w:pStyle w:val="Header"/>
@@ -8696,17 +9510,7 @@
                               <w:szCs w:val="10"/>
                               <w:shd w:val="clear" w:color="auto" w:fill="FFFFFF"/>
                             </w:rPr>
-                            <w:t xml:space="preserve">       </w:t>
-                          </w:r>
-                          <w:r>
-                            <w:rPr>
-                              <w:rStyle w:val="Strong"/>
-                              <w:rFonts w:ascii="UTM Alexander" w:hAnsi="UTM Alexander" w:cs="Helvetica"/>
-                              <w:sz w:val="10"/>
-                              <w:szCs w:val="10"/>
-                              <w:shd w:val="clear" w:color="auto" w:fill="FFFFFF"/>
-                            </w:rPr>
-                            <w:t xml:space="preserve"> I</w:t>
+                            <w:t xml:space="preserve">        I</w:t>
                           </w:r>
                           <w:r>
                             <w:rPr>
@@ -8805,7 +9609,7 @@
               <v:stroke joinstyle="miter"/>
               <v:path gradientshapeok="t" o:connecttype="rect"/>
             </v:shapetype>
-            <v:shape id="Text Box 900315119" o:spid="_x0000_s1063" type="#_x0000_t202" style="position:absolute;left:0;text-align:left;margin-left:-6.9pt;margin-top:5.3pt;width:142.15pt;height:31.6pt;z-index:251668992;visibility:visible;mso-wrap-style:square;mso-width-percent:0;mso-height-percent:0;mso-wrap-distance-left:9pt;mso-wrap-distance-top:0;mso-wrap-distance-right:9pt;mso-wrap-distance-bottom:0;mso-position-horizontal:absolute;mso-position-horizontal-relative:text;mso-position-vertical:absolute;mso-position-vertical-relative:text;mso-width-percent:0;mso-height-percent:0;mso-width-relative:margin;mso-height-relative:margin;v-text-anchor:top" o:gfxdata="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" filled="f" stroked="f" strokeweight=".5pt">
+            <v:shape id="Text Box 900315119" o:spid="_x0000_s1063" type="#_x0000_t202" style="position:absolute;left:0;text-align:left;margin-left:-6.9pt;margin-top:5.3pt;width:142.15pt;height:31.6pt;z-index:251668992;visibility:visible;mso-wrap-style:square;mso-width-percent:0;mso-height-percent:0;mso-wrap-distance-left:9pt;mso-wrap-distance-top:0;mso-wrap-distance-right:9pt;mso-wrap-distance-bottom:0;mso-position-horizontal:absolute;mso-position-horizontal-relative:text;mso-position-vertical:absolute;mso-position-vertical-relative:text;mso-width-percent:0;mso-height-percent:0;mso-width-relative:margin;mso-height-relative:margin;v-text-anchor:top" o:gfxdata="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" filled="f" stroked="f" strokeweight=".5pt">
               <v:textbox>
                 <w:txbxContent>
                   <w:p>
@@ -8837,17 +9641,7 @@
                         <w:szCs w:val="10"/>
                         <w:shd w:val="clear" w:color="auto" w:fill="FFFFFF"/>
                       </w:rPr>
-                      <w:t xml:space="preserve">       </w:t>
-                    </w:r>
-                    <w:r>
-                      <w:rPr>
-                        <w:rStyle w:val="Strong"/>
-                        <w:rFonts w:ascii="UTM Alexander" w:hAnsi="UTM Alexander" w:cs="Helvetica"/>
-                        <w:sz w:val="10"/>
-                        <w:szCs w:val="10"/>
-                        <w:shd w:val="clear" w:color="auto" w:fill="FFFFFF"/>
-                      </w:rPr>
-                      <w:t xml:space="preserve"> I</w:t>
+                      <w:t xml:space="preserve">        I</w:t>
                     </w:r>
                     <w:r>
                       <w:rPr>
@@ -8998,7 +9792,7 @@
         </mc:Choice>
         <mc:Fallback>
           <w:pict>
-            <v:shapetype w14:anchorId="65833C89" id="_x0000_t34" coordsize="21600,21600" o:spt="34" o:oned="t" adj="10800" path="m,l@0,0@0,21600,21600,21600e" filled="f">
+            <v:shapetype w14:anchorId="7E8C014C" id="_x0000_t34" coordsize="21600,21600" o:spt="34" o:oned="t" adj="10800" path="m,l@0,0@0,21600,21600,21600e" filled="f">
               <v:stroke joinstyle="miter"/>
               <v:formulas>
                 <v:f eqn="val #0"/>
@@ -9009,7 +9803,7 @@
               </v:handles>
               <o:lock v:ext="edit" shapetype="t"/>
             </v:shapetype>
-            <v:shape id="AutoShape 28" o:spid="_x0000_s1026" type="#_x0000_t34" style="position:absolute;margin-left:-1.4pt;margin-top:20pt;width:260pt;height:7.5pt;flip:y;z-index:251653632;visibility:visible;mso-wrap-style:square;mso-width-percent:0;mso-height-percent:0;mso-wrap-distance-left:9pt;mso-wrap-distance-top:0;mso-wrap-distance-right:9pt;mso-wrap-distance-bottom:0;mso-position-horizontal:absolute;mso-position-horizontal-relative:text;mso-position-vertical:absolute;mso-position-vertical-relative:text;mso-width-percent:0;mso-height-percent:0;mso-width-relative:margin;mso-height-relative:margin" o:gfxdata="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" adj="10343"/>
+            <v:shape id="AutoShape 28" o:spid="_x0000_s1026" type="#_x0000_t34" style="position:absolute;margin-left:-1.4pt;margin-top:20pt;width:260pt;height:7.5pt;flip:y;z-index:251653632;visibility:visible;mso-wrap-style:square;mso-width-percent:0;mso-height-percent:0;mso-wrap-distance-left:9pt;mso-wrap-distance-top:0;mso-wrap-distance-right:9pt;mso-wrap-distance-bottom:0;mso-position-horizontal:absolute;mso-position-horizontal-relative:text;mso-position-vertical:absolute;mso-position-vertical-relative:text;mso-width-percent:0;mso-height-percent:0;mso-width-relative:margin;mso-height-relative:margin" o:gfxdata="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" adj="10343"/>
           </w:pict>
         </mc:Fallback>
       </mc:AlternateContent>
@@ -9126,7 +9920,7 @@
         </mc:Choice>
         <mc:Fallback>
           <w:pict>
-            <v:shape w14:anchorId="6A102321" id="_x0000_s1064" type="#_x0000_t202" style="position:absolute;left:0;text-align:left;margin-left:258.6pt;margin-top:12.5pt;width:171.5pt;height:16.5pt;z-index:251646464;visibility:visible;mso-wrap-style:square;mso-width-percent:0;mso-height-percent:0;mso-wrap-distance-left:9pt;mso-wrap-distance-top:0;mso-wrap-distance-right:9pt;mso-wrap-distance-bottom:0;mso-position-horizontal:absolute;mso-position-horizontal-relative:text;mso-position-vertical:absolute;mso-position-vertical-relative:text;mso-width-percent:0;mso-height-percent:0;mso-width-relative:margin;mso-height-relative:page;v-text-anchor:top" o:gfxdata="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" fillcolor="#dae3f3" stroked="f">
+            <v:shape w14:anchorId="6A102321" id="_x0000_s1064" type="#_x0000_t202" style="position:absolute;left:0;text-align:left;margin-left:258.6pt;margin-top:12.5pt;width:171.5pt;height:16.5pt;z-index:251646464;visibility:visible;mso-wrap-style:square;mso-width-percent:0;mso-height-percent:0;mso-wrap-distance-left:9pt;mso-wrap-distance-top:0;mso-wrap-distance-right:9pt;mso-wrap-distance-bottom:0;mso-position-horizontal:absolute;mso-position-horizontal-relative:text;mso-position-vertical:absolute;mso-position-vertical-relative:text;mso-width-percent:0;mso-height-percent:0;mso-width-relative:margin;mso-height-relative:page;v-text-anchor:top" o:gfxdata="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" fillcolor="#dae3f3" stroked="f">
               <v:textbox inset="2mm,0,2mm,0">
                 <w:txbxContent>
                   <w:p>
@@ -9173,7 +9967,7 @@
 </file>
 
 <file path=word/header14.xml><?xml version="1.0" encoding="utf-8"?>
-<w:hdr xmlns:wpc="http://schemas.microsoft.com/office/word/2010/wordprocessingCanvas" xmlns:cx="http://schemas.microsoft.com/office/drawing/2014/chartex" xmlns:cx1="http://schemas.microsoft.com/office/drawing/2015/9/8/chartex" xmlns:cx2="http://schemas.microsoft.com/office/drawing/2015/10/21/chartex" xmlns:cx3="http://schemas.microsoft.com/office/drawing/2016/5/9/chartex" xmlns:cx4="http://schemas.microsoft.com/office/drawing/2016/5/10/chartex" xmlns:cx5="http://schemas.microsoft.com/office/drawing/2016/5/11/chartex" xmlns:cx6="http://schemas.microsoft.com/office/drawing/2016/5/12/chartex" xmlns:cx7="http://schemas.microsoft.com/office/drawing/2016/5/13/chartex" xmlns:cx8="http://schemas.microsoft.com/office/drawing/2016/5/14/chartex" xmlns:mc="http://schemas.openxmlformats.org/markup-compatibility/2006" xmlns:aink="http://schemas.microsoft.com/office/drawing/2016/ink" xmlns:am3d="http://schemas.microsoft.com/office/drawing/2017/model3d" xmlns:o="urn:schemas-microsoft-com:office:office" xmlns:oel="http://schemas.microsoft.com/office/2019/extlst" xmlns:r="http://schemas.openxmlformats.org/officeDocument/2006/relationships" xmlns:m="http://schemas.openxmlformats.org/officeDocument/2006/math" xmlns:v="urn:schemas-microsoft-com:vml" xmlns:wp14="http://schemas.microsoft.com/office/word/2010/wordprocessingDrawing" xmlns:wp="http://schemas.openxmlformats.org/drawingml/2006/wordprocessingDrawing" xmlns:w10="urn:schemas-microsoft-com:office:word" xmlns:w="http://schemas.openxmlformats.org/wordprocessingml/2006/main" xmlns:w14="http://schemas.microsoft.com/office/word/2010/wordml" xmlns:w15="http://schemas.microsoft.com/office/word/2012/wordml" xmlns:w16cex="http://schemas.microsoft.com/office/word/2018/wordml/cex" xmlns:w16cid="http://schemas.microsoft.com/office/word/2016/wordml/cid" xmlns:w16="http://schemas.microsoft.com/office/word/2018/wordml" xmlns:w16du="http://schemas.microsoft.com/office/word/2023/wordml/word16du" xmlns:w16sdtdh="http://schemas.microsoft.com/office/word/2020/wordml/sdtdatahash" xmlns:w16sdtfl="http://schemas.microsoft.com/office/word/2024/wordml/sdtformatlock" xmlns:w16se="http://schemas.microsoft.com/office/word/2015/wordml/symex" xmlns:wpg="http://schemas.microsoft.com/office/word/2010/wordprocessingGroup" xmlns:wpi="http://schemas.microsoft.com/office/word/2010/wordprocessingInk" xmlns:wne="http://schemas.microsoft.com/office/word/2006/wordml" xmlns:wps="http://schemas.microsoft.com/office/word/2010/wordprocessingShape" mc:Ignorable="w14 w15 w16se w16cid w16 w16cex w16sdtdh w16sdtfl w16du wp14">
+<w:hdr xmlns:wpc="http://schemas.microsoft.com/office/word/2010/wordprocessingCanvas" xmlns:cx="http://schemas.microsoft.com/office/drawing/2014/chartex" xmlns:cx1="http://schemas.microsoft.com/office/drawing/2015/9/8/chartex" xmlns:cx2="http://schemas.microsoft.com/office/drawing/2015/10/21/chartex" xmlns:cx3="http://schemas.microsoft.com/office/drawing/2016/5/9/chartex" xmlns:cx4="http://schemas.microsoft.com/office/drawing/2016/5/10/chartex" xmlns:cx5="http://schemas.microsoft.com/office/drawing/2016/5/11/chartex" xmlns:cx6="http://schemas.microsoft.com/office/drawing/2016/5/12/chartex" xmlns:cx7="http://schemas.microsoft.com/office/drawing/2016/5/13/chartex" xmlns:cx8="http://schemas.microsoft.com/office/drawing/2016/5/14/chartex" xmlns:mc="http://schemas.openxmlformats.org/markup-compatibility/2006" xmlns:aink="http://schemas.microsoft.com/office/drawing/2016/ink" xmlns:am3d="http://schemas.microsoft.com/office/drawing/2017/model3d" xmlns:o="urn:schemas-microsoft-com:office:office" xmlns:r="http://schemas.openxmlformats.org/officeDocument/2006/relationships" xmlns:m="http://schemas.openxmlformats.org/officeDocument/2006/math" xmlns:v="urn:schemas-microsoft-com:vml" xmlns:wp14="http://schemas.microsoft.com/office/word/2010/wordprocessingDrawing" xmlns:wp="http://schemas.openxmlformats.org/drawingml/2006/wordprocessingDrawing" xmlns:w10="urn:schemas-microsoft-com:office:word" xmlns:w="http://schemas.openxmlformats.org/wordprocessingml/2006/main" xmlns:w14="http://schemas.microsoft.com/office/word/2010/wordml" xmlns:w15="http://schemas.microsoft.com/office/word/2012/wordml" xmlns:w16cid="http://schemas.microsoft.com/office/word/2016/wordml/cid" xmlns:w16se="http://schemas.microsoft.com/office/word/2015/wordml/symex" xmlns:wpg="http://schemas.microsoft.com/office/word/2010/wordprocessingGroup" xmlns:wpi="http://schemas.microsoft.com/office/word/2010/wordprocessingInk" xmlns:wne="http://schemas.microsoft.com/office/word/2006/wordml" xmlns:wps="http://schemas.microsoft.com/office/word/2010/wordprocessingShape" mc:Ignorable="w14 w15 w16se w16cid wp14">
   <w:p>
     <w:pPr>
       <w:pStyle w:val="Header"/>
@@ -9251,17 +10045,7 @@
                               <w:szCs w:val="10"/>
                               <w:shd w:val="clear" w:color="auto" w:fill="FFFFFF"/>
                             </w:rPr>
-                            <w:t xml:space="preserve">       </w:t>
-                          </w:r>
-                          <w:r>
-                            <w:rPr>
-                              <w:rStyle w:val="Strong"/>
-                              <w:rFonts w:ascii="UTM Alexander" w:hAnsi="UTM Alexander" w:cs="Helvetica"/>
-                              <w:sz w:val="10"/>
-                              <w:szCs w:val="10"/>
-                              <w:shd w:val="clear" w:color="auto" w:fill="FFFFFF"/>
-                            </w:rPr>
-                            <w:t xml:space="preserve"> I</w:t>
+                            <w:t xml:space="preserve">        I</w:t>
                           </w:r>
                           <w:r>
                             <w:rPr>
@@ -9360,7 +10144,7 @@
               <v:stroke joinstyle="miter"/>
               <v:path gradientshapeok="t" o:connecttype="rect"/>
             </v:shapetype>
-            <v:shape id="Text Box 1814639789" o:spid="_x0000_s1065" type="#_x0000_t202" style="position:absolute;left:0;text-align:left;margin-left:-6.9pt;margin-top:5.3pt;width:142.15pt;height:31.6pt;z-index:251676672;visibility:visible;mso-wrap-style:square;mso-width-percent:0;mso-height-percent:0;mso-wrap-distance-left:9pt;mso-wrap-distance-top:0;mso-wrap-distance-right:9pt;mso-wrap-distance-bottom:0;mso-position-horizontal:absolute;mso-position-horizontal-relative:text;mso-position-vertical:absolute;mso-position-vertical-relative:text;mso-width-percent:0;mso-height-percent:0;mso-width-relative:margin;mso-height-relative:margin;v-text-anchor:top" o:gfxdata="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" filled="f" stroked="f" strokeweight=".5pt">
+            <v:shape id="Text Box 1814639789" o:spid="_x0000_s1065" type="#_x0000_t202" style="position:absolute;left:0;text-align:left;margin-left:-6.9pt;margin-top:5.3pt;width:142.15pt;height:31.6pt;z-index:251676672;visibility:visible;mso-wrap-style:square;mso-width-percent:0;mso-height-percent:0;mso-wrap-distance-left:9pt;mso-wrap-distance-top:0;mso-wrap-distance-right:9pt;mso-wrap-distance-bottom:0;mso-position-horizontal:absolute;mso-position-horizontal-relative:text;mso-position-vertical:absolute;mso-position-vertical-relative:text;mso-width-percent:0;mso-height-percent:0;mso-width-relative:margin;mso-height-relative:margin;v-text-anchor:top" o:gfxdata="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" filled="f" stroked="f" strokeweight=".5pt">
               <v:textbox>
                 <w:txbxContent>
                   <w:p>
@@ -9392,17 +10176,7 @@
                         <w:szCs w:val="10"/>
                         <w:shd w:val="clear" w:color="auto" w:fill="FFFFFF"/>
                       </w:rPr>
-                      <w:t xml:space="preserve">       </w:t>
-                    </w:r>
-                    <w:r>
-                      <w:rPr>
-                        <w:rStyle w:val="Strong"/>
-                        <w:rFonts w:ascii="UTM Alexander" w:hAnsi="UTM Alexander" w:cs="Helvetica"/>
-                        <w:sz w:val="10"/>
-                        <w:szCs w:val="10"/>
-                        <w:shd w:val="clear" w:color="auto" w:fill="FFFFFF"/>
-                      </w:rPr>
-                      <w:t xml:space="preserve"> I</w:t>
+                      <w:t xml:space="preserve">        I</w:t>
                     </w:r>
                     <w:r>
                       <w:rPr>
@@ -9553,7 +10327,7 @@
         </mc:Choice>
         <mc:Fallback>
           <w:pict>
-            <v:shapetype w14:anchorId="6B48DE32" id="_x0000_t34" coordsize="21600,21600" o:spt="34" o:oned="t" adj="10800" path="m,l@0,0@0,21600,21600,21600e" filled="f">
+            <v:shapetype w14:anchorId="7EAFDDB2" id="_x0000_t34" coordsize="21600,21600" o:spt="34" o:oned="t" adj="10800" path="m,l@0,0@0,21600,21600,21600e" filled="f">
               <v:stroke joinstyle="miter"/>
               <v:formulas>
                 <v:f eqn="val #0"/>
@@ -9564,7 +10338,7 @@
               </v:handles>
               <o:lock v:ext="edit" shapetype="t"/>
             </v:shapetype>
-            <v:shape id="AutoShape 28" o:spid="_x0000_s1026" type="#_x0000_t34" style="position:absolute;margin-left:-1.4pt;margin-top:20pt;width:260pt;height:7.5pt;flip:y;z-index:251655168;visibility:visible;mso-wrap-style:square;mso-width-percent:0;mso-height-percent:0;mso-wrap-distance-left:9pt;mso-wrap-distance-top:0;mso-wrap-distance-right:9pt;mso-wrap-distance-bottom:0;mso-position-horizontal:absolute;mso-position-horizontal-relative:text;mso-position-vertical:absolute;mso-position-vertical-relative:text;mso-width-percent:0;mso-height-percent:0;mso-width-relative:margin;mso-height-relative:margin" o:gfxdata="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" adj="10343"/>
+            <v:shape id="AutoShape 28" o:spid="_x0000_s1026" type="#_x0000_t34" style="position:absolute;margin-left:-1.4pt;margin-top:20pt;width:260pt;height:7.5pt;flip:y;z-index:251655168;visibility:visible;mso-wrap-style:square;mso-width-percent:0;mso-height-percent:0;mso-wrap-distance-left:9pt;mso-wrap-distance-top:0;mso-wrap-distance-right:9pt;mso-wrap-distance-bottom:0;mso-position-horizontal:absolute;mso-position-horizontal-relative:text;mso-position-vertical:absolute;mso-position-vertical-relative:text;mso-width-percent:0;mso-height-percent:0;mso-width-relative:margin;mso-height-relative:margin" o:gfxdata="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" adj="10343"/>
           </w:pict>
         </mc:Fallback>
       </mc:AlternateContent>
@@ -9681,7 +10455,7 @@
         </mc:Choice>
         <mc:Fallback>
           <w:pict>
-            <v:shape w14:anchorId="31D5CDF7" id="_x0000_s1066" type="#_x0000_t202" style="position:absolute;left:0;text-align:left;margin-left:258.6pt;margin-top:12.5pt;width:171.5pt;height:16.5pt;z-index:251639808;visibility:visible;mso-wrap-style:square;mso-width-percent:0;mso-height-percent:0;mso-wrap-distance-left:9pt;mso-wrap-distance-top:0;mso-wrap-distance-right:9pt;mso-wrap-distance-bottom:0;mso-position-horizontal:absolute;mso-position-horizontal-relative:text;mso-position-vertical:absolute;mso-position-vertical-relative:text;mso-width-percent:0;mso-height-percent:0;mso-width-relative:margin;mso-height-relative:page;v-text-anchor:top" o:gfxdata="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" fillcolor="#dae3f3" stroked="f">
+            <v:shape w14:anchorId="31D5CDF7" id="_x0000_s1066" type="#_x0000_t202" style="position:absolute;left:0;text-align:left;margin-left:258.6pt;margin-top:12.5pt;width:171.5pt;height:16.5pt;z-index:251639808;visibility:visible;mso-wrap-style:square;mso-width-percent:0;mso-height-percent:0;mso-wrap-distance-left:9pt;mso-wrap-distance-top:0;mso-wrap-distance-right:9pt;mso-wrap-distance-bottom:0;mso-position-horizontal:absolute;mso-position-horizontal-relative:text;mso-position-vertical:absolute;mso-position-vertical-relative:text;mso-width-percent:0;mso-height-percent:0;mso-width-relative:margin;mso-height-relative:page;v-text-anchor:top" o:gfxdata="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" fillcolor="#dae3f3" stroked="f">
               <v:textbox inset="2mm,0,2mm,0">
                 <w:txbxContent>
                   <w:p>
@@ -9728,7 +10502,7 @@
 </file>
 
 <file path=word/header2.xml><?xml version="1.0" encoding="utf-8"?>
-<w:hdr xmlns:wpc="http://schemas.microsoft.com/office/word/2010/wordprocessingCanvas" xmlns:cx="http://schemas.microsoft.com/office/drawing/2014/chartex" xmlns:cx1="http://schemas.microsoft.com/office/drawing/2015/9/8/chartex" xmlns:cx2="http://schemas.microsoft.com/office/drawing/2015/10/21/chartex" xmlns:cx3="http://schemas.microsoft.com/office/drawing/2016/5/9/chartex" xmlns:cx4="http://schemas.microsoft.com/office/drawing/2016/5/10/chartex" xmlns:cx5="http://schemas.microsoft.com/office/drawing/2016/5/11/chartex" xmlns:cx6="http://schemas.microsoft.com/office/drawing/2016/5/12/chartex" xmlns:cx7="http://schemas.microsoft.com/office/drawing/2016/5/13/chartex" xmlns:cx8="http://schemas.microsoft.com/office/drawing/2016/5/14/chartex" xmlns:mc="http://schemas.openxmlformats.org/markup-compatibility/2006" xmlns:aink="http://schemas.microsoft.com/office/drawing/2016/ink" xmlns:am3d="http://schemas.microsoft.com/office/drawing/2017/model3d" xmlns:o="urn:schemas-microsoft-com:office:office" xmlns:oel="http://schemas.microsoft.com/office/2019/extlst" xmlns:r="http://schemas.openxmlformats.org/officeDocument/2006/relationships" xmlns:m="http://schemas.openxmlformats.org/officeDocument/2006/math" xmlns:v="urn:schemas-microsoft-com:vml" xmlns:wp14="http://schemas.microsoft.com/office/word/2010/wordprocessingDrawing" xmlns:wp="http://schemas.openxmlformats.org/drawingml/2006/wordprocessingDrawing" xmlns:w10="urn:schemas-microsoft-com:office:word" xmlns:w="http://schemas.openxmlformats.org/wordprocessingml/2006/main" xmlns:w14="http://schemas.microsoft.com/office/word/2010/wordml" xmlns:w15="http://schemas.microsoft.com/office/word/2012/wordml" xmlns:w16cex="http://schemas.microsoft.com/office/word/2018/wordml/cex" xmlns:w16cid="http://schemas.microsoft.com/office/word/2016/wordml/cid" xmlns:w16="http://schemas.microsoft.com/office/word/2018/wordml" xmlns:w16du="http://schemas.microsoft.com/office/word/2023/wordml/word16du" xmlns:w16sdtdh="http://schemas.microsoft.com/office/word/2020/wordml/sdtdatahash" xmlns:w16sdtfl="http://schemas.microsoft.com/office/word/2024/wordml/sdtformatlock" xmlns:w16se="http://schemas.microsoft.com/office/word/2015/wordml/symex" xmlns:wpg="http://schemas.microsoft.com/office/word/2010/wordprocessingGroup" xmlns:wpi="http://schemas.microsoft.com/office/word/2010/wordprocessingInk" xmlns:wne="http://schemas.microsoft.com/office/word/2006/wordml" xmlns:wps="http://schemas.microsoft.com/office/word/2010/wordprocessingShape" mc:Ignorable="w14 w15 w16se w16cid w16 w16cex w16sdtdh w16sdtfl w16du wp14">
+<w:hdr xmlns:wpc="http://schemas.microsoft.com/office/word/2010/wordprocessingCanvas" xmlns:cx="http://schemas.microsoft.com/office/drawing/2014/chartex" xmlns:cx1="http://schemas.microsoft.com/office/drawing/2015/9/8/chartex" xmlns:cx2="http://schemas.microsoft.com/office/drawing/2015/10/21/chartex" xmlns:cx3="http://schemas.microsoft.com/office/drawing/2016/5/9/chartex" xmlns:cx4="http://schemas.microsoft.com/office/drawing/2016/5/10/chartex" xmlns:cx5="http://schemas.microsoft.com/office/drawing/2016/5/11/chartex" xmlns:cx6="http://schemas.microsoft.com/office/drawing/2016/5/12/chartex" xmlns:cx7="http://schemas.microsoft.com/office/drawing/2016/5/13/chartex" xmlns:cx8="http://schemas.microsoft.com/office/drawing/2016/5/14/chartex" xmlns:mc="http://schemas.openxmlformats.org/markup-compatibility/2006" xmlns:aink="http://schemas.microsoft.com/office/drawing/2016/ink" xmlns:am3d="http://schemas.microsoft.com/office/drawing/2017/model3d" xmlns:o="urn:schemas-microsoft-com:office:office" xmlns:r="http://schemas.openxmlformats.org/officeDocument/2006/relationships" xmlns:m="http://schemas.openxmlformats.org/officeDocument/2006/math" xmlns:v="urn:schemas-microsoft-com:vml" xmlns:wp14="http://schemas.microsoft.com/office/word/2010/wordprocessingDrawing" xmlns:wp="http://schemas.openxmlformats.org/drawingml/2006/wordprocessingDrawing" xmlns:w10="urn:schemas-microsoft-com:office:word" xmlns:w="http://schemas.openxmlformats.org/wordprocessingml/2006/main" xmlns:w14="http://schemas.microsoft.com/office/word/2010/wordml" xmlns:w15="http://schemas.microsoft.com/office/word/2012/wordml" xmlns:w16cid="http://schemas.microsoft.com/office/word/2016/wordml/cid" xmlns:w16se="http://schemas.microsoft.com/office/word/2015/wordml/symex" xmlns:wpg="http://schemas.microsoft.com/office/word/2010/wordprocessingGroup" xmlns:wpi="http://schemas.microsoft.com/office/word/2010/wordprocessingInk" xmlns:wne="http://schemas.microsoft.com/office/word/2006/wordml" xmlns:wps="http://schemas.microsoft.com/office/word/2010/wordprocessingShape" mc:Ignorable="w14 w15 w16se w16cid wp14">
   <w:p>
     <w:pPr>
       <w:pStyle w:val="Header"/>
@@ -9815,7 +10589,7 @@
         </mc:Choice>
         <mc:Fallback>
           <w:pict>
-            <v:shapetype w14:anchorId="126EAE3A" id="_x0000_t34" coordsize="21600,21600" o:spt="34" o:oned="t" adj="10800" path="m,l@0,0@0,21600,21600,21600e" filled="f">
+            <v:shapetype w14:anchorId="177B4F8E" id="_x0000_t34" coordsize="21600,21600" o:spt="34" o:oned="t" adj="10800" path="m,l@0,0@0,21600,21600,21600e" filled="f">
               <v:stroke joinstyle="miter"/>
               <v:formulas>
                 <v:f eqn="val #0"/>
@@ -9826,7 +10600,7 @@
               </v:handles>
               <o:lock v:ext="edit" shapetype="t"/>
             </v:shapetype>
-            <v:shape id="AutoShape 28" o:spid="_x0000_s1026" type="#_x0000_t34" style="position:absolute;margin-left:-.2pt;margin-top:30.45pt;width:327.95pt;height:7.55pt;flip:y;z-index:251635712;visibility:visible;mso-wrap-style:square;mso-width-percent:0;mso-height-percent:0;mso-wrap-distance-left:9pt;mso-wrap-distance-top:0;mso-wrap-distance-right:9pt;mso-wrap-distance-bottom:0;mso-position-horizontal:absolute;mso-position-horizontal-relative:text;mso-position-vertical:absolute;mso-position-vertical-relative:text;mso-width-percent:0;mso-height-percent:0;mso-width-relative:page;mso-height-relative:page" o:gfxdata="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" adj="3497"/>
+            <v:shape id="AutoShape 28" o:spid="_x0000_s1026" type="#_x0000_t34" style="position:absolute;margin-left:-.2pt;margin-top:30.45pt;width:327.95pt;height:7.55pt;flip:y;z-index:251635712;visibility:visible;mso-wrap-style:square;mso-width-percent:0;mso-height-percent:0;mso-wrap-distance-left:9pt;mso-wrap-distance-top:0;mso-wrap-distance-right:9pt;mso-wrap-distance-bottom:0;mso-position-horizontal:absolute;mso-position-horizontal-relative:text;mso-position-vertical:absolute;mso-position-vertical-relative:text;mso-width-percent:0;mso-height-percent:0;mso-width-relative:page;mso-height-relative:page" o:gfxdata="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" adj="3497"/>
           </w:pict>
         </mc:Fallback>
       </mc:AlternateContent>
@@ -9976,7 +10750,7 @@
               <v:stroke joinstyle="miter"/>
               <v:path gradientshapeok="t" o:connecttype="rect"/>
             </v:shapetype>
-            <v:shape id="Text Box 27" o:spid="_x0000_s1029" type="#_x0000_t202" style="position:absolute;left:0;text-align:left;margin-left:383.05pt;margin-top:34.55pt;width:177pt;height:34.05pt;z-index:251634688;visibility:visible;mso-wrap-style:square;mso-width-percent:0;mso-height-percent:0;mso-wrap-distance-left:9pt;mso-wrap-distance-top:0;mso-wrap-distance-right:9pt;mso-wrap-distance-bottom:0;mso-position-horizontal:absolute;mso-position-horizontal-relative:page;mso-position-vertical:absolute;mso-position-vertical-relative:page;mso-width-percent:0;mso-height-percent:0;mso-width-relative:page;mso-height-relative:page;v-text-anchor:top" o:gfxdata="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" fillcolor="#bdc3e2" stroked="f">
+            <v:shape id="Text Box 27" o:spid="_x0000_s1029" type="#_x0000_t202" style="position:absolute;left:0;text-align:left;margin-left:383.05pt;margin-top:34.55pt;width:177pt;height:34.05pt;z-index:251634688;visibility:visible;mso-wrap-style:square;mso-width-percent:0;mso-height-percent:0;mso-wrap-distance-left:9pt;mso-wrap-distance-top:0;mso-wrap-distance-right:9pt;mso-wrap-distance-bottom:0;mso-position-horizontal:absolute;mso-position-horizontal-relative:page;mso-position-vertical:absolute;mso-position-vertical-relative:page;mso-width-percent:0;mso-height-percent:0;mso-width-relative:page;mso-height-relative:page;v-text-anchor:top" o:gfxdata="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" fillcolor="#bdc3e2" stroked="f">
               <v:textbox inset="2mm,0,2mm,0">
                 <w:txbxContent>
                   <w:p>
@@ -10149,7 +10923,7 @@
         </mc:Choice>
         <mc:Fallback>
           <w:pict>
-            <v:shape w14:anchorId="7BADA3B9" id="Text Box 29" o:spid="_x0000_s1030" type="#_x0000_t202" style="position:absolute;left:0;text-align:left;margin-left:50.9pt;margin-top:40.1pt;width:66.3pt;height:20.5pt;z-index:251659264;visibility:visible;mso-wrap-style:square;mso-width-percent:0;mso-height-percent:0;mso-wrap-distance-left:9pt;mso-wrap-distance-top:0;mso-wrap-distance-right:9pt;mso-wrap-distance-bottom:0;mso-position-horizontal:absolute;mso-position-horizontal-relative:page;mso-position-vertical:absolute;mso-position-vertical-relative:page;mso-width-percent:0;mso-height-percent:0;mso-width-relative:page;mso-height-relative:page;v-text-anchor:top" o:gfxdata="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" filled="f" fillcolor="#bdc3e2" stroked="f">
+            <v:shape w14:anchorId="7BADA3B9" id="Text Box 29" o:spid="_x0000_s1030" type="#_x0000_t202" style="position:absolute;left:0;text-align:left;margin-left:50.9pt;margin-top:40.1pt;width:66.3pt;height:20.5pt;z-index:251659264;visibility:visible;mso-wrap-style:square;mso-width-percent:0;mso-height-percent:0;mso-wrap-distance-left:9pt;mso-wrap-distance-top:0;mso-wrap-distance-right:9pt;mso-wrap-distance-bottom:0;mso-position-horizontal:absolute;mso-position-horizontal-relative:page;mso-position-vertical:absolute;mso-position-vertical-relative:page;mso-width-percent:0;mso-height-percent:0;mso-width-relative:page;mso-height-relative:page;v-text-anchor:top" o:gfxdata="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" filled="f" fillcolor="#bdc3e2" stroked="f">
               <v:textbox inset="2mm,0,2mm,0">
                 <w:txbxContent>
                   <w:p>
@@ -10186,7 +10960,7 @@
 </file>
 
 <file path=word/header3.xml><?xml version="1.0" encoding="utf-8"?>
-<w:hdr xmlns:wpc="http://schemas.microsoft.com/office/word/2010/wordprocessingCanvas" xmlns:cx="http://schemas.microsoft.com/office/drawing/2014/chartex" xmlns:cx1="http://schemas.microsoft.com/office/drawing/2015/9/8/chartex" xmlns:cx2="http://schemas.microsoft.com/office/drawing/2015/10/21/chartex" xmlns:cx3="http://schemas.microsoft.com/office/drawing/2016/5/9/chartex" xmlns:cx4="http://schemas.microsoft.com/office/drawing/2016/5/10/chartex" xmlns:cx5="http://schemas.microsoft.com/office/drawing/2016/5/11/chartex" xmlns:cx6="http://schemas.microsoft.com/office/drawing/2016/5/12/chartex" xmlns:cx7="http://schemas.microsoft.com/office/drawing/2016/5/13/chartex" xmlns:cx8="http://schemas.microsoft.com/office/drawing/2016/5/14/chartex" xmlns:mc="http://schemas.openxmlformats.org/markup-compatibility/2006" xmlns:aink="http://schemas.microsoft.com/office/drawing/2016/ink" xmlns:am3d="http://schemas.microsoft.com/office/drawing/2017/model3d" xmlns:o="urn:schemas-microsoft-com:office:office" xmlns:oel="http://schemas.microsoft.com/office/2019/extlst" xmlns:r="http://schemas.openxmlformats.org/officeDocument/2006/relationships" xmlns:m="http://schemas.openxmlformats.org/officeDocument/2006/math" xmlns:v="urn:schemas-microsoft-com:vml" xmlns:wp14="http://schemas.microsoft.com/office/word/2010/wordprocessingDrawing" xmlns:wp="http://schemas.openxmlformats.org/drawingml/2006/wordprocessingDrawing" xmlns:w10="urn:schemas-microsoft-com:office:word" xmlns:w="http://schemas.openxmlformats.org/wordprocessingml/2006/main" xmlns:w14="http://schemas.microsoft.com/office/word/2010/wordml" xmlns:w15="http://schemas.microsoft.com/office/word/2012/wordml" xmlns:w16cex="http://schemas.microsoft.com/office/word/2018/wordml/cex" xmlns:w16cid="http://schemas.microsoft.com/office/word/2016/wordml/cid" xmlns:w16="http://schemas.microsoft.com/office/word/2018/wordml" xmlns:w16du="http://schemas.microsoft.com/office/word/2023/wordml/word16du" xmlns:w16sdtdh="http://schemas.microsoft.com/office/word/2020/wordml/sdtdatahash" xmlns:w16sdtfl="http://schemas.microsoft.com/office/word/2024/wordml/sdtformatlock" xmlns:w16se="http://schemas.microsoft.com/office/word/2015/wordml/symex" xmlns:wpg="http://schemas.microsoft.com/office/word/2010/wordprocessingGroup" xmlns:wpi="http://schemas.microsoft.com/office/word/2010/wordprocessingInk" xmlns:wne="http://schemas.microsoft.com/office/word/2006/wordml" xmlns:wps="http://schemas.microsoft.com/office/word/2010/wordprocessingShape" mc:Ignorable="w14 w15 w16se w16cid w16 w16cex w16sdtdh w16sdtfl w16du wp14">
+<w:hdr xmlns:wpc="http://schemas.microsoft.com/office/word/2010/wordprocessingCanvas" xmlns:cx="http://schemas.microsoft.com/office/drawing/2014/chartex" xmlns:cx1="http://schemas.microsoft.com/office/drawing/2015/9/8/chartex" xmlns:cx2="http://schemas.microsoft.com/office/drawing/2015/10/21/chartex" xmlns:cx3="http://schemas.microsoft.com/office/drawing/2016/5/9/chartex" xmlns:cx4="http://schemas.microsoft.com/office/drawing/2016/5/10/chartex" xmlns:cx5="http://schemas.microsoft.com/office/drawing/2016/5/11/chartex" xmlns:cx6="http://schemas.microsoft.com/office/drawing/2016/5/12/chartex" xmlns:cx7="http://schemas.microsoft.com/office/drawing/2016/5/13/chartex" xmlns:cx8="http://schemas.microsoft.com/office/drawing/2016/5/14/chartex" xmlns:mc="http://schemas.openxmlformats.org/markup-compatibility/2006" xmlns:aink="http://schemas.microsoft.com/office/drawing/2016/ink" xmlns:am3d="http://schemas.microsoft.com/office/drawing/2017/model3d" xmlns:o="urn:schemas-microsoft-com:office:office" xmlns:r="http://schemas.openxmlformats.org/officeDocument/2006/relationships" xmlns:m="http://schemas.openxmlformats.org/officeDocument/2006/math" xmlns:v="urn:schemas-microsoft-com:vml" xmlns:wp14="http://schemas.microsoft.com/office/word/2010/wordprocessingDrawing" xmlns:wp="http://schemas.openxmlformats.org/drawingml/2006/wordprocessingDrawing" xmlns:w10="urn:schemas-microsoft-com:office:word" xmlns:w="http://schemas.openxmlformats.org/wordprocessingml/2006/main" xmlns:w14="http://schemas.microsoft.com/office/word/2010/wordml" xmlns:w15="http://schemas.microsoft.com/office/word/2012/wordml" xmlns:w16cid="http://schemas.microsoft.com/office/word/2016/wordml/cid" xmlns:w16se="http://schemas.microsoft.com/office/word/2015/wordml/symex" xmlns:wpg="http://schemas.microsoft.com/office/word/2010/wordprocessingGroup" xmlns:wpi="http://schemas.microsoft.com/office/word/2010/wordprocessingInk" xmlns:wne="http://schemas.microsoft.com/office/word/2006/wordml" xmlns:wps="http://schemas.microsoft.com/office/word/2010/wordprocessingShape" mc:Ignorable="w14 w15 w16se w16cid wp14">
   <w:p>
     <w:pPr>
       <w:pStyle w:val="Header"/>
@@ -10264,17 +11038,7 @@
                               <w:szCs w:val="10"/>
                               <w:shd w:val="clear" w:color="auto" w:fill="FFFFFF"/>
                             </w:rPr>
-                            <w:t xml:space="preserve">        </w:t>
-                          </w:r>
-                          <w:r>
-                            <w:rPr>
-                              <w:rStyle w:val="Strong"/>
-                              <w:rFonts w:ascii="UTM Alexander" w:hAnsi="UTM Alexander" w:cs="Helvetica"/>
-                              <w:sz w:val="10"/>
-                              <w:szCs w:val="10"/>
-                              <w:shd w:val="clear" w:color="auto" w:fill="FFFFFF"/>
-                            </w:rPr>
-                            <w:t>I</w:t>
+                            <w:t xml:space="preserve">        I</w:t>
                           </w:r>
                           <w:r>
                             <w:rPr>
@@ -10373,7 +11137,7 @@
               <v:stroke joinstyle="miter"/>
               <v:path gradientshapeok="t" o:connecttype="rect"/>
             </v:shapetype>
-            <v:shape id="Text Box 31" o:spid="_x0000_s1039" type="#_x0000_t202" style="position:absolute;left:0;text-align:left;margin-left:-.9pt;margin-top:4.35pt;width:145.15pt;height:31.6pt;z-index:251667456;visibility:visible;mso-wrap-style:square;mso-width-percent:0;mso-height-percent:0;mso-wrap-distance-left:9pt;mso-wrap-distance-top:0;mso-wrap-distance-right:9pt;mso-wrap-distance-bottom:0;mso-position-horizontal:absolute;mso-position-horizontal-relative:text;mso-position-vertical:absolute;mso-position-vertical-relative:text;mso-width-percent:0;mso-height-percent:0;mso-width-relative:margin;mso-height-relative:margin;v-text-anchor:top" o:gfxdata="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" filled="f" stroked="f" strokeweight=".5pt">
+            <v:shape id="Text Box 31" o:spid="_x0000_s1039" type="#_x0000_t202" style="position:absolute;left:0;text-align:left;margin-left:-.9pt;margin-top:4.35pt;width:145.15pt;height:31.6pt;z-index:251667456;visibility:visible;mso-wrap-style:square;mso-width-percent:0;mso-height-percent:0;mso-wrap-distance-left:9pt;mso-wrap-distance-top:0;mso-wrap-distance-right:9pt;mso-wrap-distance-bottom:0;mso-position-horizontal:absolute;mso-position-horizontal-relative:text;mso-position-vertical:absolute;mso-position-vertical-relative:text;mso-width-percent:0;mso-height-percent:0;mso-width-relative:margin;mso-height-relative:margin;v-text-anchor:top" o:gfxdata="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" filled="f" stroked="f" strokeweight=".5pt">
               <v:textbox>
                 <w:txbxContent>
                   <w:p>
@@ -10405,17 +11169,7 @@
                         <w:szCs w:val="10"/>
                         <w:shd w:val="clear" w:color="auto" w:fill="FFFFFF"/>
                       </w:rPr>
-                      <w:t xml:space="preserve">        </w:t>
-                    </w:r>
-                    <w:r>
-                      <w:rPr>
-                        <w:rStyle w:val="Strong"/>
-                        <w:rFonts w:ascii="UTM Alexander" w:hAnsi="UTM Alexander" w:cs="Helvetica"/>
-                        <w:sz w:val="10"/>
-                        <w:szCs w:val="10"/>
-                        <w:shd w:val="clear" w:color="auto" w:fill="FFFFFF"/>
-                      </w:rPr>
-                      <w:t>I</w:t>
+                      <w:t xml:space="preserve">        I</w:t>
                     </w:r>
                     <w:r>
                       <w:rPr>
@@ -10600,7 +11354,7 @@
         </mc:Choice>
         <mc:Fallback>
           <w:pict>
-            <v:shape w14:anchorId="076EDDEC" id="_x0000_s1040" type="#_x0000_t202" style="position:absolute;left:0;text-align:left;margin-left:265.6pt;margin-top:10.1pt;width:171.5pt;height:16.5pt;z-index:251663360;visibility:visible;mso-wrap-style:square;mso-width-percent:0;mso-height-percent:0;mso-wrap-distance-left:9pt;mso-wrap-distance-top:0;mso-wrap-distance-right:9pt;mso-wrap-distance-bottom:0;mso-position-horizontal:absolute;mso-position-horizontal-relative:text;mso-position-vertical:absolute;mso-position-vertical-relative:text;mso-width-percent:0;mso-height-percent:0;mso-width-relative:margin;mso-height-relative:page;v-text-anchor:top" o:gfxdata="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" fillcolor="#dae3f3" stroked="f">
+            <v:shape w14:anchorId="076EDDEC" id="_x0000_s1040" type="#_x0000_t202" style="position:absolute;left:0;text-align:left;margin-left:265.6pt;margin-top:10.1pt;width:171.5pt;height:16.5pt;z-index:251663360;visibility:visible;mso-wrap-style:square;mso-width-percent:0;mso-height-percent:0;mso-wrap-distance-left:9pt;mso-wrap-distance-top:0;mso-wrap-distance-right:9pt;mso-wrap-distance-bottom:0;mso-position-horizontal:absolute;mso-position-horizontal-relative:text;mso-position-vertical:absolute;mso-position-vertical-relative:text;mso-width-percent:0;mso-height-percent:0;mso-width-relative:margin;mso-height-relative:page;v-text-anchor:top" o:gfxdata="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" fillcolor="#dae3f3" stroked="f">
               <v:textbox inset="2mm,0,2mm,0">
                 <w:txbxContent>
                   <w:p>
@@ -10706,7 +11460,7 @@
         </mc:Choice>
         <mc:Fallback>
           <w:pict>
-            <v:shapetype w14:anchorId="45D9197F" id="_x0000_t34" coordsize="21600,21600" o:spt="34" o:oned="t" adj="10800" path="m,l@0,0@0,21600,21600,21600e" filled="f">
+            <v:shapetype w14:anchorId="038C902E" id="_x0000_t34" coordsize="21600,21600" o:spt="34" o:oned="t" adj="10800" path="m,l@0,0@0,21600,21600,21600e" filled="f">
               <v:stroke joinstyle="miter"/>
               <v:formulas>
                 <v:f eqn="val #0"/>
@@ -10717,7 +11471,7 @@
               </v:handles>
               <o:lock v:ext="edit" shapetype="t"/>
             </v:shapetype>
-            <v:shape id="AutoShape 28" o:spid="_x0000_s1026" type="#_x0000_t34" style="position:absolute;margin-left:5.1pt;margin-top:19.45pt;width:260.5pt;height:7.15pt;flip:y;z-index:251664384;visibility:visible;mso-wrap-style:square;mso-width-percent:0;mso-height-percent:0;mso-wrap-distance-left:9pt;mso-wrap-distance-top:0;mso-wrap-distance-right:9pt;mso-wrap-distance-bottom:0;mso-position-horizontal:absolute;mso-position-horizontal-relative:text;mso-position-vertical:absolute;mso-position-vertical-relative:text;mso-width-percent:0;mso-height-percent:0;mso-width-relative:margin;mso-height-relative:margin" o:gfxdata="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" adj="10095"/>
+            <v:shape id="AutoShape 28" o:spid="_x0000_s1026" type="#_x0000_t34" style="position:absolute;margin-left:5.1pt;margin-top:19.45pt;width:260.5pt;height:7.15pt;flip:y;z-index:251664384;visibility:visible;mso-wrap-style:square;mso-width-percent:0;mso-height-percent:0;mso-wrap-distance-left:9pt;mso-wrap-distance-top:0;mso-wrap-distance-right:9pt;mso-wrap-distance-bottom:0;mso-position-horizontal:absolute;mso-position-horizontal-relative:text;mso-position-vertical:absolute;mso-position-vertical-relative:text;mso-width-percent:0;mso-height-percent:0;mso-width-relative:margin;mso-height-relative:margin" o:gfxdata="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" adj="10095"/>
           </w:pict>
         </mc:Fallback>
       </mc:AlternateContent>
@@ -10727,7 +11481,7 @@
 </file>
 
 <file path=word/header4.xml><?xml version="1.0" encoding="utf-8"?>
-<w:hdr xmlns:wpc="http://schemas.microsoft.com/office/word/2010/wordprocessingCanvas" xmlns:cx="http://schemas.microsoft.com/office/drawing/2014/chartex" xmlns:cx1="http://schemas.microsoft.com/office/drawing/2015/9/8/chartex" xmlns:cx2="http://schemas.microsoft.com/office/drawing/2015/10/21/chartex" xmlns:cx3="http://schemas.microsoft.com/office/drawing/2016/5/9/chartex" xmlns:cx4="http://schemas.microsoft.com/office/drawing/2016/5/10/chartex" xmlns:cx5="http://schemas.microsoft.com/office/drawing/2016/5/11/chartex" xmlns:cx6="http://schemas.microsoft.com/office/drawing/2016/5/12/chartex" xmlns:cx7="http://schemas.microsoft.com/office/drawing/2016/5/13/chartex" xmlns:cx8="http://schemas.microsoft.com/office/drawing/2016/5/14/chartex" xmlns:mc="http://schemas.openxmlformats.org/markup-compatibility/2006" xmlns:aink="http://schemas.microsoft.com/office/drawing/2016/ink" xmlns:am3d="http://schemas.microsoft.com/office/drawing/2017/model3d" xmlns:o="urn:schemas-microsoft-com:office:office" xmlns:oel="http://schemas.microsoft.com/office/2019/extlst" xmlns:r="http://schemas.openxmlformats.org/officeDocument/2006/relationships" xmlns:m="http://schemas.openxmlformats.org/officeDocument/2006/math" xmlns:v="urn:schemas-microsoft-com:vml" xmlns:wp14="http://schemas.microsoft.com/office/word/2010/wordprocessingDrawing" xmlns:wp="http://schemas.openxmlformats.org/drawingml/2006/wordprocessingDrawing" xmlns:w10="urn:schemas-microsoft-com:office:word" xmlns:w="http://schemas.openxmlformats.org/wordprocessingml/2006/main" xmlns:w14="http://schemas.microsoft.com/office/word/2010/wordml" xmlns:w15="http://schemas.microsoft.com/office/word/2012/wordml" xmlns:w16cex="http://schemas.microsoft.com/office/word/2018/wordml/cex" xmlns:w16cid="http://schemas.microsoft.com/office/word/2016/wordml/cid" xmlns:w16="http://schemas.microsoft.com/office/word/2018/wordml" xmlns:w16du="http://schemas.microsoft.com/office/word/2023/wordml/word16du" xmlns:w16sdtdh="http://schemas.microsoft.com/office/word/2020/wordml/sdtdatahash" xmlns:w16sdtfl="http://schemas.microsoft.com/office/word/2024/wordml/sdtformatlock" xmlns:w16se="http://schemas.microsoft.com/office/word/2015/wordml/symex" xmlns:wpg="http://schemas.microsoft.com/office/word/2010/wordprocessingGroup" xmlns:wpi="http://schemas.microsoft.com/office/word/2010/wordprocessingInk" xmlns:wne="http://schemas.microsoft.com/office/word/2006/wordml" xmlns:wps="http://schemas.microsoft.com/office/word/2010/wordprocessingShape" mc:Ignorable="w14 w15 w16se w16cid w16 w16cex w16sdtdh w16sdtfl w16du wp14">
+<w:hdr xmlns:wpc="http://schemas.microsoft.com/office/word/2010/wordprocessingCanvas" xmlns:cx="http://schemas.microsoft.com/office/drawing/2014/chartex" xmlns:cx1="http://schemas.microsoft.com/office/drawing/2015/9/8/chartex" xmlns:cx2="http://schemas.microsoft.com/office/drawing/2015/10/21/chartex" xmlns:cx3="http://schemas.microsoft.com/office/drawing/2016/5/9/chartex" xmlns:cx4="http://schemas.microsoft.com/office/drawing/2016/5/10/chartex" xmlns:cx5="http://schemas.microsoft.com/office/drawing/2016/5/11/chartex" xmlns:cx6="http://schemas.microsoft.com/office/drawing/2016/5/12/chartex" xmlns:cx7="http://schemas.microsoft.com/office/drawing/2016/5/13/chartex" xmlns:cx8="http://schemas.microsoft.com/office/drawing/2016/5/14/chartex" xmlns:mc="http://schemas.openxmlformats.org/markup-compatibility/2006" xmlns:aink="http://schemas.microsoft.com/office/drawing/2016/ink" xmlns:am3d="http://schemas.microsoft.com/office/drawing/2017/model3d" xmlns:o="urn:schemas-microsoft-com:office:office" xmlns:r="http://schemas.openxmlformats.org/officeDocument/2006/relationships" xmlns:m="http://schemas.openxmlformats.org/officeDocument/2006/math" xmlns:v="urn:schemas-microsoft-com:vml" xmlns:wp14="http://schemas.microsoft.com/office/word/2010/wordprocessingDrawing" xmlns:wp="http://schemas.openxmlformats.org/drawingml/2006/wordprocessingDrawing" xmlns:w10="urn:schemas-microsoft-com:office:word" xmlns:w="http://schemas.openxmlformats.org/wordprocessingml/2006/main" xmlns:w14="http://schemas.microsoft.com/office/word/2010/wordml" xmlns:w15="http://schemas.microsoft.com/office/word/2012/wordml" xmlns:w16cid="http://schemas.microsoft.com/office/word/2016/wordml/cid" xmlns:w16se="http://schemas.microsoft.com/office/word/2015/wordml/symex" xmlns:wpg="http://schemas.microsoft.com/office/word/2010/wordprocessingGroup" xmlns:wpi="http://schemas.microsoft.com/office/word/2010/wordprocessingInk" xmlns:wne="http://schemas.microsoft.com/office/word/2006/wordml" xmlns:wps="http://schemas.microsoft.com/office/word/2010/wordprocessingShape" mc:Ignorable="w14 w15 w16se w16cid wp14">
   <w:p>
     <w:pPr>
       <w:pStyle w:val="Header"/>
@@ -10805,17 +11559,7 @@
                               <w:szCs w:val="10"/>
                               <w:shd w:val="clear" w:color="auto" w:fill="FFFFFF"/>
                             </w:rPr>
-                            <w:t xml:space="preserve">       </w:t>
-                          </w:r>
-                          <w:r>
-                            <w:rPr>
-                              <w:rStyle w:val="Strong"/>
-                              <w:rFonts w:ascii="UTM Alexander" w:hAnsi="UTM Alexander" w:cs="Helvetica"/>
-                              <w:sz w:val="10"/>
-                              <w:szCs w:val="10"/>
-                              <w:shd w:val="clear" w:color="auto" w:fill="FFFFFF"/>
-                            </w:rPr>
-                            <w:t xml:space="preserve"> I</w:t>
+                            <w:t xml:space="preserve">        I</w:t>
                           </w:r>
                           <w:r>
                             <w:rPr>
@@ -10914,7 +11658,7 @@
               <v:stroke joinstyle="miter"/>
               <v:path gradientshapeok="t" o:connecttype="rect"/>
             </v:shapetype>
-            <v:shape id="Text Box 33" o:spid="_x0000_s1045" type="#_x0000_t202" style="position:absolute;left:0;text-align:left;margin-left:-6.9pt;margin-top:5.3pt;width:142.15pt;height:31.6pt;z-index:251663872;visibility:visible;mso-wrap-style:square;mso-width-percent:0;mso-height-percent:0;mso-wrap-distance-left:9pt;mso-wrap-distance-top:0;mso-wrap-distance-right:9pt;mso-wrap-distance-bottom:0;mso-position-horizontal:absolute;mso-position-horizontal-relative:text;mso-position-vertical:absolute;mso-position-vertical-relative:text;mso-width-percent:0;mso-height-percent:0;mso-width-relative:margin;mso-height-relative:margin;v-text-anchor:top" o:gfxdata="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" filled="f" stroked="f" strokeweight=".5pt">
+            <v:shape id="Text Box 33" o:spid="_x0000_s1045" type="#_x0000_t202" style="position:absolute;left:0;text-align:left;margin-left:-6.9pt;margin-top:5.3pt;width:142.15pt;height:31.6pt;z-index:251663872;visibility:visible;mso-wrap-style:square;mso-width-percent:0;mso-height-percent:0;mso-wrap-distance-left:9pt;mso-wrap-distance-top:0;mso-wrap-distance-right:9pt;mso-wrap-distance-bottom:0;mso-position-horizontal:absolute;mso-position-horizontal-relative:text;mso-position-vertical:absolute;mso-position-vertical-relative:text;mso-width-percent:0;mso-height-percent:0;mso-width-relative:margin;mso-height-relative:margin;v-text-anchor:top" o:gfxdata="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" filled="f" stroked="f" strokeweight=".5pt">
               <v:textbox>
                 <w:txbxContent>
                   <w:p>
@@ -10946,17 +11690,7 @@
                         <w:szCs w:val="10"/>
                         <w:shd w:val="clear" w:color="auto" w:fill="FFFFFF"/>
                       </w:rPr>
-                      <w:t xml:space="preserve">       </w:t>
-                    </w:r>
-                    <w:r>
-                      <w:rPr>
-                        <w:rStyle w:val="Strong"/>
-                        <w:rFonts w:ascii="UTM Alexander" w:hAnsi="UTM Alexander" w:cs="Helvetica"/>
-                        <w:sz w:val="10"/>
-                        <w:szCs w:val="10"/>
-                        <w:shd w:val="clear" w:color="auto" w:fill="FFFFFF"/>
-                      </w:rPr>
-                      <w:t xml:space="preserve"> I</w:t>
+                      <w:t xml:space="preserve">        I</w:t>
                     </w:r>
                     <w:r>
                       <w:rPr>
@@ -11107,7 +11841,7 @@
         </mc:Choice>
         <mc:Fallback>
           <w:pict>
-            <v:shapetype w14:anchorId="596E0EBA" id="_x0000_t34" coordsize="21600,21600" o:spt="34" o:oned="t" adj="10800" path="m,l@0,0@0,21600,21600,21600e" filled="f">
+            <v:shapetype w14:anchorId="7F744338" id="_x0000_t34" coordsize="21600,21600" o:spt="34" o:oned="t" adj="10800" path="m,l@0,0@0,21600,21600,21600e" filled="f">
               <v:stroke joinstyle="miter"/>
               <v:formulas>
                 <v:f eqn="val #0"/>
@@ -11118,7 +11852,7 @@
               </v:handles>
               <o:lock v:ext="edit" shapetype="t"/>
             </v:shapetype>
-            <v:shape id="AutoShape 28" o:spid="_x0000_s1026" type="#_x0000_t34" style="position:absolute;margin-left:-1.4pt;margin-top:20pt;width:260pt;height:7.5pt;flip:y;z-index:251652608;visibility:visible;mso-wrap-style:square;mso-width-percent:0;mso-height-percent:0;mso-wrap-distance-left:9pt;mso-wrap-distance-top:0;mso-wrap-distance-right:9pt;mso-wrap-distance-bottom:0;mso-position-horizontal:absolute;mso-position-horizontal-relative:text;mso-position-vertical:absolute;mso-position-vertical-relative:text;mso-width-percent:0;mso-height-percent:0;mso-width-relative:margin;mso-height-relative:margin" o:gfxdata="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" adj="10343"/>
+            <v:shape id="AutoShape 28" o:spid="_x0000_s1026" type="#_x0000_t34" style="position:absolute;margin-left:-1.4pt;margin-top:20pt;width:260pt;height:7.5pt;flip:y;z-index:251652608;visibility:visible;mso-wrap-style:square;mso-width-percent:0;mso-height-percent:0;mso-wrap-distance-left:9pt;mso-wrap-distance-top:0;mso-wrap-distance-right:9pt;mso-wrap-distance-bottom:0;mso-position-horizontal:absolute;mso-position-horizontal-relative:text;mso-position-vertical:absolute;mso-position-vertical-relative:text;mso-width-percent:0;mso-height-percent:0;mso-width-relative:margin;mso-height-relative:margin" o:gfxdata="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" adj="10343"/>
           </w:pict>
         </mc:Fallback>
       </mc:AlternateContent>
@@ -11235,7 +11969,7 @@
         </mc:Choice>
         <mc:Fallback>
           <w:pict>
-            <v:shape w14:anchorId="76830E46" id="_x0000_s1046" type="#_x0000_t202" style="position:absolute;left:0;text-align:left;margin-left:258.6pt;margin-top:12.5pt;width:171.5pt;height:16.5pt;z-index:251641344;visibility:visible;mso-wrap-style:square;mso-width-percent:0;mso-height-percent:0;mso-wrap-distance-left:9pt;mso-wrap-distance-top:0;mso-wrap-distance-right:9pt;mso-wrap-distance-bottom:0;mso-position-horizontal:absolute;mso-position-horizontal-relative:text;mso-position-vertical:absolute;mso-position-vertical-relative:text;mso-width-percent:0;mso-height-percent:0;mso-width-relative:margin;mso-height-relative:page;v-text-anchor:top" o:gfxdata="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" fillcolor="#dae3f3" stroked="f">
+            <v:shape w14:anchorId="76830E46" id="_x0000_s1046" type="#_x0000_t202" style="position:absolute;left:0;text-align:left;margin-left:258.6pt;margin-top:12.5pt;width:171.5pt;height:16.5pt;z-index:251641344;visibility:visible;mso-wrap-style:square;mso-width-percent:0;mso-height-percent:0;mso-wrap-distance-left:9pt;mso-wrap-distance-top:0;mso-wrap-distance-right:9pt;mso-wrap-distance-bottom:0;mso-position-horizontal:absolute;mso-position-horizontal-relative:text;mso-position-vertical:absolute;mso-position-vertical-relative:text;mso-width-percent:0;mso-height-percent:0;mso-width-relative:margin;mso-height-relative:page;v-text-anchor:top" o:gfxdata="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" fillcolor="#dae3f3" stroked="f">
               <v:textbox inset="2mm,0,2mm,0">
                 <w:txbxContent>
                   <w:p>
@@ -11282,7 +12016,7 @@
 </file>
 
 <file path=word/header5.xml><?xml version="1.0" encoding="utf-8"?>
-<w:hdr xmlns:wpc="http://schemas.microsoft.com/office/word/2010/wordprocessingCanvas" xmlns:cx="http://schemas.microsoft.com/office/drawing/2014/chartex" xmlns:cx1="http://schemas.microsoft.com/office/drawing/2015/9/8/chartex" xmlns:cx2="http://schemas.microsoft.com/office/drawing/2015/10/21/chartex" xmlns:cx3="http://schemas.microsoft.com/office/drawing/2016/5/9/chartex" xmlns:cx4="http://schemas.microsoft.com/office/drawing/2016/5/10/chartex" xmlns:cx5="http://schemas.microsoft.com/office/drawing/2016/5/11/chartex" xmlns:cx6="http://schemas.microsoft.com/office/drawing/2016/5/12/chartex" xmlns:cx7="http://schemas.microsoft.com/office/drawing/2016/5/13/chartex" xmlns:cx8="http://schemas.microsoft.com/office/drawing/2016/5/14/chartex" xmlns:mc="http://schemas.openxmlformats.org/markup-compatibility/2006" xmlns:aink="http://schemas.microsoft.com/office/drawing/2016/ink" xmlns:am3d="http://schemas.microsoft.com/office/drawing/2017/model3d" xmlns:o="urn:schemas-microsoft-com:office:office" xmlns:oel="http://schemas.microsoft.com/office/2019/extlst" xmlns:r="http://schemas.openxmlformats.org/officeDocument/2006/relationships" xmlns:m="http://schemas.openxmlformats.org/officeDocument/2006/math" xmlns:v="urn:schemas-microsoft-com:vml" xmlns:wp14="http://schemas.microsoft.com/office/word/2010/wordprocessingDrawing" xmlns:wp="http://schemas.openxmlformats.org/drawingml/2006/wordprocessingDrawing" xmlns:w10="urn:schemas-microsoft-com:office:word" xmlns:w="http://schemas.openxmlformats.org/wordprocessingml/2006/main" xmlns:w14="http://schemas.microsoft.com/office/word/2010/wordml" xmlns:w15="http://schemas.microsoft.com/office/word/2012/wordml" xmlns:w16cex="http://schemas.microsoft.com/office/word/2018/wordml/cex" xmlns:w16cid="http://schemas.microsoft.com/office/word/2016/wordml/cid" xmlns:w16="http://schemas.microsoft.com/office/word/2018/wordml" xmlns:w16du="http://schemas.microsoft.com/office/word/2023/wordml/word16du" xmlns:w16sdtdh="http://schemas.microsoft.com/office/word/2020/wordml/sdtdatahash" xmlns:w16sdtfl="http://schemas.microsoft.com/office/word/2024/wordml/sdtformatlock" xmlns:w16se="http://schemas.microsoft.com/office/word/2015/wordml/symex" xmlns:wpg="http://schemas.microsoft.com/office/word/2010/wordprocessingGroup" xmlns:wpi="http://schemas.microsoft.com/office/word/2010/wordprocessingInk" xmlns:wne="http://schemas.microsoft.com/office/word/2006/wordml" xmlns:wps="http://schemas.microsoft.com/office/word/2010/wordprocessingShape" mc:Ignorable="w14 w15 w16se w16cid w16 w16cex w16sdtdh w16sdtfl w16du wp14">
+<w:hdr xmlns:wpc="http://schemas.microsoft.com/office/word/2010/wordprocessingCanvas" xmlns:cx="http://schemas.microsoft.com/office/drawing/2014/chartex" xmlns:cx1="http://schemas.microsoft.com/office/drawing/2015/9/8/chartex" xmlns:cx2="http://schemas.microsoft.com/office/drawing/2015/10/21/chartex" xmlns:cx3="http://schemas.microsoft.com/office/drawing/2016/5/9/chartex" xmlns:cx4="http://schemas.microsoft.com/office/drawing/2016/5/10/chartex" xmlns:cx5="http://schemas.microsoft.com/office/drawing/2016/5/11/chartex" xmlns:cx6="http://schemas.microsoft.com/office/drawing/2016/5/12/chartex" xmlns:cx7="http://schemas.microsoft.com/office/drawing/2016/5/13/chartex" xmlns:cx8="http://schemas.microsoft.com/office/drawing/2016/5/14/chartex" xmlns:mc="http://schemas.openxmlformats.org/markup-compatibility/2006" xmlns:aink="http://schemas.microsoft.com/office/drawing/2016/ink" xmlns:am3d="http://schemas.microsoft.com/office/drawing/2017/model3d" xmlns:o="urn:schemas-microsoft-com:office:office" xmlns:r="http://schemas.openxmlformats.org/officeDocument/2006/relationships" xmlns:m="http://schemas.openxmlformats.org/officeDocument/2006/math" xmlns:v="urn:schemas-microsoft-com:vml" xmlns:wp14="http://schemas.microsoft.com/office/word/2010/wordprocessingDrawing" xmlns:wp="http://schemas.openxmlformats.org/drawingml/2006/wordprocessingDrawing" xmlns:w10="urn:schemas-microsoft-com:office:word" xmlns:w="http://schemas.openxmlformats.org/wordprocessingml/2006/main" xmlns:w14="http://schemas.microsoft.com/office/word/2010/wordml" xmlns:w15="http://schemas.microsoft.com/office/word/2012/wordml" xmlns:w16cid="http://schemas.microsoft.com/office/word/2016/wordml/cid" xmlns:w16se="http://schemas.microsoft.com/office/word/2015/wordml/symex" xmlns:wpg="http://schemas.microsoft.com/office/word/2010/wordprocessingGroup" xmlns:wpi="http://schemas.microsoft.com/office/word/2010/wordprocessingInk" xmlns:wne="http://schemas.microsoft.com/office/word/2006/wordml" xmlns:wps="http://schemas.microsoft.com/office/word/2010/wordprocessingShape" mc:Ignorable="w14 w15 w16se w16cid wp14">
   <w:p>
     <w:pPr>
       <w:pStyle w:val="Header"/>
@@ -11360,17 +12094,7 @@
                               <w:szCs w:val="10"/>
                               <w:shd w:val="clear" w:color="auto" w:fill="FFFFFF"/>
                             </w:rPr>
-                            <w:t xml:space="preserve">       </w:t>
-                          </w:r>
-                          <w:r>
-                            <w:rPr>
-                              <w:rStyle w:val="Strong"/>
-                              <w:rFonts w:ascii="UTM Alexander" w:hAnsi="UTM Alexander" w:cs="Helvetica"/>
-                              <w:sz w:val="10"/>
-                              <w:szCs w:val="10"/>
-                              <w:shd w:val="clear" w:color="auto" w:fill="FFFFFF"/>
-                            </w:rPr>
-                            <w:t xml:space="preserve"> I</w:t>
+                            <w:t xml:space="preserve">        I</w:t>
                           </w:r>
                           <w:r>
                             <w:rPr>
@@ -11469,7 +12193,7 @@
               <v:stroke joinstyle="miter"/>
               <v:path gradientshapeok="t" o:connecttype="rect"/>
             </v:shapetype>
-            <v:shape id="Text Box 1204483150" o:spid="_x0000_s1047" type="#_x0000_t202" style="position:absolute;left:0;text-align:left;margin-left:-6.9pt;margin-top:5.3pt;width:142.15pt;height:31.6pt;z-index:251671040;visibility:visible;mso-wrap-style:square;mso-width-percent:0;mso-height-percent:0;mso-wrap-distance-left:9pt;mso-wrap-distance-top:0;mso-wrap-distance-right:9pt;mso-wrap-distance-bottom:0;mso-position-horizontal:absolute;mso-position-horizontal-relative:text;mso-position-vertical:absolute;mso-position-vertical-relative:text;mso-width-percent:0;mso-height-percent:0;mso-width-relative:margin;mso-height-relative:margin;v-text-anchor:top" o:gfxdata="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" filled="f" stroked="f" strokeweight=".5pt">
+            <v:shape id="Text Box 1204483150" o:spid="_x0000_s1047" type="#_x0000_t202" style="position:absolute;left:0;text-align:left;margin-left:-6.9pt;margin-top:5.3pt;width:142.15pt;height:31.6pt;z-index:251671040;visibility:visible;mso-wrap-style:square;mso-width-percent:0;mso-height-percent:0;mso-wrap-distance-left:9pt;mso-wrap-distance-top:0;mso-wrap-distance-right:9pt;mso-wrap-distance-bottom:0;mso-position-horizontal:absolute;mso-position-horizontal-relative:text;mso-position-vertical:absolute;mso-position-vertical-relative:text;mso-width-percent:0;mso-height-percent:0;mso-width-relative:margin;mso-height-relative:margin;v-text-anchor:top" o:gfxdata="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" filled="f" stroked="f" strokeweight=".5pt">
               <v:textbox>
                 <w:txbxContent>
                   <w:p>
@@ -11501,17 +12225,7 @@
                         <w:szCs w:val="10"/>
                         <w:shd w:val="clear" w:color="auto" w:fill="FFFFFF"/>
                       </w:rPr>
-                      <w:t xml:space="preserve">       </w:t>
-                    </w:r>
-                    <w:r>
-                      <w:rPr>
-                        <w:rStyle w:val="Strong"/>
-                        <w:rFonts w:ascii="UTM Alexander" w:hAnsi="UTM Alexander" w:cs="Helvetica"/>
-                        <w:sz w:val="10"/>
-                        <w:szCs w:val="10"/>
-                        <w:shd w:val="clear" w:color="auto" w:fill="FFFFFF"/>
-                      </w:rPr>
-                      <w:t xml:space="preserve"> I</w:t>
+                      <w:t xml:space="preserve">        I</w:t>
                     </w:r>
                     <w:r>
                       <w:rPr>
@@ -11662,7 +12376,7 @@
         </mc:Choice>
         <mc:Fallback>
           <w:pict>
-            <v:shapetype w14:anchorId="068C846F" id="_x0000_t34" coordsize="21600,21600" o:spt="34" o:oned="t" adj="10800" path="m,l@0,0@0,21600,21600,21600e" filled="f">
+            <v:shapetype w14:anchorId="10492B66" id="_x0000_t34" coordsize="21600,21600" o:spt="34" o:oned="t" adj="10800" path="m,l@0,0@0,21600,21600,21600e" filled="f">
               <v:stroke joinstyle="miter"/>
               <v:formulas>
                 <v:f eqn="val #0"/>
@@ -11673,7 +12387,7 @@
               </v:handles>
               <o:lock v:ext="edit" shapetype="t"/>
             </v:shapetype>
-            <v:shape id="AutoShape 28" o:spid="_x0000_s1026" type="#_x0000_t34" style="position:absolute;margin-left:-1.4pt;margin-top:20pt;width:260pt;height:7.5pt;flip:y;z-index:251656704;visibility:visible;mso-wrap-style:square;mso-width-percent:0;mso-height-percent:0;mso-wrap-distance-left:9pt;mso-wrap-distance-top:0;mso-wrap-distance-right:9pt;mso-wrap-distance-bottom:0;mso-position-horizontal:absolute;mso-position-horizontal-relative:text;mso-position-vertical:absolute;mso-position-vertical-relative:text;mso-width-percent:0;mso-height-percent:0;mso-width-relative:margin;mso-height-relative:margin" o:gfxdata="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" adj="10343"/>
+            <v:shape id="AutoShape 28" o:spid="_x0000_s1026" type="#_x0000_t34" style="position:absolute;margin-left:-1.4pt;margin-top:20pt;width:260pt;height:7.5pt;flip:y;z-index:251656704;visibility:visible;mso-wrap-style:square;mso-width-percent:0;mso-height-percent:0;mso-wrap-distance-left:9pt;mso-wrap-distance-top:0;mso-wrap-distance-right:9pt;mso-wrap-distance-bottom:0;mso-position-horizontal:absolute;mso-position-horizontal-relative:text;mso-position-vertical:absolute;mso-position-vertical-relative:text;mso-width-percent:0;mso-height-percent:0;mso-width-relative:margin;mso-height-relative:margin" o:gfxdata="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" adj="10343"/>
           </w:pict>
         </mc:Fallback>
       </mc:AlternateContent>
@@ -11790,7 +12504,7 @@
         </mc:Choice>
         <mc:Fallback>
           <w:pict>
-            <v:shape w14:anchorId="2004B4E7" id="_x0000_s1048" type="#_x0000_t202" style="position:absolute;left:0;text-align:left;margin-left:258.6pt;margin-top:12.5pt;width:171.5pt;height:16.5pt;z-index:251647488;visibility:visible;mso-wrap-style:square;mso-width-percent:0;mso-height-percent:0;mso-wrap-distance-left:9pt;mso-wrap-distance-top:0;mso-wrap-distance-right:9pt;mso-wrap-distance-bottom:0;mso-position-horizontal:absolute;mso-position-horizontal-relative:text;mso-position-vertical:absolute;mso-position-vertical-relative:text;mso-width-percent:0;mso-height-percent:0;mso-width-relative:margin;mso-height-relative:page;v-text-anchor:top" o:gfxdata="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" fillcolor="#dae3f3" stroked="f">
+            <v:shape w14:anchorId="2004B4E7" id="_x0000_s1048" type="#_x0000_t202" style="position:absolute;left:0;text-align:left;margin-left:258.6pt;margin-top:12.5pt;width:171.5pt;height:16.5pt;z-index:251647488;visibility:visible;mso-wrap-style:square;mso-width-percent:0;mso-height-percent:0;mso-wrap-distance-left:9pt;mso-wrap-distance-top:0;mso-wrap-distance-right:9pt;mso-wrap-distance-bottom:0;mso-position-horizontal:absolute;mso-position-horizontal-relative:text;mso-position-vertical:absolute;mso-position-vertical-relative:text;mso-width-percent:0;mso-height-percent:0;mso-width-relative:margin;mso-height-relative:page;v-text-anchor:top" o:gfxdata="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" fillcolor="#dae3f3" stroked="f">
               <v:textbox inset="2mm,0,2mm,0">
                 <w:txbxContent>
                   <w:p>
@@ -11837,7 +12551,7 @@
 </file>
 
 <file path=word/header6.xml><?xml version="1.0" encoding="utf-8"?>
-<w:hdr xmlns:wpc="http://schemas.microsoft.com/office/word/2010/wordprocessingCanvas" xmlns:cx="http://schemas.microsoft.com/office/drawing/2014/chartex" xmlns:cx1="http://schemas.microsoft.com/office/drawing/2015/9/8/chartex" xmlns:cx2="http://schemas.microsoft.com/office/drawing/2015/10/21/chartex" xmlns:cx3="http://schemas.microsoft.com/office/drawing/2016/5/9/chartex" xmlns:cx4="http://schemas.microsoft.com/office/drawing/2016/5/10/chartex" xmlns:cx5="http://schemas.microsoft.com/office/drawing/2016/5/11/chartex" xmlns:cx6="http://schemas.microsoft.com/office/drawing/2016/5/12/chartex" xmlns:cx7="http://schemas.microsoft.com/office/drawing/2016/5/13/chartex" xmlns:cx8="http://schemas.microsoft.com/office/drawing/2016/5/14/chartex" xmlns:mc="http://schemas.openxmlformats.org/markup-compatibility/2006" xmlns:aink="http://schemas.microsoft.com/office/drawing/2016/ink" xmlns:am3d="http://schemas.microsoft.com/office/drawing/2017/model3d" xmlns:o="urn:schemas-microsoft-com:office:office" xmlns:oel="http://schemas.microsoft.com/office/2019/extlst" xmlns:r="http://schemas.openxmlformats.org/officeDocument/2006/relationships" xmlns:m="http://schemas.openxmlformats.org/officeDocument/2006/math" xmlns:v="urn:schemas-microsoft-com:vml" xmlns:wp14="http://schemas.microsoft.com/office/word/2010/wordprocessingDrawing" xmlns:wp="http://schemas.openxmlformats.org/drawingml/2006/wordprocessingDrawing" xmlns:w10="urn:schemas-microsoft-com:office:word" xmlns:w="http://schemas.openxmlformats.org/wordprocessingml/2006/main" xmlns:w14="http://schemas.microsoft.com/office/word/2010/wordml" xmlns:w15="http://schemas.microsoft.com/office/word/2012/wordml" xmlns:w16cex="http://schemas.microsoft.com/office/word/2018/wordml/cex" xmlns:w16cid="http://schemas.microsoft.com/office/word/2016/wordml/cid" xmlns:w16="http://schemas.microsoft.com/office/word/2018/wordml" xmlns:w16du="http://schemas.microsoft.com/office/word/2023/wordml/word16du" xmlns:w16sdtdh="http://schemas.microsoft.com/office/word/2020/wordml/sdtdatahash" xmlns:w16sdtfl="http://schemas.microsoft.com/office/word/2024/wordml/sdtformatlock" xmlns:w16se="http://schemas.microsoft.com/office/word/2015/wordml/symex" xmlns:wpg="http://schemas.microsoft.com/office/word/2010/wordprocessingGroup" xmlns:wpi="http://schemas.microsoft.com/office/word/2010/wordprocessingInk" xmlns:wne="http://schemas.microsoft.com/office/word/2006/wordml" xmlns:wps="http://schemas.microsoft.com/office/word/2010/wordprocessingShape" mc:Ignorable="w14 w15 w16se w16cid w16 w16cex w16sdtdh w16sdtfl w16du wp14">
+<w:hdr xmlns:wpc="http://schemas.microsoft.com/office/word/2010/wordprocessingCanvas" xmlns:cx="http://schemas.microsoft.com/office/drawing/2014/chartex" xmlns:cx1="http://schemas.microsoft.com/office/drawing/2015/9/8/chartex" xmlns:cx2="http://schemas.microsoft.com/office/drawing/2015/10/21/chartex" xmlns:cx3="http://schemas.microsoft.com/office/drawing/2016/5/9/chartex" xmlns:cx4="http://schemas.microsoft.com/office/drawing/2016/5/10/chartex" xmlns:cx5="http://schemas.microsoft.com/office/drawing/2016/5/11/chartex" xmlns:cx6="http://schemas.microsoft.com/office/drawing/2016/5/12/chartex" xmlns:cx7="http://schemas.microsoft.com/office/drawing/2016/5/13/chartex" xmlns:cx8="http://schemas.microsoft.com/office/drawing/2016/5/14/chartex" xmlns:mc="http://schemas.openxmlformats.org/markup-compatibility/2006" xmlns:aink="http://schemas.microsoft.com/office/drawing/2016/ink" xmlns:am3d="http://schemas.microsoft.com/office/drawing/2017/model3d" xmlns:o="urn:schemas-microsoft-com:office:office" xmlns:r="http://schemas.openxmlformats.org/officeDocument/2006/relationships" xmlns:m="http://schemas.openxmlformats.org/officeDocument/2006/math" xmlns:v="urn:schemas-microsoft-com:vml" xmlns:wp14="http://schemas.microsoft.com/office/word/2010/wordprocessingDrawing" xmlns:wp="http://schemas.openxmlformats.org/drawingml/2006/wordprocessingDrawing" xmlns:w10="urn:schemas-microsoft-com:office:word" xmlns:w="http://schemas.openxmlformats.org/wordprocessingml/2006/main" xmlns:w14="http://schemas.microsoft.com/office/word/2010/wordml" xmlns:w15="http://schemas.microsoft.com/office/word/2012/wordml" xmlns:w16cid="http://schemas.microsoft.com/office/word/2016/wordml/cid" xmlns:w16se="http://schemas.microsoft.com/office/word/2015/wordml/symex" xmlns:wpg="http://schemas.microsoft.com/office/word/2010/wordprocessingGroup" xmlns:wpi="http://schemas.microsoft.com/office/word/2010/wordprocessingInk" xmlns:wne="http://schemas.microsoft.com/office/word/2006/wordml" xmlns:wps="http://schemas.microsoft.com/office/word/2010/wordprocessingShape" mc:Ignorable="w14 w15 w16se w16cid wp14">
   <w:p>
     <w:pPr>
       <w:pStyle w:val="Header"/>
@@ -11915,17 +12629,7 @@
                               <w:szCs w:val="10"/>
                               <w:shd w:val="clear" w:color="auto" w:fill="FFFFFF"/>
                             </w:rPr>
-                            <w:t xml:space="preserve">       </w:t>
-                          </w:r>
-                          <w:r>
-                            <w:rPr>
-                              <w:rStyle w:val="Strong"/>
-                              <w:rFonts w:ascii="UTM Alexander" w:hAnsi="UTM Alexander" w:cs="Helvetica"/>
-                              <w:sz w:val="10"/>
-                              <w:szCs w:val="10"/>
-                              <w:shd w:val="clear" w:color="auto" w:fill="FFFFFF"/>
-                            </w:rPr>
-                            <w:t xml:space="preserve"> I</w:t>
+                            <w:t xml:space="preserve">        I</w:t>
                           </w:r>
                           <w:r>
                             <w:rPr>
@@ -12024,7 +12728,7 @@
               <v:stroke joinstyle="miter"/>
               <v:path gradientshapeok="t" o:connecttype="rect"/>
             </v:shapetype>
-            <v:shape id="Text Box 1939895451" o:spid="_x0000_s1049" type="#_x0000_t202" style="position:absolute;left:0;text-align:left;margin-left:-6.9pt;margin-top:5.3pt;width:142.15pt;height:31.6pt;z-index:251673088;visibility:visible;mso-wrap-style:square;mso-width-percent:0;mso-height-percent:0;mso-wrap-distance-left:9pt;mso-wrap-distance-top:0;mso-wrap-distance-right:9pt;mso-wrap-distance-bottom:0;mso-position-horizontal:absolute;mso-position-horizontal-relative:text;mso-position-vertical:absolute;mso-position-vertical-relative:text;mso-width-percent:0;mso-height-percent:0;mso-width-relative:margin;mso-height-relative:margin;v-text-anchor:top" o:gfxdata="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" filled="f" stroked="f" strokeweight=".5pt">
+            <v:shape id="Text Box 1939895451" o:spid="_x0000_s1049" type="#_x0000_t202" style="position:absolute;left:0;text-align:left;margin-left:-6.9pt;margin-top:5.3pt;width:142.15pt;height:31.6pt;z-index:251673088;visibility:visible;mso-wrap-style:square;mso-width-percent:0;mso-height-percent:0;mso-wrap-distance-left:9pt;mso-wrap-distance-top:0;mso-wrap-distance-right:9pt;mso-wrap-distance-bottom:0;mso-position-horizontal:absolute;mso-position-horizontal-relative:text;mso-position-vertical:absolute;mso-position-vertical-relative:text;mso-width-percent:0;mso-height-percent:0;mso-width-relative:margin;mso-height-relative:margin;v-text-anchor:top" o:gfxdata="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" filled="f" stroked="f" strokeweight=".5pt">
               <v:textbox>
                 <w:txbxContent>
                   <w:p>
@@ -12056,17 +12760,7 @@
                         <w:szCs w:val="10"/>
                         <w:shd w:val="clear" w:color="auto" w:fill="FFFFFF"/>
                       </w:rPr>
-                      <w:t xml:space="preserve">       </w:t>
-                    </w:r>
-                    <w:r>
-                      <w:rPr>
-                        <w:rStyle w:val="Strong"/>
-                        <w:rFonts w:ascii="UTM Alexander" w:hAnsi="UTM Alexander" w:cs="Helvetica"/>
-                        <w:sz w:val="10"/>
-                        <w:szCs w:val="10"/>
-                        <w:shd w:val="clear" w:color="auto" w:fill="FFFFFF"/>
-                      </w:rPr>
-                      <w:t xml:space="preserve"> I</w:t>
+                      <w:t xml:space="preserve">        I</w:t>
                     </w:r>
                     <w:r>
                       <w:rPr>
@@ -12217,7 +12911,7 @@
         </mc:Choice>
         <mc:Fallback>
           <w:pict>
-            <v:shapetype w14:anchorId="1A21A362" id="_x0000_t34" coordsize="21600,21600" o:spt="34" o:oned="t" adj="10800" path="m,l@0,0@0,21600,21600,21600e" filled="f">
+            <v:shapetype w14:anchorId="50A69EC2" id="_x0000_t34" coordsize="21600,21600" o:spt="34" o:oned="t" adj="10800" path="m,l@0,0@0,21600,21600,21600e" filled="f">
               <v:stroke joinstyle="miter"/>
               <v:formulas>
                 <v:f eqn="val #0"/>
@@ -12228,7 +12922,7 @@
               </v:handles>
               <o:lock v:ext="edit" shapetype="t"/>
             </v:shapetype>
-            <v:shape id="AutoShape 28" o:spid="_x0000_s1026" type="#_x0000_t34" style="position:absolute;margin-left:-1.4pt;margin-top:20pt;width:260pt;height:7.5pt;flip:y;z-index:251658752;visibility:visible;mso-wrap-style:square;mso-width-percent:0;mso-height-percent:0;mso-wrap-distance-left:9pt;mso-wrap-distance-top:0;mso-wrap-distance-right:9pt;mso-wrap-distance-bottom:0;mso-position-horizontal:absolute;mso-position-horizontal-relative:text;mso-position-vertical:absolute;mso-position-vertical-relative:text;mso-width-percent:0;mso-height-percent:0;mso-width-relative:margin;mso-height-relative:margin" o:gfxdata="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" adj="10343"/>
+            <v:shape id="AutoShape 28" o:spid="_x0000_s1026" type="#_x0000_t34" style="position:absolute;margin-left:-1.4pt;margin-top:20pt;width:260pt;height:7.5pt;flip:y;z-index:251658752;visibility:visible;mso-wrap-style:square;mso-width-percent:0;mso-height-percent:0;mso-wrap-distance-left:9pt;mso-wrap-distance-top:0;mso-wrap-distance-right:9pt;mso-wrap-distance-bottom:0;mso-position-horizontal:absolute;mso-position-horizontal-relative:text;mso-position-vertical:absolute;mso-position-vertical-relative:text;mso-width-percent:0;mso-height-percent:0;mso-width-relative:margin;mso-height-relative:margin" o:gfxdata="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" adj="10343"/>
           </w:pict>
         </mc:Fallback>
       </mc:AlternateContent>
@@ -12345,7 +13039,7 @@
         </mc:Choice>
         <mc:Fallback>
           <w:pict>
-            <v:shape w14:anchorId="25F7B3F1" id="_x0000_s1050" type="#_x0000_t202" style="position:absolute;left:0;text-align:left;margin-left:258.6pt;margin-top:12.5pt;width:171.5pt;height:16.5pt;z-index:251644416;visibility:visible;mso-wrap-style:square;mso-width-percent:0;mso-height-percent:0;mso-wrap-distance-left:9pt;mso-wrap-distance-top:0;mso-wrap-distance-right:9pt;mso-wrap-distance-bottom:0;mso-position-horizontal:absolute;mso-position-horizontal-relative:text;mso-position-vertical:absolute;mso-position-vertical-relative:text;mso-width-percent:0;mso-height-percent:0;mso-width-relative:margin;mso-height-relative:page;v-text-anchor:top" o:gfxdata="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" fillcolor="#dae3f3" stroked="f">
+            <v:shape w14:anchorId="25F7B3F1" id="_x0000_s1050" type="#_x0000_t202" style="position:absolute;left:0;text-align:left;margin-left:258.6pt;margin-top:12.5pt;width:171.5pt;height:16.5pt;z-index:251644416;visibility:visible;mso-wrap-style:square;mso-width-percent:0;mso-height-percent:0;mso-wrap-distance-left:9pt;mso-wrap-distance-top:0;mso-wrap-distance-right:9pt;mso-wrap-distance-bottom:0;mso-position-horizontal:absolute;mso-position-horizontal-relative:text;mso-position-vertical:absolute;mso-position-vertical-relative:text;mso-width-percent:0;mso-height-percent:0;mso-width-relative:margin;mso-height-relative:page;v-text-anchor:top" o:gfxdata="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" fillcolor="#dae3f3" stroked="f">
               <v:textbox inset="2mm,0,2mm,0">
                 <w:txbxContent>
                   <w:p>
@@ -12392,7 +13086,7 @@
 </file>
 
 <file path=word/header7.xml><?xml version="1.0" encoding="utf-8"?>
-<w:hdr xmlns:wpc="http://schemas.microsoft.com/office/word/2010/wordprocessingCanvas" xmlns:cx="http://schemas.microsoft.com/office/drawing/2014/chartex" xmlns:cx1="http://schemas.microsoft.com/office/drawing/2015/9/8/chartex" xmlns:cx2="http://schemas.microsoft.com/office/drawing/2015/10/21/chartex" xmlns:cx3="http://schemas.microsoft.com/office/drawing/2016/5/9/chartex" xmlns:cx4="http://schemas.microsoft.com/office/drawing/2016/5/10/chartex" xmlns:cx5="http://schemas.microsoft.com/office/drawing/2016/5/11/chartex" xmlns:cx6="http://schemas.microsoft.com/office/drawing/2016/5/12/chartex" xmlns:cx7="http://schemas.microsoft.com/office/drawing/2016/5/13/chartex" xmlns:cx8="http://schemas.microsoft.com/office/drawing/2016/5/14/chartex" xmlns:mc="http://schemas.openxmlformats.org/markup-compatibility/2006" xmlns:aink="http://schemas.microsoft.com/office/drawing/2016/ink" xmlns:am3d="http://schemas.microsoft.com/office/drawing/2017/model3d" xmlns:o="urn:schemas-microsoft-com:office:office" xmlns:oel="http://schemas.microsoft.com/office/2019/extlst" xmlns:r="http://schemas.openxmlformats.org/officeDocument/2006/relationships" xmlns:m="http://schemas.openxmlformats.org/officeDocument/2006/math" xmlns:v="urn:schemas-microsoft-com:vml" xmlns:wp14="http://schemas.microsoft.com/office/word/2010/wordprocessingDrawing" xmlns:wp="http://schemas.openxmlformats.org/drawingml/2006/wordprocessingDrawing" xmlns:w10="urn:schemas-microsoft-com:office:word" xmlns:w="http://schemas.openxmlformats.org/wordprocessingml/2006/main" xmlns:w14="http://schemas.microsoft.com/office/word/2010/wordml" xmlns:w15="http://schemas.microsoft.com/office/word/2012/wordml" xmlns:w16cex="http://schemas.microsoft.com/office/word/2018/wordml/cex" xmlns:w16cid="http://schemas.microsoft.com/office/word/2016/wordml/cid" xmlns:w16="http://schemas.microsoft.com/office/word/2018/wordml" xmlns:w16du="http://schemas.microsoft.com/office/word/2023/wordml/word16du" xmlns:w16sdtdh="http://schemas.microsoft.com/office/word/2020/wordml/sdtdatahash" xmlns:w16sdtfl="http://schemas.microsoft.com/office/word/2024/wordml/sdtformatlock" xmlns:w16se="http://schemas.microsoft.com/office/word/2015/wordml/symex" xmlns:wpg="http://schemas.microsoft.com/office/word/2010/wordprocessingGroup" xmlns:wpi="http://schemas.microsoft.com/office/word/2010/wordprocessingInk" xmlns:wne="http://schemas.microsoft.com/office/word/2006/wordml" xmlns:wps="http://schemas.microsoft.com/office/word/2010/wordprocessingShape" mc:Ignorable="w14 w15 w16se w16cid w16 w16cex w16sdtdh w16sdtfl w16du wp14">
+<w:hdr xmlns:wpc="http://schemas.microsoft.com/office/word/2010/wordprocessingCanvas" xmlns:cx="http://schemas.microsoft.com/office/drawing/2014/chartex" xmlns:cx1="http://schemas.microsoft.com/office/drawing/2015/9/8/chartex" xmlns:cx2="http://schemas.microsoft.com/office/drawing/2015/10/21/chartex" xmlns:cx3="http://schemas.microsoft.com/office/drawing/2016/5/9/chartex" xmlns:cx4="http://schemas.microsoft.com/office/drawing/2016/5/10/chartex" xmlns:cx5="http://schemas.microsoft.com/office/drawing/2016/5/11/chartex" xmlns:cx6="http://schemas.microsoft.com/office/drawing/2016/5/12/chartex" xmlns:cx7="http://schemas.microsoft.com/office/drawing/2016/5/13/chartex" xmlns:cx8="http://schemas.microsoft.com/office/drawing/2016/5/14/chartex" xmlns:mc="http://schemas.openxmlformats.org/markup-compatibility/2006" xmlns:aink="http://schemas.microsoft.com/office/drawing/2016/ink" xmlns:am3d="http://schemas.microsoft.com/office/drawing/2017/model3d" xmlns:o="urn:schemas-microsoft-com:office:office" xmlns:r="http://schemas.openxmlformats.org/officeDocument/2006/relationships" xmlns:m="http://schemas.openxmlformats.org/officeDocument/2006/math" xmlns:v="urn:schemas-microsoft-com:vml" xmlns:wp14="http://schemas.microsoft.com/office/word/2010/wordprocessingDrawing" xmlns:wp="http://schemas.openxmlformats.org/drawingml/2006/wordprocessingDrawing" xmlns:w10="urn:schemas-microsoft-com:office:word" xmlns:w="http://schemas.openxmlformats.org/wordprocessingml/2006/main" xmlns:w14="http://schemas.microsoft.com/office/word/2010/wordml" xmlns:w15="http://schemas.microsoft.com/office/word/2012/wordml" xmlns:w16cid="http://schemas.microsoft.com/office/word/2016/wordml/cid" xmlns:w16se="http://schemas.microsoft.com/office/word/2015/wordml/symex" xmlns:wpg="http://schemas.microsoft.com/office/word/2010/wordprocessingGroup" xmlns:wpi="http://schemas.microsoft.com/office/word/2010/wordprocessingInk" xmlns:wne="http://schemas.microsoft.com/office/word/2006/wordml" xmlns:wps="http://schemas.microsoft.com/office/word/2010/wordprocessingShape" mc:Ignorable="w14 w15 w16se w16cid wp14">
   <w:p>
     <w:pPr>
       <w:pStyle w:val="Header"/>
@@ -12470,17 +13164,7 @@
                               <w:szCs w:val="10"/>
                               <w:shd w:val="clear" w:color="auto" w:fill="FFFFFF"/>
                             </w:rPr>
-                            <w:t xml:space="preserve">       </w:t>
-                          </w:r>
-                          <w:r>
-                            <w:rPr>
-                              <w:rStyle w:val="Strong"/>
-                              <w:rFonts w:ascii="UTM Alexander" w:hAnsi="UTM Alexander" w:cs="Helvetica"/>
-                              <w:sz w:val="10"/>
-                              <w:szCs w:val="10"/>
-                              <w:shd w:val="clear" w:color="auto" w:fill="FFFFFF"/>
-                            </w:rPr>
-                            <w:t xml:space="preserve"> I</w:t>
+                            <w:t xml:space="preserve">        I</w:t>
                           </w:r>
                           <w:r>
                             <w:rPr>
@@ -12579,7 +13263,7 @@
               <v:stroke joinstyle="miter"/>
               <v:path gradientshapeok="t" o:connecttype="rect"/>
             </v:shapetype>
-            <v:shape id="Text Box 371588321" o:spid="_x0000_s1051" type="#_x0000_t202" style="position:absolute;left:0;text-align:left;margin-left:-6.9pt;margin-top:5.3pt;width:142.15pt;height:31.6pt;z-index:251665920;visibility:visible;mso-wrap-style:square;mso-width-percent:0;mso-height-percent:0;mso-wrap-distance-left:9pt;mso-wrap-distance-top:0;mso-wrap-distance-right:9pt;mso-wrap-distance-bottom:0;mso-position-horizontal:absolute;mso-position-horizontal-relative:text;mso-position-vertical:absolute;mso-position-vertical-relative:text;mso-width-percent:0;mso-height-percent:0;mso-width-relative:margin;mso-height-relative:margin;v-text-anchor:top" o:gfxdata="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" filled="f" stroked="f" strokeweight=".5pt">
+            <v:shape id="Text Box 371588321" o:spid="_x0000_s1051" type="#_x0000_t202" style="position:absolute;left:0;text-align:left;margin-left:-6.9pt;margin-top:5.3pt;width:142.15pt;height:31.6pt;z-index:251665920;visibility:visible;mso-wrap-style:square;mso-width-percent:0;mso-height-percent:0;mso-wrap-distance-left:9pt;mso-wrap-distance-top:0;mso-wrap-distance-right:9pt;mso-wrap-distance-bottom:0;mso-position-horizontal:absolute;mso-position-horizontal-relative:text;mso-position-vertical:absolute;mso-position-vertical-relative:text;mso-width-percent:0;mso-height-percent:0;mso-width-relative:margin;mso-height-relative:margin;v-text-anchor:top" o:gfxdata="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" filled="f" stroked="f" strokeweight=".5pt">
               <v:textbox>
                 <w:txbxContent>
                   <w:p>
@@ -12611,17 +13295,7 @@
                         <w:szCs w:val="10"/>
                         <w:shd w:val="clear" w:color="auto" w:fill="FFFFFF"/>
                       </w:rPr>
-                      <w:t xml:space="preserve">       </w:t>
-                    </w:r>
-                    <w:r>
-                      <w:rPr>
-                        <w:rStyle w:val="Strong"/>
-                        <w:rFonts w:ascii="UTM Alexander" w:hAnsi="UTM Alexander" w:cs="Helvetica"/>
-                        <w:sz w:val="10"/>
-                        <w:szCs w:val="10"/>
-                        <w:shd w:val="clear" w:color="auto" w:fill="FFFFFF"/>
-                      </w:rPr>
-                      <w:t xml:space="preserve"> I</w:t>
+                      <w:t xml:space="preserve">        I</w:t>
                     </w:r>
                     <w:r>
                       <w:rPr>
@@ -12772,7 +13446,7 @@
         </mc:Choice>
         <mc:Fallback>
           <w:pict>
-            <v:shapetype w14:anchorId="3811F42D" id="_x0000_t34" coordsize="21600,21600" o:spt="34" o:oned="t" adj="10800" path="m,l@0,0@0,21600,21600,21600e" filled="f">
+            <v:shapetype w14:anchorId="4B54E606" id="_x0000_t34" coordsize="21600,21600" o:spt="34" o:oned="t" adj="10800" path="m,l@0,0@0,21600,21600,21600e" filled="f">
               <v:stroke joinstyle="miter"/>
               <v:formulas>
                 <v:f eqn="val #0"/>
@@ -12783,7 +13457,7 @@
               </v:handles>
               <o:lock v:ext="edit" shapetype="t"/>
             </v:shapetype>
-            <v:shape id="AutoShape 28" o:spid="_x0000_s1026" type="#_x0000_t34" style="position:absolute;margin-left:-1.4pt;margin-top:20pt;width:260pt;height:7.5pt;flip:y;z-index:251654656;visibility:visible;mso-wrap-style:square;mso-width-percent:0;mso-height-percent:0;mso-wrap-distance-left:9pt;mso-wrap-distance-top:0;mso-wrap-distance-right:9pt;mso-wrap-distance-bottom:0;mso-position-horizontal:absolute;mso-position-horizontal-relative:text;mso-position-vertical:absolute;mso-position-vertical-relative:text;mso-width-percent:0;mso-height-percent:0;mso-width-relative:margin;mso-height-relative:margin" o:gfxdata="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" adj="10343"/>
+            <v:shape id="AutoShape 28" o:spid="_x0000_s1026" type="#_x0000_t34" style="position:absolute;margin-left:-1.4pt;margin-top:20pt;width:260pt;height:7.5pt;flip:y;z-index:251654656;visibility:visible;mso-wrap-style:square;mso-width-percent:0;mso-height-percent:0;mso-wrap-distance-left:9pt;mso-wrap-distance-top:0;mso-wrap-distance-right:9pt;mso-wrap-distance-bottom:0;mso-position-horizontal:absolute;mso-position-horizontal-relative:text;mso-position-vertical:absolute;mso-position-vertical-relative:text;mso-width-percent:0;mso-height-percent:0;mso-width-relative:margin;mso-height-relative:margin" o:gfxdata="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" adj="10343"/>
           </w:pict>
         </mc:Fallback>
       </mc:AlternateContent>
@@ -12900,7 +13574,7 @@
         </mc:Choice>
         <mc:Fallback>
           <w:pict>
-            <v:shape w14:anchorId="67C44370" id="_x0000_s1052" type="#_x0000_t202" style="position:absolute;left:0;text-align:left;margin-left:258.6pt;margin-top:12.5pt;width:171.5pt;height:16.5pt;z-index:251642368;visibility:visible;mso-wrap-style:square;mso-width-percent:0;mso-height-percent:0;mso-wrap-distance-left:9pt;mso-wrap-distance-top:0;mso-wrap-distance-right:9pt;mso-wrap-distance-bottom:0;mso-position-horizontal:absolute;mso-position-horizontal-relative:text;mso-position-vertical:absolute;mso-position-vertical-relative:text;mso-width-percent:0;mso-height-percent:0;mso-width-relative:margin;mso-height-relative:page;v-text-anchor:top" o:gfxdata="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" fillcolor="#dae3f3" stroked="f">
+            <v:shape w14:anchorId="67C44370" id="_x0000_s1052" type="#_x0000_t202" style="position:absolute;left:0;text-align:left;margin-left:258.6pt;margin-top:12.5pt;width:171.5pt;height:16.5pt;z-index:251642368;visibility:visible;mso-wrap-style:square;mso-width-percent:0;mso-height-percent:0;mso-wrap-distance-left:9pt;mso-wrap-distance-top:0;mso-wrap-distance-right:9pt;mso-wrap-distance-bottom:0;mso-position-horizontal:absolute;mso-position-horizontal-relative:text;mso-position-vertical:absolute;mso-position-vertical-relative:text;mso-width-percent:0;mso-height-percent:0;mso-width-relative:margin;mso-height-relative:page;v-text-anchor:top" o:gfxdata="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" fillcolor="#dae3f3" stroked="f">
               <v:textbox inset="2mm,0,2mm,0">
                 <w:txbxContent>
                   <w:p>
@@ -12947,7 +13621,7 @@
 </file>
 
 <file path=word/header8.xml><?xml version="1.0" encoding="utf-8"?>
-<w:hdr xmlns:wpc="http://schemas.microsoft.com/office/word/2010/wordprocessingCanvas" xmlns:cx="http://schemas.microsoft.com/office/drawing/2014/chartex" xmlns:cx1="http://schemas.microsoft.com/office/drawing/2015/9/8/chartex" xmlns:cx2="http://schemas.microsoft.com/office/drawing/2015/10/21/chartex" xmlns:cx3="http://schemas.microsoft.com/office/drawing/2016/5/9/chartex" xmlns:cx4="http://schemas.microsoft.com/office/drawing/2016/5/10/chartex" xmlns:cx5="http://schemas.microsoft.com/office/drawing/2016/5/11/chartex" xmlns:cx6="http://schemas.microsoft.com/office/drawing/2016/5/12/chartex" xmlns:cx7="http://schemas.microsoft.com/office/drawing/2016/5/13/chartex" xmlns:cx8="http://schemas.microsoft.com/office/drawing/2016/5/14/chartex" xmlns:mc="http://schemas.openxmlformats.org/markup-compatibility/2006" xmlns:aink="http://schemas.microsoft.com/office/drawing/2016/ink" xmlns:am3d="http://schemas.microsoft.com/office/drawing/2017/model3d" xmlns:o="urn:schemas-microsoft-com:office:office" xmlns:oel="http://schemas.microsoft.com/office/2019/extlst" xmlns:r="http://schemas.openxmlformats.org/officeDocument/2006/relationships" xmlns:m="http://schemas.openxmlformats.org/officeDocument/2006/math" xmlns:v="urn:schemas-microsoft-com:vml" xmlns:wp14="http://schemas.microsoft.com/office/word/2010/wordprocessingDrawing" xmlns:wp="http://schemas.openxmlformats.org/drawingml/2006/wordprocessingDrawing" xmlns:w10="urn:schemas-microsoft-com:office:word" xmlns:w="http://schemas.openxmlformats.org/wordprocessingml/2006/main" xmlns:w14="http://schemas.microsoft.com/office/word/2010/wordml" xmlns:w15="http://schemas.microsoft.com/office/word/2012/wordml" xmlns:w16cex="http://schemas.microsoft.com/office/word/2018/wordml/cex" xmlns:w16cid="http://schemas.microsoft.com/office/word/2016/wordml/cid" xmlns:w16="http://schemas.microsoft.com/office/word/2018/wordml" xmlns:w16du="http://schemas.microsoft.com/office/word/2023/wordml/word16du" xmlns:w16sdtdh="http://schemas.microsoft.com/office/word/2020/wordml/sdtdatahash" xmlns:w16sdtfl="http://schemas.microsoft.com/office/word/2024/wordml/sdtformatlock" xmlns:w16se="http://schemas.microsoft.com/office/word/2015/wordml/symex" xmlns:wpg="http://schemas.microsoft.com/office/word/2010/wordprocessingGroup" xmlns:wpi="http://schemas.microsoft.com/office/word/2010/wordprocessingInk" xmlns:wne="http://schemas.microsoft.com/office/word/2006/wordml" xmlns:wps="http://schemas.microsoft.com/office/word/2010/wordprocessingShape" mc:Ignorable="w14 w15 w16se w16cid w16 w16cex w16sdtdh w16sdtfl w16du wp14">
+<w:hdr xmlns:wpc="http://schemas.microsoft.com/office/word/2010/wordprocessingCanvas" xmlns:cx="http://schemas.microsoft.com/office/drawing/2014/chartex" xmlns:cx1="http://schemas.microsoft.com/office/drawing/2015/9/8/chartex" xmlns:cx2="http://schemas.microsoft.com/office/drawing/2015/10/21/chartex" xmlns:cx3="http://schemas.microsoft.com/office/drawing/2016/5/9/chartex" xmlns:cx4="http://schemas.microsoft.com/office/drawing/2016/5/10/chartex" xmlns:cx5="http://schemas.microsoft.com/office/drawing/2016/5/11/chartex" xmlns:cx6="http://schemas.microsoft.com/office/drawing/2016/5/12/chartex" xmlns:cx7="http://schemas.microsoft.com/office/drawing/2016/5/13/chartex" xmlns:cx8="http://schemas.microsoft.com/office/drawing/2016/5/14/chartex" xmlns:mc="http://schemas.openxmlformats.org/markup-compatibility/2006" xmlns:aink="http://schemas.microsoft.com/office/drawing/2016/ink" xmlns:am3d="http://schemas.microsoft.com/office/drawing/2017/model3d" xmlns:o="urn:schemas-microsoft-com:office:office" xmlns:r="http://schemas.openxmlformats.org/officeDocument/2006/relationships" xmlns:m="http://schemas.openxmlformats.org/officeDocument/2006/math" xmlns:v="urn:schemas-microsoft-com:vml" xmlns:wp14="http://schemas.microsoft.com/office/word/2010/wordprocessingDrawing" xmlns:wp="http://schemas.openxmlformats.org/drawingml/2006/wordprocessingDrawing" xmlns:w10="urn:schemas-microsoft-com:office:word" xmlns:w="http://schemas.openxmlformats.org/wordprocessingml/2006/main" xmlns:w14="http://schemas.microsoft.com/office/word/2010/wordml" xmlns:w15="http://schemas.microsoft.com/office/word/2012/wordml" xmlns:w16cid="http://schemas.microsoft.com/office/word/2016/wordml/cid" xmlns:w16se="http://schemas.microsoft.com/office/word/2015/wordml/symex" xmlns:wpg="http://schemas.microsoft.com/office/word/2010/wordprocessingGroup" xmlns:wpi="http://schemas.microsoft.com/office/word/2010/wordprocessingInk" xmlns:wne="http://schemas.microsoft.com/office/word/2006/wordml" xmlns:wps="http://schemas.microsoft.com/office/word/2010/wordprocessingShape" mc:Ignorable="w14 w15 w16se w16cid wp14">
   <w:p>
     <w:pPr>
       <w:pStyle w:val="Header"/>
@@ -13025,17 +13699,7 @@
                               <w:szCs w:val="10"/>
                               <w:shd w:val="clear" w:color="auto" w:fill="FFFFFF"/>
                             </w:rPr>
-                            <w:t xml:space="preserve">       </w:t>
-                          </w:r>
-                          <w:r>
-                            <w:rPr>
-                              <w:rStyle w:val="Strong"/>
-                              <w:rFonts w:ascii="UTM Alexander" w:hAnsi="UTM Alexander" w:cs="Helvetica"/>
-                              <w:sz w:val="10"/>
-                              <w:szCs w:val="10"/>
-                              <w:shd w:val="clear" w:color="auto" w:fill="FFFFFF"/>
-                            </w:rPr>
-                            <w:t xml:space="preserve"> I</w:t>
+                            <w:t xml:space="preserve">        I</w:t>
                           </w:r>
                           <w:r>
                             <w:rPr>
@@ -13134,7 +13798,7 @@
               <v:stroke joinstyle="miter"/>
               <v:path gradientshapeok="t" o:connecttype="rect"/>
             </v:shapetype>
-            <v:shape id="Text Box 1866414634" o:spid="_x0000_s1053" type="#_x0000_t202" style="position:absolute;left:0;text-align:left;margin-left:-6.9pt;margin-top:5.3pt;width:142.15pt;height:31.6pt;z-index:251672064;visibility:visible;mso-wrap-style:square;mso-width-percent:0;mso-height-percent:0;mso-wrap-distance-left:9pt;mso-wrap-distance-top:0;mso-wrap-distance-right:9pt;mso-wrap-distance-bottom:0;mso-position-horizontal:absolute;mso-position-horizontal-relative:text;mso-position-vertical:absolute;mso-position-vertical-relative:text;mso-width-percent:0;mso-height-percent:0;mso-width-relative:margin;mso-height-relative:margin;v-text-anchor:top" o:gfxdata="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" filled="f" stroked="f" strokeweight=".5pt">
+            <v:shape id="Text Box 1866414634" o:spid="_x0000_s1053" type="#_x0000_t202" style="position:absolute;left:0;text-align:left;margin-left:-6.9pt;margin-top:5.3pt;width:142.15pt;height:31.6pt;z-index:251672064;visibility:visible;mso-wrap-style:square;mso-width-percent:0;mso-height-percent:0;mso-wrap-distance-left:9pt;mso-wrap-distance-top:0;mso-wrap-distance-right:9pt;mso-wrap-distance-bottom:0;mso-position-horizontal:absolute;mso-position-horizontal-relative:text;mso-position-vertical:absolute;mso-position-vertical-relative:text;mso-width-percent:0;mso-height-percent:0;mso-width-relative:margin;mso-height-relative:margin;v-text-anchor:top" o:gfxdata="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" filled="f" stroked="f" strokeweight=".5pt">
               <v:textbox>
                 <w:txbxContent>
                   <w:p>
@@ -13166,17 +13830,7 @@
                         <w:szCs w:val="10"/>
                         <w:shd w:val="clear" w:color="auto" w:fill="FFFFFF"/>
                       </w:rPr>
-                      <w:t xml:space="preserve">       </w:t>
-                    </w:r>
-                    <w:r>
-                      <w:rPr>
-                        <w:rStyle w:val="Strong"/>
-                        <w:rFonts w:ascii="UTM Alexander" w:hAnsi="UTM Alexander" w:cs="Helvetica"/>
-                        <w:sz w:val="10"/>
-                        <w:szCs w:val="10"/>
-                        <w:shd w:val="clear" w:color="auto" w:fill="FFFFFF"/>
-                      </w:rPr>
-                      <w:t xml:space="preserve"> I</w:t>
+                      <w:t xml:space="preserve">        I</w:t>
                     </w:r>
                     <w:r>
                       <w:rPr>
@@ -13327,7 +13981,7 @@
         </mc:Choice>
         <mc:Fallback>
           <w:pict>
-            <v:shapetype w14:anchorId="371741C4" id="_x0000_t34" coordsize="21600,21600" o:spt="34" o:oned="t" adj="10800" path="m,l@0,0@0,21600,21600,21600e" filled="f">
+            <v:shapetype w14:anchorId="157AF2C9" id="_x0000_t34" coordsize="21600,21600" o:spt="34" o:oned="t" adj="10800" path="m,l@0,0@0,21600,21600,21600e" filled="f">
               <v:stroke joinstyle="miter"/>
               <v:formulas>
                 <v:f eqn="val #0"/>
@@ -13338,7 +13992,7 @@
               </v:handles>
               <o:lock v:ext="edit" shapetype="t"/>
             </v:shapetype>
-            <v:shape id="AutoShape 28" o:spid="_x0000_s1026" type="#_x0000_t34" style="position:absolute;margin-left:-1.4pt;margin-top:20pt;width:260pt;height:7.5pt;flip:y;z-index:251659776;visibility:visible;mso-wrap-style:square;mso-width-percent:0;mso-height-percent:0;mso-wrap-distance-left:9pt;mso-wrap-distance-top:0;mso-wrap-distance-right:9pt;mso-wrap-distance-bottom:0;mso-position-horizontal:absolute;mso-position-horizontal-relative:text;mso-position-vertical:absolute;mso-position-vertical-relative:text;mso-width-percent:0;mso-height-percent:0;mso-width-relative:margin;mso-height-relative:margin" o:gfxdata="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" adj="10343"/>
+            <v:shape id="AutoShape 28" o:spid="_x0000_s1026" type="#_x0000_t34" style="position:absolute;margin-left:-1.4pt;margin-top:20pt;width:260pt;height:7.5pt;flip:y;z-index:251659776;visibility:visible;mso-wrap-style:square;mso-width-percent:0;mso-height-percent:0;mso-wrap-distance-left:9pt;mso-wrap-distance-top:0;mso-wrap-distance-right:9pt;mso-wrap-distance-bottom:0;mso-position-horizontal:absolute;mso-position-horizontal-relative:text;mso-position-vertical:absolute;mso-position-vertical-relative:text;mso-width-percent:0;mso-height-percent:0;mso-width-relative:margin;mso-height-relative:margin" o:gfxdata="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" adj="10343"/>
           </w:pict>
         </mc:Fallback>
       </mc:AlternateContent>
@@ -13455,7 +14109,7 @@
         </mc:Choice>
         <mc:Fallback>
           <w:pict>
-            <v:shape w14:anchorId="642EECFC" id="_x0000_s1054" type="#_x0000_t202" style="position:absolute;left:0;text-align:left;margin-left:258.6pt;margin-top:12.5pt;width:171.5pt;height:16.5pt;z-index:251645440;visibility:visible;mso-wrap-style:square;mso-width-percent:0;mso-height-percent:0;mso-wrap-distance-left:9pt;mso-wrap-distance-top:0;mso-wrap-distance-right:9pt;mso-wrap-distance-bottom:0;mso-position-horizontal:absolute;mso-position-horizontal-relative:text;mso-position-vertical:absolute;mso-position-vertical-relative:text;mso-width-percent:0;mso-height-percent:0;mso-width-relative:margin;mso-height-relative:page;v-text-anchor:top" o:gfxdata="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" fillcolor="#dae3f3" stroked="f">
+            <v:shape w14:anchorId="642EECFC" id="_x0000_s1054" type="#_x0000_t202" style="position:absolute;left:0;text-align:left;margin-left:258.6pt;margin-top:12.5pt;width:171.5pt;height:16.5pt;z-index:251645440;visibility:visible;mso-wrap-style:square;mso-width-percent:0;mso-height-percent:0;mso-wrap-distance-left:9pt;mso-wrap-distance-top:0;mso-wrap-distance-right:9pt;mso-wrap-distance-bottom:0;mso-position-horizontal:absolute;mso-position-horizontal-relative:text;mso-position-vertical:absolute;mso-position-vertical-relative:text;mso-width-percent:0;mso-height-percent:0;mso-width-relative:margin;mso-height-relative:page;v-text-anchor:top" o:gfxdata="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" fillcolor="#dae3f3" stroked="f">
               <v:textbox inset="2mm,0,2mm,0">
                 <w:txbxContent>
                   <w:p>
@@ -13502,7 +14156,7 @@
 </file>
 
 <file path=word/header9.xml><?xml version="1.0" encoding="utf-8"?>
-<w:hdr xmlns:wpc="http://schemas.microsoft.com/office/word/2010/wordprocessingCanvas" xmlns:cx="http://schemas.microsoft.com/office/drawing/2014/chartex" xmlns:cx1="http://schemas.microsoft.com/office/drawing/2015/9/8/chartex" xmlns:cx2="http://schemas.microsoft.com/office/drawing/2015/10/21/chartex" xmlns:cx3="http://schemas.microsoft.com/office/drawing/2016/5/9/chartex" xmlns:cx4="http://schemas.microsoft.com/office/drawing/2016/5/10/chartex" xmlns:cx5="http://schemas.microsoft.com/office/drawing/2016/5/11/chartex" xmlns:cx6="http://schemas.microsoft.com/office/drawing/2016/5/12/chartex" xmlns:cx7="http://schemas.microsoft.com/office/drawing/2016/5/13/chartex" xmlns:cx8="http://schemas.microsoft.com/office/drawing/2016/5/14/chartex" xmlns:mc="http://schemas.openxmlformats.org/markup-compatibility/2006" xmlns:aink="http://schemas.microsoft.com/office/drawing/2016/ink" xmlns:am3d="http://schemas.microsoft.com/office/drawing/2017/model3d" xmlns:o="urn:schemas-microsoft-com:office:office" xmlns:oel="http://schemas.microsoft.com/office/2019/extlst" xmlns:r="http://schemas.openxmlformats.org/officeDocument/2006/relationships" xmlns:m="http://schemas.openxmlformats.org/officeDocument/2006/math" xmlns:v="urn:schemas-microsoft-com:vml" xmlns:wp14="http://schemas.microsoft.com/office/word/2010/wordprocessingDrawing" xmlns:wp="http://schemas.openxmlformats.org/drawingml/2006/wordprocessingDrawing" xmlns:w10="urn:schemas-microsoft-com:office:word" xmlns:w="http://schemas.openxmlformats.org/wordprocessingml/2006/main" xmlns:w14="http://schemas.microsoft.com/office/word/2010/wordml" xmlns:w15="http://schemas.microsoft.com/office/word/2012/wordml" xmlns:w16cex="http://schemas.microsoft.com/office/word/2018/wordml/cex" xmlns:w16cid="http://schemas.microsoft.com/office/word/2016/wordml/cid" xmlns:w16="http://schemas.microsoft.com/office/word/2018/wordml" xmlns:w16du="http://schemas.microsoft.com/office/word/2023/wordml/word16du" xmlns:w16sdtdh="http://schemas.microsoft.com/office/word/2020/wordml/sdtdatahash" xmlns:w16sdtfl="http://schemas.microsoft.com/office/word/2024/wordml/sdtformatlock" xmlns:w16se="http://schemas.microsoft.com/office/word/2015/wordml/symex" xmlns:wpg="http://schemas.microsoft.com/office/word/2010/wordprocessingGroup" xmlns:wpi="http://schemas.microsoft.com/office/word/2010/wordprocessingInk" xmlns:wne="http://schemas.microsoft.com/office/word/2006/wordml" xmlns:wps="http://schemas.microsoft.com/office/word/2010/wordprocessingShape" mc:Ignorable="w14 w15 w16se w16cid w16 w16cex w16sdtdh w16sdtfl w16du wp14">
+<w:hdr xmlns:wpc="http://schemas.microsoft.com/office/word/2010/wordprocessingCanvas" xmlns:cx="http://schemas.microsoft.com/office/drawing/2014/chartex" xmlns:cx1="http://schemas.microsoft.com/office/drawing/2015/9/8/chartex" xmlns:cx2="http://schemas.microsoft.com/office/drawing/2015/10/21/chartex" xmlns:cx3="http://schemas.microsoft.com/office/drawing/2016/5/9/chartex" xmlns:cx4="http://schemas.microsoft.com/office/drawing/2016/5/10/chartex" xmlns:cx5="http://schemas.microsoft.com/office/drawing/2016/5/11/chartex" xmlns:cx6="http://schemas.microsoft.com/office/drawing/2016/5/12/chartex" xmlns:cx7="http://schemas.microsoft.com/office/drawing/2016/5/13/chartex" xmlns:cx8="http://schemas.microsoft.com/office/drawing/2016/5/14/chartex" xmlns:mc="http://schemas.openxmlformats.org/markup-compatibility/2006" xmlns:aink="http://schemas.microsoft.com/office/drawing/2016/ink" xmlns:am3d="http://schemas.microsoft.com/office/drawing/2017/model3d" xmlns:o="urn:schemas-microsoft-com:office:office" xmlns:r="http://schemas.openxmlformats.org/officeDocument/2006/relationships" xmlns:m="http://schemas.openxmlformats.org/officeDocument/2006/math" xmlns:v="urn:schemas-microsoft-com:vml" xmlns:wp14="http://schemas.microsoft.com/office/word/2010/wordprocessingDrawing" xmlns:wp="http://schemas.openxmlformats.org/drawingml/2006/wordprocessingDrawing" xmlns:w10="urn:schemas-microsoft-com:office:word" xmlns:w="http://schemas.openxmlformats.org/wordprocessingml/2006/main" xmlns:w14="http://schemas.microsoft.com/office/word/2010/wordml" xmlns:w15="http://schemas.microsoft.com/office/word/2012/wordml" xmlns:w16cid="http://schemas.microsoft.com/office/word/2016/wordml/cid" xmlns:w16se="http://schemas.microsoft.com/office/word/2015/wordml/symex" xmlns:wpg="http://schemas.microsoft.com/office/word/2010/wordprocessingGroup" xmlns:wpi="http://schemas.microsoft.com/office/word/2010/wordprocessingInk" xmlns:wne="http://schemas.microsoft.com/office/word/2006/wordml" xmlns:wps="http://schemas.microsoft.com/office/word/2010/wordprocessingShape" mc:Ignorable="w14 w15 w16se w16cid wp14">
   <w:p>
     <w:pPr>
       <w:pStyle w:val="Header"/>
@@ -13580,17 +14234,7 @@
                               <w:szCs w:val="10"/>
                               <w:shd w:val="clear" w:color="auto" w:fill="FFFFFF"/>
                             </w:rPr>
-                            <w:t xml:space="preserve">       </w:t>
-                          </w:r>
-                          <w:r>
-                            <w:rPr>
-                              <w:rStyle w:val="Strong"/>
-                              <w:rFonts w:ascii="UTM Alexander" w:hAnsi="UTM Alexander" w:cs="Helvetica"/>
-                              <w:sz w:val="10"/>
-                              <w:szCs w:val="10"/>
-                              <w:shd w:val="clear" w:color="auto" w:fill="FFFFFF"/>
-                            </w:rPr>
-                            <w:t xml:space="preserve"> I</w:t>
+                            <w:t xml:space="preserve">        I</w:t>
                           </w:r>
                           <w:r>
                             <w:rPr>
@@ -13689,7 +14333,7 @@
               <v:stroke joinstyle="miter"/>
               <v:path gradientshapeok="t" o:connecttype="rect"/>
             </v:shapetype>
-            <v:shape id="Text Box 182331937" o:spid="_x0000_s1055" type="#_x0000_t202" style="position:absolute;left:0;text-align:left;margin-left:-6.9pt;margin-top:5.3pt;width:142.15pt;height:31.6pt;z-index:251664896;visibility:visible;mso-wrap-style:square;mso-width-percent:0;mso-height-percent:0;mso-wrap-distance-left:9pt;mso-wrap-distance-top:0;mso-wrap-distance-right:9pt;mso-wrap-distance-bottom:0;mso-position-horizontal:absolute;mso-position-horizontal-relative:text;mso-position-vertical:absolute;mso-position-vertical-relative:text;mso-width-percent:0;mso-height-percent:0;mso-width-relative:margin;mso-height-relative:margin;v-text-anchor:top" o:gfxdata="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" filled="f" stroked="f" strokeweight=".5pt">
+            <v:shape id="Text Box 182331937" o:spid="_x0000_s1055" type="#_x0000_t202" style="position:absolute;left:0;text-align:left;margin-left:-6.9pt;margin-top:5.3pt;width:142.15pt;height:31.6pt;z-index:251664896;visibility:visible;mso-wrap-style:square;mso-width-percent:0;mso-height-percent:0;mso-wrap-distance-left:9pt;mso-wrap-distance-top:0;mso-wrap-distance-right:9pt;mso-wrap-distance-bottom:0;mso-position-horizontal:absolute;mso-position-horizontal-relative:text;mso-position-vertical:absolute;mso-position-vertical-relative:text;mso-width-percent:0;mso-height-percent:0;mso-width-relative:margin;mso-height-relative:margin;v-text-anchor:top" o:gfxdata="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" filled="f" stroked="f" strokeweight=".5pt">
               <v:textbox>
                 <w:txbxContent>
                   <w:p>
@@ -13721,17 +14365,7 @@
                         <w:szCs w:val="10"/>
                         <w:shd w:val="clear" w:color="auto" w:fill="FFFFFF"/>
                       </w:rPr>
-                      <w:t xml:space="preserve">       </w:t>
-                    </w:r>
-                    <w:r>
-                      <w:rPr>
-                        <w:rStyle w:val="Strong"/>
-                        <w:rFonts w:ascii="UTM Alexander" w:hAnsi="UTM Alexander" w:cs="Helvetica"/>
-                        <w:sz w:val="10"/>
-                        <w:szCs w:val="10"/>
-                        <w:shd w:val="clear" w:color="auto" w:fill="FFFFFF"/>
-                      </w:rPr>
-                      <w:t xml:space="preserve"> I</w:t>
+                      <w:t xml:space="preserve">        I</w:t>
                     </w:r>
                     <w:r>
                       <w:rPr>
@@ -13882,7 +14516,7 @@
         </mc:Choice>
         <mc:Fallback>
           <w:pict>
-            <v:shapetype w14:anchorId="60B9ACA2" id="_x0000_t34" coordsize="21600,21600" o:spt="34" o:oned="t" adj="10800" path="m,l@0,0@0,21600,21600,21600e" filled="f">
+            <v:shapetype w14:anchorId="7B7E6955" id="_x0000_t34" coordsize="21600,21600" o:spt="34" o:oned="t" adj="10800" path="m,l@0,0@0,21600,21600,21600e" filled="f">
               <v:stroke joinstyle="miter"/>
               <v:formulas>
                 <v:f eqn="val #0"/>
@@ -13893,7 +14527,7 @@
               </v:handles>
               <o:lock v:ext="edit" shapetype="t"/>
             </v:shapetype>
-            <v:shape id="AutoShape 28" o:spid="_x0000_s1026" type="#_x0000_t34" style="position:absolute;margin-left:-1.4pt;margin-top:20pt;width:260pt;height:7.5pt;flip:y;z-index:251657728;visibility:visible;mso-wrap-style:square;mso-width-percent:0;mso-height-percent:0;mso-wrap-distance-left:9pt;mso-wrap-distance-top:0;mso-wrap-distance-right:9pt;mso-wrap-distance-bottom:0;mso-position-horizontal:absolute;mso-position-horizontal-relative:text;mso-position-vertical:absolute;mso-position-vertical-relative:text;mso-width-percent:0;mso-height-percent:0;mso-width-relative:margin;mso-height-relative:margin" o:gfxdata="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" adj="10343"/>
+            <v:shape id="AutoShape 28" o:spid="_x0000_s1026" type="#_x0000_t34" style="position:absolute;margin-left:-1.4pt;margin-top:20pt;width:260pt;height:7.5pt;flip:y;z-index:251657728;visibility:visible;mso-wrap-style:square;mso-width-percent:0;mso-height-percent:0;mso-wrap-distance-left:9pt;mso-wrap-distance-top:0;mso-wrap-distance-right:9pt;mso-wrap-distance-bottom:0;mso-position-horizontal:absolute;mso-position-horizontal-relative:text;mso-position-vertical:absolute;mso-position-vertical-relative:text;mso-width-percent:0;mso-height-percent:0;mso-width-relative:margin;mso-height-relative:margin" o:gfxdata="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" adj="10343"/>
           </w:pict>
         </mc:Fallback>
       </mc:AlternateContent>
@@ -14010,7 +14644,7 @@
         </mc:Choice>
         <mc:Fallback>
           <w:pict>
-            <v:shape w14:anchorId="2F76437E" id="_x0000_s1056" type="#_x0000_t202" style="position:absolute;left:0;text-align:left;margin-left:258.6pt;margin-top:12.5pt;width:171.5pt;height:16.5pt;z-index:251650560;visibility:visible;mso-wrap-style:square;mso-width-percent:0;mso-height-percent:0;mso-wrap-distance-left:9pt;mso-wrap-distance-top:0;mso-wrap-distance-right:9pt;mso-wrap-distance-bottom:0;mso-position-horizontal:absolute;mso-position-horizontal-relative:text;mso-position-vertical:absolute;mso-position-vertical-relative:text;mso-width-percent:0;mso-height-percent:0;mso-width-relative:margin;mso-height-relative:page;v-text-anchor:top" o:gfxdata="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" fillcolor="#dae3f3" stroked="f">
+            <v:shape w14:anchorId="2F76437E" id="_x0000_s1056" type="#_x0000_t202" style="position:absolute;left:0;text-align:left;margin-left:258.6pt;margin-top:12.5pt;width:171.5pt;height:16.5pt;z-index:251650560;visibility:visible;mso-wrap-style:square;mso-width-percent:0;mso-height-percent:0;mso-wrap-distance-left:9pt;mso-wrap-distance-top:0;mso-wrap-distance-right:9pt;mso-wrap-distance-bottom:0;mso-position-horizontal:absolute;mso-position-horizontal-relative:text;mso-position-vertical:absolute;mso-position-vertical-relative:text;mso-width-percent:0;mso-height-percent:0;mso-width-relative:margin;mso-height-relative:page;v-text-anchor:top" o:gfxdata="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" fillcolor="#dae3f3" stroked="f">
               <v:textbox inset="2mm,0,2mm,0">
                 <w:txbxContent>
                   <w:p>
@@ -14057,7 +14691,7 @@
 </file>
 
 <file path=word/numbering.xml><?xml version="1.0" encoding="utf-8"?>
-<w:numbering xmlns:wpc="http://schemas.microsoft.com/office/word/2010/wordprocessingCanvas" xmlns:cx="http://schemas.microsoft.com/office/drawing/2014/chartex" xmlns:cx1="http://schemas.microsoft.com/office/drawing/2015/9/8/chartex" xmlns:cx2="http://schemas.microsoft.com/office/drawing/2015/10/21/chartex" xmlns:cx3="http://schemas.microsoft.com/office/drawing/2016/5/9/chartex" xmlns:cx4="http://schemas.microsoft.com/office/drawing/2016/5/10/chartex" xmlns:cx5="http://schemas.microsoft.com/office/drawing/2016/5/11/chartex" xmlns:cx6="http://schemas.microsoft.com/office/drawing/2016/5/12/chartex" xmlns:cx7="http://schemas.microsoft.com/office/drawing/2016/5/13/chartex" xmlns:cx8="http://schemas.microsoft.com/office/drawing/2016/5/14/chartex" xmlns:mc="http://schemas.openxmlformats.org/markup-compatibility/2006" xmlns:aink="http://schemas.microsoft.com/office/drawing/2016/ink" xmlns:am3d="http://schemas.microsoft.com/office/drawing/2017/model3d" xmlns:o="urn:schemas-microsoft-com:office:office" xmlns:oel="http://schemas.microsoft.com/office/2019/extlst" xmlns:r="http://schemas.openxmlformats.org/officeDocument/2006/relationships" xmlns:m="http://schemas.openxmlformats.org/officeDocument/2006/math" xmlns:v="urn:schemas-microsoft-com:vml" xmlns:wp14="http://schemas.microsoft.com/office/word/2010/wordprocessingDrawing" xmlns:wp="http://schemas.openxmlformats.org/drawingml/2006/wordprocessingDrawing" xmlns:w10="urn:schemas-microsoft-com:office:word" xmlns:w="http://schemas.openxmlformats.org/wordprocessingml/2006/main" xmlns:w14="http://schemas.microsoft.com/office/word/2010/wordml" xmlns:w15="http://schemas.microsoft.com/office/word/2012/wordml" xmlns:w16cex="http://schemas.microsoft.com/office/word/2018/wordml/cex" xmlns:w16cid="http://schemas.microsoft.com/office/word/2016/wordml/cid" xmlns:w16="http://schemas.microsoft.com/office/word/2018/wordml" xmlns:w16du="http://schemas.microsoft.com/office/word/2023/wordml/word16du" xmlns:w16sdtdh="http://schemas.microsoft.com/office/word/2020/wordml/sdtdatahash" xmlns:w16sdtfl="http://schemas.microsoft.com/office/word/2024/wordml/sdtformatlock" xmlns:w16se="http://schemas.microsoft.com/office/word/2015/wordml/symex" xmlns:wpg="http://schemas.microsoft.com/office/word/2010/wordprocessingGroup" xmlns:wpi="http://schemas.microsoft.com/office/word/2010/wordprocessingInk" xmlns:wne="http://schemas.microsoft.com/office/word/2006/wordml" xmlns:wps="http://schemas.microsoft.com/office/word/2010/wordprocessingShape" mc:Ignorable="w14 w15 w16se w16cid w16 w16cex w16sdtdh w16sdtfl w16du wp14">
+<w:numbering xmlns:wpc="http://schemas.microsoft.com/office/word/2010/wordprocessingCanvas" xmlns:cx="http://schemas.microsoft.com/office/drawing/2014/chartex" xmlns:cx1="http://schemas.microsoft.com/office/drawing/2015/9/8/chartex" xmlns:cx2="http://schemas.microsoft.com/office/drawing/2015/10/21/chartex" xmlns:cx3="http://schemas.microsoft.com/office/drawing/2016/5/9/chartex" xmlns:cx4="http://schemas.microsoft.com/office/drawing/2016/5/10/chartex" xmlns:cx5="http://schemas.microsoft.com/office/drawing/2016/5/11/chartex" xmlns:cx6="http://schemas.microsoft.com/office/drawing/2016/5/12/chartex" xmlns:cx7="http://schemas.microsoft.com/office/drawing/2016/5/13/chartex" xmlns:cx8="http://schemas.microsoft.com/office/drawing/2016/5/14/chartex" xmlns:mc="http://schemas.openxmlformats.org/markup-compatibility/2006" xmlns:aink="http://schemas.microsoft.com/office/drawing/2016/ink" xmlns:am3d="http://schemas.microsoft.com/office/drawing/2017/model3d" xmlns:o="urn:schemas-microsoft-com:office:office" xmlns:r="http://schemas.openxmlformats.org/officeDocument/2006/relationships" xmlns:m="http://schemas.openxmlformats.org/officeDocument/2006/math" xmlns:v="urn:schemas-microsoft-com:vml" xmlns:wp14="http://schemas.microsoft.com/office/word/2010/wordprocessingDrawing" xmlns:wp="http://schemas.openxmlformats.org/drawingml/2006/wordprocessingDrawing" xmlns:w10="urn:schemas-microsoft-com:office:word" xmlns:w="http://schemas.openxmlformats.org/wordprocessingml/2006/main" xmlns:w14="http://schemas.microsoft.com/office/word/2010/wordml" xmlns:w15="http://schemas.microsoft.com/office/word/2012/wordml" xmlns:w16cid="http://schemas.microsoft.com/office/word/2016/wordml/cid" xmlns:w16se="http://schemas.microsoft.com/office/word/2015/wordml/symex" xmlns:wpg="http://schemas.microsoft.com/office/word/2010/wordprocessingGroup" xmlns:wpi="http://schemas.microsoft.com/office/word/2010/wordprocessingInk" xmlns:wne="http://schemas.microsoft.com/office/word/2006/wordml" xmlns:wps="http://schemas.microsoft.com/office/word/2010/wordprocessingShape" mc:Ignorable="w14 w15 w16se w16cid wp14">
   <w:abstractNum w:abstractNumId="0" w15:restartNumberingAfterBreak="0">
     <w:nsid w:val="10B528CE"/>
     <w:multiLevelType w:val="hybridMultilevel"/>
@@ -14685,32 +15319,32 @@
       </w:pPr>
     </w:lvl>
   </w:abstractNum>
-  <w:num w:numId="1" w16cid:durableId="121853956">
+  <w:num w:numId="1">
     <w:abstractNumId w:val="3"/>
   </w:num>
-  <w:num w:numId="2" w16cid:durableId="952328025">
+  <w:num w:numId="2">
     <w:abstractNumId w:val="2"/>
   </w:num>
-  <w:num w:numId="3" w16cid:durableId="166484787">
+  <w:num w:numId="3">
     <w:abstractNumId w:val="4"/>
   </w:num>
-  <w:num w:numId="4" w16cid:durableId="1880705943">
+  <w:num w:numId="4">
     <w:abstractNumId w:val="0"/>
   </w:num>
-  <w:num w:numId="5" w16cid:durableId="2133283192">
+  <w:num w:numId="5">
     <w:abstractNumId w:val="5"/>
   </w:num>
-  <w:num w:numId="6" w16cid:durableId="834148306">
+  <w:num w:numId="6">
     <w:abstractNumId w:val="1"/>
   </w:num>
-  <w:num w:numId="7" w16cid:durableId="1925605544">
+  <w:num w:numId="7">
     <w:abstractNumId w:val="6"/>
   </w:num>
 </w:numbering>
 </file>
 
 <file path=word/styles.xml><?xml version="1.0" encoding="utf-8"?>
-<w:styles xmlns:mc="http://schemas.openxmlformats.org/markup-compatibility/2006" xmlns:r="http://schemas.openxmlformats.org/officeDocument/2006/relationships" xmlns:w="http://schemas.openxmlformats.org/wordprocessingml/2006/main" xmlns:w14="http://schemas.microsoft.com/office/word/2010/wordml" xmlns:w15="http://schemas.microsoft.com/office/word/2012/wordml" xmlns:w16cex="http://schemas.microsoft.com/office/word/2018/wordml/cex" xmlns:w16cid="http://schemas.microsoft.com/office/word/2016/wordml/cid" xmlns:w16="http://schemas.microsoft.com/office/word/2018/wordml" xmlns:w16du="http://schemas.microsoft.com/office/word/2023/wordml/word16du" xmlns:w16sdtdh="http://schemas.microsoft.com/office/word/2020/wordml/sdtdatahash" xmlns:w16sdtfl="http://schemas.microsoft.com/office/word/2024/wordml/sdtformatlock" xmlns:w16se="http://schemas.microsoft.com/office/word/2015/wordml/symex" mc:Ignorable="w14 w15 w16se w16cid w16 w16cex w16sdtdh w16sdtfl w16du">
+<w:styles xmlns:mc="http://schemas.openxmlformats.org/markup-compatibility/2006" xmlns:r="http://schemas.openxmlformats.org/officeDocument/2006/relationships" xmlns:w="http://schemas.openxmlformats.org/wordprocessingml/2006/main" xmlns:w14="http://schemas.microsoft.com/office/word/2010/wordml" xmlns:w15="http://schemas.microsoft.com/office/word/2012/wordml" xmlns:w16cid="http://schemas.microsoft.com/office/word/2016/wordml/cid" xmlns:w16se="http://schemas.microsoft.com/office/word/2015/wordml/symex" mc:Ignorable="w14 w15 w16se w16cid">
   <w:docDefaults>
     <w:rPrDefault>
       <w:rPr>
@@ -14720,7 +15354,7 @@
     </w:rPrDefault>
     <w:pPrDefault/>
   </w:docDefaults>
-  <w:latentStyles w:defLockedState="0" w:defUIPriority="0" w:defSemiHidden="0" w:defUnhideWhenUsed="0" w:defQFormat="0" w:count="376">
+  <w:latentStyles w:defLockedState="0" w:defUIPriority="0" w:defSemiHidden="0" w:defUnhideWhenUsed="0" w:defQFormat="0" w:count="375">
     <w:lsdException w:name="Normal" w:qFormat="1"/>
     <w:lsdException w:name="heading 2" w:semiHidden="1" w:unhideWhenUsed="1" w:qFormat="1"/>
     <w:lsdException w:name="heading 3" w:semiHidden="1" w:unhideWhenUsed="1" w:qFormat="1"/>
@@ -15085,7 +15719,6 @@
     <w:lsdException w:name="Smart Hyperlink" w:semiHidden="1" w:uiPriority="99" w:unhideWhenUsed="1"/>
     <w:lsdException w:name="Hashtag" w:semiHidden="1" w:uiPriority="99" w:unhideWhenUsed="1"/>
     <w:lsdException w:name="Unresolved Mention" w:semiHidden="1" w:uiPriority="99" w:unhideWhenUsed="1"/>
-    <w:lsdException w:name="Smart Link" w:semiHidden="1" w:uiPriority="99" w:unhideWhenUsed="1"/>
   </w:latentStyles>
   <w:style w:type="paragraph" w:default="1" w:styleId="Normal">
     <w:name w:val="Normal"/>
@@ -15105,6 +15738,7 @@
   <w:style w:type="character" w:default="1" w:styleId="DefaultParagraphFont">
     <w:name w:val="Default Paragraph Font"/>
     <w:uiPriority w:val="1"/>
+    <w:semiHidden/>
     <w:unhideWhenUsed/>
   </w:style>
   <w:style w:type="table" w:default="1" w:styleId="TableNormal">
@@ -16258,7 +16892,7 @@
 </file>
 
 <file path=customXml/itemProps1.xml><?xml version="1.0" encoding="utf-8"?>
-<ds:datastoreItem xmlns:ds="http://schemas.openxmlformats.org/officeDocument/2006/customXml" ds:itemID="{14762CFD-54E4-4DE8-99D9-0F2A8315D57C}">
+<ds:datastoreItem xmlns:ds="http://schemas.openxmlformats.org/officeDocument/2006/customXml" ds:itemID="{E7F417C6-B10D-4AC7-BBF1-394088C10549}">
   <ds:schemaRefs>
     <ds:schemaRef ds:uri="http://schemas.openxmlformats.org/officeDocument/2006/bibliography"/>
   </ds:schemaRefs>

--- a/MOSFOA paper 2/JMST-paper 1.docx
+++ b/MOSFOA paper 2/JMST-paper 1.docx
@@ -1,6 +1,6 @@
 
 <file path=word/document.xml><?xml version="1.0" encoding="utf-8"?>
-<w:document xmlns:wpc="http://schemas.microsoft.com/office/word/2010/wordprocessingCanvas" xmlns:cx="http://schemas.microsoft.com/office/drawing/2014/chartex" xmlns:cx1="http://schemas.microsoft.com/office/drawing/2015/9/8/chartex" xmlns:cx2="http://schemas.microsoft.com/office/drawing/2015/10/21/chartex" xmlns:cx3="http://schemas.microsoft.com/office/drawing/2016/5/9/chartex" xmlns:cx4="http://schemas.microsoft.com/office/drawing/2016/5/10/chartex" xmlns:cx5="http://schemas.microsoft.com/office/drawing/2016/5/11/chartex" xmlns:cx6="http://schemas.microsoft.com/office/drawing/2016/5/12/chartex" xmlns:cx7="http://schemas.microsoft.com/office/drawing/2016/5/13/chartex" xmlns:cx8="http://schemas.microsoft.com/office/drawing/2016/5/14/chartex" xmlns:mc="http://schemas.openxmlformats.org/markup-compatibility/2006" xmlns:aink="http://schemas.microsoft.com/office/drawing/2016/ink" xmlns:am3d="http://schemas.microsoft.com/office/drawing/2017/model3d" xmlns:o="urn:schemas-microsoft-com:office:office" xmlns:r="http://schemas.openxmlformats.org/officeDocument/2006/relationships" xmlns:m="http://schemas.openxmlformats.org/officeDocument/2006/math" xmlns:v="urn:schemas-microsoft-com:vml" xmlns:wp14="http://schemas.microsoft.com/office/word/2010/wordprocessingDrawing" xmlns:wp="http://schemas.openxmlformats.org/drawingml/2006/wordprocessingDrawing" xmlns:w10="urn:schemas-microsoft-com:office:word" xmlns:w="http://schemas.openxmlformats.org/wordprocessingml/2006/main" xmlns:w14="http://schemas.microsoft.com/office/word/2010/wordml" xmlns:w15="http://schemas.microsoft.com/office/word/2012/wordml" xmlns:w16cid="http://schemas.microsoft.com/office/word/2016/wordml/cid" xmlns:w16se="http://schemas.microsoft.com/office/word/2015/wordml/symex" xmlns:wpg="http://schemas.microsoft.com/office/word/2010/wordprocessingGroup" xmlns:wpi="http://schemas.microsoft.com/office/word/2010/wordprocessingInk" xmlns:wne="http://schemas.microsoft.com/office/word/2006/wordml" xmlns:wps="http://schemas.microsoft.com/office/word/2010/wordprocessingShape" mc:Ignorable="w14 w15 w16se w16cid wp14">
+<w:document xmlns:wpc="http://schemas.microsoft.com/office/word/2010/wordprocessingCanvas" xmlns:cx="http://schemas.microsoft.com/office/drawing/2014/chartex" xmlns:cx1="http://schemas.microsoft.com/office/drawing/2015/9/8/chartex" xmlns:cx2="http://schemas.microsoft.com/office/drawing/2015/10/21/chartex" xmlns:cx3="http://schemas.microsoft.com/office/drawing/2016/5/9/chartex" xmlns:cx4="http://schemas.microsoft.com/office/drawing/2016/5/10/chartex" xmlns:cx5="http://schemas.microsoft.com/office/drawing/2016/5/11/chartex" xmlns:cx6="http://schemas.microsoft.com/office/drawing/2016/5/12/chartex" xmlns:cx7="http://schemas.microsoft.com/office/drawing/2016/5/13/chartex" xmlns:cx8="http://schemas.microsoft.com/office/drawing/2016/5/14/chartex" xmlns:mc="http://schemas.openxmlformats.org/markup-compatibility/2006" xmlns:aink="http://schemas.microsoft.com/office/drawing/2016/ink" xmlns:am3d="http://schemas.microsoft.com/office/drawing/2017/model3d" xmlns:o="urn:schemas-microsoft-com:office:office" xmlns:oel="http://schemas.microsoft.com/office/2019/extlst" xmlns:r="http://schemas.openxmlformats.org/officeDocument/2006/relationships" xmlns:m="http://schemas.openxmlformats.org/officeDocument/2006/math" xmlns:v="urn:schemas-microsoft-com:vml" xmlns:wp14="http://schemas.microsoft.com/office/word/2010/wordprocessingDrawing" xmlns:wp="http://schemas.openxmlformats.org/drawingml/2006/wordprocessingDrawing" xmlns:w10="urn:schemas-microsoft-com:office:word" xmlns:w="http://schemas.openxmlformats.org/wordprocessingml/2006/main" xmlns:w14="http://schemas.microsoft.com/office/word/2010/wordml" xmlns:w15="http://schemas.microsoft.com/office/word/2012/wordml" xmlns:w16cex="http://schemas.microsoft.com/office/word/2018/wordml/cex" xmlns:w16cid="http://schemas.microsoft.com/office/word/2016/wordml/cid" xmlns:w16="http://schemas.microsoft.com/office/word/2018/wordml" xmlns:w16du="http://schemas.microsoft.com/office/word/2023/wordml/word16du" xmlns:w16sdtdh="http://schemas.microsoft.com/office/word/2020/wordml/sdtdatahash" xmlns:w16sdtfl="http://schemas.microsoft.com/office/word/2024/wordml/sdtformatlock" xmlns:w16se="http://schemas.microsoft.com/office/word/2015/wordml/symex" xmlns:wpg="http://schemas.microsoft.com/office/word/2010/wordprocessingGroup" xmlns:wpi="http://schemas.microsoft.com/office/word/2010/wordprocessingInk" xmlns:wne="http://schemas.microsoft.com/office/word/2006/wordml" xmlns:wps="http://schemas.microsoft.com/office/word/2010/wordprocessingShape" mc:Ignorable="w14 w15 w16se w16cid w16 w16cex w16sdtdh w16sdtfl w16du wp14">
   <w:body>
     <w:p>
       <w:pPr>
@@ -272,12 +272,43 @@
           <w:p>
             <w:pPr>
               <w:pStyle w:val="JMSTAbstracst"/>
+              <w:rPr>
+                <w:lang/>
+              </w:rPr>
             </w:pPr>
             <w:r>
-              <w:t xml:space="preserve">This paper presents an application of MOSFOA [1] to the multi-objective optimization of pile systems for two real wharf structures (Wharf A and Wharf B) with different scales and geotechnical conditions. The design space consists of 33 AMACCAO prestressed centrifugal concrete pile catalogue alternatives. The two objectives are to minimize pile material mass and maximum lateral displacement at deck level, with pile bearing capacity evaluated using the TCVN 10304:2025 formulation. MOSFOA is </w:t>
+              <w:rPr>
+                <w:lang/>
+              </w:rPr>
+              <w:t>This paper presents an application of MOSFOA [1] to the optimization of pile systems for two real wharf structures with different scales and geotechnical conditions. The design space comprises prestressed centrifugal concrete pile alternatives selected from the manufacturer's catalogue. Two objectives are considered: minimizing the mass of pile materials and the maximum lateral displacement at deck level. Pile bearing capacity is evaluated in accordance with TCVN 10304:2025.</w:t>
             </w:r>
+          </w:p>
+          <w:p>
+            <w:pPr>
+              <w:pStyle w:val="JMSTAbstracst"/>
+              <w:rPr>
+                <w:lang/>
+              </w:rPr>
+            </w:pPr>
             <w:r>
-              <w:t>implemented in MATLAB and coupled with SAP2000 through the OAPI to evaluate each alternative using FEM analysis. As the design space contains only 33 alternatives, all alternatives are evaluated to establish a reference Pareto set for each wharf. With 20 independent runs for each wharf, MOSFOA fully recovered the reference Pareto set in all 40 runs, with zero standard deviation. The results demonstrate the applicability and reproducibility of the proposed MOSFOA-based optimization workflow for the investigated problem class, without implying universal superiority of MOSFOA.</w:t>
+              <w:rPr>
+                <w:lang/>
+              </w:rPr>
+              <w:t>The MOSFOA algorithm is implemented in MATLAB and coupled with SAP2000 through the OAPI, allowing each design alternative to be evaluated using finite element analysis. All alternatives in the design space are examined to establish a reference Pareto set for each wharf. For each wharf, 20 independent runs are performed. MOSFOA successfully recovers the complete reference Pareto set in all 40 runs, resulting in a standard deviation of zero.</w:t>
+            </w:r>
+          </w:p>
+          <w:p>
+            <w:pPr>
+              <w:pStyle w:val="JMSTAbstracst"/>
+              <w:rPr>
+                <w:lang/>
+              </w:rPr>
+            </w:pPr>
+            <w:r>
+              <w:rPr>
+                <w:lang/>
+              </w:rPr>
+              <w:t>These results demonstrate the applicability and reproducibility of the MOSFOA-based optimization workflow within the scope of the investigated problem.</w:t>
             </w:r>
           </w:p>
           <w:p>
@@ -316,7 +347,15 @@
                 <w:rStyle w:val="JMSTKeywordsChar"/>
                 <w:rFonts w:eastAsia="MS Mincho"/>
               </w:rPr>
-              <w:t>engineering application, MOSFOA, multi-objective optimization, wharf pile system, SAP2000 OAPI, reference Pareto set, TCVN 10304:2025.</w:t>
+              <w:t>engineering application, MOSFOA, multi-objective optimization, wharf pile system, SAP2000 OAPI, reference Pareto set</w:t>
+            </w:r>
+            <w:r>
+              <w:rPr>
+                <w:rStyle w:val="JMSTKeywordsChar"/>
+                <w:rFonts w:eastAsia="MS Mincho"/>
+                <w:lang w:val="en-GB"/>
+              </w:rPr>
+              <w:t>.</w:t>
             </w:r>
           </w:p>
         </w:tc>
@@ -344,7 +383,16 @@
         <w:t>M</w:t>
       </w:r>
       <w:r>
-        <w:t>ulti-objective optimization, MOO) mang tính kỹ thuật điển hình: giảm khối lượng vật liệu (liên quan chi phí, tiến độ thi công) thường mâu thuẫn với yêu cầu giảm chuyển vị ngang và bảo đảm sức chịu tải của cọc theo tiêu chuẩn thiết kế. Tối ưu dựa trên phân tích phần tử hữu hạn (FEM</w:t>
+        <w:t>ulti-objective optimization, MOO) mang tính kỹ thuật điển hình: giảm khối lượng vật liệu (</w:t>
+      </w:r>
+      <w:r>
+        <w:rPr>
+          <w:lang w:val="en-GB"/>
+        </w:rPr>
+        <w:t xml:space="preserve">nhằm giảm </w:t>
+      </w:r>
+      <w:r>
+        <w:t>chi phí, tiến độ thi công) thường mâu thuẫn với yêu cầu giảm chuyển vị ngang và bảo đảm sức chịu tải của cọc theo tiêu chuẩn thiết kế. Tối ưu dựa trên phân tích phần tử hữu hạn (FEM</w:t>
       </w:r>
       <w:r>
         <w:rPr>
@@ -425,9 +473,21 @@
     <w:p>
       <w:pPr>
         <w:pStyle w:val="JMSTContent"/>
-      </w:pPr>
-      <w:r>
-        <w:t xml:space="preserve">Một hạn chế phổ biến của các nghiên cứu ứng dụng thuật toán tối ưu trong kỹ thuật công trình là chỉ áp dụng, đánh giá trên một case-study đơn lẻ, khiến khó khẳng định khả năng áp dụng và tính ổn định của thuật toán khi cầu tàu có quy mô, tải trọng và điều kiện địa kỹ thuật khác biệt. </w:t>
+        <w:rPr>
+          <w:lang w:val="en-GB"/>
+        </w:rPr>
+      </w:pPr>
+      <w:r>
+        <w:t xml:space="preserve">Một hạn chế phổ biến của các nghiên cứu ứng dụng thuật toán tối ưu trong kỹ thuật công trình là chỉ áp dụng, đánh giá trên một </w:t>
+      </w:r>
+      <w:r>
+        <w:rPr>
+          <w:lang w:val="en-GB"/>
+        </w:rPr>
+        <w:t>trường hợp</w:t>
+      </w:r>
+      <w:r>
+        <w:t xml:space="preserve"> đơn lẻ, khiến khó khẳng định khả năng áp dụng và tính ổn định của thuật toán khi cầu tàu có quy mô, tải trọng và điều kiện địa kỹ thuật khác biệt. </w:t>
       </w:r>
       <w:r>
         <w:rPr>
@@ -514,7 +574,13 @@
         <w:t>thu được</w:t>
       </w:r>
       <w:r>
-        <w:t xml:space="preserve"> dùng làm cơ sở đối chiếu để đánh giá kết quả MOSFOA, không phải một đóng góp độc lập tách rời khỏi mục tiêu ứng dụng nêu trên.</w:t>
+        <w:t xml:space="preserve"> dùng làm cơ sở đối chiếu để đánh giá kết quả MOSFOA</w:t>
+      </w:r>
+      <w:r>
+        <w:rPr>
+          <w:lang w:val="en-GB"/>
+        </w:rPr>
+        <w:t>.</w:t>
       </w:r>
     </w:p>
     <w:p>
@@ -531,7 +597,13 @@
         <w:ind w:firstLine="0"/>
       </w:pPr>
       <w:r>
-        <w:t xml:space="preserve">Trong bài báo, hai trường hợp </w:t>
+        <w:rPr>
+          <w:lang w:val="en-GB"/>
+        </w:rPr>
+        <w:t>H</w:t>
+      </w:r>
+      <w:r>
+        <w:t xml:space="preserve">ai trường hợp </w:t>
       </w:r>
       <w:r>
         <w:rPr>
@@ -586,7 +658,10 @@
         <w:t xml:space="preserve">chiều </w:t>
       </w:r>
       <w:r>
-        <w:t>rộng 50,0m, cao trình đỉnh bến +5,50m (Hải đồ), đáy bến −16,0m. Hệ cọc chính gồm 132 cọc ống BTCT ứng suất trước D800-130 và 60 cọc ống thép D1016-16 phụ trợ. Bê tông cọc M800, dầm</w:t>
+        <w:t xml:space="preserve">rộng 50,0m, cao trình đỉnh bến +5,50m (Hải đồ), đáy bến −16,0m. Hệ cọc chính gồm 132 cọc ống BTCT ứng suất trước D800-130 và </w:t>
+      </w:r>
+      <w:r>
+        <w:t>60 cọc ống thép D1016-16 phụ trợ. Bê tông cọc M800, dầm</w:t>
       </w:r>
       <w:r>
         <w:rPr>
@@ -600,340 +675,148 @@
     </w:p>
     <w:p>
       <w:pPr>
-        <w:pStyle w:val="JMSTContent"/>
-        <w:rPr>
-          <w:noProof/>
-          <w:lang w:val="en-GB"/>
-        </w:rPr>
-      </w:pPr>
+        <w:pStyle w:val="JMSTTitlelevel02"/>
+      </w:pPr>
+      <w:r>
+        <w:t>2.2. Cầu tàu B</w:t>
+      </w:r>
     </w:p>
     <w:p>
       <w:pPr>
         <w:pStyle w:val="JMSTContent"/>
         <w:rPr>
-          <w:noProof/>
-          <w:lang w:val="en-GB"/>
-        </w:rPr>
-      </w:pPr>
+          <w:lang w:val="en-US"/>
+        </w:rPr>
+      </w:pPr>
+      <w:r>
+        <w:t xml:space="preserve">Cầu tàu </w:t>
+      </w:r>
+      <w:r>
+        <w:rPr>
+          <w:lang w:val="en-US"/>
+        </w:rPr>
+        <w:t xml:space="preserve">cho bến cảng </w:t>
+      </w:r>
+      <w:r>
+        <w:t xml:space="preserve">container, </w:t>
+      </w:r>
+      <w:r>
+        <w:rPr>
+          <w:lang w:val="en-US"/>
+        </w:rPr>
+        <w:t xml:space="preserve">tàu </w:t>
+      </w:r>
+      <w:r>
+        <w:t xml:space="preserve">thiết kế 30.000DWT. Phân đoạn tiêu chuẩn dài ~75,44m, </w:t>
+      </w:r>
+      <w:r>
+        <w:rPr>
+          <w:lang w:val="en-US"/>
+        </w:rPr>
+        <w:t xml:space="preserve">chiều </w:t>
+      </w:r>
+      <w:r>
+        <w:t>rộng 24,0m, cao trình đỉnh bến +5,50m (Hải đồ), đáy bến −10,60m (giai đoạn 1). Hệ cọc gồm 132 cọc ống BTCT ứng suất trước D700-130. Bê tông cọc M600, dầm</w:t>
+      </w:r>
+      <w:r>
+        <w:rPr>
+          <w:lang w:val="en-US"/>
+        </w:rPr>
+        <w:t>-</w:t>
+      </w:r>
+      <w:r>
+        <w:t>bản M350. Điều kiện biên chân cọc mô phỏng bằng ngàm cứng tuyệt đối tại chiều dài ngàm ảo (132 nút)</w:t>
+      </w:r>
+      <w:r>
+        <w:rPr>
+          <w:lang w:val="en-US"/>
+        </w:rPr>
+        <w:t>.</w:t>
+      </w:r>
     </w:p>
     <w:p>
       <w:pPr>
         <w:pStyle w:val="JMSTContent"/>
-        <w:rPr>
-          <w:lang w:val="en-GB"/>
-        </w:rPr>
-      </w:pPr>
+        <w:ind w:firstLine="0"/>
+      </w:pPr>
+      <w:r>
+        <w:t>Hai cầu tàu khác biệt rõ rệt về quy mô</w:t>
+      </w:r>
+      <w:r>
+        <w:rPr>
+          <w:lang w:val="en-US"/>
+        </w:rPr>
+        <w:t xml:space="preserve"> và cấp công trình</w:t>
+      </w:r>
+      <w:r>
+        <w:t xml:space="preserve"> (</w:t>
+      </w:r>
+      <w:r>
+        <w:rPr>
+          <w:lang w:val="en-US"/>
+        </w:rPr>
+        <w:t xml:space="preserve">chiều </w:t>
+      </w:r>
+      <w:r>
+        <w:t>rộng bến gấp ~2 lần, số cọc/phân đoạn gấp ~1,45 lần), mác vật liệu và cách mô hình hoá điều kiện biên nền cọc</w:t>
+      </w:r>
+      <w:r>
+        <w:rPr>
+          <w:lang w:val="en-US"/>
+        </w:rPr>
+        <w:t xml:space="preserve"> -</w:t>
+      </w:r>
+      <w:r>
+        <w:t xml:space="preserve"> tạo thành hai </w:t>
+      </w:r>
+      <w:r>
+        <w:rPr>
+          <w:lang w:val="en-US"/>
+        </w:rPr>
+        <w:t>trường hợp nghiên cứu</w:t>
+      </w:r>
+      <w:r>
+        <w:t xml:space="preserve"> có quy mô và đặc điểm mô hình khác nhau, phù hợp để đánh giá khả năng áp dụng của MOSFOA trên các bài toán kỹ thuật thực tế.</w:t>
+      </w:r>
     </w:p>
     <w:p>
       <w:pPr>
         <w:pStyle w:val="JMSTContent"/>
-        <w:rPr>
-          <w:lang w:val="en-GB"/>
-        </w:rPr>
-      </w:pPr>
-      <w:r>
-        <w:rPr>
-          <w:noProof/>
-        </w:rPr>
-        <w:drawing>
-          <wp:anchor distT="0" distB="0" distL="114300" distR="114300" simplePos="0" relativeHeight="251657728" behindDoc="0" locked="0" layoutInCell="1" allowOverlap="1" wp14:anchorId="15495B2B" wp14:editId="33471A36">
-            <wp:simplePos x="0" y="0"/>
-            <wp:positionH relativeFrom="column">
-              <wp:posOffset>0</wp:posOffset>
-            </wp:positionH>
-            <wp:positionV relativeFrom="paragraph">
-              <wp:posOffset>186055</wp:posOffset>
-            </wp:positionV>
-            <wp:extent cx="2717800" cy="2183765"/>
-            <wp:effectExtent l="0" t="0" r="6350" b="6985"/>
-            <wp:wrapSquare wrapText="bothSides"/>
-            <wp:docPr id="1257874185" name="Picture 27" descr="A structure made of metal rods&#10;&#10;AI-generated content may be incorrect."/>
-            <wp:cNvGraphicFramePr>
-              <a:graphicFrameLocks xmlns:a="http://schemas.openxmlformats.org/drawingml/2006/main" noChangeAspect="1"/>
-            </wp:cNvGraphicFramePr>
-            <a:graphic xmlns:a="http://schemas.openxmlformats.org/drawingml/2006/main">
-              <a:graphicData uri="http://schemas.openxmlformats.org/drawingml/2006/picture">
-                <pic:pic xmlns:pic="http://schemas.openxmlformats.org/drawingml/2006/picture">
-                  <pic:nvPicPr>
-                    <pic:cNvPr id="1257874185" name="Picture 27" descr="A structure made of metal rods&#10;&#10;AI-generated content may be incorrect."/>
-                    <pic:cNvPicPr>
-                      <a:picLocks noChangeAspect="1" noChangeArrowheads="1"/>
-                    </pic:cNvPicPr>
-                  </pic:nvPicPr>
-                  <pic:blipFill>
-                    <a:blip r:embed="rId14" cstate="print">
-                      <a:extLst>
-                        <a:ext uri="{28A0092B-C50C-407E-A947-70E740481C1C}">
-                          <a14:useLocalDpi xmlns:a14="http://schemas.microsoft.com/office/drawing/2010/main" val="0"/>
-                        </a:ext>
-                      </a:extLst>
-                    </a:blip>
-                    <a:srcRect/>
-                    <a:stretch>
-                      <a:fillRect/>
-                    </a:stretch>
-                  </pic:blipFill>
-                  <pic:spPr bwMode="auto">
-                    <a:xfrm>
-                      <a:off x="0" y="0"/>
-                      <a:ext cx="2717800" cy="2183765"/>
-                    </a:xfrm>
-                    <a:prstGeom prst="rect">
-                      <a:avLst/>
-                    </a:prstGeom>
-                    <a:noFill/>
-                    <a:ln>
-                      <a:noFill/>
-                    </a:ln>
-                  </pic:spPr>
-                </pic:pic>
-              </a:graphicData>
-            </a:graphic>
-            <wp14:sizeRelH relativeFrom="page">
-              <wp14:pctWidth>0</wp14:pctWidth>
-            </wp14:sizeRelH>
-            <wp14:sizeRelV relativeFrom="page">
-              <wp14:pctHeight>0</wp14:pctHeight>
-            </wp14:sizeRelV>
-          </wp:anchor>
-        </w:drawing>
+      </w:pPr>
+      <w:r>
+        <w:t>Tải trọng và tổ hợp tải trọng trong hai mô hình FEM được kế thừa nguyên trạng từ hồ sơ thiết kế</w:t>
+      </w:r>
+      <w:r>
+        <w:rPr>
+          <w:lang w:val="en-US"/>
+        </w:rPr>
+        <w:t xml:space="preserve"> </w:t>
+      </w:r>
+      <w:r>
+        <w:t>gốc của từng công trình và được xây dựng theo bộ tiêu chuẩn áp dụng tại thời điểm thiết kế</w:t>
+      </w:r>
+      <w:r>
+        <w:rPr>
+          <w:lang w:val="en-US"/>
+        </w:rPr>
+        <w:t>, m</w:t>
+      </w:r>
+      <w:r>
+        <w:t>ột số tiêu chuẩn đã được thay thế bởi các phiên bản mới hơn tại thời điểm công bố bài báo. Trong nghiên cứu này, các mô hình FEM được giữ nguyên để làm cơ sở phân tích số và đánh giá khả năng áp dụng của quy trình tối ưu MOSFOA, không nhằm cập nhật hoặc thiết kế lại các cầu tàu theo hệ thống tiêu chuẩn hiện hành.</w:t>
       </w:r>
     </w:p>
     <w:p>
       <w:pPr>
-        <w:pStyle w:val="JMSTFigTitle"/>
-      </w:pPr>
-      <w:r>
-        <w:t>Hình 1. Mô hình Fem phân đoạn cầu tàu 100.000 DWT</w:t>
+        <w:pStyle w:val="JMSTTitlelevel02"/>
+      </w:pPr>
+      <w:r>
+        <w:t>2.3. So sánh đặc điểm hai cầu tàu</w:t>
       </w:r>
     </w:p>
     <w:p>
       <w:pPr>
-        <w:pStyle w:val="JMSTTitlelevel02"/>
-      </w:pPr>
-      <w:r>
-        <w:t>2.2. Cầu tàu B</w:t>
-      </w:r>
-    </w:p>
-    <w:p>
-      <w:pPr>
-        <w:pStyle w:val="JMSTContent"/>
-        <w:rPr>
-          <w:lang w:val="en-US"/>
-        </w:rPr>
-      </w:pPr>
-      <w:r>
-        <w:t xml:space="preserve">Cầu tàu </w:t>
-      </w:r>
-      <w:r>
-        <w:rPr>
-          <w:lang w:val="en-US"/>
-        </w:rPr>
-        <w:t xml:space="preserve">cho bến cảng </w:t>
-      </w:r>
-      <w:r>
-        <w:t xml:space="preserve">container, </w:t>
-      </w:r>
-      <w:r>
-        <w:rPr>
-          <w:lang w:val="en-US"/>
-        </w:rPr>
-        <w:t xml:space="preserve">tàu </w:t>
-      </w:r>
-      <w:r>
-        <w:t xml:space="preserve">thiết kế 30.000DWT. Phân đoạn tiêu chuẩn dài ~75,44m, </w:t>
-      </w:r>
-      <w:r>
-        <w:rPr>
-          <w:lang w:val="en-US"/>
-        </w:rPr>
-        <w:t xml:space="preserve">chiều </w:t>
-      </w:r>
-      <w:r>
-        <w:t>rộng 24,0m, cao trình đỉnh bến +5,50m (Hải đồ), đáy bến −10,60m (giai đoạn 1). Hệ cọc gồm 132 cọc ống BTCT ứng suất trước D700-130. Bê tông cọc M600, dầm</w:t>
-      </w:r>
-      <w:r>
-        <w:rPr>
-          <w:lang w:val="en-US"/>
-        </w:rPr>
-        <w:t>-</w:t>
-      </w:r>
-      <w:r>
-        <w:t>bản M350. Điều kiện biên chân cọc mô phỏng bằng ngàm cứng tuyệt đối tại chiều dài ngàm ảo (132 nút)</w:t>
-      </w:r>
-      <w:r>
-        <w:rPr>
-          <w:lang w:val="en-US"/>
-        </w:rPr>
-        <w:t>.</w:t>
-      </w:r>
-    </w:p>
-    <w:p>
-      <w:pPr>
-        <w:pStyle w:val="JMSTContent"/>
-        <w:rPr>
-          <w:lang w:val="en-GB"/>
-        </w:rPr>
-      </w:pPr>
-      <w:r>
-        <w:rPr>
-          <w:noProof/>
-        </w:rPr>
-        <w:drawing>
-          <wp:anchor distT="0" distB="0" distL="114300" distR="114300" simplePos="0" relativeHeight="251654656" behindDoc="0" locked="0" layoutInCell="1" allowOverlap="1" wp14:anchorId="7A61BC50" wp14:editId="6945BBEB">
-            <wp:simplePos x="0" y="0"/>
-            <wp:positionH relativeFrom="column">
-              <wp:posOffset>-5503</wp:posOffset>
-            </wp:positionH>
-            <wp:positionV relativeFrom="paragraph">
-              <wp:posOffset>313690</wp:posOffset>
-            </wp:positionV>
-            <wp:extent cx="2717800" cy="2180590"/>
-            <wp:effectExtent l="0" t="0" r="6350" b="0"/>
-            <wp:wrapSquare wrapText="bothSides"/>
-            <wp:docPr id="1951576894" name="Picture 24" descr="A structure with many columns&#10;&#10;AI-generated content may be incorrect."/>
-            <wp:cNvGraphicFramePr>
-              <a:graphicFrameLocks xmlns:a="http://schemas.openxmlformats.org/drawingml/2006/main" noChangeAspect="1"/>
-            </wp:cNvGraphicFramePr>
-            <a:graphic xmlns:a="http://schemas.openxmlformats.org/drawingml/2006/main">
-              <a:graphicData uri="http://schemas.openxmlformats.org/drawingml/2006/picture">
-                <pic:pic xmlns:pic="http://schemas.openxmlformats.org/drawingml/2006/picture">
-                  <pic:nvPicPr>
-                    <pic:cNvPr id="1951576894" name="Picture 24" descr="A structure with many columns&#10;&#10;AI-generated content may be incorrect."/>
-                    <pic:cNvPicPr>
-                      <a:picLocks noChangeAspect="1" noChangeArrowheads="1"/>
-                    </pic:cNvPicPr>
-                  </pic:nvPicPr>
-                  <pic:blipFill>
-                    <a:blip r:embed="rId15" cstate="print">
-                      <a:extLst>
-                        <a:ext uri="{28A0092B-C50C-407E-A947-70E740481C1C}">
-                          <a14:useLocalDpi xmlns:a14="http://schemas.microsoft.com/office/drawing/2010/main" val="0"/>
-                        </a:ext>
-                      </a:extLst>
-                    </a:blip>
-                    <a:srcRect/>
-                    <a:stretch>
-                      <a:fillRect/>
-                    </a:stretch>
-                  </pic:blipFill>
-                  <pic:spPr bwMode="auto">
-                    <a:xfrm>
-                      <a:off x="0" y="0"/>
-                      <a:ext cx="2717800" cy="2180590"/>
-                    </a:xfrm>
-                    <a:prstGeom prst="rect">
-                      <a:avLst/>
-                    </a:prstGeom>
-                    <a:noFill/>
-                    <a:ln>
-                      <a:noFill/>
-                    </a:ln>
-                  </pic:spPr>
-                </pic:pic>
-              </a:graphicData>
-            </a:graphic>
-            <wp14:sizeRelH relativeFrom="page">
-              <wp14:pctWidth>0</wp14:pctWidth>
-            </wp14:sizeRelH>
-            <wp14:sizeRelV relativeFrom="page">
-              <wp14:pctHeight>0</wp14:pctHeight>
-            </wp14:sizeRelV>
-          </wp:anchor>
-        </w:drawing>
-      </w:r>
-    </w:p>
-    <w:p>
-      <w:pPr>
-        <w:pStyle w:val="JMSTFigTitle"/>
-      </w:pPr>
-      <w:r>
-        <w:t>Hình 1. Mô hình Fem phân đoạn cầu tàu 30.000 DWT</w:t>
-      </w:r>
-    </w:p>
-    <w:p>
-      <w:pPr>
-        <w:pStyle w:val="JMSTContent"/>
-        <w:ind w:firstLine="0"/>
-      </w:pPr>
-      <w:r>
-        <w:t>Hai cầu tàu khác biệt rõ rệt về quy mô</w:t>
-      </w:r>
-      <w:r>
-        <w:rPr>
-          <w:lang w:val="en-US"/>
-        </w:rPr>
-        <w:t xml:space="preserve"> và cấp công trình</w:t>
-      </w:r>
-      <w:r>
-        <w:t xml:space="preserve"> (</w:t>
-      </w:r>
-      <w:r>
-        <w:rPr>
-          <w:lang w:val="en-US"/>
-        </w:rPr>
-        <w:t xml:space="preserve">chiều </w:t>
-      </w:r>
-      <w:r>
-        <w:t>rộng bến gấp ~2 lần, số cọc/phân đoạn gấp ~1,45 lần), mác vật liệu và cách mô hình hoá điều kiện biên nền cọc</w:t>
-      </w:r>
-      <w:r>
-        <w:rPr>
-          <w:lang w:val="en-US"/>
-        </w:rPr>
-        <w:t xml:space="preserve"> -</w:t>
-      </w:r>
-      <w:r>
-        <w:t xml:space="preserve"> tạo thành hai </w:t>
-      </w:r>
-      <w:r>
-        <w:rPr>
-          <w:lang w:val="en-US"/>
-        </w:rPr>
-        <w:t>trường hợp nghiên cứu</w:t>
-      </w:r>
-      <w:r>
-        <w:t xml:space="preserve"> có quy mô và đặc điểm mô hình khác nhau, phù hợp để đánh giá khả năng áp dụng của MOSFOA trên các bài toán kỹ thuật thực tế.</w:t>
-      </w:r>
-    </w:p>
-    <w:p>
-      <w:pPr>
-        <w:pStyle w:val="JMSTContent"/>
-      </w:pPr>
-      <w:r>
-        <w:t>Tải trọng và tổ hợp tải trọng trong hai mô hình FEM được kế thừa nguyên trạng từ hồ sơ thiết kế</w:t>
-      </w:r>
-      <w:r>
-        <w:rPr>
-          <w:lang w:val="en-US"/>
-        </w:rPr>
-        <w:t xml:space="preserve"> </w:t>
-      </w:r>
-      <w:r>
-        <w:t>gốc của từng công trình và được xây dựng theo bộ tiêu chuẩn áp dụng tại thời điểm thiết kế</w:t>
-      </w:r>
-      <w:r>
-        <w:rPr>
-          <w:lang w:val="en-US"/>
-        </w:rPr>
-        <w:t>, m</w:t>
-      </w:r>
-      <w:r>
-        <w:t>ột số tiêu chuẩn đã được thay thế bởi các phiên bản mới hơn tại thời điểm công bố bài báo. Trong nghiên cứu này, các mô hình FEM được giữ nguyên để làm cơ sở phân tích số và đánh giá khả năng áp dụng của quy trình tối ưu MOSFOA, không nhằm cập nhật hoặc thiết kế lại các cầu tàu theo hệ thống tiêu chuẩn hiện hành.</w:t>
-      </w:r>
-    </w:p>
-    <w:p>
-      <w:pPr>
-        <w:pStyle w:val="JMSTTitlelevel02"/>
-      </w:pPr>
-      <w:r>
-        <w:t>2.3. So sánh đặc điểm hai cầu tàu</w:t>
-      </w:r>
-    </w:p>
-    <w:p>
-      <w:pPr>
         <w:sectPr>
-          <w:headerReference w:type="default" r:id="rId16"/>
+          <w:headerReference w:type="default" r:id="rId14"/>
           <w:type w:val="continuous"/>
           <w:pgSz w:w="11906" w:h="16838" w:code="9"/>
           <w:pgMar w:top="1701" w:right="1418" w:bottom="1701" w:left="1588" w:header="850" w:footer="850" w:gutter="0"/>
@@ -994,7 +877,6 @@
                 <w:b/>
                 <w:bCs/>
               </w:rPr>
-              <w:lastRenderedPageBreak/>
               <w:t>Thông số</w:t>
             </w:r>
           </w:p>
@@ -1460,7 +1342,7 @@
     <w:p>
       <w:pPr>
         <w:sectPr>
-          <w:headerReference w:type="default" r:id="rId17"/>
+          <w:headerReference w:type="default" r:id="rId15"/>
           <w:type w:val="continuous"/>
           <w:pgSz w:w="11906" w:h="16838" w:code="9"/>
           <w:pgMar w:top="1701" w:right="1418" w:bottom="1701" w:left="1588" w:header="850" w:footer="850" w:gutter="0"/>
@@ -1510,7 +1392,13 @@
         <w:rPr>
           <w:lang w:val="en-US"/>
         </w:rPr>
-        <w:t xml:space="preserve">bảng tra </w:t>
+        <w:t xml:space="preserve">bảng </w:t>
+      </w:r>
+      <w:r>
+        <w:rPr>
+          <w:lang w:val="en-US"/>
+        </w:rPr>
+        <w:t xml:space="preserve">tra </w:t>
       </w:r>
       <w:r>
         <w:t>catalogue</w:t>
@@ -1522,7 +1410,7 @@
         <w:t>, phân loại Class</w:t>
       </w:r>
       <w:r>
-        <w:t xml:space="preserve">) được cập nhật cho từng phương án đánh giá; các thông số điều kiện biên nền cọc được giữ cố định theo giá trị của mô hình gốc, không được tính lại theo đường kính cọc D trong vòng lặp tối ưu. Đây là một giả thiết </w:t>
+        <w:t xml:space="preserve">) được cập nhật cho từng phương án đánh giá; </w:t>
       </w:r>
       <w:r>
         <w:rPr>
@@ -1531,147 +1419,106 @@
         <w:t xml:space="preserve">nhằm đơn giản hoá </w:t>
       </w:r>
       <w:r>
-        <w:t>mô hình (</w:t>
-      </w:r>
-      <w:r>
-        <w:rPr>
-          <w:lang w:val="en-US"/>
-        </w:rPr>
-        <w:t>chưa xét đến</w:t>
-      </w:r>
-      <w:r>
-        <w:t xml:space="preserve"> tương tác đất–cọc–kết cấu, SSI)</w:t>
-      </w:r>
-      <w:r>
-        <w:rPr>
-          <w:lang w:val="en-US"/>
-        </w:rPr>
-        <w:t>.</w:t>
+        <w:t>mô hình</w:t>
+      </w:r>
+      <w:r>
+        <w:t xml:space="preserve"> </w:t>
+      </w:r>
+      <w:r>
+        <w:t xml:space="preserve">các thông số điều kiện biên nền cọc được giữ cố định theo giá trị của mô hình gốc, không được tính lại theo đường kính cọc D trong vòng lặp tối ưu. </w:t>
       </w:r>
     </w:p>
     <w:p>
       <w:pPr>
-        <w:pStyle w:val="JMSTTitlelevel02"/>
-      </w:pPr>
-      <w:r>
-        <w:t>2.5. Kết nối MATLAB–SAP2000</w:t>
+        <w:pStyle w:val="JMSTContent"/>
+        <w:rPr>
+          <w:lang w:val="en-US"/>
+        </w:rPr>
+      </w:pPr>
+      <w:r>
+        <w:rPr>
+          <w:noProof/>
+        </w:rPr>
+        <w:lastRenderedPageBreak/>
+        <w:drawing>
+          <wp:anchor distT="0" distB="0" distL="114300" distR="114300" simplePos="0" relativeHeight="251663360" behindDoc="0" locked="0" layoutInCell="1" allowOverlap="1" wp14:anchorId="0AD158FC" wp14:editId="1C4F7F6F">
+            <wp:simplePos x="0" y="0"/>
+            <wp:positionH relativeFrom="column">
+              <wp:posOffset>0</wp:posOffset>
+            </wp:positionH>
+            <wp:positionV relativeFrom="paragraph">
+              <wp:posOffset>194945</wp:posOffset>
+            </wp:positionV>
+            <wp:extent cx="2708910" cy="2176145"/>
+            <wp:effectExtent l="0" t="0" r="0" b="0"/>
+            <wp:wrapSquare wrapText="bothSides"/>
+            <wp:docPr id="1257874185" name="Picture 27" descr="A structure made of metal rods&#10;&#10;AI-generated content may be incorrect."/>
+            <wp:cNvGraphicFramePr>
+              <a:graphicFrameLocks xmlns:a="http://schemas.openxmlformats.org/drawingml/2006/main" noChangeAspect="1"/>
+            </wp:cNvGraphicFramePr>
+            <a:graphic xmlns:a="http://schemas.openxmlformats.org/drawingml/2006/main">
+              <a:graphicData uri="http://schemas.openxmlformats.org/drawingml/2006/picture">
+                <pic:pic xmlns:pic="http://schemas.openxmlformats.org/drawingml/2006/picture">
+                  <pic:nvPicPr>
+                    <pic:cNvPr id="1257874185" name="Picture 27" descr="A structure made of metal rods&#10;&#10;AI-generated content may be incorrect."/>
+                    <pic:cNvPicPr>
+                      <a:picLocks noChangeAspect="1" noChangeArrowheads="1"/>
+                    </pic:cNvPicPr>
+                  </pic:nvPicPr>
+                  <pic:blipFill>
+                    <a:blip r:embed="rId16" cstate="print">
+                      <a:extLst>
+                        <a:ext uri="{28A0092B-C50C-407E-A947-70E740481C1C}">
+                          <a14:useLocalDpi xmlns:a14="http://schemas.microsoft.com/office/drawing/2010/main" val="0"/>
+                        </a:ext>
+                      </a:extLst>
+                    </a:blip>
+                    <a:srcRect/>
+                    <a:stretch>
+                      <a:fillRect/>
+                    </a:stretch>
+                  </pic:blipFill>
+                  <pic:spPr bwMode="auto">
+                    <a:xfrm>
+                      <a:off x="0" y="0"/>
+                      <a:ext cx="2708910" cy="2176145"/>
+                    </a:xfrm>
+                    <a:prstGeom prst="rect">
+                      <a:avLst/>
+                    </a:prstGeom>
+                    <a:noFill/>
+                    <a:ln>
+                      <a:noFill/>
+                    </a:ln>
+                  </pic:spPr>
+                </pic:pic>
+              </a:graphicData>
+            </a:graphic>
+            <wp14:sizeRelH relativeFrom="page">
+              <wp14:pctWidth>0</wp14:pctWidth>
+            </wp14:sizeRelH>
+            <wp14:sizeRelV relativeFrom="page">
+              <wp14:pctHeight>0</wp14:pctHeight>
+            </wp14:sizeRelV>
+          </wp:anchor>
+        </w:drawing>
       </w:r>
     </w:p>
     <w:p>
       <w:pPr>
         <w:pStyle w:val="JMSTContent"/>
-        <w:ind w:firstLine="0"/>
-      </w:pPr>
-      <w:r>
-        <w:t>Vòng lặp ứng dụng thực hiện theo sơ đồ:</w:t>
-      </w:r>
+        <w:rPr>
+          <w:lang w:val="en-US"/>
+        </w:rPr>
+      </w:pPr>
     </w:p>
     <w:p>
       <w:pPr>
-        <w:pStyle w:val="JMSTContent"/>
-        <w:ind w:firstLine="0"/>
-      </w:pPr>
-      <w:r>
-        <w:t>MOSFOA</w:t>
-      </w:r>
-      <w:r>
-        <w:rPr>
-          <w:lang w:val="en-US"/>
-        </w:rPr>
-        <w:t xml:space="preserve"> </w:t>
-      </w:r>
-      <w:r>
-        <w:t>→</w:t>
-      </w:r>
-      <w:r>
-        <w:rPr>
-          <w:lang w:val="en-US"/>
-        </w:rPr>
-        <w:t xml:space="preserve"> </w:t>
-      </w:r>
-      <w:r>
-        <w:t>sinh biến thiết kế</w:t>
-      </w:r>
-      <w:r>
-        <w:rPr>
-          <w:lang w:val="en-US"/>
-        </w:rPr>
-        <w:t xml:space="preserve"> </w:t>
-      </w:r>
-      <w:r>
-        <w:t>→</w:t>
-      </w:r>
-      <w:r>
-        <w:rPr>
-          <w:lang w:val="en-US"/>
-        </w:rPr>
-        <w:t xml:space="preserve"> </w:t>
-      </w:r>
-      <w:r>
-        <w:t>MATLAB</w:t>
-      </w:r>
-      <w:r>
-        <w:rPr>
-          <w:lang w:val="en-US"/>
-        </w:rPr>
-        <w:t xml:space="preserve"> </w:t>
-      </w:r>
-      <w:r>
-        <w:t>→</w:t>
-      </w:r>
-      <w:r>
-        <w:rPr>
-          <w:lang w:val="en-US"/>
-        </w:rPr>
-        <w:t xml:space="preserve"> </w:t>
-      </w:r>
-      <w:r>
-        <w:t>tham số hoá tiết diện cọc trong mô hình SAP2000 tương ứng qua OAPI</w:t>
-      </w:r>
-      <w:r>
-        <w:rPr>
-          <w:lang w:val="en-US"/>
-        </w:rPr>
-        <w:t xml:space="preserve"> </w:t>
-      </w:r>
-      <w:r>
-        <w:t>chạy phân tích kết cấu</w:t>
-      </w:r>
-      <w:r>
-        <w:rPr>
-          <w:lang w:val="en-US"/>
-        </w:rPr>
-        <w:t xml:space="preserve"> </w:t>
-      </w:r>
-      <w:r>
-        <w:t>→</w:t>
-      </w:r>
-      <w:r>
-        <w:rPr>
-          <w:lang w:val="en-US"/>
-        </w:rPr>
-        <w:t xml:space="preserve"> </w:t>
-      </w:r>
-      <w:r>
-        <w:t>trích nội lực</w:t>
-      </w:r>
-      <w:r>
-        <w:rPr>
-          <w:lang w:val="en-US"/>
-        </w:rPr>
-        <w:t xml:space="preserve"> </w:t>
-      </w:r>
-      <w:r>
-        <w:t xml:space="preserve">và chuyển vị → kiểm tra ràng buộc kết cấu/địa kỹ thuật → tính </w:t>
-      </w:r>
-      <w:r>
-        <w:rPr>
-          <w:lang w:val="en-US"/>
-        </w:rPr>
-        <w:t xml:space="preserve">hàm mục tiêu </w:t>
-      </w:r>
-      <w:r>
-        <w:t>f1, f2 → trả kết quả cho MOSFOA tiếp tục tìm kiếm.</w:t>
+        <w:pStyle w:val="JMSTFigTitle"/>
+        <w:jc w:val="both"/>
+      </w:pPr>
+      <w:r>
+        <w:t>Hình 1. Mô hình Fem phân đoạn cầu tàu 100.000 DWT</w:t>
       </w:r>
     </w:p>
     <w:p>
@@ -1682,66 +1529,85 @@
         </w:rPr>
       </w:pPr>
       <w:r>
-        <w:t xml:space="preserve">Hai mô hình SAP2000 của Cầu tàu A và Cầu tàu B được giữ hoàn toàn tách biệt trong suốt quá trình chạy, không gộp chung. Trong quá trình triển khai quy trình tự động hoá này, ba điểm cần kiểm soát độ tin cậy tính toán đã được rà soát và xử lý trước khi thực hiện </w:t>
-      </w:r>
-      <w:r>
-        <w:rPr>
-          <w:lang w:val="en-US"/>
-        </w:rPr>
-        <w:t>các lượt chạy</w:t>
-      </w:r>
-      <w:r>
-        <w:t xml:space="preserve"> chính thức: (</w:t>
-      </w:r>
-      <w:r>
-        <w:rPr>
-          <w:lang w:val="en-US"/>
-        </w:rPr>
-        <w:t>1</w:t>
-      </w:r>
-      <w:r>
-        <w:t>) chọn đúng loại nhóm phần tử khi truy vấn chuyển vị theo tên nhóm; (</w:t>
-      </w:r>
-      <w:r>
-        <w:rPr>
-          <w:lang w:val="en-US"/>
-        </w:rPr>
-        <w:t>2</w:t>
-      </w:r>
-      <w:r>
-        <w:t>) đối chiếu tên tổ hợp tải trọng khống chế chuyển vị đúng với danh sách tổ hợp thực có trong mô hình; (</w:t>
-      </w:r>
-      <w:r>
-        <w:rPr>
-          <w:lang w:val="en-US"/>
-        </w:rPr>
-        <w:t>3</w:t>
-      </w:r>
-      <w:r>
-        <w:t xml:space="preserve">) xác nhận đúng thứ tự cột trả về của hàm </w:t>
-      </w:r>
-      <w:r>
-        <w:rPr>
-          <w:lang w:val="en-GB"/>
-        </w:rPr>
-        <w:t>nội lực</w:t>
-      </w:r>
-      <w:r>
-        <w:t xml:space="preserve"> (P, V2, V3, T, M2, M3) theo tài liệu OAPI CSI trước khi trích nội lực dọc trục và mô men. Đây là các bước kiểm soát chất lượng dữ liệu đầu vào cho vòng lặp tối ưu</w:t>
-      </w:r>
-      <w:r>
-        <w:rPr>
-          <w:lang w:val="en-US"/>
-        </w:rPr>
-        <w:t>.</w:t>
+        <w:rPr>
+          <w:noProof/>
+        </w:rPr>
+        <w:drawing>
+          <wp:anchor distT="0" distB="0" distL="114300" distR="114300" simplePos="0" relativeHeight="251661312" behindDoc="0" locked="0" layoutInCell="1" allowOverlap="1" wp14:anchorId="53BA68A7" wp14:editId="314D9ED8">
+            <wp:simplePos x="0" y="0"/>
+            <wp:positionH relativeFrom="column">
+              <wp:posOffset>0</wp:posOffset>
+            </wp:positionH>
+            <wp:positionV relativeFrom="paragraph">
+              <wp:posOffset>194945</wp:posOffset>
+            </wp:positionV>
+            <wp:extent cx="2717800" cy="2180590"/>
+            <wp:effectExtent l="0" t="0" r="6350" b="0"/>
+            <wp:wrapSquare wrapText="bothSides"/>
+            <wp:docPr id="1951576894" name="Picture 24" descr="A structure with many columns&#10;&#10;AI-generated content may be incorrect."/>
+            <wp:cNvGraphicFramePr>
+              <a:graphicFrameLocks xmlns:a="http://schemas.openxmlformats.org/drawingml/2006/main" noChangeAspect="1"/>
+            </wp:cNvGraphicFramePr>
+            <a:graphic xmlns:a="http://schemas.openxmlformats.org/drawingml/2006/main">
+              <a:graphicData uri="http://schemas.openxmlformats.org/drawingml/2006/picture">
+                <pic:pic xmlns:pic="http://schemas.openxmlformats.org/drawingml/2006/picture">
+                  <pic:nvPicPr>
+                    <pic:cNvPr id="1951576894" name="Picture 24" descr="A structure with many columns&#10;&#10;AI-generated content may be incorrect."/>
+                    <pic:cNvPicPr>
+                      <a:picLocks noChangeAspect="1" noChangeArrowheads="1"/>
+                    </pic:cNvPicPr>
+                  </pic:nvPicPr>
+                  <pic:blipFill>
+                    <a:blip r:embed="rId17" cstate="print">
+                      <a:extLst>
+                        <a:ext uri="{28A0092B-C50C-407E-A947-70E740481C1C}">
+                          <a14:useLocalDpi xmlns:a14="http://schemas.microsoft.com/office/drawing/2010/main" val="0"/>
+                        </a:ext>
+                      </a:extLst>
+                    </a:blip>
+                    <a:srcRect/>
+                    <a:stretch>
+                      <a:fillRect/>
+                    </a:stretch>
+                  </pic:blipFill>
+                  <pic:spPr bwMode="auto">
+                    <a:xfrm>
+                      <a:off x="0" y="0"/>
+                      <a:ext cx="2717800" cy="2180590"/>
+                    </a:xfrm>
+                    <a:prstGeom prst="rect">
+                      <a:avLst/>
+                    </a:prstGeom>
+                    <a:noFill/>
+                    <a:ln>
+                      <a:noFill/>
+                    </a:ln>
+                  </pic:spPr>
+                </pic:pic>
+              </a:graphicData>
+            </a:graphic>
+            <wp14:sizeRelH relativeFrom="page">
+              <wp14:pctWidth>0</wp14:pctWidth>
+            </wp14:sizeRelH>
+            <wp14:sizeRelV relativeFrom="page">
+              <wp14:pctHeight>0</wp14:pctHeight>
+            </wp14:sizeRelV>
+          </wp:anchor>
+        </w:drawing>
       </w:r>
     </w:p>
     <w:p>
       <w:pPr>
-        <w:pStyle w:val="JMSTTitlelevel01"/>
-      </w:pPr>
-      <w:r>
-        <w:t>3. Xây dựng bài toán tối ưu</w:t>
+        <w:pStyle w:val="JMSTFigTitle"/>
+      </w:pPr>
+      <w:r>
+        <w:t xml:space="preserve">Hình </w:t>
+      </w:r>
+      <w:r>
+        <w:t>2</w:t>
+      </w:r>
+      <w:r>
+        <w:t>. Mô hình Fem phân đoạn cầu tàu 30.000 DWT</w:t>
       </w:r>
     </w:p>
     <w:p>
@@ -1749,7 +1615,7 @@
         <w:pStyle w:val="JMSTTitlelevel02"/>
       </w:pPr>
       <w:r>
-        <w:t>3.1. Biến thiết kế</w:t>
+        <w:t>2.5. Kết nối MATLAB–SAP2000</w:t>
       </w:r>
     </w:p>
     <w:p>
@@ -1757,82 +1623,275 @@
         <w:pStyle w:val="JMSTContent"/>
       </w:pPr>
       <w:r>
-        <w:t xml:space="preserve">Biến thiết kế duy nhất là chỉ số nguyên x ∈ [1,33] </w:t>
-      </w:r>
-      <w:r>
-        <w:rPr>
-          <w:lang w:val="en-US"/>
-        </w:rPr>
-        <w:t xml:space="preserve">theo </w:t>
-      </w:r>
-      <w:r>
-        <w:t>bảng catalogue cọc ly tâm ứng suất trước (</w:t>
-      </w:r>
-      <w:r>
-        <w:rPr>
-          <w:lang w:val="en-US"/>
-        </w:rPr>
-        <w:t xml:space="preserve">gồm </w:t>
-      </w:r>
-      <w:r>
-        <w:t>11 đường kính D300–D1200mm</w:t>
-      </w:r>
-      <w:r>
-        <w:rPr>
-          <w:lang w:val="en-US"/>
-        </w:rPr>
-        <w:t xml:space="preserve"> tương ứng với </w:t>
-      </w:r>
-      <w:r>
-        <w:t xml:space="preserve">3 cấp ứng suất trước A/B/C), mỗi chỉ số xác định trọn bộ </w:t>
-      </w:r>
-      <w:r>
-        <w:rPr>
-          <w:lang w:val="en-US"/>
-        </w:rPr>
-        <w:t xml:space="preserve"> ba </w:t>
-      </w:r>
-      <w:r>
-        <w:t>cặp (D</w:t>
-      </w:r>
-      <w:r>
-        <w:rPr>
-          <w:vertAlign w:val="subscript"/>
-        </w:rPr>
-        <w:t>cọc</w:t>
-      </w:r>
-      <w:r>
-        <w:t>, t</w:t>
-      </w:r>
-      <w:r>
-        <w:rPr>
-          <w:vertAlign w:val="subscript"/>
-        </w:rPr>
-        <w:t>cọc</w:t>
-      </w:r>
-      <w:r>
-        <w:t>, Class). Cọc thép phụ trợ ở Cầu tàu A giữ cố định, không đưa vào biến tối ưu; số lượng, bước cọc và cấu tạo dầm</w:t>
-      </w:r>
-      <w:r>
-        <w:rPr>
-          <w:lang w:val="en-US"/>
-        </w:rPr>
-        <w:t>-</w:t>
-      </w:r>
-      <w:r>
-        <w:t>bản giữ nguyên theo mô hình gốc.</w:t>
+        <w:t>Vòng lặp ứng dụng thực hiện theo sơ đồ:</w:t>
       </w:r>
     </w:p>
     <w:p>
       <w:pPr>
-        <w:pStyle w:val="JMSTTitlelevel02"/>
-      </w:pPr>
-      <w:r>
-        <w:t>3.2. Hàm mục tiêu</w:t>
+        <w:pStyle w:val="JMSTContent"/>
+      </w:pPr>
+      <w:r>
+        <w:t>MOSFOA</w:t>
+      </w:r>
+      <w:r>
+        <w:rPr>
+          <w:lang w:val="en-US"/>
+        </w:rPr>
+        <w:t xml:space="preserve"> </w:t>
+      </w:r>
+      <w:r>
+        <w:t>→</w:t>
+      </w:r>
+      <w:r>
+        <w:rPr>
+          <w:lang w:val="en-US"/>
+        </w:rPr>
+        <w:t xml:space="preserve"> </w:t>
+      </w:r>
+      <w:r>
+        <w:t>sinh biến thiết kế</w:t>
+      </w:r>
+      <w:r>
+        <w:rPr>
+          <w:lang w:val="en-US"/>
+        </w:rPr>
+        <w:t xml:space="preserve"> </w:t>
+      </w:r>
+      <w:r>
+        <w:t>→</w:t>
+      </w:r>
+      <w:r>
+        <w:rPr>
+          <w:lang w:val="en-US"/>
+        </w:rPr>
+        <w:t xml:space="preserve"> </w:t>
+      </w:r>
+      <w:r>
+        <w:t>MATLAB</w:t>
+      </w:r>
+      <w:r>
+        <w:rPr>
+          <w:lang w:val="en-US"/>
+        </w:rPr>
+        <w:t xml:space="preserve"> </w:t>
+      </w:r>
+      <w:r>
+        <w:t>→</w:t>
+      </w:r>
+      <w:r>
+        <w:rPr>
+          <w:lang w:val="en-US"/>
+        </w:rPr>
+        <w:t xml:space="preserve"> </w:t>
+      </w:r>
+      <w:r>
+        <w:t>tham số hoá tiết diện cọc trong mô hình SAP2000 tương ứng qua OAPI</w:t>
+      </w:r>
+      <w:r>
+        <w:rPr>
+          <w:lang w:val="en-US"/>
+        </w:rPr>
+        <w:t xml:space="preserve"> </w:t>
+      </w:r>
+      <w:r>
+        <w:t>chạy phân tích kết cấu</w:t>
+      </w:r>
+      <w:r>
+        <w:rPr>
+          <w:lang w:val="en-US"/>
+        </w:rPr>
+        <w:t xml:space="preserve"> </w:t>
+      </w:r>
+      <w:r>
+        <w:t>→</w:t>
+      </w:r>
+      <w:r>
+        <w:rPr>
+          <w:lang w:val="en-US"/>
+        </w:rPr>
+        <w:t xml:space="preserve"> </w:t>
+      </w:r>
+      <w:r>
+        <w:t>trích nội lực</w:t>
+      </w:r>
+      <w:r>
+        <w:rPr>
+          <w:lang w:val="en-US"/>
+        </w:rPr>
+        <w:t xml:space="preserve"> </w:t>
+      </w:r>
+      <w:r>
+        <w:t xml:space="preserve">và chuyển vị → kiểm tra ràng buộc kết cấu/địa kỹ thuật → tính </w:t>
+      </w:r>
+      <w:r>
+        <w:rPr>
+          <w:lang w:val="en-US"/>
+        </w:rPr>
+        <w:t xml:space="preserve">hàm mục tiêu </w:t>
+      </w:r>
+      <w:r>
+        <w:t>f1, f2 → trả kết quả cho MOSFOA tiếp tục tìm kiếm.</w:t>
       </w:r>
     </w:p>
     <w:p>
       <w:pPr>
+        <w:pStyle w:val="JMSTContent"/>
+        <w:rPr>
+          <w:lang w:val="en-US"/>
+        </w:rPr>
+      </w:pPr>
+      <w:r>
+        <w:t xml:space="preserve">Hai mô hình SAP2000 của Cầu tàu A và Cầu tàu B được giữ hoàn toàn tách biệt trong suốt quá trình chạy, không gộp chung. Trong quá trình triển khai quy trình tự động hoá này, ba điểm cần kiểm soát độ tin cậy tính toán đã được rà soát và xử lý trước khi thực hiện </w:t>
+      </w:r>
+      <w:r>
+        <w:rPr>
+          <w:lang w:val="en-US"/>
+        </w:rPr>
+        <w:t>các lượt chạy</w:t>
+      </w:r>
+      <w:r>
+        <w:t xml:space="preserve"> chính thức: (</w:t>
+      </w:r>
+      <w:r>
+        <w:rPr>
+          <w:lang w:val="en-US"/>
+        </w:rPr>
+        <w:t>1</w:t>
+      </w:r>
+      <w:r>
+        <w:t>) chọn đúng loại nhóm phần tử khi truy vấn chuyển vị theo tên nhóm; (</w:t>
+      </w:r>
+      <w:r>
+        <w:rPr>
+          <w:lang w:val="en-US"/>
+        </w:rPr>
+        <w:t>2</w:t>
+      </w:r>
+      <w:r>
+        <w:t>) đối chiếu tên tổ hợp tải trọng khống chế chuyển vị đúng với danh sách tổ hợp thực có trong mô hình; (</w:t>
+      </w:r>
+      <w:r>
+        <w:rPr>
+          <w:lang w:val="en-US"/>
+        </w:rPr>
+        <w:t>3</w:t>
+      </w:r>
+      <w:r>
+        <w:t xml:space="preserve">) xác nhận đúng thứ tự cột trả về của hàm </w:t>
+      </w:r>
+      <w:r>
+        <w:rPr>
+          <w:lang w:val="en-GB"/>
+        </w:rPr>
+        <w:t>nội lực</w:t>
+      </w:r>
+      <w:r>
+        <w:t xml:space="preserve"> (P, V2, V3, T, M2, M3) theo tài liệu OAPI CSI trước khi trích nội lực dọc trục và mô men. Đây là các bước kiểm soát chất lượng dữ liệu đầu vào cho vòng lặp tối ưu</w:t>
+      </w:r>
+      <w:r>
+        <w:rPr>
+          <w:lang w:val="en-US"/>
+        </w:rPr>
+        <w:t>.</w:t>
+      </w:r>
+    </w:p>
+    <w:p>
+      <w:pPr>
+        <w:pStyle w:val="JMSTTitlelevel01"/>
+      </w:pPr>
+      <w:r>
+        <w:t>3. Xây dựng bài toán tối ưu</w:t>
+      </w:r>
+    </w:p>
+    <w:p>
+      <w:pPr>
+        <w:pStyle w:val="JMSTTitlelevel02"/>
+      </w:pPr>
+      <w:r>
+        <w:t>3.1. Biến thiết kế</w:t>
+      </w:r>
+    </w:p>
+    <w:p>
+      <w:pPr>
+        <w:pStyle w:val="JMSTContent"/>
+      </w:pPr>
+      <w:r>
+        <w:t xml:space="preserve">Biến thiết kế duy nhất là chỉ số nguyên x ∈ [1,33] </w:t>
+      </w:r>
+      <w:r>
+        <w:rPr>
+          <w:lang w:val="en-US"/>
+        </w:rPr>
+        <w:t xml:space="preserve">theo </w:t>
+      </w:r>
+      <w:r>
+        <w:t>bảng catalogue cọc ly tâm ứng suất trước (</w:t>
+      </w:r>
+      <w:r>
+        <w:rPr>
+          <w:lang w:val="en-US"/>
+        </w:rPr>
+        <w:t xml:space="preserve">gồm </w:t>
+      </w:r>
+      <w:r>
+        <w:t>11 đường kính D300–D1200mm</w:t>
+      </w:r>
+      <w:r>
+        <w:rPr>
+          <w:lang w:val="en-US"/>
+        </w:rPr>
+        <w:t xml:space="preserve"> tương ứng với </w:t>
+      </w:r>
+      <w:r>
+        <w:t xml:space="preserve">3 cấp ứng suất trước A/B/C), mỗi chỉ số xác định trọn bộ </w:t>
+      </w:r>
+      <w:r>
+        <w:rPr>
+          <w:lang w:val="en-US"/>
+        </w:rPr>
+        <w:t xml:space="preserve"> ba </w:t>
+      </w:r>
+      <w:r>
+        <w:t>cặp (D</w:t>
+      </w:r>
+      <w:r>
+        <w:rPr>
+          <w:vertAlign w:val="subscript"/>
+        </w:rPr>
+        <w:t>cọc</w:t>
+      </w:r>
+      <w:r>
+        <w:t>, t</w:t>
+      </w:r>
+      <w:r>
+        <w:rPr>
+          <w:vertAlign w:val="subscript"/>
+        </w:rPr>
+        <w:t>cọc</w:t>
+      </w:r>
+      <w:r>
+        <w:t>, Class). Cọc thép phụ trợ ở Cầu tàu A giữ cố định, không đưa vào biến tối ưu; số lượng, bước cọc và cấu tạo dầm</w:t>
+      </w:r>
+      <w:r>
+        <w:rPr>
+          <w:lang w:val="en-US"/>
+        </w:rPr>
+        <w:t>-</w:t>
+      </w:r>
+      <w:r>
+        <w:t>bản giữ nguyên theo mô hình gốc.</w:t>
+      </w:r>
+    </w:p>
+    <w:p>
+      <w:pPr>
+        <w:pStyle w:val="JMSTTitlelevel02"/>
+      </w:pPr>
+      <w:r>
+        <w:t>3.2. Hàm mục tiêu</w:t>
+      </w:r>
+    </w:p>
+    <w:p>
+      <w:pPr>
         <w:spacing w:before="40" w:after="40" w:line="260" w:lineRule="exact"/>
         <w:ind w:firstLine="284"/>
       </w:pPr>
@@ -1877,8 +1936,6 @@
       </w:r>
       <w:r>
         <w:tab/>
-      </w:r>
-      <w:r>
         <w:t>(</w:t>
       </w:r>
       <w:r>
@@ -1894,10 +1951,7 @@
         <w:ind w:firstLine="284"/>
       </w:pPr>
       <w:r>
-        <w:t>T</w:t>
-      </w:r>
-      <w:r>
-        <w:t>rong đó n</w:t>
+        <w:t>Trong đó n</w:t>
       </w:r>
       <w:r>
         <w:rPr>
@@ -1915,19 +1969,7 @@
         <w:t>p</w:t>
       </w:r>
       <w:r>
-        <w:t xml:space="preserve"> là chiều dài chế tạo cọc theo mô hình gốc của từng cầu tàu, và m(D(x), t(x)) là khối lượng trên một đơn vị chiều dài tra trực tiếp từ catalogue</w:t>
-      </w:r>
-      <w:r>
-        <w:t xml:space="preserve"> </w:t>
-      </w:r>
-      <w:r>
-        <w:t xml:space="preserve">[4] ứng với cặp (D,t). </w:t>
-      </w:r>
-      <w:r>
-        <w:t xml:space="preserve">Hàm </w:t>
-      </w:r>
-      <w:r>
-        <w:t>f</w:t>
+        <w:t xml:space="preserve"> là chiều dài chế tạo cọc theo mô hình gốc của từng cầu tàu, và m(D(x), t(x)) là khối lượng trên một đơn vị chiều dài tra trực tiếp từ catalogue [4] ứng với cặp (D,t). Hàm f</w:t>
       </w:r>
       <w:r>
         <w:rPr>
@@ -1936,10 +1978,7 @@
         <w:t>1</w:t>
       </w:r>
       <w:r>
-        <w:t xml:space="preserve"> được dùng làm đại lượng kỹ thuật đại diện cho mức tiêu hao vật liệu, không quy đổi trực tiếp sang chi phí xây dựng</w:t>
-      </w:r>
-      <w:r>
-        <w:t>.</w:t>
+        <w:t xml:space="preserve"> được dùng làm đại lượng kỹ thuật đại diện cho mức tiêu hao vật liệu, không quy đổi trực tiếp sang chi phí xây dựng.</w:t>
       </w:r>
     </w:p>
     <w:p>
@@ -1991,8 +2030,6 @@
       </w:r>
       <w:r>
         <w:tab/>
-      </w:r>
-      <w:r>
         <w:t>(</w:t>
       </w:r>
       <w:r>
@@ -2008,10 +2045,7 @@
         <w:ind w:firstLine="284"/>
       </w:pPr>
       <w:r>
-        <w:t>T</w:t>
-      </w:r>
-      <w:r>
-        <w:t>rong đó J là tập các nút (joint) thuộc nhóm phần tử đỉnh bến và δ</w:t>
+        <w:t>Trong đó J là tập các nút (joint) thuộc nhóm phần tử đỉnh bến và δ</w:t>
       </w:r>
       <w:r>
         <w:rPr>
@@ -2020,16 +2054,7 @@
         <w:t>j</w:t>
       </w:r>
       <w:r>
-        <w:t xml:space="preserve">(x) là chuyển vị ngang của nút j trích từ </w:t>
-      </w:r>
-      <w:r>
-        <w:t>bảng chuyển vị</w:t>
-      </w:r>
-      <w:r>
-        <w:t xml:space="preserve"> của phương án x, dưới tổ hợp tải trọng khống chế chuyển vị riêng của từng cầu tàu </w:t>
-      </w:r>
-      <w:r>
-        <w:t>trong mô h</w:t>
+        <w:t>(x) là chuyển vị ngang của nút j trích từ bảng chuyển vị của phương án x, dưới tổ hợp tải trọng khống chế chuyển vị riêng của từng cầu tàu trong mô h</w:t>
       </w:r>
       <w:r>
         <w:t>ình FEM.</w:t>
@@ -2067,13 +2092,7 @@
         <w:t>max</w:t>
       </w:r>
       <w:r>
-        <w:t xml:space="preserve">(x)=√(M2²+M3²) được lấy </w:t>
-      </w:r>
-      <w:r>
-        <w:t>theo biểu đồ B</w:t>
-      </w:r>
-      <w:r>
-        <w:t xml:space="preserve">ao (envelope) trên toàn bộ cọc và toàn bộ 37 tổ hợp tải trọng, trích đúng thứ tự cột OAPI FrameForce (P, V2, V3, T, M2, M3) đã xác nhận ở mục 2.5. Hai ràng buộc vật liệu được kiểm tra </w:t>
+        <w:t xml:space="preserve">(x)=√(M2²+M3²) được lấy theo biểu đồ Bao (envelope) trên toàn bộ cọc và toàn bộ 37 tổ hợp tải trọng, trích đúng thứ tự cột OAPI FrameForce (P, V2, V3, T, M2, M3) đã xác nhận ở mục 2.5. Hai ràng buộc vật liệu được kiểm tra </w:t>
       </w:r>
       <w:r>
         <w:rPr>
@@ -2088,7 +2107,7 @@
     <w:p>
       <w:pPr>
         <w:spacing w:before="40" w:after="40" w:line="260" w:lineRule="exact"/>
-        <w:ind w:left="142"/>
+        <w:ind w:left="284"/>
       </w:pPr>
       <w:r>
         <w:t>g</w:t>
@@ -2109,7 +2128,13 @@
         <w:t>max</w:t>
       </w:r>
       <w:r>
-        <w:t>(x) − P</w:t>
+        <w:t xml:space="preserve">(x) </w:t>
+      </w:r>
+      <w:r>
+        <w:t>-</w:t>
+      </w:r>
+      <w:r>
+        <w:t xml:space="preserve"> P</w:t>
       </w:r>
       <w:r>
         <w:rPr>
@@ -2118,13 +2143,13 @@
         <w:t>max</w:t>
       </w:r>
       <w:r>
-        <w:t>(D(x),t(x),Class(x)) ≤ 0   (</w:t>
-      </w:r>
-      <w:r>
-        <w:t>3</w:t>
-      </w:r>
-      <w:r>
-        <w:t>)</w:t>
+        <w:t xml:space="preserve">(x) ≤ 0   </w:t>
+      </w:r>
+      <w:r>
+        <w:tab/>
+      </w:r>
+      <w:r>
+        <w:t>(3)</w:t>
       </w:r>
       <w:r>
         <w:br/>
@@ -2146,7 +2171,13 @@
         <w:t>max</w:t>
       </w:r>
       <w:r>
-        <w:t>(x) − M</w:t>
+        <w:t xml:space="preserve">(x) </w:t>
+      </w:r>
+      <w:r>
+        <w:t>-</w:t>
+      </w:r>
+      <w:r>
+        <w:t xml:space="preserve"> M</w:t>
       </w:r>
       <w:r>
         <w:rPr>
@@ -2155,19 +2186,13 @@
         <w:t>u</w:t>
       </w:r>
       <w:r>
-        <w:t xml:space="preserve">(D(x),t(x),Class(x)) ≤ 0   </w:t>
-      </w:r>
-      <w:r>
-        <w:t xml:space="preserve"> </w:t>
-      </w:r>
-      <w:r>
-        <w:t>(</w:t>
-      </w:r>
-      <w:r>
-        <w:t>4</w:t>
-      </w:r>
-      <w:r>
-        <w:t>)</w:t>
+        <w:t xml:space="preserve">(x) ≤ 0    </w:t>
+      </w:r>
+      <w:r>
+        <w:tab/>
+      </w:r>
+      <w:r>
+        <w:t>(4)</w:t>
       </w:r>
     </w:p>
     <w:p>
@@ -2176,10 +2201,7 @@
         <w:ind w:firstLine="284"/>
       </w:pPr>
       <w:r>
-        <w:t>T</w:t>
-      </w:r>
-      <w:r>
-        <w:t>rong đó P</w:t>
+        <w:t>Trong đó P</w:t>
       </w:r>
       <w:r>
         <w:rPr>
@@ -2188,7 +2210,13 @@
         <w:t>max</w:t>
       </w:r>
       <w:r>
-        <w:t>(·) và M</w:t>
+        <w:t>(</w:t>
+      </w:r>
+      <w:r>
+        <w:t>x</w:t>
+      </w:r>
+      <w:r>
+        <w:t>) và M</w:t>
       </w:r>
       <w:r>
         <w:rPr>
@@ -2197,21 +2225,30 @@
         <w:t>u</w:t>
       </w:r>
       <w:r>
-        <w:t xml:space="preserve">(·) là khả năng chịu nén dọc trục và khả năng chịu uốn của cọc, tra theo catalogue[4] ứng với (D(x), t(x), Class(x)). </w:t>
+        <w:t>(</w:t>
+      </w:r>
+      <w:r>
+        <w:t>x</w:t>
+      </w:r>
+      <w:r>
+        <w:t xml:space="preserve">) là khả năng chịu nén dọc trục và khả năng chịu uốn của cọc, tra theo catalogue[4] ứng với (D(x), t(x), Class(x)). </w:t>
       </w:r>
     </w:p>
     <w:p>
       <w:pPr>
         <w:pStyle w:val="JMSTTitlelevel02"/>
       </w:pPr>
+      <w:r>
+        <w:t>3.4. Ràng buộc địa kỹ thuật</w:t>
+      </w:r>
     </w:p>
     <w:p>
       <w:pPr>
-        <w:pStyle w:val="JMSTTitlelevel02"/>
-      </w:pPr>
-      <w:r>
-        <w:lastRenderedPageBreak/>
-        <w:t>3.4. Ràng buộc địa kỹ thuật</w:t>
+        <w:spacing w:before="40" w:after="40" w:line="260" w:lineRule="exact"/>
+        <w:ind w:firstLine="284"/>
+      </w:pPr>
+      <w:r>
+        <w:t>Sức chịu tải cọc trong lớp đánh giá của bài toán tối ưu được tính theo TCVN 10304:2025:</w:t>
       </w:r>
     </w:p>
     <w:p>
@@ -2220,10 +2257,68 @@
         <w:ind w:firstLine="284"/>
       </w:pPr>
       <w:r>
-        <w:t>S</w:t>
-      </w:r>
-      <w:r>
-        <w:t>ức chịu tải cọc trong lớp đánh giá của bài toán tối ưu được tính theo TCVN 10304:2025:</w:t>
+        <w:lastRenderedPageBreak/>
+        <w:t>R</w:t>
+      </w:r>
+      <w:r>
+        <w:rPr>
+          <w:vertAlign w:val="subscript"/>
+        </w:rPr>
+        <w:t>d</w:t>
+      </w:r>
+      <w:r>
+        <w:t>(x) = [q</w:t>
+      </w:r>
+      <w:r>
+        <w:rPr>
+          <w:vertAlign w:val="subscript"/>
+        </w:rPr>
+        <w:t>b,tip</w:t>
+      </w:r>
+      <w:r>
+        <w:t>·A</w:t>
+      </w:r>
+      <w:r>
+        <w:rPr>
+          <w:vertAlign w:val="subscript"/>
+        </w:rPr>
+        <w:t>tip</w:t>
+      </w:r>
+      <w:r>
+        <w:t>(D(x)) + u(D(x))·Σf</w:t>
+      </w:r>
+      <w:r>
+        <w:rPr>
+          <w:vertAlign w:val="subscript"/>
+        </w:rPr>
+        <w:t>i</w:t>
+      </w:r>
+      <w:r>
+        <w:t>h</w:t>
+      </w:r>
+      <w:r>
+        <w:rPr>
+          <w:vertAlign w:val="subscript"/>
+        </w:rPr>
+        <w:t>i</w:t>
+      </w:r>
+      <w:r>
+        <w:t>]/γ</w:t>
+      </w:r>
+      <w:r>
+        <w:rPr>
+          <w:vertAlign w:val="subscript"/>
+        </w:rPr>
+        <w:t>k</w:t>
+      </w:r>
+      <w:r>
+        <w:t xml:space="preserve"> </w:t>
+      </w:r>
+      <w:r>
+        <w:t xml:space="preserve"> </w:t>
+      </w:r>
+      <w:r>
+        <w:t>(5)</w:t>
       </w:r>
     </w:p>
     <w:p>
@@ -2232,34 +2327,34 @@
         <w:ind w:firstLine="284"/>
       </w:pPr>
       <w:r>
-        <w:t>R</w:t>
+        <w:t>Trong đó q</w:t>
       </w:r>
       <w:r>
         <w:rPr>
           <w:vertAlign w:val="subscript"/>
         </w:rPr>
-        <w:t>d</w:t>
-      </w:r>
-      <w:r>
-        <w:t>(x) = [q</w:t>
+        <w:t>b,tip</w:t>
+      </w:r>
+      <w:r>
+        <w:t xml:space="preserve"> là sức kháng đơn vị mũi cọc, A</w:t>
       </w:r>
       <w:r>
         <w:rPr>
           <w:vertAlign w:val="subscript"/>
         </w:rPr>
-        <w:t>b,tip</w:t>
-      </w:r>
-      <w:r>
-        <w:t>·A</w:t>
+        <w:t>tip</w:t>
+      </w:r>
+      <w:r>
+        <w:t>(D) là diện tích mũi cọc theo đường kính D, u(D) là chu vi tiết diện cọc, Σf</w:t>
       </w:r>
       <w:r>
         <w:rPr>
           <w:vertAlign w:val="subscript"/>
         </w:rPr>
-        <w:t>tip</w:t>
-      </w:r>
-      <w:r>
-        <w:t>(D(x)) + u(D(x))·Σf</w:t>
+        <w:t>i</w:t>
+      </w:r>
+      <w:r>
+        <w:t>h</w:t>
       </w:r>
       <w:r>
         <w:rPr>
@@ -2268,31 +2363,16 @@
         <w:t>i</w:t>
       </w:r>
       <w:r>
-        <w:t>h</w:t>
+        <w:t xml:space="preserve"> là tổng ma sát bên tích luỹ theo các lớp đất - tất cả tính theo hồ sơ địa chất riêng của từng cầu tàu; γ</w:t>
       </w:r>
       <w:r>
         <w:rPr>
           <w:vertAlign w:val="subscript"/>
         </w:rPr>
-        <w:t>i</w:t>
-      </w:r>
-      <w:r>
-        <w:t>]/γ</w:t>
-      </w:r>
-      <w:r>
-        <w:rPr>
-          <w:vertAlign w:val="subscript"/>
-        </w:rPr>
         <w:t>k</w:t>
       </w:r>
       <w:r>
-        <w:t xml:space="preserve">   (</w:t>
-      </w:r>
-      <w:r>
-        <w:t>5</w:t>
-      </w:r>
-      <w:r>
-        <w:t>)</w:t>
+        <w:t xml:space="preserve"> là hệ số điều kiện làm việc theo TCVN 10304:2025.</w:t>
       </w:r>
     </w:p>
     <w:p>
@@ -2301,76 +2381,64 @@
         <w:ind w:firstLine="284"/>
       </w:pPr>
       <w:r>
-        <w:t xml:space="preserve">Trong đó </w:t>
-      </w:r>
-      <w:r>
-        <w:t>q</w:t>
-      </w:r>
-      <w:r>
-        <w:rPr>
-          <w:vertAlign w:val="subscript"/>
-        </w:rPr>
-        <w:t>b,tip</w:t>
-      </w:r>
-      <w:r>
-        <w:t xml:space="preserve"> là sức kháng đơn vị mũi cọc, A</w:t>
-      </w:r>
-      <w:r>
-        <w:rPr>
-          <w:vertAlign w:val="subscript"/>
-        </w:rPr>
-        <w:t>tip</w:t>
-      </w:r>
-      <w:r>
-        <w:t>(D) là diện tích mũi cọc theo đường kính D, u(D) là chu vi tiết diện cọc, Σf</w:t>
-      </w:r>
-      <w:r>
-        <w:rPr>
-          <w:vertAlign w:val="subscript"/>
-        </w:rPr>
-        <w:t>i</w:t>
-      </w:r>
-      <w:r>
-        <w:t>h</w:t>
-      </w:r>
-      <w:r>
-        <w:rPr>
-          <w:vertAlign w:val="subscript"/>
-        </w:rPr>
-        <w:t>i</w:t>
-      </w:r>
-      <w:r>
-        <w:t xml:space="preserve"> là tổng ma sát bên tích luỹ theo các lớp đất </w:t>
-      </w:r>
-      <w:r>
-        <w:t>-</w:t>
-      </w:r>
-      <w:r>
-        <w:t xml:space="preserve"> tất cả tính </w:t>
-      </w:r>
-      <w:r>
-        <w:t>t</w:t>
-      </w:r>
-      <w:r>
-        <w:t>heo hồ sơ địa chất riêng của từng cầu tàu; γ</w:t>
-      </w:r>
-      <w:r>
-        <w:rPr>
-          <w:vertAlign w:val="subscript"/>
-        </w:rPr>
-        <w:t>k</w:t>
-      </w:r>
-      <w:r>
-        <w:t xml:space="preserve"> là hệ số điều kiện làm việc theo TCVN 10304:2025.</w:t>
+        <w:t>Ràng buộc địa kỹ thuật:</w:t>
       </w:r>
     </w:p>
     <w:p>
       <w:pPr>
         <w:spacing w:before="40" w:after="40" w:line="260" w:lineRule="exact"/>
-        <w:ind w:firstLine="284"/>
-      </w:pPr>
-      <w:r>
-        <w:t>Ràng buộc địa kỹ thuật:</w:t>
+        <w:ind w:firstLine="839"/>
+      </w:pPr>
+      <w:r>
+        <w:t>g</w:t>
+      </w:r>
+      <w:r>
+        <w:rPr>
+          <w:vertAlign w:val="subscript"/>
+        </w:rPr>
+        <w:t>3</w:t>
+      </w:r>
+      <w:r>
+        <w:t>(x): γ</w:t>
+      </w:r>
+      <w:r>
+        <w:rPr>
+          <w:vertAlign w:val="subscript"/>
+        </w:rPr>
+        <w:t>n</w:t>
+      </w:r>
+      <w:r>
+        <w:t>·N</w:t>
+      </w:r>
+      <w:r>
+        <w:rPr>
+          <w:vertAlign w:val="subscript"/>
+        </w:rPr>
+        <w:t>max</w:t>
+      </w:r>
+      <w:r>
+        <w:t>(x) − R</w:t>
+      </w:r>
+      <w:r>
+        <w:rPr>
+          <w:vertAlign w:val="subscript"/>
+        </w:rPr>
+        <w:t>d</w:t>
+      </w:r>
+      <w:r>
+        <w:t xml:space="preserve">(x) ≤ 0  </w:t>
+      </w:r>
+      <w:r>
+        <w:tab/>
+      </w:r>
+      <w:r>
+        <w:t xml:space="preserve">  </w:t>
+      </w:r>
+      <w:r>
+        <w:t xml:space="preserve"> </w:t>
+      </w:r>
+      <w:r>
+        <w:t>(6)</w:t>
       </w:r>
     </w:p>
     <w:p>
@@ -2379,90 +2447,114 @@
         <w:ind w:firstLine="284"/>
       </w:pPr>
       <w:r>
-        <w:t>g</w:t>
+        <w:t>với hệ số tin cậy γ</w:t>
       </w:r>
       <w:r>
         <w:rPr>
           <w:vertAlign w:val="subscript"/>
         </w:rPr>
-        <w:t>3</w:t>
-      </w:r>
-      <w:r>
-        <w:t>(x): γ</w:t>
-      </w:r>
-      <w:r>
-        <w:rPr>
-          <w:vertAlign w:val="subscript"/>
-        </w:rPr>
         <w:t>n</w:t>
       </w:r>
       <w:r>
-        <w:t>·N</w:t>
-      </w:r>
-      <w:r>
-        <w:rPr>
-          <w:vertAlign w:val="subscript"/>
-        </w:rPr>
-        <w:t>max</w:t>
-      </w:r>
-      <w:r>
-        <w:t>(x) − R</w:t>
-      </w:r>
-      <w:r>
-        <w:rPr>
-          <w:vertAlign w:val="subscript"/>
-        </w:rPr>
-        <w:t>d</w:t>
-      </w:r>
-      <w:r>
-        <w:t xml:space="preserve">(x) ≤ 0  </w:t>
-      </w:r>
-      <w:r>
-        <w:tab/>
-      </w:r>
-      <w:r>
-        <w:t>(</w:t>
-      </w:r>
-      <w:r>
-        <w:t>6</w:t>
-      </w:r>
-      <w:r>
-        <w:t>)</w:t>
+        <w:t xml:space="preserve">=1,15  </w:t>
       </w:r>
     </w:p>
     <w:p>
       <w:pPr>
+        <w:pStyle w:val="JMSTTitlelevel02"/>
+      </w:pPr>
+      <w:r>
+        <w:t xml:space="preserve">3.5. Ràng buộc chuyển vị </w:t>
+      </w:r>
+    </w:p>
+    <w:p>
+      <w:pPr>
         <w:spacing w:before="40" w:after="40" w:line="260" w:lineRule="exact"/>
         <w:ind w:firstLine="284"/>
       </w:pPr>
       <w:r>
-        <w:t>với hệ số tin cậy γ</w:t>
-      </w:r>
-      <w:r>
-        <w:rPr>
-          <w:vertAlign w:val="subscript"/>
-        </w:rPr>
-        <w:t>n</w:t>
-      </w:r>
-      <w:r>
-        <w:t xml:space="preserve">=1,15  </w:t>
+        <w:t>Ràng buộc chuyển vị vận hành:</w:t>
       </w:r>
     </w:p>
     <w:p>
       <w:pPr>
-        <w:pStyle w:val="JMSTTitlelevel02"/>
-      </w:pPr>
-      <w:r>
-        <w:t xml:space="preserve">3.5. Ràng buộc chuyển vị </w:t>
+        <w:spacing w:before="40" w:after="40" w:line="260" w:lineRule="exact"/>
+        <w:ind w:firstLine="839"/>
+      </w:pPr>
+      <w:r>
+        <w:t>g</w:t>
+      </w:r>
+      <w:r>
+        <w:rPr>
+          <w:vertAlign w:val="subscript"/>
+        </w:rPr>
+        <w:t>4</w:t>
+      </w:r>
+      <w:r>
+        <w:t>(x): f2(x)</w:t>
+      </w:r>
+      <w:r>
+        <w:t>-</w:t>
+      </w:r>
+      <w:r>
+        <w:t xml:space="preserve">30mm ≤ 0   </w:t>
+      </w:r>
+      <w:r>
+        <w:tab/>
+        <w:t xml:space="preserve">  </w:t>
+      </w:r>
+      <w:r>
+        <w:t xml:space="preserve"> </w:t>
+      </w:r>
+      <w:r>
+        <w:t>(</w:t>
+      </w:r>
+      <w:r>
+        <w:t>7</w:t>
+      </w:r>
+      <w:r>
+        <w:t>)</w:t>
       </w:r>
     </w:p>
     <w:p>
       <w:pPr>
+        <w:pStyle w:val="JMSTTitlelevel02"/>
+      </w:pPr>
+      <w:r>
+        <w:t>3.5. Xử lý phương án không khả thi</w:t>
+      </w:r>
+    </w:p>
+    <w:p>
+      <w:pPr>
         <w:spacing w:before="40" w:after="40" w:line="260" w:lineRule="exact"/>
         <w:ind w:firstLine="284"/>
       </w:pPr>
       <w:r>
-        <w:t>Ràng buộc chuyển vị vận hành:</w:t>
+        <w:t>Tập khả thi của bài toán tối ưu là giao của bốn ràng buộc (</w:t>
+      </w:r>
+      <w:r>
+        <w:t>3</w:t>
+      </w:r>
+      <w:r>
+        <w:t>), (</w:t>
+      </w:r>
+      <w:r>
+        <w:t>4</w:t>
+      </w:r>
+      <w:r>
+        <w:t>), (</w:t>
+      </w:r>
+      <w:r>
+        <w:t>6</w:t>
+      </w:r>
+      <w:r>
+        <w:t>), (</w:t>
+      </w:r>
+      <w:r>
+        <w:t>7</w:t>
+      </w:r>
+      <w:r>
+        <w:t xml:space="preserve">): </w:t>
       </w:r>
     </w:p>
     <w:p>
@@ -2471,25 +2563,38 @@
         <w:ind w:firstLine="284"/>
       </w:pPr>
       <w:r>
-        <w:t>g</w:t>
+        <w:t>X</w:t>
       </w:r>
       <w:r>
         <w:rPr>
           <w:vertAlign w:val="subscript"/>
         </w:rPr>
-        <w:t>4</w:t>
-      </w:r>
-      <w:r>
-        <w:t>(x): f2(x)</w:t>
-      </w:r>
-      <w:r>
-        <w:t>-</w:t>
-      </w:r>
-      <w:r>
-        <w:t>30mm ≤ 0   (</w:t>
-      </w:r>
-      <w:r>
-        <w:t>7</w:t>
+        <w:t>f</w:t>
+      </w:r>
+      <w:r>
+        <w:t xml:space="preserve"> = {x ∈ X : g</w:t>
+      </w:r>
+      <w:r>
+        <w:rPr>
+          <w:vertAlign w:val="subscript"/>
+        </w:rPr>
+        <w:t>k</w:t>
+      </w:r>
+      <w:r>
+        <w:t>(x) ≤ 0, k=1,...,4}</w:t>
+      </w:r>
+      <w:r>
+        <w:t xml:space="preserve"> </w:t>
+      </w:r>
+      <w:r>
+        <w:tab/>
+        <w:t xml:space="preserve">   </w:t>
+      </w:r>
+      <w:r>
+        <w:t>(</w:t>
+      </w:r>
+      <w:r>
+        <w:t>8</w:t>
       </w:r>
       <w:r>
         <w:t>)</w:t>
@@ -2497,16 +2602,23 @@
     </w:p>
     <w:p>
       <w:pPr>
-        <w:pStyle w:val="JMSTTitlelevel02"/>
-      </w:pPr>
-      <w:r>
-        <w:t xml:space="preserve">3.5. </w:t>
-      </w:r>
-      <w:r>
-        <w:t>Xử</w:t>
-      </w:r>
-      <w:r>
-        <w:t xml:space="preserve"> lý phương án không khả thi</w:t>
+        <w:spacing w:before="40" w:after="40" w:line="260" w:lineRule="exact"/>
+        <w:ind w:firstLine="284"/>
+      </w:pPr>
+      <w:r>
+        <w:t xml:space="preserve">Việc xử lý ràng buộc trong vòng lặp MOSFOA theo nguyên tắc </w:t>
+      </w:r>
+      <w:r>
+        <w:rPr>
+          <w:bCs/>
+        </w:rPr>
+        <w:t>phạt cứng</w:t>
+      </w:r>
+      <w:r>
+        <w:t xml:space="preserve"> (hard-penalty</w:t>
+      </w:r>
+      <w:r>
+        <w:t>): giá trị fitness thực trả về cho thuật toán ứng với mỗi x là</w:t>
       </w:r>
     </w:p>
     <w:p>
@@ -2515,31 +2627,36 @@
         <w:ind w:firstLine="284"/>
       </w:pPr>
       <w:r>
-        <w:t>Tập khả thi của bài toán tối ưu là giao của bốn ràng buộc (</w:t>
-      </w:r>
-      <w:r>
-        <w:t>3</w:t>
-      </w:r>
-      <w:r>
-        <w:t>), (</w:t>
-      </w:r>
-      <w:r>
-        <w:t>4</w:t>
-      </w:r>
-      <w:r>
-        <w:t>), (</w:t>
-      </w:r>
-      <w:r>
-        <w:t>6</w:t>
-      </w:r>
-      <w:r>
-        <w:t>), (</w:t>
-      </w:r>
-      <w:r>
-        <w:t>7</w:t>
-      </w:r>
-      <w:r>
-        <w:t xml:space="preserve">): </w:t>
+        <w:t>F(x) = F(x) nếu x ∈ X</w:t>
+      </w:r>
+      <w:r>
+        <w:rPr>
+          <w:vertAlign w:val="subscript"/>
+        </w:rPr>
+        <w:t>feas</w:t>
+      </w:r>
+      <w:r>
+        <w:t xml:space="preserve"> </w:t>
+      </w:r>
+      <w:r>
+        <w:tab/>
+        <w:t xml:space="preserve">      </w:t>
+      </w:r>
+      <w:r>
+        <w:tab/>
+        <w:t xml:space="preserve">   </w:t>
+      </w:r>
+      <w:r>
+        <w:t>(</w:t>
+      </w:r>
+      <w:r>
+        <w:t>9</w:t>
+      </w:r>
+      <w:r>
+        <w:t>)</w:t>
+      </w:r>
+      <w:r>
+        <w:t xml:space="preserve"> </w:t>
       </w:r>
     </w:p>
     <w:p>
@@ -2548,7 +2665,7 @@
         <w:ind w:firstLine="284"/>
       </w:pPr>
       <w:r>
-        <w:t>X</w:t>
+        <w:t>F(x) = [10¹², 10¹²] nếu x ∉ X</w:t>
       </w:r>
       <w:r>
         <w:rPr>
@@ -2557,16 +2674,22 @@
         <w:t>feas</w:t>
       </w:r>
       <w:r>
-        <w:t xml:space="preserve"> = {x ∈ X : g</w:t>
-      </w:r>
-      <w:r>
-        <w:rPr>
-          <w:vertAlign w:val="subscript"/>
-        </w:rPr>
-        <w:t>k</w:t>
-      </w:r>
-      <w:r>
-        <w:t>(x) ≤ 0, k=1,...,4}.</w:t>
+        <w:t xml:space="preserve">   </w:t>
+      </w:r>
+      <w:r>
+        <w:t xml:space="preserve">     </w:t>
+      </w:r>
+      <w:r>
+        <w:t xml:space="preserve">  </w:t>
+      </w:r>
+      <w:r>
+        <w:t>(</w:t>
+      </w:r>
+      <w:r>
+        <w:t>10</w:t>
+      </w:r>
+      <w:r>
+        <w:t>)</w:t>
       </w:r>
     </w:p>
     <w:p>
@@ -2575,134 +2698,71 @@
         <w:ind w:firstLine="284"/>
       </w:pPr>
       <w:r>
-        <w:t xml:space="preserve">Việc xử lý ràng buộc trong vòng lặp MOSFOA theo nguyên tắc </w:t>
-      </w:r>
-      <w:r>
-        <w:rPr>
-          <w:bCs/>
-        </w:rPr>
-        <w:t>phạt cứng</w:t>
-      </w:r>
-      <w:r>
-        <w:t xml:space="preserve"> (hard-penalty</w:t>
-      </w:r>
-      <w:r>
-        <w:t>): giá trị fitness thực trả về cho thuật toán ứng với mỗi x là</w:t>
+        <w:t xml:space="preserve">Điều này có nghĩa </w:t>
+      </w:r>
+      <w:r>
+        <w:t>là phương án vi phạm bất kỳ ràng buộc nào trong bốn ràng buộc (</w:t>
+      </w:r>
+      <w:r>
+        <w:t>3</w:t>
+      </w:r>
+      <w:r>
+        <w:t>), (</w:t>
+      </w:r>
+      <w:r>
+        <w:t>4</w:t>
+      </w:r>
+      <w:r>
+        <w:t>), (</w:t>
+      </w:r>
+      <w:r>
+        <w:t>6</w:t>
+      </w:r>
+      <w:r>
+        <w:t>), (</w:t>
+      </w:r>
+      <w:r>
+        <w:t>7</w:t>
+      </w:r>
+      <w:r>
+        <w:t>) bị loại khỏi tập nghiệm khả thi ngay lập tức, không dùng hàm phạt mềm/hệ số phạt liên tục.</w:t>
       </w:r>
     </w:p>
     <w:p>
       <w:pPr>
-        <w:spacing w:before="40" w:after="40" w:line="260" w:lineRule="exact"/>
-        <w:ind w:firstLine="284"/>
-      </w:pPr>
-      <w:r>
-        <w:t>Fitness(x) = F(x) nếu x ∈ X</w:t>
-      </w:r>
-      <w:r>
-        <w:rPr>
-          <w:vertAlign w:val="subscript"/>
-        </w:rPr>
-        <w:t>feas</w:t>
-      </w:r>
-      <w:r>
-        <w:t xml:space="preserve">;  </w:t>
+        <w:pStyle w:val="JMSTTitlelevel01"/>
+      </w:pPr>
+      <w:r>
+        <w:t>4. Áp dụng MOSFOA</w:t>
       </w:r>
     </w:p>
     <w:p>
       <w:pPr>
-        <w:spacing w:before="40" w:after="40" w:line="260" w:lineRule="exact"/>
-        <w:ind w:firstLine="284"/>
-      </w:pPr>
-      <w:r>
-        <w:t>Fitness(x) = [10¹², 10¹²] nếu x ∉ X</w:t>
-      </w:r>
-      <w:r>
-        <w:rPr>
-          <w:vertAlign w:val="subscript"/>
-        </w:rPr>
-        <w:t>feas</w:t>
-      </w:r>
-      <w:r>
-        <w:t xml:space="preserve">   (</w:t>
-      </w:r>
-      <w:r>
-        <w:t>8</w:t>
-      </w:r>
-      <w:r>
-        <w:t>)</w:t>
+        <w:pStyle w:val="JMSTContent"/>
+      </w:pPr>
+      <w:r>
+        <w:t xml:space="preserve">MOSFOA là thuật toán tối ưu đa mục tiêu đã được nhóm tác giả phát triển và công bố trong [1]; cơ chế cập nhật vị trí (giai đoạn khám phá/khai thác, điều khiển pha theo hàm cosine, tinh chỉnh Gaussian cuối vòng lặp) được sử dụng </w:t>
+      </w:r>
+      <w:r>
+        <w:rPr>
+          <w:bCs/>
+        </w:rPr>
+        <w:t>nguyên bản, không chỉnh sửa</w:t>
+      </w:r>
+      <w:r>
+        <w:t>. Bài báo này không lặp lại phần trình bày chi tiết thuật toán đã công bố trước đó, chỉ nêu cấu hình sử dụng trong mục 5.</w:t>
       </w:r>
     </w:p>
     <w:p>
       <w:pPr>
-        <w:spacing w:before="40" w:after="40" w:line="260" w:lineRule="exact"/>
-        <w:ind w:firstLine="284"/>
-      </w:pPr>
-      <w:r>
-        <w:t xml:space="preserve">Điều này có nghĩa </w:t>
-      </w:r>
-      <w:r>
-        <w:t>là phương án vi phạm bất kỳ ràng buộc nào trong bốn ràng buộc (</w:t>
-      </w:r>
-      <w:r>
-        <w:t>3</w:t>
-      </w:r>
-      <w:r>
-        <w:t>), (</w:t>
-      </w:r>
-      <w:r>
-        <w:t>4</w:t>
-      </w:r>
-      <w:r>
-        <w:t>), (</w:t>
-      </w:r>
-      <w:r>
-        <w:t>6</w:t>
-      </w:r>
-      <w:r>
-        <w:t>), (</w:t>
-      </w:r>
-      <w:r>
-        <w:t>7</w:t>
-      </w:r>
-      <w:r>
-        <w:t>) bị loại khỏi tập nghiệm khả thi ngay lập tức, không dùng hàm phạt mềm/hệ số phạt liên tục.</w:t>
+        <w:pStyle w:val="JMSTTitlelevel01"/>
+      </w:pPr>
+      <w:r>
+        <w:t>5. Thiết kế thí nghiệm và chỉ tiêu đánh giá</w:t>
       </w:r>
     </w:p>
     <w:p>
       <w:pPr>
-        <w:pStyle w:val="JMSTTitlelevel01"/>
-      </w:pPr>
-      <w:r>
-        <w:t>4. Áp dụng MOSFOA</w:t>
-      </w:r>
-    </w:p>
-    <w:p>
-      <w:pPr>
-        <w:pStyle w:val="JMSTContent"/>
-      </w:pPr>
-      <w:r>
-        <w:t xml:space="preserve">MOSFOA là thuật toán tối ưu đa mục tiêu đã được nhóm tác giả phát triển và công bố trong [1]; cơ chế cập nhật vị trí (giai đoạn khám phá/khai thác, điều khiển pha theo hàm cosine, tinh chỉnh Gaussian cuối vòng lặp) được sử dụng </w:t>
-      </w:r>
-      <w:r>
-        <w:rPr>
-          <w:bCs/>
-        </w:rPr>
-        <w:t>nguyên bản, không chỉnh sửa</w:t>
-      </w:r>
-      <w:r>
-        <w:t>. Bài báo này không lặp lại phần trình bày chi tiết thuật toán đã công bố trước đó, chỉ nêu cấu hình sử dụng trong mục 5.</w:t>
-      </w:r>
-    </w:p>
-    <w:p>
-      <w:pPr>
-        <w:pStyle w:val="JMSTTitlelevel01"/>
-      </w:pPr>
-      <w:r>
-        <w:t>5. Thiết kế thí nghiệm và chỉ tiêu đánh giá</w:t>
-      </w:r>
-    </w:p>
-    <w:p>
-      <w:pPr>
         <w:pStyle w:val="JMSTContent"/>
       </w:pPr>
       <w:r>
@@ -2746,7 +2806,10 @@
         <w:t>mặt Pareto</w:t>
       </w:r>
       <w:r>
-        <w:t xml:space="preserve"> chỉ biểu diễn không gian mục tiêu (f</w:t>
+        <w:t xml:space="preserve"> chỉ biểu diễn </w:t>
+      </w:r>
+      <w:r>
+        <w:t>không gian mục tiêu (f</w:t>
       </w:r>
       <w:r>
         <w:rPr>
@@ -3258,7 +3321,6 @@
               </w:rPr>
             </w:pPr>
             <w:r>
-              <w:lastRenderedPageBreak/>
               <w:t>Số phương án khả thi</w:t>
             </w:r>
           </w:p>
@@ -3384,6 +3446,7 @@
         <w:ind w:firstLine="0"/>
       </w:pPr>
       <w:r>
+        <w:lastRenderedPageBreak/>
         <w:t xml:space="preserve">Miền khả thi của cả hai cầu tàu đều bắt đầu từ D≥600mm. Kết quả này nhất quán giữa hai cầu tàu mặc dù chúng có tải trọng và điều kiện địa kỹ thuật </w:t>
       </w:r>
       <w:r>
@@ -5140,6 +5203,73 @@
         <w:ind w:firstLine="0"/>
       </w:pPr>
       <w:r>
+        <w:rPr>
+          <w:noProof/>
+        </w:rPr>
+        <w:drawing>
+          <wp:anchor distT="0" distB="0" distL="114300" distR="114300" simplePos="0" relativeHeight="251656704" behindDoc="0" locked="0" layoutInCell="1" allowOverlap="1" wp14:anchorId="221E6A24" wp14:editId="21A9DF99">
+            <wp:simplePos x="0" y="0"/>
+            <wp:positionH relativeFrom="column">
+              <wp:posOffset>2941320</wp:posOffset>
+            </wp:positionH>
+            <wp:positionV relativeFrom="paragraph">
+              <wp:posOffset>243205</wp:posOffset>
+            </wp:positionV>
+            <wp:extent cx="2569845" cy="2038350"/>
+            <wp:effectExtent l="0" t="0" r="1905" b="0"/>
+            <wp:wrapSquare wrapText="bothSides"/>
+            <wp:docPr id="1035370630" name="Picture 53" descr="A graph with a line and numbers"/>
+            <wp:cNvGraphicFramePr>
+              <a:graphicFrameLocks xmlns:a="http://schemas.openxmlformats.org/drawingml/2006/main" noChangeAspect="1"/>
+            </wp:cNvGraphicFramePr>
+            <a:graphic xmlns:a="http://schemas.openxmlformats.org/drawingml/2006/main">
+              <a:graphicData uri="http://schemas.openxmlformats.org/drawingml/2006/picture">
+                <pic:pic xmlns:pic="http://schemas.openxmlformats.org/drawingml/2006/picture">
+                  <pic:nvPicPr>
+                    <pic:cNvPr id="1035370630" name="Picture 53" descr="A graph with a line and numbers"/>
+                    <pic:cNvPicPr>
+                      <a:picLocks noChangeAspect="1" noChangeArrowheads="1"/>
+                    </pic:cNvPicPr>
+                  </pic:nvPicPr>
+                  <pic:blipFill>
+                    <a:blip r:embed="rId24" cstate="print">
+                      <a:extLst>
+                        <a:ext uri="{28A0092B-C50C-407E-A947-70E740481C1C}">
+                          <a14:useLocalDpi xmlns:a14="http://schemas.microsoft.com/office/drawing/2010/main" val="0"/>
+                        </a:ext>
+                      </a:extLst>
+                    </a:blip>
+                    <a:srcRect/>
+                    <a:stretch>
+                      <a:fillRect/>
+                    </a:stretch>
+                  </pic:blipFill>
+                  <pic:spPr bwMode="auto">
+                    <a:xfrm>
+                      <a:off x="0" y="0"/>
+                      <a:ext cx="2569845" cy="2038350"/>
+                    </a:xfrm>
+                    <a:prstGeom prst="rect">
+                      <a:avLst/>
+                    </a:prstGeom>
+                    <a:noFill/>
+                    <a:ln>
+                      <a:noFill/>
+                    </a:ln>
+                  </pic:spPr>
+                </pic:pic>
+              </a:graphicData>
+            </a:graphic>
+            <wp14:sizeRelH relativeFrom="page">
+              <wp14:pctWidth>0</wp14:pctWidth>
+            </wp14:sizeRelH>
+            <wp14:sizeRelV relativeFrom="page">
+              <wp14:pctHeight>0</wp14:pctHeight>
+            </wp14:sizeRelV>
+          </wp:anchor>
+        </w:drawing>
+      </w:r>
+      <w:r>
         <w:t xml:space="preserve">Tập Pareto tham chiếu của Cầu tàu B thể hiện cùng dạng quan hệ đánh đổi: khối lượng tăng ~3,15 lần từ D600 lên D1200 (2125,3T→6694,6T) — tỷ lệ tăng khối lượng giống hệt Cầu tàu A vì cùng dùng chung một bảng catalogue (khối lượng/m chỉ phụ thuộc D, t, không phụ thuộc đặc điểm cầu tàu) — nhưng chuyển vị ngang lớn nhất giảm mạnh hơn nhiều, ~77,1% (23,1mm→5,3mm), so với mức giảm 47,7% ở Cầu tàu A. Điều này cho thấy </w:t>
       </w:r>
       <w:r>
@@ -5150,10 +5280,7 @@
         <w:t>cùng một lựa chọn catalogue (cùng D, t) không mang lại cùng một mức đáp ứng kỹ thuật (độ nhạy chuyển vị theo D) giữa hai cầu tàu</w:t>
       </w:r>
       <w:r>
-        <w:t xml:space="preserve"> — một quan sát có giá trị ứng dụng thực tế: kết quả tối ưu của một cầu tàu không thể suy diễn trực tiếp sang cầu tàu khác dù dùng chung </w:t>
-      </w:r>
-      <w:r>
-        <w:t>catalogue thiết kế.</w:t>
+        <w:t xml:space="preserve"> — một quan sát có giá trị ứng dụng thực tế: kết quả tối ưu của một cầu tàu không thể suy diễn trực tiếp sang cầu tàu khác dù dùng chung catalogue thiết kế.</w:t>
       </w:r>
     </w:p>
     <w:p>
@@ -5182,7 +5309,10 @@
         <w:t>2</w:t>
       </w:r>
       <w:r>
-        <w:t>=17,0mm) trùng giá trị với phương án đại diện thứ 2 trong tập Pareto tham chiếu.</w:t>
+        <w:t xml:space="preserve">=17,0mm) trùng giá trị với phương án đại diện thứ 2 trong tập Pareto </w:t>
+      </w:r>
+      <w:r>
+        <w:t>tham chiếu.</w:t>
       </w:r>
     </w:p>
     <w:p>
@@ -5195,29 +5325,196 @@
         <w:pStyle w:val="JMSTFigTitle"/>
       </w:pPr>
       <w:r>
-        <w:t>Hình 2. Tập Pareto tham chiếu — (a) Cầu tàu A, (b) Cầu tàu B</w:t>
+        <w:t xml:space="preserve">Hình 2. Tập Pareto tham chiếu </w:t>
+      </w:r>
+      <w:r>
+        <w:t>-</w:t>
+      </w:r>
+      <w:r>
+        <w:t xml:space="preserve"> Cầu tàu A</w:t>
       </w:r>
     </w:p>
     <w:p>
       <w:pPr>
-        <w:pStyle w:val="JMSTTitlelevel02"/>
-      </w:pPr>
-      <w:r>
-        <w:t>6.4. Khả năng khôi phục tập Pareto tham chiếu của MOSFOA</w:t>
-      </w:r>
+        <w:pStyle w:val="JMSTFigTitle"/>
+      </w:pPr>
     </w:p>
     <w:p>
       <w:pPr>
-        <w:pStyle w:val="JMSTContent"/>
-      </w:pPr>
-      <w:r>
-        <w:t>Đối chiếu kết quả 20 lần chạy MOSFOA độc lập/cầu tàu với tập Pareto tham chiếu (mục 6.2, 6.3), dung sai tương đối &lt;0,1%:</w:t>
-      </w:r>
+        <w:pStyle w:val="JMSTFigTitle"/>
+      </w:pPr>
     </w:p>
     <w:p>
       <w:pPr>
+        <w:pStyle w:val="JMSTFigTitle"/>
+      </w:pPr>
+      <w:r>
+        <w:rPr>
+          <w:noProof/>
+        </w:rPr>
+        <w:lastRenderedPageBreak/>
+        <w:drawing>
+          <wp:anchor distT="0" distB="0" distL="114300" distR="114300" simplePos="0" relativeHeight="251663872" behindDoc="0" locked="0" layoutInCell="1" allowOverlap="1" wp14:anchorId="34B7D720" wp14:editId="41A8F221">
+            <wp:simplePos x="0" y="0"/>
+            <wp:positionH relativeFrom="column">
+              <wp:posOffset>-11430</wp:posOffset>
+            </wp:positionH>
+            <wp:positionV relativeFrom="paragraph">
+              <wp:posOffset>43815</wp:posOffset>
+            </wp:positionV>
+            <wp:extent cx="2305050" cy="1823720"/>
+            <wp:effectExtent l="0" t="0" r="0" b="5080"/>
+            <wp:wrapSquare wrapText="bothSides"/>
+            <wp:docPr id="854885392" name="Picture 54" descr="A graph with a line and a dotted line&#10;&#10;AI-generated content may be incorrect."/>
+            <wp:cNvGraphicFramePr>
+              <a:graphicFrameLocks xmlns:a="http://schemas.openxmlformats.org/drawingml/2006/main" noChangeAspect="1"/>
+            </wp:cNvGraphicFramePr>
+            <a:graphic xmlns:a="http://schemas.openxmlformats.org/drawingml/2006/main">
+              <a:graphicData uri="http://schemas.openxmlformats.org/drawingml/2006/picture">
+                <pic:pic xmlns:pic="http://schemas.openxmlformats.org/drawingml/2006/picture">
+                  <pic:nvPicPr>
+                    <pic:cNvPr id="854885392" name="Picture 54" descr="A graph with a line and a dotted line&#10;&#10;AI-generated content may be incorrect."/>
+                    <pic:cNvPicPr>
+                      <a:picLocks noChangeAspect="1" noChangeArrowheads="1"/>
+                    </pic:cNvPicPr>
+                  </pic:nvPicPr>
+                  <pic:blipFill>
+                    <a:blip r:embed="rId25" cstate="print">
+                      <a:extLst>
+                        <a:ext uri="{28A0092B-C50C-407E-A947-70E740481C1C}">
+                          <a14:useLocalDpi xmlns:a14="http://schemas.microsoft.com/office/drawing/2010/main" val="0"/>
+                        </a:ext>
+                      </a:extLst>
+                    </a:blip>
+                    <a:srcRect/>
+                    <a:stretch>
+                      <a:fillRect/>
+                    </a:stretch>
+                  </pic:blipFill>
+                  <pic:spPr bwMode="auto">
+                    <a:xfrm>
+                      <a:off x="0" y="0"/>
+                      <a:ext cx="2305050" cy="1823720"/>
+                    </a:xfrm>
+                    <a:prstGeom prst="rect">
+                      <a:avLst/>
+                    </a:prstGeom>
+                    <a:noFill/>
+                    <a:ln>
+                      <a:noFill/>
+                    </a:ln>
+                  </pic:spPr>
+                </pic:pic>
+              </a:graphicData>
+            </a:graphic>
+            <wp14:sizeRelH relativeFrom="page">
+              <wp14:pctWidth>0</wp14:pctWidth>
+            </wp14:sizeRelH>
+            <wp14:sizeRelV relativeFrom="page">
+              <wp14:pctHeight>0</wp14:pctHeight>
+            </wp14:sizeRelV>
+          </wp:anchor>
+        </w:drawing>
+      </w:r>
+    </w:p>
+    <w:p>
+      <w:pPr>
+        <w:pStyle w:val="JMSTFigTitle"/>
+      </w:pPr>
+    </w:p>
+    <w:p>
+      <w:pPr>
+        <w:pStyle w:val="JMSTFigTitle"/>
+      </w:pPr>
+    </w:p>
+    <w:p>
+      <w:pPr>
+        <w:pStyle w:val="JMSTFigTitle"/>
+      </w:pPr>
+    </w:p>
+    <w:p>
+      <w:pPr>
+        <w:pStyle w:val="JMSTFigTitle"/>
+      </w:pPr>
+    </w:p>
+    <w:p>
+      <w:pPr>
+        <w:pStyle w:val="JMSTFigTitle"/>
+      </w:pPr>
+    </w:p>
+    <w:p>
+      <w:pPr>
+        <w:pStyle w:val="JMSTFigTitle"/>
+      </w:pPr>
+    </w:p>
+    <w:p>
+      <w:pPr>
+        <w:pStyle w:val="JMSTFigTitle"/>
+      </w:pPr>
+    </w:p>
+    <w:p>
+      <w:pPr>
+        <w:pStyle w:val="JMSTFigTitle"/>
+      </w:pPr>
+    </w:p>
+    <w:p>
+      <w:pPr>
+        <w:pStyle w:val="JMSTFigTitle"/>
+      </w:pPr>
+    </w:p>
+    <w:p>
+      <w:pPr>
+        <w:pStyle w:val="JMSTFigTitle"/>
+      </w:pPr>
+      <w:r>
+        <w:t>Hình 2. Tập Pareto tham chiếu - Cầu tàu A</w:t>
+      </w:r>
+    </w:p>
+    <w:p>
+      <w:pPr>
+        <w:pStyle w:val="JMSTTitlelevel02"/>
+      </w:pPr>
+    </w:p>
+    <w:p>
+      <w:pPr>
+        <w:pStyle w:val="JMSTTitlelevel02"/>
+      </w:pPr>
+    </w:p>
+    <w:p>
+      <w:pPr>
+        <w:pStyle w:val="JMSTTitlelevel02"/>
+      </w:pPr>
+    </w:p>
+    <w:p>
+      <w:pPr>
+        <w:pStyle w:val="JMSTTitlelevel02"/>
+      </w:pPr>
+    </w:p>
+    <w:p>
+      <w:pPr>
+        <w:pStyle w:val="JMSTTitlelevel02"/>
+      </w:pPr>
+    </w:p>
+    <w:p>
+      <w:pPr>
+        <w:pStyle w:val="JMSTTitlelevel02"/>
+      </w:pPr>
+      <w:r>
+        <w:t>6.4. Khả năng khôi phục tập Pareto tham chiếu của MOSFOA</w:t>
+      </w:r>
+    </w:p>
+    <w:p>
+      <w:pPr>
+        <w:pStyle w:val="JMSTContent"/>
+      </w:pPr>
+      <w:r>
+        <w:t>Đối chiếu kết quả 20 lần chạy MOSFOA độc lập/cầu tàu với tập Pareto tham chiếu (mục 6.2, 6.3), dung sai tương đối &lt;0,1%:</w:t>
+      </w:r>
+    </w:p>
+    <w:p>
+      <w:pPr>
         <w:sectPr>
-          <w:headerReference w:type="default" r:id="rId24"/>
+          <w:headerReference w:type="default" r:id="rId26"/>
           <w:type w:val="continuous"/>
           <w:pgSz w:w="11906" w:h="16838" w:code="9"/>
           <w:pgMar w:top="1701" w:right="1418" w:bottom="1701" w:left="1588" w:header="850" w:footer="850" w:gutter="0"/>
@@ -5232,7 +5529,6 @@
         <w:pStyle w:val="JMSTTableTitle"/>
       </w:pPr>
       <w:r>
-        <w:lastRenderedPageBreak/>
         <w:t>Bảng 5. Khả năng khôi phục tập Pareto tham chiếu của MOSFOA (20 lần chạy độc lập/cầu tàu)</w:t>
       </w:r>
     </w:p>
@@ -5584,7 +5880,7 @@
     <w:p>
       <w:pPr>
         <w:sectPr>
-          <w:headerReference w:type="default" r:id="rId25"/>
+          <w:headerReference w:type="default" r:id="rId27"/>
           <w:type w:val="continuous"/>
           <w:pgSz w:w="11906" w:h="16838" w:code="9"/>
           <w:pgMar w:top="1701" w:right="1418" w:bottom="1701" w:left="1588" w:header="850" w:footer="850" w:gutter="0"/>
@@ -5600,6 +5896,73 @@
         <w:ind w:firstLine="0"/>
       </w:pPr>
       <w:r>
+        <w:rPr>
+          <w:noProof/>
+        </w:rPr>
+        <w:drawing>
+          <wp:anchor distT="0" distB="0" distL="114300" distR="114300" simplePos="0" relativeHeight="251673088" behindDoc="0" locked="0" layoutInCell="1" allowOverlap="1" wp14:anchorId="22D213A2" wp14:editId="3A1C412A">
+            <wp:simplePos x="0" y="0"/>
+            <wp:positionH relativeFrom="column">
+              <wp:posOffset>-11430</wp:posOffset>
+            </wp:positionH>
+            <wp:positionV relativeFrom="paragraph">
+              <wp:posOffset>939165</wp:posOffset>
+            </wp:positionV>
+            <wp:extent cx="2717800" cy="1722755"/>
+            <wp:effectExtent l="0" t="0" r="6350" b="0"/>
+            <wp:wrapSquare wrapText="bothSides"/>
+            <wp:docPr id="1883223238" name="Picture 55" descr="A graph with a line&#10;&#10;AI-generated content may be incorrect."/>
+            <wp:cNvGraphicFramePr>
+              <a:graphicFrameLocks xmlns:a="http://schemas.openxmlformats.org/drawingml/2006/main" noChangeAspect="1"/>
+            </wp:cNvGraphicFramePr>
+            <a:graphic xmlns:a="http://schemas.openxmlformats.org/drawingml/2006/main">
+              <a:graphicData uri="http://schemas.openxmlformats.org/drawingml/2006/picture">
+                <pic:pic xmlns:pic="http://schemas.openxmlformats.org/drawingml/2006/picture">
+                  <pic:nvPicPr>
+                    <pic:cNvPr id="1883223238" name="Picture 55" descr="A graph with a line&#10;&#10;AI-generated content may be incorrect."/>
+                    <pic:cNvPicPr>
+                      <a:picLocks noChangeAspect="1" noChangeArrowheads="1"/>
+                    </pic:cNvPicPr>
+                  </pic:nvPicPr>
+                  <pic:blipFill>
+                    <a:blip r:embed="rId28" cstate="print">
+                      <a:extLst>
+                        <a:ext uri="{28A0092B-C50C-407E-A947-70E740481C1C}">
+                          <a14:useLocalDpi xmlns:a14="http://schemas.microsoft.com/office/drawing/2010/main" val="0"/>
+                        </a:ext>
+                      </a:extLst>
+                    </a:blip>
+                    <a:srcRect/>
+                    <a:stretch>
+                      <a:fillRect/>
+                    </a:stretch>
+                  </pic:blipFill>
+                  <pic:spPr bwMode="auto">
+                    <a:xfrm>
+                      <a:off x="0" y="0"/>
+                      <a:ext cx="2717800" cy="1722755"/>
+                    </a:xfrm>
+                    <a:prstGeom prst="rect">
+                      <a:avLst/>
+                    </a:prstGeom>
+                    <a:noFill/>
+                    <a:ln>
+                      <a:noFill/>
+                    </a:ln>
+                  </pic:spPr>
+                </pic:pic>
+              </a:graphicData>
+            </a:graphic>
+            <wp14:sizeRelH relativeFrom="page">
+              <wp14:pctWidth>0</wp14:pctWidth>
+            </wp14:sizeRelH>
+            <wp14:sizeRelV relativeFrom="page">
+              <wp14:pctHeight>0</wp14:pctHeight>
+            </wp14:sizeRelV>
+          </wp:anchor>
+        </w:drawing>
+      </w:r>
+      <w:r>
         <w:t xml:space="preserve">Đối với hai bài toán kỹ thuật rời rạc đã khảo sát, MOSFOA khôi phục đầy đủ tập Pareto tham chiếu trong </w:t>
       </w:r>
       <w:r>
@@ -5625,491 +5988,476 @@
       <w:pPr>
         <w:pStyle w:val="JMSTFigTitle"/>
       </w:pPr>
+      <w:r>
+        <w:t>Hình 3. Hội tụ kích thước tập nghiệm Pareto theo vòng lặp (run 01, Cầu tàu A và B)</w:t>
+      </w:r>
     </w:p>
     <w:p>
       <w:pPr>
-        <w:pStyle w:val="JMSTFigTitle"/>
-      </w:pPr>
-      <w:r>
-        <w:t>Hình 3. Hội tụ kích thước tập nghiệm Pareto theo vòng lặp (run 01, Cầu tàu A và B)</w:t>
+        <w:pStyle w:val="JMSTTitlelevel02"/>
+      </w:pPr>
+      <w:r>
+        <w:t xml:space="preserve">6.5. </w:t>
+      </w:r>
+      <w:r>
+        <w:t>Mức đ</w:t>
+      </w:r>
+      <w:r>
+        <w:t xml:space="preserve">ộ tái lập </w:t>
       </w:r>
     </w:p>
     <w:p>
       <w:pPr>
-        <w:pStyle w:val="JMSTTitlelevel02"/>
-      </w:pPr>
-      <w:r>
-        <w:t xml:space="preserve">6.5. </w:t>
-      </w:r>
-      <w:r>
-        <w:t>Mức đ</w:t>
-      </w:r>
-      <w:r>
-        <w:t xml:space="preserve">ộ tái lập </w:t>
+        <w:pStyle w:val="JMSTContent"/>
+      </w:pPr>
+      <w:r>
+        <w:t>Độ lệch chuẩn bằng 0 quan sát được ở cả kích thước tập nghiệm Pareto lẫn tỷ lệ khôi phục phản ánh tính tái lập đạt được đối với không gian thiết kế rời rạc 33 phương án đã khảo sát ở cả hai cầu tàu. Kết quả này nên được diễn giải trong phạm vi các bài toán đã khảo sát, không phải bằng chứng về tính ổn định thuật toán một cách tổng quát trên mọi loại không gian thiết kế (liên tục, nhiều chiều, hoặc có nhiều cực trị địa phương hơn).</w:t>
       </w:r>
     </w:p>
     <w:p>
       <w:pPr>
-        <w:pStyle w:val="JMSTContent"/>
-      </w:pPr>
-      <w:r>
-        <w:t xml:space="preserve">Độ lệch chuẩn bằng 0 quan sát được ở cả kích thước tập nghiệm Pareto lẫn tỷ lệ khôi phục phản ánh tính tái lập đạt được đối với không gian thiết kế rời rạc 33 phương án đã khảo sát ở cả hai cầu tàu. Kết quả này </w:t>
-      </w:r>
-      <w:bookmarkStart w:id="1" w:name="_GoBack"/>
-      <w:r>
-        <w:t>nên được diễn g</w:t>
-      </w:r>
-      <w:bookmarkEnd w:id="1"/>
-      <w:r>
-        <w:t>iải trong phạm vi các bài toán đã khảo sát, không phải bằng chứng về tính ổn định thuật toán một cách tổng quát trên mọi loại không gian thiết kế (liên tục, nhiều chiều, hoặc có nhiều cực trị địa phương hơn).</w:t>
+        <w:pStyle w:val="JMSTTitlelevel02"/>
+      </w:pPr>
+      <w:r>
+        <w:t>6.6. Diễn giải kỹ thuật quan hệ đánh đổi khối lượng–chuyển vị</w:t>
       </w:r>
     </w:p>
     <w:p>
       <w:pPr>
-        <w:pStyle w:val="JMSTTitlelevel02"/>
-      </w:pPr>
-      <w:r>
-        <w:t>6.6. Diễn giải kỹ thuật quan hệ đánh đổi khối lượng–chuyển vị</w:t>
+        <w:pStyle w:val="JMSTContent"/>
+      </w:pPr>
+      <w:r>
+        <w:t>Ở cả hai cầu tàu, mặt Pareto thể hiện quan hệ đánh đổi đơn điệu: đầu "nhẹ" của mặt Pareto (D600) cho khối lượng vật liệu nhỏ nhất nhưng chuyển vị lớn nhất trong tập nghiệm khả thi; đầu còn lại (D1200) cho chuyển vị nhỏ nhất nhưng khối lượng vật liệu lớn nhất — phản ánh đúng bản chất vật lý của việc tăng độ cứng tiết diện cọc để giảm chuyển vị ngang, đánh đổi bằng khối lượng vật liệu tăng thêm. Tốc độ giảm chuyển vị chậm dần khi tiết diện cọc đã đủ lớn (ví dụ D900→D1200 ở cả hai cầu tàu cho mức giảm chuyển vị tương đối nhỏ hơn so với khối lượng vật liệu tăng thêm), cung cấp cơ sở kỹ thuật để người thiết kế lựa chọn phương án cân bằng phù hợp mục tiêu dự án.</w:t>
       </w:r>
     </w:p>
     <w:p>
       <w:pPr>
-        <w:pStyle w:val="JMSTContent"/>
-      </w:pPr>
-      <w:r>
-        <w:t>Ở cả hai cầu tàu, mặt Pareto thể hiện quan hệ đánh đổi đơn điệu: đầu "nhẹ" của mặt Pareto (D600) cho khối lượng vật liệu nhỏ nhất nhưng chuyển vị lớn nhất trong tập nghiệm khả thi; đầu còn lại (D1200) cho chuyển vị nhỏ nhất nhưng khối lượng vật liệu lớn nhất — phản ánh đúng bản chất vật lý của việc tăng độ cứng tiết diện cọc để giảm chuyển vị ngang, đánh đổi bằng khối lượng vật liệu tăng thêm. Tốc độ giảm chuyển vị chậm dần khi tiết diện cọc đã đủ lớn (ví dụ D900→D1200 ở cả hai cầu tàu cho mức giảm chuyển vị tương đối nhỏ hơn so với khối lượng vật liệu tăng thêm), cung cấp cơ sở kỹ thuật để người thiết kế lựa chọn phương án cân bằng phù hợp mục tiêu dự án.</w:t>
+        <w:pStyle w:val="JMSTTitlelevel02"/>
+      </w:pPr>
+      <w:r>
+        <w:t>6.7. So sánh giữa hai cầu tàu</w:t>
       </w:r>
     </w:p>
     <w:p>
       <w:pPr>
-        <w:pStyle w:val="JMSTTitlelevel02"/>
-      </w:pPr>
-      <w:r>
-        <w:t>6.7. So sánh giữa hai cầu tàu</w:t>
+        <w:pStyle w:val="JMSTContent"/>
+      </w:pPr>
+      <w:r>
+        <w:t xml:space="preserve">Ở cùng lựa chọn D600, chuyển vị ngang lớn nhất của Cầu tàu B là 23,1mm, lớn hơn 15,3mm của Cầu tàu A; độ nhạy chuyển vị theo đường kính cọc cũng khác nhau rõ rệt giữa hai cầu tàu trên toàn dải D (mục 6.2, 6.3). Điều này cho thấy cùng một lựa chọn đường kính không nhất thiết tạo ra cùng một đáp ứng kỹ thuật giữa hai cầu tàu. Sự khác biệt này </w:t>
+      </w:r>
+      <w:r>
+        <w:rPr>
+          <w:b/>
+          <w:bCs/>
+        </w:rPr>
+        <w:t>gắn liền đồng thời với nhiều yếu tố khác nhau</w:t>
+      </w:r>
+      <w:r>
+        <w:t xml:space="preserve"> — hình học kết cấu (bề rộng bến, chiều dài phân đoạn), tải trọng khai thác, đặc trưng tiết diện cọc, và điều kiện mô hình hoá địa kỹ thuật (lò xo phân bố ở A so với ngàm </w:t>
+      </w:r>
+      <w:r>
+        <w:lastRenderedPageBreak/>
+        <w:t>cứng tại chiều dài ngàm ảo ở B) — không có cơ sở để quy sự khác biệt này cho một nguyên nhân đơn lẻ khi hai mô hình đồng thời khác nhau ở nhiều yếu tố; việc tách bạch ảnh hưởng riêng của từng yếu tố nằm ngoài phạm vi nghiên cứu này. Cả hai cầu tàu đều có miền khả thi bắt đầu từ D≥600mm và cùng 6 phương án trong tập Pareto tham chiếu — sự trùng hợp về số lượng phương án phản ánh đặc điểm chung của không gian thiết kế rời rạc 33 phương án dùng chung một bảng catalogue, không hàm ý một quy luật tổng quát giữa hai loại cầu tàu.</w:t>
       </w:r>
     </w:p>
     <w:p>
       <w:pPr>
+        <w:pStyle w:val="JMSTTitlelevel02"/>
+      </w:pPr>
+      <w:r>
+        <w:t>6.8. Hạn chế nghiên cứu</w:t>
+      </w:r>
+    </w:p>
+    <w:p>
+      <w:pPr>
         <w:pStyle w:val="JMSTContent"/>
-      </w:pPr>
-      <w:r>
-        <w:t xml:space="preserve">Ở cùng lựa chọn D600, chuyển vị ngang lớn nhất của Cầu tàu B là 23,1mm, lớn hơn 15,3mm của Cầu tàu A; độ nhạy chuyển vị theo đường kính cọc cũng khác nhau rõ rệt giữa hai cầu tàu trên toàn dải D (mục 6.2, 6.3). Điều này cho thấy cùng một lựa chọn </w:t>
-      </w:r>
-      <w:r>
-        <w:t xml:space="preserve">đường kính không nhất thiết tạo ra cùng một đáp ứng kỹ thuật giữa hai cầu tàu. Sự khác biệt này </w:t>
+        <w:ind w:left="200" w:hanging="200"/>
+      </w:pPr>
+      <w:r>
+        <w:t xml:space="preserve">- Không gian thiết kế gồm 33 phương án catalogue rời rạc, cho phép </w:t>
+      </w:r>
+      <w:r>
+        <w:t xml:space="preserve">Duyệt </w:t>
+      </w:r>
+      <w:r>
+        <w:t>toàn bộ để xây dựng tập Pareto tham chiếu chính xác — kết quả 100% khôi phục chỉ có ý nghĩa trong phạm vi loại bài toán rời rạc, quy mô nhỏ như đã khảo sát, chưa chứng minh được hiệu quả tương tự trên không gian thiết kế liên tục hoặc nhiều chiều hơn.</w:t>
+      </w:r>
+    </w:p>
+    <w:p>
+      <w:pPr>
+        <w:pStyle w:val="JMSTContent"/>
+        <w:ind w:left="200" w:hanging="200"/>
+      </w:pPr>
+      <w:r>
+        <w:t>- Thông số điều kiện biên mô phỏng tương tác đất–cọc–kết cấu (độ cứng lò xo ở A, chiều dài ngàm ảo ở B) được giữ cố định theo mô hình gốc, không được cập nhật lại theo đường kính cọc D trong vòng lặp tối ưu (mục 2.4) — đây là giả thiết đơn giản hoá cần lưu ý khi áp dụng kết quả vào thiết kế thực tế.</w:t>
+      </w:r>
+    </w:p>
+    <w:p>
+      <w:pPr>
+        <w:pStyle w:val="JMSTContent"/>
+        <w:ind w:left="200" w:hanging="200"/>
+      </w:pPr>
+      <w:r>
+        <w:t>- Ràng buộc vật liệu sử dụng kiểm tra riêng biệt N≤P</w:t>
+      </w:r>
+      <w:r>
+        <w:rPr>
+          <w:vertAlign w:val="subscript"/>
+        </w:rPr>
+        <w:t>max</w:t>
+      </w:r>
+      <w:r>
+        <w:t xml:space="preserve"> và M≤M</w:t>
+      </w:r>
+      <w:r>
+        <w:rPr>
+          <w:vertAlign w:val="subscript"/>
+        </w:rPr>
+        <w:t>u</w:t>
+      </w:r>
+      <w:r>
+        <w:t>, không dùng công thức tương tác nén–uốn.</w:t>
+      </w:r>
+    </w:p>
+    <w:p>
+      <w:pPr>
+        <w:pStyle w:val="JMSTContent"/>
+        <w:ind w:left="200" w:hanging="200"/>
+      </w:pPr>
+      <w:r>
+        <w:t>- Kết quả tối ưu cần được diễn giải trong phạm vi các mô hình FEM và tải trọng kế thừa từ dự án gốc đã nêu ở mục 2.3; nghiên cứu này không phải một hồ sơ thiết kế lại hai cầu tàu theo hệ thống tiêu chuẩn hiện hành.</w:t>
+      </w:r>
+    </w:p>
+    <w:p>
+      <w:pPr>
+        <w:pStyle w:val="JMSTContent"/>
+        <w:ind w:left="200" w:hanging="200"/>
+      </w:pPr>
+      <w:r>
+        <w:t>- Nghiên cứu giới hạn ở hai cầu tàu thực tế; chưa đủ cơ sở để khái quát hoá thành quy luật ảnh hưởng riêng biệt của quy mô, tải trọng hay điều kiện địa kỹ thuật đến đặc điểm nghiệm tối ưu — nội dung này để dành cho nghiên cứu tiếp theo.</w:t>
+      </w:r>
+    </w:p>
+    <w:p>
+      <w:pPr>
+        <w:pStyle w:val="JMSTContent"/>
+        <w:ind w:left="200" w:hanging="200"/>
+      </w:pPr>
+      <w:r>
+        <w:t>- Nghiên cứu không so sánh MOSFOA với các thuật toán tối ưu đa mục tiêu khác (NSGA-II, MOPSO...); do đó không có cơ sở để kết luận về tính ưu việt tương đối của MOSFOA.</w:t>
+      </w:r>
+    </w:p>
+    <w:p>
+      <w:pPr>
+        <w:pStyle w:val="JMSTTitlelevel01"/>
+      </w:pPr>
+      <w:r>
+        <w:t>7. Kết luận</w:t>
+      </w:r>
+    </w:p>
+    <w:p>
+      <w:pPr>
+        <w:pStyle w:val="JMSTContent"/>
+        <w:ind w:left="220" w:hanging="220"/>
+      </w:pPr>
+      <w:r>
+        <w:t xml:space="preserve">1. MOSFOA — thuật toán đã được nhóm tác giả phát triển và công bố trước đó [1] — được áp dụng thành công vào hai bài toán tối ưu đa mục tiêu hệ cọc cầu tàu thực tế, sử dụng hai cầu tàu thực tế có quy mô và đặc điểm mô hình hoá khác </w:t>
+      </w:r>
+      <w:r>
+        <w:t>nhau làm hai trường hợp ứng dụng độc lập.</w:t>
+      </w:r>
+    </w:p>
+    <w:p>
+      <w:pPr>
+        <w:pStyle w:val="JMSTContent"/>
+        <w:ind w:left="220" w:hanging="220"/>
+      </w:pPr>
+      <w:r>
+        <w:t>2. Quy trình kết nối MATLAB–SAP2000 qua OAPI đã tích hợp thành công tìm kiếm metaheuristic với đánh giá kỹ thuật dựa trên phân tích phần tử hữu hạn thực.</w:t>
+      </w:r>
+    </w:p>
+    <w:p>
+      <w:pPr>
+        <w:pStyle w:val="JMSTContent"/>
+        <w:ind w:left="220" w:hanging="220"/>
+      </w:pPr>
+      <w:r>
+        <w:t xml:space="preserve">3. </w:t>
+      </w:r>
+      <w:r>
+        <w:t xml:space="preserve">Duyệt </w:t>
+      </w:r>
+      <w:r>
+        <w:t>33 phương án catalogue rời rạc cung cấp một tập Pareto tham chiếu cho mỗi cầu tàu, dùng làm cơ sở đối chiếu trực tiếp kết quả MOSFOA.</w:t>
+      </w:r>
+    </w:p>
+    <w:p>
+      <w:pPr>
+        <w:pStyle w:val="JMSTContent"/>
+        <w:ind w:left="220" w:hanging="220"/>
+      </w:pPr>
+      <w:r>
+        <w:t>4. MOSFOA khôi phục đầy đủ tập Pareto tham chiếu trong toàn bộ các lần chạy độc lập thực hiện cho cả hai cầu tàu (40/40 lượt chạy).</w:t>
+      </w:r>
+    </w:p>
+    <w:p>
+      <w:pPr>
+        <w:pStyle w:val="JMSTContent"/>
+        <w:ind w:left="220" w:hanging="220"/>
+      </w:pPr>
+      <w:r>
+        <w:t>5. Hai cầu tàu cho các mức giá trị mục tiêu và đặc điểm đánh đổi kỹ thuật khác nhau, phản ánh sự khác biệt về cấu hình kết cấu, tải trọng và điều kiện mô hình hóa của từng cầu tàu.</w:t>
+      </w:r>
+    </w:p>
+    <w:p>
+      <w:pPr>
+        <w:pStyle w:val="JMSTContent"/>
+        <w:ind w:left="220" w:hanging="220"/>
+      </w:pPr>
+      <w:r>
+        <w:t>6. Kết quả hỗ trợ khả năng áp dụng thực tế và tính tái lập của quy trình tối ưu dựa trên MOSFOA đã triển khai, đối với lớp bài toán hệ cọc cầu tàu đã khảo sát.</w:t>
+      </w:r>
+    </w:p>
+    <w:p>
+      <w:pPr>
+        <w:pStyle w:val="JMSTContent"/>
+        <w:ind w:left="220" w:hanging="220"/>
+      </w:pPr>
+      <w:r>
+        <w:t xml:space="preserve">7. Những phát hiện này </w:t>
       </w:r>
       <w:r>
         <w:rPr>
           <w:b/>
           <w:bCs/>
         </w:rPr>
-        <w:t>gắn liền đồng thời với nhiều yếu tố khác nhau</w:t>
-      </w:r>
-      <w:r>
-        <w:t xml:space="preserve"> — hình học kết cấu (bề rộng bến, chiều dài phân đoạn), tải trọng khai thác, đặc trưng tiết diện cọc, và điều kiện mô hình hoá địa kỹ thuật (lò xo phân bố ở A so với ngàm cứng tại chiều dài ngàm ảo ở B) — không có cơ sở để quy sự khác biệt này cho một nguyên nhân đơn lẻ khi hai mô hình đồng thời khác nhau ở nhiều yếu tố; việc tách bạch ảnh hưởng riêng của từng yếu tố nằm ngoài phạm vi nghiên cứu này. Cả hai cầu tàu đều có miền khả thi bắt đầu từ D≥600mm và cùng 6 phương án trong tập Pareto tham chiếu — sự trùng hợp về số lượng phương án phản ánh đặc điểm chung của không gian thiết kế rời rạc 33 phương án dùng chung một bảng catalogue, không hàm ý một quy luật tổng quát giữa hai loại cầu tàu.</w:t>
+        <w:t>không</w:t>
+      </w:r>
+      <w:r>
+        <w:t xml:space="preserve"> nên được suy rộng thành bằng chứng về tính ưu việt thuật toán một cách tổng quát; kết luận chỉ giới hạn trong phạm vi hai bài toán đã khảo sát.</w:t>
       </w:r>
     </w:p>
     <w:p>
       <w:pPr>
-        <w:pStyle w:val="JMSTTitlelevel02"/>
-      </w:pPr>
-      <w:r>
-        <w:t>6.8. Hạn chế nghiên cứu</w:t>
+        <w:pStyle w:val="JMSTTitlelevel01"/>
+      </w:pPr>
+      <w:r>
+        <w:t>Lời cảm ơn</w:t>
       </w:r>
     </w:p>
     <w:p>
       <w:pPr>
         <w:pStyle w:val="JMSTContent"/>
-        <w:ind w:left="200" w:hanging="200"/>
-      </w:pPr>
-      <w:r>
-        <w:t xml:space="preserve">- Không gian thiết kế gồm 33 phương án catalogue rời rạc, cho phép </w:t>
-      </w:r>
-      <w:r>
-        <w:t xml:space="preserve">Duyệt </w:t>
-      </w:r>
-      <w:r>
-        <w:t>toàn bộ để xây dựng tập Pareto tham chiếu chính xác — kết quả 100% khôi phục chỉ có ý nghĩa trong phạm vi loại bài toán rời rạc, quy mô nhỏ như đã khảo sát, chưa chứng minh được hiệu quả tương tự trên không gian thiết kế liên tục hoặc nhiều chiều hơn.</w:t>
+        <w:ind w:firstLine="0"/>
+      </w:pPr>
+      <w:r>
+        <w:t>(Không có thông tin về nguồn tài trợ/đề tài được cung cấp trong phạm vi dự án — mục này để trống nếu không áp dụng, hoặc bổ sung trước khi nộp nếu có.)</w:t>
       </w:r>
     </w:p>
     <w:p>
       <w:pPr>
-        <w:pStyle w:val="JMSTContent"/>
-        <w:ind w:left="200" w:hanging="200"/>
-      </w:pPr>
-      <w:r>
-        <w:t>- Thông số điều kiện biên mô phỏng tương tác đất–cọc–kết cấu (độ cứng lò xo ở A, chiều dài ngàm ảo ở B) được giữ cố định theo mô hình gốc, không được cập nhật lại theo đường kính cọc D trong vòng lặp tối ưu (mục 2.4) — đây là giả thiết đơn giản hoá cần lưu ý khi áp dụng kết quả vào thiết kế thực tế.</w:t>
+        <w:pStyle w:val="JMSTReferenceTilte"/>
+      </w:pPr>
+      <w:r>
+        <w:t>TÀI LIỆU THAM KHẢO</w:t>
       </w:r>
     </w:p>
     <w:p>
       <w:pPr>
-        <w:pStyle w:val="JMSTContent"/>
-        <w:ind w:left="200" w:hanging="200"/>
-      </w:pPr>
-      <w:r>
-        <w:t>- Ràng buộc vật liệu sử dụng kiểm tra riêng biệt N≤P</w:t>
-      </w:r>
-      <w:r>
-        <w:rPr>
-          <w:vertAlign w:val="subscript"/>
-        </w:rPr>
-        <w:t>max</w:t>
-      </w:r>
-      <w:r>
-        <w:t xml:space="preserve"> và M≤M</w:t>
-      </w:r>
-      <w:r>
-        <w:rPr>
-          <w:vertAlign w:val="subscript"/>
-        </w:rPr>
-        <w:t>u</w:t>
-      </w:r>
-      <w:r>
-        <w:t>, không dùng công thức tương tác nén–uốn.</w:t>
+        <w:pStyle w:val="JMSTRefrenceContent"/>
+      </w:pPr>
+      <w:r>
+        <w:t xml:space="preserve">[1] Do-Quang, T., Vu-Huu, T. and Le, C.T. (2026), "Multi-objective Optimization of Marine Structures Using an Enhanced Starfish Algorithm", </w:t>
+      </w:r>
+      <w:r>
+        <w:rPr>
+          <w:i/>
+          <w:iCs/>
+        </w:rPr>
+        <w:t>Proceedings of the Institution of Civil Engineers – Structures and Buildings</w:t>
+      </w:r>
+      <w:r>
+        <w:t>. DOI: 10.1680/jstbu.26.00159.</w:t>
       </w:r>
     </w:p>
     <w:p>
       <w:pPr>
-        <w:pStyle w:val="JMSTContent"/>
-        <w:ind w:left="200" w:hanging="200"/>
-      </w:pPr>
-      <w:r>
-        <w:t>- Kết quả tối ưu cần được diễn giải trong phạm vi các mô hình FEM và tải trọng kế thừa từ dự án gốc đã nêu ở mục 2.3; nghiên cứu này không phải một hồ sơ thiết kế lại hai cầu tàu theo hệ thống tiêu chuẩn hiện hành.</w:t>
+        <w:pStyle w:val="JMSTRefrenceContent"/>
+      </w:pPr>
+      <w:r>
+        <w:t xml:space="preserve">[2] TCVN 10304:2025, </w:t>
+      </w:r>
+      <w:r>
+        <w:rPr>
+          <w:i/>
+          <w:iCs/>
+        </w:rPr>
+        <w:t>Móng cọc — Tiêu chuẩn thiết kế</w:t>
+      </w:r>
+      <w:r>
+        <w:t>, Bộ Xây dựng.</w:t>
       </w:r>
     </w:p>
     <w:p>
       <w:pPr>
-        <w:pStyle w:val="JMSTContent"/>
-        <w:ind w:left="200" w:hanging="200"/>
-      </w:pPr>
-      <w:r>
-        <w:t xml:space="preserve">- Nghiên cứu giới hạn ở hai cầu tàu thực tế; chưa đủ </w:t>
-      </w:r>
-      <w:r>
-        <w:lastRenderedPageBreak/>
-        <w:t>cơ sở để khái quát hoá thành quy luật ảnh hưởng riêng biệt của quy mô, tải trọng hay điều kiện địa kỹ thuật đến đặc điểm nghiệm tối ưu — nội dung này để dành cho nghiên cứu tiếp theo.</w:t>
+        <w:pStyle w:val="JMSTRefrenceContent"/>
+      </w:pPr>
+      <w:r>
+        <w:t xml:space="preserve">[3] QCVN 03:2022/BXD, </w:t>
+      </w:r>
+      <w:r>
+        <w:rPr>
+          <w:i/>
+          <w:iCs/>
+        </w:rPr>
+        <w:t>Quy chuẩn kỹ thuật quốc gia về phân cấp công trình phục vụ thiết kế xây dựng</w:t>
+      </w:r>
+      <w:r>
+        <w:t>, Bộ Xây dựng.</w:t>
       </w:r>
     </w:p>
     <w:p>
       <w:pPr>
-        <w:pStyle w:val="JMSTContent"/>
-        <w:ind w:left="200" w:hanging="200"/>
-      </w:pPr>
-      <w:r>
-        <w:t>- Nghiên cứu không so sánh MOSFOA với các thuật toán tối ưu đa mục tiêu khác (NSGA-II, MOPSO...); do đó không có cơ sở để kết luận về tính ưu việt tương đối của MOSFOA.</w:t>
+        <w:pStyle w:val="JMSTRefrenceContent"/>
+      </w:pPr>
+      <w:r>
+        <w:t xml:space="preserve">[4] Công ty Cổ phần Kết cấu Bê tông Châu Âu Nam (AMACCAO PILE – Tập đoàn AMACCAO), </w:t>
+      </w:r>
+      <w:r>
+        <w:rPr>
+          <w:i/>
+          <w:iCs/>
+        </w:rPr>
+        <w:t>Catalog và thông số kỹ thuật cọc bê tông ly tâm ứng lực trước AMACCAO (PHC/PC) D300–D1200</w:t>
+      </w:r>
+      <w:r>
+        <w:t>, sản xuất theo TCVN 7888:2014 &amp; JIS A 5373:2016 (năm phát hành và số hiệu tài liệu cụ thể chưa xác minh được từ nguồn hiện có — tác giả cần bổ sung trước khi nộp).</w:t>
       </w:r>
     </w:p>
     <w:p>
       <w:pPr>
-        <w:pStyle w:val="JMSTTitlelevel01"/>
-      </w:pPr>
-      <w:r>
-        <w:t>7. Kết luận</w:t>
+        <w:pStyle w:val="JMSTRefrenceContent"/>
+      </w:pPr>
+      <w:r>
+        <w:lastRenderedPageBreak/>
+        <w:t xml:space="preserve">[5] 22TCN 222-95, </w:t>
+      </w:r>
+      <w:r>
+        <w:rPr>
+          <w:i/>
+          <w:iCs/>
+        </w:rPr>
+        <w:t>Tải trọng và tác động (do sóng và do tàu) lên công trình thủy</w:t>
+      </w:r>
+      <w:r>
+        <w:t>.</w:t>
       </w:r>
     </w:p>
     <w:p>
       <w:pPr>
-        <w:pStyle w:val="JMSTContent"/>
-        <w:ind w:left="220" w:hanging="220"/>
-      </w:pPr>
-      <w:r>
-        <w:t>1. MOSFOA — thuật toán đã được nhóm tác giả phát triển và công bố trước đó [1] — được áp dụng thành công vào hai bài toán tối ưu đa mục tiêu hệ cọc cầu tàu thực tế, sử dụng hai cầu tàu thực tế có quy mô và đặc điểm mô hình hoá khác nhau làm hai trường hợp ứng dụng độc lập.</w:t>
+        <w:pStyle w:val="JMSTRefrenceContent"/>
+      </w:pPr>
+      <w:r>
+        <w:t xml:space="preserve">[6] 22TCN 207-92, </w:t>
+      </w:r>
+      <w:r>
+        <w:rPr>
+          <w:i/>
+          <w:iCs/>
+        </w:rPr>
+        <w:t>Công trình bến cảng biển — Tiêu chuẩn thiết kế</w:t>
+      </w:r>
+      <w:r>
+        <w:t>.</w:t>
       </w:r>
     </w:p>
     <w:p>
       <w:pPr>
-        <w:pStyle w:val="JMSTContent"/>
-        <w:ind w:left="220" w:hanging="220"/>
-      </w:pPr>
-      <w:r>
-        <w:t>2. Quy trình kết nối MATLAB–SAP2000 qua OAPI đã tích hợp thành công tìm kiếm metaheuristic với đánh giá kỹ thuật dựa trên phân tích phần tử hữu hạn thực.</w:t>
+        <w:pStyle w:val="JMSTRefrenceContent"/>
+      </w:pPr>
+      <w:r>
+        <w:t xml:space="preserve">[7] TCVN 9386:2012, </w:t>
+      </w:r>
+      <w:r>
+        <w:rPr>
+          <w:i/>
+          <w:iCs/>
+        </w:rPr>
+        <w:t>Thiết kế công trình chịu động đất</w:t>
+      </w:r>
+      <w:r>
+        <w:t>, Bộ Khoa học và Công nghệ (tiêu chuẩn thuộc cơ sở thiết kế gốc của Cầu tàu A, xem mục 2.3 — không phải formulation của bài toán tối ưu hiện tại).</w:t>
       </w:r>
     </w:p>
     <w:p>
       <w:pPr>
-        <w:pStyle w:val="JMSTContent"/>
-        <w:ind w:left="220" w:hanging="220"/>
-      </w:pPr>
-      <w:r>
-        <w:t xml:space="preserve">3. </w:t>
-      </w:r>
-      <w:r>
-        <w:t xml:space="preserve">Duyệt </w:t>
-      </w:r>
-      <w:r>
-        <w:t>33 phương án catalogue rời rạc cung cấp một tập Pareto tham chiếu cho mỗi cầu tàu, dùng làm cơ sở đối chiếu trực tiếp kết quả MOSFOA.</w:t>
+        <w:pStyle w:val="JMSTRefrenceContent"/>
+      </w:pPr>
+      <w:r>
+        <w:t xml:space="preserve">[8] TCVN 10304:2014, </w:t>
+      </w:r>
+      <w:r>
+        <w:rPr>
+          <w:i/>
+          <w:iCs/>
+        </w:rPr>
+        <w:t>Móng cọc — Tiêu chuẩn thiết kế</w:t>
+      </w:r>
+      <w:r>
+        <w:t>, Bộ Khoa học và Công nghệ (tiêu chuẩn móng cọc gốc của Cầu tàu A, xem mục 2.3 — phiên bản đã được thay thế bởi TCVN 10304:2025 [2], là formulation thực sự dùng trong bài toán tối ưu).</w:t>
       </w:r>
     </w:p>
     <w:p>
       <w:pPr>
-        <w:pStyle w:val="JMSTContent"/>
-        <w:ind w:left="220" w:hanging="220"/>
-      </w:pPr>
-      <w:r>
-        <w:t>4. MOSFOA khôi phục đầy đủ tập Pareto tham chiếu trong toàn bộ các lần chạy độc lập thực hiện cho cả hai cầu tàu (40/40 lượt chạy).</w:t>
+        <w:pStyle w:val="JMSTRefrenceContent"/>
+      </w:pPr>
+      <w:r>
+        <w:t xml:space="preserve">[9] TCXD 205:1998, </w:t>
+      </w:r>
+      <w:r>
+        <w:rPr>
+          <w:i/>
+          <w:iCs/>
+        </w:rPr>
+        <w:t>Móng cọc — Tiêu chuẩn thiết kế</w:t>
+      </w:r>
+      <w:r>
+        <w:t>, Bộ Xây dựng (tiêu chuẩn móng cọc gốc của Cầu tàu B, xem mục 2.3).</w:t>
       </w:r>
     </w:p>
     <w:p>
       <w:pPr>
-        <w:pStyle w:val="JMSTContent"/>
-        <w:ind w:left="220" w:hanging="220"/>
-      </w:pPr>
-      <w:r>
-        <w:t>5. Hai cầu tàu cho các mức giá trị mục tiêu và đặc điểm đánh đổi kỹ thuật khác nhau, phản ánh sự khác biệt về cấu hình kết cấu, tải trọng và điều kiện mô hình hóa của từng cầu tàu.</w:t>
+        <w:pStyle w:val="JMSTRefrenceContent"/>
+      </w:pPr>
+      <w:r>
+        <w:t xml:space="preserve">[10] TCVN 7888:2014, </w:t>
+      </w:r>
+      <w:r>
+        <w:rPr>
+          <w:i/>
+          <w:iCs/>
+        </w:rPr>
+        <w:t>Cọc bê tông ly tâm ứng lực trước</w:t>
+      </w:r>
+      <w:r>
+        <w:t>, Bộ Khoa học và Công nghệ (tiêu chuẩn sản xuất của catalogue cọc AMACCAO dùng làm biến thiết kế, xem [4] và mục 3.1).</w:t>
       </w:r>
     </w:p>
     <w:p>
       <w:pPr>
-        <w:pStyle w:val="JMSTContent"/>
-        <w:ind w:left="220" w:hanging="220"/>
-      </w:pPr>
-      <w:r>
-        <w:t>6. Kết quả hỗ trợ khả năng áp dụng thực tế và tính tái lập của quy trình tối ưu dựa trên MOSFOA đã triển khai, đối với lớp bài toán hệ cọc cầu tàu đã khảo sát.</w:t>
+        <w:jc w:val="right"/>
+        <w:rPr>
+          <w:i/>
+        </w:rPr>
+      </w:pPr>
+      <w:r>
+        <w:rPr>
+          <w:i/>
+        </w:rPr>
+        <w:t>Ngày nhận bài: xx/xx/2026</w:t>
       </w:r>
     </w:p>
     <w:p>
       <w:pPr>
-        <w:pStyle w:val="JMSTContent"/>
-        <w:ind w:left="220" w:hanging="220"/>
-      </w:pPr>
-      <w:r>
-        <w:t xml:space="preserve">7. Những phát hiện này </w:t>
-      </w:r>
-      <w:r>
-        <w:rPr>
-          <w:b/>
-          <w:bCs/>
-        </w:rPr>
-        <w:t>không</w:t>
-      </w:r>
-      <w:r>
-        <w:t xml:space="preserve"> nên được suy rộng thành bằng chứng về tính ưu việt thuật toán một cách tổng quát; kết luận chỉ giới hạn trong phạm vi hai bài toán đã khảo sát.</w:t>
-      </w:r>
-    </w:p>
-    <w:p>
-      <w:pPr>
-        <w:pStyle w:val="JMSTTitlelevel01"/>
-      </w:pPr>
-      <w:r>
-        <w:t>Lời cảm ơn</w:t>
-      </w:r>
-    </w:p>
-    <w:p>
-      <w:pPr>
-        <w:pStyle w:val="JMSTContent"/>
-        <w:ind w:firstLine="0"/>
-      </w:pPr>
-      <w:r>
-        <w:t>(Không có thông tin về nguồn tài trợ/đề tài được cung cấp trong phạm vi dự án — mục này để trống nếu không áp dụng, hoặc bổ sung trước khi nộp nếu có.)</w:t>
-      </w:r>
-    </w:p>
-    <w:p>
-      <w:pPr>
-        <w:pStyle w:val="JMSTReferenceTilte"/>
-      </w:pPr>
-      <w:r>
-        <w:t>TÀI LIỆU THAM KHẢO</w:t>
-      </w:r>
-    </w:p>
-    <w:p>
-      <w:pPr>
-        <w:pStyle w:val="JMSTRefrenceContent"/>
-      </w:pPr>
-      <w:r>
-        <w:t xml:space="preserve">[1] Do-Quang, T., Vu-Huu, T. and Le, C.T. (2026), "Multi-objective Optimization of Marine Structures Using an Enhanced Starfish Algorithm", </w:t>
-      </w:r>
-      <w:r>
-        <w:rPr>
-          <w:i/>
-          <w:iCs/>
-        </w:rPr>
-        <w:t>Proceedings of the Institution of Civil Engineers – Structures and Buildings</w:t>
-      </w:r>
-      <w:r>
-        <w:t xml:space="preserve">. DOI: </w:t>
-      </w:r>
-      <w:r>
-        <w:t>10.1680/jstbu.26.00159.</w:t>
-      </w:r>
-    </w:p>
-    <w:p>
-      <w:pPr>
-        <w:pStyle w:val="JMSTRefrenceContent"/>
-      </w:pPr>
-      <w:r>
-        <w:t xml:space="preserve">[2] TCVN 10304:2025, </w:t>
-      </w:r>
-      <w:r>
-        <w:rPr>
-          <w:i/>
-          <w:iCs/>
-        </w:rPr>
-        <w:t>Móng cọc — Tiêu chuẩn thiết kế</w:t>
-      </w:r>
-      <w:r>
-        <w:t>, Bộ Xây dựng.</w:t>
-      </w:r>
-    </w:p>
-    <w:p>
-      <w:pPr>
-        <w:pStyle w:val="JMSTRefrenceContent"/>
-      </w:pPr>
-      <w:r>
-        <w:t xml:space="preserve">[3] QCVN 03:2022/BXD, </w:t>
-      </w:r>
-      <w:r>
-        <w:rPr>
-          <w:i/>
-          <w:iCs/>
-        </w:rPr>
-        <w:t>Quy chuẩn kỹ thuật quốc gia về phân cấp công trình phục vụ thiết kế xây dựng</w:t>
-      </w:r>
-      <w:r>
-        <w:t>, Bộ Xây dựng.</w:t>
-      </w:r>
-    </w:p>
-    <w:p>
-      <w:pPr>
-        <w:pStyle w:val="JMSTRefrenceContent"/>
-      </w:pPr>
-      <w:r>
-        <w:t xml:space="preserve">[4] Công ty Cổ phần Kết cấu Bê tông Châu Âu Nam (AMACCAO PILE – Tập đoàn AMACCAO), </w:t>
-      </w:r>
-      <w:r>
-        <w:rPr>
-          <w:i/>
-          <w:iCs/>
-        </w:rPr>
-        <w:t>Catalog và thông số kỹ thuật cọc bê tông ly tâm ứng lực trước AMACCAO (PHC/PC) D300–D1200</w:t>
-      </w:r>
-      <w:r>
-        <w:t>, sản xuất theo TCVN 7888:2014 &amp; JIS A 5373:2016 (năm phát hành và số hiệu tài liệu cụ thể chưa xác minh được từ nguồn hiện có — tác giả cần bổ sung trước khi nộp).</w:t>
-      </w:r>
-    </w:p>
-    <w:p>
-      <w:pPr>
-        <w:pStyle w:val="JMSTRefrenceContent"/>
-      </w:pPr>
-      <w:r>
-        <w:t xml:space="preserve">[5] 22TCN 222-95, </w:t>
-      </w:r>
-      <w:r>
-        <w:rPr>
-          <w:i/>
-          <w:iCs/>
-        </w:rPr>
-        <w:t>Tải trọng và tác động (do sóng và do tàu) lên công trình thủy</w:t>
-      </w:r>
-      <w:r>
-        <w:t>.</w:t>
-      </w:r>
-    </w:p>
-    <w:p>
-      <w:pPr>
-        <w:pStyle w:val="JMSTRefrenceContent"/>
-      </w:pPr>
-      <w:r>
-        <w:t xml:space="preserve">[6] 22TCN 207-92, </w:t>
-      </w:r>
-      <w:r>
-        <w:rPr>
-          <w:i/>
-          <w:iCs/>
-        </w:rPr>
-        <w:t>Công trình bến cảng biển — Tiêu chuẩn thiết kế</w:t>
-      </w:r>
-      <w:r>
-        <w:t>.</w:t>
-      </w:r>
-    </w:p>
-    <w:p>
-      <w:pPr>
-        <w:pStyle w:val="JMSTRefrenceContent"/>
-      </w:pPr>
-      <w:r>
-        <w:t xml:space="preserve">[7] TCVN 9386:2012, </w:t>
-      </w:r>
-      <w:r>
-        <w:rPr>
-          <w:i/>
-          <w:iCs/>
-        </w:rPr>
-        <w:t>Thiết kế công trình chịu động đất</w:t>
-      </w:r>
-      <w:r>
-        <w:t>, Bộ Khoa học và Công nghệ (tiêu chuẩn thuộc cơ sở thiết kế gốc của Cầu tàu A, xem mục 2.3 — không phải formulation của bài toán tối ưu hiện tại).</w:t>
-      </w:r>
-    </w:p>
-    <w:p>
-      <w:pPr>
-        <w:pStyle w:val="JMSTRefrenceContent"/>
-      </w:pPr>
-      <w:r>
-        <w:t xml:space="preserve">[8] TCVN 10304:2014, </w:t>
-      </w:r>
-      <w:r>
-        <w:rPr>
-          <w:i/>
-          <w:iCs/>
-        </w:rPr>
-        <w:t>Móng cọc — Tiêu chuẩn thiết kế</w:t>
-      </w:r>
-      <w:r>
-        <w:t>, Bộ Khoa học và Công nghệ (tiêu chuẩn móng cọc gốc của Cầu tàu A, xem mục 2.3 — phiên bản đã được thay thế bởi TCVN 10304:2025 [2], là formulation thực sự dùng trong bài toán tối ưu).</w:t>
-      </w:r>
-    </w:p>
-    <w:p>
-      <w:pPr>
-        <w:pStyle w:val="JMSTRefrenceContent"/>
-      </w:pPr>
-      <w:r>
-        <w:t xml:space="preserve">[9] TCXD 205:1998, </w:t>
-      </w:r>
-      <w:r>
-        <w:rPr>
-          <w:i/>
-          <w:iCs/>
-        </w:rPr>
-        <w:t>Móng cọc — Tiêu chuẩn thiết kế</w:t>
-      </w:r>
-      <w:r>
-        <w:t>, Bộ Xây dựng (tiêu chuẩn móng cọc gốc của Cầu tàu B, xem mục 2.3).</w:t>
-      </w:r>
-    </w:p>
-    <w:p>
-      <w:pPr>
-        <w:pStyle w:val="JMSTRefrenceContent"/>
-      </w:pPr>
-      <w:r>
-        <w:t xml:space="preserve">[10] TCVN 7888:2014, </w:t>
-      </w:r>
-      <w:r>
-        <w:rPr>
-          <w:i/>
-          <w:iCs/>
-        </w:rPr>
-        <w:t>Cọc bê tông ly tâm ứng lực trước</w:t>
-      </w:r>
-      <w:r>
-        <w:t>, Bộ Khoa học và Công nghệ (tiêu chuẩn sản xuất của catalogue cọc AMACCAO dùng làm biến thiết kế, xem [4] và mục 3.1).</w:t>
-      </w:r>
-    </w:p>
-    <w:p>
-      <w:pPr>
-        <w:jc w:val="right"/>
-        <w:rPr>
-          <w:i/>
-        </w:rPr>
-      </w:pPr>
-      <w:r>
-        <w:rPr>
-          <w:i/>
-        </w:rPr>
-        <w:t>Ngày nhận bài: xx/xx/2026</w:t>
-      </w:r>
-    </w:p>
-    <w:p>
-      <w:pPr>
         <w:jc w:val="right"/>
         <w:rPr>
           <w:i/>
@@ -6123,7 +6471,7 @@
       </w:r>
     </w:p>
     <w:sectPr>
-      <w:headerReference w:type="default" r:id="rId26"/>
+      <w:headerReference w:type="default" r:id="rId29"/>
       <w:type w:val="continuous"/>
       <w:pgSz w:w="11906" w:h="16838" w:code="9"/>
       <w:pgMar w:top="1701" w:right="1418" w:bottom="1701" w:left="1588" w:header="850" w:footer="850" w:gutter="0"/>
@@ -6136,7 +6484,7 @@
 </file>
 
 <file path=word/endnotes.xml><?xml version="1.0" encoding="utf-8"?>
-<w:endnotes xmlns:wpc="http://schemas.microsoft.com/office/word/2010/wordprocessingCanvas" xmlns:cx="http://schemas.microsoft.com/office/drawing/2014/chartex" xmlns:cx1="http://schemas.microsoft.com/office/drawing/2015/9/8/chartex" xmlns:cx2="http://schemas.microsoft.com/office/drawing/2015/10/21/chartex" xmlns:cx3="http://schemas.microsoft.com/office/drawing/2016/5/9/chartex" xmlns:cx4="http://schemas.microsoft.com/office/drawing/2016/5/10/chartex" xmlns:cx5="http://schemas.microsoft.com/office/drawing/2016/5/11/chartex" xmlns:cx6="http://schemas.microsoft.com/office/drawing/2016/5/12/chartex" xmlns:cx7="http://schemas.microsoft.com/office/drawing/2016/5/13/chartex" xmlns:cx8="http://schemas.microsoft.com/office/drawing/2016/5/14/chartex" xmlns:mc="http://schemas.openxmlformats.org/markup-compatibility/2006" xmlns:aink="http://schemas.microsoft.com/office/drawing/2016/ink" xmlns:am3d="http://schemas.microsoft.com/office/drawing/2017/model3d" xmlns:o="urn:schemas-microsoft-com:office:office" xmlns:r="http://schemas.openxmlformats.org/officeDocument/2006/relationships" xmlns:m="http://schemas.openxmlformats.org/officeDocument/2006/math" xmlns:v="urn:schemas-microsoft-com:vml" xmlns:wp14="http://schemas.microsoft.com/office/word/2010/wordprocessingDrawing" xmlns:wp="http://schemas.openxmlformats.org/drawingml/2006/wordprocessingDrawing" xmlns:w10="urn:schemas-microsoft-com:office:word" xmlns:w="http://schemas.openxmlformats.org/wordprocessingml/2006/main" xmlns:w14="http://schemas.microsoft.com/office/word/2010/wordml" xmlns:w15="http://schemas.microsoft.com/office/word/2012/wordml" xmlns:w16cid="http://schemas.microsoft.com/office/word/2016/wordml/cid" xmlns:w16se="http://schemas.microsoft.com/office/word/2015/wordml/symex" xmlns:wpg="http://schemas.microsoft.com/office/word/2010/wordprocessingGroup" xmlns:wpi="http://schemas.microsoft.com/office/word/2010/wordprocessingInk" xmlns:wne="http://schemas.microsoft.com/office/word/2006/wordml" xmlns:wps="http://schemas.microsoft.com/office/word/2010/wordprocessingShape" mc:Ignorable="w14 w15 w16se w16cid wp14">
+<w:endnotes xmlns:wpc="http://schemas.microsoft.com/office/word/2010/wordprocessingCanvas" xmlns:cx="http://schemas.microsoft.com/office/drawing/2014/chartex" xmlns:cx1="http://schemas.microsoft.com/office/drawing/2015/9/8/chartex" xmlns:cx2="http://schemas.microsoft.com/office/drawing/2015/10/21/chartex" xmlns:cx3="http://schemas.microsoft.com/office/drawing/2016/5/9/chartex" xmlns:cx4="http://schemas.microsoft.com/office/drawing/2016/5/10/chartex" xmlns:cx5="http://schemas.microsoft.com/office/drawing/2016/5/11/chartex" xmlns:cx6="http://schemas.microsoft.com/office/drawing/2016/5/12/chartex" xmlns:cx7="http://schemas.microsoft.com/office/drawing/2016/5/13/chartex" xmlns:cx8="http://schemas.microsoft.com/office/drawing/2016/5/14/chartex" xmlns:mc="http://schemas.openxmlformats.org/markup-compatibility/2006" xmlns:aink="http://schemas.microsoft.com/office/drawing/2016/ink" xmlns:am3d="http://schemas.microsoft.com/office/drawing/2017/model3d" xmlns:o="urn:schemas-microsoft-com:office:office" xmlns:oel="http://schemas.microsoft.com/office/2019/extlst" xmlns:r="http://schemas.openxmlformats.org/officeDocument/2006/relationships" xmlns:m="http://schemas.openxmlformats.org/officeDocument/2006/math" xmlns:v="urn:schemas-microsoft-com:vml" xmlns:wp14="http://schemas.microsoft.com/office/word/2010/wordprocessingDrawing" xmlns:wp="http://schemas.openxmlformats.org/drawingml/2006/wordprocessingDrawing" xmlns:w10="urn:schemas-microsoft-com:office:word" xmlns:w="http://schemas.openxmlformats.org/wordprocessingml/2006/main" xmlns:w14="http://schemas.microsoft.com/office/word/2010/wordml" xmlns:w15="http://schemas.microsoft.com/office/word/2012/wordml" xmlns:w16cex="http://schemas.microsoft.com/office/word/2018/wordml/cex" xmlns:w16cid="http://schemas.microsoft.com/office/word/2016/wordml/cid" xmlns:w16="http://schemas.microsoft.com/office/word/2018/wordml" xmlns:w16du="http://schemas.microsoft.com/office/word/2023/wordml/word16du" xmlns:w16sdtdh="http://schemas.microsoft.com/office/word/2020/wordml/sdtdatahash" xmlns:w16sdtfl="http://schemas.microsoft.com/office/word/2024/wordml/sdtformatlock" xmlns:w16se="http://schemas.microsoft.com/office/word/2015/wordml/symex" xmlns:wpg="http://schemas.microsoft.com/office/word/2010/wordprocessingGroup" xmlns:wpi="http://schemas.microsoft.com/office/word/2010/wordprocessingInk" xmlns:wne="http://schemas.microsoft.com/office/word/2006/wordml" xmlns:wps="http://schemas.microsoft.com/office/word/2010/wordprocessingShape" mc:Ignorable="w14 w15 w16se w16cid w16 w16cex w16sdtdh w16sdtfl w16du wp14">
   <w:endnote w:type="separator" w:id="-1">
     <w:p>
       <w:r>
@@ -6155,7 +6503,7 @@
 </file>
 
 <file path=word/footer1.xml><?xml version="1.0" encoding="utf-8"?>
-<w:ftr xmlns:wpc="http://schemas.microsoft.com/office/word/2010/wordprocessingCanvas" xmlns:cx="http://schemas.microsoft.com/office/drawing/2014/chartex" xmlns:cx1="http://schemas.microsoft.com/office/drawing/2015/9/8/chartex" xmlns:cx2="http://schemas.microsoft.com/office/drawing/2015/10/21/chartex" xmlns:cx3="http://schemas.microsoft.com/office/drawing/2016/5/9/chartex" xmlns:cx4="http://schemas.microsoft.com/office/drawing/2016/5/10/chartex" xmlns:cx5="http://schemas.microsoft.com/office/drawing/2016/5/11/chartex" xmlns:cx6="http://schemas.microsoft.com/office/drawing/2016/5/12/chartex" xmlns:cx7="http://schemas.microsoft.com/office/drawing/2016/5/13/chartex" xmlns:cx8="http://schemas.microsoft.com/office/drawing/2016/5/14/chartex" xmlns:mc="http://schemas.openxmlformats.org/markup-compatibility/2006" xmlns:aink="http://schemas.microsoft.com/office/drawing/2016/ink" xmlns:am3d="http://schemas.microsoft.com/office/drawing/2017/model3d" xmlns:o="urn:schemas-microsoft-com:office:office" xmlns:r="http://schemas.openxmlformats.org/officeDocument/2006/relationships" xmlns:m="http://schemas.openxmlformats.org/officeDocument/2006/math" xmlns:v="urn:schemas-microsoft-com:vml" xmlns:wp14="http://schemas.microsoft.com/office/word/2010/wordprocessingDrawing" xmlns:wp="http://schemas.openxmlformats.org/drawingml/2006/wordprocessingDrawing" xmlns:w10="urn:schemas-microsoft-com:office:word" xmlns:w="http://schemas.openxmlformats.org/wordprocessingml/2006/main" xmlns:w14="http://schemas.microsoft.com/office/word/2010/wordml" xmlns:w15="http://schemas.microsoft.com/office/word/2012/wordml" xmlns:w16cid="http://schemas.microsoft.com/office/word/2016/wordml/cid" xmlns:w16se="http://schemas.microsoft.com/office/word/2015/wordml/symex" xmlns:wpg="http://schemas.microsoft.com/office/word/2010/wordprocessingGroup" xmlns:wpi="http://schemas.microsoft.com/office/word/2010/wordprocessingInk" xmlns:wne="http://schemas.microsoft.com/office/word/2006/wordml" xmlns:wps="http://schemas.microsoft.com/office/word/2010/wordprocessingShape" mc:Ignorable="w14 w15 w16se w16cid wp14">
+<w:ftr xmlns:wpc="http://schemas.microsoft.com/office/word/2010/wordprocessingCanvas" xmlns:cx="http://schemas.microsoft.com/office/drawing/2014/chartex" xmlns:cx1="http://schemas.microsoft.com/office/drawing/2015/9/8/chartex" xmlns:cx2="http://schemas.microsoft.com/office/drawing/2015/10/21/chartex" xmlns:cx3="http://schemas.microsoft.com/office/drawing/2016/5/9/chartex" xmlns:cx4="http://schemas.microsoft.com/office/drawing/2016/5/10/chartex" xmlns:cx5="http://schemas.microsoft.com/office/drawing/2016/5/11/chartex" xmlns:cx6="http://schemas.microsoft.com/office/drawing/2016/5/12/chartex" xmlns:cx7="http://schemas.microsoft.com/office/drawing/2016/5/13/chartex" xmlns:cx8="http://schemas.microsoft.com/office/drawing/2016/5/14/chartex" xmlns:mc="http://schemas.openxmlformats.org/markup-compatibility/2006" xmlns:aink="http://schemas.microsoft.com/office/drawing/2016/ink" xmlns:am3d="http://schemas.microsoft.com/office/drawing/2017/model3d" xmlns:o="urn:schemas-microsoft-com:office:office" xmlns:oel="http://schemas.microsoft.com/office/2019/extlst" xmlns:r="http://schemas.openxmlformats.org/officeDocument/2006/relationships" xmlns:m="http://schemas.openxmlformats.org/officeDocument/2006/math" xmlns:v="urn:schemas-microsoft-com:vml" xmlns:wp14="http://schemas.microsoft.com/office/word/2010/wordprocessingDrawing" xmlns:wp="http://schemas.openxmlformats.org/drawingml/2006/wordprocessingDrawing" xmlns:w10="urn:schemas-microsoft-com:office:word" xmlns:w="http://schemas.openxmlformats.org/wordprocessingml/2006/main" xmlns:w14="http://schemas.microsoft.com/office/word/2010/wordml" xmlns:w15="http://schemas.microsoft.com/office/word/2012/wordml" xmlns:w16cex="http://schemas.microsoft.com/office/word/2018/wordml/cex" xmlns:w16cid="http://schemas.microsoft.com/office/word/2016/wordml/cid" xmlns:w16="http://schemas.microsoft.com/office/word/2018/wordml" xmlns:w16du="http://schemas.microsoft.com/office/word/2023/wordml/word16du" xmlns:w16sdtdh="http://schemas.microsoft.com/office/word/2020/wordml/sdtdatahash" xmlns:w16sdtfl="http://schemas.microsoft.com/office/word/2024/wordml/sdtformatlock" xmlns:w16se="http://schemas.microsoft.com/office/word/2015/wordml/symex" xmlns:wpg="http://schemas.microsoft.com/office/word/2010/wordprocessingGroup" xmlns:wpi="http://schemas.microsoft.com/office/word/2010/wordprocessingInk" xmlns:wne="http://schemas.microsoft.com/office/word/2006/wordml" xmlns:wps="http://schemas.microsoft.com/office/word/2010/wordprocessingShape" mc:Ignorable="w14 w15 w16se w16cid w16 w16cex w16sdtdh w16sdtfl w16du wp14">
   <w:p>
     <w:pPr>
       <w:pStyle w:val="Footer"/>
@@ -6384,7 +6732,7 @@
         </mc:Choice>
         <mc:Fallback>
           <w:pict>
-            <v:group w14:anchorId="6F5FCE93" id="Group 21" o:spid="_x0000_s1031" style="position:absolute;left:0;text-align:left;margin-left:.25pt;margin-top:-7.55pt;width:453.4pt;height:18.05pt;z-index:251665408" coordsize="57582,2292" o:gfxdata="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">
+            <v:group w14:anchorId="6F5FCE93" id="Group 21" o:spid="_x0000_s1031" style="position:absolute;left:0;text-align:left;margin-left:.25pt;margin-top:-7.55pt;width:453.4pt;height:18.05pt;z-index:251665408" coordsize="57582,2292" o:gfxdata="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">
               <v:shapetype id="_x0000_t202" coordsize="21600,21600" o:spt="202" path="m,l,21600r21600,l21600,xe">
                 <v:stroke joinstyle="miter"/>
                 <v:path gradientshapeok="t" o:connecttype="rect"/>
@@ -6490,7 +6838,7 @@
 </file>
 
 <file path=word/footer2.xml><?xml version="1.0" encoding="utf-8"?>
-<w:ftr xmlns:wpc="http://schemas.microsoft.com/office/word/2010/wordprocessingCanvas" xmlns:cx="http://schemas.microsoft.com/office/drawing/2014/chartex" xmlns:cx1="http://schemas.microsoft.com/office/drawing/2015/9/8/chartex" xmlns:cx2="http://schemas.microsoft.com/office/drawing/2015/10/21/chartex" xmlns:cx3="http://schemas.microsoft.com/office/drawing/2016/5/9/chartex" xmlns:cx4="http://schemas.microsoft.com/office/drawing/2016/5/10/chartex" xmlns:cx5="http://schemas.microsoft.com/office/drawing/2016/5/11/chartex" xmlns:cx6="http://schemas.microsoft.com/office/drawing/2016/5/12/chartex" xmlns:cx7="http://schemas.microsoft.com/office/drawing/2016/5/13/chartex" xmlns:cx8="http://schemas.microsoft.com/office/drawing/2016/5/14/chartex" xmlns:mc="http://schemas.openxmlformats.org/markup-compatibility/2006" xmlns:aink="http://schemas.microsoft.com/office/drawing/2016/ink" xmlns:am3d="http://schemas.microsoft.com/office/drawing/2017/model3d" xmlns:o="urn:schemas-microsoft-com:office:office" xmlns:r="http://schemas.openxmlformats.org/officeDocument/2006/relationships" xmlns:m="http://schemas.openxmlformats.org/officeDocument/2006/math" xmlns:v="urn:schemas-microsoft-com:vml" xmlns:wp14="http://schemas.microsoft.com/office/word/2010/wordprocessingDrawing" xmlns:wp="http://schemas.openxmlformats.org/drawingml/2006/wordprocessingDrawing" xmlns:w10="urn:schemas-microsoft-com:office:word" xmlns:w="http://schemas.openxmlformats.org/wordprocessingml/2006/main" xmlns:w14="http://schemas.microsoft.com/office/word/2010/wordml" xmlns:w15="http://schemas.microsoft.com/office/word/2012/wordml" xmlns:w16cid="http://schemas.microsoft.com/office/word/2016/wordml/cid" xmlns:w16se="http://schemas.microsoft.com/office/word/2015/wordml/symex" xmlns:wpg="http://schemas.microsoft.com/office/word/2010/wordprocessingGroup" xmlns:wpi="http://schemas.microsoft.com/office/word/2010/wordprocessingInk" xmlns:wne="http://schemas.microsoft.com/office/word/2006/wordml" xmlns:wps="http://schemas.microsoft.com/office/word/2010/wordprocessingShape" mc:Ignorable="w14 w15 w16se w16cid wp14">
+<w:ftr xmlns:wpc="http://schemas.microsoft.com/office/word/2010/wordprocessingCanvas" xmlns:cx="http://schemas.microsoft.com/office/drawing/2014/chartex" xmlns:cx1="http://schemas.microsoft.com/office/drawing/2015/9/8/chartex" xmlns:cx2="http://schemas.microsoft.com/office/drawing/2015/10/21/chartex" xmlns:cx3="http://schemas.microsoft.com/office/drawing/2016/5/9/chartex" xmlns:cx4="http://schemas.microsoft.com/office/drawing/2016/5/10/chartex" xmlns:cx5="http://schemas.microsoft.com/office/drawing/2016/5/11/chartex" xmlns:cx6="http://schemas.microsoft.com/office/drawing/2016/5/12/chartex" xmlns:cx7="http://schemas.microsoft.com/office/drawing/2016/5/13/chartex" xmlns:cx8="http://schemas.microsoft.com/office/drawing/2016/5/14/chartex" xmlns:mc="http://schemas.openxmlformats.org/markup-compatibility/2006" xmlns:aink="http://schemas.microsoft.com/office/drawing/2016/ink" xmlns:am3d="http://schemas.microsoft.com/office/drawing/2017/model3d" xmlns:o="urn:schemas-microsoft-com:office:office" xmlns:oel="http://schemas.microsoft.com/office/2019/extlst" xmlns:r="http://schemas.openxmlformats.org/officeDocument/2006/relationships" xmlns:m="http://schemas.openxmlformats.org/officeDocument/2006/math" xmlns:v="urn:schemas-microsoft-com:vml" xmlns:wp14="http://schemas.microsoft.com/office/word/2010/wordprocessingDrawing" xmlns:wp="http://schemas.openxmlformats.org/drawingml/2006/wordprocessingDrawing" xmlns:w10="urn:schemas-microsoft-com:office:word" xmlns:w="http://schemas.openxmlformats.org/wordprocessingml/2006/main" xmlns:w14="http://schemas.microsoft.com/office/word/2010/wordml" xmlns:w15="http://schemas.microsoft.com/office/word/2012/wordml" xmlns:w16cex="http://schemas.microsoft.com/office/word/2018/wordml/cex" xmlns:w16cid="http://schemas.microsoft.com/office/word/2016/wordml/cid" xmlns:w16="http://schemas.microsoft.com/office/word/2018/wordml" xmlns:w16du="http://schemas.microsoft.com/office/word/2023/wordml/word16du" xmlns:w16sdtdh="http://schemas.microsoft.com/office/word/2020/wordml/sdtdatahash" xmlns:w16sdtfl="http://schemas.microsoft.com/office/word/2024/wordml/sdtformatlock" xmlns:w16se="http://schemas.microsoft.com/office/word/2015/wordml/symex" xmlns:wpg="http://schemas.microsoft.com/office/word/2010/wordprocessingGroup" xmlns:wpi="http://schemas.microsoft.com/office/word/2010/wordprocessingInk" xmlns:wne="http://schemas.microsoft.com/office/word/2006/wordml" xmlns:wps="http://schemas.microsoft.com/office/word/2010/wordprocessingShape" mc:Ignorable="w14 w15 w16se w16cid w16 w16cex w16sdtdh w16sdtfl w16du wp14">
   <w:p>
     <w:pPr>
       <w:pStyle w:val="Footer"/>
@@ -6721,7 +7069,7 @@
         </mc:Choice>
         <mc:Fallback>
           <w:pict>
-            <v:group w14:anchorId="06BB11B7" id="Group 27" o:spid="_x0000_s1035" style="position:absolute;left:0;text-align:left;margin-left:-7.5pt;margin-top:-8.6pt;width:451.95pt;height:18.2pt;z-index:251666432" coordsize="57399,2312" o:gfxdata="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">
+            <v:group w14:anchorId="06BB11B7" id="Group 27" o:spid="_x0000_s1035" style="position:absolute;left:0;text-align:left;margin-left:-7.5pt;margin-top:-8.6pt;width:451.95pt;height:18.2pt;z-index:251666432" coordsize="57399,2312" o:gfxdata="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">
               <v:line id="Line 7" o:spid="_x0000_s1036" style="position:absolute;visibility:visible;mso-wrap-style:square" from="9831,1215" to="50656,1215" o:connectortype="straight" o:gfxdata="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" strokecolor="#065ca8" strokeweight=".25pt"/>
               <v:shapetype id="_x0000_t202" coordsize="21600,21600" o:spt="202" path="m,l,21600r21600,l21600,xe">
                 <v:stroke joinstyle="miter"/>
@@ -6825,7 +7173,7 @@
 </file>
 
 <file path=word/footer3.xml><?xml version="1.0" encoding="utf-8"?>
-<w:ftr xmlns:wpc="http://schemas.microsoft.com/office/word/2010/wordprocessingCanvas" xmlns:cx="http://schemas.microsoft.com/office/drawing/2014/chartex" xmlns:cx1="http://schemas.microsoft.com/office/drawing/2015/9/8/chartex" xmlns:cx2="http://schemas.microsoft.com/office/drawing/2015/10/21/chartex" xmlns:cx3="http://schemas.microsoft.com/office/drawing/2016/5/9/chartex" xmlns:cx4="http://schemas.microsoft.com/office/drawing/2016/5/10/chartex" xmlns:cx5="http://schemas.microsoft.com/office/drawing/2016/5/11/chartex" xmlns:cx6="http://schemas.microsoft.com/office/drawing/2016/5/12/chartex" xmlns:cx7="http://schemas.microsoft.com/office/drawing/2016/5/13/chartex" xmlns:cx8="http://schemas.microsoft.com/office/drawing/2016/5/14/chartex" xmlns:mc="http://schemas.openxmlformats.org/markup-compatibility/2006" xmlns:aink="http://schemas.microsoft.com/office/drawing/2016/ink" xmlns:am3d="http://schemas.microsoft.com/office/drawing/2017/model3d" xmlns:o="urn:schemas-microsoft-com:office:office" xmlns:r="http://schemas.openxmlformats.org/officeDocument/2006/relationships" xmlns:m="http://schemas.openxmlformats.org/officeDocument/2006/math" xmlns:v="urn:schemas-microsoft-com:vml" xmlns:wp14="http://schemas.microsoft.com/office/word/2010/wordprocessingDrawing" xmlns:wp="http://schemas.openxmlformats.org/drawingml/2006/wordprocessingDrawing" xmlns:w10="urn:schemas-microsoft-com:office:word" xmlns:w="http://schemas.openxmlformats.org/wordprocessingml/2006/main" xmlns:w14="http://schemas.microsoft.com/office/word/2010/wordml" xmlns:w15="http://schemas.microsoft.com/office/word/2012/wordml" xmlns:w16cid="http://schemas.microsoft.com/office/word/2016/wordml/cid" xmlns:w16se="http://schemas.microsoft.com/office/word/2015/wordml/symex" xmlns:wpg="http://schemas.microsoft.com/office/word/2010/wordprocessingGroup" xmlns:wpi="http://schemas.microsoft.com/office/word/2010/wordprocessingInk" xmlns:wne="http://schemas.microsoft.com/office/word/2006/wordml" xmlns:wps="http://schemas.microsoft.com/office/word/2010/wordprocessingShape" mc:Ignorable="w14 w15 w16se w16cid wp14">
+<w:ftr xmlns:wpc="http://schemas.microsoft.com/office/word/2010/wordprocessingCanvas" xmlns:cx="http://schemas.microsoft.com/office/drawing/2014/chartex" xmlns:cx1="http://schemas.microsoft.com/office/drawing/2015/9/8/chartex" xmlns:cx2="http://schemas.microsoft.com/office/drawing/2015/10/21/chartex" xmlns:cx3="http://schemas.microsoft.com/office/drawing/2016/5/9/chartex" xmlns:cx4="http://schemas.microsoft.com/office/drawing/2016/5/10/chartex" xmlns:cx5="http://schemas.microsoft.com/office/drawing/2016/5/11/chartex" xmlns:cx6="http://schemas.microsoft.com/office/drawing/2016/5/12/chartex" xmlns:cx7="http://schemas.microsoft.com/office/drawing/2016/5/13/chartex" xmlns:cx8="http://schemas.microsoft.com/office/drawing/2016/5/14/chartex" xmlns:mc="http://schemas.openxmlformats.org/markup-compatibility/2006" xmlns:aink="http://schemas.microsoft.com/office/drawing/2016/ink" xmlns:am3d="http://schemas.microsoft.com/office/drawing/2017/model3d" xmlns:o="urn:schemas-microsoft-com:office:office" xmlns:oel="http://schemas.microsoft.com/office/2019/extlst" xmlns:r="http://schemas.openxmlformats.org/officeDocument/2006/relationships" xmlns:m="http://schemas.openxmlformats.org/officeDocument/2006/math" xmlns:v="urn:schemas-microsoft-com:vml" xmlns:wp14="http://schemas.microsoft.com/office/word/2010/wordprocessingDrawing" xmlns:wp="http://schemas.openxmlformats.org/drawingml/2006/wordprocessingDrawing" xmlns:w10="urn:schemas-microsoft-com:office:word" xmlns:w="http://schemas.openxmlformats.org/wordprocessingml/2006/main" xmlns:w14="http://schemas.microsoft.com/office/word/2010/wordml" xmlns:w15="http://schemas.microsoft.com/office/word/2012/wordml" xmlns:w16cex="http://schemas.microsoft.com/office/word/2018/wordml/cex" xmlns:w16cid="http://schemas.microsoft.com/office/word/2016/wordml/cid" xmlns:w16="http://schemas.microsoft.com/office/word/2018/wordml" xmlns:w16du="http://schemas.microsoft.com/office/word/2023/wordml/word16du" xmlns:w16sdtdh="http://schemas.microsoft.com/office/word/2020/wordml/sdtdatahash" xmlns:w16sdtfl="http://schemas.microsoft.com/office/word/2024/wordml/sdtformatlock" xmlns:w16se="http://schemas.microsoft.com/office/word/2015/wordml/symex" xmlns:wpg="http://schemas.microsoft.com/office/word/2010/wordprocessingGroup" xmlns:wpi="http://schemas.microsoft.com/office/word/2010/wordprocessingInk" xmlns:wne="http://schemas.microsoft.com/office/word/2006/wordml" xmlns:wps="http://schemas.microsoft.com/office/word/2010/wordprocessingShape" mc:Ignorable="w14 w15 w16se w16cid w16 w16cex w16sdtdh w16sdtfl w16du wp14">
   <w:p>
     <w:pPr>
       <w:pStyle w:val="Footer"/>
@@ -7075,7 +7423,7 @@
         </mc:Choice>
         <mc:Fallback>
           <w:pict>
-            <v:group w14:anchorId="6FAA6751" id="_x0000_s1041" style="position:absolute;left:0;text-align:left;margin-left:4pt;margin-top:-8.7pt;width:451.95pt;height:18.2pt;z-index:251680768" coordsize="57399,2312" o:gfxdata="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">
+            <v:group w14:anchorId="6FAA6751" id="_x0000_s1041" style="position:absolute;left:0;text-align:left;margin-left:4pt;margin-top:-8.7pt;width:451.95pt;height:18.2pt;z-index:251680768" coordsize="57399,2312" o:gfxdata="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">
               <v:line id="Line 7" o:spid="_x0000_s1042" style="position:absolute;visibility:visible;mso-wrap-style:square" from="9831,1215" to="50656,1215" o:connectortype="straight" o:gfxdata="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" strokecolor="#065ca8" strokeweight=".25pt"/>
               <v:shapetype id="_x0000_t202" coordsize="21600,21600" o:spt="202" path="m,l,21600r21600,l21600,xe">
                 <v:stroke joinstyle="miter"/>
@@ -7179,7 +7527,7 @@
 </file>
 
 <file path=word/footnotes.xml><?xml version="1.0" encoding="utf-8"?>
-<w:footnotes xmlns:wpc="http://schemas.microsoft.com/office/word/2010/wordprocessingCanvas" xmlns:cx="http://schemas.microsoft.com/office/drawing/2014/chartex" xmlns:cx1="http://schemas.microsoft.com/office/drawing/2015/9/8/chartex" xmlns:cx2="http://schemas.microsoft.com/office/drawing/2015/10/21/chartex" xmlns:cx3="http://schemas.microsoft.com/office/drawing/2016/5/9/chartex" xmlns:cx4="http://schemas.microsoft.com/office/drawing/2016/5/10/chartex" xmlns:cx5="http://schemas.microsoft.com/office/drawing/2016/5/11/chartex" xmlns:cx6="http://schemas.microsoft.com/office/drawing/2016/5/12/chartex" xmlns:cx7="http://schemas.microsoft.com/office/drawing/2016/5/13/chartex" xmlns:cx8="http://schemas.microsoft.com/office/drawing/2016/5/14/chartex" xmlns:mc="http://schemas.openxmlformats.org/markup-compatibility/2006" xmlns:aink="http://schemas.microsoft.com/office/drawing/2016/ink" xmlns:am3d="http://schemas.microsoft.com/office/drawing/2017/model3d" xmlns:o="urn:schemas-microsoft-com:office:office" xmlns:r="http://schemas.openxmlformats.org/officeDocument/2006/relationships" xmlns:m="http://schemas.openxmlformats.org/officeDocument/2006/math" xmlns:v="urn:schemas-microsoft-com:vml" xmlns:wp14="http://schemas.microsoft.com/office/word/2010/wordprocessingDrawing" xmlns:wp="http://schemas.openxmlformats.org/drawingml/2006/wordprocessingDrawing" xmlns:w10="urn:schemas-microsoft-com:office:word" xmlns:w="http://schemas.openxmlformats.org/wordprocessingml/2006/main" xmlns:w14="http://schemas.microsoft.com/office/word/2010/wordml" xmlns:w15="http://schemas.microsoft.com/office/word/2012/wordml" xmlns:w16cid="http://schemas.microsoft.com/office/word/2016/wordml/cid" xmlns:w16se="http://schemas.microsoft.com/office/word/2015/wordml/symex" xmlns:wpg="http://schemas.microsoft.com/office/word/2010/wordprocessingGroup" xmlns:wpi="http://schemas.microsoft.com/office/word/2010/wordprocessingInk" xmlns:wne="http://schemas.microsoft.com/office/word/2006/wordml" xmlns:wps="http://schemas.microsoft.com/office/word/2010/wordprocessingShape" mc:Ignorable="w14 w15 w16se w16cid wp14">
+<w:footnotes xmlns:wpc="http://schemas.microsoft.com/office/word/2010/wordprocessingCanvas" xmlns:cx="http://schemas.microsoft.com/office/drawing/2014/chartex" xmlns:cx1="http://schemas.microsoft.com/office/drawing/2015/9/8/chartex" xmlns:cx2="http://schemas.microsoft.com/office/drawing/2015/10/21/chartex" xmlns:cx3="http://schemas.microsoft.com/office/drawing/2016/5/9/chartex" xmlns:cx4="http://schemas.microsoft.com/office/drawing/2016/5/10/chartex" xmlns:cx5="http://schemas.microsoft.com/office/drawing/2016/5/11/chartex" xmlns:cx6="http://schemas.microsoft.com/office/drawing/2016/5/12/chartex" xmlns:cx7="http://schemas.microsoft.com/office/drawing/2016/5/13/chartex" xmlns:cx8="http://schemas.microsoft.com/office/drawing/2016/5/14/chartex" xmlns:mc="http://schemas.openxmlformats.org/markup-compatibility/2006" xmlns:aink="http://schemas.microsoft.com/office/drawing/2016/ink" xmlns:am3d="http://schemas.microsoft.com/office/drawing/2017/model3d" xmlns:o="urn:schemas-microsoft-com:office:office" xmlns:oel="http://schemas.microsoft.com/office/2019/extlst" xmlns:r="http://schemas.openxmlformats.org/officeDocument/2006/relationships" xmlns:m="http://schemas.openxmlformats.org/officeDocument/2006/math" xmlns:v="urn:schemas-microsoft-com:vml" xmlns:wp14="http://schemas.microsoft.com/office/word/2010/wordprocessingDrawing" xmlns:wp="http://schemas.openxmlformats.org/drawingml/2006/wordprocessingDrawing" xmlns:w10="urn:schemas-microsoft-com:office:word" xmlns:w="http://schemas.openxmlformats.org/wordprocessingml/2006/main" xmlns:w14="http://schemas.microsoft.com/office/word/2010/wordml" xmlns:w15="http://schemas.microsoft.com/office/word/2012/wordml" xmlns:w16cex="http://schemas.microsoft.com/office/word/2018/wordml/cex" xmlns:w16cid="http://schemas.microsoft.com/office/word/2016/wordml/cid" xmlns:w16="http://schemas.microsoft.com/office/word/2018/wordml" xmlns:w16du="http://schemas.microsoft.com/office/word/2023/wordml/word16du" xmlns:w16sdtdh="http://schemas.microsoft.com/office/word/2020/wordml/sdtdatahash" xmlns:w16sdtfl="http://schemas.microsoft.com/office/word/2024/wordml/sdtformatlock" xmlns:w16se="http://schemas.microsoft.com/office/word/2015/wordml/symex" xmlns:wpg="http://schemas.microsoft.com/office/word/2010/wordprocessingGroup" xmlns:wpi="http://schemas.microsoft.com/office/word/2010/wordprocessingInk" xmlns:wne="http://schemas.microsoft.com/office/word/2006/wordml" xmlns:wps="http://schemas.microsoft.com/office/word/2010/wordprocessingShape" mc:Ignorable="w14 w15 w16se w16cid w16 w16cex w16sdtdh w16sdtfl w16du wp14">
   <w:footnote w:type="separator" w:id="-1">
     <w:p>
       <w:r>
@@ -7198,7 +7546,7 @@
 </file>
 
 <file path=word/header1.xml><?xml version="1.0" encoding="utf-8"?>
-<w:hdr xmlns:wpc="http://schemas.microsoft.com/office/word/2010/wordprocessingCanvas" xmlns:cx="http://schemas.microsoft.com/office/drawing/2014/chartex" xmlns:cx1="http://schemas.microsoft.com/office/drawing/2015/9/8/chartex" xmlns:cx2="http://schemas.microsoft.com/office/drawing/2015/10/21/chartex" xmlns:cx3="http://schemas.microsoft.com/office/drawing/2016/5/9/chartex" xmlns:cx4="http://schemas.microsoft.com/office/drawing/2016/5/10/chartex" xmlns:cx5="http://schemas.microsoft.com/office/drawing/2016/5/11/chartex" xmlns:cx6="http://schemas.microsoft.com/office/drawing/2016/5/12/chartex" xmlns:cx7="http://schemas.microsoft.com/office/drawing/2016/5/13/chartex" xmlns:cx8="http://schemas.microsoft.com/office/drawing/2016/5/14/chartex" xmlns:mc="http://schemas.openxmlformats.org/markup-compatibility/2006" xmlns:aink="http://schemas.microsoft.com/office/drawing/2016/ink" xmlns:am3d="http://schemas.microsoft.com/office/drawing/2017/model3d" xmlns:o="urn:schemas-microsoft-com:office:office" xmlns:r="http://schemas.openxmlformats.org/officeDocument/2006/relationships" xmlns:m="http://schemas.openxmlformats.org/officeDocument/2006/math" xmlns:v="urn:schemas-microsoft-com:vml" xmlns:wp14="http://schemas.microsoft.com/office/word/2010/wordprocessingDrawing" xmlns:wp="http://schemas.openxmlformats.org/drawingml/2006/wordprocessingDrawing" xmlns:w10="urn:schemas-microsoft-com:office:word" xmlns:w="http://schemas.openxmlformats.org/wordprocessingml/2006/main" xmlns:w14="http://schemas.microsoft.com/office/word/2010/wordml" xmlns:w15="http://schemas.microsoft.com/office/word/2012/wordml" xmlns:w16cid="http://schemas.microsoft.com/office/word/2016/wordml/cid" xmlns:w16se="http://schemas.microsoft.com/office/word/2015/wordml/symex" xmlns:wpg="http://schemas.microsoft.com/office/word/2010/wordprocessingGroup" xmlns:wpi="http://schemas.microsoft.com/office/word/2010/wordprocessingInk" xmlns:wne="http://schemas.microsoft.com/office/word/2006/wordml" xmlns:wps="http://schemas.microsoft.com/office/word/2010/wordprocessingShape" mc:Ignorable="w14 w15 w16se w16cid wp14">
+<w:hdr xmlns:wpc="http://schemas.microsoft.com/office/word/2010/wordprocessingCanvas" xmlns:cx="http://schemas.microsoft.com/office/drawing/2014/chartex" xmlns:cx1="http://schemas.microsoft.com/office/drawing/2015/9/8/chartex" xmlns:cx2="http://schemas.microsoft.com/office/drawing/2015/10/21/chartex" xmlns:cx3="http://schemas.microsoft.com/office/drawing/2016/5/9/chartex" xmlns:cx4="http://schemas.microsoft.com/office/drawing/2016/5/10/chartex" xmlns:cx5="http://schemas.microsoft.com/office/drawing/2016/5/11/chartex" xmlns:cx6="http://schemas.microsoft.com/office/drawing/2016/5/12/chartex" xmlns:cx7="http://schemas.microsoft.com/office/drawing/2016/5/13/chartex" xmlns:cx8="http://schemas.microsoft.com/office/drawing/2016/5/14/chartex" xmlns:mc="http://schemas.openxmlformats.org/markup-compatibility/2006" xmlns:aink="http://schemas.microsoft.com/office/drawing/2016/ink" xmlns:am3d="http://schemas.microsoft.com/office/drawing/2017/model3d" xmlns:o="urn:schemas-microsoft-com:office:office" xmlns:oel="http://schemas.microsoft.com/office/2019/extlst" xmlns:r="http://schemas.openxmlformats.org/officeDocument/2006/relationships" xmlns:m="http://schemas.openxmlformats.org/officeDocument/2006/math" xmlns:v="urn:schemas-microsoft-com:vml" xmlns:wp14="http://schemas.microsoft.com/office/word/2010/wordprocessingDrawing" xmlns:wp="http://schemas.openxmlformats.org/drawingml/2006/wordprocessingDrawing" xmlns:w10="urn:schemas-microsoft-com:office:word" xmlns:w="http://schemas.openxmlformats.org/wordprocessingml/2006/main" xmlns:w14="http://schemas.microsoft.com/office/word/2010/wordml" xmlns:w15="http://schemas.microsoft.com/office/word/2012/wordml" xmlns:w16cex="http://schemas.microsoft.com/office/word/2018/wordml/cex" xmlns:w16cid="http://schemas.microsoft.com/office/word/2016/wordml/cid" xmlns:w16="http://schemas.microsoft.com/office/word/2018/wordml" xmlns:w16du="http://schemas.microsoft.com/office/word/2023/wordml/word16du" xmlns:w16sdtdh="http://schemas.microsoft.com/office/word/2020/wordml/sdtdatahash" xmlns:w16sdtfl="http://schemas.microsoft.com/office/word/2024/wordml/sdtformatlock" xmlns:w16se="http://schemas.microsoft.com/office/word/2015/wordml/symex" xmlns:wpg="http://schemas.microsoft.com/office/word/2010/wordprocessingGroup" xmlns:wpi="http://schemas.microsoft.com/office/word/2010/wordprocessingInk" xmlns:wne="http://schemas.microsoft.com/office/word/2006/wordml" xmlns:wps="http://schemas.microsoft.com/office/word/2010/wordprocessingShape" mc:Ignorable="w14 w15 w16se w16cid w16 w16cex w16sdtdh w16sdtfl w16du wp14">
   <w:p>
     <w:pPr>
       <w:pStyle w:val="Header"/>
@@ -7274,7 +7622,7 @@
         </mc:Choice>
         <mc:Fallback>
           <w:pict>
-            <v:shapetype w14:anchorId="7302656F" id="_x0000_t34" coordsize="21600,21600" o:spt="34" o:oned="t" adj="10800" path="m,l@0,0@0,21600,21600,21600e" filled="f">
+            <v:shapetype w14:anchorId="1157672E" id="_x0000_t34" coordsize="21600,21600" o:spt="34" o:oned="t" adj="10800" path="m,l@0,0@0,21600,21600,21600e" filled="f">
               <v:stroke joinstyle="miter"/>
               <v:formulas>
                 <v:f eqn="val #0"/>
@@ -7285,7 +7633,7 @@
               </v:handles>
               <o:lock v:ext="edit" shapetype="t"/>
             </v:shapetype>
-            <v:shape id="AutoShape 25" o:spid="_x0000_s1026" type="#_x0000_t34" style="position:absolute;margin-left:170.6pt;margin-top:22pt;width:263.5pt;height:3.6pt;rotation:180;z-index:251661312;visibility:visible;mso-wrap-style:square;mso-width-percent:0;mso-height-percent:0;mso-wrap-distance-left:9pt;mso-wrap-distance-top:0;mso-wrap-distance-right:9pt;mso-wrap-distance-bottom:0;mso-position-horizontal:absolute;mso-position-horizontal-relative:text;mso-position-vertical:absolute;mso-position-vertical-relative:text;mso-width-percent:0;mso-height-percent:0;mso-width-relative:margin;mso-height-relative:margin" o:gfxdata="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" adj="9283"/>
+            <v:shape id="AutoShape 25" o:spid="_x0000_s1026" type="#_x0000_t34" style="position:absolute;margin-left:170.6pt;margin-top:22pt;width:263.5pt;height:3.6pt;rotation:180;z-index:251661312;visibility:visible;mso-wrap-style:square;mso-width-percent:0;mso-height-percent:0;mso-wrap-distance-left:9pt;mso-wrap-distance-top:0;mso-wrap-distance-right:9pt;mso-wrap-distance-bottom:0;mso-position-horizontal:absolute;mso-position-horizontal-relative:text;mso-position-vertical:absolute;mso-position-vertical-relative:text;mso-width-percent:0;mso-height-percent:0;mso-width-relative:margin;mso-height-relative:margin" o:gfxdata="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" adj="9283"/>
           </w:pict>
         </mc:Fallback>
       </mc:AlternateContent>
@@ -7462,7 +7810,7 @@
               <v:stroke joinstyle="miter"/>
               <v:path gradientshapeok="t" o:connecttype="rect"/>
             </v:shapetype>
-            <v:shape id="Text Box 32" o:spid="_x0000_s1026" type="#_x0000_t202" style="position:absolute;left:0;text-align:left;margin-left:318.25pt;margin-top:3.9pt;width:2in;height:31.6pt;z-index:251668480;visibility:visible;mso-wrap-style:square;mso-width-percent:0;mso-height-percent:0;mso-wrap-distance-left:9pt;mso-wrap-distance-top:0;mso-wrap-distance-right:9pt;mso-wrap-distance-bottom:0;mso-position-horizontal:absolute;mso-position-horizontal-relative:text;mso-position-vertical:absolute;mso-position-vertical-relative:text;mso-width-percent:0;mso-height-percent:0;mso-width-relative:margin;mso-height-relative:margin;v-text-anchor:top" o:gfxdata="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" filled="f" stroked="f" strokeweight=".5pt">
+            <v:shape id="Text Box 32" o:spid="_x0000_s1026" type="#_x0000_t202" style="position:absolute;left:0;text-align:left;margin-left:318.25pt;margin-top:3.9pt;width:2in;height:31.6pt;z-index:251668480;visibility:visible;mso-wrap-style:square;mso-width-percent:0;mso-height-percent:0;mso-wrap-distance-left:9pt;mso-wrap-distance-top:0;mso-wrap-distance-right:9pt;mso-wrap-distance-bottom:0;mso-position-horizontal:absolute;mso-position-horizontal-relative:text;mso-position-vertical:absolute;mso-position-vertical-relative:text;mso-width-percent:0;mso-height-percent:0;mso-width-relative:margin;mso-height-relative:margin;v-text-anchor:top" o:gfxdata="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" filled="f" stroked="f" strokeweight=".5pt">
               <v:textbox>
                 <w:txbxContent>
                   <w:p>
@@ -7676,7 +8024,7 @@
         </mc:Choice>
         <mc:Fallback>
           <w:pict>
-            <v:shape w14:anchorId="49FCBBB2" id="Text Box 3" o:spid="_x0000_s1027" type="#_x0000_t202" style="position:absolute;left:0;text-align:left;margin-left:.1pt;margin-top:13.5pt;width:170.5pt;height:17.25pt;flip:x;z-index:251660288;visibility:visible;mso-wrap-style:square;mso-width-percent:0;mso-height-percent:0;mso-wrap-distance-left:9pt;mso-wrap-distance-top:0;mso-wrap-distance-right:9pt;mso-wrap-distance-bottom:0;mso-position-horizontal:absolute;mso-position-horizontal-relative:text;mso-position-vertical:absolute;mso-position-vertical-relative:text;mso-width-percent:0;mso-height-percent:0;mso-width-relative:margin;mso-height-relative:page;v-text-anchor:top" o:gfxdata="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" fillcolor="#dae3f3" stroked="f">
+            <v:shape w14:anchorId="49FCBBB2" id="Text Box 3" o:spid="_x0000_s1027" type="#_x0000_t202" style="position:absolute;left:0;text-align:left;margin-left:.1pt;margin-top:13.5pt;width:170.5pt;height:17.25pt;flip:x;z-index:251660288;visibility:visible;mso-wrap-style:square;mso-width-percent:0;mso-height-percent:0;mso-wrap-distance-left:9pt;mso-wrap-distance-top:0;mso-wrap-distance-right:9pt;mso-wrap-distance-bottom:0;mso-position-horizontal:absolute;mso-position-horizontal-relative:text;mso-position-vertical:absolute;mso-position-vertical-relative:text;mso-width-percent:0;mso-height-percent:0;mso-width-relative:margin;mso-height-relative:page;v-text-anchor:top" o:gfxdata="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" fillcolor="#dae3f3" stroked="f">
               <v:textbox inset="2mm,0,2mm,0">
                 <w:txbxContent>
                   <w:p>
@@ -7801,7 +8149,7 @@
         </mc:Choice>
         <mc:Fallback>
           <w:pict>
-            <v:shape w14:anchorId="0A0E59D5" id="Text Box 26" o:spid="_x0000_s1028" type="#_x0000_t202" style="position:absolute;left:0;text-align:left;margin-left:382.05pt;margin-top:8.4pt;width:71.65pt;height:18.55pt;flip:x;z-index:251662336;visibility:visible;mso-wrap-style:square;mso-width-percent:0;mso-height-percent:0;mso-wrap-distance-left:9pt;mso-wrap-distance-top:0;mso-wrap-distance-right:9pt;mso-wrap-distance-bottom:0;mso-position-horizontal:absolute;mso-position-horizontal-relative:text;mso-position-vertical:absolute;mso-position-vertical-relative:text;mso-width-percent:0;mso-height-percent:0;mso-width-relative:page;mso-height-relative:page;v-text-anchor:top" o:gfxdata="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" filled="f" fillcolor="#bdc3e2" stroked="f">
+            <v:shape w14:anchorId="0A0E59D5" id="Text Box 26" o:spid="_x0000_s1028" type="#_x0000_t202" style="position:absolute;left:0;text-align:left;margin-left:382.05pt;margin-top:8.4pt;width:71.65pt;height:18.55pt;flip:x;z-index:251662336;visibility:visible;mso-wrap-style:square;mso-width-percent:0;mso-height-percent:0;mso-wrap-distance-left:9pt;mso-wrap-distance-top:0;mso-wrap-distance-right:9pt;mso-wrap-distance-bottom:0;mso-position-horizontal:absolute;mso-position-horizontal-relative:text;mso-position-vertical:absolute;mso-position-vertical-relative:text;mso-width-percent:0;mso-height-percent:0;mso-width-relative:page;mso-height-relative:page;v-text-anchor:top" o:gfxdata="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" filled="f" fillcolor="#bdc3e2" stroked="f">
               <v:textbox inset="2mm,0,2mm,0">
                 <w:txbxContent>
                   <w:p>
@@ -7827,7 +8175,7 @@
 </file>
 
 <file path=word/header10.xml><?xml version="1.0" encoding="utf-8"?>
-<w:hdr xmlns:wpc="http://schemas.microsoft.com/office/word/2010/wordprocessingCanvas" xmlns:cx="http://schemas.microsoft.com/office/drawing/2014/chartex" xmlns:cx1="http://schemas.microsoft.com/office/drawing/2015/9/8/chartex" xmlns:cx2="http://schemas.microsoft.com/office/drawing/2015/10/21/chartex" xmlns:cx3="http://schemas.microsoft.com/office/drawing/2016/5/9/chartex" xmlns:cx4="http://schemas.microsoft.com/office/drawing/2016/5/10/chartex" xmlns:cx5="http://schemas.microsoft.com/office/drawing/2016/5/11/chartex" xmlns:cx6="http://schemas.microsoft.com/office/drawing/2016/5/12/chartex" xmlns:cx7="http://schemas.microsoft.com/office/drawing/2016/5/13/chartex" xmlns:cx8="http://schemas.microsoft.com/office/drawing/2016/5/14/chartex" xmlns:mc="http://schemas.openxmlformats.org/markup-compatibility/2006" xmlns:aink="http://schemas.microsoft.com/office/drawing/2016/ink" xmlns:am3d="http://schemas.microsoft.com/office/drawing/2017/model3d" xmlns:o="urn:schemas-microsoft-com:office:office" xmlns:r="http://schemas.openxmlformats.org/officeDocument/2006/relationships" xmlns:m="http://schemas.openxmlformats.org/officeDocument/2006/math" xmlns:v="urn:schemas-microsoft-com:vml" xmlns:wp14="http://schemas.microsoft.com/office/word/2010/wordprocessingDrawing" xmlns:wp="http://schemas.openxmlformats.org/drawingml/2006/wordprocessingDrawing" xmlns:w10="urn:schemas-microsoft-com:office:word" xmlns:w="http://schemas.openxmlformats.org/wordprocessingml/2006/main" xmlns:w14="http://schemas.microsoft.com/office/word/2010/wordml" xmlns:w15="http://schemas.microsoft.com/office/word/2012/wordml" xmlns:w16cid="http://schemas.microsoft.com/office/word/2016/wordml/cid" xmlns:w16se="http://schemas.microsoft.com/office/word/2015/wordml/symex" xmlns:wpg="http://schemas.microsoft.com/office/word/2010/wordprocessingGroup" xmlns:wpi="http://schemas.microsoft.com/office/word/2010/wordprocessingInk" xmlns:wne="http://schemas.microsoft.com/office/word/2006/wordml" xmlns:wps="http://schemas.microsoft.com/office/word/2010/wordprocessingShape" mc:Ignorable="w14 w15 w16se w16cid wp14">
+<w:hdr xmlns:wpc="http://schemas.microsoft.com/office/word/2010/wordprocessingCanvas" xmlns:cx="http://schemas.microsoft.com/office/drawing/2014/chartex" xmlns:cx1="http://schemas.microsoft.com/office/drawing/2015/9/8/chartex" xmlns:cx2="http://schemas.microsoft.com/office/drawing/2015/10/21/chartex" xmlns:cx3="http://schemas.microsoft.com/office/drawing/2016/5/9/chartex" xmlns:cx4="http://schemas.microsoft.com/office/drawing/2016/5/10/chartex" xmlns:cx5="http://schemas.microsoft.com/office/drawing/2016/5/11/chartex" xmlns:cx6="http://schemas.microsoft.com/office/drawing/2016/5/12/chartex" xmlns:cx7="http://schemas.microsoft.com/office/drawing/2016/5/13/chartex" xmlns:cx8="http://schemas.microsoft.com/office/drawing/2016/5/14/chartex" xmlns:mc="http://schemas.openxmlformats.org/markup-compatibility/2006" xmlns:aink="http://schemas.microsoft.com/office/drawing/2016/ink" xmlns:am3d="http://schemas.microsoft.com/office/drawing/2017/model3d" xmlns:o="urn:schemas-microsoft-com:office:office" xmlns:oel="http://schemas.microsoft.com/office/2019/extlst" xmlns:r="http://schemas.openxmlformats.org/officeDocument/2006/relationships" xmlns:m="http://schemas.openxmlformats.org/officeDocument/2006/math" xmlns:v="urn:schemas-microsoft-com:vml" xmlns:wp14="http://schemas.microsoft.com/office/word/2010/wordprocessingDrawing" xmlns:wp="http://schemas.openxmlformats.org/drawingml/2006/wordprocessingDrawing" xmlns:w10="urn:schemas-microsoft-com:office:word" xmlns:w="http://schemas.openxmlformats.org/wordprocessingml/2006/main" xmlns:w14="http://schemas.microsoft.com/office/word/2010/wordml" xmlns:w15="http://schemas.microsoft.com/office/word/2012/wordml" xmlns:w16cex="http://schemas.microsoft.com/office/word/2018/wordml/cex" xmlns:w16cid="http://schemas.microsoft.com/office/word/2016/wordml/cid" xmlns:w16="http://schemas.microsoft.com/office/word/2018/wordml" xmlns:w16du="http://schemas.microsoft.com/office/word/2023/wordml/word16du" xmlns:w16sdtdh="http://schemas.microsoft.com/office/word/2020/wordml/sdtdatahash" xmlns:w16sdtfl="http://schemas.microsoft.com/office/word/2024/wordml/sdtformatlock" xmlns:w16se="http://schemas.microsoft.com/office/word/2015/wordml/symex" xmlns:wpg="http://schemas.microsoft.com/office/word/2010/wordprocessingGroup" xmlns:wpi="http://schemas.microsoft.com/office/word/2010/wordprocessingInk" xmlns:wne="http://schemas.microsoft.com/office/word/2006/wordml" xmlns:wps="http://schemas.microsoft.com/office/word/2010/wordprocessingShape" mc:Ignorable="w14 w15 w16se w16cid w16 w16cex w16sdtdh w16sdtfl w16du wp14">
   <w:p>
     <w:pPr>
       <w:pStyle w:val="Header"/>
@@ -8004,7 +8352,7 @@
               <v:stroke joinstyle="miter"/>
               <v:path gradientshapeok="t" o:connecttype="rect"/>
             </v:shapetype>
-            <v:shape id="Text Box 1992487968" o:spid="_x0000_s1057" type="#_x0000_t202" style="position:absolute;left:0;text-align:left;margin-left:-6.9pt;margin-top:5.3pt;width:142.15pt;height:31.6pt;z-index:251674112;visibility:visible;mso-wrap-style:square;mso-width-percent:0;mso-height-percent:0;mso-wrap-distance-left:9pt;mso-wrap-distance-top:0;mso-wrap-distance-right:9pt;mso-wrap-distance-bottom:0;mso-position-horizontal:absolute;mso-position-horizontal-relative:text;mso-position-vertical:absolute;mso-position-vertical-relative:text;mso-width-percent:0;mso-height-percent:0;mso-width-relative:margin;mso-height-relative:margin;v-text-anchor:top" o:gfxdata="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" filled="f" stroked="f" strokeweight=".5pt">
+            <v:shape id="Text Box 1992487968" o:spid="_x0000_s1057" type="#_x0000_t202" style="position:absolute;left:0;text-align:left;margin-left:-6.9pt;margin-top:5.3pt;width:142.15pt;height:31.6pt;z-index:251674112;visibility:visible;mso-wrap-style:square;mso-width-percent:0;mso-height-percent:0;mso-wrap-distance-left:9pt;mso-wrap-distance-top:0;mso-wrap-distance-right:9pt;mso-wrap-distance-bottom:0;mso-position-horizontal:absolute;mso-position-horizontal-relative:text;mso-position-vertical:absolute;mso-position-vertical-relative:text;mso-width-percent:0;mso-height-percent:0;mso-width-relative:margin;mso-height-relative:margin;v-text-anchor:top" o:gfxdata="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" filled="f" stroked="f" strokeweight=".5pt">
               <v:textbox>
                 <w:txbxContent>
                   <w:p>
@@ -8187,7 +8535,7 @@
         </mc:Choice>
         <mc:Fallback>
           <w:pict>
-            <v:shapetype w14:anchorId="3097525B" id="_x0000_t34" coordsize="21600,21600" o:spt="34" o:oned="t" adj="10800" path="m,l@0,0@0,21600,21600,21600e" filled="f">
+            <v:shapetype w14:anchorId="71AA8882" id="_x0000_t34" coordsize="21600,21600" o:spt="34" o:oned="t" adj="10800" path="m,l@0,0@0,21600,21600,21600e" filled="f">
               <v:stroke joinstyle="miter"/>
               <v:formulas>
                 <v:f eqn="val #0"/>
@@ -8198,7 +8546,7 @@
               </v:handles>
               <o:lock v:ext="edit" shapetype="t"/>
             </v:shapetype>
-            <v:shape id="AutoShape 28" o:spid="_x0000_s1026" type="#_x0000_t34" style="position:absolute;margin-left:-1.4pt;margin-top:20pt;width:260pt;height:7.5pt;flip:y;z-index:251660800;visibility:visible;mso-wrap-style:square;mso-width-percent:0;mso-height-percent:0;mso-wrap-distance-left:9pt;mso-wrap-distance-top:0;mso-wrap-distance-right:9pt;mso-wrap-distance-bottom:0;mso-position-horizontal:absolute;mso-position-horizontal-relative:text;mso-position-vertical:absolute;mso-position-vertical-relative:text;mso-width-percent:0;mso-height-percent:0;mso-width-relative:margin;mso-height-relative:margin" o:gfxdata="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" adj="10343"/>
+            <v:shape id="AutoShape 28" o:spid="_x0000_s1026" type="#_x0000_t34" style="position:absolute;margin-left:-1.4pt;margin-top:20pt;width:260pt;height:7.5pt;flip:y;z-index:251660800;visibility:visible;mso-wrap-style:square;mso-width-percent:0;mso-height-percent:0;mso-wrap-distance-left:9pt;mso-wrap-distance-top:0;mso-wrap-distance-right:9pt;mso-wrap-distance-bottom:0;mso-position-horizontal:absolute;mso-position-horizontal-relative:text;mso-position-vertical:absolute;mso-position-vertical-relative:text;mso-width-percent:0;mso-height-percent:0;mso-width-relative:margin;mso-height-relative:margin" o:gfxdata="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" adj="10343"/>
           </w:pict>
         </mc:Fallback>
       </mc:AlternateContent>
@@ -8315,7 +8663,7 @@
         </mc:Choice>
         <mc:Fallback>
           <w:pict>
-            <v:shape w14:anchorId="760CB6C9" id="_x0000_s1058" type="#_x0000_t202" style="position:absolute;left:0;text-align:left;margin-left:258.6pt;margin-top:12.5pt;width:171.5pt;height:16.5pt;z-index:251651584;visibility:visible;mso-wrap-style:square;mso-width-percent:0;mso-height-percent:0;mso-wrap-distance-left:9pt;mso-wrap-distance-top:0;mso-wrap-distance-right:9pt;mso-wrap-distance-bottom:0;mso-position-horizontal:absolute;mso-position-horizontal-relative:text;mso-position-vertical:absolute;mso-position-vertical-relative:text;mso-width-percent:0;mso-height-percent:0;mso-width-relative:margin;mso-height-relative:page;v-text-anchor:top" o:gfxdata="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" fillcolor="#dae3f3" stroked="f">
+            <v:shape w14:anchorId="760CB6C9" id="_x0000_s1058" type="#_x0000_t202" style="position:absolute;left:0;text-align:left;margin-left:258.6pt;margin-top:12.5pt;width:171.5pt;height:16.5pt;z-index:251651584;visibility:visible;mso-wrap-style:square;mso-width-percent:0;mso-height-percent:0;mso-wrap-distance-left:9pt;mso-wrap-distance-top:0;mso-wrap-distance-right:9pt;mso-wrap-distance-bottom:0;mso-position-horizontal:absolute;mso-position-horizontal-relative:text;mso-position-vertical:absolute;mso-position-vertical-relative:text;mso-width-percent:0;mso-height-percent:0;mso-width-relative:margin;mso-height-relative:page;v-text-anchor:top" o:gfxdata="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" fillcolor="#dae3f3" stroked="f">
               <v:textbox inset="2mm,0,2mm,0">
                 <w:txbxContent>
                   <w:p>
@@ -8362,7 +8710,7 @@
 </file>
 
 <file path=word/header11.xml><?xml version="1.0" encoding="utf-8"?>
-<w:hdr xmlns:wpc="http://schemas.microsoft.com/office/word/2010/wordprocessingCanvas" xmlns:cx="http://schemas.microsoft.com/office/drawing/2014/chartex" xmlns:cx1="http://schemas.microsoft.com/office/drawing/2015/9/8/chartex" xmlns:cx2="http://schemas.microsoft.com/office/drawing/2015/10/21/chartex" xmlns:cx3="http://schemas.microsoft.com/office/drawing/2016/5/9/chartex" xmlns:cx4="http://schemas.microsoft.com/office/drawing/2016/5/10/chartex" xmlns:cx5="http://schemas.microsoft.com/office/drawing/2016/5/11/chartex" xmlns:cx6="http://schemas.microsoft.com/office/drawing/2016/5/12/chartex" xmlns:cx7="http://schemas.microsoft.com/office/drawing/2016/5/13/chartex" xmlns:cx8="http://schemas.microsoft.com/office/drawing/2016/5/14/chartex" xmlns:mc="http://schemas.openxmlformats.org/markup-compatibility/2006" xmlns:aink="http://schemas.microsoft.com/office/drawing/2016/ink" xmlns:am3d="http://schemas.microsoft.com/office/drawing/2017/model3d" xmlns:o="urn:schemas-microsoft-com:office:office" xmlns:r="http://schemas.openxmlformats.org/officeDocument/2006/relationships" xmlns:m="http://schemas.openxmlformats.org/officeDocument/2006/math" xmlns:v="urn:schemas-microsoft-com:vml" xmlns:wp14="http://schemas.microsoft.com/office/word/2010/wordprocessingDrawing" xmlns:wp="http://schemas.openxmlformats.org/drawingml/2006/wordprocessingDrawing" xmlns:w10="urn:schemas-microsoft-com:office:word" xmlns:w="http://schemas.openxmlformats.org/wordprocessingml/2006/main" xmlns:w14="http://schemas.microsoft.com/office/word/2010/wordml" xmlns:w15="http://schemas.microsoft.com/office/word/2012/wordml" xmlns:w16cid="http://schemas.microsoft.com/office/word/2016/wordml/cid" xmlns:w16se="http://schemas.microsoft.com/office/word/2015/wordml/symex" xmlns:wpg="http://schemas.microsoft.com/office/word/2010/wordprocessingGroup" xmlns:wpi="http://schemas.microsoft.com/office/word/2010/wordprocessingInk" xmlns:wne="http://schemas.microsoft.com/office/word/2006/wordml" xmlns:wps="http://schemas.microsoft.com/office/word/2010/wordprocessingShape" mc:Ignorable="w14 w15 w16se w16cid wp14">
+<w:hdr xmlns:wpc="http://schemas.microsoft.com/office/word/2010/wordprocessingCanvas" xmlns:cx="http://schemas.microsoft.com/office/drawing/2014/chartex" xmlns:cx1="http://schemas.microsoft.com/office/drawing/2015/9/8/chartex" xmlns:cx2="http://schemas.microsoft.com/office/drawing/2015/10/21/chartex" xmlns:cx3="http://schemas.microsoft.com/office/drawing/2016/5/9/chartex" xmlns:cx4="http://schemas.microsoft.com/office/drawing/2016/5/10/chartex" xmlns:cx5="http://schemas.microsoft.com/office/drawing/2016/5/11/chartex" xmlns:cx6="http://schemas.microsoft.com/office/drawing/2016/5/12/chartex" xmlns:cx7="http://schemas.microsoft.com/office/drawing/2016/5/13/chartex" xmlns:cx8="http://schemas.microsoft.com/office/drawing/2016/5/14/chartex" xmlns:mc="http://schemas.openxmlformats.org/markup-compatibility/2006" xmlns:aink="http://schemas.microsoft.com/office/drawing/2016/ink" xmlns:am3d="http://schemas.microsoft.com/office/drawing/2017/model3d" xmlns:o="urn:schemas-microsoft-com:office:office" xmlns:oel="http://schemas.microsoft.com/office/2019/extlst" xmlns:r="http://schemas.openxmlformats.org/officeDocument/2006/relationships" xmlns:m="http://schemas.openxmlformats.org/officeDocument/2006/math" xmlns:v="urn:schemas-microsoft-com:vml" xmlns:wp14="http://schemas.microsoft.com/office/word/2010/wordprocessingDrawing" xmlns:wp="http://schemas.openxmlformats.org/drawingml/2006/wordprocessingDrawing" xmlns:w10="urn:schemas-microsoft-com:office:word" xmlns:w="http://schemas.openxmlformats.org/wordprocessingml/2006/main" xmlns:w14="http://schemas.microsoft.com/office/word/2010/wordml" xmlns:w15="http://schemas.microsoft.com/office/word/2012/wordml" xmlns:w16cex="http://schemas.microsoft.com/office/word/2018/wordml/cex" xmlns:w16cid="http://schemas.microsoft.com/office/word/2016/wordml/cid" xmlns:w16="http://schemas.microsoft.com/office/word/2018/wordml" xmlns:w16du="http://schemas.microsoft.com/office/word/2023/wordml/word16du" xmlns:w16sdtdh="http://schemas.microsoft.com/office/word/2020/wordml/sdtdatahash" xmlns:w16sdtfl="http://schemas.microsoft.com/office/word/2024/wordml/sdtformatlock" xmlns:w16se="http://schemas.microsoft.com/office/word/2015/wordml/symex" xmlns:wpg="http://schemas.microsoft.com/office/word/2010/wordprocessingGroup" xmlns:wpi="http://schemas.microsoft.com/office/word/2010/wordprocessingInk" xmlns:wne="http://schemas.microsoft.com/office/word/2006/wordml" xmlns:wps="http://schemas.microsoft.com/office/word/2010/wordprocessingShape" mc:Ignorable="w14 w15 w16se w16cid w16 w16cex w16sdtdh w16sdtfl w16du wp14">
   <w:p>
     <w:pPr>
       <w:pStyle w:val="Header"/>
@@ -8539,7 +8887,7 @@
               <v:stroke joinstyle="miter"/>
               <v:path gradientshapeok="t" o:connecttype="rect"/>
             </v:shapetype>
-            <v:shape id="Text Box 903230405" o:spid="_x0000_s1059" type="#_x0000_t202" style="position:absolute;left:0;text-align:left;margin-left:-6.9pt;margin-top:5.3pt;width:142.15pt;height:31.6pt;z-index:251670016;visibility:visible;mso-wrap-style:square;mso-width-percent:0;mso-height-percent:0;mso-wrap-distance-left:9pt;mso-wrap-distance-top:0;mso-wrap-distance-right:9pt;mso-wrap-distance-bottom:0;mso-position-horizontal:absolute;mso-position-horizontal-relative:text;mso-position-vertical:absolute;mso-position-vertical-relative:text;mso-width-percent:0;mso-height-percent:0;mso-width-relative:margin;mso-height-relative:margin;v-text-anchor:top" o:gfxdata="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" filled="f" stroked="f" strokeweight=".5pt">
+            <v:shape id="Text Box 903230405" o:spid="_x0000_s1059" type="#_x0000_t202" style="position:absolute;left:0;text-align:left;margin-left:-6.9pt;margin-top:5.3pt;width:142.15pt;height:31.6pt;z-index:251670016;visibility:visible;mso-wrap-style:square;mso-width-percent:0;mso-height-percent:0;mso-wrap-distance-left:9pt;mso-wrap-distance-top:0;mso-wrap-distance-right:9pt;mso-wrap-distance-bottom:0;mso-position-horizontal:absolute;mso-position-horizontal-relative:text;mso-position-vertical:absolute;mso-position-vertical-relative:text;mso-width-percent:0;mso-height-percent:0;mso-width-relative:margin;mso-height-relative:margin;v-text-anchor:top" o:gfxdata="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" filled="f" stroked="f" strokeweight=".5pt">
               <v:textbox>
                 <w:txbxContent>
                   <w:p>
@@ -8722,7 +9070,7 @@
         </mc:Choice>
         <mc:Fallback>
           <w:pict>
-            <v:shapetype w14:anchorId="100C8D36" id="_x0000_t34" coordsize="21600,21600" o:spt="34" o:oned="t" adj="10800" path="m,l@0,0@0,21600,21600,21600e" filled="f">
+            <v:shapetype w14:anchorId="0550815B" id="_x0000_t34" coordsize="21600,21600" o:spt="34" o:oned="t" adj="10800" path="m,l@0,0@0,21600,21600,21600e" filled="f">
               <v:stroke joinstyle="miter"/>
               <v:formulas>
                 <v:f eqn="val #0"/>
@@ -8733,7 +9081,7 @@
               </v:handles>
               <o:lock v:ext="edit" shapetype="t"/>
             </v:shapetype>
-            <v:shape id="AutoShape 28" o:spid="_x0000_s1026" type="#_x0000_t34" style="position:absolute;margin-left:-1.4pt;margin-top:20pt;width:260pt;height:7.5pt;flip:y;z-index:251655680;visibility:visible;mso-wrap-style:square;mso-width-percent:0;mso-height-percent:0;mso-wrap-distance-left:9pt;mso-wrap-distance-top:0;mso-wrap-distance-right:9pt;mso-wrap-distance-bottom:0;mso-position-horizontal:absolute;mso-position-horizontal-relative:text;mso-position-vertical:absolute;mso-position-vertical-relative:text;mso-width-percent:0;mso-height-percent:0;mso-width-relative:margin;mso-height-relative:margin" o:gfxdata="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" adj="10343"/>
+            <v:shape id="AutoShape 28" o:spid="_x0000_s1026" type="#_x0000_t34" style="position:absolute;margin-left:-1.4pt;margin-top:20pt;width:260pt;height:7.5pt;flip:y;z-index:251655680;visibility:visible;mso-wrap-style:square;mso-width-percent:0;mso-height-percent:0;mso-wrap-distance-left:9pt;mso-wrap-distance-top:0;mso-wrap-distance-right:9pt;mso-wrap-distance-bottom:0;mso-position-horizontal:absolute;mso-position-horizontal-relative:text;mso-position-vertical:absolute;mso-position-vertical-relative:text;mso-width-percent:0;mso-height-percent:0;mso-width-relative:margin;mso-height-relative:margin" o:gfxdata="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" adj="10343"/>
           </w:pict>
         </mc:Fallback>
       </mc:AlternateContent>
@@ -8850,7 +9198,7 @@
         </mc:Choice>
         <mc:Fallback>
           <w:pict>
-            <v:shape w14:anchorId="5883305C" id="_x0000_s1060" type="#_x0000_t202" style="position:absolute;left:0;text-align:left;margin-left:258.6pt;margin-top:12.5pt;width:171.5pt;height:16.5pt;z-index:251643392;visibility:visible;mso-wrap-style:square;mso-width-percent:0;mso-height-percent:0;mso-wrap-distance-left:9pt;mso-wrap-distance-top:0;mso-wrap-distance-right:9pt;mso-wrap-distance-bottom:0;mso-position-horizontal:absolute;mso-position-horizontal-relative:text;mso-position-vertical:absolute;mso-position-vertical-relative:text;mso-width-percent:0;mso-height-percent:0;mso-width-relative:margin;mso-height-relative:page;v-text-anchor:top" o:gfxdata="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" fillcolor="#dae3f3" stroked="f">
+            <v:shape w14:anchorId="5883305C" id="_x0000_s1060" type="#_x0000_t202" style="position:absolute;left:0;text-align:left;margin-left:258.6pt;margin-top:12.5pt;width:171.5pt;height:16.5pt;z-index:251643392;visibility:visible;mso-wrap-style:square;mso-width-percent:0;mso-height-percent:0;mso-wrap-distance-left:9pt;mso-wrap-distance-top:0;mso-wrap-distance-right:9pt;mso-wrap-distance-bottom:0;mso-position-horizontal:absolute;mso-position-horizontal-relative:text;mso-position-vertical:absolute;mso-position-vertical-relative:text;mso-width-percent:0;mso-height-percent:0;mso-width-relative:margin;mso-height-relative:page;v-text-anchor:top" o:gfxdata="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" fillcolor="#dae3f3" stroked="f">
               <v:textbox inset="2mm,0,2mm,0">
                 <w:txbxContent>
                   <w:p>
@@ -8897,7 +9245,7 @@
 </file>
 
 <file path=word/header12.xml><?xml version="1.0" encoding="utf-8"?>
-<w:hdr xmlns:wpc="http://schemas.microsoft.com/office/word/2010/wordprocessingCanvas" xmlns:cx="http://schemas.microsoft.com/office/drawing/2014/chartex" xmlns:cx1="http://schemas.microsoft.com/office/drawing/2015/9/8/chartex" xmlns:cx2="http://schemas.microsoft.com/office/drawing/2015/10/21/chartex" xmlns:cx3="http://schemas.microsoft.com/office/drawing/2016/5/9/chartex" xmlns:cx4="http://schemas.microsoft.com/office/drawing/2016/5/10/chartex" xmlns:cx5="http://schemas.microsoft.com/office/drawing/2016/5/11/chartex" xmlns:cx6="http://schemas.microsoft.com/office/drawing/2016/5/12/chartex" xmlns:cx7="http://schemas.microsoft.com/office/drawing/2016/5/13/chartex" xmlns:cx8="http://schemas.microsoft.com/office/drawing/2016/5/14/chartex" xmlns:mc="http://schemas.openxmlformats.org/markup-compatibility/2006" xmlns:aink="http://schemas.microsoft.com/office/drawing/2016/ink" xmlns:am3d="http://schemas.microsoft.com/office/drawing/2017/model3d" xmlns:o="urn:schemas-microsoft-com:office:office" xmlns:r="http://schemas.openxmlformats.org/officeDocument/2006/relationships" xmlns:m="http://schemas.openxmlformats.org/officeDocument/2006/math" xmlns:v="urn:schemas-microsoft-com:vml" xmlns:wp14="http://schemas.microsoft.com/office/word/2010/wordprocessingDrawing" xmlns:wp="http://schemas.openxmlformats.org/drawingml/2006/wordprocessingDrawing" xmlns:w10="urn:schemas-microsoft-com:office:word" xmlns:w="http://schemas.openxmlformats.org/wordprocessingml/2006/main" xmlns:w14="http://schemas.microsoft.com/office/word/2010/wordml" xmlns:w15="http://schemas.microsoft.com/office/word/2012/wordml" xmlns:w16cid="http://schemas.microsoft.com/office/word/2016/wordml/cid" xmlns:w16se="http://schemas.microsoft.com/office/word/2015/wordml/symex" xmlns:wpg="http://schemas.microsoft.com/office/word/2010/wordprocessingGroup" xmlns:wpi="http://schemas.microsoft.com/office/word/2010/wordprocessingInk" xmlns:wne="http://schemas.microsoft.com/office/word/2006/wordml" xmlns:wps="http://schemas.microsoft.com/office/word/2010/wordprocessingShape" mc:Ignorable="w14 w15 w16se w16cid wp14">
+<w:hdr xmlns:wpc="http://schemas.microsoft.com/office/word/2010/wordprocessingCanvas" xmlns:cx="http://schemas.microsoft.com/office/drawing/2014/chartex" xmlns:cx1="http://schemas.microsoft.com/office/drawing/2015/9/8/chartex" xmlns:cx2="http://schemas.microsoft.com/office/drawing/2015/10/21/chartex" xmlns:cx3="http://schemas.microsoft.com/office/drawing/2016/5/9/chartex" xmlns:cx4="http://schemas.microsoft.com/office/drawing/2016/5/10/chartex" xmlns:cx5="http://schemas.microsoft.com/office/drawing/2016/5/11/chartex" xmlns:cx6="http://schemas.microsoft.com/office/drawing/2016/5/12/chartex" xmlns:cx7="http://schemas.microsoft.com/office/drawing/2016/5/13/chartex" xmlns:cx8="http://schemas.microsoft.com/office/drawing/2016/5/14/chartex" xmlns:mc="http://schemas.openxmlformats.org/markup-compatibility/2006" xmlns:aink="http://schemas.microsoft.com/office/drawing/2016/ink" xmlns:am3d="http://schemas.microsoft.com/office/drawing/2017/model3d" xmlns:o="urn:schemas-microsoft-com:office:office" xmlns:oel="http://schemas.microsoft.com/office/2019/extlst" xmlns:r="http://schemas.openxmlformats.org/officeDocument/2006/relationships" xmlns:m="http://schemas.openxmlformats.org/officeDocument/2006/math" xmlns:v="urn:schemas-microsoft-com:vml" xmlns:wp14="http://schemas.microsoft.com/office/word/2010/wordprocessingDrawing" xmlns:wp="http://schemas.openxmlformats.org/drawingml/2006/wordprocessingDrawing" xmlns:w10="urn:schemas-microsoft-com:office:word" xmlns:w="http://schemas.openxmlformats.org/wordprocessingml/2006/main" xmlns:w14="http://schemas.microsoft.com/office/word/2010/wordml" xmlns:w15="http://schemas.microsoft.com/office/word/2012/wordml" xmlns:w16cex="http://schemas.microsoft.com/office/word/2018/wordml/cex" xmlns:w16cid="http://schemas.microsoft.com/office/word/2016/wordml/cid" xmlns:w16="http://schemas.microsoft.com/office/word/2018/wordml" xmlns:w16du="http://schemas.microsoft.com/office/word/2023/wordml/word16du" xmlns:w16sdtdh="http://schemas.microsoft.com/office/word/2020/wordml/sdtdatahash" xmlns:w16sdtfl="http://schemas.microsoft.com/office/word/2024/wordml/sdtformatlock" xmlns:w16se="http://schemas.microsoft.com/office/word/2015/wordml/symex" xmlns:wpg="http://schemas.microsoft.com/office/word/2010/wordprocessingGroup" xmlns:wpi="http://schemas.microsoft.com/office/word/2010/wordprocessingInk" xmlns:wne="http://schemas.microsoft.com/office/word/2006/wordml" xmlns:wps="http://schemas.microsoft.com/office/word/2010/wordprocessingShape" mc:Ignorable="w14 w15 w16se w16cid w16 w16cex w16sdtdh w16sdtfl w16du wp14">
   <w:p>
     <w:pPr>
       <w:pStyle w:val="Header"/>
@@ -8910,7 +9258,7 @@
       <mc:AlternateContent>
         <mc:Choice Requires="wps">
           <w:drawing>
-            <wp:anchor distT="0" distB="0" distL="114300" distR="114300" simplePos="0" relativeHeight="251667968" behindDoc="0" locked="0" layoutInCell="1" allowOverlap="1" wp14:anchorId="12BFB37F" wp14:editId="5F55C65B">
+            <wp:anchor distT="0" distB="0" distL="114300" distR="114300" simplePos="0" relativeHeight="251665920" behindDoc="0" locked="0" layoutInCell="1" allowOverlap="1" wp14:anchorId="12BFB37F" wp14:editId="5F55C65B">
               <wp:simplePos x="0" y="0"/>
               <wp:positionH relativeFrom="column">
                 <wp:posOffset>-87630</wp:posOffset>
@@ -9074,7 +9422,7 @@
               <v:stroke joinstyle="miter"/>
               <v:path gradientshapeok="t" o:connecttype="rect"/>
             </v:shapetype>
-            <v:shape id="Text Box 774808957" o:spid="_x0000_s1061" type="#_x0000_t202" style="position:absolute;left:0;text-align:left;margin-left:-6.9pt;margin-top:5.3pt;width:142.15pt;height:31.6pt;z-index:251667968;visibility:visible;mso-wrap-style:square;mso-width-percent:0;mso-height-percent:0;mso-wrap-distance-left:9pt;mso-wrap-distance-top:0;mso-wrap-distance-right:9pt;mso-wrap-distance-bottom:0;mso-position-horizontal:absolute;mso-position-horizontal-relative:text;mso-position-vertical:absolute;mso-position-vertical-relative:text;mso-width-percent:0;mso-height-percent:0;mso-width-relative:margin;mso-height-relative:margin;v-text-anchor:top" o:gfxdata="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" filled="f" stroked="f" strokeweight=".5pt">
+            <v:shape id="Text Box 774808957" o:spid="_x0000_s1061" type="#_x0000_t202" style="position:absolute;left:0;text-align:left;margin-left:-6.9pt;margin-top:5.3pt;width:142.15pt;height:31.6pt;z-index:251665920;visibility:visible;mso-wrap-style:square;mso-width-percent:0;mso-height-percent:0;mso-wrap-distance-left:9pt;mso-wrap-distance-top:0;mso-wrap-distance-right:9pt;mso-wrap-distance-bottom:0;mso-position-horizontal:absolute;mso-position-horizontal-relative:text;mso-position-vertical:absolute;mso-position-vertical-relative:text;mso-width-percent:0;mso-height-percent:0;mso-width-relative:margin;mso-height-relative:margin;v-text-anchor:top" o:gfxdata="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" filled="f" stroked="f" strokeweight=".5pt">
               <v:textbox>
                 <w:txbxContent>
                   <w:p>
@@ -9194,7 +9542,7 @@
       <mc:AlternateContent>
         <mc:Choice Requires="wps">
           <w:drawing>
-            <wp:anchor distT="0" distB="0" distL="114300" distR="114300" simplePos="0" relativeHeight="251662848" behindDoc="0" locked="0" layoutInCell="1" allowOverlap="1" wp14:anchorId="78A78C3D" wp14:editId="4EBBF1AD">
+            <wp:anchor distT="0" distB="0" distL="114300" distR="114300" simplePos="0" relativeHeight="251660800" behindDoc="0" locked="0" layoutInCell="1" allowOverlap="1" wp14:anchorId="78A78C3D" wp14:editId="4EBBF1AD">
               <wp:simplePos x="0" y="0"/>
               <wp:positionH relativeFrom="column">
                 <wp:posOffset>-17780</wp:posOffset>
@@ -9257,7 +9605,7 @@
         </mc:Choice>
         <mc:Fallback>
           <w:pict>
-            <v:shapetype w14:anchorId="7D8CE047" id="_x0000_t34" coordsize="21600,21600" o:spt="34" o:oned="t" adj="10800" path="m,l@0,0@0,21600,21600,21600e" filled="f">
+            <v:shapetype w14:anchorId="50E90058" id="_x0000_t34" coordsize="21600,21600" o:spt="34" o:oned="t" adj="10800" path="m,l@0,0@0,21600,21600,21600e" filled="f">
               <v:stroke joinstyle="miter"/>
               <v:formulas>
                 <v:f eqn="val #0"/>
@@ -9268,7 +9616,7 @@
               </v:handles>
               <o:lock v:ext="edit" shapetype="t"/>
             </v:shapetype>
-            <v:shape id="AutoShape 28" o:spid="_x0000_s1026" type="#_x0000_t34" style="position:absolute;margin-left:-1.4pt;margin-top:20pt;width:260pt;height:7.5pt;flip:y;z-index:251662848;visibility:visible;mso-wrap-style:square;mso-width-percent:0;mso-height-percent:0;mso-wrap-distance-left:9pt;mso-wrap-distance-top:0;mso-wrap-distance-right:9pt;mso-wrap-distance-bottom:0;mso-position-horizontal:absolute;mso-position-horizontal-relative:text;mso-position-vertical:absolute;mso-position-vertical-relative:text;mso-width-percent:0;mso-height-percent:0;mso-width-relative:margin;mso-height-relative:margin" o:gfxdata="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" adj="10343"/>
+            <v:shape id="AutoShape 28" o:spid="_x0000_s1026" type="#_x0000_t34" style="position:absolute;margin-left:-1.4pt;margin-top:20pt;width:260pt;height:7.5pt;flip:y;z-index:251660800;visibility:visible;mso-wrap-style:square;mso-width-percent:0;mso-height-percent:0;mso-wrap-distance-left:9pt;mso-wrap-distance-top:0;mso-wrap-distance-right:9pt;mso-wrap-distance-bottom:0;mso-position-horizontal:absolute;mso-position-horizontal-relative:text;mso-position-vertical:absolute;mso-position-vertical-relative:text;mso-width-percent:0;mso-height-percent:0;mso-width-relative:margin;mso-height-relative:margin" o:gfxdata="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" adj="10343"/>
           </w:pict>
         </mc:Fallback>
       </mc:AlternateContent>
@@ -9281,7 +9629,7 @@
       <mc:AlternateContent>
         <mc:Choice Requires="wps">
           <w:drawing>
-            <wp:anchor distT="0" distB="0" distL="114300" distR="114300" simplePos="0" relativeHeight="251649536" behindDoc="0" locked="0" layoutInCell="1" allowOverlap="1" wp14:anchorId="1B335AE2" wp14:editId="1C324C32">
+            <wp:anchor distT="0" distB="0" distL="114300" distR="114300" simplePos="0" relativeHeight="251653632" behindDoc="0" locked="0" layoutInCell="1" allowOverlap="1" wp14:anchorId="1B335AE2" wp14:editId="1C324C32">
               <wp:simplePos x="0" y="0"/>
               <wp:positionH relativeFrom="column">
                 <wp:posOffset>3284220</wp:posOffset>
@@ -9385,7 +9733,7 @@
         </mc:Choice>
         <mc:Fallback>
           <w:pict>
-            <v:shape w14:anchorId="1B335AE2" id="_x0000_s1062" type="#_x0000_t202" style="position:absolute;left:0;text-align:left;margin-left:258.6pt;margin-top:12.5pt;width:171.5pt;height:16.5pt;z-index:251649536;visibility:visible;mso-wrap-style:square;mso-width-percent:0;mso-height-percent:0;mso-wrap-distance-left:9pt;mso-wrap-distance-top:0;mso-wrap-distance-right:9pt;mso-wrap-distance-bottom:0;mso-position-horizontal:absolute;mso-position-horizontal-relative:text;mso-position-vertical:absolute;mso-position-vertical-relative:text;mso-width-percent:0;mso-height-percent:0;mso-width-relative:margin;mso-height-relative:page;v-text-anchor:top" o:gfxdata="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" fillcolor="#dae3f3" stroked="f">
+            <v:shape w14:anchorId="1B335AE2" id="_x0000_s1062" type="#_x0000_t202" style="position:absolute;left:0;text-align:left;margin-left:258.6pt;margin-top:12.5pt;width:171.5pt;height:16.5pt;z-index:251653632;visibility:visible;mso-wrap-style:square;mso-width-percent:0;mso-height-percent:0;mso-wrap-distance-left:9pt;mso-wrap-distance-top:0;mso-wrap-distance-right:9pt;mso-wrap-distance-bottom:0;mso-position-horizontal:absolute;mso-position-horizontal-relative:text;mso-position-vertical:absolute;mso-position-vertical-relative:text;mso-width-percent:0;mso-height-percent:0;mso-width-relative:margin;mso-height-relative:page;v-text-anchor:top" o:gfxdata="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" fillcolor="#dae3f3" stroked="f">
               <v:textbox inset="2mm,0,2mm,0">
                 <w:txbxContent>
                   <w:p>
@@ -9432,7 +9780,7 @@
 </file>
 
 <file path=word/header13.xml><?xml version="1.0" encoding="utf-8"?>
-<w:hdr xmlns:wpc="http://schemas.microsoft.com/office/word/2010/wordprocessingCanvas" xmlns:cx="http://schemas.microsoft.com/office/drawing/2014/chartex" xmlns:cx1="http://schemas.microsoft.com/office/drawing/2015/9/8/chartex" xmlns:cx2="http://schemas.microsoft.com/office/drawing/2015/10/21/chartex" xmlns:cx3="http://schemas.microsoft.com/office/drawing/2016/5/9/chartex" xmlns:cx4="http://schemas.microsoft.com/office/drawing/2016/5/10/chartex" xmlns:cx5="http://schemas.microsoft.com/office/drawing/2016/5/11/chartex" xmlns:cx6="http://schemas.microsoft.com/office/drawing/2016/5/12/chartex" xmlns:cx7="http://schemas.microsoft.com/office/drawing/2016/5/13/chartex" xmlns:cx8="http://schemas.microsoft.com/office/drawing/2016/5/14/chartex" xmlns:mc="http://schemas.openxmlformats.org/markup-compatibility/2006" xmlns:aink="http://schemas.microsoft.com/office/drawing/2016/ink" xmlns:am3d="http://schemas.microsoft.com/office/drawing/2017/model3d" xmlns:o="urn:schemas-microsoft-com:office:office" xmlns:r="http://schemas.openxmlformats.org/officeDocument/2006/relationships" xmlns:m="http://schemas.openxmlformats.org/officeDocument/2006/math" xmlns:v="urn:schemas-microsoft-com:vml" xmlns:wp14="http://schemas.microsoft.com/office/word/2010/wordprocessingDrawing" xmlns:wp="http://schemas.openxmlformats.org/drawingml/2006/wordprocessingDrawing" xmlns:w10="urn:schemas-microsoft-com:office:word" xmlns:w="http://schemas.openxmlformats.org/wordprocessingml/2006/main" xmlns:w14="http://schemas.microsoft.com/office/word/2010/wordml" xmlns:w15="http://schemas.microsoft.com/office/word/2012/wordml" xmlns:w16cid="http://schemas.microsoft.com/office/word/2016/wordml/cid" xmlns:w16se="http://schemas.microsoft.com/office/word/2015/wordml/symex" xmlns:wpg="http://schemas.microsoft.com/office/word/2010/wordprocessingGroup" xmlns:wpi="http://schemas.microsoft.com/office/word/2010/wordprocessingInk" xmlns:wne="http://schemas.microsoft.com/office/word/2006/wordml" xmlns:wps="http://schemas.microsoft.com/office/word/2010/wordprocessingShape" mc:Ignorable="w14 w15 w16se w16cid wp14">
+<w:hdr xmlns:wpc="http://schemas.microsoft.com/office/word/2010/wordprocessingCanvas" xmlns:cx="http://schemas.microsoft.com/office/drawing/2014/chartex" xmlns:cx1="http://schemas.microsoft.com/office/drawing/2015/9/8/chartex" xmlns:cx2="http://schemas.microsoft.com/office/drawing/2015/10/21/chartex" xmlns:cx3="http://schemas.microsoft.com/office/drawing/2016/5/9/chartex" xmlns:cx4="http://schemas.microsoft.com/office/drawing/2016/5/10/chartex" xmlns:cx5="http://schemas.microsoft.com/office/drawing/2016/5/11/chartex" xmlns:cx6="http://schemas.microsoft.com/office/drawing/2016/5/12/chartex" xmlns:cx7="http://schemas.microsoft.com/office/drawing/2016/5/13/chartex" xmlns:cx8="http://schemas.microsoft.com/office/drawing/2016/5/14/chartex" xmlns:mc="http://schemas.openxmlformats.org/markup-compatibility/2006" xmlns:aink="http://schemas.microsoft.com/office/drawing/2016/ink" xmlns:am3d="http://schemas.microsoft.com/office/drawing/2017/model3d" xmlns:o="urn:schemas-microsoft-com:office:office" xmlns:oel="http://schemas.microsoft.com/office/2019/extlst" xmlns:r="http://schemas.openxmlformats.org/officeDocument/2006/relationships" xmlns:m="http://schemas.openxmlformats.org/officeDocument/2006/math" xmlns:v="urn:schemas-microsoft-com:vml" xmlns:wp14="http://schemas.microsoft.com/office/word/2010/wordprocessingDrawing" xmlns:wp="http://schemas.openxmlformats.org/drawingml/2006/wordprocessingDrawing" xmlns:w10="urn:schemas-microsoft-com:office:word" xmlns:w="http://schemas.openxmlformats.org/wordprocessingml/2006/main" xmlns:w14="http://schemas.microsoft.com/office/word/2010/wordml" xmlns:w15="http://schemas.microsoft.com/office/word/2012/wordml" xmlns:w16cex="http://schemas.microsoft.com/office/word/2018/wordml/cex" xmlns:w16cid="http://schemas.microsoft.com/office/word/2016/wordml/cid" xmlns:w16="http://schemas.microsoft.com/office/word/2018/wordml" xmlns:w16du="http://schemas.microsoft.com/office/word/2023/wordml/word16du" xmlns:w16sdtdh="http://schemas.microsoft.com/office/word/2020/wordml/sdtdatahash" xmlns:w16sdtfl="http://schemas.microsoft.com/office/word/2024/wordml/sdtformatlock" xmlns:w16se="http://schemas.microsoft.com/office/word/2015/wordml/symex" xmlns:wpg="http://schemas.microsoft.com/office/word/2010/wordprocessingGroup" xmlns:wpi="http://schemas.microsoft.com/office/word/2010/wordprocessingInk" xmlns:wne="http://schemas.microsoft.com/office/word/2006/wordml" xmlns:wps="http://schemas.microsoft.com/office/word/2010/wordprocessingShape" mc:Ignorable="w14 w15 w16se w16cid w16 w16cex w16sdtdh w16sdtfl w16du wp14">
   <w:p>
     <w:pPr>
       <w:pStyle w:val="Header"/>
@@ -9445,7 +9793,7 @@
       <mc:AlternateContent>
         <mc:Choice Requires="wps">
           <w:drawing>
-            <wp:anchor distT="0" distB="0" distL="114300" distR="114300" simplePos="0" relativeHeight="251668992" behindDoc="0" locked="0" layoutInCell="1" allowOverlap="1" wp14:anchorId="50A1E790" wp14:editId="6E3D7180">
+            <wp:anchor distT="0" distB="0" distL="114300" distR="114300" simplePos="0" relativeHeight="251666944" behindDoc="0" locked="0" layoutInCell="1" allowOverlap="1" wp14:anchorId="50A1E790" wp14:editId="6E3D7180">
               <wp:simplePos x="0" y="0"/>
               <wp:positionH relativeFrom="column">
                 <wp:posOffset>-87630</wp:posOffset>
@@ -9609,7 +9957,7 @@
               <v:stroke joinstyle="miter"/>
               <v:path gradientshapeok="t" o:connecttype="rect"/>
             </v:shapetype>
-            <v:shape id="Text Box 900315119" o:spid="_x0000_s1063" type="#_x0000_t202" style="position:absolute;left:0;text-align:left;margin-left:-6.9pt;margin-top:5.3pt;width:142.15pt;height:31.6pt;z-index:251668992;visibility:visible;mso-wrap-style:square;mso-width-percent:0;mso-height-percent:0;mso-wrap-distance-left:9pt;mso-wrap-distance-top:0;mso-wrap-distance-right:9pt;mso-wrap-distance-bottom:0;mso-position-horizontal:absolute;mso-position-horizontal-relative:text;mso-position-vertical:absolute;mso-position-vertical-relative:text;mso-width-percent:0;mso-height-percent:0;mso-width-relative:margin;mso-height-relative:margin;v-text-anchor:top" o:gfxdata="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" filled="f" stroked="f" strokeweight=".5pt">
+            <v:shape id="Text Box 900315119" o:spid="_x0000_s1063" type="#_x0000_t202" style="position:absolute;left:0;text-align:left;margin-left:-6.9pt;margin-top:5.3pt;width:142.15pt;height:31.6pt;z-index:251666944;visibility:visible;mso-wrap-style:square;mso-width-percent:0;mso-height-percent:0;mso-wrap-distance-left:9pt;mso-wrap-distance-top:0;mso-wrap-distance-right:9pt;mso-wrap-distance-bottom:0;mso-position-horizontal:absolute;mso-position-horizontal-relative:text;mso-position-vertical:absolute;mso-position-vertical-relative:text;mso-width-percent:0;mso-height-percent:0;mso-width-relative:margin;mso-height-relative:margin;v-text-anchor:top" o:gfxdata="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" filled="f" stroked="f" strokeweight=".5pt">
               <v:textbox>
                 <w:txbxContent>
                   <w:p>
@@ -9729,7 +10077,7 @@
       <mc:AlternateContent>
         <mc:Choice Requires="wps">
           <w:drawing>
-            <wp:anchor distT="0" distB="0" distL="114300" distR="114300" simplePos="0" relativeHeight="251653632" behindDoc="0" locked="0" layoutInCell="1" allowOverlap="1" wp14:anchorId="463834CF" wp14:editId="754EC608">
+            <wp:anchor distT="0" distB="0" distL="114300" distR="114300" simplePos="0" relativeHeight="251654656" behindDoc="0" locked="0" layoutInCell="1" allowOverlap="1" wp14:anchorId="463834CF" wp14:editId="754EC608">
               <wp:simplePos x="0" y="0"/>
               <wp:positionH relativeFrom="column">
                 <wp:posOffset>-17780</wp:posOffset>
@@ -9792,7 +10140,7 @@
         </mc:Choice>
         <mc:Fallback>
           <w:pict>
-            <v:shapetype w14:anchorId="7E8C014C" id="_x0000_t34" coordsize="21600,21600" o:spt="34" o:oned="t" adj="10800" path="m,l@0,0@0,21600,21600,21600e" filled="f">
+            <v:shapetype w14:anchorId="5B2ED5A8" id="_x0000_t34" coordsize="21600,21600" o:spt="34" o:oned="t" adj="10800" path="m,l@0,0@0,21600,21600,21600e" filled="f">
               <v:stroke joinstyle="miter"/>
               <v:formulas>
                 <v:f eqn="val #0"/>
@@ -9803,7 +10151,7 @@
               </v:handles>
               <o:lock v:ext="edit" shapetype="t"/>
             </v:shapetype>
-            <v:shape id="AutoShape 28" o:spid="_x0000_s1026" type="#_x0000_t34" style="position:absolute;margin-left:-1.4pt;margin-top:20pt;width:260pt;height:7.5pt;flip:y;z-index:251653632;visibility:visible;mso-wrap-style:square;mso-width-percent:0;mso-height-percent:0;mso-wrap-distance-left:9pt;mso-wrap-distance-top:0;mso-wrap-distance-right:9pt;mso-wrap-distance-bottom:0;mso-position-horizontal:absolute;mso-position-horizontal-relative:text;mso-position-vertical:absolute;mso-position-vertical-relative:text;mso-width-percent:0;mso-height-percent:0;mso-width-relative:margin;mso-height-relative:margin" o:gfxdata="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" adj="10343"/>
+            <v:shape id="AutoShape 28" o:spid="_x0000_s1026" type="#_x0000_t34" style="position:absolute;margin-left:-1.4pt;margin-top:20pt;width:260pt;height:7.5pt;flip:y;z-index:251654656;visibility:visible;mso-wrap-style:square;mso-width-percent:0;mso-height-percent:0;mso-wrap-distance-left:9pt;mso-wrap-distance-top:0;mso-wrap-distance-right:9pt;mso-wrap-distance-bottom:0;mso-position-horizontal:absolute;mso-position-horizontal-relative:text;mso-position-vertical:absolute;mso-position-vertical-relative:text;mso-width-percent:0;mso-height-percent:0;mso-width-relative:margin;mso-height-relative:margin" o:gfxdata="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" adj="10343"/>
           </w:pict>
         </mc:Fallback>
       </mc:AlternateContent>
@@ -9816,7 +10164,7 @@
       <mc:AlternateContent>
         <mc:Choice Requires="wps">
           <w:drawing>
-            <wp:anchor distT="0" distB="0" distL="114300" distR="114300" simplePos="0" relativeHeight="251646464" behindDoc="0" locked="0" layoutInCell="1" allowOverlap="1" wp14:anchorId="6A102321" wp14:editId="08209D81">
+            <wp:anchor distT="0" distB="0" distL="114300" distR="114300" simplePos="0" relativeHeight="251647488" behindDoc="0" locked="0" layoutInCell="1" allowOverlap="1" wp14:anchorId="6A102321" wp14:editId="08209D81">
               <wp:simplePos x="0" y="0"/>
               <wp:positionH relativeFrom="column">
                 <wp:posOffset>3284220</wp:posOffset>
@@ -9920,7 +10268,7 @@
         </mc:Choice>
         <mc:Fallback>
           <w:pict>
-            <v:shape w14:anchorId="6A102321" id="_x0000_s1064" type="#_x0000_t202" style="position:absolute;left:0;text-align:left;margin-left:258.6pt;margin-top:12.5pt;width:171.5pt;height:16.5pt;z-index:251646464;visibility:visible;mso-wrap-style:square;mso-width-percent:0;mso-height-percent:0;mso-wrap-distance-left:9pt;mso-wrap-distance-top:0;mso-wrap-distance-right:9pt;mso-wrap-distance-bottom:0;mso-position-horizontal:absolute;mso-position-horizontal-relative:text;mso-position-vertical:absolute;mso-position-vertical-relative:text;mso-width-percent:0;mso-height-percent:0;mso-width-relative:margin;mso-height-relative:page;v-text-anchor:top" o:gfxdata="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" fillcolor="#dae3f3" stroked="f">
+            <v:shape w14:anchorId="6A102321" id="_x0000_s1064" type="#_x0000_t202" style="position:absolute;left:0;text-align:left;margin-left:258.6pt;margin-top:12.5pt;width:171.5pt;height:16.5pt;z-index:251647488;visibility:visible;mso-wrap-style:square;mso-width-percent:0;mso-height-percent:0;mso-wrap-distance-left:9pt;mso-wrap-distance-top:0;mso-wrap-distance-right:9pt;mso-wrap-distance-bottom:0;mso-position-horizontal:absolute;mso-position-horizontal-relative:text;mso-position-vertical:absolute;mso-position-vertical-relative:text;mso-width-percent:0;mso-height-percent:0;mso-width-relative:margin;mso-height-relative:page;v-text-anchor:top" o:gfxdata="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" fillcolor="#dae3f3" stroked="f">
               <v:textbox inset="2mm,0,2mm,0">
                 <w:txbxContent>
                   <w:p>
@@ -9967,7 +10315,7 @@
 </file>
 
 <file path=word/header14.xml><?xml version="1.0" encoding="utf-8"?>
-<w:hdr xmlns:wpc="http://schemas.microsoft.com/office/word/2010/wordprocessingCanvas" xmlns:cx="http://schemas.microsoft.com/office/drawing/2014/chartex" xmlns:cx1="http://schemas.microsoft.com/office/drawing/2015/9/8/chartex" xmlns:cx2="http://schemas.microsoft.com/office/drawing/2015/10/21/chartex" xmlns:cx3="http://schemas.microsoft.com/office/drawing/2016/5/9/chartex" xmlns:cx4="http://schemas.microsoft.com/office/drawing/2016/5/10/chartex" xmlns:cx5="http://schemas.microsoft.com/office/drawing/2016/5/11/chartex" xmlns:cx6="http://schemas.microsoft.com/office/drawing/2016/5/12/chartex" xmlns:cx7="http://schemas.microsoft.com/office/drawing/2016/5/13/chartex" xmlns:cx8="http://schemas.microsoft.com/office/drawing/2016/5/14/chartex" xmlns:mc="http://schemas.openxmlformats.org/markup-compatibility/2006" xmlns:aink="http://schemas.microsoft.com/office/drawing/2016/ink" xmlns:am3d="http://schemas.microsoft.com/office/drawing/2017/model3d" xmlns:o="urn:schemas-microsoft-com:office:office" xmlns:r="http://schemas.openxmlformats.org/officeDocument/2006/relationships" xmlns:m="http://schemas.openxmlformats.org/officeDocument/2006/math" xmlns:v="urn:schemas-microsoft-com:vml" xmlns:wp14="http://schemas.microsoft.com/office/word/2010/wordprocessingDrawing" xmlns:wp="http://schemas.openxmlformats.org/drawingml/2006/wordprocessingDrawing" xmlns:w10="urn:schemas-microsoft-com:office:word" xmlns:w="http://schemas.openxmlformats.org/wordprocessingml/2006/main" xmlns:w14="http://schemas.microsoft.com/office/word/2010/wordml" xmlns:w15="http://schemas.microsoft.com/office/word/2012/wordml" xmlns:w16cid="http://schemas.microsoft.com/office/word/2016/wordml/cid" xmlns:w16se="http://schemas.microsoft.com/office/word/2015/wordml/symex" xmlns:wpg="http://schemas.microsoft.com/office/word/2010/wordprocessingGroup" xmlns:wpi="http://schemas.microsoft.com/office/word/2010/wordprocessingInk" xmlns:wne="http://schemas.microsoft.com/office/word/2006/wordml" xmlns:wps="http://schemas.microsoft.com/office/word/2010/wordprocessingShape" mc:Ignorable="w14 w15 w16se w16cid wp14">
+<w:hdr xmlns:wpc="http://schemas.microsoft.com/office/word/2010/wordprocessingCanvas" xmlns:cx="http://schemas.microsoft.com/office/drawing/2014/chartex" xmlns:cx1="http://schemas.microsoft.com/office/drawing/2015/9/8/chartex" xmlns:cx2="http://schemas.microsoft.com/office/drawing/2015/10/21/chartex" xmlns:cx3="http://schemas.microsoft.com/office/drawing/2016/5/9/chartex" xmlns:cx4="http://schemas.microsoft.com/office/drawing/2016/5/10/chartex" xmlns:cx5="http://schemas.microsoft.com/office/drawing/2016/5/11/chartex" xmlns:cx6="http://schemas.microsoft.com/office/drawing/2016/5/12/chartex" xmlns:cx7="http://schemas.microsoft.com/office/drawing/2016/5/13/chartex" xmlns:cx8="http://schemas.microsoft.com/office/drawing/2016/5/14/chartex" xmlns:mc="http://schemas.openxmlformats.org/markup-compatibility/2006" xmlns:aink="http://schemas.microsoft.com/office/drawing/2016/ink" xmlns:am3d="http://schemas.microsoft.com/office/drawing/2017/model3d" xmlns:o="urn:schemas-microsoft-com:office:office" xmlns:oel="http://schemas.microsoft.com/office/2019/extlst" xmlns:r="http://schemas.openxmlformats.org/officeDocument/2006/relationships" xmlns:m="http://schemas.openxmlformats.org/officeDocument/2006/math" xmlns:v="urn:schemas-microsoft-com:vml" xmlns:wp14="http://schemas.microsoft.com/office/word/2010/wordprocessingDrawing" xmlns:wp="http://schemas.openxmlformats.org/drawingml/2006/wordprocessingDrawing" xmlns:w10="urn:schemas-microsoft-com:office:word" xmlns:w="http://schemas.openxmlformats.org/wordprocessingml/2006/main" xmlns:w14="http://schemas.microsoft.com/office/word/2010/wordml" xmlns:w15="http://schemas.microsoft.com/office/word/2012/wordml" xmlns:w16cex="http://schemas.microsoft.com/office/word/2018/wordml/cex" xmlns:w16cid="http://schemas.microsoft.com/office/word/2016/wordml/cid" xmlns:w16="http://schemas.microsoft.com/office/word/2018/wordml" xmlns:w16du="http://schemas.microsoft.com/office/word/2023/wordml/word16du" xmlns:w16sdtdh="http://schemas.microsoft.com/office/word/2020/wordml/sdtdatahash" xmlns:w16sdtfl="http://schemas.microsoft.com/office/word/2024/wordml/sdtformatlock" xmlns:w16se="http://schemas.microsoft.com/office/word/2015/wordml/symex" xmlns:wpg="http://schemas.microsoft.com/office/word/2010/wordprocessingGroup" xmlns:wpi="http://schemas.microsoft.com/office/word/2010/wordprocessingInk" xmlns:wne="http://schemas.microsoft.com/office/word/2006/wordml" xmlns:wps="http://schemas.microsoft.com/office/word/2010/wordprocessingShape" mc:Ignorable="w14 w15 w16se w16cid w16 w16cex w16sdtdh w16sdtfl w16du wp14">
   <w:p>
     <w:pPr>
       <w:pStyle w:val="Header"/>
@@ -10144,7 +10492,7 @@
               <v:stroke joinstyle="miter"/>
               <v:path gradientshapeok="t" o:connecttype="rect"/>
             </v:shapetype>
-            <v:shape id="Text Box 1814639789" o:spid="_x0000_s1065" type="#_x0000_t202" style="position:absolute;left:0;text-align:left;margin-left:-6.9pt;margin-top:5.3pt;width:142.15pt;height:31.6pt;z-index:251676672;visibility:visible;mso-wrap-style:square;mso-width-percent:0;mso-height-percent:0;mso-wrap-distance-left:9pt;mso-wrap-distance-top:0;mso-wrap-distance-right:9pt;mso-wrap-distance-bottom:0;mso-position-horizontal:absolute;mso-position-horizontal-relative:text;mso-position-vertical:absolute;mso-position-vertical-relative:text;mso-width-percent:0;mso-height-percent:0;mso-width-relative:margin;mso-height-relative:margin;v-text-anchor:top" o:gfxdata="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" filled="f" stroked="f" strokeweight=".5pt">
+            <v:shape id="Text Box 1814639789" o:spid="_x0000_s1065" type="#_x0000_t202" style="position:absolute;left:0;text-align:left;margin-left:-6.9pt;margin-top:5.3pt;width:142.15pt;height:31.6pt;z-index:251676672;visibility:visible;mso-wrap-style:square;mso-width-percent:0;mso-height-percent:0;mso-wrap-distance-left:9pt;mso-wrap-distance-top:0;mso-wrap-distance-right:9pt;mso-wrap-distance-bottom:0;mso-position-horizontal:absolute;mso-position-horizontal-relative:text;mso-position-vertical:absolute;mso-position-vertical-relative:text;mso-width-percent:0;mso-height-percent:0;mso-width-relative:margin;mso-height-relative:margin;v-text-anchor:top" o:gfxdata="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" filled="f" stroked="f" strokeweight=".5pt">
               <v:textbox>
                 <w:txbxContent>
                   <w:p>
@@ -10327,7 +10675,7 @@
         </mc:Choice>
         <mc:Fallback>
           <w:pict>
-            <v:shapetype w14:anchorId="7EAFDDB2" id="_x0000_t34" coordsize="21600,21600" o:spt="34" o:oned="t" adj="10800" path="m,l@0,0@0,21600,21600,21600e" filled="f">
+            <v:shapetype w14:anchorId="2195F773" id="_x0000_t34" coordsize="21600,21600" o:spt="34" o:oned="t" adj="10800" path="m,l@0,0@0,21600,21600,21600e" filled="f">
               <v:stroke joinstyle="miter"/>
               <v:formulas>
                 <v:f eqn="val #0"/>
@@ -10338,7 +10686,7 @@
               </v:handles>
               <o:lock v:ext="edit" shapetype="t"/>
             </v:shapetype>
-            <v:shape id="AutoShape 28" o:spid="_x0000_s1026" type="#_x0000_t34" style="position:absolute;margin-left:-1.4pt;margin-top:20pt;width:260pt;height:7.5pt;flip:y;z-index:251655168;visibility:visible;mso-wrap-style:square;mso-width-percent:0;mso-height-percent:0;mso-wrap-distance-left:9pt;mso-wrap-distance-top:0;mso-wrap-distance-right:9pt;mso-wrap-distance-bottom:0;mso-position-horizontal:absolute;mso-position-horizontal-relative:text;mso-position-vertical:absolute;mso-position-vertical-relative:text;mso-width-percent:0;mso-height-percent:0;mso-width-relative:margin;mso-height-relative:margin" o:gfxdata="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" adj="10343"/>
+            <v:shape id="AutoShape 28" o:spid="_x0000_s1026" type="#_x0000_t34" style="position:absolute;margin-left:-1.4pt;margin-top:20pt;width:260pt;height:7.5pt;flip:y;z-index:251655168;visibility:visible;mso-wrap-style:square;mso-width-percent:0;mso-height-percent:0;mso-wrap-distance-left:9pt;mso-wrap-distance-top:0;mso-wrap-distance-right:9pt;mso-wrap-distance-bottom:0;mso-position-horizontal:absolute;mso-position-horizontal-relative:text;mso-position-vertical:absolute;mso-position-vertical-relative:text;mso-width-percent:0;mso-height-percent:0;mso-width-relative:margin;mso-height-relative:margin" o:gfxdata="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" adj="10343"/>
           </w:pict>
         </mc:Fallback>
       </mc:AlternateContent>
@@ -10455,7 +10803,7 @@
         </mc:Choice>
         <mc:Fallback>
           <w:pict>
-            <v:shape w14:anchorId="31D5CDF7" id="_x0000_s1066" type="#_x0000_t202" style="position:absolute;left:0;text-align:left;margin-left:258.6pt;margin-top:12.5pt;width:171.5pt;height:16.5pt;z-index:251639808;visibility:visible;mso-wrap-style:square;mso-width-percent:0;mso-height-percent:0;mso-wrap-distance-left:9pt;mso-wrap-distance-top:0;mso-wrap-distance-right:9pt;mso-wrap-distance-bottom:0;mso-position-horizontal:absolute;mso-position-horizontal-relative:text;mso-position-vertical:absolute;mso-position-vertical-relative:text;mso-width-percent:0;mso-height-percent:0;mso-width-relative:margin;mso-height-relative:page;v-text-anchor:top" o:gfxdata="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" fillcolor="#dae3f3" stroked="f">
+            <v:shape w14:anchorId="31D5CDF7" id="_x0000_s1066" type="#_x0000_t202" style="position:absolute;left:0;text-align:left;margin-left:258.6pt;margin-top:12.5pt;width:171.5pt;height:16.5pt;z-index:251639808;visibility:visible;mso-wrap-style:square;mso-width-percent:0;mso-height-percent:0;mso-wrap-distance-left:9pt;mso-wrap-distance-top:0;mso-wrap-distance-right:9pt;mso-wrap-distance-bottom:0;mso-position-horizontal:absolute;mso-position-horizontal-relative:text;mso-position-vertical:absolute;mso-position-vertical-relative:text;mso-width-percent:0;mso-height-percent:0;mso-width-relative:margin;mso-height-relative:page;v-text-anchor:top" o:gfxdata="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" fillcolor="#dae3f3" stroked="f">
               <v:textbox inset="2mm,0,2mm,0">
                 <w:txbxContent>
                   <w:p>
@@ -10502,7 +10850,7 @@
 </file>
 
 <file path=word/header2.xml><?xml version="1.0" encoding="utf-8"?>
-<w:hdr xmlns:wpc="http://schemas.microsoft.com/office/word/2010/wordprocessingCanvas" xmlns:cx="http://schemas.microsoft.com/office/drawing/2014/chartex" xmlns:cx1="http://schemas.microsoft.com/office/drawing/2015/9/8/chartex" xmlns:cx2="http://schemas.microsoft.com/office/drawing/2015/10/21/chartex" xmlns:cx3="http://schemas.microsoft.com/office/drawing/2016/5/9/chartex" xmlns:cx4="http://schemas.microsoft.com/office/drawing/2016/5/10/chartex" xmlns:cx5="http://schemas.microsoft.com/office/drawing/2016/5/11/chartex" xmlns:cx6="http://schemas.microsoft.com/office/drawing/2016/5/12/chartex" xmlns:cx7="http://schemas.microsoft.com/office/drawing/2016/5/13/chartex" xmlns:cx8="http://schemas.microsoft.com/office/drawing/2016/5/14/chartex" xmlns:mc="http://schemas.openxmlformats.org/markup-compatibility/2006" xmlns:aink="http://schemas.microsoft.com/office/drawing/2016/ink" xmlns:am3d="http://schemas.microsoft.com/office/drawing/2017/model3d" xmlns:o="urn:schemas-microsoft-com:office:office" xmlns:r="http://schemas.openxmlformats.org/officeDocument/2006/relationships" xmlns:m="http://schemas.openxmlformats.org/officeDocument/2006/math" xmlns:v="urn:schemas-microsoft-com:vml" xmlns:wp14="http://schemas.microsoft.com/office/word/2010/wordprocessingDrawing" xmlns:wp="http://schemas.openxmlformats.org/drawingml/2006/wordprocessingDrawing" xmlns:w10="urn:schemas-microsoft-com:office:word" xmlns:w="http://schemas.openxmlformats.org/wordprocessingml/2006/main" xmlns:w14="http://schemas.microsoft.com/office/word/2010/wordml" xmlns:w15="http://schemas.microsoft.com/office/word/2012/wordml" xmlns:w16cid="http://schemas.microsoft.com/office/word/2016/wordml/cid" xmlns:w16se="http://schemas.microsoft.com/office/word/2015/wordml/symex" xmlns:wpg="http://schemas.microsoft.com/office/word/2010/wordprocessingGroup" xmlns:wpi="http://schemas.microsoft.com/office/word/2010/wordprocessingInk" xmlns:wne="http://schemas.microsoft.com/office/word/2006/wordml" xmlns:wps="http://schemas.microsoft.com/office/word/2010/wordprocessingShape" mc:Ignorable="w14 w15 w16se w16cid wp14">
+<w:hdr xmlns:wpc="http://schemas.microsoft.com/office/word/2010/wordprocessingCanvas" xmlns:cx="http://schemas.microsoft.com/office/drawing/2014/chartex" xmlns:cx1="http://schemas.microsoft.com/office/drawing/2015/9/8/chartex" xmlns:cx2="http://schemas.microsoft.com/office/drawing/2015/10/21/chartex" xmlns:cx3="http://schemas.microsoft.com/office/drawing/2016/5/9/chartex" xmlns:cx4="http://schemas.microsoft.com/office/drawing/2016/5/10/chartex" xmlns:cx5="http://schemas.microsoft.com/office/drawing/2016/5/11/chartex" xmlns:cx6="http://schemas.microsoft.com/office/drawing/2016/5/12/chartex" xmlns:cx7="http://schemas.microsoft.com/office/drawing/2016/5/13/chartex" xmlns:cx8="http://schemas.microsoft.com/office/drawing/2016/5/14/chartex" xmlns:mc="http://schemas.openxmlformats.org/markup-compatibility/2006" xmlns:aink="http://schemas.microsoft.com/office/drawing/2016/ink" xmlns:am3d="http://schemas.microsoft.com/office/drawing/2017/model3d" xmlns:o="urn:schemas-microsoft-com:office:office" xmlns:oel="http://schemas.microsoft.com/office/2019/extlst" xmlns:r="http://schemas.openxmlformats.org/officeDocument/2006/relationships" xmlns:m="http://schemas.openxmlformats.org/officeDocument/2006/math" xmlns:v="urn:schemas-microsoft-com:vml" xmlns:wp14="http://schemas.microsoft.com/office/word/2010/wordprocessingDrawing" xmlns:wp="http://schemas.openxmlformats.org/drawingml/2006/wordprocessingDrawing" xmlns:w10="urn:schemas-microsoft-com:office:word" xmlns:w="http://schemas.openxmlformats.org/wordprocessingml/2006/main" xmlns:w14="http://schemas.microsoft.com/office/word/2010/wordml" xmlns:w15="http://schemas.microsoft.com/office/word/2012/wordml" xmlns:w16cex="http://schemas.microsoft.com/office/word/2018/wordml/cex" xmlns:w16cid="http://schemas.microsoft.com/office/word/2016/wordml/cid" xmlns:w16="http://schemas.microsoft.com/office/word/2018/wordml" xmlns:w16du="http://schemas.microsoft.com/office/word/2023/wordml/word16du" xmlns:w16sdtdh="http://schemas.microsoft.com/office/word/2020/wordml/sdtdatahash" xmlns:w16sdtfl="http://schemas.microsoft.com/office/word/2024/wordml/sdtformatlock" xmlns:w16se="http://schemas.microsoft.com/office/word/2015/wordml/symex" xmlns:wpg="http://schemas.microsoft.com/office/word/2010/wordprocessingGroup" xmlns:wpi="http://schemas.microsoft.com/office/word/2010/wordprocessingInk" xmlns:wne="http://schemas.microsoft.com/office/word/2006/wordml" xmlns:wps="http://schemas.microsoft.com/office/word/2010/wordprocessingShape" mc:Ignorable="w14 w15 w16se w16cid w16 w16cex w16sdtdh w16sdtfl w16du wp14">
   <w:p>
     <w:pPr>
       <w:pStyle w:val="Header"/>
@@ -10589,7 +10937,7 @@
         </mc:Choice>
         <mc:Fallback>
           <w:pict>
-            <v:shapetype w14:anchorId="177B4F8E" id="_x0000_t34" coordsize="21600,21600" o:spt="34" o:oned="t" adj="10800" path="m,l@0,0@0,21600,21600,21600e" filled="f">
+            <v:shapetype w14:anchorId="1EBE49E9" id="_x0000_t34" coordsize="21600,21600" o:spt="34" o:oned="t" adj="10800" path="m,l@0,0@0,21600,21600,21600e" filled="f">
               <v:stroke joinstyle="miter"/>
               <v:formulas>
                 <v:f eqn="val #0"/>
@@ -10600,7 +10948,7 @@
               </v:handles>
               <o:lock v:ext="edit" shapetype="t"/>
             </v:shapetype>
-            <v:shape id="AutoShape 28" o:spid="_x0000_s1026" type="#_x0000_t34" style="position:absolute;margin-left:-.2pt;margin-top:30.45pt;width:327.95pt;height:7.55pt;flip:y;z-index:251635712;visibility:visible;mso-wrap-style:square;mso-width-percent:0;mso-height-percent:0;mso-wrap-distance-left:9pt;mso-wrap-distance-top:0;mso-wrap-distance-right:9pt;mso-wrap-distance-bottom:0;mso-position-horizontal:absolute;mso-position-horizontal-relative:text;mso-position-vertical:absolute;mso-position-vertical-relative:text;mso-width-percent:0;mso-height-percent:0;mso-width-relative:page;mso-height-relative:page" o:gfxdata="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" adj="3497"/>
+            <v:shape id="AutoShape 28" o:spid="_x0000_s1026" type="#_x0000_t34" style="position:absolute;margin-left:-.2pt;margin-top:30.45pt;width:327.95pt;height:7.55pt;flip:y;z-index:251635712;visibility:visible;mso-wrap-style:square;mso-width-percent:0;mso-height-percent:0;mso-wrap-distance-left:9pt;mso-wrap-distance-top:0;mso-wrap-distance-right:9pt;mso-wrap-distance-bottom:0;mso-position-horizontal:absolute;mso-position-horizontal-relative:text;mso-position-vertical:absolute;mso-position-vertical-relative:text;mso-width-percent:0;mso-height-percent:0;mso-width-relative:page;mso-height-relative:page" o:gfxdata="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" adj="3497"/>
           </w:pict>
         </mc:Fallback>
       </mc:AlternateContent>
@@ -10750,7 +11098,7 @@
               <v:stroke joinstyle="miter"/>
               <v:path gradientshapeok="t" o:connecttype="rect"/>
             </v:shapetype>
-            <v:shape id="Text Box 27" o:spid="_x0000_s1029" type="#_x0000_t202" style="position:absolute;left:0;text-align:left;margin-left:383.05pt;margin-top:34.55pt;width:177pt;height:34.05pt;z-index:251634688;visibility:visible;mso-wrap-style:square;mso-width-percent:0;mso-height-percent:0;mso-wrap-distance-left:9pt;mso-wrap-distance-top:0;mso-wrap-distance-right:9pt;mso-wrap-distance-bottom:0;mso-position-horizontal:absolute;mso-position-horizontal-relative:page;mso-position-vertical:absolute;mso-position-vertical-relative:page;mso-width-percent:0;mso-height-percent:0;mso-width-relative:page;mso-height-relative:page;v-text-anchor:top" o:gfxdata="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" fillcolor="#bdc3e2" stroked="f">
+            <v:shape id="Text Box 27" o:spid="_x0000_s1029" type="#_x0000_t202" style="position:absolute;left:0;text-align:left;margin-left:383.05pt;margin-top:34.55pt;width:177pt;height:34.05pt;z-index:251634688;visibility:visible;mso-wrap-style:square;mso-width-percent:0;mso-height-percent:0;mso-wrap-distance-left:9pt;mso-wrap-distance-top:0;mso-wrap-distance-right:9pt;mso-wrap-distance-bottom:0;mso-position-horizontal:absolute;mso-position-horizontal-relative:page;mso-position-vertical:absolute;mso-position-vertical-relative:page;mso-width-percent:0;mso-height-percent:0;mso-width-relative:page;mso-height-relative:page;v-text-anchor:top" o:gfxdata="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" fillcolor="#bdc3e2" stroked="f">
               <v:textbox inset="2mm,0,2mm,0">
                 <w:txbxContent>
                   <w:p>
@@ -10923,7 +11271,7 @@
         </mc:Choice>
         <mc:Fallback>
           <w:pict>
-            <v:shape w14:anchorId="7BADA3B9" id="Text Box 29" o:spid="_x0000_s1030" type="#_x0000_t202" style="position:absolute;left:0;text-align:left;margin-left:50.9pt;margin-top:40.1pt;width:66.3pt;height:20.5pt;z-index:251659264;visibility:visible;mso-wrap-style:square;mso-width-percent:0;mso-height-percent:0;mso-wrap-distance-left:9pt;mso-wrap-distance-top:0;mso-wrap-distance-right:9pt;mso-wrap-distance-bottom:0;mso-position-horizontal:absolute;mso-position-horizontal-relative:page;mso-position-vertical:absolute;mso-position-vertical-relative:page;mso-width-percent:0;mso-height-percent:0;mso-width-relative:page;mso-height-relative:page;v-text-anchor:top" o:gfxdata="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" filled="f" fillcolor="#bdc3e2" stroked="f">
+            <v:shape w14:anchorId="7BADA3B9" id="Text Box 29" o:spid="_x0000_s1030" type="#_x0000_t202" style="position:absolute;left:0;text-align:left;margin-left:50.9pt;margin-top:40.1pt;width:66.3pt;height:20.5pt;z-index:251659264;visibility:visible;mso-wrap-style:square;mso-width-percent:0;mso-height-percent:0;mso-wrap-distance-left:9pt;mso-wrap-distance-top:0;mso-wrap-distance-right:9pt;mso-wrap-distance-bottom:0;mso-position-horizontal:absolute;mso-position-horizontal-relative:page;mso-position-vertical:absolute;mso-position-vertical-relative:page;mso-width-percent:0;mso-height-percent:0;mso-width-relative:page;mso-height-relative:page;v-text-anchor:top" o:gfxdata="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" filled="f" fillcolor="#bdc3e2" stroked="f">
               <v:textbox inset="2mm,0,2mm,0">
                 <w:txbxContent>
                   <w:p>
@@ -10960,7 +11308,7 @@
 </file>
 
 <file path=word/header3.xml><?xml version="1.0" encoding="utf-8"?>
-<w:hdr xmlns:wpc="http://schemas.microsoft.com/office/word/2010/wordprocessingCanvas" xmlns:cx="http://schemas.microsoft.com/office/drawing/2014/chartex" xmlns:cx1="http://schemas.microsoft.com/office/drawing/2015/9/8/chartex" xmlns:cx2="http://schemas.microsoft.com/office/drawing/2015/10/21/chartex" xmlns:cx3="http://schemas.microsoft.com/office/drawing/2016/5/9/chartex" xmlns:cx4="http://schemas.microsoft.com/office/drawing/2016/5/10/chartex" xmlns:cx5="http://schemas.microsoft.com/office/drawing/2016/5/11/chartex" xmlns:cx6="http://schemas.microsoft.com/office/drawing/2016/5/12/chartex" xmlns:cx7="http://schemas.microsoft.com/office/drawing/2016/5/13/chartex" xmlns:cx8="http://schemas.microsoft.com/office/drawing/2016/5/14/chartex" xmlns:mc="http://schemas.openxmlformats.org/markup-compatibility/2006" xmlns:aink="http://schemas.microsoft.com/office/drawing/2016/ink" xmlns:am3d="http://schemas.microsoft.com/office/drawing/2017/model3d" xmlns:o="urn:schemas-microsoft-com:office:office" xmlns:r="http://schemas.openxmlformats.org/officeDocument/2006/relationships" xmlns:m="http://schemas.openxmlformats.org/officeDocument/2006/math" xmlns:v="urn:schemas-microsoft-com:vml" xmlns:wp14="http://schemas.microsoft.com/office/word/2010/wordprocessingDrawing" xmlns:wp="http://schemas.openxmlformats.org/drawingml/2006/wordprocessingDrawing" xmlns:w10="urn:schemas-microsoft-com:office:word" xmlns:w="http://schemas.openxmlformats.org/wordprocessingml/2006/main" xmlns:w14="http://schemas.microsoft.com/office/word/2010/wordml" xmlns:w15="http://schemas.microsoft.com/office/word/2012/wordml" xmlns:w16cid="http://schemas.microsoft.com/office/word/2016/wordml/cid" xmlns:w16se="http://schemas.microsoft.com/office/word/2015/wordml/symex" xmlns:wpg="http://schemas.microsoft.com/office/word/2010/wordprocessingGroup" xmlns:wpi="http://schemas.microsoft.com/office/word/2010/wordprocessingInk" xmlns:wne="http://schemas.microsoft.com/office/word/2006/wordml" xmlns:wps="http://schemas.microsoft.com/office/word/2010/wordprocessingShape" mc:Ignorable="w14 w15 w16se w16cid wp14">
+<w:hdr xmlns:wpc="http://schemas.microsoft.com/office/word/2010/wordprocessingCanvas" xmlns:cx="http://schemas.microsoft.com/office/drawing/2014/chartex" xmlns:cx1="http://schemas.microsoft.com/office/drawing/2015/9/8/chartex" xmlns:cx2="http://schemas.microsoft.com/office/drawing/2015/10/21/chartex" xmlns:cx3="http://schemas.microsoft.com/office/drawing/2016/5/9/chartex" xmlns:cx4="http://schemas.microsoft.com/office/drawing/2016/5/10/chartex" xmlns:cx5="http://schemas.microsoft.com/office/drawing/2016/5/11/chartex" xmlns:cx6="http://schemas.microsoft.com/office/drawing/2016/5/12/chartex" xmlns:cx7="http://schemas.microsoft.com/office/drawing/2016/5/13/chartex" xmlns:cx8="http://schemas.microsoft.com/office/drawing/2016/5/14/chartex" xmlns:mc="http://schemas.openxmlformats.org/markup-compatibility/2006" xmlns:aink="http://schemas.microsoft.com/office/drawing/2016/ink" xmlns:am3d="http://schemas.microsoft.com/office/drawing/2017/model3d" xmlns:o="urn:schemas-microsoft-com:office:office" xmlns:oel="http://schemas.microsoft.com/office/2019/extlst" xmlns:r="http://schemas.openxmlformats.org/officeDocument/2006/relationships" xmlns:m="http://schemas.openxmlformats.org/officeDocument/2006/math" xmlns:v="urn:schemas-microsoft-com:vml" xmlns:wp14="http://schemas.microsoft.com/office/word/2010/wordprocessingDrawing" xmlns:wp="http://schemas.openxmlformats.org/drawingml/2006/wordprocessingDrawing" xmlns:w10="urn:schemas-microsoft-com:office:word" xmlns:w="http://schemas.openxmlformats.org/wordprocessingml/2006/main" xmlns:w14="http://schemas.microsoft.com/office/word/2010/wordml" xmlns:w15="http://schemas.microsoft.com/office/word/2012/wordml" xmlns:w16cex="http://schemas.microsoft.com/office/word/2018/wordml/cex" xmlns:w16cid="http://schemas.microsoft.com/office/word/2016/wordml/cid" xmlns:w16="http://schemas.microsoft.com/office/word/2018/wordml" xmlns:w16du="http://schemas.microsoft.com/office/word/2023/wordml/word16du" xmlns:w16sdtdh="http://schemas.microsoft.com/office/word/2020/wordml/sdtdatahash" xmlns:w16sdtfl="http://schemas.microsoft.com/office/word/2024/wordml/sdtformatlock" xmlns:w16se="http://schemas.microsoft.com/office/word/2015/wordml/symex" xmlns:wpg="http://schemas.microsoft.com/office/word/2010/wordprocessingGroup" xmlns:wpi="http://schemas.microsoft.com/office/word/2010/wordprocessingInk" xmlns:wne="http://schemas.microsoft.com/office/word/2006/wordml" xmlns:wps="http://schemas.microsoft.com/office/word/2010/wordprocessingShape" mc:Ignorable="w14 w15 w16se w16cid w16 w16cex w16sdtdh w16sdtfl w16du wp14">
   <w:p>
     <w:pPr>
       <w:pStyle w:val="Header"/>
@@ -11137,7 +11485,7 @@
               <v:stroke joinstyle="miter"/>
               <v:path gradientshapeok="t" o:connecttype="rect"/>
             </v:shapetype>
-            <v:shape id="Text Box 31" o:spid="_x0000_s1039" type="#_x0000_t202" style="position:absolute;left:0;text-align:left;margin-left:-.9pt;margin-top:4.35pt;width:145.15pt;height:31.6pt;z-index:251667456;visibility:visible;mso-wrap-style:square;mso-width-percent:0;mso-height-percent:0;mso-wrap-distance-left:9pt;mso-wrap-distance-top:0;mso-wrap-distance-right:9pt;mso-wrap-distance-bottom:0;mso-position-horizontal:absolute;mso-position-horizontal-relative:text;mso-position-vertical:absolute;mso-position-vertical-relative:text;mso-width-percent:0;mso-height-percent:0;mso-width-relative:margin;mso-height-relative:margin;v-text-anchor:top" o:gfxdata="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" filled="f" stroked="f" strokeweight=".5pt">
+            <v:shape id="Text Box 31" o:spid="_x0000_s1039" type="#_x0000_t202" style="position:absolute;left:0;text-align:left;margin-left:-.9pt;margin-top:4.35pt;width:145.15pt;height:31.6pt;z-index:251667456;visibility:visible;mso-wrap-style:square;mso-width-percent:0;mso-height-percent:0;mso-wrap-distance-left:9pt;mso-wrap-distance-top:0;mso-wrap-distance-right:9pt;mso-wrap-distance-bottom:0;mso-position-horizontal:absolute;mso-position-horizontal-relative:text;mso-position-vertical:absolute;mso-position-vertical-relative:text;mso-width-percent:0;mso-height-percent:0;mso-width-relative:margin;mso-height-relative:margin;v-text-anchor:top" o:gfxdata="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" filled="f" stroked="f" strokeweight=".5pt">
               <v:textbox>
                 <w:txbxContent>
                   <w:p>
@@ -11354,7 +11702,7 @@
         </mc:Choice>
         <mc:Fallback>
           <w:pict>
-            <v:shape w14:anchorId="076EDDEC" id="_x0000_s1040" type="#_x0000_t202" style="position:absolute;left:0;text-align:left;margin-left:265.6pt;margin-top:10.1pt;width:171.5pt;height:16.5pt;z-index:251663360;visibility:visible;mso-wrap-style:square;mso-width-percent:0;mso-height-percent:0;mso-wrap-distance-left:9pt;mso-wrap-distance-top:0;mso-wrap-distance-right:9pt;mso-wrap-distance-bottom:0;mso-position-horizontal:absolute;mso-position-horizontal-relative:text;mso-position-vertical:absolute;mso-position-vertical-relative:text;mso-width-percent:0;mso-height-percent:0;mso-width-relative:margin;mso-height-relative:page;v-text-anchor:top" o:gfxdata="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" fillcolor="#dae3f3" stroked="f">
+            <v:shape w14:anchorId="076EDDEC" id="_x0000_s1040" type="#_x0000_t202" style="position:absolute;left:0;text-align:left;margin-left:265.6pt;margin-top:10.1pt;width:171.5pt;height:16.5pt;z-index:251663360;visibility:visible;mso-wrap-style:square;mso-width-percent:0;mso-height-percent:0;mso-wrap-distance-left:9pt;mso-wrap-distance-top:0;mso-wrap-distance-right:9pt;mso-wrap-distance-bottom:0;mso-position-horizontal:absolute;mso-position-horizontal-relative:text;mso-position-vertical:absolute;mso-position-vertical-relative:text;mso-width-percent:0;mso-height-percent:0;mso-width-relative:margin;mso-height-relative:page;v-text-anchor:top" o:gfxdata="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" fillcolor="#dae3f3" stroked="f">
               <v:textbox inset="2mm,0,2mm,0">
                 <w:txbxContent>
                   <w:p>
@@ -11460,7 +11808,7 @@
         </mc:Choice>
         <mc:Fallback>
           <w:pict>
-            <v:shapetype w14:anchorId="038C902E" id="_x0000_t34" coordsize="21600,21600" o:spt="34" o:oned="t" adj="10800" path="m,l@0,0@0,21600,21600,21600e" filled="f">
+            <v:shapetype w14:anchorId="7E224188" id="_x0000_t34" coordsize="21600,21600" o:spt="34" o:oned="t" adj="10800" path="m,l@0,0@0,21600,21600,21600e" filled="f">
               <v:stroke joinstyle="miter"/>
               <v:formulas>
                 <v:f eqn="val #0"/>
@@ -11471,7 +11819,7 @@
               </v:handles>
               <o:lock v:ext="edit" shapetype="t"/>
             </v:shapetype>
-            <v:shape id="AutoShape 28" o:spid="_x0000_s1026" type="#_x0000_t34" style="position:absolute;margin-left:5.1pt;margin-top:19.45pt;width:260.5pt;height:7.15pt;flip:y;z-index:251664384;visibility:visible;mso-wrap-style:square;mso-width-percent:0;mso-height-percent:0;mso-wrap-distance-left:9pt;mso-wrap-distance-top:0;mso-wrap-distance-right:9pt;mso-wrap-distance-bottom:0;mso-position-horizontal:absolute;mso-position-horizontal-relative:text;mso-position-vertical:absolute;mso-position-vertical-relative:text;mso-width-percent:0;mso-height-percent:0;mso-width-relative:margin;mso-height-relative:margin" o:gfxdata="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" adj="10095"/>
+            <v:shape id="AutoShape 28" o:spid="_x0000_s1026" type="#_x0000_t34" style="position:absolute;margin-left:5.1pt;margin-top:19.45pt;width:260.5pt;height:7.15pt;flip:y;z-index:251664384;visibility:visible;mso-wrap-style:square;mso-width-percent:0;mso-height-percent:0;mso-wrap-distance-left:9pt;mso-wrap-distance-top:0;mso-wrap-distance-right:9pt;mso-wrap-distance-bottom:0;mso-position-horizontal:absolute;mso-position-horizontal-relative:text;mso-position-vertical:absolute;mso-position-vertical-relative:text;mso-width-percent:0;mso-height-percent:0;mso-width-relative:margin;mso-height-relative:margin" o:gfxdata="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" adj="10095"/>
           </w:pict>
         </mc:Fallback>
       </mc:AlternateContent>
@@ -11481,7 +11829,7 @@
 </file>
 
 <file path=word/header4.xml><?xml version="1.0" encoding="utf-8"?>
-<w:hdr xmlns:wpc="http://schemas.microsoft.com/office/word/2010/wordprocessingCanvas" xmlns:cx="http://schemas.microsoft.com/office/drawing/2014/chartex" xmlns:cx1="http://schemas.microsoft.com/office/drawing/2015/9/8/chartex" xmlns:cx2="http://schemas.microsoft.com/office/drawing/2015/10/21/chartex" xmlns:cx3="http://schemas.microsoft.com/office/drawing/2016/5/9/chartex" xmlns:cx4="http://schemas.microsoft.com/office/drawing/2016/5/10/chartex" xmlns:cx5="http://schemas.microsoft.com/office/drawing/2016/5/11/chartex" xmlns:cx6="http://schemas.microsoft.com/office/drawing/2016/5/12/chartex" xmlns:cx7="http://schemas.microsoft.com/office/drawing/2016/5/13/chartex" xmlns:cx8="http://schemas.microsoft.com/office/drawing/2016/5/14/chartex" xmlns:mc="http://schemas.openxmlformats.org/markup-compatibility/2006" xmlns:aink="http://schemas.microsoft.com/office/drawing/2016/ink" xmlns:am3d="http://schemas.microsoft.com/office/drawing/2017/model3d" xmlns:o="urn:schemas-microsoft-com:office:office" xmlns:r="http://schemas.openxmlformats.org/officeDocument/2006/relationships" xmlns:m="http://schemas.openxmlformats.org/officeDocument/2006/math" xmlns:v="urn:schemas-microsoft-com:vml" xmlns:wp14="http://schemas.microsoft.com/office/word/2010/wordprocessingDrawing" xmlns:wp="http://schemas.openxmlformats.org/drawingml/2006/wordprocessingDrawing" xmlns:w10="urn:schemas-microsoft-com:office:word" xmlns:w="http://schemas.openxmlformats.org/wordprocessingml/2006/main" xmlns:w14="http://schemas.microsoft.com/office/word/2010/wordml" xmlns:w15="http://schemas.microsoft.com/office/word/2012/wordml" xmlns:w16cid="http://schemas.microsoft.com/office/word/2016/wordml/cid" xmlns:w16se="http://schemas.microsoft.com/office/word/2015/wordml/symex" xmlns:wpg="http://schemas.microsoft.com/office/word/2010/wordprocessingGroup" xmlns:wpi="http://schemas.microsoft.com/office/word/2010/wordprocessingInk" xmlns:wne="http://schemas.microsoft.com/office/word/2006/wordml" xmlns:wps="http://schemas.microsoft.com/office/word/2010/wordprocessingShape" mc:Ignorable="w14 w15 w16se w16cid wp14">
+<w:hdr xmlns:wpc="http://schemas.microsoft.com/office/word/2010/wordprocessingCanvas" xmlns:cx="http://schemas.microsoft.com/office/drawing/2014/chartex" xmlns:cx1="http://schemas.microsoft.com/office/drawing/2015/9/8/chartex" xmlns:cx2="http://schemas.microsoft.com/office/drawing/2015/10/21/chartex" xmlns:cx3="http://schemas.microsoft.com/office/drawing/2016/5/9/chartex" xmlns:cx4="http://schemas.microsoft.com/office/drawing/2016/5/10/chartex" xmlns:cx5="http://schemas.microsoft.com/office/drawing/2016/5/11/chartex" xmlns:cx6="http://schemas.microsoft.com/office/drawing/2016/5/12/chartex" xmlns:cx7="http://schemas.microsoft.com/office/drawing/2016/5/13/chartex" xmlns:cx8="http://schemas.microsoft.com/office/drawing/2016/5/14/chartex" xmlns:mc="http://schemas.openxmlformats.org/markup-compatibility/2006" xmlns:aink="http://schemas.microsoft.com/office/drawing/2016/ink" xmlns:am3d="http://schemas.microsoft.com/office/drawing/2017/model3d" xmlns:o="urn:schemas-microsoft-com:office:office" xmlns:oel="http://schemas.microsoft.com/office/2019/extlst" xmlns:r="http://schemas.openxmlformats.org/officeDocument/2006/relationships" xmlns:m="http://schemas.openxmlformats.org/officeDocument/2006/math" xmlns:v="urn:schemas-microsoft-com:vml" xmlns:wp14="http://schemas.microsoft.com/office/word/2010/wordprocessingDrawing" xmlns:wp="http://schemas.openxmlformats.org/drawingml/2006/wordprocessingDrawing" xmlns:w10="urn:schemas-microsoft-com:office:word" xmlns:w="http://schemas.openxmlformats.org/wordprocessingml/2006/main" xmlns:w14="http://schemas.microsoft.com/office/word/2010/wordml" xmlns:w15="http://schemas.microsoft.com/office/word/2012/wordml" xmlns:w16cex="http://schemas.microsoft.com/office/word/2018/wordml/cex" xmlns:w16cid="http://schemas.microsoft.com/office/word/2016/wordml/cid" xmlns:w16="http://schemas.microsoft.com/office/word/2018/wordml" xmlns:w16du="http://schemas.microsoft.com/office/word/2023/wordml/word16du" xmlns:w16sdtdh="http://schemas.microsoft.com/office/word/2020/wordml/sdtdatahash" xmlns:w16sdtfl="http://schemas.microsoft.com/office/word/2024/wordml/sdtformatlock" xmlns:w16se="http://schemas.microsoft.com/office/word/2015/wordml/symex" xmlns:wpg="http://schemas.microsoft.com/office/word/2010/wordprocessingGroup" xmlns:wpi="http://schemas.microsoft.com/office/word/2010/wordprocessingInk" xmlns:wne="http://schemas.microsoft.com/office/word/2006/wordml" xmlns:wps="http://schemas.microsoft.com/office/word/2010/wordprocessingShape" mc:Ignorable="w14 w15 w16se w16cid w16 w16cex w16sdtdh w16sdtfl w16du wp14">
   <w:p>
     <w:pPr>
       <w:pStyle w:val="Header"/>
@@ -11658,7 +12006,7 @@
               <v:stroke joinstyle="miter"/>
               <v:path gradientshapeok="t" o:connecttype="rect"/>
             </v:shapetype>
-            <v:shape id="Text Box 33" o:spid="_x0000_s1045" type="#_x0000_t202" style="position:absolute;left:0;text-align:left;margin-left:-6.9pt;margin-top:5.3pt;width:142.15pt;height:31.6pt;z-index:251663872;visibility:visible;mso-wrap-style:square;mso-width-percent:0;mso-height-percent:0;mso-wrap-distance-left:9pt;mso-wrap-distance-top:0;mso-wrap-distance-right:9pt;mso-wrap-distance-bottom:0;mso-position-horizontal:absolute;mso-position-horizontal-relative:text;mso-position-vertical:absolute;mso-position-vertical-relative:text;mso-width-percent:0;mso-height-percent:0;mso-width-relative:margin;mso-height-relative:margin;v-text-anchor:top" o:gfxdata="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" filled="f" stroked="f" strokeweight=".5pt">
+            <v:shape id="Text Box 33" o:spid="_x0000_s1045" type="#_x0000_t202" style="position:absolute;left:0;text-align:left;margin-left:-6.9pt;margin-top:5.3pt;width:142.15pt;height:31.6pt;z-index:251663872;visibility:visible;mso-wrap-style:square;mso-width-percent:0;mso-height-percent:0;mso-wrap-distance-left:9pt;mso-wrap-distance-top:0;mso-wrap-distance-right:9pt;mso-wrap-distance-bottom:0;mso-position-horizontal:absolute;mso-position-horizontal-relative:text;mso-position-vertical:absolute;mso-position-vertical-relative:text;mso-width-percent:0;mso-height-percent:0;mso-width-relative:margin;mso-height-relative:margin;v-text-anchor:top" o:gfxdata="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" filled="f" stroked="f" strokeweight=".5pt">
               <v:textbox>
                 <w:txbxContent>
                   <w:p>
@@ -11841,7 +12189,7 @@
         </mc:Choice>
         <mc:Fallback>
           <w:pict>
-            <v:shapetype w14:anchorId="7F744338" id="_x0000_t34" coordsize="21600,21600" o:spt="34" o:oned="t" adj="10800" path="m,l@0,0@0,21600,21600,21600e" filled="f">
+            <v:shapetype w14:anchorId="4FE920AC" id="_x0000_t34" coordsize="21600,21600" o:spt="34" o:oned="t" adj="10800" path="m,l@0,0@0,21600,21600,21600e" filled="f">
               <v:stroke joinstyle="miter"/>
               <v:formulas>
                 <v:f eqn="val #0"/>
@@ -11852,7 +12200,7 @@
               </v:handles>
               <o:lock v:ext="edit" shapetype="t"/>
             </v:shapetype>
-            <v:shape id="AutoShape 28" o:spid="_x0000_s1026" type="#_x0000_t34" style="position:absolute;margin-left:-1.4pt;margin-top:20pt;width:260pt;height:7.5pt;flip:y;z-index:251652608;visibility:visible;mso-wrap-style:square;mso-width-percent:0;mso-height-percent:0;mso-wrap-distance-left:9pt;mso-wrap-distance-top:0;mso-wrap-distance-right:9pt;mso-wrap-distance-bottom:0;mso-position-horizontal:absolute;mso-position-horizontal-relative:text;mso-position-vertical:absolute;mso-position-vertical-relative:text;mso-width-percent:0;mso-height-percent:0;mso-width-relative:margin;mso-height-relative:margin" o:gfxdata="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" adj="10343"/>
+            <v:shape id="AutoShape 28" o:spid="_x0000_s1026" type="#_x0000_t34" style="position:absolute;margin-left:-1.4pt;margin-top:20pt;width:260pt;height:7.5pt;flip:y;z-index:251652608;visibility:visible;mso-wrap-style:square;mso-width-percent:0;mso-height-percent:0;mso-wrap-distance-left:9pt;mso-wrap-distance-top:0;mso-wrap-distance-right:9pt;mso-wrap-distance-bottom:0;mso-position-horizontal:absolute;mso-position-horizontal-relative:text;mso-position-vertical:absolute;mso-position-vertical-relative:text;mso-width-percent:0;mso-height-percent:0;mso-width-relative:margin;mso-height-relative:margin" o:gfxdata="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" adj="10343"/>
           </w:pict>
         </mc:Fallback>
       </mc:AlternateContent>
@@ -11969,7 +12317,7 @@
         </mc:Choice>
         <mc:Fallback>
           <w:pict>
-            <v:shape w14:anchorId="76830E46" id="_x0000_s1046" type="#_x0000_t202" style="position:absolute;left:0;text-align:left;margin-left:258.6pt;margin-top:12.5pt;width:171.5pt;height:16.5pt;z-index:251641344;visibility:visible;mso-wrap-style:square;mso-width-percent:0;mso-height-percent:0;mso-wrap-distance-left:9pt;mso-wrap-distance-top:0;mso-wrap-distance-right:9pt;mso-wrap-distance-bottom:0;mso-position-horizontal:absolute;mso-position-horizontal-relative:text;mso-position-vertical:absolute;mso-position-vertical-relative:text;mso-width-percent:0;mso-height-percent:0;mso-width-relative:margin;mso-height-relative:page;v-text-anchor:top" o:gfxdata="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" fillcolor="#dae3f3" stroked="f">
+            <v:shape w14:anchorId="76830E46" id="_x0000_s1046" type="#_x0000_t202" style="position:absolute;left:0;text-align:left;margin-left:258.6pt;margin-top:12.5pt;width:171.5pt;height:16.5pt;z-index:251641344;visibility:visible;mso-wrap-style:square;mso-width-percent:0;mso-height-percent:0;mso-wrap-distance-left:9pt;mso-wrap-distance-top:0;mso-wrap-distance-right:9pt;mso-wrap-distance-bottom:0;mso-position-horizontal:absolute;mso-position-horizontal-relative:text;mso-position-vertical:absolute;mso-position-vertical-relative:text;mso-width-percent:0;mso-height-percent:0;mso-width-relative:margin;mso-height-relative:page;v-text-anchor:top" o:gfxdata="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" fillcolor="#dae3f3" stroked="f">
               <v:textbox inset="2mm,0,2mm,0">
                 <w:txbxContent>
                   <w:p>
@@ -12016,7 +12364,7 @@
 </file>
 
 <file path=word/header5.xml><?xml version="1.0" encoding="utf-8"?>
-<w:hdr xmlns:wpc="http://schemas.microsoft.com/office/word/2010/wordprocessingCanvas" xmlns:cx="http://schemas.microsoft.com/office/drawing/2014/chartex" xmlns:cx1="http://schemas.microsoft.com/office/drawing/2015/9/8/chartex" xmlns:cx2="http://schemas.microsoft.com/office/drawing/2015/10/21/chartex" xmlns:cx3="http://schemas.microsoft.com/office/drawing/2016/5/9/chartex" xmlns:cx4="http://schemas.microsoft.com/office/drawing/2016/5/10/chartex" xmlns:cx5="http://schemas.microsoft.com/office/drawing/2016/5/11/chartex" xmlns:cx6="http://schemas.microsoft.com/office/drawing/2016/5/12/chartex" xmlns:cx7="http://schemas.microsoft.com/office/drawing/2016/5/13/chartex" xmlns:cx8="http://schemas.microsoft.com/office/drawing/2016/5/14/chartex" xmlns:mc="http://schemas.openxmlformats.org/markup-compatibility/2006" xmlns:aink="http://schemas.microsoft.com/office/drawing/2016/ink" xmlns:am3d="http://schemas.microsoft.com/office/drawing/2017/model3d" xmlns:o="urn:schemas-microsoft-com:office:office" xmlns:r="http://schemas.openxmlformats.org/officeDocument/2006/relationships" xmlns:m="http://schemas.openxmlformats.org/officeDocument/2006/math" xmlns:v="urn:schemas-microsoft-com:vml" xmlns:wp14="http://schemas.microsoft.com/office/word/2010/wordprocessingDrawing" xmlns:wp="http://schemas.openxmlformats.org/drawingml/2006/wordprocessingDrawing" xmlns:w10="urn:schemas-microsoft-com:office:word" xmlns:w="http://schemas.openxmlformats.org/wordprocessingml/2006/main" xmlns:w14="http://schemas.microsoft.com/office/word/2010/wordml" xmlns:w15="http://schemas.microsoft.com/office/word/2012/wordml" xmlns:w16cid="http://schemas.microsoft.com/office/word/2016/wordml/cid" xmlns:w16se="http://schemas.microsoft.com/office/word/2015/wordml/symex" xmlns:wpg="http://schemas.microsoft.com/office/word/2010/wordprocessingGroup" xmlns:wpi="http://schemas.microsoft.com/office/word/2010/wordprocessingInk" xmlns:wne="http://schemas.microsoft.com/office/word/2006/wordml" xmlns:wps="http://schemas.microsoft.com/office/word/2010/wordprocessingShape" mc:Ignorable="w14 w15 w16se w16cid wp14">
+<w:hdr xmlns:wpc="http://schemas.microsoft.com/office/word/2010/wordprocessingCanvas" xmlns:cx="http://schemas.microsoft.com/office/drawing/2014/chartex" xmlns:cx1="http://schemas.microsoft.com/office/drawing/2015/9/8/chartex" xmlns:cx2="http://schemas.microsoft.com/office/drawing/2015/10/21/chartex" xmlns:cx3="http://schemas.microsoft.com/office/drawing/2016/5/9/chartex" xmlns:cx4="http://schemas.microsoft.com/office/drawing/2016/5/10/chartex" xmlns:cx5="http://schemas.microsoft.com/office/drawing/2016/5/11/chartex" xmlns:cx6="http://schemas.microsoft.com/office/drawing/2016/5/12/chartex" xmlns:cx7="http://schemas.microsoft.com/office/drawing/2016/5/13/chartex" xmlns:cx8="http://schemas.microsoft.com/office/drawing/2016/5/14/chartex" xmlns:mc="http://schemas.openxmlformats.org/markup-compatibility/2006" xmlns:aink="http://schemas.microsoft.com/office/drawing/2016/ink" xmlns:am3d="http://schemas.microsoft.com/office/drawing/2017/model3d" xmlns:o="urn:schemas-microsoft-com:office:office" xmlns:oel="http://schemas.microsoft.com/office/2019/extlst" xmlns:r="http://schemas.openxmlformats.org/officeDocument/2006/relationships" xmlns:m="http://schemas.openxmlformats.org/officeDocument/2006/math" xmlns:v="urn:schemas-microsoft-com:vml" xmlns:wp14="http://schemas.microsoft.com/office/word/2010/wordprocessingDrawing" xmlns:wp="http://schemas.openxmlformats.org/drawingml/2006/wordprocessingDrawing" xmlns:w10="urn:schemas-microsoft-com:office:word" xmlns:w="http://schemas.openxmlformats.org/wordprocessingml/2006/main" xmlns:w14="http://schemas.microsoft.com/office/word/2010/wordml" xmlns:w15="http://schemas.microsoft.com/office/word/2012/wordml" xmlns:w16cex="http://schemas.microsoft.com/office/word/2018/wordml/cex" xmlns:w16cid="http://schemas.microsoft.com/office/word/2016/wordml/cid" xmlns:w16="http://schemas.microsoft.com/office/word/2018/wordml" xmlns:w16du="http://schemas.microsoft.com/office/word/2023/wordml/word16du" xmlns:w16sdtdh="http://schemas.microsoft.com/office/word/2020/wordml/sdtdatahash" xmlns:w16sdtfl="http://schemas.microsoft.com/office/word/2024/wordml/sdtformatlock" xmlns:w16se="http://schemas.microsoft.com/office/word/2015/wordml/symex" xmlns:wpg="http://schemas.microsoft.com/office/word/2010/wordprocessingGroup" xmlns:wpi="http://schemas.microsoft.com/office/word/2010/wordprocessingInk" xmlns:wne="http://schemas.microsoft.com/office/word/2006/wordml" xmlns:wps="http://schemas.microsoft.com/office/word/2010/wordprocessingShape" mc:Ignorable="w14 w15 w16se w16cid w16 w16cex w16sdtdh w16sdtfl w16du wp14">
   <w:p>
     <w:pPr>
       <w:pStyle w:val="Header"/>
@@ -12029,7 +12377,7 @@
       <mc:AlternateContent>
         <mc:Choice Requires="wps">
           <w:drawing>
-            <wp:anchor distT="0" distB="0" distL="114300" distR="114300" simplePos="0" relativeHeight="251671040" behindDoc="0" locked="0" layoutInCell="1" allowOverlap="1" wp14:anchorId="2D2A3A30" wp14:editId="48070539">
+            <wp:anchor distT="0" distB="0" distL="114300" distR="114300" simplePos="0" relativeHeight="251667968" behindDoc="0" locked="0" layoutInCell="1" allowOverlap="1" wp14:anchorId="2D2A3A30" wp14:editId="48070539">
               <wp:simplePos x="0" y="0"/>
               <wp:positionH relativeFrom="column">
                 <wp:posOffset>-87630</wp:posOffset>
@@ -12193,7 +12541,7 @@
               <v:stroke joinstyle="miter"/>
               <v:path gradientshapeok="t" o:connecttype="rect"/>
             </v:shapetype>
-            <v:shape id="Text Box 1204483150" o:spid="_x0000_s1047" type="#_x0000_t202" style="position:absolute;left:0;text-align:left;margin-left:-6.9pt;margin-top:5.3pt;width:142.15pt;height:31.6pt;z-index:251671040;visibility:visible;mso-wrap-style:square;mso-width-percent:0;mso-height-percent:0;mso-wrap-distance-left:9pt;mso-wrap-distance-top:0;mso-wrap-distance-right:9pt;mso-wrap-distance-bottom:0;mso-position-horizontal:absolute;mso-position-horizontal-relative:text;mso-position-vertical:absolute;mso-position-vertical-relative:text;mso-width-percent:0;mso-height-percent:0;mso-width-relative:margin;mso-height-relative:margin;v-text-anchor:top" o:gfxdata="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" filled="f" stroked="f" strokeweight=".5pt">
+            <v:shape id="Text Box 1204483150" o:spid="_x0000_s1047" type="#_x0000_t202" style="position:absolute;left:0;text-align:left;margin-left:-6.9pt;margin-top:5.3pt;width:142.15pt;height:31.6pt;z-index:251667968;visibility:visible;mso-wrap-style:square;mso-width-percent:0;mso-height-percent:0;mso-wrap-distance-left:9pt;mso-wrap-distance-top:0;mso-wrap-distance-right:9pt;mso-wrap-distance-bottom:0;mso-position-horizontal:absolute;mso-position-horizontal-relative:text;mso-position-vertical:absolute;mso-position-vertical-relative:text;mso-width-percent:0;mso-height-percent:0;mso-width-relative:margin;mso-height-relative:margin;v-text-anchor:top" o:gfxdata="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" filled="f" stroked="f" strokeweight=".5pt">
               <v:textbox>
                 <w:txbxContent>
                   <w:p>
@@ -12313,7 +12661,7 @@
       <mc:AlternateContent>
         <mc:Choice Requires="wps">
           <w:drawing>
-            <wp:anchor distT="0" distB="0" distL="114300" distR="114300" simplePos="0" relativeHeight="251656704" behindDoc="0" locked="0" layoutInCell="1" allowOverlap="1" wp14:anchorId="506047FA" wp14:editId="18B62DB8">
+            <wp:anchor distT="0" distB="0" distL="114300" distR="114300" simplePos="0" relativeHeight="251655680" behindDoc="0" locked="0" layoutInCell="1" allowOverlap="1" wp14:anchorId="506047FA" wp14:editId="18B62DB8">
               <wp:simplePos x="0" y="0"/>
               <wp:positionH relativeFrom="column">
                 <wp:posOffset>-17780</wp:posOffset>
@@ -12376,7 +12724,7 @@
         </mc:Choice>
         <mc:Fallback>
           <w:pict>
-            <v:shapetype w14:anchorId="10492B66" id="_x0000_t34" coordsize="21600,21600" o:spt="34" o:oned="t" adj="10800" path="m,l@0,0@0,21600,21600,21600e" filled="f">
+            <v:shapetype w14:anchorId="7F0B60DB" id="_x0000_t34" coordsize="21600,21600" o:spt="34" o:oned="t" adj="10800" path="m,l@0,0@0,21600,21600,21600e" filled="f">
               <v:stroke joinstyle="miter"/>
               <v:formulas>
                 <v:f eqn="val #0"/>
@@ -12387,7 +12735,7 @@
               </v:handles>
               <o:lock v:ext="edit" shapetype="t"/>
             </v:shapetype>
-            <v:shape id="AutoShape 28" o:spid="_x0000_s1026" type="#_x0000_t34" style="position:absolute;margin-left:-1.4pt;margin-top:20pt;width:260pt;height:7.5pt;flip:y;z-index:251656704;visibility:visible;mso-wrap-style:square;mso-width-percent:0;mso-height-percent:0;mso-wrap-distance-left:9pt;mso-wrap-distance-top:0;mso-wrap-distance-right:9pt;mso-wrap-distance-bottom:0;mso-position-horizontal:absolute;mso-position-horizontal-relative:text;mso-position-vertical:absolute;mso-position-vertical-relative:text;mso-width-percent:0;mso-height-percent:0;mso-width-relative:margin;mso-height-relative:margin" o:gfxdata="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" adj="10343"/>
+            <v:shape id="AutoShape 28" o:spid="_x0000_s1026" type="#_x0000_t34" style="position:absolute;margin-left:-1.4pt;margin-top:20pt;width:260pt;height:7.5pt;flip:y;z-index:251655680;visibility:visible;mso-wrap-style:square;mso-width-percent:0;mso-height-percent:0;mso-wrap-distance-left:9pt;mso-wrap-distance-top:0;mso-wrap-distance-right:9pt;mso-wrap-distance-bottom:0;mso-position-horizontal:absolute;mso-position-horizontal-relative:text;mso-position-vertical:absolute;mso-position-vertical-relative:text;mso-width-percent:0;mso-height-percent:0;mso-width-relative:margin;mso-height-relative:margin" o:gfxdata="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" adj="10343"/>
           </w:pict>
         </mc:Fallback>
       </mc:AlternateContent>
@@ -12400,7 +12748,7 @@
       <mc:AlternateContent>
         <mc:Choice Requires="wps">
           <w:drawing>
-            <wp:anchor distT="0" distB="0" distL="114300" distR="114300" simplePos="0" relativeHeight="251647488" behindDoc="0" locked="0" layoutInCell="1" allowOverlap="1" wp14:anchorId="2004B4E7" wp14:editId="6F9CB936">
+            <wp:anchor distT="0" distB="0" distL="114300" distR="114300" simplePos="0" relativeHeight="251648512" behindDoc="0" locked="0" layoutInCell="1" allowOverlap="1" wp14:anchorId="2004B4E7" wp14:editId="6F9CB936">
               <wp:simplePos x="0" y="0"/>
               <wp:positionH relativeFrom="column">
                 <wp:posOffset>3284220</wp:posOffset>
@@ -12504,7 +12852,7 @@
         </mc:Choice>
         <mc:Fallback>
           <w:pict>
-            <v:shape w14:anchorId="2004B4E7" id="_x0000_s1048" type="#_x0000_t202" style="position:absolute;left:0;text-align:left;margin-left:258.6pt;margin-top:12.5pt;width:171.5pt;height:16.5pt;z-index:251647488;visibility:visible;mso-wrap-style:square;mso-width-percent:0;mso-height-percent:0;mso-wrap-distance-left:9pt;mso-wrap-distance-top:0;mso-wrap-distance-right:9pt;mso-wrap-distance-bottom:0;mso-position-horizontal:absolute;mso-position-horizontal-relative:text;mso-position-vertical:absolute;mso-position-vertical-relative:text;mso-width-percent:0;mso-height-percent:0;mso-width-relative:margin;mso-height-relative:page;v-text-anchor:top" o:gfxdata="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" fillcolor="#dae3f3" stroked="f">
+            <v:shape w14:anchorId="2004B4E7" id="_x0000_s1048" type="#_x0000_t202" style="position:absolute;left:0;text-align:left;margin-left:258.6pt;margin-top:12.5pt;width:171.5pt;height:16.5pt;z-index:251648512;visibility:visible;mso-wrap-style:square;mso-width-percent:0;mso-height-percent:0;mso-wrap-distance-left:9pt;mso-wrap-distance-top:0;mso-wrap-distance-right:9pt;mso-wrap-distance-bottom:0;mso-position-horizontal:absolute;mso-position-horizontal-relative:text;mso-position-vertical:absolute;mso-position-vertical-relative:text;mso-width-percent:0;mso-height-percent:0;mso-width-relative:margin;mso-height-relative:page;v-text-anchor:top" o:gfxdata="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" fillcolor="#dae3f3" stroked="f">
               <v:textbox inset="2mm,0,2mm,0">
                 <w:txbxContent>
                   <w:p>
@@ -12551,7 +12899,7 @@
 </file>
 
 <file path=word/header6.xml><?xml version="1.0" encoding="utf-8"?>
-<w:hdr xmlns:wpc="http://schemas.microsoft.com/office/word/2010/wordprocessingCanvas" xmlns:cx="http://schemas.microsoft.com/office/drawing/2014/chartex" xmlns:cx1="http://schemas.microsoft.com/office/drawing/2015/9/8/chartex" xmlns:cx2="http://schemas.microsoft.com/office/drawing/2015/10/21/chartex" xmlns:cx3="http://schemas.microsoft.com/office/drawing/2016/5/9/chartex" xmlns:cx4="http://schemas.microsoft.com/office/drawing/2016/5/10/chartex" xmlns:cx5="http://schemas.microsoft.com/office/drawing/2016/5/11/chartex" xmlns:cx6="http://schemas.microsoft.com/office/drawing/2016/5/12/chartex" xmlns:cx7="http://schemas.microsoft.com/office/drawing/2016/5/13/chartex" xmlns:cx8="http://schemas.microsoft.com/office/drawing/2016/5/14/chartex" xmlns:mc="http://schemas.openxmlformats.org/markup-compatibility/2006" xmlns:aink="http://schemas.microsoft.com/office/drawing/2016/ink" xmlns:am3d="http://schemas.microsoft.com/office/drawing/2017/model3d" xmlns:o="urn:schemas-microsoft-com:office:office" xmlns:r="http://schemas.openxmlformats.org/officeDocument/2006/relationships" xmlns:m="http://schemas.openxmlformats.org/officeDocument/2006/math" xmlns:v="urn:schemas-microsoft-com:vml" xmlns:wp14="http://schemas.microsoft.com/office/word/2010/wordprocessingDrawing" xmlns:wp="http://schemas.openxmlformats.org/drawingml/2006/wordprocessingDrawing" xmlns:w10="urn:schemas-microsoft-com:office:word" xmlns:w="http://schemas.openxmlformats.org/wordprocessingml/2006/main" xmlns:w14="http://schemas.microsoft.com/office/word/2010/wordml" xmlns:w15="http://schemas.microsoft.com/office/word/2012/wordml" xmlns:w16cid="http://schemas.microsoft.com/office/word/2016/wordml/cid" xmlns:w16se="http://schemas.microsoft.com/office/word/2015/wordml/symex" xmlns:wpg="http://schemas.microsoft.com/office/word/2010/wordprocessingGroup" xmlns:wpi="http://schemas.microsoft.com/office/word/2010/wordprocessingInk" xmlns:wne="http://schemas.microsoft.com/office/word/2006/wordml" xmlns:wps="http://schemas.microsoft.com/office/word/2010/wordprocessingShape" mc:Ignorable="w14 w15 w16se w16cid wp14">
+<w:hdr xmlns:wpc="http://schemas.microsoft.com/office/word/2010/wordprocessingCanvas" xmlns:cx="http://schemas.microsoft.com/office/drawing/2014/chartex" xmlns:cx1="http://schemas.microsoft.com/office/drawing/2015/9/8/chartex" xmlns:cx2="http://schemas.microsoft.com/office/drawing/2015/10/21/chartex" xmlns:cx3="http://schemas.microsoft.com/office/drawing/2016/5/9/chartex" xmlns:cx4="http://schemas.microsoft.com/office/drawing/2016/5/10/chartex" xmlns:cx5="http://schemas.microsoft.com/office/drawing/2016/5/11/chartex" xmlns:cx6="http://schemas.microsoft.com/office/drawing/2016/5/12/chartex" xmlns:cx7="http://schemas.microsoft.com/office/drawing/2016/5/13/chartex" xmlns:cx8="http://schemas.microsoft.com/office/drawing/2016/5/14/chartex" xmlns:mc="http://schemas.openxmlformats.org/markup-compatibility/2006" xmlns:aink="http://schemas.microsoft.com/office/drawing/2016/ink" xmlns:am3d="http://schemas.microsoft.com/office/drawing/2017/model3d" xmlns:o="urn:schemas-microsoft-com:office:office" xmlns:oel="http://schemas.microsoft.com/office/2019/extlst" xmlns:r="http://schemas.openxmlformats.org/officeDocument/2006/relationships" xmlns:m="http://schemas.openxmlformats.org/officeDocument/2006/math" xmlns:v="urn:schemas-microsoft-com:vml" xmlns:wp14="http://schemas.microsoft.com/office/word/2010/wordprocessingDrawing" xmlns:wp="http://schemas.openxmlformats.org/drawingml/2006/wordprocessingDrawing" xmlns:w10="urn:schemas-microsoft-com:office:word" xmlns:w="http://schemas.openxmlformats.org/wordprocessingml/2006/main" xmlns:w14="http://schemas.microsoft.com/office/word/2010/wordml" xmlns:w15="http://schemas.microsoft.com/office/word/2012/wordml" xmlns:w16cex="http://schemas.microsoft.com/office/word/2018/wordml/cex" xmlns:w16cid="http://schemas.microsoft.com/office/word/2016/wordml/cid" xmlns:w16="http://schemas.microsoft.com/office/word/2018/wordml" xmlns:w16du="http://schemas.microsoft.com/office/word/2023/wordml/word16du" xmlns:w16sdtdh="http://schemas.microsoft.com/office/word/2020/wordml/sdtdatahash" xmlns:w16sdtfl="http://schemas.microsoft.com/office/word/2024/wordml/sdtformatlock" xmlns:w16se="http://schemas.microsoft.com/office/word/2015/wordml/symex" xmlns:wpg="http://schemas.microsoft.com/office/word/2010/wordprocessingGroup" xmlns:wpi="http://schemas.microsoft.com/office/word/2010/wordprocessingInk" xmlns:wne="http://schemas.microsoft.com/office/word/2006/wordml" xmlns:wps="http://schemas.microsoft.com/office/word/2010/wordprocessingShape" mc:Ignorable="w14 w15 w16se w16cid w16 w16cex w16sdtdh w16sdtfl w16du wp14">
   <w:p>
     <w:pPr>
       <w:pStyle w:val="Header"/>
@@ -12728,7 +13076,7 @@
               <v:stroke joinstyle="miter"/>
               <v:path gradientshapeok="t" o:connecttype="rect"/>
             </v:shapetype>
-            <v:shape id="Text Box 1939895451" o:spid="_x0000_s1049" type="#_x0000_t202" style="position:absolute;left:0;text-align:left;margin-left:-6.9pt;margin-top:5.3pt;width:142.15pt;height:31.6pt;z-index:251673088;visibility:visible;mso-wrap-style:square;mso-width-percent:0;mso-height-percent:0;mso-wrap-distance-left:9pt;mso-wrap-distance-top:0;mso-wrap-distance-right:9pt;mso-wrap-distance-bottom:0;mso-position-horizontal:absolute;mso-position-horizontal-relative:text;mso-position-vertical:absolute;mso-position-vertical-relative:text;mso-width-percent:0;mso-height-percent:0;mso-width-relative:margin;mso-height-relative:margin;v-text-anchor:top" o:gfxdata="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" filled="f" stroked="f" strokeweight=".5pt">
+            <v:shape id="Text Box 1939895451" o:spid="_x0000_s1049" type="#_x0000_t202" style="position:absolute;left:0;text-align:left;margin-left:-6.9pt;margin-top:5.3pt;width:142.15pt;height:31.6pt;z-index:251673088;visibility:visible;mso-wrap-style:square;mso-width-percent:0;mso-height-percent:0;mso-wrap-distance-left:9pt;mso-wrap-distance-top:0;mso-wrap-distance-right:9pt;mso-wrap-distance-bottom:0;mso-position-horizontal:absolute;mso-position-horizontal-relative:text;mso-position-vertical:absolute;mso-position-vertical-relative:text;mso-width-percent:0;mso-height-percent:0;mso-width-relative:margin;mso-height-relative:margin;v-text-anchor:top" o:gfxdata="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" filled="f" stroked="f" strokeweight=".5pt">
               <v:textbox>
                 <w:txbxContent>
                   <w:p>
@@ -12911,7 +13259,7 @@
         </mc:Choice>
         <mc:Fallback>
           <w:pict>
-            <v:shapetype w14:anchorId="50A69EC2" id="_x0000_t34" coordsize="21600,21600" o:spt="34" o:oned="t" adj="10800" path="m,l@0,0@0,21600,21600,21600e" filled="f">
+            <v:shapetype w14:anchorId="1716EED0" id="_x0000_t34" coordsize="21600,21600" o:spt="34" o:oned="t" adj="10800" path="m,l@0,0@0,21600,21600,21600e" filled="f">
               <v:stroke joinstyle="miter"/>
               <v:formulas>
                 <v:f eqn="val #0"/>
@@ -12922,7 +13270,7 @@
               </v:handles>
               <o:lock v:ext="edit" shapetype="t"/>
             </v:shapetype>
-            <v:shape id="AutoShape 28" o:spid="_x0000_s1026" type="#_x0000_t34" style="position:absolute;margin-left:-1.4pt;margin-top:20pt;width:260pt;height:7.5pt;flip:y;z-index:251658752;visibility:visible;mso-wrap-style:square;mso-width-percent:0;mso-height-percent:0;mso-wrap-distance-left:9pt;mso-wrap-distance-top:0;mso-wrap-distance-right:9pt;mso-wrap-distance-bottom:0;mso-position-horizontal:absolute;mso-position-horizontal-relative:text;mso-position-vertical:absolute;mso-position-vertical-relative:text;mso-width-percent:0;mso-height-percent:0;mso-width-relative:margin;mso-height-relative:margin" o:gfxdata="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" adj="10343"/>
+            <v:shape id="AutoShape 28" o:spid="_x0000_s1026" type="#_x0000_t34" style="position:absolute;margin-left:-1.4pt;margin-top:20pt;width:260pt;height:7.5pt;flip:y;z-index:251658752;visibility:visible;mso-wrap-style:square;mso-width-percent:0;mso-height-percent:0;mso-wrap-distance-left:9pt;mso-wrap-distance-top:0;mso-wrap-distance-right:9pt;mso-wrap-distance-bottom:0;mso-position-horizontal:absolute;mso-position-horizontal-relative:text;mso-position-vertical:absolute;mso-position-vertical-relative:text;mso-width-percent:0;mso-height-percent:0;mso-width-relative:margin;mso-height-relative:margin" o:gfxdata="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" adj="10343"/>
           </w:pict>
         </mc:Fallback>
       </mc:AlternateContent>
@@ -13039,7 +13387,7 @@
         </mc:Choice>
         <mc:Fallback>
           <w:pict>
-            <v:shape w14:anchorId="25F7B3F1" id="_x0000_s1050" type="#_x0000_t202" style="position:absolute;left:0;text-align:left;margin-left:258.6pt;margin-top:12.5pt;width:171.5pt;height:16.5pt;z-index:251644416;visibility:visible;mso-wrap-style:square;mso-width-percent:0;mso-height-percent:0;mso-wrap-distance-left:9pt;mso-wrap-distance-top:0;mso-wrap-distance-right:9pt;mso-wrap-distance-bottom:0;mso-position-horizontal:absolute;mso-position-horizontal-relative:text;mso-position-vertical:absolute;mso-position-vertical-relative:text;mso-width-percent:0;mso-height-percent:0;mso-width-relative:margin;mso-height-relative:page;v-text-anchor:top" o:gfxdata="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" fillcolor="#dae3f3" stroked="f">
+            <v:shape w14:anchorId="25F7B3F1" id="_x0000_s1050" type="#_x0000_t202" style="position:absolute;left:0;text-align:left;margin-left:258.6pt;margin-top:12.5pt;width:171.5pt;height:16.5pt;z-index:251644416;visibility:visible;mso-wrap-style:square;mso-width-percent:0;mso-height-percent:0;mso-wrap-distance-left:9pt;mso-wrap-distance-top:0;mso-wrap-distance-right:9pt;mso-wrap-distance-bottom:0;mso-position-horizontal:absolute;mso-position-horizontal-relative:text;mso-position-vertical:absolute;mso-position-vertical-relative:text;mso-width-percent:0;mso-height-percent:0;mso-width-relative:margin;mso-height-relative:page;v-text-anchor:top" o:gfxdata="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" fillcolor="#dae3f3" stroked="f">
               <v:textbox inset="2mm,0,2mm,0">
                 <w:txbxContent>
                   <w:p>
@@ -13086,7 +13434,7 @@
 </file>
 
 <file path=word/header7.xml><?xml version="1.0" encoding="utf-8"?>
-<w:hdr xmlns:wpc="http://schemas.microsoft.com/office/word/2010/wordprocessingCanvas" xmlns:cx="http://schemas.microsoft.com/office/drawing/2014/chartex" xmlns:cx1="http://schemas.microsoft.com/office/drawing/2015/9/8/chartex" xmlns:cx2="http://schemas.microsoft.com/office/drawing/2015/10/21/chartex" xmlns:cx3="http://schemas.microsoft.com/office/drawing/2016/5/9/chartex" xmlns:cx4="http://schemas.microsoft.com/office/drawing/2016/5/10/chartex" xmlns:cx5="http://schemas.microsoft.com/office/drawing/2016/5/11/chartex" xmlns:cx6="http://schemas.microsoft.com/office/drawing/2016/5/12/chartex" xmlns:cx7="http://schemas.microsoft.com/office/drawing/2016/5/13/chartex" xmlns:cx8="http://schemas.microsoft.com/office/drawing/2016/5/14/chartex" xmlns:mc="http://schemas.openxmlformats.org/markup-compatibility/2006" xmlns:aink="http://schemas.microsoft.com/office/drawing/2016/ink" xmlns:am3d="http://schemas.microsoft.com/office/drawing/2017/model3d" xmlns:o="urn:schemas-microsoft-com:office:office" xmlns:r="http://schemas.openxmlformats.org/officeDocument/2006/relationships" xmlns:m="http://schemas.openxmlformats.org/officeDocument/2006/math" xmlns:v="urn:schemas-microsoft-com:vml" xmlns:wp14="http://schemas.microsoft.com/office/word/2010/wordprocessingDrawing" xmlns:wp="http://schemas.openxmlformats.org/drawingml/2006/wordprocessingDrawing" xmlns:w10="urn:schemas-microsoft-com:office:word" xmlns:w="http://schemas.openxmlformats.org/wordprocessingml/2006/main" xmlns:w14="http://schemas.microsoft.com/office/word/2010/wordml" xmlns:w15="http://schemas.microsoft.com/office/word/2012/wordml" xmlns:w16cid="http://schemas.microsoft.com/office/word/2016/wordml/cid" xmlns:w16se="http://schemas.microsoft.com/office/word/2015/wordml/symex" xmlns:wpg="http://schemas.microsoft.com/office/word/2010/wordprocessingGroup" xmlns:wpi="http://schemas.microsoft.com/office/word/2010/wordprocessingInk" xmlns:wne="http://schemas.microsoft.com/office/word/2006/wordml" xmlns:wps="http://schemas.microsoft.com/office/word/2010/wordprocessingShape" mc:Ignorable="w14 w15 w16se w16cid wp14">
+<w:hdr xmlns:wpc="http://schemas.microsoft.com/office/word/2010/wordprocessingCanvas" xmlns:cx="http://schemas.microsoft.com/office/drawing/2014/chartex" xmlns:cx1="http://schemas.microsoft.com/office/drawing/2015/9/8/chartex" xmlns:cx2="http://schemas.microsoft.com/office/drawing/2015/10/21/chartex" xmlns:cx3="http://schemas.microsoft.com/office/drawing/2016/5/9/chartex" xmlns:cx4="http://schemas.microsoft.com/office/drawing/2016/5/10/chartex" xmlns:cx5="http://schemas.microsoft.com/office/drawing/2016/5/11/chartex" xmlns:cx6="http://schemas.microsoft.com/office/drawing/2016/5/12/chartex" xmlns:cx7="http://schemas.microsoft.com/office/drawing/2016/5/13/chartex" xmlns:cx8="http://schemas.microsoft.com/office/drawing/2016/5/14/chartex" xmlns:mc="http://schemas.openxmlformats.org/markup-compatibility/2006" xmlns:aink="http://schemas.microsoft.com/office/drawing/2016/ink" xmlns:am3d="http://schemas.microsoft.com/office/drawing/2017/model3d" xmlns:o="urn:schemas-microsoft-com:office:office" xmlns:oel="http://schemas.microsoft.com/office/2019/extlst" xmlns:r="http://schemas.openxmlformats.org/officeDocument/2006/relationships" xmlns:m="http://schemas.openxmlformats.org/officeDocument/2006/math" xmlns:v="urn:schemas-microsoft-com:vml" xmlns:wp14="http://schemas.microsoft.com/office/word/2010/wordprocessingDrawing" xmlns:wp="http://schemas.openxmlformats.org/drawingml/2006/wordprocessingDrawing" xmlns:w10="urn:schemas-microsoft-com:office:word" xmlns:w="http://schemas.openxmlformats.org/wordprocessingml/2006/main" xmlns:w14="http://schemas.microsoft.com/office/word/2010/wordml" xmlns:w15="http://schemas.microsoft.com/office/word/2012/wordml" xmlns:w16cex="http://schemas.microsoft.com/office/word/2018/wordml/cex" xmlns:w16cid="http://schemas.microsoft.com/office/word/2016/wordml/cid" xmlns:w16="http://schemas.microsoft.com/office/word/2018/wordml" xmlns:w16du="http://schemas.microsoft.com/office/word/2023/wordml/word16du" xmlns:w16sdtdh="http://schemas.microsoft.com/office/word/2020/wordml/sdtdatahash" xmlns:w16sdtfl="http://schemas.microsoft.com/office/word/2024/wordml/sdtformatlock" xmlns:w16se="http://schemas.microsoft.com/office/word/2015/wordml/symex" xmlns:wpg="http://schemas.microsoft.com/office/word/2010/wordprocessingGroup" xmlns:wpi="http://schemas.microsoft.com/office/word/2010/wordprocessingInk" xmlns:wne="http://schemas.microsoft.com/office/word/2006/wordml" xmlns:wps="http://schemas.microsoft.com/office/word/2010/wordprocessingShape" mc:Ignorable="w14 w15 w16se w16cid w16 w16cex w16sdtdh w16sdtfl w16du wp14">
   <w:p>
     <w:pPr>
       <w:pStyle w:val="Header"/>
@@ -13263,7 +13611,7 @@
               <v:stroke joinstyle="miter"/>
               <v:path gradientshapeok="t" o:connecttype="rect"/>
             </v:shapetype>
-            <v:shape id="Text Box 371588321" o:spid="_x0000_s1051" type="#_x0000_t202" style="position:absolute;left:0;text-align:left;margin-left:-6.9pt;margin-top:5.3pt;width:142.15pt;height:31.6pt;z-index:251665920;visibility:visible;mso-wrap-style:square;mso-width-percent:0;mso-height-percent:0;mso-wrap-distance-left:9pt;mso-wrap-distance-top:0;mso-wrap-distance-right:9pt;mso-wrap-distance-bottom:0;mso-position-horizontal:absolute;mso-position-horizontal-relative:text;mso-position-vertical:absolute;mso-position-vertical-relative:text;mso-width-percent:0;mso-height-percent:0;mso-width-relative:margin;mso-height-relative:margin;v-text-anchor:top" o:gfxdata="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" filled="f" stroked="f" strokeweight=".5pt">
+            <v:shape id="Text Box 371588321" o:spid="_x0000_s1051" type="#_x0000_t202" style="position:absolute;left:0;text-align:left;margin-left:-6.9pt;margin-top:5.3pt;width:142.15pt;height:31.6pt;z-index:251665920;visibility:visible;mso-wrap-style:square;mso-width-percent:0;mso-height-percent:0;mso-wrap-distance-left:9pt;mso-wrap-distance-top:0;mso-wrap-distance-right:9pt;mso-wrap-distance-bottom:0;mso-position-horizontal:absolute;mso-position-horizontal-relative:text;mso-position-vertical:absolute;mso-position-vertical-relative:text;mso-width-percent:0;mso-height-percent:0;mso-width-relative:margin;mso-height-relative:margin;v-text-anchor:top" o:gfxdata="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" filled="f" stroked="f" strokeweight=".5pt">
               <v:textbox>
                 <w:txbxContent>
                   <w:p>
@@ -13446,7 +13794,7 @@
         </mc:Choice>
         <mc:Fallback>
           <w:pict>
-            <v:shapetype w14:anchorId="4B54E606" id="_x0000_t34" coordsize="21600,21600" o:spt="34" o:oned="t" adj="10800" path="m,l@0,0@0,21600,21600,21600e" filled="f">
+            <v:shapetype w14:anchorId="5EFD6EC3" id="_x0000_t34" coordsize="21600,21600" o:spt="34" o:oned="t" adj="10800" path="m,l@0,0@0,21600,21600,21600e" filled="f">
               <v:stroke joinstyle="miter"/>
               <v:formulas>
                 <v:f eqn="val #0"/>
@@ -13457,7 +13805,7 @@
               </v:handles>
               <o:lock v:ext="edit" shapetype="t"/>
             </v:shapetype>
-            <v:shape id="AutoShape 28" o:spid="_x0000_s1026" type="#_x0000_t34" style="position:absolute;margin-left:-1.4pt;margin-top:20pt;width:260pt;height:7.5pt;flip:y;z-index:251654656;visibility:visible;mso-wrap-style:square;mso-width-percent:0;mso-height-percent:0;mso-wrap-distance-left:9pt;mso-wrap-distance-top:0;mso-wrap-distance-right:9pt;mso-wrap-distance-bottom:0;mso-position-horizontal:absolute;mso-position-horizontal-relative:text;mso-position-vertical:absolute;mso-position-vertical-relative:text;mso-width-percent:0;mso-height-percent:0;mso-width-relative:margin;mso-height-relative:margin" o:gfxdata="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" adj="10343"/>
+            <v:shape id="AutoShape 28" o:spid="_x0000_s1026" type="#_x0000_t34" style="position:absolute;margin-left:-1.4pt;margin-top:20pt;width:260pt;height:7.5pt;flip:y;z-index:251654656;visibility:visible;mso-wrap-style:square;mso-width-percent:0;mso-height-percent:0;mso-wrap-distance-left:9pt;mso-wrap-distance-top:0;mso-wrap-distance-right:9pt;mso-wrap-distance-bottom:0;mso-position-horizontal:absolute;mso-position-horizontal-relative:text;mso-position-vertical:absolute;mso-position-vertical-relative:text;mso-width-percent:0;mso-height-percent:0;mso-width-relative:margin;mso-height-relative:margin" o:gfxdata="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" adj="10343"/>
           </w:pict>
         </mc:Fallback>
       </mc:AlternateContent>
@@ -13574,7 +13922,7 @@
         </mc:Choice>
         <mc:Fallback>
           <w:pict>
-            <v:shape w14:anchorId="67C44370" id="_x0000_s1052" type="#_x0000_t202" style="position:absolute;left:0;text-align:left;margin-left:258.6pt;margin-top:12.5pt;width:171.5pt;height:16.5pt;z-index:251642368;visibility:visible;mso-wrap-style:square;mso-width-percent:0;mso-height-percent:0;mso-wrap-distance-left:9pt;mso-wrap-distance-top:0;mso-wrap-distance-right:9pt;mso-wrap-distance-bottom:0;mso-position-horizontal:absolute;mso-position-horizontal-relative:text;mso-position-vertical:absolute;mso-position-vertical-relative:text;mso-width-percent:0;mso-height-percent:0;mso-width-relative:margin;mso-height-relative:page;v-text-anchor:top" o:gfxdata="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" fillcolor="#dae3f3" stroked="f">
+            <v:shape w14:anchorId="67C44370" id="_x0000_s1052" type="#_x0000_t202" style="position:absolute;left:0;text-align:left;margin-left:258.6pt;margin-top:12.5pt;width:171.5pt;height:16.5pt;z-index:251642368;visibility:visible;mso-wrap-style:square;mso-width-percent:0;mso-height-percent:0;mso-wrap-distance-left:9pt;mso-wrap-distance-top:0;mso-wrap-distance-right:9pt;mso-wrap-distance-bottom:0;mso-position-horizontal:absolute;mso-position-horizontal-relative:text;mso-position-vertical:absolute;mso-position-vertical-relative:text;mso-width-percent:0;mso-height-percent:0;mso-width-relative:margin;mso-height-relative:page;v-text-anchor:top" o:gfxdata="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" fillcolor="#dae3f3" stroked="f">
               <v:textbox inset="2mm,0,2mm,0">
                 <w:txbxContent>
                   <w:p>
@@ -13621,7 +13969,7 @@
 </file>
 
 <file path=word/header8.xml><?xml version="1.0" encoding="utf-8"?>
-<w:hdr xmlns:wpc="http://schemas.microsoft.com/office/word/2010/wordprocessingCanvas" xmlns:cx="http://schemas.microsoft.com/office/drawing/2014/chartex" xmlns:cx1="http://schemas.microsoft.com/office/drawing/2015/9/8/chartex" xmlns:cx2="http://schemas.microsoft.com/office/drawing/2015/10/21/chartex" xmlns:cx3="http://schemas.microsoft.com/office/drawing/2016/5/9/chartex" xmlns:cx4="http://schemas.microsoft.com/office/drawing/2016/5/10/chartex" xmlns:cx5="http://schemas.microsoft.com/office/drawing/2016/5/11/chartex" xmlns:cx6="http://schemas.microsoft.com/office/drawing/2016/5/12/chartex" xmlns:cx7="http://schemas.microsoft.com/office/drawing/2016/5/13/chartex" xmlns:cx8="http://schemas.microsoft.com/office/drawing/2016/5/14/chartex" xmlns:mc="http://schemas.openxmlformats.org/markup-compatibility/2006" xmlns:aink="http://schemas.microsoft.com/office/drawing/2016/ink" xmlns:am3d="http://schemas.microsoft.com/office/drawing/2017/model3d" xmlns:o="urn:schemas-microsoft-com:office:office" xmlns:r="http://schemas.openxmlformats.org/officeDocument/2006/relationships" xmlns:m="http://schemas.openxmlformats.org/officeDocument/2006/math" xmlns:v="urn:schemas-microsoft-com:vml" xmlns:wp14="http://schemas.microsoft.com/office/word/2010/wordprocessingDrawing" xmlns:wp="http://schemas.openxmlformats.org/drawingml/2006/wordprocessingDrawing" xmlns:w10="urn:schemas-microsoft-com:office:word" xmlns:w="http://schemas.openxmlformats.org/wordprocessingml/2006/main" xmlns:w14="http://schemas.microsoft.com/office/word/2010/wordml" xmlns:w15="http://schemas.microsoft.com/office/word/2012/wordml" xmlns:w16cid="http://schemas.microsoft.com/office/word/2016/wordml/cid" xmlns:w16se="http://schemas.microsoft.com/office/word/2015/wordml/symex" xmlns:wpg="http://schemas.microsoft.com/office/word/2010/wordprocessingGroup" xmlns:wpi="http://schemas.microsoft.com/office/word/2010/wordprocessingInk" xmlns:wne="http://schemas.microsoft.com/office/word/2006/wordml" xmlns:wps="http://schemas.microsoft.com/office/word/2010/wordprocessingShape" mc:Ignorable="w14 w15 w16se w16cid wp14">
+<w:hdr xmlns:wpc="http://schemas.microsoft.com/office/word/2010/wordprocessingCanvas" xmlns:cx="http://schemas.microsoft.com/office/drawing/2014/chartex" xmlns:cx1="http://schemas.microsoft.com/office/drawing/2015/9/8/chartex" xmlns:cx2="http://schemas.microsoft.com/office/drawing/2015/10/21/chartex" xmlns:cx3="http://schemas.microsoft.com/office/drawing/2016/5/9/chartex" xmlns:cx4="http://schemas.microsoft.com/office/drawing/2016/5/10/chartex" xmlns:cx5="http://schemas.microsoft.com/office/drawing/2016/5/11/chartex" xmlns:cx6="http://schemas.microsoft.com/office/drawing/2016/5/12/chartex" xmlns:cx7="http://schemas.microsoft.com/office/drawing/2016/5/13/chartex" xmlns:cx8="http://schemas.microsoft.com/office/drawing/2016/5/14/chartex" xmlns:mc="http://schemas.openxmlformats.org/markup-compatibility/2006" xmlns:aink="http://schemas.microsoft.com/office/drawing/2016/ink" xmlns:am3d="http://schemas.microsoft.com/office/drawing/2017/model3d" xmlns:o="urn:schemas-microsoft-com:office:office" xmlns:oel="http://schemas.microsoft.com/office/2019/extlst" xmlns:r="http://schemas.openxmlformats.org/officeDocument/2006/relationships" xmlns:m="http://schemas.openxmlformats.org/officeDocument/2006/math" xmlns:v="urn:schemas-microsoft-com:vml" xmlns:wp14="http://schemas.microsoft.com/office/word/2010/wordprocessingDrawing" xmlns:wp="http://schemas.openxmlformats.org/drawingml/2006/wordprocessingDrawing" xmlns:w10="urn:schemas-microsoft-com:office:word" xmlns:w="http://schemas.openxmlformats.org/wordprocessingml/2006/main" xmlns:w14="http://schemas.microsoft.com/office/word/2010/wordml" xmlns:w15="http://schemas.microsoft.com/office/word/2012/wordml" xmlns:w16cex="http://schemas.microsoft.com/office/word/2018/wordml/cex" xmlns:w16cid="http://schemas.microsoft.com/office/word/2016/wordml/cid" xmlns:w16="http://schemas.microsoft.com/office/word/2018/wordml" xmlns:w16du="http://schemas.microsoft.com/office/word/2023/wordml/word16du" xmlns:w16sdtdh="http://schemas.microsoft.com/office/word/2020/wordml/sdtdatahash" xmlns:w16sdtfl="http://schemas.microsoft.com/office/word/2024/wordml/sdtformatlock" xmlns:w16se="http://schemas.microsoft.com/office/word/2015/wordml/symex" xmlns:wpg="http://schemas.microsoft.com/office/word/2010/wordprocessingGroup" xmlns:wpi="http://schemas.microsoft.com/office/word/2010/wordprocessingInk" xmlns:wne="http://schemas.microsoft.com/office/word/2006/wordml" xmlns:wps="http://schemas.microsoft.com/office/word/2010/wordprocessingShape" mc:Ignorable="w14 w15 w16se w16cid w16 w16cex w16sdtdh w16sdtfl w16du wp14">
   <w:p>
     <w:pPr>
       <w:pStyle w:val="Header"/>
@@ -13798,7 +14146,7 @@
               <v:stroke joinstyle="miter"/>
               <v:path gradientshapeok="t" o:connecttype="rect"/>
             </v:shapetype>
-            <v:shape id="Text Box 1866414634" o:spid="_x0000_s1053" type="#_x0000_t202" style="position:absolute;left:0;text-align:left;margin-left:-6.9pt;margin-top:5.3pt;width:142.15pt;height:31.6pt;z-index:251672064;visibility:visible;mso-wrap-style:square;mso-width-percent:0;mso-height-percent:0;mso-wrap-distance-left:9pt;mso-wrap-distance-top:0;mso-wrap-distance-right:9pt;mso-wrap-distance-bottom:0;mso-position-horizontal:absolute;mso-position-horizontal-relative:text;mso-position-vertical:absolute;mso-position-vertical-relative:text;mso-width-percent:0;mso-height-percent:0;mso-width-relative:margin;mso-height-relative:margin;v-text-anchor:top" o:gfxdata="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" filled="f" stroked="f" strokeweight=".5pt">
+            <v:shape id="Text Box 1866414634" o:spid="_x0000_s1053" type="#_x0000_t202" style="position:absolute;left:0;text-align:left;margin-left:-6.9pt;margin-top:5.3pt;width:142.15pt;height:31.6pt;z-index:251672064;visibility:visible;mso-wrap-style:square;mso-width-percent:0;mso-height-percent:0;mso-wrap-distance-left:9pt;mso-wrap-distance-top:0;mso-wrap-distance-right:9pt;mso-wrap-distance-bottom:0;mso-position-horizontal:absolute;mso-position-horizontal-relative:text;mso-position-vertical:absolute;mso-position-vertical-relative:text;mso-width-percent:0;mso-height-percent:0;mso-width-relative:margin;mso-height-relative:margin;v-text-anchor:top" o:gfxdata="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" filled="f" stroked="f" strokeweight=".5pt">
               <v:textbox>
                 <w:txbxContent>
                   <w:p>
@@ -13981,7 +14329,7 @@
         </mc:Choice>
         <mc:Fallback>
           <w:pict>
-            <v:shapetype w14:anchorId="157AF2C9" id="_x0000_t34" coordsize="21600,21600" o:spt="34" o:oned="t" adj="10800" path="m,l@0,0@0,21600,21600,21600e" filled="f">
+            <v:shapetype w14:anchorId="6C97D73A" id="_x0000_t34" coordsize="21600,21600" o:spt="34" o:oned="t" adj="10800" path="m,l@0,0@0,21600,21600,21600e" filled="f">
               <v:stroke joinstyle="miter"/>
               <v:formulas>
                 <v:f eqn="val #0"/>
@@ -13992,7 +14340,7 @@
               </v:handles>
               <o:lock v:ext="edit" shapetype="t"/>
             </v:shapetype>
-            <v:shape id="AutoShape 28" o:spid="_x0000_s1026" type="#_x0000_t34" style="position:absolute;margin-left:-1.4pt;margin-top:20pt;width:260pt;height:7.5pt;flip:y;z-index:251659776;visibility:visible;mso-wrap-style:square;mso-width-percent:0;mso-height-percent:0;mso-wrap-distance-left:9pt;mso-wrap-distance-top:0;mso-wrap-distance-right:9pt;mso-wrap-distance-bottom:0;mso-position-horizontal:absolute;mso-position-horizontal-relative:text;mso-position-vertical:absolute;mso-position-vertical-relative:text;mso-width-percent:0;mso-height-percent:0;mso-width-relative:margin;mso-height-relative:margin" o:gfxdata="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" adj="10343"/>
+            <v:shape id="AutoShape 28" o:spid="_x0000_s1026" type="#_x0000_t34" style="position:absolute;margin-left:-1.4pt;margin-top:20pt;width:260pt;height:7.5pt;flip:y;z-index:251659776;visibility:visible;mso-wrap-style:square;mso-width-percent:0;mso-height-percent:0;mso-wrap-distance-left:9pt;mso-wrap-distance-top:0;mso-wrap-distance-right:9pt;mso-wrap-distance-bottom:0;mso-position-horizontal:absolute;mso-position-horizontal-relative:text;mso-position-vertical:absolute;mso-position-vertical-relative:text;mso-width-percent:0;mso-height-percent:0;mso-width-relative:margin;mso-height-relative:margin" o:gfxdata="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" adj="10343"/>
           </w:pict>
         </mc:Fallback>
       </mc:AlternateContent>
@@ -14109,7 +14457,7 @@
         </mc:Choice>
         <mc:Fallback>
           <w:pict>
-            <v:shape w14:anchorId="642EECFC" id="_x0000_s1054" type="#_x0000_t202" style="position:absolute;left:0;text-align:left;margin-left:258.6pt;margin-top:12.5pt;width:171.5pt;height:16.5pt;z-index:251645440;visibility:visible;mso-wrap-style:square;mso-width-percent:0;mso-height-percent:0;mso-wrap-distance-left:9pt;mso-wrap-distance-top:0;mso-wrap-distance-right:9pt;mso-wrap-distance-bottom:0;mso-position-horizontal:absolute;mso-position-horizontal-relative:text;mso-position-vertical:absolute;mso-position-vertical-relative:text;mso-width-percent:0;mso-height-percent:0;mso-width-relative:margin;mso-height-relative:page;v-text-anchor:top" o:gfxdata="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" fillcolor="#dae3f3" stroked="f">
+            <v:shape w14:anchorId="642EECFC" id="_x0000_s1054" type="#_x0000_t202" style="position:absolute;left:0;text-align:left;margin-left:258.6pt;margin-top:12.5pt;width:171.5pt;height:16.5pt;z-index:251645440;visibility:visible;mso-wrap-style:square;mso-width-percent:0;mso-height-percent:0;mso-wrap-distance-left:9pt;mso-wrap-distance-top:0;mso-wrap-distance-right:9pt;mso-wrap-distance-bottom:0;mso-position-horizontal:absolute;mso-position-horizontal-relative:text;mso-position-vertical:absolute;mso-position-vertical-relative:text;mso-width-percent:0;mso-height-percent:0;mso-width-relative:margin;mso-height-relative:page;v-text-anchor:top" o:gfxdata="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" fillcolor="#dae3f3" stroked="f">
               <v:textbox inset="2mm,0,2mm,0">
                 <w:txbxContent>
                   <w:p>
@@ -14156,7 +14504,7 @@
 </file>
 
 <file path=word/header9.xml><?xml version="1.0" encoding="utf-8"?>
-<w:hdr xmlns:wpc="http://schemas.microsoft.com/office/word/2010/wordprocessingCanvas" xmlns:cx="http://schemas.microsoft.com/office/drawing/2014/chartex" xmlns:cx1="http://schemas.microsoft.com/office/drawing/2015/9/8/chartex" xmlns:cx2="http://schemas.microsoft.com/office/drawing/2015/10/21/chartex" xmlns:cx3="http://schemas.microsoft.com/office/drawing/2016/5/9/chartex" xmlns:cx4="http://schemas.microsoft.com/office/drawing/2016/5/10/chartex" xmlns:cx5="http://schemas.microsoft.com/office/drawing/2016/5/11/chartex" xmlns:cx6="http://schemas.microsoft.com/office/drawing/2016/5/12/chartex" xmlns:cx7="http://schemas.microsoft.com/office/drawing/2016/5/13/chartex" xmlns:cx8="http://schemas.microsoft.com/office/drawing/2016/5/14/chartex" xmlns:mc="http://schemas.openxmlformats.org/markup-compatibility/2006" xmlns:aink="http://schemas.microsoft.com/office/drawing/2016/ink" xmlns:am3d="http://schemas.microsoft.com/office/drawing/2017/model3d" xmlns:o="urn:schemas-microsoft-com:office:office" xmlns:r="http://schemas.openxmlformats.org/officeDocument/2006/relationships" xmlns:m="http://schemas.openxmlformats.org/officeDocument/2006/math" xmlns:v="urn:schemas-microsoft-com:vml" xmlns:wp14="http://schemas.microsoft.com/office/word/2010/wordprocessingDrawing" xmlns:wp="http://schemas.openxmlformats.org/drawingml/2006/wordprocessingDrawing" xmlns:w10="urn:schemas-microsoft-com:office:word" xmlns:w="http://schemas.openxmlformats.org/wordprocessingml/2006/main" xmlns:w14="http://schemas.microsoft.com/office/word/2010/wordml" xmlns:w15="http://schemas.microsoft.com/office/word/2012/wordml" xmlns:w16cid="http://schemas.microsoft.com/office/word/2016/wordml/cid" xmlns:w16se="http://schemas.microsoft.com/office/word/2015/wordml/symex" xmlns:wpg="http://schemas.microsoft.com/office/word/2010/wordprocessingGroup" xmlns:wpi="http://schemas.microsoft.com/office/word/2010/wordprocessingInk" xmlns:wne="http://schemas.microsoft.com/office/word/2006/wordml" xmlns:wps="http://schemas.microsoft.com/office/word/2010/wordprocessingShape" mc:Ignorable="w14 w15 w16se w16cid wp14">
+<w:hdr xmlns:wpc="http://schemas.microsoft.com/office/word/2010/wordprocessingCanvas" xmlns:cx="http://schemas.microsoft.com/office/drawing/2014/chartex" xmlns:cx1="http://schemas.microsoft.com/office/drawing/2015/9/8/chartex" xmlns:cx2="http://schemas.microsoft.com/office/drawing/2015/10/21/chartex" xmlns:cx3="http://schemas.microsoft.com/office/drawing/2016/5/9/chartex" xmlns:cx4="http://schemas.microsoft.com/office/drawing/2016/5/10/chartex" xmlns:cx5="http://schemas.microsoft.com/office/drawing/2016/5/11/chartex" xmlns:cx6="http://schemas.microsoft.com/office/drawing/2016/5/12/chartex" xmlns:cx7="http://schemas.microsoft.com/office/drawing/2016/5/13/chartex" xmlns:cx8="http://schemas.microsoft.com/office/drawing/2016/5/14/chartex" xmlns:mc="http://schemas.openxmlformats.org/markup-compatibility/2006" xmlns:aink="http://schemas.microsoft.com/office/drawing/2016/ink" xmlns:am3d="http://schemas.microsoft.com/office/drawing/2017/model3d" xmlns:o="urn:schemas-microsoft-com:office:office" xmlns:oel="http://schemas.microsoft.com/office/2019/extlst" xmlns:r="http://schemas.openxmlformats.org/officeDocument/2006/relationships" xmlns:m="http://schemas.openxmlformats.org/officeDocument/2006/math" xmlns:v="urn:schemas-microsoft-com:vml" xmlns:wp14="http://schemas.microsoft.com/office/word/2010/wordprocessingDrawing" xmlns:wp="http://schemas.openxmlformats.org/drawingml/2006/wordprocessingDrawing" xmlns:w10="urn:schemas-microsoft-com:office:word" xmlns:w="http://schemas.openxmlformats.org/wordprocessingml/2006/main" xmlns:w14="http://schemas.microsoft.com/office/word/2010/wordml" xmlns:w15="http://schemas.microsoft.com/office/word/2012/wordml" xmlns:w16cex="http://schemas.microsoft.com/office/word/2018/wordml/cex" xmlns:w16cid="http://schemas.microsoft.com/office/word/2016/wordml/cid" xmlns:w16="http://schemas.microsoft.com/office/word/2018/wordml" xmlns:w16du="http://schemas.microsoft.com/office/word/2023/wordml/word16du" xmlns:w16sdtdh="http://schemas.microsoft.com/office/word/2020/wordml/sdtdatahash" xmlns:w16sdtfl="http://schemas.microsoft.com/office/word/2024/wordml/sdtformatlock" xmlns:w16se="http://schemas.microsoft.com/office/word/2015/wordml/symex" xmlns:wpg="http://schemas.microsoft.com/office/word/2010/wordprocessingGroup" xmlns:wpi="http://schemas.microsoft.com/office/word/2010/wordprocessingInk" xmlns:wne="http://schemas.microsoft.com/office/word/2006/wordml" xmlns:wps="http://schemas.microsoft.com/office/word/2010/wordprocessingShape" mc:Ignorable="w14 w15 w16se w16cid w16 w16cex w16sdtdh w16sdtfl w16du wp14">
   <w:p>
     <w:pPr>
       <w:pStyle w:val="Header"/>
@@ -14333,7 +14681,7 @@
               <v:stroke joinstyle="miter"/>
               <v:path gradientshapeok="t" o:connecttype="rect"/>
             </v:shapetype>
-            <v:shape id="Text Box 182331937" o:spid="_x0000_s1055" type="#_x0000_t202" style="position:absolute;left:0;text-align:left;margin-left:-6.9pt;margin-top:5.3pt;width:142.15pt;height:31.6pt;z-index:251664896;visibility:visible;mso-wrap-style:square;mso-width-percent:0;mso-height-percent:0;mso-wrap-distance-left:9pt;mso-wrap-distance-top:0;mso-wrap-distance-right:9pt;mso-wrap-distance-bottom:0;mso-position-horizontal:absolute;mso-position-horizontal-relative:text;mso-position-vertical:absolute;mso-position-vertical-relative:text;mso-width-percent:0;mso-height-percent:0;mso-width-relative:margin;mso-height-relative:margin;v-text-anchor:top" o:gfxdata="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" filled="f" stroked="f" strokeweight=".5pt">
+            <v:shape id="Text Box 182331937" o:spid="_x0000_s1055" type="#_x0000_t202" style="position:absolute;left:0;text-align:left;margin-left:-6.9pt;margin-top:5.3pt;width:142.15pt;height:31.6pt;z-index:251664896;visibility:visible;mso-wrap-style:square;mso-width-percent:0;mso-height-percent:0;mso-wrap-distance-left:9pt;mso-wrap-distance-top:0;mso-wrap-distance-right:9pt;mso-wrap-distance-bottom:0;mso-position-horizontal:absolute;mso-position-horizontal-relative:text;mso-position-vertical:absolute;mso-position-vertical-relative:text;mso-width-percent:0;mso-height-percent:0;mso-width-relative:margin;mso-height-relative:margin;v-text-anchor:top" o:gfxdata="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" filled="f" stroked="f" strokeweight=".5pt">
               <v:textbox>
                 <w:txbxContent>
                   <w:p>
@@ -14516,7 +14864,7 @@
         </mc:Choice>
         <mc:Fallback>
           <w:pict>
-            <v:shapetype w14:anchorId="7B7E6955" id="_x0000_t34" coordsize="21600,21600" o:spt="34" o:oned="t" adj="10800" path="m,l@0,0@0,21600,21600,21600e" filled="f">
+            <v:shapetype w14:anchorId="497651E9" id="_x0000_t34" coordsize="21600,21600" o:spt="34" o:oned="t" adj="10800" path="m,l@0,0@0,21600,21600,21600e" filled="f">
               <v:stroke joinstyle="miter"/>
               <v:formulas>
                 <v:f eqn="val #0"/>
@@ -14527,7 +14875,7 @@
               </v:handles>
               <o:lock v:ext="edit" shapetype="t"/>
             </v:shapetype>
-            <v:shape id="AutoShape 28" o:spid="_x0000_s1026" type="#_x0000_t34" style="position:absolute;margin-left:-1.4pt;margin-top:20pt;width:260pt;height:7.5pt;flip:y;z-index:251657728;visibility:visible;mso-wrap-style:square;mso-width-percent:0;mso-height-percent:0;mso-wrap-distance-left:9pt;mso-wrap-distance-top:0;mso-wrap-distance-right:9pt;mso-wrap-distance-bottom:0;mso-position-horizontal:absolute;mso-position-horizontal-relative:text;mso-position-vertical:absolute;mso-position-vertical-relative:text;mso-width-percent:0;mso-height-percent:0;mso-width-relative:margin;mso-height-relative:margin" o:gfxdata="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" adj="10343"/>
+            <v:shape id="AutoShape 28" o:spid="_x0000_s1026" type="#_x0000_t34" style="position:absolute;margin-left:-1.4pt;margin-top:20pt;width:260pt;height:7.5pt;flip:y;z-index:251657728;visibility:visible;mso-wrap-style:square;mso-width-percent:0;mso-height-percent:0;mso-wrap-distance-left:9pt;mso-wrap-distance-top:0;mso-wrap-distance-right:9pt;mso-wrap-distance-bottom:0;mso-position-horizontal:absolute;mso-position-horizontal-relative:text;mso-position-vertical:absolute;mso-position-vertical-relative:text;mso-width-percent:0;mso-height-percent:0;mso-width-relative:margin;mso-height-relative:margin" o:gfxdata="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" adj="10343"/>
           </w:pict>
         </mc:Fallback>
       </mc:AlternateContent>
@@ -14644,7 +14992,7 @@
         </mc:Choice>
         <mc:Fallback>
           <w:pict>
-            <v:shape w14:anchorId="2F76437E" id="_x0000_s1056" type="#_x0000_t202" style="position:absolute;left:0;text-align:left;margin-left:258.6pt;margin-top:12.5pt;width:171.5pt;height:16.5pt;z-index:251650560;visibility:visible;mso-wrap-style:square;mso-width-percent:0;mso-height-percent:0;mso-wrap-distance-left:9pt;mso-wrap-distance-top:0;mso-wrap-distance-right:9pt;mso-wrap-distance-bottom:0;mso-position-horizontal:absolute;mso-position-horizontal-relative:text;mso-position-vertical:absolute;mso-position-vertical-relative:text;mso-width-percent:0;mso-height-percent:0;mso-width-relative:margin;mso-height-relative:page;v-text-anchor:top" o:gfxdata="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" fillcolor="#dae3f3" stroked="f">
+            <v:shape w14:anchorId="2F76437E" id="_x0000_s1056" type="#_x0000_t202" style="position:absolute;left:0;text-align:left;margin-left:258.6pt;margin-top:12.5pt;width:171.5pt;height:16.5pt;z-index:251650560;visibility:visible;mso-wrap-style:square;mso-width-percent:0;mso-height-percent:0;mso-wrap-distance-left:9pt;mso-wrap-distance-top:0;mso-wrap-distance-right:9pt;mso-wrap-distance-bottom:0;mso-position-horizontal:absolute;mso-position-horizontal-relative:text;mso-position-vertical:absolute;mso-position-vertical-relative:text;mso-width-percent:0;mso-height-percent:0;mso-width-relative:margin;mso-height-relative:page;v-text-anchor:top" o:gfxdata="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" fillcolor="#dae3f3" stroked="f">
               <v:textbox inset="2mm,0,2mm,0">
                 <w:txbxContent>
                   <w:p>
@@ -14691,7 +15039,7 @@
 </file>
 
 <file path=word/numbering.xml><?xml version="1.0" encoding="utf-8"?>
-<w:numbering xmlns:wpc="http://schemas.microsoft.com/office/word/2010/wordprocessingCanvas" xmlns:cx="http://schemas.microsoft.com/office/drawing/2014/chartex" xmlns:cx1="http://schemas.microsoft.com/office/drawing/2015/9/8/chartex" xmlns:cx2="http://schemas.microsoft.com/office/drawing/2015/10/21/chartex" xmlns:cx3="http://schemas.microsoft.com/office/drawing/2016/5/9/chartex" xmlns:cx4="http://schemas.microsoft.com/office/drawing/2016/5/10/chartex" xmlns:cx5="http://schemas.microsoft.com/office/drawing/2016/5/11/chartex" xmlns:cx6="http://schemas.microsoft.com/office/drawing/2016/5/12/chartex" xmlns:cx7="http://schemas.microsoft.com/office/drawing/2016/5/13/chartex" xmlns:cx8="http://schemas.microsoft.com/office/drawing/2016/5/14/chartex" xmlns:mc="http://schemas.openxmlformats.org/markup-compatibility/2006" xmlns:aink="http://schemas.microsoft.com/office/drawing/2016/ink" xmlns:am3d="http://schemas.microsoft.com/office/drawing/2017/model3d" xmlns:o="urn:schemas-microsoft-com:office:office" xmlns:r="http://schemas.openxmlformats.org/officeDocument/2006/relationships" xmlns:m="http://schemas.openxmlformats.org/officeDocument/2006/math" xmlns:v="urn:schemas-microsoft-com:vml" xmlns:wp14="http://schemas.microsoft.com/office/word/2010/wordprocessingDrawing" xmlns:wp="http://schemas.openxmlformats.org/drawingml/2006/wordprocessingDrawing" xmlns:w10="urn:schemas-microsoft-com:office:word" xmlns:w="http://schemas.openxmlformats.org/wordprocessingml/2006/main" xmlns:w14="http://schemas.microsoft.com/office/word/2010/wordml" xmlns:w15="http://schemas.microsoft.com/office/word/2012/wordml" xmlns:w16cid="http://schemas.microsoft.com/office/word/2016/wordml/cid" xmlns:w16se="http://schemas.microsoft.com/office/word/2015/wordml/symex" xmlns:wpg="http://schemas.microsoft.com/office/word/2010/wordprocessingGroup" xmlns:wpi="http://schemas.microsoft.com/office/word/2010/wordprocessingInk" xmlns:wne="http://schemas.microsoft.com/office/word/2006/wordml" xmlns:wps="http://schemas.microsoft.com/office/word/2010/wordprocessingShape" mc:Ignorable="w14 w15 w16se w16cid wp14">
+<w:numbering xmlns:wpc="http://schemas.microsoft.com/office/word/2010/wordprocessingCanvas" xmlns:cx="http://schemas.microsoft.com/office/drawing/2014/chartex" xmlns:cx1="http://schemas.microsoft.com/office/drawing/2015/9/8/chartex" xmlns:cx2="http://schemas.microsoft.com/office/drawing/2015/10/21/chartex" xmlns:cx3="http://schemas.microsoft.com/office/drawing/2016/5/9/chartex" xmlns:cx4="http://schemas.microsoft.com/office/drawing/2016/5/10/chartex" xmlns:cx5="http://schemas.microsoft.com/office/drawing/2016/5/11/chartex" xmlns:cx6="http://schemas.microsoft.com/office/drawing/2016/5/12/chartex" xmlns:cx7="http://schemas.microsoft.com/office/drawing/2016/5/13/chartex" xmlns:cx8="http://schemas.microsoft.com/office/drawing/2016/5/14/chartex" xmlns:mc="http://schemas.openxmlformats.org/markup-compatibility/2006" xmlns:aink="http://schemas.microsoft.com/office/drawing/2016/ink" xmlns:am3d="http://schemas.microsoft.com/office/drawing/2017/model3d" xmlns:o="urn:schemas-microsoft-com:office:office" xmlns:oel="http://schemas.microsoft.com/office/2019/extlst" xmlns:r="http://schemas.openxmlformats.org/officeDocument/2006/relationships" xmlns:m="http://schemas.openxmlformats.org/officeDocument/2006/math" xmlns:v="urn:schemas-microsoft-com:vml" xmlns:wp14="http://schemas.microsoft.com/office/word/2010/wordprocessingDrawing" xmlns:wp="http://schemas.openxmlformats.org/drawingml/2006/wordprocessingDrawing" xmlns:w10="urn:schemas-microsoft-com:office:word" xmlns:w="http://schemas.openxmlformats.org/wordprocessingml/2006/main" xmlns:w14="http://schemas.microsoft.com/office/word/2010/wordml" xmlns:w15="http://schemas.microsoft.com/office/word/2012/wordml" xmlns:w16cex="http://schemas.microsoft.com/office/word/2018/wordml/cex" xmlns:w16cid="http://schemas.microsoft.com/office/word/2016/wordml/cid" xmlns:w16="http://schemas.microsoft.com/office/word/2018/wordml" xmlns:w16du="http://schemas.microsoft.com/office/word/2023/wordml/word16du" xmlns:w16sdtdh="http://schemas.microsoft.com/office/word/2020/wordml/sdtdatahash" xmlns:w16sdtfl="http://schemas.microsoft.com/office/word/2024/wordml/sdtformatlock" xmlns:w16se="http://schemas.microsoft.com/office/word/2015/wordml/symex" xmlns:wpg="http://schemas.microsoft.com/office/word/2010/wordprocessingGroup" xmlns:wpi="http://schemas.microsoft.com/office/word/2010/wordprocessingInk" xmlns:wne="http://schemas.microsoft.com/office/word/2006/wordml" xmlns:wps="http://schemas.microsoft.com/office/word/2010/wordprocessingShape" mc:Ignorable="w14 w15 w16se w16cid w16 w16cex w16sdtdh w16sdtfl w16du wp14">
   <w:abstractNum w:abstractNumId="0" w15:restartNumberingAfterBreak="0">
     <w:nsid w:val="10B528CE"/>
     <w:multiLevelType w:val="hybridMultilevel"/>
@@ -15319,32 +15667,32 @@
       </w:pPr>
     </w:lvl>
   </w:abstractNum>
-  <w:num w:numId="1">
+  <w:num w:numId="1" w16cid:durableId="575827547">
     <w:abstractNumId w:val="3"/>
   </w:num>
-  <w:num w:numId="2">
+  <w:num w:numId="2" w16cid:durableId="1669668426">
     <w:abstractNumId w:val="2"/>
   </w:num>
-  <w:num w:numId="3">
+  <w:num w:numId="3" w16cid:durableId="1073351132">
     <w:abstractNumId w:val="4"/>
   </w:num>
-  <w:num w:numId="4">
+  <w:num w:numId="4" w16cid:durableId="1303922322">
     <w:abstractNumId w:val="0"/>
   </w:num>
-  <w:num w:numId="5">
+  <w:num w:numId="5" w16cid:durableId="1908685401">
     <w:abstractNumId w:val="5"/>
   </w:num>
-  <w:num w:numId="6">
+  <w:num w:numId="6" w16cid:durableId="1050181370">
     <w:abstractNumId w:val="1"/>
   </w:num>
-  <w:num w:numId="7">
+  <w:num w:numId="7" w16cid:durableId="1080835541">
     <w:abstractNumId w:val="6"/>
   </w:num>
 </w:numbering>
 </file>
 
 <file path=word/styles.xml><?xml version="1.0" encoding="utf-8"?>
-<w:styles xmlns:mc="http://schemas.openxmlformats.org/markup-compatibility/2006" xmlns:r="http://schemas.openxmlformats.org/officeDocument/2006/relationships" xmlns:w="http://schemas.openxmlformats.org/wordprocessingml/2006/main" xmlns:w14="http://schemas.microsoft.com/office/word/2010/wordml" xmlns:w15="http://schemas.microsoft.com/office/word/2012/wordml" xmlns:w16cid="http://schemas.microsoft.com/office/word/2016/wordml/cid" xmlns:w16se="http://schemas.microsoft.com/office/word/2015/wordml/symex" mc:Ignorable="w14 w15 w16se w16cid">
+<w:styles xmlns:mc="http://schemas.openxmlformats.org/markup-compatibility/2006" xmlns:r="http://schemas.openxmlformats.org/officeDocument/2006/relationships" xmlns:w="http://schemas.openxmlformats.org/wordprocessingml/2006/main" xmlns:w14="http://schemas.microsoft.com/office/word/2010/wordml" xmlns:w15="http://schemas.microsoft.com/office/word/2012/wordml" xmlns:w16cex="http://schemas.microsoft.com/office/word/2018/wordml/cex" xmlns:w16cid="http://schemas.microsoft.com/office/word/2016/wordml/cid" xmlns:w16="http://schemas.microsoft.com/office/word/2018/wordml" xmlns:w16du="http://schemas.microsoft.com/office/word/2023/wordml/word16du" xmlns:w16sdtdh="http://schemas.microsoft.com/office/word/2020/wordml/sdtdatahash" xmlns:w16sdtfl="http://schemas.microsoft.com/office/word/2024/wordml/sdtformatlock" xmlns:w16se="http://schemas.microsoft.com/office/word/2015/wordml/symex" mc:Ignorable="w14 w15 w16se w16cid w16 w16cex w16sdtdh w16sdtfl w16du">
   <w:docDefaults>
     <w:rPrDefault>
       <w:rPr>
@@ -15354,7 +15702,7 @@
     </w:rPrDefault>
     <w:pPrDefault/>
   </w:docDefaults>
-  <w:latentStyles w:defLockedState="0" w:defUIPriority="0" w:defSemiHidden="0" w:defUnhideWhenUsed="0" w:defQFormat="0" w:count="375">
+  <w:latentStyles w:defLockedState="0" w:defUIPriority="0" w:defSemiHidden="0" w:defUnhideWhenUsed="0" w:defQFormat="0" w:count="376">
     <w:lsdException w:name="Normal" w:qFormat="1"/>
     <w:lsdException w:name="heading 2" w:semiHidden="1" w:unhideWhenUsed="1" w:qFormat="1"/>
     <w:lsdException w:name="heading 3" w:semiHidden="1" w:unhideWhenUsed="1" w:qFormat="1"/>
@@ -15719,6 +16067,7 @@
     <w:lsdException w:name="Smart Hyperlink" w:semiHidden="1" w:uiPriority="99" w:unhideWhenUsed="1"/>
     <w:lsdException w:name="Hashtag" w:semiHidden="1" w:uiPriority="99" w:unhideWhenUsed="1"/>
     <w:lsdException w:name="Unresolved Mention" w:semiHidden="1" w:uiPriority="99" w:unhideWhenUsed="1"/>
+    <w:lsdException w:name="Smart Link" w:semiHidden="1" w:uiPriority="99" w:unhideWhenUsed="1"/>
   </w:latentStyles>
   <w:style w:type="paragraph" w:default="1" w:styleId="Normal">
     <w:name w:val="Normal"/>
@@ -15738,7 +16087,6 @@
   <w:style w:type="character" w:default="1" w:styleId="DefaultParagraphFont">
     <w:name w:val="Default Paragraph Font"/>
     <w:uiPriority w:val="1"/>
-    <w:semiHidden/>
     <w:unhideWhenUsed/>
   </w:style>
   <w:style w:type="table" w:default="1" w:styleId="TableNormal">

--- a/MOSFOA paper 2/JMST-paper 1.docx
+++ b/MOSFOA paper 2/JMST-paper 1.docx
@@ -1,6 +1,6 @@
 
 <file path=word/document.xml><?xml version="1.0" encoding="utf-8"?>
-<w:document xmlns:wpc="http://schemas.microsoft.com/office/word/2010/wordprocessingCanvas" xmlns:cx="http://schemas.microsoft.com/office/drawing/2014/chartex" xmlns:cx1="http://schemas.microsoft.com/office/drawing/2015/9/8/chartex" xmlns:cx2="http://schemas.microsoft.com/office/drawing/2015/10/21/chartex" xmlns:cx3="http://schemas.microsoft.com/office/drawing/2016/5/9/chartex" xmlns:cx4="http://schemas.microsoft.com/office/drawing/2016/5/10/chartex" xmlns:cx5="http://schemas.microsoft.com/office/drawing/2016/5/11/chartex" xmlns:cx6="http://schemas.microsoft.com/office/drawing/2016/5/12/chartex" xmlns:cx7="http://schemas.microsoft.com/office/drawing/2016/5/13/chartex" xmlns:cx8="http://schemas.microsoft.com/office/drawing/2016/5/14/chartex" xmlns:mc="http://schemas.openxmlformats.org/markup-compatibility/2006" xmlns:aink="http://schemas.microsoft.com/office/drawing/2016/ink" xmlns:am3d="http://schemas.microsoft.com/office/drawing/2017/model3d" xmlns:o="urn:schemas-microsoft-com:office:office" xmlns:oel="http://schemas.microsoft.com/office/2019/extlst" xmlns:r="http://schemas.openxmlformats.org/officeDocument/2006/relationships" xmlns:m="http://schemas.openxmlformats.org/officeDocument/2006/math" xmlns:v="urn:schemas-microsoft-com:vml" xmlns:wp14="http://schemas.microsoft.com/office/word/2010/wordprocessingDrawing" xmlns:wp="http://schemas.openxmlformats.org/drawingml/2006/wordprocessingDrawing" xmlns:w10="urn:schemas-microsoft-com:office:word" xmlns:w="http://schemas.openxmlformats.org/wordprocessingml/2006/main" xmlns:w14="http://schemas.microsoft.com/office/word/2010/wordml" xmlns:w15="http://schemas.microsoft.com/office/word/2012/wordml" xmlns:w16cex="http://schemas.microsoft.com/office/word/2018/wordml/cex" xmlns:w16cid="http://schemas.microsoft.com/office/word/2016/wordml/cid" xmlns:w16="http://schemas.microsoft.com/office/word/2018/wordml" xmlns:w16du="http://schemas.microsoft.com/office/word/2023/wordml/word16du" xmlns:w16sdtdh="http://schemas.microsoft.com/office/word/2020/wordml/sdtdatahash" xmlns:w16sdtfl="http://schemas.microsoft.com/office/word/2024/wordml/sdtformatlock" xmlns:w16se="http://schemas.microsoft.com/office/word/2015/wordml/symex" xmlns:wpg="http://schemas.microsoft.com/office/word/2010/wordprocessingGroup" xmlns:wpi="http://schemas.microsoft.com/office/word/2010/wordprocessingInk" xmlns:wne="http://schemas.microsoft.com/office/word/2006/wordml" xmlns:wps="http://schemas.microsoft.com/office/word/2010/wordprocessingShape" mc:Ignorable="w14 w15 w16se w16cid w16 w16cex w16sdtdh w16sdtfl w16du wp14">
+<w:document xmlns:wpc="http://schemas.microsoft.com/office/word/2010/wordprocessingCanvas" xmlns:cx="http://schemas.microsoft.com/office/drawing/2014/chartex" xmlns:cx1="http://schemas.microsoft.com/office/drawing/2015/9/8/chartex" xmlns:cx2="http://schemas.microsoft.com/office/drawing/2015/10/21/chartex" xmlns:cx3="http://schemas.microsoft.com/office/drawing/2016/5/9/chartex" xmlns:cx4="http://schemas.microsoft.com/office/drawing/2016/5/10/chartex" xmlns:cx5="http://schemas.microsoft.com/office/drawing/2016/5/11/chartex" xmlns:cx6="http://schemas.microsoft.com/office/drawing/2016/5/12/chartex" xmlns:cx7="http://schemas.microsoft.com/office/drawing/2016/5/13/chartex" xmlns:cx8="http://schemas.microsoft.com/office/drawing/2016/5/14/chartex" xmlns:mc="http://schemas.openxmlformats.org/markup-compatibility/2006" xmlns:aink="http://schemas.microsoft.com/office/drawing/2016/ink" xmlns:am3d="http://schemas.microsoft.com/office/drawing/2017/model3d" xmlns:o="urn:schemas-microsoft-com:office:office" xmlns:r="http://schemas.openxmlformats.org/officeDocument/2006/relationships" xmlns:m="http://schemas.openxmlformats.org/officeDocument/2006/math" xmlns:v="urn:schemas-microsoft-com:vml" xmlns:wp14="http://schemas.microsoft.com/office/word/2010/wordprocessingDrawing" xmlns:wp="http://schemas.openxmlformats.org/drawingml/2006/wordprocessingDrawing" xmlns:w10="urn:schemas-microsoft-com:office:word" xmlns:w="http://schemas.openxmlformats.org/wordprocessingml/2006/main" xmlns:w14="http://schemas.microsoft.com/office/word/2010/wordml" xmlns:w15="http://schemas.microsoft.com/office/word/2012/wordml" xmlns:w16cid="http://schemas.microsoft.com/office/word/2016/wordml/cid" xmlns:w16se="http://schemas.microsoft.com/office/word/2015/wordml/symex" xmlns:wpg="http://schemas.microsoft.com/office/word/2010/wordprocessingGroup" xmlns:wpi="http://schemas.microsoft.com/office/word/2010/wordprocessingInk" xmlns:wne="http://schemas.microsoft.com/office/word/2006/wordml" xmlns:wps="http://schemas.microsoft.com/office/word/2010/wordprocessingShape" mc:Ignorable="w14 w15 w16se w16cid wp14">
   <w:body>
     <w:p>
       <w:pPr>
@@ -180,6 +180,9 @@
               <w:t>phương án cọc ly tâm ứng suất trước</w:t>
             </w:r>
             <w:r>
+              <w:t xml:space="preserve"> </w:t>
+            </w:r>
+            <w:r>
               <w:t xml:space="preserve">theo </w:t>
             </w:r>
             <w:r>
@@ -272,42 +275,24 @@
           <w:p>
             <w:pPr>
               <w:pStyle w:val="JMSTAbstracst"/>
-              <w:rPr>
-                <w:lang/>
-              </w:rPr>
             </w:pPr>
             <w:r>
-              <w:rPr>
-                <w:lang/>
-              </w:rPr>
               <w:t>This paper presents an application of MOSFOA [1] to the optimization of pile systems for two real wharf structures with different scales and geotechnical conditions. The design space comprises prestressed centrifugal concrete pile alternatives selected from the manufacturer's catalogue. Two objectives are considered: minimizing the mass of pile materials and the maximum lateral displacement at deck level. Pile bearing capacity is evaluated in accordance with TCVN 10304:2025.</w:t>
             </w:r>
           </w:p>
           <w:p>
             <w:pPr>
               <w:pStyle w:val="JMSTAbstracst"/>
-              <w:rPr>
-                <w:lang/>
-              </w:rPr>
             </w:pPr>
             <w:r>
-              <w:rPr>
-                <w:lang/>
-              </w:rPr>
               <w:t>The MOSFOA algorithm is implemented in MATLAB and coupled with SAP2000 through the OAPI, allowing each design alternative to be evaluated using finite element analysis. All alternatives in the design space are examined to establish a reference Pareto set for each wharf. For each wharf, 20 independent runs are performed. MOSFOA successfully recovers the complete reference Pareto set in all 40 runs, resulting in a standard deviation of zero.</w:t>
             </w:r>
           </w:p>
           <w:p>
             <w:pPr>
               <w:pStyle w:val="JMSTAbstracst"/>
-              <w:rPr>
-                <w:lang/>
-              </w:rPr>
             </w:pPr>
             <w:r>
-              <w:rPr>
-                <w:lang/>
-              </w:rPr>
               <w:t>These results demonstrate the applicability and reproducibility of the MOSFOA-based optimization workflow within the scope of the investigated problem.</w:t>
             </w:r>
           </w:p>
@@ -640,16 +625,25 @@
         <w:t xml:space="preserve">cho bến cảng </w:t>
       </w:r>
       <w:r>
-        <w:t>container, tàu thiết kế 100.000DWT</w:t>
+        <w:t>container, tàu thiết kế 100.000</w:t>
       </w:r>
       <w:r>
         <w:rPr>
           <w:lang w:val="en-US"/>
         </w:rPr>
+        <w:t xml:space="preserve"> </w:t>
+      </w:r>
+      <w:r>
+        <w:t>DWT</w:t>
+      </w:r>
+      <w:r>
+        <w:rPr>
+          <w:lang w:val="en-US"/>
+        </w:rPr>
         <w:t>. P</w:t>
       </w:r>
       <w:r>
-        <w:t xml:space="preserve">hân đoạn tiêu chuẩn dài ~75,0m (14 nhịp × 5,1m), </w:t>
+        <w:t xml:space="preserve">hân đoạn tiêu chuẩn dài ~75m (14 nhịp × 5,1m), </w:t>
       </w:r>
       <w:r>
         <w:rPr>
@@ -1127,9 +1121,6 @@
             <w:r>
               <w:t xml:space="preserve"> cọc thép D1016-16</w:t>
             </w:r>
-            <w:r>
-              <w:t>)</w:t>
-            </w:r>
           </w:p>
         </w:tc>
         <w:tc>
@@ -1368,61 +1359,49 @@
         </w:rPr>
       </w:pPr>
       <w:r>
-        <w:t>Cả hai mô hình được giữ nguyên bản chất gốc theo hồ sơ thiết kế</w:t>
+        <w:t>Cả hai mô hình được giữ nguyên bản chất gốc theo hồ sơ thiết kế, dựng sẵn trong SAP2000, và được sử dụng làm cơ sở phân tích số cho bài toán tối ưu. Trong toàn bộ quá trình tối ưu, chỉ</w:t>
       </w:r>
       <w:r>
         <w:rPr>
           <w:lang w:val="en-US"/>
         </w:rPr>
-        <w:t>c</w:t>
-      </w:r>
-      <w:r>
-        <w:t>, dựng sẵn trong SAP2000, và được sử dụng làm cơ sở phân tích số cho bài toán tối ưu. Trong toàn bộ quá trình tối ưu, chỉ</w:t>
+        <w:t xml:space="preserve"> sử dụng</w:t>
+      </w:r>
+      <w:r>
+        <w:t xml:space="preserve"> tiết diện cọc (đường kính D, chiều dày thành t theo </w:t>
       </w:r>
       <w:r>
         <w:rPr>
           <w:lang w:val="en-US"/>
         </w:rPr>
-        <w:t xml:space="preserve"> sử dụng</w:t>
-      </w:r>
-      <w:r>
-        <w:t xml:space="preserve"> tiết diện cọc (đường kính D, chiều dày thành t theo </w:t>
+        <w:t xml:space="preserve">bảng </w:t>
       </w:r>
       <w:r>
         <w:rPr>
           <w:lang w:val="en-US"/>
         </w:rPr>
-        <w:t xml:space="preserve">bảng </w:t>
+        <w:t xml:space="preserve">tra </w:t>
+      </w:r>
+      <w:r>
+        <w:t>catalogue</w:t>
       </w:r>
       <w:r>
         <w:rPr>
           <w:lang w:val="en-US"/>
         </w:rPr>
-        <w:t xml:space="preserve">tra </w:t>
-      </w:r>
-      <w:r>
-        <w:t>catalogue</w:t>
+        <w:t>, phân loại Class</w:t>
+      </w:r>
+      <w:r>
+        <w:t xml:space="preserve">) được cập nhật cho từng phương án đánh giá; </w:t>
       </w:r>
       <w:r>
         <w:rPr>
           <w:lang w:val="en-US"/>
         </w:rPr>
-        <w:t>, phân loại Class</w:t>
-      </w:r>
-      <w:r>
-        <w:t xml:space="preserve">) được cập nhật cho từng phương án đánh giá; </w:t>
-      </w:r>
-      <w:r>
-        <w:rPr>
-          <w:lang w:val="en-US"/>
-        </w:rPr>
         <w:t xml:space="preserve">nhằm đơn giản hoá </w:t>
       </w:r>
       <w:r>
-        <w:t>mô hình</w:t>
-      </w:r>
-      <w:r>
-        <w:t xml:space="preserve"> </w:t>
+        <w:t xml:space="preserve">mô hình </w:t>
       </w:r>
       <w:r>
         <w:t xml:space="preserve">các thông số điều kiện biên nền cọc được giữ cố định theo giá trị của mô hình gốc, không được tính lại theo đường kính cọc D trong vòng lặp tối ưu. </w:t>
@@ -1506,19 +1485,19 @@
     </w:p>
     <w:p>
       <w:pPr>
-        <w:pStyle w:val="JMSTContent"/>
-        <w:rPr>
-          <w:lang w:val="en-US"/>
-        </w:rPr>
-      </w:pPr>
-    </w:p>
-    <w:p>
-      <w:pPr>
         <w:pStyle w:val="JMSTFigTitle"/>
-        <w:jc w:val="both"/>
-      </w:pPr>
-      <w:r>
-        <w:t>Hình 1. Mô hình Fem phân đoạn cầu tàu 100.000 DWT</w:t>
+        <w:numPr>
+          <w:ilvl w:val="0"/>
+          <w:numId w:val="8"/>
+        </w:numPr>
+        <w:ind w:left="142" w:hanging="142"/>
+        <w:jc w:val="left"/>
+      </w:pPr>
+      <w:r>
+        <w:t>P</w:t>
+      </w:r>
+      <w:r>
+        <w:t>hân đoạn cầu tàu 100.000 DWT</w:t>
       </w:r>
     </w:p>
     <w:p>
@@ -1599,31 +1578,36 @@
     <w:p>
       <w:pPr>
         <w:pStyle w:val="JMSTFigTitle"/>
-      </w:pPr>
-      <w:r>
-        <w:t xml:space="preserve">Hình </w:t>
-      </w:r>
-      <w:r>
-        <w:t>2</w:t>
-      </w:r>
-      <w:r>
-        <w:t>. Mô hình Fem phân đoạn cầu tàu 30.000 DWT</w:t>
+        <w:numPr>
+          <w:ilvl w:val="0"/>
+          <w:numId w:val="8"/>
+        </w:numPr>
+        <w:jc w:val="left"/>
+      </w:pPr>
+      <w:r>
+        <w:t>P</w:t>
+      </w:r>
+      <w:r>
+        <w:t>hân đoạn cầu tàu 30.000 DWT</w:t>
       </w:r>
     </w:p>
     <w:p>
       <w:pPr>
-        <w:pStyle w:val="JMSTTitlelevel02"/>
-      </w:pPr>
-      <w:r>
-        <w:t>2.5. Kết nối MATLAB–SAP2000</w:t>
+        <w:pStyle w:val="JMSTFigTitle"/>
+      </w:pPr>
+      <w:r>
+        <w:t>Hình 2. Mô hình</w:t>
+      </w:r>
+      <w:r>
+        <w:t xml:space="preserve"> kết cấu cầu tàu</w:t>
       </w:r>
     </w:p>
     <w:p>
       <w:pPr>
-        <w:pStyle w:val="JMSTContent"/>
-      </w:pPr>
-      <w:r>
-        <w:t>Vòng lặp ứng dụng thực hiện theo sơ đồ:</w:t>
+        <w:pStyle w:val="JMSTTitlelevel02"/>
+      </w:pPr>
+      <w:r>
+        <w:t>2.5. Kết nối MATLAB–SAP2000</w:t>
       </w:r>
     </w:p>
     <w:p>
@@ -1631,267 +1615,284 @@
         <w:pStyle w:val="JMSTContent"/>
       </w:pPr>
       <w:r>
-        <w:t>MOSFOA</w:t>
-      </w:r>
-      <w:r>
-        <w:rPr>
-          <w:lang w:val="en-US"/>
-        </w:rPr>
-        <w:t xml:space="preserve"> </w:t>
-      </w:r>
-      <w:r>
-        <w:t>→</w:t>
-      </w:r>
-      <w:r>
-        <w:rPr>
-          <w:lang w:val="en-US"/>
-        </w:rPr>
-        <w:t xml:space="preserve"> </w:t>
-      </w:r>
-      <w:r>
-        <w:t>sinh biến thiết kế</w:t>
-      </w:r>
-      <w:r>
-        <w:rPr>
-          <w:lang w:val="en-US"/>
-        </w:rPr>
-        <w:t xml:space="preserve"> </w:t>
-      </w:r>
-      <w:r>
-        <w:t>→</w:t>
-      </w:r>
-      <w:r>
-        <w:rPr>
-          <w:lang w:val="en-US"/>
-        </w:rPr>
-        <w:t xml:space="preserve"> </w:t>
-      </w:r>
-      <w:r>
-        <w:t>MATLAB</w:t>
-      </w:r>
-      <w:r>
-        <w:rPr>
-          <w:lang w:val="en-US"/>
-        </w:rPr>
-        <w:t xml:space="preserve"> </w:t>
-      </w:r>
-      <w:r>
-        <w:t>→</w:t>
-      </w:r>
-      <w:r>
-        <w:rPr>
-          <w:lang w:val="en-US"/>
-        </w:rPr>
-        <w:t xml:space="preserve"> </w:t>
-      </w:r>
-      <w:r>
-        <w:t>tham số hoá tiết diện cọc trong mô hình SAP2000 tương ứng qua OAPI</w:t>
-      </w:r>
-      <w:r>
-        <w:rPr>
-          <w:lang w:val="en-US"/>
-        </w:rPr>
-        <w:t xml:space="preserve"> </w:t>
-      </w:r>
-      <w:r>
-        <w:t>chạy phân tích kết cấu</w:t>
-      </w:r>
-      <w:r>
-        <w:rPr>
-          <w:lang w:val="en-US"/>
-        </w:rPr>
-        <w:t xml:space="preserve"> </w:t>
-      </w:r>
-      <w:r>
-        <w:t>→</w:t>
-      </w:r>
-      <w:r>
-        <w:rPr>
-          <w:lang w:val="en-US"/>
-        </w:rPr>
-        <w:t xml:space="preserve"> </w:t>
-      </w:r>
-      <w:r>
-        <w:t>trích nội lực</w:t>
-      </w:r>
-      <w:r>
-        <w:rPr>
-          <w:lang w:val="en-US"/>
-        </w:rPr>
-        <w:t xml:space="preserve"> </w:t>
-      </w:r>
-      <w:r>
-        <w:t xml:space="preserve">và chuyển vị → kiểm tra ràng buộc kết cấu/địa kỹ thuật → tính </w:t>
-      </w:r>
-      <w:r>
-        <w:rPr>
-          <w:lang w:val="en-US"/>
-        </w:rPr>
-        <w:t xml:space="preserve">hàm mục tiêu </w:t>
-      </w:r>
-      <w:r>
-        <w:t>f1, f2 → trả kết quả cho MOSFOA tiếp tục tìm kiếm.</w:t>
+        <w:t>Vòng lặp ứng dụng thực hiện theo sơ đồ:</w:t>
       </w:r>
     </w:p>
     <w:p>
       <w:pPr>
         <w:pStyle w:val="JMSTContent"/>
+      </w:pPr>
+      <w:r>
+        <w:t>MOSFOA</w:t>
+      </w:r>
+      <w:r>
         <w:rPr>
           <w:lang w:val="en-US"/>
         </w:rPr>
-      </w:pPr>
-      <w:r>
-        <w:t xml:space="preserve">Hai mô hình SAP2000 của Cầu tàu A và Cầu tàu B được giữ hoàn toàn tách biệt trong suốt quá trình chạy, không gộp chung. Trong quá trình triển khai quy trình tự động hoá này, ba điểm cần kiểm soát độ tin cậy tính toán đã được rà soát và xử lý trước khi thực hiện </w:t>
+        <w:t xml:space="preserve"> </w:t>
+      </w:r>
+      <w:r>
+        <w:t>→</w:t>
       </w:r>
       <w:r>
         <w:rPr>
           <w:lang w:val="en-US"/>
         </w:rPr>
-        <w:t>các lượt chạy</w:t>
-      </w:r>
-      <w:r>
-        <w:t xml:space="preserve"> chính thức: (</w:t>
+        <w:t xml:space="preserve"> </w:t>
+      </w:r>
+      <w:r>
+        <w:t>sinh biến thiết kế</w:t>
       </w:r>
       <w:r>
         <w:rPr>
           <w:lang w:val="en-US"/>
         </w:rPr>
-        <w:t>1</w:t>
-      </w:r>
-      <w:r>
-        <w:t>) chọn đúng loại nhóm phần tử khi truy vấn chuyển vị theo tên nhóm; (</w:t>
+        <w:t xml:space="preserve"> </w:t>
+      </w:r>
+      <w:r>
+        <w:t>→</w:t>
       </w:r>
       <w:r>
         <w:rPr>
           <w:lang w:val="en-US"/>
         </w:rPr>
-        <w:t>2</w:t>
-      </w:r>
-      <w:r>
-        <w:t>) đối chiếu tên tổ hợp tải trọng khống chế chuyển vị đúng với danh sách tổ hợp thực có trong mô hình; (</w:t>
+        <w:t xml:space="preserve"> </w:t>
+      </w:r>
+      <w:r>
+        <w:t>MATLAB</w:t>
       </w:r>
       <w:r>
         <w:rPr>
           <w:lang w:val="en-US"/>
         </w:rPr>
-        <w:t>3</w:t>
-      </w:r>
-      <w:r>
-        <w:t xml:space="preserve">) xác nhận đúng thứ tự cột trả về của hàm </w:t>
-      </w:r>
-      <w:r>
-        <w:rPr>
-          <w:lang w:val="en-GB"/>
-        </w:rPr>
-        <w:t>nội lực</w:t>
-      </w:r>
-      <w:r>
-        <w:t xml:space="preserve"> (P, V2, V3, T, M2, M3) theo tài liệu OAPI CSI trước khi trích nội lực dọc trục và mô men. Đây là các bước kiểm soát chất lượng dữ liệu đầu vào cho vòng lặp tối ưu</w:t>
+        <w:t xml:space="preserve"> </w:t>
+      </w:r>
+      <w:r>
+        <w:t>→</w:t>
       </w:r>
       <w:r>
         <w:rPr>
           <w:lang w:val="en-US"/>
         </w:rPr>
-        <w:t>.</w:t>
+        <w:t xml:space="preserve"> </w:t>
+      </w:r>
+      <w:r>
+        <w:t>tham số hoá tiết diện cọc trong mô hình SAP2000 tương ứng qua OAPI</w:t>
+      </w:r>
+      <w:r>
+        <w:rPr>
+          <w:lang w:val="en-US"/>
+        </w:rPr>
+        <w:t xml:space="preserve"> </w:t>
+      </w:r>
+      <w:r>
+        <w:t>chạy phân tích kết cấu</w:t>
+      </w:r>
+      <w:r>
+        <w:rPr>
+          <w:lang w:val="en-US"/>
+        </w:rPr>
+        <w:t xml:space="preserve"> </w:t>
+      </w:r>
+      <w:r>
+        <w:t>→</w:t>
+      </w:r>
+      <w:r>
+        <w:rPr>
+          <w:lang w:val="en-US"/>
+        </w:rPr>
+        <w:t xml:space="preserve"> </w:t>
+      </w:r>
+      <w:r>
+        <w:t>trích nội lực</w:t>
+      </w:r>
+      <w:r>
+        <w:rPr>
+          <w:lang w:val="en-US"/>
+        </w:rPr>
+        <w:t xml:space="preserve"> </w:t>
+      </w:r>
+      <w:r>
+        <w:t xml:space="preserve">và chuyển vị → kiểm tra ràng buộc kết cấu/địa kỹ thuật → tính </w:t>
+      </w:r>
+      <w:r>
+        <w:rPr>
+          <w:lang w:val="en-US"/>
+        </w:rPr>
+        <w:t xml:space="preserve">hàm mục tiêu </w:t>
+      </w:r>
+      <w:r>
+        <w:t>f1, f2 → trả kết quả cho MOSFOA tiếp tục tìm kiếm.</w:t>
       </w:r>
     </w:p>
     <w:p>
       <w:pPr>
-        <w:pStyle w:val="JMSTTitlelevel01"/>
-      </w:pPr>
-      <w:r>
-        <w:t>3. Xây dựng bài toán tối ưu</w:t>
+        <w:pStyle w:val="JMSTContent"/>
+        <w:rPr>
+          <w:lang w:val="en-US"/>
+        </w:rPr>
+      </w:pPr>
+      <w:r>
+        <w:t xml:space="preserve">Hai mô hình SAP2000 của Cầu tàu A và Cầu tàu B được giữ hoàn toàn tách biệt trong suốt quá trình chạy, không gộp chung. Trong quá trình triển khai quy trình tự động hoá này, ba điểm cần kiểm soát độ tin cậy tính toán đã được rà soát và xử lý trước khi thực hiện </w:t>
+      </w:r>
+      <w:r>
+        <w:rPr>
+          <w:lang w:val="en-US"/>
+        </w:rPr>
+        <w:t>các lượt chạy</w:t>
+      </w:r>
+      <w:r>
+        <w:t xml:space="preserve"> chính thức: (</w:t>
+      </w:r>
+      <w:r>
+        <w:rPr>
+          <w:lang w:val="en-US"/>
+        </w:rPr>
+        <w:t>1</w:t>
+      </w:r>
+      <w:r>
+        <w:t>) chọn đúng loại nhóm phần tử khi truy vấn chuyển vị theo tên nhóm; (</w:t>
+      </w:r>
+      <w:r>
+        <w:rPr>
+          <w:lang w:val="en-US"/>
+        </w:rPr>
+        <w:t>2</w:t>
+      </w:r>
+      <w:r>
+        <w:t>) đối chiếu tên tổ hợp tải trọng khống chế chuyển vị đúng với danh sách tổ hợp thực có trong mô hình; (</w:t>
+      </w:r>
+      <w:r>
+        <w:rPr>
+          <w:lang w:val="en-US"/>
+        </w:rPr>
+        <w:t>3</w:t>
+      </w:r>
+      <w:r>
+        <w:t xml:space="preserve">) xác nhận đúng thứ tự cột trả về của hàm </w:t>
+      </w:r>
+      <w:r>
+        <w:rPr>
+          <w:lang w:val="en-GB"/>
+        </w:rPr>
+        <w:t>nội lực</w:t>
+      </w:r>
+      <w:r>
+        <w:t xml:space="preserve"> (P, V2, V3, T, M2, M3) theo tài liệu OAPI CSI trước khi trích nội lực dọc trục và mô men. Đây là các bước kiểm soát chất lượng dữ liệu đầu vào cho vòng lặp tối ưu</w:t>
+      </w:r>
+      <w:r>
+        <w:rPr>
+          <w:lang w:val="en-US"/>
+        </w:rPr>
+        <w:t>.</w:t>
       </w:r>
     </w:p>
     <w:p>
       <w:pPr>
-        <w:pStyle w:val="JMSTTitlelevel02"/>
-      </w:pPr>
-      <w:r>
-        <w:t>3.1. Biến thiết kế</w:t>
+        <w:pStyle w:val="JMSTTitlelevel01"/>
+      </w:pPr>
+      <w:r>
+        <w:t>3. Xây dựng bài toán tối ưu</w:t>
       </w:r>
     </w:p>
     <w:p>
       <w:pPr>
-        <w:pStyle w:val="JMSTContent"/>
-      </w:pPr>
-      <w:r>
-        <w:t xml:space="preserve">Biến thiết kế duy nhất là chỉ số nguyên x ∈ [1,33] </w:t>
-      </w:r>
-      <w:r>
-        <w:rPr>
-          <w:lang w:val="en-US"/>
-        </w:rPr>
-        <w:t xml:space="preserve">theo </w:t>
-      </w:r>
-      <w:r>
-        <w:t>bảng catalogue cọc ly tâm ứng suất trước (</w:t>
-      </w:r>
-      <w:r>
-        <w:rPr>
-          <w:lang w:val="en-US"/>
-        </w:rPr>
-        <w:t xml:space="preserve">gồm </w:t>
-      </w:r>
-      <w:r>
-        <w:t>11 đường kính D300–D1200mm</w:t>
-      </w:r>
-      <w:r>
-        <w:rPr>
-          <w:lang w:val="en-US"/>
-        </w:rPr>
-        <w:t xml:space="preserve"> tương ứng với </w:t>
-      </w:r>
-      <w:r>
-        <w:t xml:space="preserve">3 cấp ứng suất trước A/B/C), mỗi chỉ số xác định trọn bộ </w:t>
-      </w:r>
-      <w:r>
-        <w:rPr>
-          <w:lang w:val="en-US"/>
-        </w:rPr>
-        <w:t xml:space="preserve"> ba </w:t>
-      </w:r>
-      <w:r>
-        <w:t>cặp (D</w:t>
-      </w:r>
-      <w:r>
-        <w:rPr>
-          <w:vertAlign w:val="subscript"/>
-        </w:rPr>
-        <w:t>cọc</w:t>
-      </w:r>
-      <w:r>
-        <w:t>, t</w:t>
-      </w:r>
-      <w:r>
-        <w:rPr>
-          <w:vertAlign w:val="subscript"/>
-        </w:rPr>
-        <w:t>cọc</w:t>
-      </w:r>
-      <w:r>
-        <w:t>, Class). Cọc thép phụ trợ ở Cầu tàu A giữ cố định, không đưa vào biến tối ưu; số lượng, bước cọc và cấu tạo dầm</w:t>
-      </w:r>
-      <w:r>
-        <w:rPr>
-          <w:lang w:val="en-US"/>
-        </w:rPr>
-        <w:t>-</w:t>
-      </w:r>
-      <w:r>
-        <w:t>bản giữ nguyên theo mô hình gốc.</w:t>
+        <w:pStyle w:val="JMSTTitlelevel02"/>
+      </w:pPr>
+      <w:r>
+        <w:t>3.1. Biến thiết kế</w:t>
       </w:r>
     </w:p>
     <w:p>
       <w:pPr>
-        <w:pStyle w:val="JMSTTitlelevel02"/>
-      </w:pPr>
-      <w:r>
-        <w:t>3.2. Hàm mục tiêu</w:t>
+        <w:pStyle w:val="JMSTContent"/>
+      </w:pPr>
+      <w:r>
+        <w:t xml:space="preserve">Biến thiết kế duy nhất là chỉ số nguyên x ∈ [1,33] </w:t>
+      </w:r>
+      <w:r>
+        <w:rPr>
+          <w:lang w:val="en-US"/>
+        </w:rPr>
+        <w:t xml:space="preserve">theo </w:t>
+      </w:r>
+      <w:r>
+        <w:t>bảng catalogue cọc ly tâm ứng suất trước (</w:t>
+      </w:r>
+      <w:r>
+        <w:rPr>
+          <w:lang w:val="en-US"/>
+        </w:rPr>
+        <w:t xml:space="preserve">gồm </w:t>
+      </w:r>
+      <w:r>
+        <w:t>11 đường kính D300–D1200</w:t>
+      </w:r>
+      <w:r>
+        <w:rPr>
+          <w:lang w:val="en-US"/>
+        </w:rPr>
+        <w:t xml:space="preserve"> </w:t>
+      </w:r>
+      <w:r>
+        <w:t>mm</w:t>
+      </w:r>
+      <w:r>
+        <w:rPr>
+          <w:lang w:val="en-US"/>
+        </w:rPr>
+        <w:t xml:space="preserve"> tương ứng với </w:t>
+      </w:r>
+      <w:r>
+        <w:t>3 cấp ứng suất trước A/B/C), mỗi chỉ số xác định trọn bộ</w:t>
+      </w:r>
+      <w:r>
+        <w:rPr>
+          <w:lang w:val="en-US"/>
+        </w:rPr>
+        <w:t xml:space="preserve"> ba </w:t>
+      </w:r>
+      <w:r>
+        <w:t>cặp (D</w:t>
+      </w:r>
+      <w:r>
+        <w:rPr>
+          <w:vertAlign w:val="subscript"/>
+        </w:rPr>
+        <w:t>cọc</w:t>
+      </w:r>
+      <w:r>
+        <w:t>, t</w:t>
+      </w:r>
+      <w:r>
+        <w:rPr>
+          <w:vertAlign w:val="subscript"/>
+        </w:rPr>
+        <w:t>cọc</w:t>
+      </w:r>
+      <w:r>
+        <w:t>, Class). Cọc thép phụ trợ ở Cầu tàu A giữ cố định, không đưa vào biến tối ưu; số lượng, bước cọc và cấu tạo dầm</w:t>
+      </w:r>
+      <w:r>
+        <w:rPr>
+          <w:lang w:val="en-US"/>
+        </w:rPr>
+        <w:t>-</w:t>
+      </w:r>
+      <w:r>
+        <w:t>bản giữ nguyên theo mô hình gốc.</w:t>
       </w:r>
     </w:p>
     <w:p>
       <w:pPr>
+        <w:pStyle w:val="JMSTTitlelevel02"/>
+      </w:pPr>
+      <w:r>
+        <w:t>3.2. Hàm mục tiêu</w:t>
+      </w:r>
+    </w:p>
+    <w:p>
+      <w:pPr>
         <w:spacing w:before="40" w:after="40" w:line="260" w:lineRule="exact"/>
         <w:ind w:firstLine="284"/>
       </w:pPr>
@@ -2231,7 +2232,13 @@
         <w:t>x</w:t>
       </w:r>
       <w:r>
-        <w:t xml:space="preserve">) là khả năng chịu nén dọc trục và khả năng chịu uốn của cọc, tra theo catalogue[4] ứng với (D(x), t(x), Class(x)). </w:t>
+        <w:t>) là khả năng chịu nén dọc trục và khả năng chịu uốn của cọc, tra theo catalogue</w:t>
+      </w:r>
+      <w:r>
+        <w:t xml:space="preserve"> </w:t>
+      </w:r>
+      <w:r>
+        <w:t xml:space="preserve">[4] ứng với (D(x), t(x), Class(x)). </w:t>
       </w:r>
     </w:p>
     <w:p>
@@ -2521,7 +2528,13 @@
         <w:pStyle w:val="JMSTTitlelevel02"/>
       </w:pPr>
       <w:r>
-        <w:t>3.5. Xử lý phương án không khả thi</w:t>
+        <w:t>3.</w:t>
+      </w:r>
+      <w:r>
+        <w:t>6</w:t>
+      </w:r>
+      <w:r>
+        <w:t>. Xử lý phương án không khả thi</w:t>
       </w:r>
     </w:p>
     <w:p>
@@ -2588,16 +2601,7 @@
       </w:r>
       <w:r>
         <w:tab/>
-        <w:t xml:space="preserve">   </w:t>
-      </w:r>
-      <w:r>
-        <w:t>(</w:t>
-      </w:r>
-      <w:r>
-        <w:t>8</w:t>
-      </w:r>
-      <w:r>
-        <w:t>)</w:t>
+        <w:t xml:space="preserve">   (8)</w:t>
       </w:r>
     </w:p>
     <w:p>
@@ -2633,7 +2637,7 @@
         <w:rPr>
           <w:vertAlign w:val="subscript"/>
         </w:rPr>
-        <w:t>feas</w:t>
+        <w:t>f</w:t>
       </w:r>
       <w:r>
         <w:t xml:space="preserve"> </w:t>
@@ -2647,13 +2651,7 @@
         <w:t xml:space="preserve">   </w:t>
       </w:r>
       <w:r>
-        <w:t>(</w:t>
-      </w:r>
-      <w:r>
-        <w:t>9</w:t>
-      </w:r>
-      <w:r>
-        <w:t>)</w:t>
+        <w:t>(9)</w:t>
       </w:r>
       <w:r>
         <w:t xml:space="preserve"> </w:t>
@@ -2671,13 +2669,16 @@
         <w:rPr>
           <w:vertAlign w:val="subscript"/>
         </w:rPr>
-        <w:t>feas</w:t>
+        <w:t>f</w:t>
       </w:r>
       <w:r>
         <w:t xml:space="preserve">   </w:t>
       </w:r>
       <w:r>
         <w:t xml:space="preserve">     </w:t>
+      </w:r>
+      <w:r>
+        <w:t xml:space="preserve">  </w:t>
       </w:r>
       <w:r>
         <w:t xml:space="preserve">  </w:t>
@@ -3490,7 +3491,8 @@
     </w:p>
     <w:tbl>
       <w:tblPr>
-        <w:tblW w:w="8900" w:type="dxa"/>
+        <w:tblW w:w="8613" w:type="dxa"/>
+        <w:jc w:val="center"/>
         <w:tblBorders>
           <w:top w:val="single" w:sz="4" w:space="0" w:color="auto"/>
           <w:left w:val="single" w:sz="4" w:space="0" w:color="auto"/>
@@ -3502,20 +3504,21 @@
         <w:tblLook w:val="04A0" w:firstRow="1" w:lastRow="0" w:firstColumn="1" w:lastColumn="0" w:noHBand="0" w:noVBand="1"/>
       </w:tblPr>
       <w:tblGrid>
-        <w:gridCol w:w="1400"/>
+        <w:gridCol w:w="1242"/>
         <w:gridCol w:w="1400"/>
         <w:gridCol w:w="1200"/>
         <w:gridCol w:w="2500"/>
-        <w:gridCol w:w="2400"/>
+        <w:gridCol w:w="2271"/>
       </w:tblGrid>
       <w:tr>
         <w:trPr>
           <w:cantSplit/>
           <w:tblHeader/>
+          <w:jc w:val="center"/>
         </w:trPr>
         <w:tc>
           <w:tcPr>
-            <w:tcW w:w="1400" w:type="dxa"/>
+            <w:tcW w:w="1242" w:type="dxa"/>
             <w:shd w:val="clear" w:color="auto" w:fill="DEEAF6"/>
             <w:vAlign w:val="center"/>
           </w:tcPr>
@@ -3640,7 +3643,7 @@
         </w:tc>
         <w:tc>
           <w:tcPr>
-            <w:tcW w:w="2400" w:type="dxa"/>
+            <w:tcW w:w="2271" w:type="dxa"/>
             <w:shd w:val="clear" w:color="auto" w:fill="DEEAF6"/>
             <w:vAlign w:val="center"/>
           </w:tcPr>
@@ -3695,10 +3698,11 @@
       <w:tr>
         <w:trPr>
           <w:cantSplit/>
+          <w:jc w:val="center"/>
         </w:trPr>
         <w:tc>
           <w:tcPr>
-            <w:tcW w:w="1400" w:type="dxa"/>
+            <w:tcW w:w="1242" w:type="dxa"/>
             <w:vAlign w:val="center"/>
           </w:tcPr>
           <w:p>
@@ -3774,7 +3778,7 @@
         </w:tc>
         <w:tc>
           <w:tcPr>
-            <w:tcW w:w="2400" w:type="dxa"/>
+            <w:tcW w:w="2271" w:type="dxa"/>
             <w:vAlign w:val="center"/>
           </w:tcPr>
           <w:p>
@@ -3795,10 +3799,11 @@
       <w:tr>
         <w:trPr>
           <w:cantSplit/>
+          <w:jc w:val="center"/>
         </w:trPr>
         <w:tc>
           <w:tcPr>
-            <w:tcW w:w="1400" w:type="dxa"/>
+            <w:tcW w:w="1242" w:type="dxa"/>
             <w:vAlign w:val="center"/>
           </w:tcPr>
           <w:p>
@@ -3874,7 +3879,7 @@
         </w:tc>
         <w:tc>
           <w:tcPr>
-            <w:tcW w:w="2400" w:type="dxa"/>
+            <w:tcW w:w="2271" w:type="dxa"/>
             <w:vAlign w:val="center"/>
           </w:tcPr>
           <w:p>
@@ -3895,10 +3900,11 @@
       <w:tr>
         <w:trPr>
           <w:cantSplit/>
+          <w:jc w:val="center"/>
         </w:trPr>
         <w:tc>
           <w:tcPr>
-            <w:tcW w:w="1400" w:type="dxa"/>
+            <w:tcW w:w="1242" w:type="dxa"/>
             <w:vAlign w:val="center"/>
           </w:tcPr>
           <w:p>
@@ -3974,7 +3980,7 @@
         </w:tc>
         <w:tc>
           <w:tcPr>
-            <w:tcW w:w="2400" w:type="dxa"/>
+            <w:tcW w:w="2271" w:type="dxa"/>
             <w:vAlign w:val="center"/>
           </w:tcPr>
           <w:p>
@@ -3995,10 +4001,11 @@
       <w:tr>
         <w:trPr>
           <w:cantSplit/>
+          <w:jc w:val="center"/>
         </w:trPr>
         <w:tc>
           <w:tcPr>
-            <w:tcW w:w="1400" w:type="dxa"/>
+            <w:tcW w:w="1242" w:type="dxa"/>
             <w:vAlign w:val="center"/>
           </w:tcPr>
           <w:p>
@@ -4074,7 +4081,7 @@
         </w:tc>
         <w:tc>
           <w:tcPr>
-            <w:tcW w:w="2400" w:type="dxa"/>
+            <w:tcW w:w="2271" w:type="dxa"/>
             <w:vAlign w:val="center"/>
           </w:tcPr>
           <w:p>
@@ -4095,10 +4102,11 @@
       <w:tr>
         <w:trPr>
           <w:cantSplit/>
+          <w:jc w:val="center"/>
         </w:trPr>
         <w:tc>
           <w:tcPr>
-            <w:tcW w:w="1400" w:type="dxa"/>
+            <w:tcW w:w="1242" w:type="dxa"/>
             <w:vAlign w:val="center"/>
           </w:tcPr>
           <w:p>
@@ -4174,7 +4182,7 @@
         </w:tc>
         <w:tc>
           <w:tcPr>
-            <w:tcW w:w="2400" w:type="dxa"/>
+            <w:tcW w:w="2271" w:type="dxa"/>
             <w:vAlign w:val="center"/>
           </w:tcPr>
           <w:p>
@@ -4195,10 +4203,11 @@
       <w:tr>
         <w:trPr>
           <w:cantSplit/>
+          <w:jc w:val="center"/>
         </w:trPr>
         <w:tc>
           <w:tcPr>
-            <w:tcW w:w="1400" w:type="dxa"/>
+            <w:tcW w:w="1242" w:type="dxa"/>
             <w:vAlign w:val="center"/>
           </w:tcPr>
           <w:p>
@@ -4274,7 +4283,7 @@
         </w:tc>
         <w:tc>
           <w:tcPr>
-            <w:tcW w:w="2400" w:type="dxa"/>
+            <w:tcW w:w="2271" w:type="dxa"/>
             <w:vAlign w:val="center"/>
           </w:tcPr>
           <w:p>
@@ -4309,7 +4318,7 @@
     <w:p>
       <w:pPr>
         <w:pStyle w:val="JMSTContent"/>
-        <w:ind w:firstLine="0"/>
+        <w:ind w:firstLine="142"/>
       </w:pPr>
       <w:r>
         <w:t>Tập Pareto tham chiếu của Cầu tàu A thể hiện rõ quan hệ đánh đổi kỹ thuật giữa hai mục tiêu: đi từ D600 lên D1200, khối lượng vật liệu tăng ~3,15 lần (1762,4T→5551,7T) trong khi chuyển vị ngang lớn nhất giảm ~47,7% (15,3mm→8,0mm). Không có phương án nào trong tập nghiệm đồng thời đạt khối lượng nhỏ nhất và chuyển vị nhỏ nhất</w:t>
@@ -4348,7 +4357,16 @@
         <w:t xml:space="preserve"> </w:t>
       </w:r>
       <w:r>
-        <w:t>hiện tại của Cầu tàu A (D800-120-ClassC, f</w:t>
+        <w:t>hiện tại của Cầu tàu A (D800-120-Class</w:t>
+      </w:r>
+      <w:r>
+        <w:rPr>
+          <w:lang w:val="en-US"/>
+        </w:rPr>
+        <w:t>B</w:t>
+      </w:r>
+      <w:r>
+        <w:t>, f</w:t>
       </w:r>
       <w:r>
         <w:rPr>
@@ -4421,11 +4439,11 @@
         <w:tblLook w:val="04A0" w:firstRow="1" w:lastRow="0" w:firstColumn="1" w:lastColumn="0" w:noHBand="0" w:noVBand="1"/>
       </w:tblPr>
       <w:tblGrid>
-        <w:gridCol w:w="1400"/>
-        <w:gridCol w:w="1400"/>
-        <w:gridCol w:w="1200"/>
-        <w:gridCol w:w="2500"/>
-        <w:gridCol w:w="2400"/>
+        <w:gridCol w:w="1569"/>
+        <w:gridCol w:w="1568"/>
+        <w:gridCol w:w="1451"/>
+        <w:gridCol w:w="2273"/>
+        <w:gridCol w:w="2255"/>
       </w:tblGrid>
       <w:tr>
         <w:trPr>
@@ -4434,7 +4452,7 @@
         </w:trPr>
         <w:tc>
           <w:tcPr>
-            <w:tcW w:w="1400" w:type="dxa"/>
+            <w:tcW w:w="1472" w:type="dxa"/>
             <w:shd w:val="clear" w:color="auto" w:fill="DEEAF6"/>
             <w:vAlign w:val="center"/>
           </w:tcPr>
@@ -4458,7 +4476,7 @@
         </w:tc>
         <w:tc>
           <w:tcPr>
-            <w:tcW w:w="1400" w:type="dxa"/>
+            <w:tcW w:w="1472" w:type="dxa"/>
             <w:shd w:val="clear" w:color="auto" w:fill="DEEAF6"/>
             <w:vAlign w:val="center"/>
           </w:tcPr>
@@ -4482,7 +4500,7 @@
         </w:tc>
         <w:tc>
           <w:tcPr>
-            <w:tcW w:w="1200" w:type="dxa"/>
+            <w:tcW w:w="1323" w:type="dxa"/>
             <w:shd w:val="clear" w:color="auto" w:fill="DEEAF6"/>
             <w:vAlign w:val="center"/>
           </w:tcPr>
@@ -4506,7 +4524,7 @@
         </w:tc>
         <w:tc>
           <w:tcPr>
-            <w:tcW w:w="2500" w:type="dxa"/>
+            <w:tcW w:w="2360" w:type="dxa"/>
             <w:shd w:val="clear" w:color="auto" w:fill="DEEAF6"/>
             <w:vAlign w:val="center"/>
           </w:tcPr>
@@ -4545,7 +4563,7 @@
         </w:tc>
         <w:tc>
           <w:tcPr>
-            <w:tcW w:w="2400" w:type="dxa"/>
+            <w:tcW w:w="2273" w:type="dxa"/>
             <w:shd w:val="clear" w:color="auto" w:fill="DEEAF6"/>
             <w:vAlign w:val="center"/>
           </w:tcPr>
@@ -4589,7 +4607,7 @@
         </w:trPr>
         <w:tc>
           <w:tcPr>
-            <w:tcW w:w="1400" w:type="dxa"/>
+            <w:tcW w:w="1472" w:type="dxa"/>
             <w:vAlign w:val="center"/>
           </w:tcPr>
           <w:p>
@@ -4608,7 +4626,7 @@
         </w:tc>
         <w:tc>
           <w:tcPr>
-            <w:tcW w:w="1400" w:type="dxa"/>
+            <w:tcW w:w="1472" w:type="dxa"/>
             <w:vAlign w:val="center"/>
           </w:tcPr>
           <w:p>
@@ -4627,7 +4645,7 @@
         </w:tc>
         <w:tc>
           <w:tcPr>
-            <w:tcW w:w="1200" w:type="dxa"/>
+            <w:tcW w:w="1323" w:type="dxa"/>
             <w:vAlign w:val="center"/>
           </w:tcPr>
           <w:p>
@@ -4646,7 +4664,7 @@
         </w:tc>
         <w:tc>
           <w:tcPr>
-            <w:tcW w:w="2500" w:type="dxa"/>
+            <w:tcW w:w="2360" w:type="dxa"/>
             <w:vAlign w:val="center"/>
           </w:tcPr>
           <w:p>
@@ -4665,7 +4683,7 @@
         </w:tc>
         <w:tc>
           <w:tcPr>
-            <w:tcW w:w="2400" w:type="dxa"/>
+            <w:tcW w:w="2273" w:type="dxa"/>
             <w:vAlign w:val="center"/>
           </w:tcPr>
           <w:p>
@@ -4689,7 +4707,7 @@
         </w:trPr>
         <w:tc>
           <w:tcPr>
-            <w:tcW w:w="1400" w:type="dxa"/>
+            <w:tcW w:w="1472" w:type="dxa"/>
             <w:vAlign w:val="center"/>
           </w:tcPr>
           <w:p>
@@ -4708,7 +4726,7 @@
         </w:tc>
         <w:tc>
           <w:tcPr>
-            <w:tcW w:w="1400" w:type="dxa"/>
+            <w:tcW w:w="1472" w:type="dxa"/>
             <w:vAlign w:val="center"/>
           </w:tcPr>
           <w:p>
@@ -4727,7 +4745,7 @@
         </w:tc>
         <w:tc>
           <w:tcPr>
-            <w:tcW w:w="1200" w:type="dxa"/>
+            <w:tcW w:w="1323" w:type="dxa"/>
             <w:vAlign w:val="center"/>
           </w:tcPr>
           <w:p>
@@ -4746,7 +4764,7 @@
         </w:tc>
         <w:tc>
           <w:tcPr>
-            <w:tcW w:w="2500" w:type="dxa"/>
+            <w:tcW w:w="2360" w:type="dxa"/>
             <w:vAlign w:val="center"/>
           </w:tcPr>
           <w:p>
@@ -4765,7 +4783,7 @@
         </w:tc>
         <w:tc>
           <w:tcPr>
-            <w:tcW w:w="2400" w:type="dxa"/>
+            <w:tcW w:w="2273" w:type="dxa"/>
             <w:vAlign w:val="center"/>
           </w:tcPr>
           <w:p>
@@ -4789,7 +4807,7 @@
         </w:trPr>
         <w:tc>
           <w:tcPr>
-            <w:tcW w:w="1400" w:type="dxa"/>
+            <w:tcW w:w="1472" w:type="dxa"/>
             <w:vAlign w:val="center"/>
           </w:tcPr>
           <w:p>
@@ -4808,7 +4826,7 @@
         </w:tc>
         <w:tc>
           <w:tcPr>
-            <w:tcW w:w="1400" w:type="dxa"/>
+            <w:tcW w:w="1472" w:type="dxa"/>
             <w:vAlign w:val="center"/>
           </w:tcPr>
           <w:p>
@@ -4827,7 +4845,7 @@
         </w:tc>
         <w:tc>
           <w:tcPr>
-            <w:tcW w:w="1200" w:type="dxa"/>
+            <w:tcW w:w="1323" w:type="dxa"/>
             <w:vAlign w:val="center"/>
           </w:tcPr>
           <w:p>
@@ -4846,7 +4864,7 @@
         </w:tc>
         <w:tc>
           <w:tcPr>
-            <w:tcW w:w="2500" w:type="dxa"/>
+            <w:tcW w:w="2360" w:type="dxa"/>
             <w:vAlign w:val="center"/>
           </w:tcPr>
           <w:p>
@@ -4865,7 +4883,7 @@
         </w:tc>
         <w:tc>
           <w:tcPr>
-            <w:tcW w:w="2400" w:type="dxa"/>
+            <w:tcW w:w="2273" w:type="dxa"/>
             <w:vAlign w:val="center"/>
           </w:tcPr>
           <w:p>
@@ -4889,7 +4907,7 @@
         </w:trPr>
         <w:tc>
           <w:tcPr>
-            <w:tcW w:w="1400" w:type="dxa"/>
+            <w:tcW w:w="1472" w:type="dxa"/>
             <w:vAlign w:val="center"/>
           </w:tcPr>
           <w:p>
@@ -4908,7 +4926,7 @@
         </w:tc>
         <w:tc>
           <w:tcPr>
-            <w:tcW w:w="1400" w:type="dxa"/>
+            <w:tcW w:w="1472" w:type="dxa"/>
             <w:vAlign w:val="center"/>
           </w:tcPr>
           <w:p>
@@ -4927,7 +4945,7 @@
         </w:tc>
         <w:tc>
           <w:tcPr>
-            <w:tcW w:w="1200" w:type="dxa"/>
+            <w:tcW w:w="1323" w:type="dxa"/>
             <w:vAlign w:val="center"/>
           </w:tcPr>
           <w:p>
@@ -4946,7 +4964,7 @@
         </w:tc>
         <w:tc>
           <w:tcPr>
-            <w:tcW w:w="2500" w:type="dxa"/>
+            <w:tcW w:w="2360" w:type="dxa"/>
             <w:vAlign w:val="center"/>
           </w:tcPr>
           <w:p>
@@ -4965,7 +4983,7 @@
         </w:tc>
         <w:tc>
           <w:tcPr>
-            <w:tcW w:w="2400" w:type="dxa"/>
+            <w:tcW w:w="2273" w:type="dxa"/>
             <w:vAlign w:val="center"/>
           </w:tcPr>
           <w:p>
@@ -4989,7 +5007,10 @@
         </w:trPr>
         <w:tc>
           <w:tcPr>
-            <w:tcW w:w="1400" w:type="dxa"/>
+            <w:tcW w:w="1472" w:type="dxa"/>
+            <w:tcBorders>
+              <w:bottom w:val="single" w:sz="4" w:space="0" w:color="auto"/>
+            </w:tcBorders>
             <w:vAlign w:val="center"/>
           </w:tcPr>
           <w:p>
@@ -5008,7 +5029,10 @@
         </w:tc>
         <w:tc>
           <w:tcPr>
-            <w:tcW w:w="1400" w:type="dxa"/>
+            <w:tcW w:w="1472" w:type="dxa"/>
+            <w:tcBorders>
+              <w:bottom w:val="single" w:sz="4" w:space="0" w:color="auto"/>
+            </w:tcBorders>
             <w:vAlign w:val="center"/>
           </w:tcPr>
           <w:p>
@@ -5027,7 +5051,10 @@
         </w:tc>
         <w:tc>
           <w:tcPr>
-            <w:tcW w:w="1200" w:type="dxa"/>
+            <w:tcW w:w="1323" w:type="dxa"/>
+            <w:tcBorders>
+              <w:bottom w:val="single" w:sz="4" w:space="0" w:color="auto"/>
+            </w:tcBorders>
             <w:vAlign w:val="center"/>
           </w:tcPr>
           <w:p>
@@ -5046,7 +5073,10 @@
         </w:tc>
         <w:tc>
           <w:tcPr>
-            <w:tcW w:w="2500" w:type="dxa"/>
+            <w:tcW w:w="2360" w:type="dxa"/>
+            <w:tcBorders>
+              <w:bottom w:val="single" w:sz="4" w:space="0" w:color="auto"/>
+            </w:tcBorders>
             <w:vAlign w:val="center"/>
           </w:tcPr>
           <w:p>
@@ -5065,7 +5095,10 @@
         </w:tc>
         <w:tc>
           <w:tcPr>
-            <w:tcW w:w="2400" w:type="dxa"/>
+            <w:tcW w:w="2273" w:type="dxa"/>
+            <w:tcBorders>
+              <w:bottom w:val="single" w:sz="4" w:space="0" w:color="auto"/>
+            </w:tcBorders>
             <w:vAlign w:val="center"/>
           </w:tcPr>
           <w:p>
@@ -5089,7 +5122,10 @@
         </w:trPr>
         <w:tc>
           <w:tcPr>
-            <w:tcW w:w="1400" w:type="dxa"/>
+            <w:tcW w:w="1472" w:type="dxa"/>
+            <w:tcBorders>
+              <w:bottom w:val="single" w:sz="4" w:space="0" w:color="auto"/>
+            </w:tcBorders>
             <w:vAlign w:val="center"/>
           </w:tcPr>
           <w:p>
@@ -5108,7 +5144,10 @@
         </w:tc>
         <w:tc>
           <w:tcPr>
-            <w:tcW w:w="1400" w:type="dxa"/>
+            <w:tcW w:w="1472" w:type="dxa"/>
+            <w:tcBorders>
+              <w:bottom w:val="single" w:sz="4" w:space="0" w:color="auto"/>
+            </w:tcBorders>
             <w:vAlign w:val="center"/>
           </w:tcPr>
           <w:p>
@@ -5127,7 +5166,10 @@
         </w:tc>
         <w:tc>
           <w:tcPr>
-            <w:tcW w:w="1200" w:type="dxa"/>
+            <w:tcW w:w="1323" w:type="dxa"/>
+            <w:tcBorders>
+              <w:bottom w:val="single" w:sz="4" w:space="0" w:color="auto"/>
+            </w:tcBorders>
             <w:vAlign w:val="center"/>
           </w:tcPr>
           <w:p>
@@ -5146,7 +5188,10 @@
         </w:tc>
         <w:tc>
           <w:tcPr>
-            <w:tcW w:w="2500" w:type="dxa"/>
+            <w:tcW w:w="2360" w:type="dxa"/>
+            <w:tcBorders>
+              <w:bottom w:val="single" w:sz="4" w:space="0" w:color="auto"/>
+            </w:tcBorders>
             <w:vAlign w:val="center"/>
           </w:tcPr>
           <w:p>
@@ -5165,7 +5210,10 @@
         </w:tc>
         <w:tc>
           <w:tcPr>
-            <w:tcW w:w="2400" w:type="dxa"/>
+            <w:tcW w:w="2273" w:type="dxa"/>
+            <w:tcBorders>
+              <w:bottom w:val="single" w:sz="4" w:space="0" w:color="auto"/>
+            </w:tcBorders>
             <w:vAlign w:val="center"/>
           </w:tcPr>
           <w:p>
@@ -5183,11 +5231,102 @@
           </w:p>
         </w:tc>
       </w:tr>
+      <w:tr>
+        <w:trPr>
+          <w:cantSplit/>
+        </w:trPr>
+        <w:tc>
+          <w:tcPr>
+            <w:tcW w:w="8900" w:type="dxa"/>
+            <w:gridSpan w:val="5"/>
+            <w:tcBorders>
+              <w:top w:val="single" w:sz="4" w:space="0" w:color="auto"/>
+              <w:left w:val="nil"/>
+              <w:bottom w:val="nil"/>
+              <w:right w:val="nil"/>
+            </w:tcBorders>
+            <w:vAlign w:val="center"/>
+          </w:tcPr>
+          <w:p>
+            <w:pPr>
+              <w:spacing w:before="20" w:after="20" w:line="240" w:lineRule="atLeast"/>
+              <w:jc w:val="center"/>
+            </w:pPr>
+            <w:r>
+              <w:rPr>
+                <w:noProof/>
+              </w:rPr>
+              <w:drawing>
+                <wp:inline distT="0" distB="0" distL="0" distR="0" wp14:anchorId="6A94DE95" wp14:editId="5B506D11">
+                  <wp:extent cx="5651500" cy="2259965"/>
+                  <wp:effectExtent l="0" t="0" r="6350" b="6985"/>
+                  <wp:docPr id="11" name="Picture 11"/>
+                  <wp:cNvGraphicFramePr>
+                    <a:graphicFrameLocks xmlns:a="http://schemas.openxmlformats.org/drawingml/2006/main" noChangeAspect="1"/>
+                  </wp:cNvGraphicFramePr>
+                  <a:graphic xmlns:a="http://schemas.openxmlformats.org/drawingml/2006/main">
+                    <a:graphicData uri="http://schemas.openxmlformats.org/drawingml/2006/picture">
+                      <pic:pic xmlns:pic="http://schemas.openxmlformats.org/drawingml/2006/picture">
+                        <pic:nvPicPr>
+                          <pic:cNvPr id="0" name="Picture 1"/>
+                          <pic:cNvPicPr>
+                            <a:picLocks noChangeAspect="1" noChangeArrowheads="1"/>
+                          </pic:cNvPicPr>
+                        </pic:nvPicPr>
+                        <pic:blipFill>
+                          <a:blip r:embed="rId23" cstate="print">
+                            <a:extLst>
+                              <a:ext uri="{28A0092B-C50C-407E-A947-70E740481C1C}">
+                                <a14:useLocalDpi xmlns:a14="http://schemas.microsoft.com/office/drawing/2010/main" val="0"/>
+                              </a:ext>
+                            </a:extLst>
+                          </a:blip>
+                          <a:srcRect/>
+                          <a:stretch>
+                            <a:fillRect/>
+                          </a:stretch>
+                        </pic:blipFill>
+                        <pic:spPr bwMode="auto">
+                          <a:xfrm>
+                            <a:off x="0" y="0"/>
+                            <a:ext cx="5651500" cy="2259965"/>
+                          </a:xfrm>
+                          <a:prstGeom prst="rect">
+                            <a:avLst/>
+                          </a:prstGeom>
+                          <a:noFill/>
+                          <a:ln>
+                            <a:noFill/>
+                          </a:ln>
+                        </pic:spPr>
+                      </pic:pic>
+                    </a:graphicData>
+                  </a:graphic>
+                </wp:inline>
+              </w:drawing>
+            </w:r>
+          </w:p>
+          <w:p>
+            <w:pPr>
+              <w:pStyle w:val="JMSTFigTitle"/>
+            </w:pPr>
+            <w:r>
+              <w:t xml:space="preserve">Hình </w:t>
+            </w:r>
+            <w:r>
+              <w:t>2</w:t>
+            </w:r>
+            <w:r>
+              <w:t>. Tập Pareto tham chiếu - Cầu tàu A</w:t>
+            </w:r>
+          </w:p>
+        </w:tc>
+      </w:tr>
     </w:tbl>
     <w:p>
       <w:pPr>
         <w:sectPr>
-          <w:headerReference w:type="default" r:id="rId23"/>
+          <w:headerReference w:type="default" r:id="rId24"/>
           <w:type w:val="continuous"/>
           <w:pgSz w:w="11906" w:h="16838" w:code="9"/>
           <w:pgMar w:top="1701" w:right="1418" w:bottom="1701" w:left="1588" w:header="850" w:footer="850" w:gutter="0"/>
@@ -5202,319 +5341,142 @@
         <w:pStyle w:val="JMSTContent"/>
         <w:ind w:firstLine="0"/>
       </w:pPr>
-      <w:r>
-        <w:rPr>
-          <w:noProof/>
-        </w:rPr>
-        <w:drawing>
-          <wp:anchor distT="0" distB="0" distL="114300" distR="114300" simplePos="0" relativeHeight="251656704" behindDoc="0" locked="0" layoutInCell="1" allowOverlap="1" wp14:anchorId="221E6A24" wp14:editId="21A9DF99">
-            <wp:simplePos x="0" y="0"/>
-            <wp:positionH relativeFrom="column">
-              <wp:posOffset>2941320</wp:posOffset>
-            </wp:positionH>
-            <wp:positionV relativeFrom="paragraph">
-              <wp:posOffset>243205</wp:posOffset>
-            </wp:positionV>
-            <wp:extent cx="2569845" cy="2038350"/>
-            <wp:effectExtent l="0" t="0" r="1905" b="0"/>
-            <wp:wrapSquare wrapText="bothSides"/>
-            <wp:docPr id="1035370630" name="Picture 53" descr="A graph with a line and numbers"/>
-            <wp:cNvGraphicFramePr>
-              <a:graphicFrameLocks xmlns:a="http://schemas.openxmlformats.org/drawingml/2006/main" noChangeAspect="1"/>
-            </wp:cNvGraphicFramePr>
-            <a:graphic xmlns:a="http://schemas.openxmlformats.org/drawingml/2006/main">
-              <a:graphicData uri="http://schemas.openxmlformats.org/drawingml/2006/picture">
-                <pic:pic xmlns:pic="http://schemas.openxmlformats.org/drawingml/2006/picture">
-                  <pic:nvPicPr>
-                    <pic:cNvPr id="1035370630" name="Picture 53" descr="A graph with a line and numbers"/>
-                    <pic:cNvPicPr>
-                      <a:picLocks noChangeAspect="1" noChangeArrowheads="1"/>
-                    </pic:cNvPicPr>
-                  </pic:nvPicPr>
-                  <pic:blipFill>
-                    <a:blip r:embed="rId24" cstate="print">
-                      <a:extLst>
-                        <a:ext uri="{28A0092B-C50C-407E-A947-70E740481C1C}">
-                          <a14:useLocalDpi xmlns:a14="http://schemas.microsoft.com/office/drawing/2010/main" val="0"/>
-                        </a:ext>
-                      </a:extLst>
-                    </a:blip>
-                    <a:srcRect/>
-                    <a:stretch>
-                      <a:fillRect/>
-                    </a:stretch>
-                  </pic:blipFill>
-                  <pic:spPr bwMode="auto">
-                    <a:xfrm>
-                      <a:off x="0" y="0"/>
-                      <a:ext cx="2569845" cy="2038350"/>
-                    </a:xfrm>
-                    <a:prstGeom prst="rect">
-                      <a:avLst/>
-                    </a:prstGeom>
-                    <a:noFill/>
-                    <a:ln>
-                      <a:noFill/>
-                    </a:ln>
-                  </pic:spPr>
-                </pic:pic>
-              </a:graphicData>
-            </a:graphic>
-            <wp14:sizeRelH relativeFrom="page">
-              <wp14:pctWidth>0</wp14:pctWidth>
-            </wp14:sizeRelH>
-            <wp14:sizeRelV relativeFrom="page">
-              <wp14:pctHeight>0</wp14:pctHeight>
-            </wp14:sizeRelV>
-          </wp:anchor>
-        </w:drawing>
-      </w:r>
-      <w:r>
-        <w:t xml:space="preserve">Tập Pareto tham chiếu của Cầu tàu B thể hiện cùng dạng quan hệ đánh đổi: khối lượng tăng ~3,15 lần từ D600 lên D1200 (2125,3T→6694,6T) — tỷ lệ tăng khối lượng giống hệt Cầu tàu A vì cùng dùng chung một bảng catalogue (khối lượng/m chỉ phụ thuộc D, t, không phụ thuộc đặc điểm cầu tàu) — nhưng chuyển vị ngang lớn nhất giảm mạnh hơn nhiều, ~77,1% (23,1mm→5,3mm), so với mức giảm 47,7% ở Cầu tàu A. Điều này cho thấy </w:t>
-      </w:r>
-      <w:r>
-        <w:rPr>
-          <w:b/>
-          <w:bCs/>
-        </w:rPr>
-        <w:t>cùng một lựa chọn catalogue (cùng D, t) không mang lại cùng một mức đáp ứng kỹ thuật (độ nhạy chuyển vị theo D) giữa hai cầu tàu</w:t>
-      </w:r>
-      <w:r>
-        <w:t xml:space="preserve"> — một quan sát có giá trị ứng dụng thực tế: kết quả tối ưu của một cầu tàu không thể suy diễn trực tiếp sang cầu tàu khác dù dùng chung catalogue thiết kế.</w:t>
-      </w:r>
     </w:p>
     <w:p>
       <w:pPr>
         <w:pStyle w:val="JMSTContent"/>
-        <w:rPr>
-          <w:lang w:val="en-GB"/>
-        </w:rPr>
-      </w:pPr>
-      <w:r>
-        <w:t>Tương tự Cầu tàu A, baseline của Cầu tàu B (D700-110-ClassC, f</w:t>
-      </w:r>
-      <w:r>
-        <w:rPr>
-          <w:vertAlign w:val="subscript"/>
-        </w:rPr>
-        <w:t>1</w:t>
-      </w:r>
-      <w:r>
-        <w:t>=2758,6T, f</w:t>
-      </w:r>
-      <w:r>
-        <w:rPr>
-          <w:vertAlign w:val="subscript"/>
-        </w:rPr>
-        <w:t>2</w:t>
-      </w:r>
-      <w:r>
-        <w:t xml:space="preserve">=17,0mm) trùng giá trị với phương án đại diện thứ 2 trong tập Pareto </w:t>
-      </w:r>
-      <w:r>
-        <w:t>tham chiếu.</w:t>
-      </w:r>
+        <w:ind w:firstLine="0"/>
+      </w:pPr>
     </w:p>
     <w:p>
       <w:pPr>
-        <w:pStyle w:val="JMSTFigTitle"/>
+        <w:pStyle w:val="JMSTContent"/>
+        <w:ind w:firstLine="0"/>
       </w:pPr>
     </w:p>
     <w:p>
       <w:pPr>
-        <w:pStyle w:val="JMSTFigTitle"/>
-      </w:pPr>
-      <w:r>
-        <w:t xml:space="preserve">Hình 2. Tập Pareto tham chiếu </w:t>
-      </w:r>
-      <w:r>
-        <w:t>-</w:t>
-      </w:r>
-      <w:r>
-        <w:t xml:space="preserve"> Cầu tàu A</w:t>
-      </w:r>
+        <w:pStyle w:val="JMSTContent"/>
+        <w:ind w:firstLine="0"/>
+      </w:pPr>
     </w:p>
     <w:p>
       <w:pPr>
-        <w:pStyle w:val="JMSTFigTitle"/>
-      </w:pPr>
+        <w:pStyle w:val="JMSTContent"/>
+        <w:ind w:firstLine="0"/>
+        <w:rPr>
+          <w:lang w:val="en-GB"/>
+        </w:rPr>
+      </w:pPr>
+      <w:r>
+        <w:lastRenderedPageBreak/>
+        <w:t>Tập Pareto tham chiếu của Cầu tàu B thể hiện cùng dạng quan hệ đánh đổi: khối lượng tăng ~3,15 lần từ D600 lên D1200 (2125,3T→6694,6T) — tỷ lệ tăng khối lượng giống hệt Cầu tàu A vì cùng dùng chung một bảng catalogue (khối lượng/m chỉ phụ thuộc D, t, không phụ thuộc đặc điểm cầu tàu) — nhưng chuyển vị ngang lớn nhất giảm mạnh hơn nhiều, ~77,1% (23,1</w:t>
+      </w:r>
+      <w:r>
+        <w:rPr>
+          <w:lang w:val="en-US"/>
+        </w:rPr>
+        <w:t xml:space="preserve"> </w:t>
+      </w:r>
+      <w:r>
+        <w:t>mm</w:t>
+      </w:r>
+      <w:r>
+        <w:rPr>
+          <w:lang w:val="en-US"/>
+        </w:rPr>
+        <w:t xml:space="preserve"> </w:t>
+      </w:r>
+      <w:r>
+        <w:t>→</w:t>
+      </w:r>
+      <w:r>
+        <w:rPr>
+          <w:lang w:val="en-US"/>
+        </w:rPr>
+        <w:t xml:space="preserve"> </w:t>
+      </w:r>
+      <w:r>
+        <w:t>5,3</w:t>
+      </w:r>
+      <w:r>
+        <w:rPr>
+          <w:lang w:val="en-US"/>
+        </w:rPr>
+        <w:t xml:space="preserve"> </w:t>
+      </w:r>
+      <w:r>
+        <w:t xml:space="preserve">mm), so với mức giảm 47,7% ở Cầu tàu A. Điều này cho thấy </w:t>
+      </w:r>
+      <w:r>
+        <w:rPr>
+          <w:bCs/>
+        </w:rPr>
+        <w:t>cùng một lựa chọn catalogue (cùng D, t) không mang lại cùng một mức đáp ứng kỹ thuật (độ nhạy chuyển vị theo D) giữa hai cầu tàu</w:t>
+      </w:r>
+      <w:r>
+        <w:t xml:space="preserve"> </w:t>
+      </w:r>
+      <w:r>
+        <w:rPr>
+          <w:lang w:val="en-US"/>
+        </w:rPr>
+        <w:t>- Kết quả này</w:t>
+      </w:r>
+      <w:r>
+        <w:t xml:space="preserve"> có giá trị ứng dụng thực tế: </w:t>
+      </w:r>
+      <w:r>
+        <w:t>kết quả tối ưu của một cầu tàu không thể suy diễn trực tiếp sang cầu tàu khác dù dùng chung catalogue thiết kế.</w:t>
+      </w:r>
+      <w:r>
+        <w:rPr>
+          <w:lang w:val="en-US"/>
+        </w:rPr>
+        <w:t xml:space="preserve"> </w:t>
+      </w:r>
+      <w:r>
+        <w:t>Tương tự, baseline của Cầu tàu B (D700-110-ClassC, f</w:t>
+      </w:r>
+      <w:r>
+        <w:rPr>
+          <w:vertAlign w:val="subscript"/>
+        </w:rPr>
+        <w:t>1</w:t>
+      </w:r>
+      <w:r>
+        <w:t>=2758,6T, f</w:t>
+      </w:r>
+      <w:r>
+        <w:rPr>
+          <w:vertAlign w:val="subscript"/>
+        </w:rPr>
+        <w:t>2</w:t>
+      </w:r>
+      <w:r>
+        <w:t>=17,0mm) trùng giá trị với phương án đại diện thứ 2 trong tập Pareto tham chiếu.</w:t>
+      </w:r>
     </w:p>
     <w:p>
       <w:pPr>
-        <w:pStyle w:val="JMSTFigTitle"/>
-      </w:pPr>
+        <w:pStyle w:val="JMSTTitlelevel02"/>
+      </w:pPr>
+      <w:r>
+        <w:t>6.4. Khả năng khôi phục tập Pareto tham chiếu của MOSFOA</w:t>
+      </w:r>
     </w:p>
     <w:p>
       <w:pPr>
-        <w:pStyle w:val="JMSTFigTitle"/>
-      </w:pPr>
-      <w:r>
-        <w:rPr>
-          <w:noProof/>
-        </w:rPr>
-        <w:lastRenderedPageBreak/>
-        <w:drawing>
-          <wp:anchor distT="0" distB="0" distL="114300" distR="114300" simplePos="0" relativeHeight="251663872" behindDoc="0" locked="0" layoutInCell="1" allowOverlap="1" wp14:anchorId="34B7D720" wp14:editId="41A8F221">
-            <wp:simplePos x="0" y="0"/>
-            <wp:positionH relativeFrom="column">
-              <wp:posOffset>-11430</wp:posOffset>
-            </wp:positionH>
-            <wp:positionV relativeFrom="paragraph">
-              <wp:posOffset>43815</wp:posOffset>
-            </wp:positionV>
-            <wp:extent cx="2305050" cy="1823720"/>
-            <wp:effectExtent l="0" t="0" r="0" b="5080"/>
-            <wp:wrapSquare wrapText="bothSides"/>
-            <wp:docPr id="854885392" name="Picture 54" descr="A graph with a line and a dotted line&#10;&#10;AI-generated content may be incorrect."/>
-            <wp:cNvGraphicFramePr>
-              <a:graphicFrameLocks xmlns:a="http://schemas.openxmlformats.org/drawingml/2006/main" noChangeAspect="1"/>
-            </wp:cNvGraphicFramePr>
-            <a:graphic xmlns:a="http://schemas.openxmlformats.org/drawingml/2006/main">
-              <a:graphicData uri="http://schemas.openxmlformats.org/drawingml/2006/picture">
-                <pic:pic xmlns:pic="http://schemas.openxmlformats.org/drawingml/2006/picture">
-                  <pic:nvPicPr>
-                    <pic:cNvPr id="854885392" name="Picture 54" descr="A graph with a line and a dotted line&#10;&#10;AI-generated content may be incorrect."/>
-                    <pic:cNvPicPr>
-                      <a:picLocks noChangeAspect="1" noChangeArrowheads="1"/>
-                    </pic:cNvPicPr>
-                  </pic:nvPicPr>
-                  <pic:blipFill>
-                    <a:blip r:embed="rId25" cstate="print">
-                      <a:extLst>
-                        <a:ext uri="{28A0092B-C50C-407E-A947-70E740481C1C}">
-                          <a14:useLocalDpi xmlns:a14="http://schemas.microsoft.com/office/drawing/2010/main" val="0"/>
-                        </a:ext>
-                      </a:extLst>
-                    </a:blip>
-                    <a:srcRect/>
-                    <a:stretch>
-                      <a:fillRect/>
-                    </a:stretch>
-                  </pic:blipFill>
-                  <pic:spPr bwMode="auto">
-                    <a:xfrm>
-                      <a:off x="0" y="0"/>
-                      <a:ext cx="2305050" cy="1823720"/>
-                    </a:xfrm>
-                    <a:prstGeom prst="rect">
-                      <a:avLst/>
-                    </a:prstGeom>
-                    <a:noFill/>
-                    <a:ln>
-                      <a:noFill/>
-                    </a:ln>
-                  </pic:spPr>
-                </pic:pic>
-              </a:graphicData>
-            </a:graphic>
-            <wp14:sizeRelH relativeFrom="page">
-              <wp14:pctWidth>0</wp14:pctWidth>
-            </wp14:sizeRelH>
-            <wp14:sizeRelV relativeFrom="page">
-              <wp14:pctHeight>0</wp14:pctHeight>
-            </wp14:sizeRelV>
-          </wp:anchor>
-        </w:drawing>
+        <w:pStyle w:val="JMSTContent"/>
+      </w:pPr>
+      <w:r>
+        <w:t>Đối chiếu kết quả 20 lần chạy MOSFOA độc lập/cầu tàu với tập Pareto tham chiếu (mục 6.2, 6.3), dung sai tương đối &lt;0,1%:</w:t>
       </w:r>
     </w:p>
     <w:p>
       <w:pPr>
-        <w:pStyle w:val="JMSTFigTitle"/>
-      </w:pPr>
-    </w:p>
-    <w:p>
-      <w:pPr>
-        <w:pStyle w:val="JMSTFigTitle"/>
-      </w:pPr>
-    </w:p>
-    <w:p>
-      <w:pPr>
-        <w:pStyle w:val="JMSTFigTitle"/>
-      </w:pPr>
-    </w:p>
-    <w:p>
-      <w:pPr>
-        <w:pStyle w:val="JMSTFigTitle"/>
-      </w:pPr>
-    </w:p>
-    <w:p>
-      <w:pPr>
-        <w:pStyle w:val="JMSTFigTitle"/>
-      </w:pPr>
-    </w:p>
-    <w:p>
-      <w:pPr>
-        <w:pStyle w:val="JMSTFigTitle"/>
-      </w:pPr>
-    </w:p>
-    <w:p>
-      <w:pPr>
-        <w:pStyle w:val="JMSTFigTitle"/>
-      </w:pPr>
-    </w:p>
-    <w:p>
-      <w:pPr>
-        <w:pStyle w:val="JMSTFigTitle"/>
-      </w:pPr>
-    </w:p>
-    <w:p>
-      <w:pPr>
-        <w:pStyle w:val="JMSTFigTitle"/>
-      </w:pPr>
-    </w:p>
-    <w:p>
-      <w:pPr>
-        <w:pStyle w:val="JMSTFigTitle"/>
-      </w:pPr>
-      <w:r>
-        <w:t>Hình 2. Tập Pareto tham chiếu - Cầu tàu A</w:t>
-      </w:r>
-    </w:p>
-    <w:p>
-      <w:pPr>
-        <w:pStyle w:val="JMSTTitlelevel02"/>
-      </w:pPr>
-    </w:p>
-    <w:p>
-      <w:pPr>
-        <w:pStyle w:val="JMSTTitlelevel02"/>
-      </w:pPr>
-    </w:p>
-    <w:p>
-      <w:pPr>
-        <w:pStyle w:val="JMSTTitlelevel02"/>
-      </w:pPr>
-    </w:p>
-    <w:p>
-      <w:pPr>
-        <w:pStyle w:val="JMSTTitlelevel02"/>
-      </w:pPr>
-    </w:p>
-    <w:p>
-      <w:pPr>
-        <w:pStyle w:val="JMSTTitlelevel02"/>
-      </w:pPr>
-    </w:p>
-    <w:p>
-      <w:pPr>
-        <w:pStyle w:val="JMSTTitlelevel02"/>
-      </w:pPr>
-      <w:r>
-        <w:t>6.4. Khả năng khôi phục tập Pareto tham chiếu của MOSFOA</w:t>
-      </w:r>
-    </w:p>
-    <w:p>
-      <w:pPr>
-        <w:pStyle w:val="JMSTContent"/>
-      </w:pPr>
-      <w:r>
-        <w:t>Đối chiếu kết quả 20 lần chạy MOSFOA độc lập/cầu tàu với tập Pareto tham chiếu (mục 6.2, 6.3), dung sai tương đối &lt;0,1%:</w:t>
-      </w:r>
-    </w:p>
-    <w:p>
-      <w:pPr>
         <w:sectPr>
-          <w:headerReference w:type="default" r:id="rId26"/>
+          <w:headerReference w:type="default" r:id="rId25"/>
           <w:type w:val="continuous"/>
           <w:pgSz w:w="11906" w:h="16838" w:code="9"/>
           <w:pgMar w:top="1701" w:right="1418" w:bottom="1701" w:left="1588" w:header="850" w:footer="850" w:gutter="0"/>
@@ -5759,6 +5721,9 @@
         <w:tc>
           <w:tcPr>
             <w:tcW w:w="4700" w:type="dxa"/>
+            <w:tcBorders>
+              <w:bottom w:val="single" w:sz="4" w:space="0" w:color="auto"/>
+            </w:tcBorders>
             <w:vAlign w:val="center"/>
           </w:tcPr>
           <w:p>
@@ -5778,6 +5743,9 @@
         <w:tc>
           <w:tcPr>
             <w:tcW w:w="2100" w:type="dxa"/>
+            <w:tcBorders>
+              <w:bottom w:val="single" w:sz="4" w:space="0" w:color="auto"/>
+            </w:tcBorders>
             <w:vAlign w:val="center"/>
           </w:tcPr>
           <w:p>
@@ -5797,6 +5765,9 @@
         <w:tc>
           <w:tcPr>
             <w:tcW w:w="2100" w:type="dxa"/>
+            <w:tcBorders>
+              <w:bottom w:val="single" w:sz="4" w:space="0" w:color="auto"/>
+            </w:tcBorders>
             <w:vAlign w:val="center"/>
           </w:tcPr>
           <w:p>
@@ -5821,6 +5792,9 @@
         <w:tc>
           <w:tcPr>
             <w:tcW w:w="4700" w:type="dxa"/>
+            <w:tcBorders>
+              <w:bottom w:val="single" w:sz="4" w:space="0" w:color="auto"/>
+            </w:tcBorders>
             <w:vAlign w:val="center"/>
           </w:tcPr>
           <w:p>
@@ -5840,6 +5814,9 @@
         <w:tc>
           <w:tcPr>
             <w:tcW w:w="2100" w:type="dxa"/>
+            <w:tcBorders>
+              <w:bottom w:val="single" w:sz="4" w:space="0" w:color="auto"/>
+            </w:tcBorders>
             <w:vAlign w:val="center"/>
           </w:tcPr>
           <w:p>
@@ -5852,13 +5829,16 @@
               </w:rPr>
             </w:pPr>
             <w:r>
-              <w:t>44,5 ± 7,7*</w:t>
+              <w:t>44,5 ± 7,7</w:t>
             </w:r>
           </w:p>
         </w:tc>
         <w:tc>
           <w:tcPr>
             <w:tcW w:w="2100" w:type="dxa"/>
+            <w:tcBorders>
+              <w:bottom w:val="single" w:sz="4" w:space="0" w:color="auto"/>
+            </w:tcBorders>
             <w:vAlign w:val="center"/>
           </w:tcPr>
           <w:p>
@@ -5876,6 +5856,97 @@
           </w:p>
         </w:tc>
       </w:tr>
+      <w:tr>
+        <w:trPr>
+          <w:cantSplit/>
+        </w:trPr>
+        <w:tc>
+          <w:tcPr>
+            <w:tcW w:w="8900" w:type="dxa"/>
+            <w:gridSpan w:val="3"/>
+            <w:tcBorders>
+              <w:top w:val="single" w:sz="4" w:space="0" w:color="auto"/>
+              <w:left w:val="nil"/>
+              <w:bottom w:val="nil"/>
+              <w:right w:val="nil"/>
+            </w:tcBorders>
+            <w:vAlign w:val="center"/>
+          </w:tcPr>
+          <w:p>
+            <w:pPr>
+              <w:spacing w:before="20" w:after="20" w:line="240" w:lineRule="atLeast"/>
+              <w:jc w:val="center"/>
+            </w:pPr>
+            <w:r>
+              <w:rPr>
+                <w:noProof/>
+              </w:rPr>
+              <w:drawing>
+                <wp:inline distT="0" distB="0" distL="0" distR="0" wp14:anchorId="3BAFDA26" wp14:editId="298E34AB">
+                  <wp:extent cx="3937000" cy="2497562"/>
+                  <wp:effectExtent l="0" t="0" r="6350" b="0"/>
+                  <wp:docPr id="13" name="Picture 13"/>
+                  <wp:cNvGraphicFramePr>
+                    <a:graphicFrameLocks xmlns:a="http://schemas.openxmlformats.org/drawingml/2006/main" noChangeAspect="1"/>
+                  </wp:cNvGraphicFramePr>
+                  <a:graphic xmlns:a="http://schemas.openxmlformats.org/drawingml/2006/main">
+                    <a:graphicData uri="http://schemas.openxmlformats.org/drawingml/2006/picture">
+                      <pic:pic xmlns:pic="http://schemas.openxmlformats.org/drawingml/2006/picture">
+                        <pic:nvPicPr>
+                          <pic:cNvPr id="0" name="Picture 3"/>
+                          <pic:cNvPicPr>
+                            <a:picLocks noChangeAspect="1" noChangeArrowheads="1"/>
+                          </pic:cNvPicPr>
+                        </pic:nvPicPr>
+                        <pic:blipFill>
+                          <a:blip r:embed="rId26" cstate="print">
+                            <a:extLst>
+                              <a:ext uri="{28A0092B-C50C-407E-A947-70E740481C1C}">
+                                <a14:useLocalDpi xmlns:a14="http://schemas.microsoft.com/office/drawing/2010/main" val="0"/>
+                              </a:ext>
+                            </a:extLst>
+                          </a:blip>
+                          <a:srcRect/>
+                          <a:stretch>
+                            <a:fillRect/>
+                          </a:stretch>
+                        </pic:blipFill>
+                        <pic:spPr bwMode="auto">
+                          <a:xfrm>
+                            <a:off x="0" y="0"/>
+                            <a:ext cx="3957019" cy="2510262"/>
+                          </a:xfrm>
+                          <a:prstGeom prst="rect">
+                            <a:avLst/>
+                          </a:prstGeom>
+                          <a:noFill/>
+                          <a:ln>
+                            <a:noFill/>
+                          </a:ln>
+                        </pic:spPr>
+                      </pic:pic>
+                    </a:graphicData>
+                  </a:graphic>
+                </wp:inline>
+              </w:drawing>
+            </w:r>
+          </w:p>
+          <w:p>
+            <w:pPr>
+              <w:pStyle w:val="JMSTFigTitle"/>
+            </w:pPr>
+            <w:r>
+              <w:t xml:space="preserve">Hình </w:t>
+            </w:r>
+            <w:r>
+              <w:t>4</w:t>
+            </w:r>
+            <w:r>
+              <w:t>. Hội tụ kích thước tập nghiệm Pareto theo vòng lặp (run 01, Cầu tàu A và B)</w:t>
+            </w:r>
+          </w:p>
+        </w:tc>
+      </w:tr>
     </w:tbl>
     <w:p>
       <w:pPr>
@@ -5896,73 +5967,6 @@
         <w:ind w:firstLine="0"/>
       </w:pPr>
       <w:r>
-        <w:rPr>
-          <w:noProof/>
-        </w:rPr>
-        <w:drawing>
-          <wp:anchor distT="0" distB="0" distL="114300" distR="114300" simplePos="0" relativeHeight="251673088" behindDoc="0" locked="0" layoutInCell="1" allowOverlap="1" wp14:anchorId="22D213A2" wp14:editId="3A1C412A">
-            <wp:simplePos x="0" y="0"/>
-            <wp:positionH relativeFrom="column">
-              <wp:posOffset>-11430</wp:posOffset>
-            </wp:positionH>
-            <wp:positionV relativeFrom="paragraph">
-              <wp:posOffset>939165</wp:posOffset>
-            </wp:positionV>
-            <wp:extent cx="2717800" cy="1722755"/>
-            <wp:effectExtent l="0" t="0" r="6350" b="0"/>
-            <wp:wrapSquare wrapText="bothSides"/>
-            <wp:docPr id="1883223238" name="Picture 55" descr="A graph with a line&#10;&#10;AI-generated content may be incorrect."/>
-            <wp:cNvGraphicFramePr>
-              <a:graphicFrameLocks xmlns:a="http://schemas.openxmlformats.org/drawingml/2006/main" noChangeAspect="1"/>
-            </wp:cNvGraphicFramePr>
-            <a:graphic xmlns:a="http://schemas.openxmlformats.org/drawingml/2006/main">
-              <a:graphicData uri="http://schemas.openxmlformats.org/drawingml/2006/picture">
-                <pic:pic xmlns:pic="http://schemas.openxmlformats.org/drawingml/2006/picture">
-                  <pic:nvPicPr>
-                    <pic:cNvPr id="1883223238" name="Picture 55" descr="A graph with a line&#10;&#10;AI-generated content may be incorrect."/>
-                    <pic:cNvPicPr>
-                      <a:picLocks noChangeAspect="1" noChangeArrowheads="1"/>
-                    </pic:cNvPicPr>
-                  </pic:nvPicPr>
-                  <pic:blipFill>
-                    <a:blip r:embed="rId28" cstate="print">
-                      <a:extLst>
-                        <a:ext uri="{28A0092B-C50C-407E-A947-70E740481C1C}">
-                          <a14:useLocalDpi xmlns:a14="http://schemas.microsoft.com/office/drawing/2010/main" val="0"/>
-                        </a:ext>
-                      </a:extLst>
-                    </a:blip>
-                    <a:srcRect/>
-                    <a:stretch>
-                      <a:fillRect/>
-                    </a:stretch>
-                  </pic:blipFill>
-                  <pic:spPr bwMode="auto">
-                    <a:xfrm>
-                      <a:off x="0" y="0"/>
-                      <a:ext cx="2717800" cy="1722755"/>
-                    </a:xfrm>
-                    <a:prstGeom prst="rect">
-                      <a:avLst/>
-                    </a:prstGeom>
-                    <a:noFill/>
-                    <a:ln>
-                      <a:noFill/>
-                    </a:ln>
-                  </pic:spPr>
-                </pic:pic>
-              </a:graphicData>
-            </a:graphic>
-            <wp14:sizeRelH relativeFrom="page">
-              <wp14:pctWidth>0</wp14:pctWidth>
-            </wp14:sizeRelH>
-            <wp14:sizeRelV relativeFrom="page">
-              <wp14:pctHeight>0</wp14:pctHeight>
-            </wp14:sizeRelV>
-          </wp:anchor>
-        </w:drawing>
-      </w:r>
-      <w:r>
         <w:t xml:space="preserve">Đối với hai bài toán kỹ thuật rời rạc đã khảo sát, MOSFOA khôi phục đầy đủ tập Pareto tham chiếu trong </w:t>
       </w:r>
       <w:r>
@@ -5986,279 +5990,546 @@
     </w:p>
     <w:p>
       <w:pPr>
-        <w:pStyle w:val="JMSTFigTitle"/>
-      </w:pPr>
-      <w:r>
-        <w:t>Hình 3. Hội tụ kích thước tập nghiệm Pareto theo vòng lặp (run 01, Cầu tàu A và B)</w:t>
+        <w:pStyle w:val="JMSTTitlelevel02"/>
+      </w:pPr>
+      <w:r>
+        <w:t xml:space="preserve">6.5. </w:t>
+      </w:r>
+      <w:r>
+        <w:t>Mức đ</w:t>
+      </w:r>
+      <w:r>
+        <w:t xml:space="preserve">ộ tái lập </w:t>
       </w:r>
     </w:p>
     <w:p>
       <w:pPr>
-        <w:pStyle w:val="JMSTTitlelevel02"/>
-      </w:pPr>
-      <w:r>
-        <w:t xml:space="preserve">6.5. </w:t>
-      </w:r>
-      <w:r>
-        <w:t>Mức đ</w:t>
-      </w:r>
-      <w:r>
-        <w:t xml:space="preserve">ộ tái lập </w:t>
+        <w:pStyle w:val="JMSTContent"/>
+      </w:pPr>
+      <w:r>
+        <w:t xml:space="preserve">Độ lệch chuẩn bằng 0 quan sát được ở cả kích thước tập nghiệm Pareto lẫn tỷ lệ khôi phục phản ánh tính tái lập đạt được đối với không gian thiết kế rời rạc 33 phương án đã khảo sát ở cả hai cầu tàu. Kết quả này nên được diễn giải trong phạm vi các bài toán đã khảo sát, không phải bằng chứng về tính ổn </w:t>
+      </w:r>
+      <w:r>
+        <w:t>định thuật toán một cách tổng quát trên mọi loại không gian thiết kế (liên tục, nhiều chiều, hoặc có nhiều cực trị địa phương hơn).</w:t>
       </w:r>
     </w:p>
     <w:p>
       <w:pPr>
-        <w:pStyle w:val="JMSTContent"/>
-      </w:pPr>
-      <w:r>
-        <w:t>Độ lệch chuẩn bằng 0 quan sát được ở cả kích thước tập nghiệm Pareto lẫn tỷ lệ khôi phục phản ánh tính tái lập đạt được đối với không gian thiết kế rời rạc 33 phương án đã khảo sát ở cả hai cầu tàu. Kết quả này nên được diễn giải trong phạm vi các bài toán đã khảo sát, không phải bằng chứng về tính ổn định thuật toán một cách tổng quát trên mọi loại không gian thiết kế (liên tục, nhiều chiều, hoặc có nhiều cực trị địa phương hơn).</w:t>
+        <w:pStyle w:val="JMSTTitlelevel02"/>
+      </w:pPr>
+      <w:r>
+        <w:t xml:space="preserve">6.6. </w:t>
+      </w:r>
+      <w:r>
+        <w:t xml:space="preserve">Quan </w:t>
+      </w:r>
+      <w:r>
+        <w:t>hệ đánh đổi khối lượng–chuyển vị</w:t>
       </w:r>
     </w:p>
     <w:p>
       <w:pPr>
-        <w:pStyle w:val="JMSTTitlelevel02"/>
-      </w:pPr>
-      <w:r>
-        <w:t>6.6. Diễn giải kỹ thuật quan hệ đánh đổi khối lượng–chuyển vị</w:t>
+        <w:pStyle w:val="JMSTContent"/>
+      </w:pPr>
+      <w:r>
+        <w:t xml:space="preserve">Ở cả hai </w:t>
+      </w:r>
+      <w:r>
+        <w:rPr>
+          <w:lang w:val="en-US"/>
+        </w:rPr>
+        <w:t>trường hợp nghiên cứu</w:t>
+      </w:r>
+      <w:r>
+        <w:t xml:space="preserve">, mặt Pareto thể hiện quan hệ đánh đổi đơn điệu: </w:t>
+      </w:r>
+      <w:r>
+        <w:rPr>
+          <w:lang w:val="en-US"/>
+        </w:rPr>
+        <w:t>Điểm cao nhất</w:t>
+      </w:r>
+      <w:r>
+        <w:t xml:space="preserve"> của mặt Pareto (D600) cho khối lượng vật liệu nhỏ nhất nhưng chuyển vị lớn nhất trong tập nghiệm khả thi; </w:t>
+      </w:r>
+      <w:r>
+        <w:rPr>
+          <w:lang w:val="en-US"/>
+        </w:rPr>
+        <w:t>điểm thấp nhất</w:t>
+      </w:r>
+      <w:r>
+        <w:t xml:space="preserve"> (D1200) cho chuyển vị nhỏ nhất nhưng khối lượng vật liệu lớn nhất — phản ánh đúng bản chất vật lý của việc tăng độ cứng tiết diện cọc để giảm chuyển vị ngang, đánh đổi bằng khối lượng vật liệu tăng thêm. Tốc độ giảm chuyển vị chậm dần khi </w:t>
+      </w:r>
+      <w:r>
+        <w:lastRenderedPageBreak/>
+        <w:t>tiết diện cọc đã đủ lớn (ví dụ D900→D1200 ở cả hai cầu tàu cho mức giảm chuyển vị tương đối nhỏ hơn so với khối lượng vật liệu tăng thêm), cung cấp cơ sở kỹ thuật để người thiết kế lựa chọn phương án cân bằng phù hợp mục tiêu dự án.</w:t>
       </w:r>
     </w:p>
     <w:p>
       <w:pPr>
-        <w:pStyle w:val="JMSTContent"/>
-      </w:pPr>
-      <w:r>
-        <w:t>Ở cả hai cầu tàu, mặt Pareto thể hiện quan hệ đánh đổi đơn điệu: đầu "nhẹ" của mặt Pareto (D600) cho khối lượng vật liệu nhỏ nhất nhưng chuyển vị lớn nhất trong tập nghiệm khả thi; đầu còn lại (D1200) cho chuyển vị nhỏ nhất nhưng khối lượng vật liệu lớn nhất — phản ánh đúng bản chất vật lý của việc tăng độ cứng tiết diện cọc để giảm chuyển vị ngang, đánh đổi bằng khối lượng vật liệu tăng thêm. Tốc độ giảm chuyển vị chậm dần khi tiết diện cọc đã đủ lớn (ví dụ D900→D1200 ở cả hai cầu tàu cho mức giảm chuyển vị tương đối nhỏ hơn so với khối lượng vật liệu tăng thêm), cung cấp cơ sở kỹ thuật để người thiết kế lựa chọn phương án cân bằng phù hợp mục tiêu dự án.</w:t>
+        <w:pStyle w:val="JMSTTitlelevel02"/>
+      </w:pPr>
+      <w:r>
+        <w:t xml:space="preserve">6.7. So sánh giữa hai </w:t>
+      </w:r>
+      <w:r>
+        <w:t>trường hợp</w:t>
       </w:r>
     </w:p>
     <w:p>
       <w:pPr>
-        <w:pStyle w:val="JMSTTitlelevel02"/>
-      </w:pPr>
-      <w:r>
-        <w:t>6.7. So sánh giữa hai cầu tàu</w:t>
+        <w:pStyle w:val="JMSTContent"/>
+        <w:rPr>
+          <w:lang w:val="en-US"/>
+        </w:rPr>
+      </w:pPr>
+      <w:r>
+        <w:t xml:space="preserve">Ở cùng lựa chọn D600, chuyển vị ngang lớn nhất của Cầu tàu B là 23,1mm, lớn hơn 15,3mm của Cầu tàu A; độ nhạy chuyển vị theo đường kính cọc cũng khác nhau rõ rệt giữa hai cầu tàu trên toàn dải D. Điều này cho thấy cùng một lựa chọn đường kính không nhất thiết tạo ra cùng một đáp ứng kỹ thuật giữa hai cầu tàu. Sự khác biệt này </w:t>
+      </w:r>
+      <w:r>
+        <w:rPr>
+          <w:bCs/>
+        </w:rPr>
+        <w:t>gắn liền đồng thời với nhiều yếu tố khác nhau</w:t>
+      </w:r>
+      <w:r>
+        <w:t xml:space="preserve"> </w:t>
+      </w:r>
+      <w:r>
+        <w:rPr>
+          <w:lang w:val="en-US"/>
+        </w:rPr>
+        <w:t>gồm:</w:t>
+      </w:r>
+      <w:r>
+        <w:t xml:space="preserve"> hình học kết cấu (bề rộng bến, chiều dài phân đoạn), tải trọng khai thác, đặc trưng tiết diện cọc, và điều kiện mô hình hoá địa kỹ thuật (lò xo phân bố ở </w:t>
+      </w:r>
+      <w:r>
+        <w:rPr>
+          <w:lang w:val="en-US"/>
+        </w:rPr>
+        <w:t xml:space="preserve">cầu tàu </w:t>
+      </w:r>
+      <w:r>
+        <w:t>A so với ngàm cứng tại chiều dài ngàm ảo ở</w:t>
+      </w:r>
+      <w:r>
+        <w:rPr>
+          <w:lang w:val="en-US"/>
+        </w:rPr>
+        <w:t xml:space="preserve"> cầu tàu</w:t>
+      </w:r>
+      <w:r>
+        <w:t xml:space="preserve"> B)</w:t>
+      </w:r>
+      <w:r>
+        <w:rPr>
+          <w:lang w:val="en-US"/>
+        </w:rPr>
+        <w:t xml:space="preserve">. </w:t>
+      </w:r>
+      <w:r>
+        <w:t>Cả hai cầu tàu đều có miền khả thi bắt đầu từ D≥600mm và cùng 6 phương án trong tập Pareto tham chiếu</w:t>
+      </w:r>
+      <w:r>
+        <w:rPr>
+          <w:lang w:val="en-US"/>
+        </w:rPr>
+        <w:t xml:space="preserve"> - </w:t>
+      </w:r>
+      <w:r>
+        <w:t xml:space="preserve"> sự trùng hợp về số lượng phương án phản ánh đặc điểm chung của không gian thiết kế rời rạc 33 phương án </w:t>
+      </w:r>
+      <w:r>
+        <w:rPr>
+          <w:lang w:val="en-US"/>
+        </w:rPr>
+        <w:t xml:space="preserve">khi </w:t>
+      </w:r>
+      <w:r>
+        <w:t>dùng chung một bảng catalogue</w:t>
+      </w:r>
+      <w:r>
+        <w:rPr>
+          <w:lang w:val="en-US"/>
+        </w:rPr>
+        <w:t xml:space="preserve"> của cọc</w:t>
+      </w:r>
+      <w:r>
+        <w:rPr>
+          <w:lang w:val="en-US"/>
+        </w:rPr>
+        <w:t>.</w:t>
       </w:r>
     </w:p>
     <w:p>
       <w:pPr>
-        <w:pStyle w:val="JMSTContent"/>
-      </w:pPr>
-      <w:r>
-        <w:t xml:space="preserve">Ở cùng lựa chọn D600, chuyển vị ngang lớn nhất của Cầu tàu B là 23,1mm, lớn hơn 15,3mm của Cầu tàu A; độ nhạy chuyển vị theo đường kính cọc cũng khác nhau rõ rệt giữa hai cầu tàu trên toàn dải D (mục 6.2, 6.3). Điều này cho thấy cùng một lựa chọn đường kính không nhất thiết tạo ra cùng một đáp ứng kỹ thuật giữa hai cầu tàu. Sự khác biệt này </w:t>
-      </w:r>
-      <w:r>
-        <w:rPr>
-          <w:b/>
-          <w:bCs/>
-        </w:rPr>
-        <w:t>gắn liền đồng thời với nhiều yếu tố khác nhau</w:t>
-      </w:r>
-      <w:r>
-        <w:t xml:space="preserve"> — hình học kết cấu (bề rộng bến, chiều dài phân đoạn), tải trọng khai thác, đặc trưng tiết diện cọc, và điều kiện mô hình hoá địa kỹ thuật (lò xo phân bố ở A so với ngàm </w:t>
-      </w:r>
-      <w:r>
-        <w:lastRenderedPageBreak/>
-        <w:t>cứng tại chiều dài ngàm ảo ở B) — không có cơ sở để quy sự khác biệt này cho một nguyên nhân đơn lẻ khi hai mô hình đồng thời khác nhau ở nhiều yếu tố; việc tách bạch ảnh hưởng riêng của từng yếu tố nằm ngoài phạm vi nghiên cứu này. Cả hai cầu tàu đều có miền khả thi bắt đầu từ D≥600mm và cùng 6 phương án trong tập Pareto tham chiếu — sự trùng hợp về số lượng phương án phản ánh đặc điểm chung của không gian thiết kế rời rạc 33 phương án dùng chung một bảng catalogue, không hàm ý một quy luật tổng quát giữa hai loại cầu tàu.</w:t>
+        <w:pStyle w:val="JMSTTitlelevel02"/>
+      </w:pPr>
+      <w:r>
+        <w:t>6.8. Hạn chế nghiên cứu</w:t>
       </w:r>
     </w:p>
     <w:p>
       <w:pPr>
-        <w:pStyle w:val="JMSTTitlelevel02"/>
-      </w:pPr>
-      <w:r>
-        <w:t>6.8. Hạn chế nghiên cứu</w:t>
+        <w:pStyle w:val="JMSTContent"/>
+      </w:pPr>
+      <w:r>
+        <w:t xml:space="preserve">Thông số điều kiện biên mô phỏng tương tác đất–cọc–kết cấu (độ cứng lò xo ở A, chiều dài ngàm ảo ở B) được giữ cố định theo mô hình gốc, không được cập nhật lại theo đường kính cọc D trong vòng lặp tối ưu </w:t>
+      </w:r>
+      <w:r>
+        <w:rPr>
+          <w:lang w:val="en-US"/>
+        </w:rPr>
+        <w:t>- Đ</w:t>
+      </w:r>
+      <w:r>
+        <w:t>ây là giả thiết đơn giản hoá cần lưu ý khi áp dụng kết quả vào thiết kế thực tế.</w:t>
       </w:r>
     </w:p>
     <w:p>
       <w:pPr>
         <w:pStyle w:val="JMSTContent"/>
-        <w:ind w:left="200" w:hanging="200"/>
-      </w:pPr>
-      <w:r>
-        <w:t xml:space="preserve">- Không gian thiết kế gồm 33 phương án catalogue rời rạc, cho phép </w:t>
-      </w:r>
-      <w:r>
-        <w:t xml:space="preserve">Duyệt </w:t>
-      </w:r>
-      <w:r>
-        <w:t>toàn bộ để xây dựng tập Pareto tham chiếu chính xác — kết quả 100% khôi phục chỉ có ý nghĩa trong phạm vi loại bài toán rời rạc, quy mô nhỏ như đã khảo sát, chưa chứng minh được hiệu quả tương tự trên không gian thiết kế liên tục hoặc nhiều chiều hơn.</w:t>
+        <w:rPr>
+          <w:lang w:val="en-US"/>
+        </w:rPr>
+      </w:pPr>
+      <w:r>
+        <w:t xml:space="preserve">Kết quả tối ưu </w:t>
+      </w:r>
+      <w:r>
+        <w:rPr>
+          <w:lang w:val="en-US"/>
+        </w:rPr>
+        <w:t>dựa trên</w:t>
+      </w:r>
+      <w:r>
+        <w:t xml:space="preserve"> các mô hình FEM và tải trọng kế thừa từ dự án gốc đã nêu ở mục 2.3; nghiên cứu này không phải một hồ sơ thiết kế lại hai cầu tàu theo hệ thống tiêu chuẩn hiện hành</w:t>
+      </w:r>
+      <w:r>
+        <w:rPr>
+          <w:lang w:val="en-US"/>
+        </w:rPr>
+        <w:t xml:space="preserve"> </w:t>
+      </w:r>
+      <w:r>
+        <w:rPr>
+          <w:lang w:val="en-US"/>
+        </w:rPr>
+        <w:t xml:space="preserve">mà chỉ sử dụng mô hình FEM </w:t>
+      </w:r>
+      <w:r>
+        <w:t>để làm cơ sở phân tích số và đánh giá khả năng áp dụng của quy trình tối ưu MOSFOA</w:t>
+      </w:r>
+      <w:r>
+        <w:rPr>
+          <w:lang w:val="en-US"/>
+        </w:rPr>
+        <w:t>.</w:t>
       </w:r>
     </w:p>
     <w:p>
       <w:pPr>
         <w:pStyle w:val="JMSTContent"/>
-        <w:ind w:left="200" w:hanging="200"/>
-      </w:pPr>
-      <w:r>
-        <w:t>- Thông số điều kiện biên mô phỏng tương tác đất–cọc–kết cấu (độ cứng lò xo ở A, chiều dài ngàm ảo ở B) được giữ cố định theo mô hình gốc, không được cập nhật lại theo đường kính cọc D trong vòng lặp tối ưu (mục 2.4) — đây là giả thiết đơn giản hoá cần lưu ý khi áp dụng kết quả vào thiết kế thực tế.</w:t>
+      </w:pPr>
+      <w:r>
+        <w:t xml:space="preserve">Nghiên cứu giới hạn ở hai cầu tàu thực tế; chưa đủ cơ sở để khái quát hoá thành quy luật ảnh hưởng riêng biệt của quy mô, tải trọng hay điều kiện địa kỹ thuật đến đặc điểm nghiệm tối ưu </w:t>
+      </w:r>
+      <w:r>
+        <w:rPr>
+          <w:lang w:val="en-US"/>
+        </w:rPr>
+        <w:t>-</w:t>
+      </w:r>
+      <w:r>
+        <w:t xml:space="preserve"> nội dung </w:t>
+      </w:r>
+      <w:r>
+        <w:rPr>
+          <w:lang w:val="en-US"/>
+        </w:rPr>
+        <w:t>sẽ được</w:t>
+      </w:r>
+      <w:r>
+        <w:t xml:space="preserve"> nghiên cứu </w:t>
+      </w:r>
+      <w:r>
+        <w:rPr>
+          <w:lang w:val="en-US"/>
+        </w:rPr>
+        <w:t xml:space="preserve">ở các bước </w:t>
+      </w:r>
+      <w:r>
+        <w:t>tiếp theo.</w:t>
       </w:r>
     </w:p>
     <w:p>
       <w:pPr>
-        <w:pStyle w:val="JMSTContent"/>
-        <w:ind w:left="200" w:hanging="200"/>
-      </w:pPr>
-      <w:r>
-        <w:t>- Ràng buộc vật liệu sử dụng kiểm tra riêng biệt N≤P</w:t>
-      </w:r>
-      <w:r>
-        <w:rPr>
-          <w:vertAlign w:val="subscript"/>
-        </w:rPr>
-        <w:t>max</w:t>
-      </w:r>
-      <w:r>
-        <w:t xml:space="preserve"> và M≤M</w:t>
-      </w:r>
-      <w:r>
-        <w:rPr>
-          <w:vertAlign w:val="subscript"/>
-        </w:rPr>
-        <w:t>u</w:t>
-      </w:r>
-      <w:r>
-        <w:t>, không dùng công thức tương tác nén–uốn.</w:t>
+        <w:pStyle w:val="JMSTTitlelevel01"/>
+      </w:pPr>
+      <w:r>
+        <w:t>7. Kết luận</w:t>
       </w:r>
     </w:p>
     <w:p>
       <w:pPr>
         <w:pStyle w:val="JMSTContent"/>
-        <w:ind w:left="200" w:hanging="200"/>
-      </w:pPr>
-      <w:r>
-        <w:t>- Kết quả tối ưu cần được diễn giải trong phạm vi các mô hình FEM và tải trọng kế thừa từ dự án gốc đã nêu ở mục 2.3; nghiên cứu này không phải một hồ sơ thiết kế lại hai cầu tàu theo hệ thống tiêu chuẩn hiện hành.</w:t>
+      </w:pPr>
+      <w:r>
+        <w:t xml:space="preserve">MOSFOA </w:t>
+      </w:r>
+      <w:r>
+        <w:rPr>
+          <w:lang w:val="en-US"/>
+        </w:rPr>
+        <w:t xml:space="preserve">là </w:t>
+      </w:r>
+      <w:r>
+        <w:t>thuật toán đã được nhóm tác giả phát triển và công bố trước đó [1] — được áp dụng thành công vào hai bài toán tối ưu đa mục tiêu hệ cọc cầu tàu thực tế, sử dụng hai cầu tàu thực tế có quy mô và đặc điểm mô hình hoá khác nhau làm hai trường hợp ứng dụng độc lập.</w:t>
       </w:r>
     </w:p>
     <w:p>
       <w:pPr>
         <w:pStyle w:val="JMSTContent"/>
-        <w:ind w:left="200" w:hanging="200"/>
-      </w:pPr>
-      <w:r>
-        <w:t>- Nghiên cứu giới hạn ở hai cầu tàu thực tế; chưa đủ cơ sở để khái quát hoá thành quy luật ảnh hưởng riêng biệt của quy mô, tải trọng hay điều kiện địa kỹ thuật đến đặc điểm nghiệm tối ưu — nội dung này để dành cho nghiên cứu tiếp theo.</w:t>
+      </w:pPr>
+      <w:r>
+        <w:t xml:space="preserve">Quy trình kết nối MATLAB–SAP2000 </w:t>
+      </w:r>
+      <w:bookmarkStart w:id="1" w:name="_GoBack"/>
+      <w:bookmarkEnd w:id="1"/>
+      <w:r>
+        <w:t>đã tích hợp thành công tìm kiếm metaheuristic với đánh giá kỹ thuật dựa trên phân tích phần tử hữu hạn thực.</w:t>
       </w:r>
     </w:p>
     <w:p>
       <w:pPr>
         <w:pStyle w:val="JMSTContent"/>
-        <w:ind w:left="200" w:hanging="200"/>
-      </w:pPr>
-      <w:r>
-        <w:t>- Nghiên cứu không so sánh MOSFOA với các thuật toán tối ưu đa mục tiêu khác (NSGA-II, MOPSO...); do đó không có cơ sở để kết luận về tính ưu việt tương đối của MOSFOA.</w:t>
+      </w:pPr>
+      <w:r>
+        <w:rPr>
+          <w:lang w:val="en-US"/>
+        </w:rPr>
+        <w:t>Khảo sát</w:t>
+      </w:r>
+      <w:r>
+        <w:t xml:space="preserve"> </w:t>
+      </w:r>
+      <w:r>
+        <w:t xml:space="preserve">33 phương án </w:t>
+      </w:r>
+      <w:r>
+        <w:rPr>
+          <w:lang w:val="en-US"/>
+        </w:rPr>
+        <w:t xml:space="preserve">cọc theo </w:t>
+      </w:r>
+      <w:r>
+        <w:t>catalogue</w:t>
+      </w:r>
+      <w:r>
+        <w:rPr>
+          <w:lang w:val="en-US"/>
+        </w:rPr>
+        <w:t xml:space="preserve"> của nhà sản xuất</w:t>
+      </w:r>
+      <w:r>
+        <w:t xml:space="preserve"> cung cấp một tập Pareto tham chiếu cho mỗi cầu tàu, dùng làm cơ sở đối chiếu trực tiếp kết quả MOSFOA.</w:t>
+      </w:r>
+      <w:r>
+        <w:rPr>
+          <w:lang w:val="en-US"/>
+        </w:rPr>
+        <w:t xml:space="preserve"> </w:t>
+      </w:r>
+      <w:r>
+        <w:t>MOSFOA khôi phục đầy đủ tập Pareto tham chiếu trong toàn bộ các lần chạy độc lập thực hiện cho cả hai cầu tàu (40/40 lượt chạy).</w:t>
       </w:r>
     </w:p>
     <w:p>
       <w:pPr>
-        <w:pStyle w:val="JMSTTitlelevel01"/>
-      </w:pPr>
-      <w:r>
-        <w:t>7. Kết luận</w:t>
+        <w:pStyle w:val="JMSTContent"/>
+      </w:pPr>
+      <w:r>
+        <w:t>Hai cầu tàu cho các mức giá trị mục tiêu và đặc điểm đánh đổi kỹ thuật khác nhau, phản ánh sự khác biệt về cấu hình kết cấu, tải trọng và điều kiện mô hình hóa của từng cầu tàu.</w:t>
       </w:r>
     </w:p>
     <w:p>
       <w:pPr>
         <w:pStyle w:val="JMSTContent"/>
-        <w:ind w:left="220" w:hanging="220"/>
-      </w:pPr>
-      <w:r>
-        <w:t xml:space="preserve">1. MOSFOA — thuật toán đã được nhóm tác giả phát triển và công bố trước đó [1] — được áp dụng thành công vào hai bài toán tối ưu đa mục tiêu hệ cọc cầu tàu thực tế, sử dụng hai cầu tàu thực tế có quy mô và đặc điểm mô hình hoá khác </w:t>
-      </w:r>
-      <w:r>
-        <w:t>nhau làm hai trường hợp ứng dụng độc lập.</w:t>
+      </w:pPr>
+      <w:r>
+        <w:t xml:space="preserve">Kết quả </w:t>
+      </w:r>
+      <w:r>
+        <w:rPr>
+          <w:lang w:val="en-US"/>
+        </w:rPr>
+        <w:t xml:space="preserve">nghiên cứu này </w:t>
+      </w:r>
+      <w:r>
+        <w:t>hỗ trợ khả năng áp dụng thực tế và tính tái lập của quy trình tối ưu dựa trên MOSFOA đã triển khai, đối với lớp bài toán hệ cọc cầu tàu đã khảo sát.</w:t>
       </w:r>
     </w:p>
     <w:p>
       <w:pPr>
-        <w:pStyle w:val="JMSTContent"/>
-        <w:ind w:left="220" w:hanging="220"/>
-      </w:pPr>
-      <w:r>
-        <w:t>2. Quy trình kết nối MATLAB–SAP2000 qua OAPI đã tích hợp thành công tìm kiếm metaheuristic với đánh giá kỹ thuật dựa trên phân tích phần tử hữu hạn thực.</w:t>
+        <w:pStyle w:val="JMSTReferenceTilte"/>
+      </w:pPr>
+      <w:r>
+        <w:t>TÀI LIỆU THAM KHẢO</w:t>
       </w:r>
     </w:p>
     <w:p>
       <w:pPr>
-        <w:pStyle w:val="JMSTContent"/>
-        <w:ind w:left="220" w:hanging="220"/>
-      </w:pPr>
-      <w:r>
-        <w:t xml:space="preserve">3. </w:t>
-      </w:r>
-      <w:r>
-        <w:t xml:space="preserve">Duyệt </w:t>
-      </w:r>
-      <w:r>
-        <w:t>33 phương án catalogue rời rạc cung cấp một tập Pareto tham chiếu cho mỗi cầu tàu, dùng làm cơ sở đối chiếu trực tiếp kết quả MOSFOA.</w:t>
+        <w:pStyle w:val="JMSTRefrenceContent"/>
+      </w:pPr>
+      <w:r>
+        <w:t xml:space="preserve">[1] Do-Quang, T., Vu-Huu, T. and Le, C.T. (2026), "Multi-objective Optimization of Marine Structures Using an Enhanced Starfish Algorithm", </w:t>
+      </w:r>
+      <w:r>
+        <w:rPr>
+          <w:i/>
+          <w:iCs/>
+        </w:rPr>
+        <w:t>Proceedings of the Institution of Civil Engineers – Structures and Buildings</w:t>
+      </w:r>
+      <w:r>
+        <w:t>. DOI: 10.1680/jstbu.26.00159.</w:t>
       </w:r>
     </w:p>
     <w:p>
       <w:pPr>
-        <w:pStyle w:val="JMSTContent"/>
-        <w:ind w:left="220" w:hanging="220"/>
-      </w:pPr>
-      <w:r>
-        <w:t>4. MOSFOA khôi phục đầy đủ tập Pareto tham chiếu trong toàn bộ các lần chạy độc lập thực hiện cho cả hai cầu tàu (40/40 lượt chạy).</w:t>
+        <w:pStyle w:val="JMSTRefrenceContent"/>
+      </w:pPr>
+      <w:r>
+        <w:t xml:space="preserve">[2] TCVN 10304:2025, </w:t>
+      </w:r>
+      <w:r>
+        <w:rPr>
+          <w:i/>
+          <w:iCs/>
+        </w:rPr>
+        <w:t>Móng cọc — Tiêu chuẩn thiết kế</w:t>
+      </w:r>
+      <w:r>
+        <w:t>, Bộ Xây dựng.</w:t>
       </w:r>
     </w:p>
     <w:p>
       <w:pPr>
-        <w:pStyle w:val="JMSTContent"/>
-        <w:ind w:left="220" w:hanging="220"/>
-      </w:pPr>
-      <w:r>
-        <w:t>5. Hai cầu tàu cho các mức giá trị mục tiêu và đặc điểm đánh đổi kỹ thuật khác nhau, phản ánh sự khác biệt về cấu hình kết cấu, tải trọng và điều kiện mô hình hóa của từng cầu tàu.</w:t>
+        <w:pStyle w:val="JMSTRefrenceContent"/>
+      </w:pPr>
+      <w:r>
+        <w:t xml:space="preserve">[3] QCVN 03:2022/BXD, </w:t>
+      </w:r>
+      <w:r>
+        <w:rPr>
+          <w:i/>
+          <w:iCs/>
+        </w:rPr>
+        <w:t>Quy chuẩn kỹ thuật quốc gia về phân cấp công trình phục vụ thiết kế xây dựng</w:t>
+      </w:r>
+      <w:r>
+        <w:t>, Bộ Xây dựng.</w:t>
       </w:r>
     </w:p>
     <w:p>
       <w:pPr>
-        <w:pStyle w:val="JMSTContent"/>
-        <w:ind w:left="220" w:hanging="220"/>
-      </w:pPr>
-      <w:r>
-        <w:t>6. Kết quả hỗ trợ khả năng áp dụng thực tế và tính tái lập của quy trình tối ưu dựa trên MOSFOA đã triển khai, đối với lớp bài toán hệ cọc cầu tàu đã khảo sát.</w:t>
+        <w:pStyle w:val="JMSTRefrenceContent"/>
+      </w:pPr>
+      <w:r>
+        <w:t xml:space="preserve">[4] Tập đoàn AMACCAO, </w:t>
+      </w:r>
+      <w:r>
+        <w:rPr>
+          <w:i/>
+          <w:iCs/>
+        </w:rPr>
+        <w:t>Catalog và thông số kỹ thuật cọc bê tông ly tâm ứng lực trước AMACCAO (PHC/PC) D300–D1200</w:t>
+      </w:r>
+      <w:r>
+        <w:t>, sản xuất theo TCVN 7888:2014 &amp; JIS A 5373:2016</w:t>
+      </w:r>
+      <w:r>
+        <w:t>.</w:t>
       </w:r>
     </w:p>
     <w:p>
       <w:pPr>
-        <w:pStyle w:val="JMSTContent"/>
-        <w:ind w:left="220" w:hanging="220"/>
-      </w:pPr>
-      <w:r>
-        <w:t xml:space="preserve">7. Những phát hiện này </w:t>
-      </w:r>
-      <w:r>
-        <w:rPr>
-          <w:b/>
-          <w:bCs/>
-        </w:rPr>
-        <w:t>không</w:t>
-      </w:r>
-      <w:r>
-        <w:t xml:space="preserve"> nên được suy rộng thành bằng chứng về tính ưu việt thuật toán một cách tổng quát; kết luận chỉ giới hạn trong phạm vi hai bài toán đã khảo sát.</w:t>
+        <w:pStyle w:val="JMSTRefrenceContent"/>
+      </w:pPr>
+      <w:r>
+        <w:t xml:space="preserve">[5] 22TCN 222-95, </w:t>
+      </w:r>
+      <w:r>
+        <w:rPr>
+          <w:i/>
+          <w:iCs/>
+        </w:rPr>
+        <w:t>Tải trọng và tác động (do sóng và do tàu) lên công trình thủy</w:t>
+      </w:r>
+      <w:r>
+        <w:t>.</w:t>
       </w:r>
     </w:p>
     <w:p>
       <w:pPr>
-        <w:pStyle w:val="JMSTTitlelevel01"/>
-      </w:pPr>
-      <w:r>
-        <w:t>Lời cảm ơn</w:t>
+        <w:pStyle w:val="JMSTRefrenceContent"/>
+      </w:pPr>
+      <w:r>
+        <w:t xml:space="preserve">[6] 22TCN 207-92, </w:t>
+      </w:r>
+      <w:r>
+        <w:rPr>
+          <w:i/>
+          <w:iCs/>
+        </w:rPr>
+        <w:t>Công trình bến cảng biển — Tiêu chuẩn thiết kế</w:t>
+      </w:r>
+      <w:r>
+        <w:t>.</w:t>
       </w:r>
     </w:p>
     <w:p>
       <w:pPr>
-        <w:pStyle w:val="JMSTContent"/>
-        <w:ind w:firstLine="0"/>
-      </w:pPr>
-      <w:r>
-        <w:t>(Không có thông tin về nguồn tài trợ/đề tài được cung cấp trong phạm vi dự án — mục này để trống nếu không áp dụng, hoặc bổ sung trước khi nộp nếu có.)</w:t>
+        <w:pStyle w:val="JMSTRefrenceContent"/>
+      </w:pPr>
+      <w:r>
+        <w:t xml:space="preserve">[7] TCVN 9386:2012, </w:t>
+      </w:r>
+      <w:r>
+        <w:rPr>
+          <w:i/>
+          <w:iCs/>
+        </w:rPr>
+        <w:t>Thiết kế công trình chịu động đất</w:t>
+      </w:r>
+      <w:r>
+        <w:t>, Bộ Khoa học và Công nghệ</w:t>
+      </w:r>
+      <w:r>
+        <w:t>.</w:t>
       </w:r>
     </w:p>
     <w:p>
       <w:pPr>
-        <w:pStyle w:val="JMSTReferenceTilte"/>
-      </w:pPr>
-      <w:r>
-        <w:t>TÀI LIỆU THAM KHẢO</w:t>
+        <w:pStyle w:val="JMSTRefrenceContent"/>
+      </w:pPr>
+      <w:r>
+        <w:t xml:space="preserve">[8] TCVN 10304:2014, </w:t>
+      </w:r>
+      <w:r>
+        <w:rPr>
+          <w:i/>
+          <w:iCs/>
+        </w:rPr>
+        <w:t>Móng cọc — Tiêu chuẩn thiết kế</w:t>
+      </w:r>
+      <w:r>
+        <w:t>, Bộ Khoa học và Công nghệ</w:t>
+      </w:r>
+      <w:r>
+        <w:t>.</w:t>
       </w:r>
     </w:p>
     <w:p>
@@ -6266,17 +6537,20 @@
         <w:pStyle w:val="JMSTRefrenceContent"/>
       </w:pPr>
       <w:r>
-        <w:t xml:space="preserve">[1] Do-Quang, T., Vu-Huu, T. and Le, C.T. (2026), "Multi-objective Optimization of Marine Structures Using an Enhanced Starfish Algorithm", </w:t>
+        <w:t xml:space="preserve">[9] TCXD 205:1998, </w:t>
       </w:r>
       <w:r>
         <w:rPr>
           <w:i/>
           <w:iCs/>
         </w:rPr>
-        <w:t>Proceedings of the Institution of Civil Engineers – Structures and Buildings</w:t>
-      </w:r>
-      <w:r>
-        <w:t>. DOI: 10.1680/jstbu.26.00159.</w:t>
+        <w:t>Móng cọc — Tiêu chuẩn thiết kế</w:t>
+      </w:r>
+      <w:r>
+        <w:t>, Bộ Xây dựng</w:t>
+      </w:r>
+      <w:r>
+        <w:t>.</w:t>
       </w:r>
     </w:p>
     <w:p>
@@ -6284,180 +6558,38 @@
         <w:pStyle w:val="JMSTRefrenceContent"/>
       </w:pPr>
       <w:r>
-        <w:t xml:space="preserve">[2] TCVN 10304:2025, </w:t>
+        <w:t xml:space="preserve">[10] TCVN 7888:2014, </w:t>
       </w:r>
       <w:r>
         <w:rPr>
           <w:i/>
           <w:iCs/>
         </w:rPr>
-        <w:t>Móng cọc — Tiêu chuẩn thiết kế</w:t>
-      </w:r>
-      <w:r>
-        <w:t>, Bộ Xây dựng.</w:t>
+        <w:t>Cọc bê tông ly tâm ứng lực trước</w:t>
+      </w:r>
+      <w:r>
+        <w:t>, Bộ Khoa học và Công nghệ</w:t>
+      </w:r>
+      <w:r>
+        <w:t>.</w:t>
       </w:r>
     </w:p>
     <w:p>
       <w:pPr>
-        <w:pStyle w:val="JMSTRefrenceContent"/>
-      </w:pPr>
-      <w:r>
-        <w:t xml:space="preserve">[3] QCVN 03:2022/BXD, </w:t>
-      </w:r>
-      <w:r>
+        <w:jc w:val="right"/>
         <w:rPr>
           <w:i/>
-          <w:iCs/>
-        </w:rPr>
-        <w:t>Quy chuẩn kỹ thuật quốc gia về phân cấp công trình phục vụ thiết kế xây dựng</w:t>
-      </w:r>
-      <w:r>
-        <w:t>, Bộ Xây dựng.</w:t>
+        </w:rPr>
+      </w:pPr>
+      <w:r>
+        <w:rPr>
+          <w:i/>
+        </w:rPr>
+        <w:t>Ngày nhận bài: xx/xx/2026</w:t>
       </w:r>
     </w:p>
     <w:p>
       <w:pPr>
-        <w:pStyle w:val="JMSTRefrenceContent"/>
-      </w:pPr>
-      <w:r>
-        <w:t xml:space="preserve">[4] Công ty Cổ phần Kết cấu Bê tông Châu Âu Nam (AMACCAO PILE – Tập đoàn AMACCAO), </w:t>
-      </w:r>
-      <w:r>
-        <w:rPr>
-          <w:i/>
-          <w:iCs/>
-        </w:rPr>
-        <w:t>Catalog và thông số kỹ thuật cọc bê tông ly tâm ứng lực trước AMACCAO (PHC/PC) D300–D1200</w:t>
-      </w:r>
-      <w:r>
-        <w:t>, sản xuất theo TCVN 7888:2014 &amp; JIS A 5373:2016 (năm phát hành và số hiệu tài liệu cụ thể chưa xác minh được từ nguồn hiện có — tác giả cần bổ sung trước khi nộp).</w:t>
-      </w:r>
-    </w:p>
-    <w:p>
-      <w:pPr>
-        <w:pStyle w:val="JMSTRefrenceContent"/>
-      </w:pPr>
-      <w:r>
-        <w:lastRenderedPageBreak/>
-        <w:t xml:space="preserve">[5] 22TCN 222-95, </w:t>
-      </w:r>
-      <w:r>
-        <w:rPr>
-          <w:i/>
-          <w:iCs/>
-        </w:rPr>
-        <w:t>Tải trọng và tác động (do sóng và do tàu) lên công trình thủy</w:t>
-      </w:r>
-      <w:r>
-        <w:t>.</w:t>
-      </w:r>
-    </w:p>
-    <w:p>
-      <w:pPr>
-        <w:pStyle w:val="JMSTRefrenceContent"/>
-      </w:pPr>
-      <w:r>
-        <w:t xml:space="preserve">[6] 22TCN 207-92, </w:t>
-      </w:r>
-      <w:r>
-        <w:rPr>
-          <w:i/>
-          <w:iCs/>
-        </w:rPr>
-        <w:t>Công trình bến cảng biển — Tiêu chuẩn thiết kế</w:t>
-      </w:r>
-      <w:r>
-        <w:t>.</w:t>
-      </w:r>
-    </w:p>
-    <w:p>
-      <w:pPr>
-        <w:pStyle w:val="JMSTRefrenceContent"/>
-      </w:pPr>
-      <w:r>
-        <w:t xml:space="preserve">[7] TCVN 9386:2012, </w:t>
-      </w:r>
-      <w:r>
-        <w:rPr>
-          <w:i/>
-          <w:iCs/>
-        </w:rPr>
-        <w:t>Thiết kế công trình chịu động đất</w:t>
-      </w:r>
-      <w:r>
-        <w:t>, Bộ Khoa học và Công nghệ (tiêu chuẩn thuộc cơ sở thiết kế gốc của Cầu tàu A, xem mục 2.3 — không phải formulation của bài toán tối ưu hiện tại).</w:t>
-      </w:r>
-    </w:p>
-    <w:p>
-      <w:pPr>
-        <w:pStyle w:val="JMSTRefrenceContent"/>
-      </w:pPr>
-      <w:r>
-        <w:t xml:space="preserve">[8] TCVN 10304:2014, </w:t>
-      </w:r>
-      <w:r>
-        <w:rPr>
-          <w:i/>
-          <w:iCs/>
-        </w:rPr>
-        <w:t>Móng cọc — Tiêu chuẩn thiết kế</w:t>
-      </w:r>
-      <w:r>
-        <w:t>, Bộ Khoa học và Công nghệ (tiêu chuẩn móng cọc gốc của Cầu tàu A, xem mục 2.3 — phiên bản đã được thay thế bởi TCVN 10304:2025 [2], là formulation thực sự dùng trong bài toán tối ưu).</w:t>
-      </w:r>
-    </w:p>
-    <w:p>
-      <w:pPr>
-        <w:pStyle w:val="JMSTRefrenceContent"/>
-      </w:pPr>
-      <w:r>
-        <w:t xml:space="preserve">[9] TCXD 205:1998, </w:t>
-      </w:r>
-      <w:r>
-        <w:rPr>
-          <w:i/>
-          <w:iCs/>
-        </w:rPr>
-        <w:t>Móng cọc — Tiêu chuẩn thiết kế</w:t>
-      </w:r>
-      <w:r>
-        <w:t>, Bộ Xây dựng (tiêu chuẩn móng cọc gốc của Cầu tàu B, xem mục 2.3).</w:t>
-      </w:r>
-    </w:p>
-    <w:p>
-      <w:pPr>
-        <w:pStyle w:val="JMSTRefrenceContent"/>
-      </w:pPr>
-      <w:r>
-        <w:t xml:space="preserve">[10] TCVN 7888:2014, </w:t>
-      </w:r>
-      <w:r>
-        <w:rPr>
-          <w:i/>
-          <w:iCs/>
-        </w:rPr>
-        <w:t>Cọc bê tông ly tâm ứng lực trước</w:t>
-      </w:r>
-      <w:r>
-        <w:t>, Bộ Khoa học và Công nghệ (tiêu chuẩn sản xuất của catalogue cọc AMACCAO dùng làm biến thiết kế, xem [4] và mục 3.1).</w:t>
-      </w:r>
-    </w:p>
-    <w:p>
-      <w:pPr>
-        <w:jc w:val="right"/>
-        <w:rPr>
-          <w:i/>
-        </w:rPr>
-      </w:pPr>
-      <w:r>
-        <w:rPr>
-          <w:i/>
-        </w:rPr>
-        <w:t>Ngày nhận bài: xx/xx/2026</w:t>
-      </w:r>
-    </w:p>
-    <w:p>
-      <w:pPr>
         <w:jc w:val="right"/>
         <w:rPr>
           <w:i/>
@@ -6471,7 +6603,7 @@
       </w:r>
     </w:p>
     <w:sectPr>
-      <w:headerReference w:type="default" r:id="rId29"/>
+      <w:headerReference w:type="default" r:id="rId28"/>
       <w:type w:val="continuous"/>
       <w:pgSz w:w="11906" w:h="16838" w:code="9"/>
       <w:pgMar w:top="1701" w:right="1418" w:bottom="1701" w:left="1588" w:header="850" w:footer="850" w:gutter="0"/>
@@ -6484,7 +6616,7 @@
 </file>
 
 <file path=word/endnotes.xml><?xml version="1.0" encoding="utf-8"?>
-<w:endnotes xmlns:wpc="http://schemas.microsoft.com/office/word/2010/wordprocessingCanvas" xmlns:cx="http://schemas.microsoft.com/office/drawing/2014/chartex" xmlns:cx1="http://schemas.microsoft.com/office/drawing/2015/9/8/chartex" xmlns:cx2="http://schemas.microsoft.com/office/drawing/2015/10/21/chartex" xmlns:cx3="http://schemas.microsoft.com/office/drawing/2016/5/9/chartex" xmlns:cx4="http://schemas.microsoft.com/office/drawing/2016/5/10/chartex" xmlns:cx5="http://schemas.microsoft.com/office/drawing/2016/5/11/chartex" xmlns:cx6="http://schemas.microsoft.com/office/drawing/2016/5/12/chartex" xmlns:cx7="http://schemas.microsoft.com/office/drawing/2016/5/13/chartex" xmlns:cx8="http://schemas.microsoft.com/office/drawing/2016/5/14/chartex" xmlns:mc="http://schemas.openxmlformats.org/markup-compatibility/2006" xmlns:aink="http://schemas.microsoft.com/office/drawing/2016/ink" xmlns:am3d="http://schemas.microsoft.com/office/drawing/2017/model3d" xmlns:o="urn:schemas-microsoft-com:office:office" xmlns:oel="http://schemas.microsoft.com/office/2019/extlst" xmlns:r="http://schemas.openxmlformats.org/officeDocument/2006/relationships" xmlns:m="http://schemas.openxmlformats.org/officeDocument/2006/math" xmlns:v="urn:schemas-microsoft-com:vml" xmlns:wp14="http://schemas.microsoft.com/office/word/2010/wordprocessingDrawing" xmlns:wp="http://schemas.openxmlformats.org/drawingml/2006/wordprocessingDrawing" xmlns:w10="urn:schemas-microsoft-com:office:word" xmlns:w="http://schemas.openxmlformats.org/wordprocessingml/2006/main" xmlns:w14="http://schemas.microsoft.com/office/word/2010/wordml" xmlns:w15="http://schemas.microsoft.com/office/word/2012/wordml" xmlns:w16cex="http://schemas.microsoft.com/office/word/2018/wordml/cex" xmlns:w16cid="http://schemas.microsoft.com/office/word/2016/wordml/cid" xmlns:w16="http://schemas.microsoft.com/office/word/2018/wordml" xmlns:w16du="http://schemas.microsoft.com/office/word/2023/wordml/word16du" xmlns:w16sdtdh="http://schemas.microsoft.com/office/word/2020/wordml/sdtdatahash" xmlns:w16sdtfl="http://schemas.microsoft.com/office/word/2024/wordml/sdtformatlock" xmlns:w16se="http://schemas.microsoft.com/office/word/2015/wordml/symex" xmlns:wpg="http://schemas.microsoft.com/office/word/2010/wordprocessingGroup" xmlns:wpi="http://schemas.microsoft.com/office/word/2010/wordprocessingInk" xmlns:wne="http://schemas.microsoft.com/office/word/2006/wordml" xmlns:wps="http://schemas.microsoft.com/office/word/2010/wordprocessingShape" mc:Ignorable="w14 w15 w16se w16cid w16 w16cex w16sdtdh w16sdtfl w16du wp14">
+<w:endnotes xmlns:wpc="http://schemas.microsoft.com/office/word/2010/wordprocessingCanvas" xmlns:cx="http://schemas.microsoft.com/office/drawing/2014/chartex" xmlns:cx1="http://schemas.microsoft.com/office/drawing/2015/9/8/chartex" xmlns:cx2="http://schemas.microsoft.com/office/drawing/2015/10/21/chartex" xmlns:cx3="http://schemas.microsoft.com/office/drawing/2016/5/9/chartex" xmlns:cx4="http://schemas.microsoft.com/office/drawing/2016/5/10/chartex" xmlns:cx5="http://schemas.microsoft.com/office/drawing/2016/5/11/chartex" xmlns:cx6="http://schemas.microsoft.com/office/drawing/2016/5/12/chartex" xmlns:cx7="http://schemas.microsoft.com/office/drawing/2016/5/13/chartex" xmlns:cx8="http://schemas.microsoft.com/office/drawing/2016/5/14/chartex" xmlns:mc="http://schemas.openxmlformats.org/markup-compatibility/2006" xmlns:aink="http://schemas.microsoft.com/office/drawing/2016/ink" xmlns:am3d="http://schemas.microsoft.com/office/drawing/2017/model3d" xmlns:o="urn:schemas-microsoft-com:office:office" xmlns:r="http://schemas.openxmlformats.org/officeDocument/2006/relationships" xmlns:m="http://schemas.openxmlformats.org/officeDocument/2006/math" xmlns:v="urn:schemas-microsoft-com:vml" xmlns:wp14="http://schemas.microsoft.com/office/word/2010/wordprocessingDrawing" xmlns:wp="http://schemas.openxmlformats.org/drawingml/2006/wordprocessingDrawing" xmlns:w10="urn:schemas-microsoft-com:office:word" xmlns:w="http://schemas.openxmlformats.org/wordprocessingml/2006/main" xmlns:w14="http://schemas.microsoft.com/office/word/2010/wordml" xmlns:w15="http://schemas.microsoft.com/office/word/2012/wordml" xmlns:w16cid="http://schemas.microsoft.com/office/word/2016/wordml/cid" xmlns:w16se="http://schemas.microsoft.com/office/word/2015/wordml/symex" xmlns:wpg="http://schemas.microsoft.com/office/word/2010/wordprocessingGroup" xmlns:wpi="http://schemas.microsoft.com/office/word/2010/wordprocessingInk" xmlns:wne="http://schemas.microsoft.com/office/word/2006/wordml" xmlns:wps="http://schemas.microsoft.com/office/word/2010/wordprocessingShape" mc:Ignorable="w14 w15 w16se w16cid wp14">
   <w:endnote w:type="separator" w:id="-1">
     <w:p>
       <w:r>
@@ -6503,7 +6635,7 @@
 </file>
 
 <file path=word/footer1.xml><?xml version="1.0" encoding="utf-8"?>
-<w:ftr xmlns:wpc="http://schemas.microsoft.com/office/word/2010/wordprocessingCanvas" xmlns:cx="http://schemas.microsoft.com/office/drawing/2014/chartex" xmlns:cx1="http://schemas.microsoft.com/office/drawing/2015/9/8/chartex" xmlns:cx2="http://schemas.microsoft.com/office/drawing/2015/10/21/chartex" xmlns:cx3="http://schemas.microsoft.com/office/drawing/2016/5/9/chartex" xmlns:cx4="http://schemas.microsoft.com/office/drawing/2016/5/10/chartex" xmlns:cx5="http://schemas.microsoft.com/office/drawing/2016/5/11/chartex" xmlns:cx6="http://schemas.microsoft.com/office/drawing/2016/5/12/chartex" xmlns:cx7="http://schemas.microsoft.com/office/drawing/2016/5/13/chartex" xmlns:cx8="http://schemas.microsoft.com/office/drawing/2016/5/14/chartex" xmlns:mc="http://schemas.openxmlformats.org/markup-compatibility/2006" xmlns:aink="http://schemas.microsoft.com/office/drawing/2016/ink" xmlns:am3d="http://schemas.microsoft.com/office/drawing/2017/model3d" xmlns:o="urn:schemas-microsoft-com:office:office" xmlns:oel="http://schemas.microsoft.com/office/2019/extlst" xmlns:r="http://schemas.openxmlformats.org/officeDocument/2006/relationships" xmlns:m="http://schemas.openxmlformats.org/officeDocument/2006/math" xmlns:v="urn:schemas-microsoft-com:vml" xmlns:wp14="http://schemas.microsoft.com/office/word/2010/wordprocessingDrawing" xmlns:wp="http://schemas.openxmlformats.org/drawingml/2006/wordprocessingDrawing" xmlns:w10="urn:schemas-microsoft-com:office:word" xmlns:w="http://schemas.openxmlformats.org/wordprocessingml/2006/main" xmlns:w14="http://schemas.microsoft.com/office/word/2010/wordml" xmlns:w15="http://schemas.microsoft.com/office/word/2012/wordml" xmlns:w16cex="http://schemas.microsoft.com/office/word/2018/wordml/cex" xmlns:w16cid="http://schemas.microsoft.com/office/word/2016/wordml/cid" xmlns:w16="http://schemas.microsoft.com/office/word/2018/wordml" xmlns:w16du="http://schemas.microsoft.com/office/word/2023/wordml/word16du" xmlns:w16sdtdh="http://schemas.microsoft.com/office/word/2020/wordml/sdtdatahash" xmlns:w16sdtfl="http://schemas.microsoft.com/office/word/2024/wordml/sdtformatlock" xmlns:w16se="http://schemas.microsoft.com/office/word/2015/wordml/symex" xmlns:wpg="http://schemas.microsoft.com/office/word/2010/wordprocessingGroup" xmlns:wpi="http://schemas.microsoft.com/office/word/2010/wordprocessingInk" xmlns:wne="http://schemas.microsoft.com/office/word/2006/wordml" xmlns:wps="http://schemas.microsoft.com/office/word/2010/wordprocessingShape" mc:Ignorable="w14 w15 w16se w16cid w16 w16cex w16sdtdh w16sdtfl w16du wp14">
+<w:ftr xmlns:wpc="http://schemas.microsoft.com/office/word/2010/wordprocessingCanvas" xmlns:cx="http://schemas.microsoft.com/office/drawing/2014/chartex" xmlns:cx1="http://schemas.microsoft.com/office/drawing/2015/9/8/chartex" xmlns:cx2="http://schemas.microsoft.com/office/drawing/2015/10/21/chartex" xmlns:cx3="http://schemas.microsoft.com/office/drawing/2016/5/9/chartex" xmlns:cx4="http://schemas.microsoft.com/office/drawing/2016/5/10/chartex" xmlns:cx5="http://schemas.microsoft.com/office/drawing/2016/5/11/chartex" xmlns:cx6="http://schemas.microsoft.com/office/drawing/2016/5/12/chartex" xmlns:cx7="http://schemas.microsoft.com/office/drawing/2016/5/13/chartex" xmlns:cx8="http://schemas.microsoft.com/office/drawing/2016/5/14/chartex" xmlns:mc="http://schemas.openxmlformats.org/markup-compatibility/2006" xmlns:aink="http://schemas.microsoft.com/office/drawing/2016/ink" xmlns:am3d="http://schemas.microsoft.com/office/drawing/2017/model3d" xmlns:o="urn:schemas-microsoft-com:office:office" xmlns:r="http://schemas.openxmlformats.org/officeDocument/2006/relationships" xmlns:m="http://schemas.openxmlformats.org/officeDocument/2006/math" xmlns:v="urn:schemas-microsoft-com:vml" xmlns:wp14="http://schemas.microsoft.com/office/word/2010/wordprocessingDrawing" xmlns:wp="http://schemas.openxmlformats.org/drawingml/2006/wordprocessingDrawing" xmlns:w10="urn:schemas-microsoft-com:office:word" xmlns:w="http://schemas.openxmlformats.org/wordprocessingml/2006/main" xmlns:w14="http://schemas.microsoft.com/office/word/2010/wordml" xmlns:w15="http://schemas.microsoft.com/office/word/2012/wordml" xmlns:w16cid="http://schemas.microsoft.com/office/word/2016/wordml/cid" xmlns:w16se="http://schemas.microsoft.com/office/word/2015/wordml/symex" xmlns:wpg="http://schemas.microsoft.com/office/word/2010/wordprocessingGroup" xmlns:wpi="http://schemas.microsoft.com/office/word/2010/wordprocessingInk" xmlns:wne="http://schemas.microsoft.com/office/word/2006/wordml" xmlns:wps="http://schemas.microsoft.com/office/word/2010/wordprocessingShape" mc:Ignorable="w14 w15 w16se w16cid wp14">
   <w:p>
     <w:pPr>
       <w:pStyle w:val="Footer"/>
@@ -6523,7 +6655,7 @@
       <mc:AlternateContent>
         <mc:Choice Requires="wpg">
           <w:drawing>
-            <wp:anchor distT="0" distB="0" distL="114300" distR="114300" simplePos="0" relativeHeight="251665408" behindDoc="0" locked="0" layoutInCell="1" allowOverlap="1" wp14:anchorId="6F5FCE93" wp14:editId="4984CD0C">
+            <wp:anchor distT="0" distB="0" distL="114300" distR="114300" simplePos="0" relativeHeight="251667456" behindDoc="0" locked="0" layoutInCell="1" allowOverlap="1" wp14:anchorId="6F5FCE93" wp14:editId="4984CD0C">
               <wp:simplePos x="0" y="0"/>
               <wp:positionH relativeFrom="column">
                 <wp:posOffset>3175</wp:posOffset>
@@ -6732,7 +6864,7 @@
         </mc:Choice>
         <mc:Fallback>
           <w:pict>
-            <v:group w14:anchorId="6F5FCE93" id="Group 21" o:spid="_x0000_s1031" style="position:absolute;left:0;text-align:left;margin-left:.25pt;margin-top:-7.55pt;width:453.4pt;height:18.05pt;z-index:251665408" coordsize="57582,2292" o:gfxdata="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">
+            <v:group w14:anchorId="6F5FCE93" id="Group 21" o:spid="_x0000_s1031" style="position:absolute;left:0;text-align:left;margin-left:.25pt;margin-top:-7.55pt;width:453.4pt;height:18.05pt;z-index:251667456" coordsize="57582,2292" o:gfxdata="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">
               <v:shapetype id="_x0000_t202" coordsize="21600,21600" o:spt="202" path="m,l,21600r21600,l21600,xe">
                 <v:stroke joinstyle="miter"/>
                 <v:path gradientshapeok="t" o:connecttype="rect"/>
@@ -6838,7 +6970,7 @@
 </file>
 
 <file path=word/footer2.xml><?xml version="1.0" encoding="utf-8"?>
-<w:ftr xmlns:wpc="http://schemas.microsoft.com/office/word/2010/wordprocessingCanvas" xmlns:cx="http://schemas.microsoft.com/office/drawing/2014/chartex" xmlns:cx1="http://schemas.microsoft.com/office/drawing/2015/9/8/chartex" xmlns:cx2="http://schemas.microsoft.com/office/drawing/2015/10/21/chartex" xmlns:cx3="http://schemas.microsoft.com/office/drawing/2016/5/9/chartex" xmlns:cx4="http://schemas.microsoft.com/office/drawing/2016/5/10/chartex" xmlns:cx5="http://schemas.microsoft.com/office/drawing/2016/5/11/chartex" xmlns:cx6="http://schemas.microsoft.com/office/drawing/2016/5/12/chartex" xmlns:cx7="http://schemas.microsoft.com/office/drawing/2016/5/13/chartex" xmlns:cx8="http://schemas.microsoft.com/office/drawing/2016/5/14/chartex" xmlns:mc="http://schemas.openxmlformats.org/markup-compatibility/2006" xmlns:aink="http://schemas.microsoft.com/office/drawing/2016/ink" xmlns:am3d="http://schemas.microsoft.com/office/drawing/2017/model3d" xmlns:o="urn:schemas-microsoft-com:office:office" xmlns:oel="http://schemas.microsoft.com/office/2019/extlst" xmlns:r="http://schemas.openxmlformats.org/officeDocument/2006/relationships" xmlns:m="http://schemas.openxmlformats.org/officeDocument/2006/math" xmlns:v="urn:schemas-microsoft-com:vml" xmlns:wp14="http://schemas.microsoft.com/office/word/2010/wordprocessingDrawing" xmlns:wp="http://schemas.openxmlformats.org/drawingml/2006/wordprocessingDrawing" xmlns:w10="urn:schemas-microsoft-com:office:word" xmlns:w="http://schemas.openxmlformats.org/wordprocessingml/2006/main" xmlns:w14="http://schemas.microsoft.com/office/word/2010/wordml" xmlns:w15="http://schemas.microsoft.com/office/word/2012/wordml" xmlns:w16cex="http://schemas.microsoft.com/office/word/2018/wordml/cex" xmlns:w16cid="http://schemas.microsoft.com/office/word/2016/wordml/cid" xmlns:w16="http://schemas.microsoft.com/office/word/2018/wordml" xmlns:w16du="http://schemas.microsoft.com/office/word/2023/wordml/word16du" xmlns:w16sdtdh="http://schemas.microsoft.com/office/word/2020/wordml/sdtdatahash" xmlns:w16sdtfl="http://schemas.microsoft.com/office/word/2024/wordml/sdtformatlock" xmlns:w16se="http://schemas.microsoft.com/office/word/2015/wordml/symex" xmlns:wpg="http://schemas.microsoft.com/office/word/2010/wordprocessingGroup" xmlns:wpi="http://schemas.microsoft.com/office/word/2010/wordprocessingInk" xmlns:wne="http://schemas.microsoft.com/office/word/2006/wordml" xmlns:wps="http://schemas.microsoft.com/office/word/2010/wordprocessingShape" mc:Ignorable="w14 w15 w16se w16cid w16 w16cex w16sdtdh w16sdtfl w16du wp14">
+<w:ftr xmlns:wpc="http://schemas.microsoft.com/office/word/2010/wordprocessingCanvas" xmlns:cx="http://schemas.microsoft.com/office/drawing/2014/chartex" xmlns:cx1="http://schemas.microsoft.com/office/drawing/2015/9/8/chartex" xmlns:cx2="http://schemas.microsoft.com/office/drawing/2015/10/21/chartex" xmlns:cx3="http://schemas.microsoft.com/office/drawing/2016/5/9/chartex" xmlns:cx4="http://schemas.microsoft.com/office/drawing/2016/5/10/chartex" xmlns:cx5="http://schemas.microsoft.com/office/drawing/2016/5/11/chartex" xmlns:cx6="http://schemas.microsoft.com/office/drawing/2016/5/12/chartex" xmlns:cx7="http://schemas.microsoft.com/office/drawing/2016/5/13/chartex" xmlns:cx8="http://schemas.microsoft.com/office/drawing/2016/5/14/chartex" xmlns:mc="http://schemas.openxmlformats.org/markup-compatibility/2006" xmlns:aink="http://schemas.microsoft.com/office/drawing/2016/ink" xmlns:am3d="http://schemas.microsoft.com/office/drawing/2017/model3d" xmlns:o="urn:schemas-microsoft-com:office:office" xmlns:r="http://schemas.openxmlformats.org/officeDocument/2006/relationships" xmlns:m="http://schemas.openxmlformats.org/officeDocument/2006/math" xmlns:v="urn:schemas-microsoft-com:vml" xmlns:wp14="http://schemas.microsoft.com/office/word/2010/wordprocessingDrawing" xmlns:wp="http://schemas.openxmlformats.org/drawingml/2006/wordprocessingDrawing" xmlns:w10="urn:schemas-microsoft-com:office:word" xmlns:w="http://schemas.openxmlformats.org/wordprocessingml/2006/main" xmlns:w14="http://schemas.microsoft.com/office/word/2010/wordml" xmlns:w15="http://schemas.microsoft.com/office/word/2012/wordml" xmlns:w16cid="http://schemas.microsoft.com/office/word/2016/wordml/cid" xmlns:w16se="http://schemas.microsoft.com/office/word/2015/wordml/symex" xmlns:wpg="http://schemas.microsoft.com/office/word/2010/wordprocessingGroup" xmlns:wpi="http://schemas.microsoft.com/office/word/2010/wordprocessingInk" xmlns:wne="http://schemas.microsoft.com/office/word/2006/wordml" xmlns:wps="http://schemas.microsoft.com/office/word/2010/wordprocessingShape" mc:Ignorable="w14 w15 w16se w16cid wp14">
   <w:p>
     <w:pPr>
       <w:pStyle w:val="Footer"/>
@@ -6851,7 +6983,7 @@
       <mc:AlternateContent>
         <mc:Choice Requires="wpg">
           <w:drawing>
-            <wp:anchor distT="0" distB="0" distL="114300" distR="114300" simplePos="0" relativeHeight="251666432" behindDoc="0" locked="0" layoutInCell="1" allowOverlap="1" wp14:anchorId="06BB11B7" wp14:editId="51A3507A">
+            <wp:anchor distT="0" distB="0" distL="114300" distR="114300" simplePos="0" relativeHeight="251670528" behindDoc="0" locked="0" layoutInCell="1" allowOverlap="1" wp14:anchorId="06BB11B7" wp14:editId="51A3507A">
               <wp:simplePos x="0" y="0"/>
               <wp:positionH relativeFrom="column">
                 <wp:posOffset>-95068</wp:posOffset>
@@ -7069,7 +7201,7 @@
         </mc:Choice>
         <mc:Fallback>
           <w:pict>
-            <v:group w14:anchorId="06BB11B7" id="Group 27" o:spid="_x0000_s1035" style="position:absolute;left:0;text-align:left;margin-left:-7.5pt;margin-top:-8.6pt;width:451.95pt;height:18.2pt;z-index:251666432" coordsize="57399,2312" o:gfxdata="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">
+            <v:group w14:anchorId="06BB11B7" id="Group 27" o:spid="_x0000_s1035" style="position:absolute;left:0;text-align:left;margin-left:-7.5pt;margin-top:-8.6pt;width:451.95pt;height:18.2pt;z-index:251670528" coordsize="57399,2312" o:gfxdata="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">
               <v:line id="Line 7" o:spid="_x0000_s1036" style="position:absolute;visibility:visible;mso-wrap-style:square" from="9831,1215" to="50656,1215" o:connectortype="straight" o:gfxdata="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" strokecolor="#065ca8" strokeweight=".25pt"/>
               <v:shapetype id="_x0000_t202" coordsize="21600,21600" o:spt="202" path="m,l,21600r21600,l21600,xe">
                 <v:stroke joinstyle="miter"/>
@@ -7173,7 +7305,7 @@
 </file>
 
 <file path=word/footer3.xml><?xml version="1.0" encoding="utf-8"?>
-<w:ftr xmlns:wpc="http://schemas.microsoft.com/office/word/2010/wordprocessingCanvas" xmlns:cx="http://schemas.microsoft.com/office/drawing/2014/chartex" xmlns:cx1="http://schemas.microsoft.com/office/drawing/2015/9/8/chartex" xmlns:cx2="http://schemas.microsoft.com/office/drawing/2015/10/21/chartex" xmlns:cx3="http://schemas.microsoft.com/office/drawing/2016/5/9/chartex" xmlns:cx4="http://schemas.microsoft.com/office/drawing/2016/5/10/chartex" xmlns:cx5="http://schemas.microsoft.com/office/drawing/2016/5/11/chartex" xmlns:cx6="http://schemas.microsoft.com/office/drawing/2016/5/12/chartex" xmlns:cx7="http://schemas.microsoft.com/office/drawing/2016/5/13/chartex" xmlns:cx8="http://schemas.microsoft.com/office/drawing/2016/5/14/chartex" xmlns:mc="http://schemas.openxmlformats.org/markup-compatibility/2006" xmlns:aink="http://schemas.microsoft.com/office/drawing/2016/ink" xmlns:am3d="http://schemas.microsoft.com/office/drawing/2017/model3d" xmlns:o="urn:schemas-microsoft-com:office:office" xmlns:oel="http://schemas.microsoft.com/office/2019/extlst" xmlns:r="http://schemas.openxmlformats.org/officeDocument/2006/relationships" xmlns:m="http://schemas.openxmlformats.org/officeDocument/2006/math" xmlns:v="urn:schemas-microsoft-com:vml" xmlns:wp14="http://schemas.microsoft.com/office/word/2010/wordprocessingDrawing" xmlns:wp="http://schemas.openxmlformats.org/drawingml/2006/wordprocessingDrawing" xmlns:w10="urn:schemas-microsoft-com:office:word" xmlns:w="http://schemas.openxmlformats.org/wordprocessingml/2006/main" xmlns:w14="http://schemas.microsoft.com/office/word/2010/wordml" xmlns:w15="http://schemas.microsoft.com/office/word/2012/wordml" xmlns:w16cex="http://schemas.microsoft.com/office/word/2018/wordml/cex" xmlns:w16cid="http://schemas.microsoft.com/office/word/2016/wordml/cid" xmlns:w16="http://schemas.microsoft.com/office/word/2018/wordml" xmlns:w16du="http://schemas.microsoft.com/office/word/2023/wordml/word16du" xmlns:w16sdtdh="http://schemas.microsoft.com/office/word/2020/wordml/sdtdatahash" xmlns:w16sdtfl="http://schemas.microsoft.com/office/word/2024/wordml/sdtformatlock" xmlns:w16se="http://schemas.microsoft.com/office/word/2015/wordml/symex" xmlns:wpg="http://schemas.microsoft.com/office/word/2010/wordprocessingGroup" xmlns:wpi="http://schemas.microsoft.com/office/word/2010/wordprocessingInk" xmlns:wne="http://schemas.microsoft.com/office/word/2006/wordml" xmlns:wps="http://schemas.microsoft.com/office/word/2010/wordprocessingShape" mc:Ignorable="w14 w15 w16se w16cid w16 w16cex w16sdtdh w16sdtfl w16du wp14">
+<w:ftr xmlns:wpc="http://schemas.microsoft.com/office/word/2010/wordprocessingCanvas" xmlns:cx="http://schemas.microsoft.com/office/drawing/2014/chartex" xmlns:cx1="http://schemas.microsoft.com/office/drawing/2015/9/8/chartex" xmlns:cx2="http://schemas.microsoft.com/office/drawing/2015/10/21/chartex" xmlns:cx3="http://schemas.microsoft.com/office/drawing/2016/5/9/chartex" xmlns:cx4="http://schemas.microsoft.com/office/drawing/2016/5/10/chartex" xmlns:cx5="http://schemas.microsoft.com/office/drawing/2016/5/11/chartex" xmlns:cx6="http://schemas.microsoft.com/office/drawing/2016/5/12/chartex" xmlns:cx7="http://schemas.microsoft.com/office/drawing/2016/5/13/chartex" xmlns:cx8="http://schemas.microsoft.com/office/drawing/2016/5/14/chartex" xmlns:mc="http://schemas.openxmlformats.org/markup-compatibility/2006" xmlns:aink="http://schemas.microsoft.com/office/drawing/2016/ink" xmlns:am3d="http://schemas.microsoft.com/office/drawing/2017/model3d" xmlns:o="urn:schemas-microsoft-com:office:office" xmlns:r="http://schemas.openxmlformats.org/officeDocument/2006/relationships" xmlns:m="http://schemas.openxmlformats.org/officeDocument/2006/math" xmlns:v="urn:schemas-microsoft-com:vml" xmlns:wp14="http://schemas.microsoft.com/office/word/2010/wordprocessingDrawing" xmlns:wp="http://schemas.openxmlformats.org/drawingml/2006/wordprocessingDrawing" xmlns:w10="urn:schemas-microsoft-com:office:word" xmlns:w="http://schemas.openxmlformats.org/wordprocessingml/2006/main" xmlns:w14="http://schemas.microsoft.com/office/word/2010/wordml" xmlns:w15="http://schemas.microsoft.com/office/word/2012/wordml" xmlns:w16cid="http://schemas.microsoft.com/office/word/2016/wordml/cid" xmlns:w16se="http://schemas.microsoft.com/office/word/2015/wordml/symex" xmlns:wpg="http://schemas.microsoft.com/office/word/2010/wordprocessingGroup" xmlns:wpi="http://schemas.microsoft.com/office/word/2010/wordprocessingInk" xmlns:wne="http://schemas.microsoft.com/office/word/2006/wordml" xmlns:wps="http://schemas.microsoft.com/office/word/2010/wordprocessingShape" mc:Ignorable="w14 w15 w16se w16cid wp14">
   <w:p>
     <w:pPr>
       <w:pStyle w:val="Footer"/>
@@ -7423,7 +7555,7 @@
         </mc:Choice>
         <mc:Fallback>
           <w:pict>
-            <v:group w14:anchorId="6FAA6751" id="_x0000_s1041" style="position:absolute;left:0;text-align:left;margin-left:4pt;margin-top:-8.7pt;width:451.95pt;height:18.2pt;z-index:251680768" coordsize="57399,2312" o:gfxdata="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">
+            <v:group w14:anchorId="6FAA6751" id="_x0000_s1041" style="position:absolute;left:0;text-align:left;margin-left:4pt;margin-top:-8.7pt;width:451.95pt;height:18.2pt;z-index:251680768" coordsize="57399,2312" o:gfxdata="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">
               <v:line id="Line 7" o:spid="_x0000_s1042" style="position:absolute;visibility:visible;mso-wrap-style:square" from="9831,1215" to="50656,1215" o:connectortype="straight" o:gfxdata="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" strokecolor="#065ca8" strokeweight=".25pt"/>
               <v:shapetype id="_x0000_t202" coordsize="21600,21600" o:spt="202" path="m,l,21600r21600,l21600,xe">
                 <v:stroke joinstyle="miter"/>
@@ -7527,7 +7659,7 @@
 </file>
 
 <file path=word/footnotes.xml><?xml version="1.0" encoding="utf-8"?>
-<w:footnotes xmlns:wpc="http://schemas.microsoft.com/office/word/2010/wordprocessingCanvas" xmlns:cx="http://schemas.microsoft.com/office/drawing/2014/chartex" xmlns:cx1="http://schemas.microsoft.com/office/drawing/2015/9/8/chartex" xmlns:cx2="http://schemas.microsoft.com/office/drawing/2015/10/21/chartex" xmlns:cx3="http://schemas.microsoft.com/office/drawing/2016/5/9/chartex" xmlns:cx4="http://schemas.microsoft.com/office/drawing/2016/5/10/chartex" xmlns:cx5="http://schemas.microsoft.com/office/drawing/2016/5/11/chartex" xmlns:cx6="http://schemas.microsoft.com/office/drawing/2016/5/12/chartex" xmlns:cx7="http://schemas.microsoft.com/office/drawing/2016/5/13/chartex" xmlns:cx8="http://schemas.microsoft.com/office/drawing/2016/5/14/chartex" xmlns:mc="http://schemas.openxmlformats.org/markup-compatibility/2006" xmlns:aink="http://schemas.microsoft.com/office/drawing/2016/ink" xmlns:am3d="http://schemas.microsoft.com/office/drawing/2017/model3d" xmlns:o="urn:schemas-microsoft-com:office:office" xmlns:oel="http://schemas.microsoft.com/office/2019/extlst" xmlns:r="http://schemas.openxmlformats.org/officeDocument/2006/relationships" xmlns:m="http://schemas.openxmlformats.org/officeDocument/2006/math" xmlns:v="urn:schemas-microsoft-com:vml" xmlns:wp14="http://schemas.microsoft.com/office/word/2010/wordprocessingDrawing" xmlns:wp="http://schemas.openxmlformats.org/drawingml/2006/wordprocessingDrawing" xmlns:w10="urn:schemas-microsoft-com:office:word" xmlns:w="http://schemas.openxmlformats.org/wordprocessingml/2006/main" xmlns:w14="http://schemas.microsoft.com/office/word/2010/wordml" xmlns:w15="http://schemas.microsoft.com/office/word/2012/wordml" xmlns:w16cex="http://schemas.microsoft.com/office/word/2018/wordml/cex" xmlns:w16cid="http://schemas.microsoft.com/office/word/2016/wordml/cid" xmlns:w16="http://schemas.microsoft.com/office/word/2018/wordml" xmlns:w16du="http://schemas.microsoft.com/office/word/2023/wordml/word16du" xmlns:w16sdtdh="http://schemas.microsoft.com/office/word/2020/wordml/sdtdatahash" xmlns:w16sdtfl="http://schemas.microsoft.com/office/word/2024/wordml/sdtformatlock" xmlns:w16se="http://schemas.microsoft.com/office/word/2015/wordml/symex" xmlns:wpg="http://schemas.microsoft.com/office/word/2010/wordprocessingGroup" xmlns:wpi="http://schemas.microsoft.com/office/word/2010/wordprocessingInk" xmlns:wne="http://schemas.microsoft.com/office/word/2006/wordml" xmlns:wps="http://schemas.microsoft.com/office/word/2010/wordprocessingShape" mc:Ignorable="w14 w15 w16se w16cid w16 w16cex w16sdtdh w16sdtfl w16du wp14">
+<w:footnotes xmlns:wpc="http://schemas.microsoft.com/office/word/2010/wordprocessingCanvas" xmlns:cx="http://schemas.microsoft.com/office/drawing/2014/chartex" xmlns:cx1="http://schemas.microsoft.com/office/drawing/2015/9/8/chartex" xmlns:cx2="http://schemas.microsoft.com/office/drawing/2015/10/21/chartex" xmlns:cx3="http://schemas.microsoft.com/office/drawing/2016/5/9/chartex" xmlns:cx4="http://schemas.microsoft.com/office/drawing/2016/5/10/chartex" xmlns:cx5="http://schemas.microsoft.com/office/drawing/2016/5/11/chartex" xmlns:cx6="http://schemas.microsoft.com/office/drawing/2016/5/12/chartex" xmlns:cx7="http://schemas.microsoft.com/office/drawing/2016/5/13/chartex" xmlns:cx8="http://schemas.microsoft.com/office/drawing/2016/5/14/chartex" xmlns:mc="http://schemas.openxmlformats.org/markup-compatibility/2006" xmlns:aink="http://schemas.microsoft.com/office/drawing/2016/ink" xmlns:am3d="http://schemas.microsoft.com/office/drawing/2017/model3d" xmlns:o="urn:schemas-microsoft-com:office:office" xmlns:r="http://schemas.openxmlformats.org/officeDocument/2006/relationships" xmlns:m="http://schemas.openxmlformats.org/officeDocument/2006/math" xmlns:v="urn:schemas-microsoft-com:vml" xmlns:wp14="http://schemas.microsoft.com/office/word/2010/wordprocessingDrawing" xmlns:wp="http://schemas.openxmlformats.org/drawingml/2006/wordprocessingDrawing" xmlns:w10="urn:schemas-microsoft-com:office:word" xmlns:w="http://schemas.openxmlformats.org/wordprocessingml/2006/main" xmlns:w14="http://schemas.microsoft.com/office/word/2010/wordml" xmlns:w15="http://schemas.microsoft.com/office/word/2012/wordml" xmlns:w16cid="http://schemas.microsoft.com/office/word/2016/wordml/cid" xmlns:w16se="http://schemas.microsoft.com/office/word/2015/wordml/symex" xmlns:wpg="http://schemas.microsoft.com/office/word/2010/wordprocessingGroup" xmlns:wpi="http://schemas.microsoft.com/office/word/2010/wordprocessingInk" xmlns:wne="http://schemas.microsoft.com/office/word/2006/wordml" xmlns:wps="http://schemas.microsoft.com/office/word/2010/wordprocessingShape" mc:Ignorable="w14 w15 w16se w16cid wp14">
   <w:footnote w:type="separator" w:id="-1">
     <w:p>
       <w:r>
@@ -7546,7 +7678,7 @@
 </file>
 
 <file path=word/header1.xml><?xml version="1.0" encoding="utf-8"?>
-<w:hdr xmlns:wpc="http://schemas.microsoft.com/office/word/2010/wordprocessingCanvas" xmlns:cx="http://schemas.microsoft.com/office/drawing/2014/chartex" xmlns:cx1="http://schemas.microsoft.com/office/drawing/2015/9/8/chartex" xmlns:cx2="http://schemas.microsoft.com/office/drawing/2015/10/21/chartex" xmlns:cx3="http://schemas.microsoft.com/office/drawing/2016/5/9/chartex" xmlns:cx4="http://schemas.microsoft.com/office/drawing/2016/5/10/chartex" xmlns:cx5="http://schemas.microsoft.com/office/drawing/2016/5/11/chartex" xmlns:cx6="http://schemas.microsoft.com/office/drawing/2016/5/12/chartex" xmlns:cx7="http://schemas.microsoft.com/office/drawing/2016/5/13/chartex" xmlns:cx8="http://schemas.microsoft.com/office/drawing/2016/5/14/chartex" xmlns:mc="http://schemas.openxmlformats.org/markup-compatibility/2006" xmlns:aink="http://schemas.microsoft.com/office/drawing/2016/ink" xmlns:am3d="http://schemas.microsoft.com/office/drawing/2017/model3d" xmlns:o="urn:schemas-microsoft-com:office:office" xmlns:oel="http://schemas.microsoft.com/office/2019/extlst" xmlns:r="http://schemas.openxmlformats.org/officeDocument/2006/relationships" xmlns:m="http://schemas.openxmlformats.org/officeDocument/2006/math" xmlns:v="urn:schemas-microsoft-com:vml" xmlns:wp14="http://schemas.microsoft.com/office/word/2010/wordprocessingDrawing" xmlns:wp="http://schemas.openxmlformats.org/drawingml/2006/wordprocessingDrawing" xmlns:w10="urn:schemas-microsoft-com:office:word" xmlns:w="http://schemas.openxmlformats.org/wordprocessingml/2006/main" xmlns:w14="http://schemas.microsoft.com/office/word/2010/wordml" xmlns:w15="http://schemas.microsoft.com/office/word/2012/wordml" xmlns:w16cex="http://schemas.microsoft.com/office/word/2018/wordml/cex" xmlns:w16cid="http://schemas.microsoft.com/office/word/2016/wordml/cid" xmlns:w16="http://schemas.microsoft.com/office/word/2018/wordml" xmlns:w16du="http://schemas.microsoft.com/office/word/2023/wordml/word16du" xmlns:w16sdtdh="http://schemas.microsoft.com/office/word/2020/wordml/sdtdatahash" xmlns:w16sdtfl="http://schemas.microsoft.com/office/word/2024/wordml/sdtformatlock" xmlns:w16se="http://schemas.microsoft.com/office/word/2015/wordml/symex" xmlns:wpg="http://schemas.microsoft.com/office/word/2010/wordprocessingGroup" xmlns:wpi="http://schemas.microsoft.com/office/word/2010/wordprocessingInk" xmlns:wne="http://schemas.microsoft.com/office/word/2006/wordml" xmlns:wps="http://schemas.microsoft.com/office/word/2010/wordprocessingShape" mc:Ignorable="w14 w15 w16se w16cid w16 w16cex w16sdtdh w16sdtfl w16du wp14">
+<w:hdr xmlns:wpc="http://schemas.microsoft.com/office/word/2010/wordprocessingCanvas" xmlns:cx="http://schemas.microsoft.com/office/drawing/2014/chartex" xmlns:cx1="http://schemas.microsoft.com/office/drawing/2015/9/8/chartex" xmlns:cx2="http://schemas.microsoft.com/office/drawing/2015/10/21/chartex" xmlns:cx3="http://schemas.microsoft.com/office/drawing/2016/5/9/chartex" xmlns:cx4="http://schemas.microsoft.com/office/drawing/2016/5/10/chartex" xmlns:cx5="http://schemas.microsoft.com/office/drawing/2016/5/11/chartex" xmlns:cx6="http://schemas.microsoft.com/office/drawing/2016/5/12/chartex" xmlns:cx7="http://schemas.microsoft.com/office/drawing/2016/5/13/chartex" xmlns:cx8="http://schemas.microsoft.com/office/drawing/2016/5/14/chartex" xmlns:mc="http://schemas.openxmlformats.org/markup-compatibility/2006" xmlns:aink="http://schemas.microsoft.com/office/drawing/2016/ink" xmlns:am3d="http://schemas.microsoft.com/office/drawing/2017/model3d" xmlns:o="urn:schemas-microsoft-com:office:office" xmlns:r="http://schemas.openxmlformats.org/officeDocument/2006/relationships" xmlns:m="http://schemas.openxmlformats.org/officeDocument/2006/math" xmlns:v="urn:schemas-microsoft-com:vml" xmlns:wp14="http://schemas.microsoft.com/office/word/2010/wordprocessingDrawing" xmlns:wp="http://schemas.openxmlformats.org/drawingml/2006/wordprocessingDrawing" xmlns:w10="urn:schemas-microsoft-com:office:word" xmlns:w="http://schemas.openxmlformats.org/wordprocessingml/2006/main" xmlns:w14="http://schemas.microsoft.com/office/word/2010/wordml" xmlns:w15="http://schemas.microsoft.com/office/word/2012/wordml" xmlns:w16cid="http://schemas.microsoft.com/office/word/2016/wordml/cid" xmlns:w16se="http://schemas.microsoft.com/office/word/2015/wordml/symex" xmlns:wpg="http://schemas.microsoft.com/office/word/2010/wordprocessingGroup" xmlns:wpi="http://schemas.microsoft.com/office/word/2010/wordprocessingInk" xmlns:wne="http://schemas.microsoft.com/office/word/2006/wordml" xmlns:wps="http://schemas.microsoft.com/office/word/2010/wordprocessingShape" mc:Ignorable="w14 w15 w16se w16cid wp14">
   <w:p>
     <w:pPr>
       <w:pStyle w:val="Header"/>
@@ -7622,7 +7754,7 @@
         </mc:Choice>
         <mc:Fallback>
           <w:pict>
-            <v:shapetype w14:anchorId="1157672E" id="_x0000_t34" coordsize="21600,21600" o:spt="34" o:oned="t" adj="10800" path="m,l@0,0@0,21600,21600,21600e" filled="f">
+            <v:shapetype w14:anchorId="05F244E2" id="_x0000_t34" coordsize="21600,21600" o:spt="34" o:oned="t" adj="10800" path="m,l@0,0@0,21600,21600,21600e" filled="f">
               <v:stroke joinstyle="miter"/>
               <v:formulas>
                 <v:f eqn="val #0"/>
@@ -7633,7 +7765,7 @@
               </v:handles>
               <o:lock v:ext="edit" shapetype="t"/>
             </v:shapetype>
-            <v:shape id="AutoShape 25" o:spid="_x0000_s1026" type="#_x0000_t34" style="position:absolute;margin-left:170.6pt;margin-top:22pt;width:263.5pt;height:3.6pt;rotation:180;z-index:251661312;visibility:visible;mso-wrap-style:square;mso-width-percent:0;mso-height-percent:0;mso-wrap-distance-left:9pt;mso-wrap-distance-top:0;mso-wrap-distance-right:9pt;mso-wrap-distance-bottom:0;mso-position-horizontal:absolute;mso-position-horizontal-relative:text;mso-position-vertical:absolute;mso-position-vertical-relative:text;mso-width-percent:0;mso-height-percent:0;mso-width-relative:margin;mso-height-relative:margin" o:gfxdata="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" adj="9283"/>
+            <v:shape id="AutoShape 25" o:spid="_x0000_s1026" type="#_x0000_t34" style="position:absolute;margin-left:170.6pt;margin-top:22pt;width:263.5pt;height:3.6pt;rotation:180;z-index:251661312;visibility:visible;mso-wrap-style:square;mso-width-percent:0;mso-height-percent:0;mso-wrap-distance-left:9pt;mso-wrap-distance-top:0;mso-wrap-distance-right:9pt;mso-wrap-distance-bottom:0;mso-position-horizontal:absolute;mso-position-horizontal-relative:text;mso-position-vertical:absolute;mso-position-vertical-relative:text;mso-width-percent:0;mso-height-percent:0;mso-width-relative:margin;mso-height-relative:margin" o:gfxdata="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" adj="9283"/>
           </w:pict>
         </mc:Fallback>
       </mc:AlternateContent>
@@ -7646,7 +7778,7 @@
       <mc:AlternateContent>
         <mc:Choice Requires="wps">
           <w:drawing>
-            <wp:anchor distT="0" distB="0" distL="114300" distR="114300" simplePos="0" relativeHeight="251668480" behindDoc="0" locked="0" layoutInCell="1" allowOverlap="1" wp14:anchorId="4EFAF2CD" wp14:editId="0C418E4C">
+            <wp:anchor distT="0" distB="0" distL="114300" distR="114300" simplePos="0" relativeHeight="251674624" behindDoc="0" locked="0" layoutInCell="1" allowOverlap="1" wp14:anchorId="4EFAF2CD" wp14:editId="0C418E4C">
               <wp:simplePos x="0" y="0"/>
               <wp:positionH relativeFrom="column">
                 <wp:posOffset>4041775</wp:posOffset>
@@ -7810,7 +7942,7 @@
               <v:stroke joinstyle="miter"/>
               <v:path gradientshapeok="t" o:connecttype="rect"/>
             </v:shapetype>
-            <v:shape id="Text Box 32" o:spid="_x0000_s1026" type="#_x0000_t202" style="position:absolute;left:0;text-align:left;margin-left:318.25pt;margin-top:3.9pt;width:2in;height:31.6pt;z-index:251668480;visibility:visible;mso-wrap-style:square;mso-width-percent:0;mso-height-percent:0;mso-wrap-distance-left:9pt;mso-wrap-distance-top:0;mso-wrap-distance-right:9pt;mso-wrap-distance-bottom:0;mso-position-horizontal:absolute;mso-position-horizontal-relative:text;mso-position-vertical:absolute;mso-position-vertical-relative:text;mso-width-percent:0;mso-height-percent:0;mso-width-relative:margin;mso-height-relative:margin;v-text-anchor:top" o:gfxdata="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" filled="f" stroked="f" strokeweight=".5pt">
+            <v:shape id="Text Box 32" o:spid="_x0000_s1026" type="#_x0000_t202" style="position:absolute;left:0;text-align:left;margin-left:318.25pt;margin-top:3.9pt;width:2in;height:31.6pt;z-index:251674624;visibility:visible;mso-wrap-style:square;mso-width-percent:0;mso-height-percent:0;mso-wrap-distance-left:9pt;mso-wrap-distance-top:0;mso-wrap-distance-right:9pt;mso-wrap-distance-bottom:0;mso-position-horizontal:absolute;mso-position-horizontal-relative:text;mso-position-vertical:absolute;mso-position-vertical-relative:text;mso-width-percent:0;mso-height-percent:0;mso-width-relative:margin;mso-height-relative:margin;v-text-anchor:top" o:gfxdata="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" filled="f" stroked="f" strokeweight=".5pt">
               <v:textbox>
                 <w:txbxContent>
                   <w:p>
@@ -7930,7 +8062,7 @@
       <mc:AlternateContent>
         <mc:Choice Requires="wps">
           <w:drawing>
-            <wp:anchor distT="0" distB="0" distL="114300" distR="114300" simplePos="0" relativeHeight="251660288" behindDoc="0" locked="0" layoutInCell="1" allowOverlap="1" wp14:anchorId="49FCBBB2" wp14:editId="7FB97D71">
+            <wp:anchor distT="0" distB="0" distL="114300" distR="114300" simplePos="0" relativeHeight="251658240" behindDoc="0" locked="0" layoutInCell="1" allowOverlap="1" wp14:anchorId="49FCBBB2" wp14:editId="7FB97D71">
               <wp:simplePos x="0" y="0"/>
               <wp:positionH relativeFrom="column">
                 <wp:posOffset>1270</wp:posOffset>
@@ -8024,7 +8156,7 @@
         </mc:Choice>
         <mc:Fallback>
           <w:pict>
-            <v:shape w14:anchorId="49FCBBB2" id="Text Box 3" o:spid="_x0000_s1027" type="#_x0000_t202" style="position:absolute;left:0;text-align:left;margin-left:.1pt;margin-top:13.5pt;width:170.5pt;height:17.25pt;flip:x;z-index:251660288;visibility:visible;mso-wrap-style:square;mso-width-percent:0;mso-height-percent:0;mso-wrap-distance-left:9pt;mso-wrap-distance-top:0;mso-wrap-distance-right:9pt;mso-wrap-distance-bottom:0;mso-position-horizontal:absolute;mso-position-horizontal-relative:text;mso-position-vertical:absolute;mso-position-vertical-relative:text;mso-width-percent:0;mso-height-percent:0;mso-width-relative:margin;mso-height-relative:page;v-text-anchor:top" o:gfxdata="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" fillcolor="#dae3f3" stroked="f">
+            <v:shape w14:anchorId="49FCBBB2" id="Text Box 3" o:spid="_x0000_s1027" type="#_x0000_t202" style="position:absolute;left:0;text-align:left;margin-left:.1pt;margin-top:13.5pt;width:170.5pt;height:17.25pt;flip:x;z-index:251658240;visibility:visible;mso-wrap-style:square;mso-width-percent:0;mso-height-percent:0;mso-wrap-distance-left:9pt;mso-wrap-distance-top:0;mso-wrap-distance-right:9pt;mso-wrap-distance-bottom:0;mso-position-horizontal:absolute;mso-position-horizontal-relative:text;mso-position-vertical:absolute;mso-position-vertical-relative:text;mso-width-percent:0;mso-height-percent:0;mso-width-relative:margin;mso-height-relative:page;v-text-anchor:top" o:gfxdata="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" fillcolor="#dae3f3" stroked="f">
               <v:textbox inset="2mm,0,2mm,0">
                 <w:txbxContent>
                   <w:p>
@@ -8149,7 +8281,7 @@
         </mc:Choice>
         <mc:Fallback>
           <w:pict>
-            <v:shape w14:anchorId="0A0E59D5" id="Text Box 26" o:spid="_x0000_s1028" type="#_x0000_t202" style="position:absolute;left:0;text-align:left;margin-left:382.05pt;margin-top:8.4pt;width:71.65pt;height:18.55pt;flip:x;z-index:251662336;visibility:visible;mso-wrap-style:square;mso-width-percent:0;mso-height-percent:0;mso-wrap-distance-left:9pt;mso-wrap-distance-top:0;mso-wrap-distance-right:9pt;mso-wrap-distance-bottom:0;mso-position-horizontal:absolute;mso-position-horizontal-relative:text;mso-position-vertical:absolute;mso-position-vertical-relative:text;mso-width-percent:0;mso-height-percent:0;mso-width-relative:page;mso-height-relative:page;v-text-anchor:top" o:gfxdata="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" filled="f" fillcolor="#bdc3e2" stroked="f">
+            <v:shape w14:anchorId="0A0E59D5" id="Text Box 26" o:spid="_x0000_s1028" type="#_x0000_t202" style="position:absolute;left:0;text-align:left;margin-left:382.05pt;margin-top:8.4pt;width:71.65pt;height:18.55pt;flip:x;z-index:251662336;visibility:visible;mso-wrap-style:square;mso-width-percent:0;mso-height-percent:0;mso-wrap-distance-left:9pt;mso-wrap-distance-top:0;mso-wrap-distance-right:9pt;mso-wrap-distance-bottom:0;mso-position-horizontal:absolute;mso-position-horizontal-relative:text;mso-position-vertical:absolute;mso-position-vertical-relative:text;mso-width-percent:0;mso-height-percent:0;mso-width-relative:page;mso-height-relative:page;v-text-anchor:top" o:gfxdata="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" filled="f" fillcolor="#bdc3e2" stroked="f">
               <v:textbox inset="2mm,0,2mm,0">
                 <w:txbxContent>
                   <w:p>
@@ -8175,7 +8307,7 @@
 </file>
 
 <file path=word/header10.xml><?xml version="1.0" encoding="utf-8"?>
-<w:hdr xmlns:wpc="http://schemas.microsoft.com/office/word/2010/wordprocessingCanvas" xmlns:cx="http://schemas.microsoft.com/office/drawing/2014/chartex" xmlns:cx1="http://schemas.microsoft.com/office/drawing/2015/9/8/chartex" xmlns:cx2="http://schemas.microsoft.com/office/drawing/2015/10/21/chartex" xmlns:cx3="http://schemas.microsoft.com/office/drawing/2016/5/9/chartex" xmlns:cx4="http://schemas.microsoft.com/office/drawing/2016/5/10/chartex" xmlns:cx5="http://schemas.microsoft.com/office/drawing/2016/5/11/chartex" xmlns:cx6="http://schemas.microsoft.com/office/drawing/2016/5/12/chartex" xmlns:cx7="http://schemas.microsoft.com/office/drawing/2016/5/13/chartex" xmlns:cx8="http://schemas.microsoft.com/office/drawing/2016/5/14/chartex" xmlns:mc="http://schemas.openxmlformats.org/markup-compatibility/2006" xmlns:aink="http://schemas.microsoft.com/office/drawing/2016/ink" xmlns:am3d="http://schemas.microsoft.com/office/drawing/2017/model3d" xmlns:o="urn:schemas-microsoft-com:office:office" xmlns:oel="http://schemas.microsoft.com/office/2019/extlst" xmlns:r="http://schemas.openxmlformats.org/officeDocument/2006/relationships" xmlns:m="http://schemas.openxmlformats.org/officeDocument/2006/math" xmlns:v="urn:schemas-microsoft-com:vml" xmlns:wp14="http://schemas.microsoft.com/office/word/2010/wordprocessingDrawing" xmlns:wp="http://schemas.openxmlformats.org/drawingml/2006/wordprocessingDrawing" xmlns:w10="urn:schemas-microsoft-com:office:word" xmlns:w="http://schemas.openxmlformats.org/wordprocessingml/2006/main" xmlns:w14="http://schemas.microsoft.com/office/word/2010/wordml" xmlns:w15="http://schemas.microsoft.com/office/word/2012/wordml" xmlns:w16cex="http://schemas.microsoft.com/office/word/2018/wordml/cex" xmlns:w16cid="http://schemas.microsoft.com/office/word/2016/wordml/cid" xmlns:w16="http://schemas.microsoft.com/office/word/2018/wordml" xmlns:w16du="http://schemas.microsoft.com/office/word/2023/wordml/word16du" xmlns:w16sdtdh="http://schemas.microsoft.com/office/word/2020/wordml/sdtdatahash" xmlns:w16sdtfl="http://schemas.microsoft.com/office/word/2024/wordml/sdtformatlock" xmlns:w16se="http://schemas.microsoft.com/office/word/2015/wordml/symex" xmlns:wpg="http://schemas.microsoft.com/office/word/2010/wordprocessingGroup" xmlns:wpi="http://schemas.microsoft.com/office/word/2010/wordprocessingInk" xmlns:wne="http://schemas.microsoft.com/office/word/2006/wordml" xmlns:wps="http://schemas.microsoft.com/office/word/2010/wordprocessingShape" mc:Ignorable="w14 w15 w16se w16cid w16 w16cex w16sdtdh w16sdtfl w16du wp14">
+<w:hdr xmlns:wpc="http://schemas.microsoft.com/office/word/2010/wordprocessingCanvas" xmlns:cx="http://schemas.microsoft.com/office/drawing/2014/chartex" xmlns:cx1="http://schemas.microsoft.com/office/drawing/2015/9/8/chartex" xmlns:cx2="http://schemas.microsoft.com/office/drawing/2015/10/21/chartex" xmlns:cx3="http://schemas.microsoft.com/office/drawing/2016/5/9/chartex" xmlns:cx4="http://schemas.microsoft.com/office/drawing/2016/5/10/chartex" xmlns:cx5="http://schemas.microsoft.com/office/drawing/2016/5/11/chartex" xmlns:cx6="http://schemas.microsoft.com/office/drawing/2016/5/12/chartex" xmlns:cx7="http://schemas.microsoft.com/office/drawing/2016/5/13/chartex" xmlns:cx8="http://schemas.microsoft.com/office/drawing/2016/5/14/chartex" xmlns:mc="http://schemas.openxmlformats.org/markup-compatibility/2006" xmlns:aink="http://schemas.microsoft.com/office/drawing/2016/ink" xmlns:am3d="http://schemas.microsoft.com/office/drawing/2017/model3d" xmlns:o="urn:schemas-microsoft-com:office:office" xmlns:r="http://schemas.openxmlformats.org/officeDocument/2006/relationships" xmlns:m="http://schemas.openxmlformats.org/officeDocument/2006/math" xmlns:v="urn:schemas-microsoft-com:vml" xmlns:wp14="http://schemas.microsoft.com/office/word/2010/wordprocessingDrawing" xmlns:wp="http://schemas.openxmlformats.org/drawingml/2006/wordprocessingDrawing" xmlns:w10="urn:schemas-microsoft-com:office:word" xmlns:w="http://schemas.openxmlformats.org/wordprocessingml/2006/main" xmlns:w14="http://schemas.microsoft.com/office/word/2010/wordml" xmlns:w15="http://schemas.microsoft.com/office/word/2012/wordml" xmlns:w16cid="http://schemas.microsoft.com/office/word/2016/wordml/cid" xmlns:w16se="http://schemas.microsoft.com/office/word/2015/wordml/symex" xmlns:wpg="http://schemas.microsoft.com/office/word/2010/wordprocessingGroup" xmlns:wpi="http://schemas.microsoft.com/office/word/2010/wordprocessingInk" xmlns:wne="http://schemas.microsoft.com/office/word/2006/wordml" xmlns:wps="http://schemas.microsoft.com/office/word/2010/wordprocessingShape" mc:Ignorable="w14 w15 w16se w16cid wp14">
   <w:p>
     <w:pPr>
       <w:pStyle w:val="Header"/>
@@ -8188,7 +8320,7 @@
       <mc:AlternateContent>
         <mc:Choice Requires="wps">
           <w:drawing>
-            <wp:anchor distT="0" distB="0" distL="114300" distR="114300" simplePos="0" relativeHeight="251674112" behindDoc="0" locked="0" layoutInCell="1" allowOverlap="1" wp14:anchorId="3AFB6B80" wp14:editId="5A57F294">
+            <wp:anchor distT="0" distB="0" distL="114300" distR="114300" simplePos="0" relativeHeight="251678720" behindDoc="0" locked="0" layoutInCell="1" allowOverlap="1" wp14:anchorId="3AFB6B80" wp14:editId="5A57F294">
               <wp:simplePos x="0" y="0"/>
               <wp:positionH relativeFrom="column">
                 <wp:posOffset>-87630</wp:posOffset>
@@ -8352,7 +8484,7 @@
               <v:stroke joinstyle="miter"/>
               <v:path gradientshapeok="t" o:connecttype="rect"/>
             </v:shapetype>
-            <v:shape id="Text Box 1992487968" o:spid="_x0000_s1057" type="#_x0000_t202" style="position:absolute;left:0;text-align:left;margin-left:-6.9pt;margin-top:5.3pt;width:142.15pt;height:31.6pt;z-index:251674112;visibility:visible;mso-wrap-style:square;mso-width-percent:0;mso-height-percent:0;mso-wrap-distance-left:9pt;mso-wrap-distance-top:0;mso-wrap-distance-right:9pt;mso-wrap-distance-bottom:0;mso-position-horizontal:absolute;mso-position-horizontal-relative:text;mso-position-vertical:absolute;mso-position-vertical-relative:text;mso-width-percent:0;mso-height-percent:0;mso-width-relative:margin;mso-height-relative:margin;v-text-anchor:top" o:gfxdata="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" filled="f" stroked="f" strokeweight=".5pt">
+            <v:shape id="Text Box 1992487968" o:spid="_x0000_s1057" type="#_x0000_t202" style="position:absolute;left:0;text-align:left;margin-left:-6.9pt;margin-top:5.3pt;width:142.15pt;height:31.6pt;z-index:251678720;visibility:visible;mso-wrap-style:square;mso-width-percent:0;mso-height-percent:0;mso-wrap-distance-left:9pt;mso-wrap-distance-top:0;mso-wrap-distance-right:9pt;mso-wrap-distance-bottom:0;mso-position-horizontal:absolute;mso-position-horizontal-relative:text;mso-position-vertical:absolute;mso-position-vertical-relative:text;mso-width-percent:0;mso-height-percent:0;mso-width-relative:margin;mso-height-relative:margin;v-text-anchor:top" o:gfxdata="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" filled="f" stroked="f" strokeweight=".5pt">
               <v:textbox>
                 <w:txbxContent>
                   <w:p>
@@ -8472,7 +8604,7 @@
       <mc:AlternateContent>
         <mc:Choice Requires="wps">
           <w:drawing>
-            <wp:anchor distT="0" distB="0" distL="114300" distR="114300" simplePos="0" relativeHeight="251660800" behindDoc="0" locked="0" layoutInCell="1" allowOverlap="1" wp14:anchorId="7B01F2E0" wp14:editId="14CF76C9">
+            <wp:anchor distT="0" distB="0" distL="114300" distR="114300" simplePos="0" relativeHeight="251659264" behindDoc="0" locked="0" layoutInCell="1" allowOverlap="1" wp14:anchorId="7B01F2E0" wp14:editId="14CF76C9">
               <wp:simplePos x="0" y="0"/>
               <wp:positionH relativeFrom="column">
                 <wp:posOffset>-17780</wp:posOffset>
@@ -8535,7 +8667,7 @@
         </mc:Choice>
         <mc:Fallback>
           <w:pict>
-            <v:shapetype w14:anchorId="71AA8882" id="_x0000_t34" coordsize="21600,21600" o:spt="34" o:oned="t" adj="10800" path="m,l@0,0@0,21600,21600,21600e" filled="f">
+            <v:shapetype w14:anchorId="0BC77C60" id="_x0000_t34" coordsize="21600,21600" o:spt="34" o:oned="t" adj="10800" path="m,l@0,0@0,21600,21600,21600e" filled="f">
               <v:stroke joinstyle="miter"/>
               <v:formulas>
                 <v:f eqn="val #0"/>
@@ -8546,7 +8678,7 @@
               </v:handles>
               <o:lock v:ext="edit" shapetype="t"/>
             </v:shapetype>
-            <v:shape id="AutoShape 28" o:spid="_x0000_s1026" type="#_x0000_t34" style="position:absolute;margin-left:-1.4pt;margin-top:20pt;width:260pt;height:7.5pt;flip:y;z-index:251660800;visibility:visible;mso-wrap-style:square;mso-width-percent:0;mso-height-percent:0;mso-wrap-distance-left:9pt;mso-wrap-distance-top:0;mso-wrap-distance-right:9pt;mso-wrap-distance-bottom:0;mso-position-horizontal:absolute;mso-position-horizontal-relative:text;mso-position-vertical:absolute;mso-position-vertical-relative:text;mso-width-percent:0;mso-height-percent:0;mso-width-relative:margin;mso-height-relative:margin" o:gfxdata="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" adj="10343"/>
+            <v:shape id="AutoShape 28" o:spid="_x0000_s1026" type="#_x0000_t34" style="position:absolute;margin-left:-1.4pt;margin-top:20pt;width:260pt;height:7.5pt;flip:y;z-index:251659264;visibility:visible;mso-wrap-style:square;mso-width-percent:0;mso-height-percent:0;mso-wrap-distance-left:9pt;mso-wrap-distance-top:0;mso-wrap-distance-right:9pt;mso-wrap-distance-bottom:0;mso-position-horizontal:absolute;mso-position-horizontal-relative:text;mso-position-vertical:absolute;mso-position-vertical-relative:text;mso-width-percent:0;mso-height-percent:0;mso-width-relative:margin;mso-height-relative:margin" o:gfxdata="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" adj="10343"/>
           </w:pict>
         </mc:Fallback>
       </mc:AlternateContent>
@@ -8559,7 +8691,7 @@
       <mc:AlternateContent>
         <mc:Choice Requires="wps">
           <w:drawing>
-            <wp:anchor distT="0" distB="0" distL="114300" distR="114300" simplePos="0" relativeHeight="251651584" behindDoc="0" locked="0" layoutInCell="1" allowOverlap="1" wp14:anchorId="760CB6C9" wp14:editId="60CD3EF2">
+            <wp:anchor distT="0" distB="0" distL="114300" distR="114300" simplePos="0" relativeHeight="251645952" behindDoc="0" locked="0" layoutInCell="1" allowOverlap="1" wp14:anchorId="760CB6C9" wp14:editId="60CD3EF2">
               <wp:simplePos x="0" y="0"/>
               <wp:positionH relativeFrom="column">
                 <wp:posOffset>3284220</wp:posOffset>
@@ -8663,7 +8795,7 @@
         </mc:Choice>
         <mc:Fallback>
           <w:pict>
-            <v:shape w14:anchorId="760CB6C9" id="_x0000_s1058" type="#_x0000_t202" style="position:absolute;left:0;text-align:left;margin-left:258.6pt;margin-top:12.5pt;width:171.5pt;height:16.5pt;z-index:251651584;visibility:visible;mso-wrap-style:square;mso-width-percent:0;mso-height-percent:0;mso-wrap-distance-left:9pt;mso-wrap-distance-top:0;mso-wrap-distance-right:9pt;mso-wrap-distance-bottom:0;mso-position-horizontal:absolute;mso-position-horizontal-relative:text;mso-position-vertical:absolute;mso-position-vertical-relative:text;mso-width-percent:0;mso-height-percent:0;mso-width-relative:margin;mso-height-relative:page;v-text-anchor:top" o:gfxdata="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" fillcolor="#dae3f3" stroked="f">
+            <v:shape w14:anchorId="760CB6C9" id="_x0000_s1058" type="#_x0000_t202" style="position:absolute;left:0;text-align:left;margin-left:258.6pt;margin-top:12.5pt;width:171.5pt;height:16.5pt;z-index:251645952;visibility:visible;mso-wrap-style:square;mso-width-percent:0;mso-height-percent:0;mso-wrap-distance-left:9pt;mso-wrap-distance-top:0;mso-wrap-distance-right:9pt;mso-wrap-distance-bottom:0;mso-position-horizontal:absolute;mso-position-horizontal-relative:text;mso-position-vertical:absolute;mso-position-vertical-relative:text;mso-width-percent:0;mso-height-percent:0;mso-width-relative:margin;mso-height-relative:page;v-text-anchor:top" o:gfxdata="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" fillcolor="#dae3f3" stroked="f">
               <v:textbox inset="2mm,0,2mm,0">
                 <w:txbxContent>
                   <w:p>
@@ -8710,7 +8842,7 @@
 </file>
 
 <file path=word/header11.xml><?xml version="1.0" encoding="utf-8"?>
-<w:hdr xmlns:wpc="http://schemas.microsoft.com/office/word/2010/wordprocessingCanvas" xmlns:cx="http://schemas.microsoft.com/office/drawing/2014/chartex" xmlns:cx1="http://schemas.microsoft.com/office/drawing/2015/9/8/chartex" xmlns:cx2="http://schemas.microsoft.com/office/drawing/2015/10/21/chartex" xmlns:cx3="http://schemas.microsoft.com/office/drawing/2016/5/9/chartex" xmlns:cx4="http://schemas.microsoft.com/office/drawing/2016/5/10/chartex" xmlns:cx5="http://schemas.microsoft.com/office/drawing/2016/5/11/chartex" xmlns:cx6="http://schemas.microsoft.com/office/drawing/2016/5/12/chartex" xmlns:cx7="http://schemas.microsoft.com/office/drawing/2016/5/13/chartex" xmlns:cx8="http://schemas.microsoft.com/office/drawing/2016/5/14/chartex" xmlns:mc="http://schemas.openxmlformats.org/markup-compatibility/2006" xmlns:aink="http://schemas.microsoft.com/office/drawing/2016/ink" xmlns:am3d="http://schemas.microsoft.com/office/drawing/2017/model3d" xmlns:o="urn:schemas-microsoft-com:office:office" xmlns:oel="http://schemas.microsoft.com/office/2019/extlst" xmlns:r="http://schemas.openxmlformats.org/officeDocument/2006/relationships" xmlns:m="http://schemas.openxmlformats.org/officeDocument/2006/math" xmlns:v="urn:schemas-microsoft-com:vml" xmlns:wp14="http://schemas.microsoft.com/office/word/2010/wordprocessingDrawing" xmlns:wp="http://schemas.openxmlformats.org/drawingml/2006/wordprocessingDrawing" xmlns:w10="urn:schemas-microsoft-com:office:word" xmlns:w="http://schemas.openxmlformats.org/wordprocessingml/2006/main" xmlns:w14="http://schemas.microsoft.com/office/word/2010/wordml" xmlns:w15="http://schemas.microsoft.com/office/word/2012/wordml" xmlns:w16cex="http://schemas.microsoft.com/office/word/2018/wordml/cex" xmlns:w16cid="http://schemas.microsoft.com/office/word/2016/wordml/cid" xmlns:w16="http://schemas.microsoft.com/office/word/2018/wordml" xmlns:w16du="http://schemas.microsoft.com/office/word/2023/wordml/word16du" xmlns:w16sdtdh="http://schemas.microsoft.com/office/word/2020/wordml/sdtdatahash" xmlns:w16sdtfl="http://schemas.microsoft.com/office/word/2024/wordml/sdtformatlock" xmlns:w16se="http://schemas.microsoft.com/office/word/2015/wordml/symex" xmlns:wpg="http://schemas.microsoft.com/office/word/2010/wordprocessingGroup" xmlns:wpi="http://schemas.microsoft.com/office/word/2010/wordprocessingInk" xmlns:wne="http://schemas.microsoft.com/office/word/2006/wordml" xmlns:wps="http://schemas.microsoft.com/office/word/2010/wordprocessingShape" mc:Ignorable="w14 w15 w16se w16cid w16 w16cex w16sdtdh w16sdtfl w16du wp14">
+<w:hdr xmlns:wpc="http://schemas.microsoft.com/office/word/2010/wordprocessingCanvas" xmlns:cx="http://schemas.microsoft.com/office/drawing/2014/chartex" xmlns:cx1="http://schemas.microsoft.com/office/drawing/2015/9/8/chartex" xmlns:cx2="http://schemas.microsoft.com/office/drawing/2015/10/21/chartex" xmlns:cx3="http://schemas.microsoft.com/office/drawing/2016/5/9/chartex" xmlns:cx4="http://schemas.microsoft.com/office/drawing/2016/5/10/chartex" xmlns:cx5="http://schemas.microsoft.com/office/drawing/2016/5/11/chartex" xmlns:cx6="http://schemas.microsoft.com/office/drawing/2016/5/12/chartex" xmlns:cx7="http://schemas.microsoft.com/office/drawing/2016/5/13/chartex" xmlns:cx8="http://schemas.microsoft.com/office/drawing/2016/5/14/chartex" xmlns:mc="http://schemas.openxmlformats.org/markup-compatibility/2006" xmlns:aink="http://schemas.microsoft.com/office/drawing/2016/ink" xmlns:am3d="http://schemas.microsoft.com/office/drawing/2017/model3d" xmlns:o="urn:schemas-microsoft-com:office:office" xmlns:r="http://schemas.openxmlformats.org/officeDocument/2006/relationships" xmlns:m="http://schemas.openxmlformats.org/officeDocument/2006/math" xmlns:v="urn:schemas-microsoft-com:vml" xmlns:wp14="http://schemas.microsoft.com/office/word/2010/wordprocessingDrawing" xmlns:wp="http://schemas.openxmlformats.org/drawingml/2006/wordprocessingDrawing" xmlns:w10="urn:schemas-microsoft-com:office:word" xmlns:w="http://schemas.openxmlformats.org/wordprocessingml/2006/main" xmlns:w14="http://schemas.microsoft.com/office/word/2010/wordml" xmlns:w15="http://schemas.microsoft.com/office/word/2012/wordml" xmlns:w16cid="http://schemas.microsoft.com/office/word/2016/wordml/cid" xmlns:w16se="http://schemas.microsoft.com/office/word/2015/wordml/symex" xmlns:wpg="http://schemas.microsoft.com/office/word/2010/wordprocessingGroup" xmlns:wpi="http://schemas.microsoft.com/office/word/2010/wordprocessingInk" xmlns:wne="http://schemas.microsoft.com/office/word/2006/wordml" xmlns:wps="http://schemas.microsoft.com/office/word/2010/wordprocessingShape" mc:Ignorable="w14 w15 w16se w16cid wp14">
   <w:p>
     <w:pPr>
       <w:pStyle w:val="Header"/>
@@ -8723,7 +8855,7 @@
       <mc:AlternateContent>
         <mc:Choice Requires="wps">
           <w:drawing>
-            <wp:anchor distT="0" distB="0" distL="114300" distR="114300" simplePos="0" relativeHeight="251670016" behindDoc="0" locked="0" layoutInCell="1" allowOverlap="1" wp14:anchorId="3CF4A28E" wp14:editId="100CF6DC">
+            <wp:anchor distT="0" distB="0" distL="114300" distR="114300" simplePos="0" relativeHeight="251675648" behindDoc="0" locked="0" layoutInCell="1" allowOverlap="1" wp14:anchorId="3CF4A28E" wp14:editId="100CF6DC">
               <wp:simplePos x="0" y="0"/>
               <wp:positionH relativeFrom="column">
                 <wp:posOffset>-87630</wp:posOffset>
@@ -8887,7 +9019,7 @@
               <v:stroke joinstyle="miter"/>
               <v:path gradientshapeok="t" o:connecttype="rect"/>
             </v:shapetype>
-            <v:shape id="Text Box 903230405" o:spid="_x0000_s1059" type="#_x0000_t202" style="position:absolute;left:0;text-align:left;margin-left:-6.9pt;margin-top:5.3pt;width:142.15pt;height:31.6pt;z-index:251670016;visibility:visible;mso-wrap-style:square;mso-width-percent:0;mso-height-percent:0;mso-wrap-distance-left:9pt;mso-wrap-distance-top:0;mso-wrap-distance-right:9pt;mso-wrap-distance-bottom:0;mso-position-horizontal:absolute;mso-position-horizontal-relative:text;mso-position-vertical:absolute;mso-position-vertical-relative:text;mso-width-percent:0;mso-height-percent:0;mso-width-relative:margin;mso-height-relative:margin;v-text-anchor:top" o:gfxdata="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" filled="f" stroked="f" strokeweight=".5pt">
+            <v:shape id="Text Box 903230405" o:spid="_x0000_s1059" type="#_x0000_t202" style="position:absolute;left:0;text-align:left;margin-left:-6.9pt;margin-top:5.3pt;width:142.15pt;height:31.6pt;z-index:251675648;visibility:visible;mso-wrap-style:square;mso-width-percent:0;mso-height-percent:0;mso-wrap-distance-left:9pt;mso-wrap-distance-top:0;mso-wrap-distance-right:9pt;mso-wrap-distance-bottom:0;mso-position-horizontal:absolute;mso-position-horizontal-relative:text;mso-position-vertical:absolute;mso-position-vertical-relative:text;mso-width-percent:0;mso-height-percent:0;mso-width-relative:margin;mso-height-relative:margin;v-text-anchor:top" o:gfxdata="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" filled="f" stroked="f" strokeweight=".5pt">
               <v:textbox>
                 <w:txbxContent>
                   <w:p>
@@ -9007,7 +9139,7 @@
       <mc:AlternateContent>
         <mc:Choice Requires="wps">
           <w:drawing>
-            <wp:anchor distT="0" distB="0" distL="114300" distR="114300" simplePos="0" relativeHeight="251655680" behindDoc="0" locked="0" layoutInCell="1" allowOverlap="1" wp14:anchorId="5C66FE28" wp14:editId="7631331F">
+            <wp:anchor distT="0" distB="0" distL="114300" distR="114300" simplePos="0" relativeHeight="251653120" behindDoc="0" locked="0" layoutInCell="1" allowOverlap="1" wp14:anchorId="5C66FE28" wp14:editId="7631331F">
               <wp:simplePos x="0" y="0"/>
               <wp:positionH relativeFrom="column">
                 <wp:posOffset>-17780</wp:posOffset>
@@ -9070,7 +9202,7 @@
         </mc:Choice>
         <mc:Fallback>
           <w:pict>
-            <v:shapetype w14:anchorId="0550815B" id="_x0000_t34" coordsize="21600,21600" o:spt="34" o:oned="t" adj="10800" path="m,l@0,0@0,21600,21600,21600e" filled="f">
+            <v:shapetype w14:anchorId="256D52FB" id="_x0000_t34" coordsize="21600,21600" o:spt="34" o:oned="t" adj="10800" path="m,l@0,0@0,21600,21600,21600e" filled="f">
               <v:stroke joinstyle="miter"/>
               <v:formulas>
                 <v:f eqn="val #0"/>
@@ -9081,7 +9213,7 @@
               </v:handles>
               <o:lock v:ext="edit" shapetype="t"/>
             </v:shapetype>
-            <v:shape id="AutoShape 28" o:spid="_x0000_s1026" type="#_x0000_t34" style="position:absolute;margin-left:-1.4pt;margin-top:20pt;width:260pt;height:7.5pt;flip:y;z-index:251655680;visibility:visible;mso-wrap-style:square;mso-width-percent:0;mso-height-percent:0;mso-wrap-distance-left:9pt;mso-wrap-distance-top:0;mso-wrap-distance-right:9pt;mso-wrap-distance-bottom:0;mso-position-horizontal:absolute;mso-position-horizontal-relative:text;mso-position-vertical:absolute;mso-position-vertical-relative:text;mso-width-percent:0;mso-height-percent:0;mso-width-relative:margin;mso-height-relative:margin" o:gfxdata="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" adj="10343"/>
+            <v:shape id="AutoShape 28" o:spid="_x0000_s1026" type="#_x0000_t34" style="position:absolute;margin-left:-1.4pt;margin-top:20pt;width:260pt;height:7.5pt;flip:y;z-index:251653120;visibility:visible;mso-wrap-style:square;mso-width-percent:0;mso-height-percent:0;mso-wrap-distance-left:9pt;mso-wrap-distance-top:0;mso-wrap-distance-right:9pt;mso-wrap-distance-bottom:0;mso-position-horizontal:absolute;mso-position-horizontal-relative:text;mso-position-vertical:absolute;mso-position-vertical-relative:text;mso-width-percent:0;mso-height-percent:0;mso-width-relative:margin;mso-height-relative:margin" o:gfxdata="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" adj="10343"/>
           </w:pict>
         </mc:Fallback>
       </mc:AlternateContent>
@@ -9094,7 +9226,7 @@
       <mc:AlternateContent>
         <mc:Choice Requires="wps">
           <w:drawing>
-            <wp:anchor distT="0" distB="0" distL="114300" distR="114300" simplePos="0" relativeHeight="251643392" behindDoc="0" locked="0" layoutInCell="1" allowOverlap="1" wp14:anchorId="5883305C" wp14:editId="3BE31C41">
+            <wp:anchor distT="0" distB="0" distL="114300" distR="114300" simplePos="0" relativeHeight="251639808" behindDoc="0" locked="0" layoutInCell="1" allowOverlap="1" wp14:anchorId="5883305C" wp14:editId="3BE31C41">
               <wp:simplePos x="0" y="0"/>
               <wp:positionH relativeFrom="column">
                 <wp:posOffset>3284220</wp:posOffset>
@@ -9198,7 +9330,7 @@
         </mc:Choice>
         <mc:Fallback>
           <w:pict>
-            <v:shape w14:anchorId="5883305C" id="_x0000_s1060" type="#_x0000_t202" style="position:absolute;left:0;text-align:left;margin-left:258.6pt;margin-top:12.5pt;width:171.5pt;height:16.5pt;z-index:251643392;visibility:visible;mso-wrap-style:square;mso-width-percent:0;mso-height-percent:0;mso-wrap-distance-left:9pt;mso-wrap-distance-top:0;mso-wrap-distance-right:9pt;mso-wrap-distance-bottom:0;mso-position-horizontal:absolute;mso-position-horizontal-relative:text;mso-position-vertical:absolute;mso-position-vertical-relative:text;mso-width-percent:0;mso-height-percent:0;mso-width-relative:margin;mso-height-relative:page;v-text-anchor:top" o:gfxdata="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" fillcolor="#dae3f3" stroked="f">
+            <v:shape w14:anchorId="5883305C" id="_x0000_s1060" type="#_x0000_t202" style="position:absolute;left:0;text-align:left;margin-left:258.6pt;margin-top:12.5pt;width:171.5pt;height:16.5pt;z-index:251639808;visibility:visible;mso-wrap-style:square;mso-width-percent:0;mso-height-percent:0;mso-wrap-distance-left:9pt;mso-wrap-distance-top:0;mso-wrap-distance-right:9pt;mso-wrap-distance-bottom:0;mso-position-horizontal:absolute;mso-position-horizontal-relative:text;mso-position-vertical:absolute;mso-position-vertical-relative:text;mso-width-percent:0;mso-height-percent:0;mso-width-relative:margin;mso-height-relative:page;v-text-anchor:top" o:gfxdata="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" fillcolor="#dae3f3" stroked="f">
               <v:textbox inset="2mm,0,2mm,0">
                 <w:txbxContent>
                   <w:p>
@@ -9245,7 +9377,7 @@
 </file>
 
 <file path=word/header12.xml><?xml version="1.0" encoding="utf-8"?>
-<w:hdr xmlns:wpc="http://schemas.microsoft.com/office/word/2010/wordprocessingCanvas" xmlns:cx="http://schemas.microsoft.com/office/drawing/2014/chartex" xmlns:cx1="http://schemas.microsoft.com/office/drawing/2015/9/8/chartex" xmlns:cx2="http://schemas.microsoft.com/office/drawing/2015/10/21/chartex" xmlns:cx3="http://schemas.microsoft.com/office/drawing/2016/5/9/chartex" xmlns:cx4="http://schemas.microsoft.com/office/drawing/2016/5/10/chartex" xmlns:cx5="http://schemas.microsoft.com/office/drawing/2016/5/11/chartex" xmlns:cx6="http://schemas.microsoft.com/office/drawing/2016/5/12/chartex" xmlns:cx7="http://schemas.microsoft.com/office/drawing/2016/5/13/chartex" xmlns:cx8="http://schemas.microsoft.com/office/drawing/2016/5/14/chartex" xmlns:mc="http://schemas.openxmlformats.org/markup-compatibility/2006" xmlns:aink="http://schemas.microsoft.com/office/drawing/2016/ink" xmlns:am3d="http://schemas.microsoft.com/office/drawing/2017/model3d" xmlns:o="urn:schemas-microsoft-com:office:office" xmlns:oel="http://schemas.microsoft.com/office/2019/extlst" xmlns:r="http://schemas.openxmlformats.org/officeDocument/2006/relationships" xmlns:m="http://schemas.openxmlformats.org/officeDocument/2006/math" xmlns:v="urn:schemas-microsoft-com:vml" xmlns:wp14="http://schemas.microsoft.com/office/word/2010/wordprocessingDrawing" xmlns:wp="http://schemas.openxmlformats.org/drawingml/2006/wordprocessingDrawing" xmlns:w10="urn:schemas-microsoft-com:office:word" xmlns:w="http://schemas.openxmlformats.org/wordprocessingml/2006/main" xmlns:w14="http://schemas.microsoft.com/office/word/2010/wordml" xmlns:w15="http://schemas.microsoft.com/office/word/2012/wordml" xmlns:w16cex="http://schemas.microsoft.com/office/word/2018/wordml/cex" xmlns:w16cid="http://schemas.microsoft.com/office/word/2016/wordml/cid" xmlns:w16="http://schemas.microsoft.com/office/word/2018/wordml" xmlns:w16du="http://schemas.microsoft.com/office/word/2023/wordml/word16du" xmlns:w16sdtdh="http://schemas.microsoft.com/office/word/2020/wordml/sdtdatahash" xmlns:w16sdtfl="http://schemas.microsoft.com/office/word/2024/wordml/sdtformatlock" xmlns:w16se="http://schemas.microsoft.com/office/word/2015/wordml/symex" xmlns:wpg="http://schemas.microsoft.com/office/word/2010/wordprocessingGroup" xmlns:wpi="http://schemas.microsoft.com/office/word/2010/wordprocessingInk" xmlns:wne="http://schemas.microsoft.com/office/word/2006/wordml" xmlns:wps="http://schemas.microsoft.com/office/word/2010/wordprocessingShape" mc:Ignorable="w14 w15 w16se w16cid w16 w16cex w16sdtdh w16sdtfl w16du wp14">
+<w:hdr xmlns:wpc="http://schemas.microsoft.com/office/word/2010/wordprocessingCanvas" xmlns:cx="http://schemas.microsoft.com/office/drawing/2014/chartex" xmlns:cx1="http://schemas.microsoft.com/office/drawing/2015/9/8/chartex" xmlns:cx2="http://schemas.microsoft.com/office/drawing/2015/10/21/chartex" xmlns:cx3="http://schemas.microsoft.com/office/drawing/2016/5/9/chartex" xmlns:cx4="http://schemas.microsoft.com/office/drawing/2016/5/10/chartex" xmlns:cx5="http://schemas.microsoft.com/office/drawing/2016/5/11/chartex" xmlns:cx6="http://schemas.microsoft.com/office/drawing/2016/5/12/chartex" xmlns:cx7="http://schemas.microsoft.com/office/drawing/2016/5/13/chartex" xmlns:cx8="http://schemas.microsoft.com/office/drawing/2016/5/14/chartex" xmlns:mc="http://schemas.openxmlformats.org/markup-compatibility/2006" xmlns:aink="http://schemas.microsoft.com/office/drawing/2016/ink" xmlns:am3d="http://schemas.microsoft.com/office/drawing/2017/model3d" xmlns:o="urn:schemas-microsoft-com:office:office" xmlns:r="http://schemas.openxmlformats.org/officeDocument/2006/relationships" xmlns:m="http://schemas.openxmlformats.org/officeDocument/2006/math" xmlns:v="urn:schemas-microsoft-com:vml" xmlns:wp14="http://schemas.microsoft.com/office/word/2010/wordprocessingDrawing" xmlns:wp="http://schemas.openxmlformats.org/drawingml/2006/wordprocessingDrawing" xmlns:w10="urn:schemas-microsoft-com:office:word" xmlns:w="http://schemas.openxmlformats.org/wordprocessingml/2006/main" xmlns:w14="http://schemas.microsoft.com/office/word/2010/wordml" xmlns:w15="http://schemas.microsoft.com/office/word/2012/wordml" xmlns:w16cid="http://schemas.microsoft.com/office/word/2016/wordml/cid" xmlns:w16se="http://schemas.microsoft.com/office/word/2015/wordml/symex" xmlns:wpg="http://schemas.microsoft.com/office/word/2010/wordprocessingGroup" xmlns:wpi="http://schemas.microsoft.com/office/word/2010/wordprocessingInk" xmlns:wne="http://schemas.microsoft.com/office/word/2006/wordml" xmlns:wps="http://schemas.microsoft.com/office/word/2010/wordprocessingShape" mc:Ignorable="w14 w15 w16se w16cid wp14">
   <w:p>
     <w:pPr>
       <w:pStyle w:val="Header"/>
@@ -9258,7 +9390,7 @@
       <mc:AlternateContent>
         <mc:Choice Requires="wps">
           <w:drawing>
-            <wp:anchor distT="0" distB="0" distL="114300" distR="114300" simplePos="0" relativeHeight="251665920" behindDoc="0" locked="0" layoutInCell="1" allowOverlap="1" wp14:anchorId="12BFB37F" wp14:editId="5F55C65B">
+            <wp:anchor distT="0" distB="0" distL="114300" distR="114300" simplePos="0" relativeHeight="251669504" behindDoc="0" locked="0" layoutInCell="1" allowOverlap="1" wp14:anchorId="12BFB37F" wp14:editId="5F55C65B">
               <wp:simplePos x="0" y="0"/>
               <wp:positionH relativeFrom="column">
                 <wp:posOffset>-87630</wp:posOffset>
@@ -9422,7 +9554,7 @@
               <v:stroke joinstyle="miter"/>
               <v:path gradientshapeok="t" o:connecttype="rect"/>
             </v:shapetype>
-            <v:shape id="Text Box 774808957" o:spid="_x0000_s1061" type="#_x0000_t202" style="position:absolute;left:0;text-align:left;margin-left:-6.9pt;margin-top:5.3pt;width:142.15pt;height:31.6pt;z-index:251665920;visibility:visible;mso-wrap-style:square;mso-width-percent:0;mso-height-percent:0;mso-wrap-distance-left:9pt;mso-wrap-distance-top:0;mso-wrap-distance-right:9pt;mso-wrap-distance-bottom:0;mso-position-horizontal:absolute;mso-position-horizontal-relative:text;mso-position-vertical:absolute;mso-position-vertical-relative:text;mso-width-percent:0;mso-height-percent:0;mso-width-relative:margin;mso-height-relative:margin;v-text-anchor:top" o:gfxdata="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" filled="f" stroked="f" strokeweight=".5pt">
+            <v:shape id="Text Box 774808957" o:spid="_x0000_s1061" type="#_x0000_t202" style="position:absolute;left:0;text-align:left;margin-left:-6.9pt;margin-top:5.3pt;width:142.15pt;height:31.6pt;z-index:251669504;visibility:visible;mso-wrap-style:square;mso-width-percent:0;mso-height-percent:0;mso-wrap-distance-left:9pt;mso-wrap-distance-top:0;mso-wrap-distance-right:9pt;mso-wrap-distance-bottom:0;mso-position-horizontal:absolute;mso-position-horizontal-relative:text;mso-position-vertical:absolute;mso-position-vertical-relative:text;mso-width-percent:0;mso-height-percent:0;mso-width-relative:margin;mso-height-relative:margin;v-text-anchor:top" o:gfxdata="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" filled="f" stroked="f" strokeweight=".5pt">
               <v:textbox>
                 <w:txbxContent>
                   <w:p>
@@ -9542,7 +9674,7 @@
       <mc:AlternateContent>
         <mc:Choice Requires="wps">
           <w:drawing>
-            <wp:anchor distT="0" distB="0" distL="114300" distR="114300" simplePos="0" relativeHeight="251660800" behindDoc="0" locked="0" layoutInCell="1" allowOverlap="1" wp14:anchorId="78A78C3D" wp14:editId="4EBBF1AD">
+            <wp:anchor distT="0" distB="0" distL="114300" distR="114300" simplePos="0" relativeHeight="251660288" behindDoc="0" locked="0" layoutInCell="1" allowOverlap="1" wp14:anchorId="78A78C3D" wp14:editId="4EBBF1AD">
               <wp:simplePos x="0" y="0"/>
               <wp:positionH relativeFrom="column">
                 <wp:posOffset>-17780</wp:posOffset>
@@ -9605,7 +9737,7 @@
         </mc:Choice>
         <mc:Fallback>
           <w:pict>
-            <v:shapetype w14:anchorId="50E90058" id="_x0000_t34" coordsize="21600,21600" o:spt="34" o:oned="t" adj="10800" path="m,l@0,0@0,21600,21600,21600e" filled="f">
+            <v:shapetype w14:anchorId="2CD503C7" id="_x0000_t34" coordsize="21600,21600" o:spt="34" o:oned="t" adj="10800" path="m,l@0,0@0,21600,21600,21600e" filled="f">
               <v:stroke joinstyle="miter"/>
               <v:formulas>
                 <v:f eqn="val #0"/>
@@ -9616,7 +9748,7 @@
               </v:handles>
               <o:lock v:ext="edit" shapetype="t"/>
             </v:shapetype>
-            <v:shape id="AutoShape 28" o:spid="_x0000_s1026" type="#_x0000_t34" style="position:absolute;margin-left:-1.4pt;margin-top:20pt;width:260pt;height:7.5pt;flip:y;z-index:251660800;visibility:visible;mso-wrap-style:square;mso-width-percent:0;mso-height-percent:0;mso-wrap-distance-left:9pt;mso-wrap-distance-top:0;mso-wrap-distance-right:9pt;mso-wrap-distance-bottom:0;mso-position-horizontal:absolute;mso-position-horizontal-relative:text;mso-position-vertical:absolute;mso-position-vertical-relative:text;mso-width-percent:0;mso-height-percent:0;mso-width-relative:margin;mso-height-relative:margin" o:gfxdata="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" adj="10343"/>
+            <v:shape id="AutoShape 28" o:spid="_x0000_s1026" type="#_x0000_t34" style="position:absolute;margin-left:-1.4pt;margin-top:20pt;width:260pt;height:7.5pt;flip:y;z-index:251660288;visibility:visible;mso-wrap-style:square;mso-width-percent:0;mso-height-percent:0;mso-wrap-distance-left:9pt;mso-wrap-distance-top:0;mso-wrap-distance-right:9pt;mso-wrap-distance-bottom:0;mso-position-horizontal:absolute;mso-position-horizontal-relative:text;mso-position-vertical:absolute;mso-position-vertical-relative:text;mso-width-percent:0;mso-height-percent:0;mso-width-relative:margin;mso-height-relative:margin" o:gfxdata="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" adj="10343"/>
           </w:pict>
         </mc:Fallback>
       </mc:AlternateContent>
@@ -9629,7 +9761,7 @@
       <mc:AlternateContent>
         <mc:Choice Requires="wps">
           <w:drawing>
-            <wp:anchor distT="0" distB="0" distL="114300" distR="114300" simplePos="0" relativeHeight="251653632" behindDoc="0" locked="0" layoutInCell="1" allowOverlap="1" wp14:anchorId="1B335AE2" wp14:editId="1C324C32">
+            <wp:anchor distT="0" distB="0" distL="114300" distR="114300" simplePos="0" relativeHeight="251648000" behindDoc="0" locked="0" layoutInCell="1" allowOverlap="1" wp14:anchorId="1B335AE2" wp14:editId="1C324C32">
               <wp:simplePos x="0" y="0"/>
               <wp:positionH relativeFrom="column">
                 <wp:posOffset>3284220</wp:posOffset>
@@ -9733,7 +9865,7 @@
         </mc:Choice>
         <mc:Fallback>
           <w:pict>
-            <v:shape w14:anchorId="1B335AE2" id="_x0000_s1062" type="#_x0000_t202" style="position:absolute;left:0;text-align:left;margin-left:258.6pt;margin-top:12.5pt;width:171.5pt;height:16.5pt;z-index:251653632;visibility:visible;mso-wrap-style:square;mso-width-percent:0;mso-height-percent:0;mso-wrap-distance-left:9pt;mso-wrap-distance-top:0;mso-wrap-distance-right:9pt;mso-wrap-distance-bottom:0;mso-position-horizontal:absolute;mso-position-horizontal-relative:text;mso-position-vertical:absolute;mso-position-vertical-relative:text;mso-width-percent:0;mso-height-percent:0;mso-width-relative:margin;mso-height-relative:page;v-text-anchor:top" o:gfxdata="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" fillcolor="#dae3f3" stroked="f">
+            <v:shape w14:anchorId="1B335AE2" id="_x0000_s1062" type="#_x0000_t202" style="position:absolute;left:0;text-align:left;margin-left:258.6pt;margin-top:12.5pt;width:171.5pt;height:16.5pt;z-index:251648000;visibility:visible;mso-wrap-style:square;mso-width-percent:0;mso-height-percent:0;mso-wrap-distance-left:9pt;mso-wrap-distance-top:0;mso-wrap-distance-right:9pt;mso-wrap-distance-bottom:0;mso-position-horizontal:absolute;mso-position-horizontal-relative:text;mso-position-vertical:absolute;mso-position-vertical-relative:text;mso-width-percent:0;mso-height-percent:0;mso-width-relative:margin;mso-height-relative:page;v-text-anchor:top" o:gfxdata="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" fillcolor="#dae3f3" stroked="f">
               <v:textbox inset="2mm,0,2mm,0">
                 <w:txbxContent>
                   <w:p>
@@ -9780,7 +9912,7 @@
 </file>
 
 <file path=word/header13.xml><?xml version="1.0" encoding="utf-8"?>
-<w:hdr xmlns:wpc="http://schemas.microsoft.com/office/word/2010/wordprocessingCanvas" xmlns:cx="http://schemas.microsoft.com/office/drawing/2014/chartex" xmlns:cx1="http://schemas.microsoft.com/office/drawing/2015/9/8/chartex" xmlns:cx2="http://schemas.microsoft.com/office/drawing/2015/10/21/chartex" xmlns:cx3="http://schemas.microsoft.com/office/drawing/2016/5/9/chartex" xmlns:cx4="http://schemas.microsoft.com/office/drawing/2016/5/10/chartex" xmlns:cx5="http://schemas.microsoft.com/office/drawing/2016/5/11/chartex" xmlns:cx6="http://schemas.microsoft.com/office/drawing/2016/5/12/chartex" xmlns:cx7="http://schemas.microsoft.com/office/drawing/2016/5/13/chartex" xmlns:cx8="http://schemas.microsoft.com/office/drawing/2016/5/14/chartex" xmlns:mc="http://schemas.openxmlformats.org/markup-compatibility/2006" xmlns:aink="http://schemas.microsoft.com/office/drawing/2016/ink" xmlns:am3d="http://schemas.microsoft.com/office/drawing/2017/model3d" xmlns:o="urn:schemas-microsoft-com:office:office" xmlns:oel="http://schemas.microsoft.com/office/2019/extlst" xmlns:r="http://schemas.openxmlformats.org/officeDocument/2006/relationships" xmlns:m="http://schemas.openxmlformats.org/officeDocument/2006/math" xmlns:v="urn:schemas-microsoft-com:vml" xmlns:wp14="http://schemas.microsoft.com/office/word/2010/wordprocessingDrawing" xmlns:wp="http://schemas.openxmlformats.org/drawingml/2006/wordprocessingDrawing" xmlns:w10="urn:schemas-microsoft-com:office:word" xmlns:w="http://schemas.openxmlformats.org/wordprocessingml/2006/main" xmlns:w14="http://schemas.microsoft.com/office/word/2010/wordml" xmlns:w15="http://schemas.microsoft.com/office/word/2012/wordml" xmlns:w16cex="http://schemas.microsoft.com/office/word/2018/wordml/cex" xmlns:w16cid="http://schemas.microsoft.com/office/word/2016/wordml/cid" xmlns:w16="http://schemas.microsoft.com/office/word/2018/wordml" xmlns:w16du="http://schemas.microsoft.com/office/word/2023/wordml/word16du" xmlns:w16sdtdh="http://schemas.microsoft.com/office/word/2020/wordml/sdtdatahash" xmlns:w16sdtfl="http://schemas.microsoft.com/office/word/2024/wordml/sdtformatlock" xmlns:w16se="http://schemas.microsoft.com/office/word/2015/wordml/symex" xmlns:wpg="http://schemas.microsoft.com/office/word/2010/wordprocessingGroup" xmlns:wpi="http://schemas.microsoft.com/office/word/2010/wordprocessingInk" xmlns:wne="http://schemas.microsoft.com/office/word/2006/wordml" xmlns:wps="http://schemas.microsoft.com/office/word/2010/wordprocessingShape" mc:Ignorable="w14 w15 w16se w16cid w16 w16cex w16sdtdh w16sdtfl w16du wp14">
+<w:hdr xmlns:wpc="http://schemas.microsoft.com/office/word/2010/wordprocessingCanvas" xmlns:cx="http://schemas.microsoft.com/office/drawing/2014/chartex" xmlns:cx1="http://schemas.microsoft.com/office/drawing/2015/9/8/chartex" xmlns:cx2="http://schemas.microsoft.com/office/drawing/2015/10/21/chartex" xmlns:cx3="http://schemas.microsoft.com/office/drawing/2016/5/9/chartex" xmlns:cx4="http://schemas.microsoft.com/office/drawing/2016/5/10/chartex" xmlns:cx5="http://schemas.microsoft.com/office/drawing/2016/5/11/chartex" xmlns:cx6="http://schemas.microsoft.com/office/drawing/2016/5/12/chartex" xmlns:cx7="http://schemas.microsoft.com/office/drawing/2016/5/13/chartex" xmlns:cx8="http://schemas.microsoft.com/office/drawing/2016/5/14/chartex" xmlns:mc="http://schemas.openxmlformats.org/markup-compatibility/2006" xmlns:aink="http://schemas.microsoft.com/office/drawing/2016/ink" xmlns:am3d="http://schemas.microsoft.com/office/drawing/2017/model3d" xmlns:o="urn:schemas-microsoft-com:office:office" xmlns:r="http://schemas.openxmlformats.org/officeDocument/2006/relationships" xmlns:m="http://schemas.openxmlformats.org/officeDocument/2006/math" xmlns:v="urn:schemas-microsoft-com:vml" xmlns:wp14="http://schemas.microsoft.com/office/word/2010/wordprocessingDrawing" xmlns:wp="http://schemas.openxmlformats.org/drawingml/2006/wordprocessingDrawing" xmlns:w10="urn:schemas-microsoft-com:office:word" xmlns:w="http://schemas.openxmlformats.org/wordprocessingml/2006/main" xmlns:w14="http://schemas.microsoft.com/office/word/2010/wordml" xmlns:w15="http://schemas.microsoft.com/office/word/2012/wordml" xmlns:w16cid="http://schemas.microsoft.com/office/word/2016/wordml/cid" xmlns:w16se="http://schemas.microsoft.com/office/word/2015/wordml/symex" xmlns:wpg="http://schemas.microsoft.com/office/word/2010/wordprocessingGroup" xmlns:wpi="http://schemas.microsoft.com/office/word/2010/wordprocessingInk" xmlns:wne="http://schemas.microsoft.com/office/word/2006/wordml" xmlns:wps="http://schemas.microsoft.com/office/word/2010/wordprocessingShape" mc:Ignorable="w14 w15 w16se w16cid wp14">
   <w:p>
     <w:pPr>
       <w:pStyle w:val="Header"/>
@@ -9793,7 +9925,7 @@
       <mc:AlternateContent>
         <mc:Choice Requires="wps">
           <w:drawing>
-            <wp:anchor distT="0" distB="0" distL="114300" distR="114300" simplePos="0" relativeHeight="251666944" behindDoc="0" locked="0" layoutInCell="1" allowOverlap="1" wp14:anchorId="50A1E790" wp14:editId="6E3D7180">
+            <wp:anchor distT="0" distB="0" distL="114300" distR="114300" simplePos="0" relativeHeight="251671552" behindDoc="0" locked="0" layoutInCell="1" allowOverlap="1" wp14:anchorId="50A1E790" wp14:editId="6E3D7180">
               <wp:simplePos x="0" y="0"/>
               <wp:positionH relativeFrom="column">
                 <wp:posOffset>-87630</wp:posOffset>
@@ -9957,7 +10089,7 @@
               <v:stroke joinstyle="miter"/>
               <v:path gradientshapeok="t" o:connecttype="rect"/>
             </v:shapetype>
-            <v:shape id="Text Box 900315119" o:spid="_x0000_s1063" type="#_x0000_t202" style="position:absolute;left:0;text-align:left;margin-left:-6.9pt;margin-top:5.3pt;width:142.15pt;height:31.6pt;z-index:251666944;visibility:visible;mso-wrap-style:square;mso-width-percent:0;mso-height-percent:0;mso-wrap-distance-left:9pt;mso-wrap-distance-top:0;mso-wrap-distance-right:9pt;mso-wrap-distance-bottom:0;mso-position-horizontal:absolute;mso-position-horizontal-relative:text;mso-position-vertical:absolute;mso-position-vertical-relative:text;mso-width-percent:0;mso-height-percent:0;mso-width-relative:margin;mso-height-relative:margin;v-text-anchor:top" o:gfxdata="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" filled="f" stroked="f" strokeweight=".5pt">
+            <v:shape id="Text Box 900315119" o:spid="_x0000_s1063" type="#_x0000_t202" style="position:absolute;left:0;text-align:left;margin-left:-6.9pt;margin-top:5.3pt;width:142.15pt;height:31.6pt;z-index:251671552;visibility:visible;mso-wrap-style:square;mso-width-percent:0;mso-height-percent:0;mso-wrap-distance-left:9pt;mso-wrap-distance-top:0;mso-wrap-distance-right:9pt;mso-wrap-distance-bottom:0;mso-position-horizontal:absolute;mso-position-horizontal-relative:text;mso-position-vertical:absolute;mso-position-vertical-relative:text;mso-width-percent:0;mso-height-percent:0;mso-width-relative:margin;mso-height-relative:margin;v-text-anchor:top" o:gfxdata="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" filled="f" stroked="f" strokeweight=".5pt">
               <v:textbox>
                 <w:txbxContent>
                   <w:p>
@@ -10077,7 +10209,7 @@
       <mc:AlternateContent>
         <mc:Choice Requires="wps">
           <w:drawing>
-            <wp:anchor distT="0" distB="0" distL="114300" distR="114300" simplePos="0" relativeHeight="251654656" behindDoc="0" locked="0" layoutInCell="1" allowOverlap="1" wp14:anchorId="463834CF" wp14:editId="754EC608">
+            <wp:anchor distT="0" distB="0" distL="114300" distR="114300" simplePos="0" relativeHeight="251650048" behindDoc="0" locked="0" layoutInCell="1" allowOverlap="1" wp14:anchorId="463834CF" wp14:editId="754EC608">
               <wp:simplePos x="0" y="0"/>
               <wp:positionH relativeFrom="column">
                 <wp:posOffset>-17780</wp:posOffset>
@@ -10140,7 +10272,7 @@
         </mc:Choice>
         <mc:Fallback>
           <w:pict>
-            <v:shapetype w14:anchorId="5B2ED5A8" id="_x0000_t34" coordsize="21600,21600" o:spt="34" o:oned="t" adj="10800" path="m,l@0,0@0,21600,21600,21600e" filled="f">
+            <v:shapetype w14:anchorId="3C9139BF" id="_x0000_t34" coordsize="21600,21600" o:spt="34" o:oned="t" adj="10800" path="m,l@0,0@0,21600,21600,21600e" filled="f">
               <v:stroke joinstyle="miter"/>
               <v:formulas>
                 <v:f eqn="val #0"/>
@@ -10151,7 +10283,7 @@
               </v:handles>
               <o:lock v:ext="edit" shapetype="t"/>
             </v:shapetype>
-            <v:shape id="AutoShape 28" o:spid="_x0000_s1026" type="#_x0000_t34" style="position:absolute;margin-left:-1.4pt;margin-top:20pt;width:260pt;height:7.5pt;flip:y;z-index:251654656;visibility:visible;mso-wrap-style:square;mso-width-percent:0;mso-height-percent:0;mso-wrap-distance-left:9pt;mso-wrap-distance-top:0;mso-wrap-distance-right:9pt;mso-wrap-distance-bottom:0;mso-position-horizontal:absolute;mso-position-horizontal-relative:text;mso-position-vertical:absolute;mso-position-vertical-relative:text;mso-width-percent:0;mso-height-percent:0;mso-width-relative:margin;mso-height-relative:margin" o:gfxdata="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" adj="10343"/>
+            <v:shape id="AutoShape 28" o:spid="_x0000_s1026" type="#_x0000_t34" style="position:absolute;margin-left:-1.4pt;margin-top:20pt;width:260pt;height:7.5pt;flip:y;z-index:251650048;visibility:visible;mso-wrap-style:square;mso-width-percent:0;mso-height-percent:0;mso-wrap-distance-left:9pt;mso-wrap-distance-top:0;mso-wrap-distance-right:9pt;mso-wrap-distance-bottom:0;mso-position-horizontal:absolute;mso-position-horizontal-relative:text;mso-position-vertical:absolute;mso-position-vertical-relative:text;mso-width-percent:0;mso-height-percent:0;mso-width-relative:margin;mso-height-relative:margin" o:gfxdata="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" adj="10343"/>
           </w:pict>
         </mc:Fallback>
       </mc:AlternateContent>
@@ -10164,7 +10296,7 @@
       <mc:AlternateContent>
         <mc:Choice Requires="wps">
           <w:drawing>
-            <wp:anchor distT="0" distB="0" distL="114300" distR="114300" simplePos="0" relativeHeight="251647488" behindDoc="0" locked="0" layoutInCell="1" allowOverlap="1" wp14:anchorId="6A102321" wp14:editId="08209D81">
+            <wp:anchor distT="0" distB="0" distL="114300" distR="114300" simplePos="0" relativeHeight="251642880" behindDoc="0" locked="0" layoutInCell="1" allowOverlap="1" wp14:anchorId="6A102321" wp14:editId="08209D81">
               <wp:simplePos x="0" y="0"/>
               <wp:positionH relativeFrom="column">
                 <wp:posOffset>3284220</wp:posOffset>
@@ -10268,7 +10400,7 @@
         </mc:Choice>
         <mc:Fallback>
           <w:pict>
-            <v:shape w14:anchorId="6A102321" id="_x0000_s1064" type="#_x0000_t202" style="position:absolute;left:0;text-align:left;margin-left:258.6pt;margin-top:12.5pt;width:171.5pt;height:16.5pt;z-index:251647488;visibility:visible;mso-wrap-style:square;mso-width-percent:0;mso-height-percent:0;mso-wrap-distance-left:9pt;mso-wrap-distance-top:0;mso-wrap-distance-right:9pt;mso-wrap-distance-bottom:0;mso-position-horizontal:absolute;mso-position-horizontal-relative:text;mso-position-vertical:absolute;mso-position-vertical-relative:text;mso-width-percent:0;mso-height-percent:0;mso-width-relative:margin;mso-height-relative:page;v-text-anchor:top" o:gfxdata="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" fillcolor="#dae3f3" stroked="f">
+            <v:shape w14:anchorId="6A102321" id="_x0000_s1064" type="#_x0000_t202" style="position:absolute;left:0;text-align:left;margin-left:258.6pt;margin-top:12.5pt;width:171.5pt;height:16.5pt;z-index:251642880;visibility:visible;mso-wrap-style:square;mso-width-percent:0;mso-height-percent:0;mso-wrap-distance-left:9pt;mso-wrap-distance-top:0;mso-wrap-distance-right:9pt;mso-wrap-distance-bottom:0;mso-position-horizontal:absolute;mso-position-horizontal-relative:text;mso-position-vertical:absolute;mso-position-vertical-relative:text;mso-width-percent:0;mso-height-percent:0;mso-width-relative:margin;mso-height-relative:page;v-text-anchor:top" o:gfxdata="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" fillcolor="#dae3f3" stroked="f">
               <v:textbox inset="2mm,0,2mm,0">
                 <w:txbxContent>
                   <w:p>
@@ -10315,7 +10447,7 @@
 </file>
 
 <file path=word/header14.xml><?xml version="1.0" encoding="utf-8"?>
-<w:hdr xmlns:wpc="http://schemas.microsoft.com/office/word/2010/wordprocessingCanvas" xmlns:cx="http://schemas.microsoft.com/office/drawing/2014/chartex" xmlns:cx1="http://schemas.microsoft.com/office/drawing/2015/9/8/chartex" xmlns:cx2="http://schemas.microsoft.com/office/drawing/2015/10/21/chartex" xmlns:cx3="http://schemas.microsoft.com/office/drawing/2016/5/9/chartex" xmlns:cx4="http://schemas.microsoft.com/office/drawing/2016/5/10/chartex" xmlns:cx5="http://schemas.microsoft.com/office/drawing/2016/5/11/chartex" xmlns:cx6="http://schemas.microsoft.com/office/drawing/2016/5/12/chartex" xmlns:cx7="http://schemas.microsoft.com/office/drawing/2016/5/13/chartex" xmlns:cx8="http://schemas.microsoft.com/office/drawing/2016/5/14/chartex" xmlns:mc="http://schemas.openxmlformats.org/markup-compatibility/2006" xmlns:aink="http://schemas.microsoft.com/office/drawing/2016/ink" xmlns:am3d="http://schemas.microsoft.com/office/drawing/2017/model3d" xmlns:o="urn:schemas-microsoft-com:office:office" xmlns:oel="http://schemas.microsoft.com/office/2019/extlst" xmlns:r="http://schemas.openxmlformats.org/officeDocument/2006/relationships" xmlns:m="http://schemas.openxmlformats.org/officeDocument/2006/math" xmlns:v="urn:schemas-microsoft-com:vml" xmlns:wp14="http://schemas.microsoft.com/office/word/2010/wordprocessingDrawing" xmlns:wp="http://schemas.openxmlformats.org/drawingml/2006/wordprocessingDrawing" xmlns:w10="urn:schemas-microsoft-com:office:word" xmlns:w="http://schemas.openxmlformats.org/wordprocessingml/2006/main" xmlns:w14="http://schemas.microsoft.com/office/word/2010/wordml" xmlns:w15="http://schemas.microsoft.com/office/word/2012/wordml" xmlns:w16cex="http://schemas.microsoft.com/office/word/2018/wordml/cex" xmlns:w16cid="http://schemas.microsoft.com/office/word/2016/wordml/cid" xmlns:w16="http://schemas.microsoft.com/office/word/2018/wordml" xmlns:w16du="http://schemas.microsoft.com/office/word/2023/wordml/word16du" xmlns:w16sdtdh="http://schemas.microsoft.com/office/word/2020/wordml/sdtdatahash" xmlns:w16sdtfl="http://schemas.microsoft.com/office/word/2024/wordml/sdtformatlock" xmlns:w16se="http://schemas.microsoft.com/office/word/2015/wordml/symex" xmlns:wpg="http://schemas.microsoft.com/office/word/2010/wordprocessingGroup" xmlns:wpi="http://schemas.microsoft.com/office/word/2010/wordprocessingInk" xmlns:wne="http://schemas.microsoft.com/office/word/2006/wordml" xmlns:wps="http://schemas.microsoft.com/office/word/2010/wordprocessingShape" mc:Ignorable="w14 w15 w16se w16cid w16 w16cex w16sdtdh w16sdtfl w16du wp14">
+<w:hdr xmlns:wpc="http://schemas.microsoft.com/office/word/2010/wordprocessingCanvas" xmlns:cx="http://schemas.microsoft.com/office/drawing/2014/chartex" xmlns:cx1="http://schemas.microsoft.com/office/drawing/2015/9/8/chartex" xmlns:cx2="http://schemas.microsoft.com/office/drawing/2015/10/21/chartex" xmlns:cx3="http://schemas.microsoft.com/office/drawing/2016/5/9/chartex" xmlns:cx4="http://schemas.microsoft.com/office/drawing/2016/5/10/chartex" xmlns:cx5="http://schemas.microsoft.com/office/drawing/2016/5/11/chartex" xmlns:cx6="http://schemas.microsoft.com/office/drawing/2016/5/12/chartex" xmlns:cx7="http://schemas.microsoft.com/office/drawing/2016/5/13/chartex" xmlns:cx8="http://schemas.microsoft.com/office/drawing/2016/5/14/chartex" xmlns:mc="http://schemas.openxmlformats.org/markup-compatibility/2006" xmlns:aink="http://schemas.microsoft.com/office/drawing/2016/ink" xmlns:am3d="http://schemas.microsoft.com/office/drawing/2017/model3d" xmlns:o="urn:schemas-microsoft-com:office:office" xmlns:r="http://schemas.openxmlformats.org/officeDocument/2006/relationships" xmlns:m="http://schemas.openxmlformats.org/officeDocument/2006/math" xmlns:v="urn:schemas-microsoft-com:vml" xmlns:wp14="http://schemas.microsoft.com/office/word/2010/wordprocessingDrawing" xmlns:wp="http://schemas.openxmlformats.org/drawingml/2006/wordprocessingDrawing" xmlns:w10="urn:schemas-microsoft-com:office:word" xmlns:w="http://schemas.openxmlformats.org/wordprocessingml/2006/main" xmlns:w14="http://schemas.microsoft.com/office/word/2010/wordml" xmlns:w15="http://schemas.microsoft.com/office/word/2012/wordml" xmlns:w16cid="http://schemas.microsoft.com/office/word/2016/wordml/cid" xmlns:w16se="http://schemas.microsoft.com/office/word/2015/wordml/symex" xmlns:wpg="http://schemas.microsoft.com/office/word/2010/wordprocessingGroup" xmlns:wpi="http://schemas.microsoft.com/office/word/2010/wordprocessingInk" xmlns:wne="http://schemas.microsoft.com/office/word/2006/wordml" xmlns:wps="http://schemas.microsoft.com/office/word/2010/wordprocessingShape" mc:Ignorable="w14 w15 w16se w16cid wp14">
   <w:p>
     <w:pPr>
       <w:pStyle w:val="Header"/>
@@ -10328,7 +10460,7 @@
       <mc:AlternateContent>
         <mc:Choice Requires="wps">
           <w:drawing>
-            <wp:anchor distT="0" distB="0" distL="114300" distR="114300" simplePos="0" relativeHeight="251676672" behindDoc="0" locked="0" layoutInCell="1" allowOverlap="1" wp14:anchorId="664722A5" wp14:editId="52090A67">
+            <wp:anchor distT="0" distB="0" distL="114300" distR="114300" simplePos="0" relativeHeight="251679744" behindDoc="0" locked="0" layoutInCell="1" allowOverlap="1" wp14:anchorId="664722A5" wp14:editId="52090A67">
               <wp:simplePos x="0" y="0"/>
               <wp:positionH relativeFrom="column">
                 <wp:posOffset>-87630</wp:posOffset>
@@ -10492,7 +10624,7 @@
               <v:stroke joinstyle="miter"/>
               <v:path gradientshapeok="t" o:connecttype="rect"/>
             </v:shapetype>
-            <v:shape id="Text Box 1814639789" o:spid="_x0000_s1065" type="#_x0000_t202" style="position:absolute;left:0;text-align:left;margin-left:-6.9pt;margin-top:5.3pt;width:142.15pt;height:31.6pt;z-index:251676672;visibility:visible;mso-wrap-style:square;mso-width-percent:0;mso-height-percent:0;mso-wrap-distance-left:9pt;mso-wrap-distance-top:0;mso-wrap-distance-right:9pt;mso-wrap-distance-bottom:0;mso-position-horizontal:absolute;mso-position-horizontal-relative:text;mso-position-vertical:absolute;mso-position-vertical-relative:text;mso-width-percent:0;mso-height-percent:0;mso-width-relative:margin;mso-height-relative:margin;v-text-anchor:top" o:gfxdata="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" filled="f" stroked="f" strokeweight=".5pt">
+            <v:shape id="Text Box 1814639789" o:spid="_x0000_s1065" type="#_x0000_t202" style="position:absolute;left:0;text-align:left;margin-left:-6.9pt;margin-top:5.3pt;width:142.15pt;height:31.6pt;z-index:251679744;visibility:visible;mso-wrap-style:square;mso-width-percent:0;mso-height-percent:0;mso-wrap-distance-left:9pt;mso-wrap-distance-top:0;mso-wrap-distance-right:9pt;mso-wrap-distance-bottom:0;mso-position-horizontal:absolute;mso-position-horizontal-relative:text;mso-position-vertical:absolute;mso-position-vertical-relative:text;mso-width-percent:0;mso-height-percent:0;mso-width-relative:margin;mso-height-relative:margin;v-text-anchor:top" o:gfxdata="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" filled="f" stroked="f" strokeweight=".5pt">
               <v:textbox>
                 <w:txbxContent>
                   <w:p>
@@ -10612,7 +10744,7 @@
       <mc:AlternateContent>
         <mc:Choice Requires="wps">
           <w:drawing>
-            <wp:anchor distT="0" distB="0" distL="114300" distR="114300" simplePos="0" relativeHeight="251655168" behindDoc="0" locked="0" layoutInCell="1" allowOverlap="1" wp14:anchorId="3FE0F1ED" wp14:editId="33ADE924">
+            <wp:anchor distT="0" distB="0" distL="114300" distR="114300" simplePos="0" relativeHeight="251651072" behindDoc="0" locked="0" layoutInCell="1" allowOverlap="1" wp14:anchorId="3FE0F1ED" wp14:editId="33ADE924">
               <wp:simplePos x="0" y="0"/>
               <wp:positionH relativeFrom="column">
                 <wp:posOffset>-17780</wp:posOffset>
@@ -10675,7 +10807,7 @@
         </mc:Choice>
         <mc:Fallback>
           <w:pict>
-            <v:shapetype w14:anchorId="2195F773" id="_x0000_t34" coordsize="21600,21600" o:spt="34" o:oned="t" adj="10800" path="m,l@0,0@0,21600,21600,21600e" filled="f">
+            <v:shapetype w14:anchorId="682B1015" id="_x0000_t34" coordsize="21600,21600" o:spt="34" o:oned="t" adj="10800" path="m,l@0,0@0,21600,21600,21600e" filled="f">
               <v:stroke joinstyle="miter"/>
               <v:formulas>
                 <v:f eqn="val #0"/>
@@ -10686,7 +10818,7 @@
               </v:handles>
               <o:lock v:ext="edit" shapetype="t"/>
             </v:shapetype>
-            <v:shape id="AutoShape 28" o:spid="_x0000_s1026" type="#_x0000_t34" style="position:absolute;margin-left:-1.4pt;margin-top:20pt;width:260pt;height:7.5pt;flip:y;z-index:251655168;visibility:visible;mso-wrap-style:square;mso-width-percent:0;mso-height-percent:0;mso-wrap-distance-left:9pt;mso-wrap-distance-top:0;mso-wrap-distance-right:9pt;mso-wrap-distance-bottom:0;mso-position-horizontal:absolute;mso-position-horizontal-relative:text;mso-position-vertical:absolute;mso-position-vertical-relative:text;mso-width-percent:0;mso-height-percent:0;mso-width-relative:margin;mso-height-relative:margin" o:gfxdata="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" adj="10343"/>
+            <v:shape id="AutoShape 28" o:spid="_x0000_s1026" type="#_x0000_t34" style="position:absolute;margin-left:-1.4pt;margin-top:20pt;width:260pt;height:7.5pt;flip:y;z-index:251651072;visibility:visible;mso-wrap-style:square;mso-width-percent:0;mso-height-percent:0;mso-wrap-distance-left:9pt;mso-wrap-distance-top:0;mso-wrap-distance-right:9pt;mso-wrap-distance-bottom:0;mso-position-horizontal:absolute;mso-position-horizontal-relative:text;mso-position-vertical:absolute;mso-position-vertical-relative:text;mso-width-percent:0;mso-height-percent:0;mso-width-relative:margin;mso-height-relative:margin" o:gfxdata="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" adj="10343"/>
           </w:pict>
         </mc:Fallback>
       </mc:AlternateContent>
@@ -10699,7 +10831,7 @@
       <mc:AlternateContent>
         <mc:Choice Requires="wps">
           <w:drawing>
-            <wp:anchor distT="0" distB="0" distL="114300" distR="114300" simplePos="0" relativeHeight="251639808" behindDoc="0" locked="0" layoutInCell="1" allowOverlap="1" wp14:anchorId="31D5CDF7" wp14:editId="724B45EF">
+            <wp:anchor distT="0" distB="0" distL="114300" distR="114300" simplePos="0" relativeHeight="251636736" behindDoc="0" locked="0" layoutInCell="1" allowOverlap="1" wp14:anchorId="31D5CDF7" wp14:editId="724B45EF">
               <wp:simplePos x="0" y="0"/>
               <wp:positionH relativeFrom="column">
                 <wp:posOffset>3284220</wp:posOffset>
@@ -10803,7 +10935,7 @@
         </mc:Choice>
         <mc:Fallback>
           <w:pict>
-            <v:shape w14:anchorId="31D5CDF7" id="_x0000_s1066" type="#_x0000_t202" style="position:absolute;left:0;text-align:left;margin-left:258.6pt;margin-top:12.5pt;width:171.5pt;height:16.5pt;z-index:251639808;visibility:visible;mso-wrap-style:square;mso-width-percent:0;mso-height-percent:0;mso-wrap-distance-left:9pt;mso-wrap-distance-top:0;mso-wrap-distance-right:9pt;mso-wrap-distance-bottom:0;mso-position-horizontal:absolute;mso-position-horizontal-relative:text;mso-position-vertical:absolute;mso-position-vertical-relative:text;mso-width-percent:0;mso-height-percent:0;mso-width-relative:margin;mso-height-relative:page;v-text-anchor:top" o:gfxdata="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" fillcolor="#dae3f3" stroked="f">
+            <v:shape w14:anchorId="31D5CDF7" id="_x0000_s1066" type="#_x0000_t202" style="position:absolute;left:0;text-align:left;margin-left:258.6pt;margin-top:12.5pt;width:171.5pt;height:16.5pt;z-index:251636736;visibility:visible;mso-wrap-style:square;mso-width-percent:0;mso-height-percent:0;mso-wrap-distance-left:9pt;mso-wrap-distance-top:0;mso-wrap-distance-right:9pt;mso-wrap-distance-bottom:0;mso-position-horizontal:absolute;mso-position-horizontal-relative:text;mso-position-vertical:absolute;mso-position-vertical-relative:text;mso-width-percent:0;mso-height-percent:0;mso-width-relative:margin;mso-height-relative:page;v-text-anchor:top" o:gfxdata="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" fillcolor="#dae3f3" stroked="f">
               <v:textbox inset="2mm,0,2mm,0">
                 <w:txbxContent>
                   <w:p>
@@ -10850,7 +10982,7 @@
 </file>
 
 <file path=word/header2.xml><?xml version="1.0" encoding="utf-8"?>
-<w:hdr xmlns:wpc="http://schemas.microsoft.com/office/word/2010/wordprocessingCanvas" xmlns:cx="http://schemas.microsoft.com/office/drawing/2014/chartex" xmlns:cx1="http://schemas.microsoft.com/office/drawing/2015/9/8/chartex" xmlns:cx2="http://schemas.microsoft.com/office/drawing/2015/10/21/chartex" xmlns:cx3="http://schemas.microsoft.com/office/drawing/2016/5/9/chartex" xmlns:cx4="http://schemas.microsoft.com/office/drawing/2016/5/10/chartex" xmlns:cx5="http://schemas.microsoft.com/office/drawing/2016/5/11/chartex" xmlns:cx6="http://schemas.microsoft.com/office/drawing/2016/5/12/chartex" xmlns:cx7="http://schemas.microsoft.com/office/drawing/2016/5/13/chartex" xmlns:cx8="http://schemas.microsoft.com/office/drawing/2016/5/14/chartex" xmlns:mc="http://schemas.openxmlformats.org/markup-compatibility/2006" xmlns:aink="http://schemas.microsoft.com/office/drawing/2016/ink" xmlns:am3d="http://schemas.microsoft.com/office/drawing/2017/model3d" xmlns:o="urn:schemas-microsoft-com:office:office" xmlns:oel="http://schemas.microsoft.com/office/2019/extlst" xmlns:r="http://schemas.openxmlformats.org/officeDocument/2006/relationships" xmlns:m="http://schemas.openxmlformats.org/officeDocument/2006/math" xmlns:v="urn:schemas-microsoft-com:vml" xmlns:wp14="http://schemas.microsoft.com/office/word/2010/wordprocessingDrawing" xmlns:wp="http://schemas.openxmlformats.org/drawingml/2006/wordprocessingDrawing" xmlns:w10="urn:schemas-microsoft-com:office:word" xmlns:w="http://schemas.openxmlformats.org/wordprocessingml/2006/main" xmlns:w14="http://schemas.microsoft.com/office/word/2010/wordml" xmlns:w15="http://schemas.microsoft.com/office/word/2012/wordml" xmlns:w16cex="http://schemas.microsoft.com/office/word/2018/wordml/cex" xmlns:w16cid="http://schemas.microsoft.com/office/word/2016/wordml/cid" xmlns:w16="http://schemas.microsoft.com/office/word/2018/wordml" xmlns:w16du="http://schemas.microsoft.com/office/word/2023/wordml/word16du" xmlns:w16sdtdh="http://schemas.microsoft.com/office/word/2020/wordml/sdtdatahash" xmlns:w16sdtfl="http://schemas.microsoft.com/office/word/2024/wordml/sdtformatlock" xmlns:w16se="http://schemas.microsoft.com/office/word/2015/wordml/symex" xmlns:wpg="http://schemas.microsoft.com/office/word/2010/wordprocessingGroup" xmlns:wpi="http://schemas.microsoft.com/office/word/2010/wordprocessingInk" xmlns:wne="http://schemas.microsoft.com/office/word/2006/wordml" xmlns:wps="http://schemas.microsoft.com/office/word/2010/wordprocessingShape" mc:Ignorable="w14 w15 w16se w16cid w16 w16cex w16sdtdh w16sdtfl w16du wp14">
+<w:hdr xmlns:wpc="http://schemas.microsoft.com/office/word/2010/wordprocessingCanvas" xmlns:cx="http://schemas.microsoft.com/office/drawing/2014/chartex" xmlns:cx1="http://schemas.microsoft.com/office/drawing/2015/9/8/chartex" xmlns:cx2="http://schemas.microsoft.com/office/drawing/2015/10/21/chartex" xmlns:cx3="http://schemas.microsoft.com/office/drawing/2016/5/9/chartex" xmlns:cx4="http://schemas.microsoft.com/office/drawing/2016/5/10/chartex" xmlns:cx5="http://schemas.microsoft.com/office/drawing/2016/5/11/chartex" xmlns:cx6="http://schemas.microsoft.com/office/drawing/2016/5/12/chartex" xmlns:cx7="http://schemas.microsoft.com/office/drawing/2016/5/13/chartex" xmlns:cx8="http://schemas.microsoft.com/office/drawing/2016/5/14/chartex" xmlns:mc="http://schemas.openxmlformats.org/markup-compatibility/2006" xmlns:aink="http://schemas.microsoft.com/office/drawing/2016/ink" xmlns:am3d="http://schemas.microsoft.com/office/drawing/2017/model3d" xmlns:o="urn:schemas-microsoft-com:office:office" xmlns:r="http://schemas.openxmlformats.org/officeDocument/2006/relationships" xmlns:m="http://schemas.openxmlformats.org/officeDocument/2006/math" xmlns:v="urn:schemas-microsoft-com:vml" xmlns:wp14="http://schemas.microsoft.com/office/word/2010/wordprocessingDrawing" xmlns:wp="http://schemas.openxmlformats.org/drawingml/2006/wordprocessingDrawing" xmlns:w10="urn:schemas-microsoft-com:office:word" xmlns:w="http://schemas.openxmlformats.org/wordprocessingml/2006/main" xmlns:w14="http://schemas.microsoft.com/office/word/2010/wordml" xmlns:w15="http://schemas.microsoft.com/office/word/2012/wordml" xmlns:w16cid="http://schemas.microsoft.com/office/word/2016/wordml/cid" xmlns:w16se="http://schemas.microsoft.com/office/word/2015/wordml/symex" xmlns:wpg="http://schemas.microsoft.com/office/word/2010/wordprocessingGroup" xmlns:wpi="http://schemas.microsoft.com/office/word/2010/wordprocessingInk" xmlns:wne="http://schemas.microsoft.com/office/word/2006/wordml" xmlns:wps="http://schemas.microsoft.com/office/word/2010/wordprocessingShape" mc:Ignorable="w14 w15 w16se w16cid wp14">
   <w:p>
     <w:pPr>
       <w:pStyle w:val="Header"/>
@@ -10937,7 +11069,7 @@
         </mc:Choice>
         <mc:Fallback>
           <w:pict>
-            <v:shapetype w14:anchorId="1EBE49E9" id="_x0000_t34" coordsize="21600,21600" o:spt="34" o:oned="t" adj="10800" path="m,l@0,0@0,21600,21600,21600e" filled="f">
+            <v:shapetype w14:anchorId="4616D8EA" id="_x0000_t34" coordsize="21600,21600" o:spt="34" o:oned="t" adj="10800" path="m,l@0,0@0,21600,21600,21600e" filled="f">
               <v:stroke joinstyle="miter"/>
               <v:formulas>
                 <v:f eqn="val #0"/>
@@ -10948,7 +11080,7 @@
               </v:handles>
               <o:lock v:ext="edit" shapetype="t"/>
             </v:shapetype>
-            <v:shape id="AutoShape 28" o:spid="_x0000_s1026" type="#_x0000_t34" style="position:absolute;margin-left:-.2pt;margin-top:30.45pt;width:327.95pt;height:7.55pt;flip:y;z-index:251635712;visibility:visible;mso-wrap-style:square;mso-width-percent:0;mso-height-percent:0;mso-wrap-distance-left:9pt;mso-wrap-distance-top:0;mso-wrap-distance-right:9pt;mso-wrap-distance-bottom:0;mso-position-horizontal:absolute;mso-position-horizontal-relative:text;mso-position-vertical:absolute;mso-position-vertical-relative:text;mso-width-percent:0;mso-height-percent:0;mso-width-relative:page;mso-height-relative:page" o:gfxdata="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" adj="3497"/>
+            <v:shape id="AutoShape 28" o:spid="_x0000_s1026" type="#_x0000_t34" style="position:absolute;margin-left:-.2pt;margin-top:30.45pt;width:327.95pt;height:7.55pt;flip:y;z-index:251635712;visibility:visible;mso-wrap-style:square;mso-width-percent:0;mso-height-percent:0;mso-wrap-distance-left:9pt;mso-wrap-distance-top:0;mso-wrap-distance-right:9pt;mso-wrap-distance-bottom:0;mso-position-horizontal:absolute;mso-position-horizontal-relative:text;mso-position-vertical:absolute;mso-position-vertical-relative:text;mso-width-percent:0;mso-height-percent:0;mso-width-relative:page;mso-height-relative:page" o:gfxdata="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" adj="3497"/>
           </w:pict>
         </mc:Fallback>
       </mc:AlternateContent>
@@ -11098,7 +11230,7 @@
               <v:stroke joinstyle="miter"/>
               <v:path gradientshapeok="t" o:connecttype="rect"/>
             </v:shapetype>
-            <v:shape id="Text Box 27" o:spid="_x0000_s1029" type="#_x0000_t202" style="position:absolute;left:0;text-align:left;margin-left:383.05pt;margin-top:34.55pt;width:177pt;height:34.05pt;z-index:251634688;visibility:visible;mso-wrap-style:square;mso-width-percent:0;mso-height-percent:0;mso-wrap-distance-left:9pt;mso-wrap-distance-top:0;mso-wrap-distance-right:9pt;mso-wrap-distance-bottom:0;mso-position-horizontal:absolute;mso-position-horizontal-relative:page;mso-position-vertical:absolute;mso-position-vertical-relative:page;mso-width-percent:0;mso-height-percent:0;mso-width-relative:page;mso-height-relative:page;v-text-anchor:top" o:gfxdata="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" fillcolor="#bdc3e2" stroked="f">
+            <v:shape id="Text Box 27" o:spid="_x0000_s1029" type="#_x0000_t202" style="position:absolute;left:0;text-align:left;margin-left:383.05pt;margin-top:34.55pt;width:177pt;height:34.05pt;z-index:251634688;visibility:visible;mso-wrap-style:square;mso-width-percent:0;mso-height-percent:0;mso-wrap-distance-left:9pt;mso-wrap-distance-top:0;mso-wrap-distance-right:9pt;mso-wrap-distance-bottom:0;mso-position-horizontal:absolute;mso-position-horizontal-relative:page;mso-position-vertical:absolute;mso-position-vertical-relative:page;mso-width-percent:0;mso-height-percent:0;mso-width-relative:page;mso-height-relative:page;v-text-anchor:top" o:gfxdata="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" fillcolor="#bdc3e2" stroked="f">
               <v:textbox inset="2mm,0,2mm,0">
                 <w:txbxContent>
                   <w:p>
@@ -11176,7 +11308,7 @@
       <mc:AlternateContent>
         <mc:Choice Requires="wps">
           <w:drawing>
-            <wp:anchor distT="0" distB="0" distL="114300" distR="114300" simplePos="0" relativeHeight="251659264" behindDoc="0" locked="0" layoutInCell="1" allowOverlap="1" wp14:anchorId="7BADA3B9" wp14:editId="4F6EF953">
+            <wp:anchor distT="0" distB="0" distL="114300" distR="114300" simplePos="0" relativeHeight="251656192" behindDoc="0" locked="0" layoutInCell="1" allowOverlap="1" wp14:anchorId="7BADA3B9" wp14:editId="4F6EF953">
               <wp:simplePos x="0" y="0"/>
               <wp:positionH relativeFrom="page">
                 <wp:posOffset>646430</wp:posOffset>
@@ -11271,7 +11403,7 @@
         </mc:Choice>
         <mc:Fallback>
           <w:pict>
-            <v:shape w14:anchorId="7BADA3B9" id="Text Box 29" o:spid="_x0000_s1030" type="#_x0000_t202" style="position:absolute;left:0;text-align:left;margin-left:50.9pt;margin-top:40.1pt;width:66.3pt;height:20.5pt;z-index:251659264;visibility:visible;mso-wrap-style:square;mso-width-percent:0;mso-height-percent:0;mso-wrap-distance-left:9pt;mso-wrap-distance-top:0;mso-wrap-distance-right:9pt;mso-wrap-distance-bottom:0;mso-position-horizontal:absolute;mso-position-horizontal-relative:page;mso-position-vertical:absolute;mso-position-vertical-relative:page;mso-width-percent:0;mso-height-percent:0;mso-width-relative:page;mso-height-relative:page;v-text-anchor:top" o:gfxdata="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" filled="f" fillcolor="#bdc3e2" stroked="f">
+            <v:shape w14:anchorId="7BADA3B9" id="Text Box 29" o:spid="_x0000_s1030" type="#_x0000_t202" style="position:absolute;left:0;text-align:left;margin-left:50.9pt;margin-top:40.1pt;width:66.3pt;height:20.5pt;z-index:251656192;visibility:visible;mso-wrap-style:square;mso-width-percent:0;mso-height-percent:0;mso-wrap-distance-left:9pt;mso-wrap-distance-top:0;mso-wrap-distance-right:9pt;mso-wrap-distance-bottom:0;mso-position-horizontal:absolute;mso-position-horizontal-relative:page;mso-position-vertical:absolute;mso-position-vertical-relative:page;mso-width-percent:0;mso-height-percent:0;mso-width-relative:page;mso-height-relative:page;v-text-anchor:top" o:gfxdata="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" filled="f" fillcolor="#bdc3e2" stroked="f">
               <v:textbox inset="2mm,0,2mm,0">
                 <w:txbxContent>
                   <w:p>
@@ -11308,7 +11440,7 @@
 </file>
 
 <file path=word/header3.xml><?xml version="1.0" encoding="utf-8"?>
-<w:hdr xmlns:wpc="http://schemas.microsoft.com/office/word/2010/wordprocessingCanvas" xmlns:cx="http://schemas.microsoft.com/office/drawing/2014/chartex" xmlns:cx1="http://schemas.microsoft.com/office/drawing/2015/9/8/chartex" xmlns:cx2="http://schemas.microsoft.com/office/drawing/2015/10/21/chartex" xmlns:cx3="http://schemas.microsoft.com/office/drawing/2016/5/9/chartex" xmlns:cx4="http://schemas.microsoft.com/office/drawing/2016/5/10/chartex" xmlns:cx5="http://schemas.microsoft.com/office/drawing/2016/5/11/chartex" xmlns:cx6="http://schemas.microsoft.com/office/drawing/2016/5/12/chartex" xmlns:cx7="http://schemas.microsoft.com/office/drawing/2016/5/13/chartex" xmlns:cx8="http://schemas.microsoft.com/office/drawing/2016/5/14/chartex" xmlns:mc="http://schemas.openxmlformats.org/markup-compatibility/2006" xmlns:aink="http://schemas.microsoft.com/office/drawing/2016/ink" xmlns:am3d="http://schemas.microsoft.com/office/drawing/2017/model3d" xmlns:o="urn:schemas-microsoft-com:office:office" xmlns:oel="http://schemas.microsoft.com/office/2019/extlst" xmlns:r="http://schemas.openxmlformats.org/officeDocument/2006/relationships" xmlns:m="http://schemas.openxmlformats.org/officeDocument/2006/math" xmlns:v="urn:schemas-microsoft-com:vml" xmlns:wp14="http://schemas.microsoft.com/office/word/2010/wordprocessingDrawing" xmlns:wp="http://schemas.openxmlformats.org/drawingml/2006/wordprocessingDrawing" xmlns:w10="urn:schemas-microsoft-com:office:word" xmlns:w="http://schemas.openxmlformats.org/wordprocessingml/2006/main" xmlns:w14="http://schemas.microsoft.com/office/word/2010/wordml" xmlns:w15="http://schemas.microsoft.com/office/word/2012/wordml" xmlns:w16cex="http://schemas.microsoft.com/office/word/2018/wordml/cex" xmlns:w16cid="http://schemas.microsoft.com/office/word/2016/wordml/cid" xmlns:w16="http://schemas.microsoft.com/office/word/2018/wordml" xmlns:w16du="http://schemas.microsoft.com/office/word/2023/wordml/word16du" xmlns:w16sdtdh="http://schemas.microsoft.com/office/word/2020/wordml/sdtdatahash" xmlns:w16sdtfl="http://schemas.microsoft.com/office/word/2024/wordml/sdtformatlock" xmlns:w16se="http://schemas.microsoft.com/office/word/2015/wordml/symex" xmlns:wpg="http://schemas.microsoft.com/office/word/2010/wordprocessingGroup" xmlns:wpi="http://schemas.microsoft.com/office/word/2010/wordprocessingInk" xmlns:wne="http://schemas.microsoft.com/office/word/2006/wordml" xmlns:wps="http://schemas.microsoft.com/office/word/2010/wordprocessingShape" mc:Ignorable="w14 w15 w16se w16cid w16 w16cex w16sdtdh w16sdtfl w16du wp14">
+<w:hdr xmlns:wpc="http://schemas.microsoft.com/office/word/2010/wordprocessingCanvas" xmlns:cx="http://schemas.microsoft.com/office/drawing/2014/chartex" xmlns:cx1="http://schemas.microsoft.com/office/drawing/2015/9/8/chartex" xmlns:cx2="http://schemas.microsoft.com/office/drawing/2015/10/21/chartex" xmlns:cx3="http://schemas.microsoft.com/office/drawing/2016/5/9/chartex" xmlns:cx4="http://schemas.microsoft.com/office/drawing/2016/5/10/chartex" xmlns:cx5="http://schemas.microsoft.com/office/drawing/2016/5/11/chartex" xmlns:cx6="http://schemas.microsoft.com/office/drawing/2016/5/12/chartex" xmlns:cx7="http://schemas.microsoft.com/office/drawing/2016/5/13/chartex" xmlns:cx8="http://schemas.microsoft.com/office/drawing/2016/5/14/chartex" xmlns:mc="http://schemas.openxmlformats.org/markup-compatibility/2006" xmlns:aink="http://schemas.microsoft.com/office/drawing/2016/ink" xmlns:am3d="http://schemas.microsoft.com/office/drawing/2017/model3d" xmlns:o="urn:schemas-microsoft-com:office:office" xmlns:r="http://schemas.openxmlformats.org/officeDocument/2006/relationships" xmlns:m="http://schemas.openxmlformats.org/officeDocument/2006/math" xmlns:v="urn:schemas-microsoft-com:vml" xmlns:wp14="http://schemas.microsoft.com/office/word/2010/wordprocessingDrawing" xmlns:wp="http://schemas.openxmlformats.org/drawingml/2006/wordprocessingDrawing" xmlns:w10="urn:schemas-microsoft-com:office:word" xmlns:w="http://schemas.openxmlformats.org/wordprocessingml/2006/main" xmlns:w14="http://schemas.microsoft.com/office/word/2010/wordml" xmlns:w15="http://schemas.microsoft.com/office/word/2012/wordml" xmlns:w16cid="http://schemas.microsoft.com/office/word/2016/wordml/cid" xmlns:w16se="http://schemas.microsoft.com/office/word/2015/wordml/symex" xmlns:wpg="http://schemas.microsoft.com/office/word/2010/wordprocessingGroup" xmlns:wpi="http://schemas.microsoft.com/office/word/2010/wordprocessingInk" xmlns:wne="http://schemas.microsoft.com/office/word/2006/wordml" xmlns:wps="http://schemas.microsoft.com/office/word/2010/wordprocessingShape" mc:Ignorable="w14 w15 w16se w16cid wp14">
   <w:p>
     <w:pPr>
       <w:pStyle w:val="Header"/>
@@ -11321,7 +11453,7 @@
       <mc:AlternateContent>
         <mc:Choice Requires="wps">
           <w:drawing>
-            <wp:anchor distT="0" distB="0" distL="114300" distR="114300" simplePos="0" relativeHeight="251667456" behindDoc="0" locked="0" layoutInCell="1" allowOverlap="1" wp14:anchorId="01533E9A" wp14:editId="71954B18">
+            <wp:anchor distT="0" distB="0" distL="114300" distR="114300" simplePos="0" relativeHeight="251672576" behindDoc="0" locked="0" layoutInCell="1" allowOverlap="1" wp14:anchorId="01533E9A" wp14:editId="71954B18">
               <wp:simplePos x="0" y="0"/>
               <wp:positionH relativeFrom="column">
                 <wp:posOffset>-11430</wp:posOffset>
@@ -11485,7 +11617,7 @@
               <v:stroke joinstyle="miter"/>
               <v:path gradientshapeok="t" o:connecttype="rect"/>
             </v:shapetype>
-            <v:shape id="Text Box 31" o:spid="_x0000_s1039" type="#_x0000_t202" style="position:absolute;left:0;text-align:left;margin-left:-.9pt;margin-top:4.35pt;width:145.15pt;height:31.6pt;z-index:251667456;visibility:visible;mso-wrap-style:square;mso-width-percent:0;mso-height-percent:0;mso-wrap-distance-left:9pt;mso-wrap-distance-top:0;mso-wrap-distance-right:9pt;mso-wrap-distance-bottom:0;mso-position-horizontal:absolute;mso-position-horizontal-relative:text;mso-position-vertical:absolute;mso-position-vertical-relative:text;mso-width-percent:0;mso-height-percent:0;mso-width-relative:margin;mso-height-relative:margin;v-text-anchor:top" o:gfxdata="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" filled="f" stroked="f" strokeweight=".5pt">
+            <v:shape id="Text Box 31" o:spid="_x0000_s1039" type="#_x0000_t202" style="position:absolute;left:0;text-align:left;margin-left:-.9pt;margin-top:4.35pt;width:145.15pt;height:31.6pt;z-index:251672576;visibility:visible;mso-wrap-style:square;mso-width-percent:0;mso-height-percent:0;mso-wrap-distance-left:9pt;mso-wrap-distance-top:0;mso-wrap-distance-right:9pt;mso-wrap-distance-bottom:0;mso-position-horizontal:absolute;mso-position-horizontal-relative:text;mso-position-vertical:absolute;mso-position-vertical-relative:text;mso-width-percent:0;mso-height-percent:0;mso-width-relative:margin;mso-height-relative:margin;v-text-anchor:top" o:gfxdata="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" filled="f" stroked="f" strokeweight=".5pt">
               <v:textbox>
                 <w:txbxContent>
                   <w:p>
@@ -11702,7 +11834,7 @@
         </mc:Choice>
         <mc:Fallback>
           <w:pict>
-            <v:shape w14:anchorId="076EDDEC" id="_x0000_s1040" type="#_x0000_t202" style="position:absolute;left:0;text-align:left;margin-left:265.6pt;margin-top:10.1pt;width:171.5pt;height:16.5pt;z-index:251663360;visibility:visible;mso-wrap-style:square;mso-width-percent:0;mso-height-percent:0;mso-wrap-distance-left:9pt;mso-wrap-distance-top:0;mso-wrap-distance-right:9pt;mso-wrap-distance-bottom:0;mso-position-horizontal:absolute;mso-position-horizontal-relative:text;mso-position-vertical:absolute;mso-position-vertical-relative:text;mso-width-percent:0;mso-height-percent:0;mso-width-relative:margin;mso-height-relative:page;v-text-anchor:top" o:gfxdata="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" fillcolor="#dae3f3" stroked="f">
+            <v:shape w14:anchorId="076EDDEC" id="_x0000_s1040" type="#_x0000_t202" style="position:absolute;left:0;text-align:left;margin-left:265.6pt;margin-top:10.1pt;width:171.5pt;height:16.5pt;z-index:251663360;visibility:visible;mso-wrap-style:square;mso-width-percent:0;mso-height-percent:0;mso-wrap-distance-left:9pt;mso-wrap-distance-top:0;mso-wrap-distance-right:9pt;mso-wrap-distance-bottom:0;mso-position-horizontal:absolute;mso-position-horizontal-relative:text;mso-position-vertical:absolute;mso-position-vertical-relative:text;mso-width-percent:0;mso-height-percent:0;mso-width-relative:margin;mso-height-relative:page;v-text-anchor:top" o:gfxdata="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" fillcolor="#dae3f3" stroked="f">
               <v:textbox inset="2mm,0,2mm,0">
                 <w:txbxContent>
                   <w:p>
@@ -11745,7 +11877,7 @@
       <mc:AlternateContent>
         <mc:Choice Requires="wps">
           <w:drawing>
-            <wp:anchor distT="0" distB="0" distL="114300" distR="114300" simplePos="0" relativeHeight="251664384" behindDoc="0" locked="0" layoutInCell="1" allowOverlap="1" wp14:anchorId="2E17F461" wp14:editId="6807007B">
+            <wp:anchor distT="0" distB="0" distL="114300" distR="114300" simplePos="0" relativeHeight="251665408" behindDoc="0" locked="0" layoutInCell="1" allowOverlap="1" wp14:anchorId="2E17F461" wp14:editId="6807007B">
               <wp:simplePos x="0" y="0"/>
               <wp:positionH relativeFrom="column">
                 <wp:posOffset>64770</wp:posOffset>
@@ -11808,7 +11940,7 @@
         </mc:Choice>
         <mc:Fallback>
           <w:pict>
-            <v:shapetype w14:anchorId="7E224188" id="_x0000_t34" coordsize="21600,21600" o:spt="34" o:oned="t" adj="10800" path="m,l@0,0@0,21600,21600,21600e" filled="f">
+            <v:shapetype w14:anchorId="37512AA0" id="_x0000_t34" coordsize="21600,21600" o:spt="34" o:oned="t" adj="10800" path="m,l@0,0@0,21600,21600,21600e" filled="f">
               <v:stroke joinstyle="miter"/>
               <v:formulas>
                 <v:f eqn="val #0"/>
@@ -11819,7 +11951,7 @@
               </v:handles>
               <o:lock v:ext="edit" shapetype="t"/>
             </v:shapetype>
-            <v:shape id="AutoShape 28" o:spid="_x0000_s1026" type="#_x0000_t34" style="position:absolute;margin-left:5.1pt;margin-top:19.45pt;width:260.5pt;height:7.15pt;flip:y;z-index:251664384;visibility:visible;mso-wrap-style:square;mso-width-percent:0;mso-height-percent:0;mso-wrap-distance-left:9pt;mso-wrap-distance-top:0;mso-wrap-distance-right:9pt;mso-wrap-distance-bottom:0;mso-position-horizontal:absolute;mso-position-horizontal-relative:text;mso-position-vertical:absolute;mso-position-vertical-relative:text;mso-width-percent:0;mso-height-percent:0;mso-width-relative:margin;mso-height-relative:margin" o:gfxdata="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" adj="10095"/>
+            <v:shape id="AutoShape 28" o:spid="_x0000_s1026" type="#_x0000_t34" style="position:absolute;margin-left:5.1pt;margin-top:19.45pt;width:260.5pt;height:7.15pt;flip:y;z-index:251665408;visibility:visible;mso-wrap-style:square;mso-width-percent:0;mso-height-percent:0;mso-wrap-distance-left:9pt;mso-wrap-distance-top:0;mso-wrap-distance-right:9pt;mso-wrap-distance-bottom:0;mso-position-horizontal:absolute;mso-position-horizontal-relative:text;mso-position-vertical:absolute;mso-position-vertical-relative:text;mso-width-percent:0;mso-height-percent:0;mso-width-relative:margin;mso-height-relative:margin" o:gfxdata="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" adj="10095"/>
           </w:pict>
         </mc:Fallback>
       </mc:AlternateContent>
@@ -11829,7 +11961,7 @@
 </file>
 
 <file path=word/header4.xml><?xml version="1.0" encoding="utf-8"?>
-<w:hdr xmlns:wpc="http://schemas.microsoft.com/office/word/2010/wordprocessingCanvas" xmlns:cx="http://schemas.microsoft.com/office/drawing/2014/chartex" xmlns:cx1="http://schemas.microsoft.com/office/drawing/2015/9/8/chartex" xmlns:cx2="http://schemas.microsoft.com/office/drawing/2015/10/21/chartex" xmlns:cx3="http://schemas.microsoft.com/office/drawing/2016/5/9/chartex" xmlns:cx4="http://schemas.microsoft.com/office/drawing/2016/5/10/chartex" xmlns:cx5="http://schemas.microsoft.com/office/drawing/2016/5/11/chartex" xmlns:cx6="http://schemas.microsoft.com/office/drawing/2016/5/12/chartex" xmlns:cx7="http://schemas.microsoft.com/office/drawing/2016/5/13/chartex" xmlns:cx8="http://schemas.microsoft.com/office/drawing/2016/5/14/chartex" xmlns:mc="http://schemas.openxmlformats.org/markup-compatibility/2006" xmlns:aink="http://schemas.microsoft.com/office/drawing/2016/ink" xmlns:am3d="http://schemas.microsoft.com/office/drawing/2017/model3d" xmlns:o="urn:schemas-microsoft-com:office:office" xmlns:oel="http://schemas.microsoft.com/office/2019/extlst" xmlns:r="http://schemas.openxmlformats.org/officeDocument/2006/relationships" xmlns:m="http://schemas.openxmlformats.org/officeDocument/2006/math" xmlns:v="urn:schemas-microsoft-com:vml" xmlns:wp14="http://schemas.microsoft.com/office/word/2010/wordprocessingDrawing" xmlns:wp="http://schemas.openxmlformats.org/drawingml/2006/wordprocessingDrawing" xmlns:w10="urn:schemas-microsoft-com:office:word" xmlns:w="http://schemas.openxmlformats.org/wordprocessingml/2006/main" xmlns:w14="http://schemas.microsoft.com/office/word/2010/wordml" xmlns:w15="http://schemas.microsoft.com/office/word/2012/wordml" xmlns:w16cex="http://schemas.microsoft.com/office/word/2018/wordml/cex" xmlns:w16cid="http://schemas.microsoft.com/office/word/2016/wordml/cid" xmlns:w16="http://schemas.microsoft.com/office/word/2018/wordml" xmlns:w16du="http://schemas.microsoft.com/office/word/2023/wordml/word16du" xmlns:w16sdtdh="http://schemas.microsoft.com/office/word/2020/wordml/sdtdatahash" xmlns:w16sdtfl="http://schemas.microsoft.com/office/word/2024/wordml/sdtformatlock" xmlns:w16se="http://schemas.microsoft.com/office/word/2015/wordml/symex" xmlns:wpg="http://schemas.microsoft.com/office/word/2010/wordprocessingGroup" xmlns:wpi="http://schemas.microsoft.com/office/word/2010/wordprocessingInk" xmlns:wne="http://schemas.microsoft.com/office/word/2006/wordml" xmlns:wps="http://schemas.microsoft.com/office/word/2010/wordprocessingShape" mc:Ignorable="w14 w15 w16se w16cid w16 w16cex w16sdtdh w16sdtfl w16du wp14">
+<w:hdr xmlns:wpc="http://schemas.microsoft.com/office/word/2010/wordprocessingCanvas" xmlns:cx="http://schemas.microsoft.com/office/drawing/2014/chartex" xmlns:cx1="http://schemas.microsoft.com/office/drawing/2015/9/8/chartex" xmlns:cx2="http://schemas.microsoft.com/office/drawing/2015/10/21/chartex" xmlns:cx3="http://schemas.microsoft.com/office/drawing/2016/5/9/chartex" xmlns:cx4="http://schemas.microsoft.com/office/drawing/2016/5/10/chartex" xmlns:cx5="http://schemas.microsoft.com/office/drawing/2016/5/11/chartex" xmlns:cx6="http://schemas.microsoft.com/office/drawing/2016/5/12/chartex" xmlns:cx7="http://schemas.microsoft.com/office/drawing/2016/5/13/chartex" xmlns:cx8="http://schemas.microsoft.com/office/drawing/2016/5/14/chartex" xmlns:mc="http://schemas.openxmlformats.org/markup-compatibility/2006" xmlns:aink="http://schemas.microsoft.com/office/drawing/2016/ink" xmlns:am3d="http://schemas.microsoft.com/office/drawing/2017/model3d" xmlns:o="urn:schemas-microsoft-com:office:office" xmlns:r="http://schemas.openxmlformats.org/officeDocument/2006/relationships" xmlns:m="http://schemas.openxmlformats.org/officeDocument/2006/math" xmlns:v="urn:schemas-microsoft-com:vml" xmlns:wp14="http://schemas.microsoft.com/office/word/2010/wordprocessingDrawing" xmlns:wp="http://schemas.openxmlformats.org/drawingml/2006/wordprocessingDrawing" xmlns:w10="urn:schemas-microsoft-com:office:word" xmlns:w="http://schemas.openxmlformats.org/wordprocessingml/2006/main" xmlns:w14="http://schemas.microsoft.com/office/word/2010/wordml" xmlns:w15="http://schemas.microsoft.com/office/word/2012/wordml" xmlns:w16cid="http://schemas.microsoft.com/office/word/2016/wordml/cid" xmlns:w16se="http://schemas.microsoft.com/office/word/2015/wordml/symex" xmlns:wpg="http://schemas.microsoft.com/office/word/2010/wordprocessingGroup" xmlns:wpi="http://schemas.microsoft.com/office/word/2010/wordprocessingInk" xmlns:wne="http://schemas.microsoft.com/office/word/2006/wordml" xmlns:wps="http://schemas.microsoft.com/office/word/2010/wordprocessingShape" mc:Ignorable="w14 w15 w16se w16cid wp14">
   <w:p>
     <w:pPr>
       <w:pStyle w:val="Header"/>
@@ -11842,7 +11974,7 @@
       <mc:AlternateContent>
         <mc:Choice Requires="wps">
           <w:drawing>
-            <wp:anchor distT="0" distB="0" distL="114300" distR="114300" simplePos="0" relativeHeight="251663872" behindDoc="0" locked="0" layoutInCell="1" allowOverlap="1" wp14:anchorId="7F186D38" wp14:editId="6722F97F">
+            <wp:anchor distT="0" distB="0" distL="114300" distR="114300" simplePos="0" relativeHeight="251664384" behindDoc="0" locked="0" layoutInCell="1" allowOverlap="1" wp14:anchorId="7F186D38" wp14:editId="6722F97F">
               <wp:simplePos x="0" y="0"/>
               <wp:positionH relativeFrom="column">
                 <wp:posOffset>-87630</wp:posOffset>
@@ -12006,7 +12138,7 @@
               <v:stroke joinstyle="miter"/>
               <v:path gradientshapeok="t" o:connecttype="rect"/>
             </v:shapetype>
-            <v:shape id="Text Box 33" o:spid="_x0000_s1045" type="#_x0000_t202" style="position:absolute;left:0;text-align:left;margin-left:-6.9pt;margin-top:5.3pt;width:142.15pt;height:31.6pt;z-index:251663872;visibility:visible;mso-wrap-style:square;mso-width-percent:0;mso-height-percent:0;mso-wrap-distance-left:9pt;mso-wrap-distance-top:0;mso-wrap-distance-right:9pt;mso-wrap-distance-bottom:0;mso-position-horizontal:absolute;mso-position-horizontal-relative:text;mso-position-vertical:absolute;mso-position-vertical-relative:text;mso-width-percent:0;mso-height-percent:0;mso-width-relative:margin;mso-height-relative:margin;v-text-anchor:top" o:gfxdata="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" filled="f" stroked="f" strokeweight=".5pt">
+            <v:shape id="Text Box 33" o:spid="_x0000_s1045" type="#_x0000_t202" style="position:absolute;left:0;text-align:left;margin-left:-6.9pt;margin-top:5.3pt;width:142.15pt;height:31.6pt;z-index:251664384;visibility:visible;mso-wrap-style:square;mso-width-percent:0;mso-height-percent:0;mso-wrap-distance-left:9pt;mso-wrap-distance-top:0;mso-wrap-distance-right:9pt;mso-wrap-distance-bottom:0;mso-position-horizontal:absolute;mso-position-horizontal-relative:text;mso-position-vertical:absolute;mso-position-vertical-relative:text;mso-width-percent:0;mso-height-percent:0;mso-width-relative:margin;mso-height-relative:margin;v-text-anchor:top" o:gfxdata="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" filled="f" stroked="f" strokeweight=".5pt">
               <v:textbox>
                 <w:txbxContent>
                   <w:p>
@@ -12126,7 +12258,7 @@
       <mc:AlternateContent>
         <mc:Choice Requires="wps">
           <w:drawing>
-            <wp:anchor distT="0" distB="0" distL="114300" distR="114300" simplePos="0" relativeHeight="251652608" behindDoc="0" locked="0" layoutInCell="1" allowOverlap="1" wp14:anchorId="43CA7C97" wp14:editId="4A1A8592">
+            <wp:anchor distT="0" distB="0" distL="114300" distR="114300" simplePos="0" relativeHeight="251646976" behindDoc="0" locked="0" layoutInCell="1" allowOverlap="1" wp14:anchorId="43CA7C97" wp14:editId="4A1A8592">
               <wp:simplePos x="0" y="0"/>
               <wp:positionH relativeFrom="column">
                 <wp:posOffset>-17780</wp:posOffset>
@@ -12189,7 +12321,7 @@
         </mc:Choice>
         <mc:Fallback>
           <w:pict>
-            <v:shapetype w14:anchorId="4FE920AC" id="_x0000_t34" coordsize="21600,21600" o:spt="34" o:oned="t" adj="10800" path="m,l@0,0@0,21600,21600,21600e" filled="f">
+            <v:shapetype w14:anchorId="3330A01D" id="_x0000_t34" coordsize="21600,21600" o:spt="34" o:oned="t" adj="10800" path="m,l@0,0@0,21600,21600,21600e" filled="f">
               <v:stroke joinstyle="miter"/>
               <v:formulas>
                 <v:f eqn="val #0"/>
@@ -12200,7 +12332,7 @@
               </v:handles>
               <o:lock v:ext="edit" shapetype="t"/>
             </v:shapetype>
-            <v:shape id="AutoShape 28" o:spid="_x0000_s1026" type="#_x0000_t34" style="position:absolute;margin-left:-1.4pt;margin-top:20pt;width:260pt;height:7.5pt;flip:y;z-index:251652608;visibility:visible;mso-wrap-style:square;mso-width-percent:0;mso-height-percent:0;mso-wrap-distance-left:9pt;mso-wrap-distance-top:0;mso-wrap-distance-right:9pt;mso-wrap-distance-bottom:0;mso-position-horizontal:absolute;mso-position-horizontal-relative:text;mso-position-vertical:absolute;mso-position-vertical-relative:text;mso-width-percent:0;mso-height-percent:0;mso-width-relative:margin;mso-height-relative:margin" o:gfxdata="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" adj="10343"/>
+            <v:shape id="AutoShape 28" o:spid="_x0000_s1026" type="#_x0000_t34" style="position:absolute;margin-left:-1.4pt;margin-top:20pt;width:260pt;height:7.5pt;flip:y;z-index:251646976;visibility:visible;mso-wrap-style:square;mso-width-percent:0;mso-height-percent:0;mso-wrap-distance-left:9pt;mso-wrap-distance-top:0;mso-wrap-distance-right:9pt;mso-wrap-distance-bottom:0;mso-position-horizontal:absolute;mso-position-horizontal-relative:text;mso-position-vertical:absolute;mso-position-vertical-relative:text;mso-width-percent:0;mso-height-percent:0;mso-width-relative:margin;mso-height-relative:margin" o:gfxdata="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" adj="10343"/>
           </w:pict>
         </mc:Fallback>
       </mc:AlternateContent>
@@ -12213,7 +12345,7 @@
       <mc:AlternateContent>
         <mc:Choice Requires="wps">
           <w:drawing>
-            <wp:anchor distT="0" distB="0" distL="114300" distR="114300" simplePos="0" relativeHeight="251641344" behindDoc="0" locked="0" layoutInCell="1" allowOverlap="1" wp14:anchorId="76830E46" wp14:editId="1CC78446">
+            <wp:anchor distT="0" distB="0" distL="114300" distR="114300" simplePos="0" relativeHeight="251637760" behindDoc="0" locked="0" layoutInCell="1" allowOverlap="1" wp14:anchorId="76830E46" wp14:editId="1CC78446">
               <wp:simplePos x="0" y="0"/>
               <wp:positionH relativeFrom="column">
                 <wp:posOffset>3284220</wp:posOffset>
@@ -12317,7 +12449,7 @@
         </mc:Choice>
         <mc:Fallback>
           <w:pict>
-            <v:shape w14:anchorId="76830E46" id="_x0000_s1046" type="#_x0000_t202" style="position:absolute;left:0;text-align:left;margin-left:258.6pt;margin-top:12.5pt;width:171.5pt;height:16.5pt;z-index:251641344;visibility:visible;mso-wrap-style:square;mso-width-percent:0;mso-height-percent:0;mso-wrap-distance-left:9pt;mso-wrap-distance-top:0;mso-wrap-distance-right:9pt;mso-wrap-distance-bottom:0;mso-position-horizontal:absolute;mso-position-horizontal-relative:text;mso-position-vertical:absolute;mso-position-vertical-relative:text;mso-width-percent:0;mso-height-percent:0;mso-width-relative:margin;mso-height-relative:page;v-text-anchor:top" o:gfxdata="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" fillcolor="#dae3f3" stroked="f">
+            <v:shape w14:anchorId="76830E46" id="_x0000_s1046" type="#_x0000_t202" style="position:absolute;left:0;text-align:left;margin-left:258.6pt;margin-top:12.5pt;width:171.5pt;height:16.5pt;z-index:251637760;visibility:visible;mso-wrap-style:square;mso-width-percent:0;mso-height-percent:0;mso-wrap-distance-left:9pt;mso-wrap-distance-top:0;mso-wrap-distance-right:9pt;mso-wrap-distance-bottom:0;mso-position-horizontal:absolute;mso-position-horizontal-relative:text;mso-position-vertical:absolute;mso-position-vertical-relative:text;mso-width-percent:0;mso-height-percent:0;mso-width-relative:margin;mso-height-relative:page;v-text-anchor:top" o:gfxdata="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" fillcolor="#dae3f3" stroked="f">
               <v:textbox inset="2mm,0,2mm,0">
                 <w:txbxContent>
                   <w:p>
@@ -12364,7 +12496,7 @@
 </file>
 
 <file path=word/header5.xml><?xml version="1.0" encoding="utf-8"?>
-<w:hdr xmlns:wpc="http://schemas.microsoft.com/office/word/2010/wordprocessingCanvas" xmlns:cx="http://schemas.microsoft.com/office/drawing/2014/chartex" xmlns:cx1="http://schemas.microsoft.com/office/drawing/2015/9/8/chartex" xmlns:cx2="http://schemas.microsoft.com/office/drawing/2015/10/21/chartex" xmlns:cx3="http://schemas.microsoft.com/office/drawing/2016/5/9/chartex" xmlns:cx4="http://schemas.microsoft.com/office/drawing/2016/5/10/chartex" xmlns:cx5="http://schemas.microsoft.com/office/drawing/2016/5/11/chartex" xmlns:cx6="http://schemas.microsoft.com/office/drawing/2016/5/12/chartex" xmlns:cx7="http://schemas.microsoft.com/office/drawing/2016/5/13/chartex" xmlns:cx8="http://schemas.microsoft.com/office/drawing/2016/5/14/chartex" xmlns:mc="http://schemas.openxmlformats.org/markup-compatibility/2006" xmlns:aink="http://schemas.microsoft.com/office/drawing/2016/ink" xmlns:am3d="http://schemas.microsoft.com/office/drawing/2017/model3d" xmlns:o="urn:schemas-microsoft-com:office:office" xmlns:oel="http://schemas.microsoft.com/office/2019/extlst" xmlns:r="http://schemas.openxmlformats.org/officeDocument/2006/relationships" xmlns:m="http://schemas.openxmlformats.org/officeDocument/2006/math" xmlns:v="urn:schemas-microsoft-com:vml" xmlns:wp14="http://schemas.microsoft.com/office/word/2010/wordprocessingDrawing" xmlns:wp="http://schemas.openxmlformats.org/drawingml/2006/wordprocessingDrawing" xmlns:w10="urn:schemas-microsoft-com:office:word" xmlns:w="http://schemas.openxmlformats.org/wordprocessingml/2006/main" xmlns:w14="http://schemas.microsoft.com/office/word/2010/wordml" xmlns:w15="http://schemas.microsoft.com/office/word/2012/wordml" xmlns:w16cex="http://schemas.microsoft.com/office/word/2018/wordml/cex" xmlns:w16cid="http://schemas.microsoft.com/office/word/2016/wordml/cid" xmlns:w16="http://schemas.microsoft.com/office/word/2018/wordml" xmlns:w16du="http://schemas.microsoft.com/office/word/2023/wordml/word16du" xmlns:w16sdtdh="http://schemas.microsoft.com/office/word/2020/wordml/sdtdatahash" xmlns:w16sdtfl="http://schemas.microsoft.com/office/word/2024/wordml/sdtformatlock" xmlns:w16se="http://schemas.microsoft.com/office/word/2015/wordml/symex" xmlns:wpg="http://schemas.microsoft.com/office/word/2010/wordprocessingGroup" xmlns:wpi="http://schemas.microsoft.com/office/word/2010/wordprocessingInk" xmlns:wne="http://schemas.microsoft.com/office/word/2006/wordml" xmlns:wps="http://schemas.microsoft.com/office/word/2010/wordprocessingShape" mc:Ignorable="w14 w15 w16se w16cid w16 w16cex w16sdtdh w16sdtfl w16du wp14">
+<w:hdr xmlns:wpc="http://schemas.microsoft.com/office/word/2010/wordprocessingCanvas" xmlns:cx="http://schemas.microsoft.com/office/drawing/2014/chartex" xmlns:cx1="http://schemas.microsoft.com/office/drawing/2015/9/8/chartex" xmlns:cx2="http://schemas.microsoft.com/office/drawing/2015/10/21/chartex" xmlns:cx3="http://schemas.microsoft.com/office/drawing/2016/5/9/chartex" xmlns:cx4="http://schemas.microsoft.com/office/drawing/2016/5/10/chartex" xmlns:cx5="http://schemas.microsoft.com/office/drawing/2016/5/11/chartex" xmlns:cx6="http://schemas.microsoft.com/office/drawing/2016/5/12/chartex" xmlns:cx7="http://schemas.microsoft.com/office/drawing/2016/5/13/chartex" xmlns:cx8="http://schemas.microsoft.com/office/drawing/2016/5/14/chartex" xmlns:mc="http://schemas.openxmlformats.org/markup-compatibility/2006" xmlns:aink="http://schemas.microsoft.com/office/drawing/2016/ink" xmlns:am3d="http://schemas.microsoft.com/office/drawing/2017/model3d" xmlns:o="urn:schemas-microsoft-com:office:office" xmlns:r="http://schemas.openxmlformats.org/officeDocument/2006/relationships" xmlns:m="http://schemas.openxmlformats.org/officeDocument/2006/math" xmlns:v="urn:schemas-microsoft-com:vml" xmlns:wp14="http://schemas.microsoft.com/office/word/2010/wordprocessingDrawing" xmlns:wp="http://schemas.openxmlformats.org/drawingml/2006/wordprocessingDrawing" xmlns:w10="urn:schemas-microsoft-com:office:word" xmlns:w="http://schemas.openxmlformats.org/wordprocessingml/2006/main" xmlns:w14="http://schemas.microsoft.com/office/word/2010/wordml" xmlns:w15="http://schemas.microsoft.com/office/word/2012/wordml" xmlns:w16cid="http://schemas.microsoft.com/office/word/2016/wordml/cid" xmlns:w16se="http://schemas.microsoft.com/office/word/2015/wordml/symex" xmlns:wpg="http://schemas.microsoft.com/office/word/2010/wordprocessingGroup" xmlns:wpi="http://schemas.microsoft.com/office/word/2010/wordprocessingInk" xmlns:wne="http://schemas.microsoft.com/office/word/2006/wordml" xmlns:wps="http://schemas.microsoft.com/office/word/2010/wordprocessingShape" mc:Ignorable="w14 w15 w16se w16cid wp14">
   <w:p>
     <w:pPr>
       <w:pStyle w:val="Header"/>
@@ -12377,7 +12509,7 @@
       <mc:AlternateContent>
         <mc:Choice Requires="wps">
           <w:drawing>
-            <wp:anchor distT="0" distB="0" distL="114300" distR="114300" simplePos="0" relativeHeight="251667968" behindDoc="0" locked="0" layoutInCell="1" allowOverlap="1" wp14:anchorId="2D2A3A30" wp14:editId="48070539">
+            <wp:anchor distT="0" distB="0" distL="114300" distR="114300" simplePos="0" relativeHeight="251673600" behindDoc="0" locked="0" layoutInCell="1" allowOverlap="1" wp14:anchorId="2D2A3A30" wp14:editId="48070539">
               <wp:simplePos x="0" y="0"/>
               <wp:positionH relativeFrom="column">
                 <wp:posOffset>-87630</wp:posOffset>
@@ -12541,7 +12673,7 @@
               <v:stroke joinstyle="miter"/>
               <v:path gradientshapeok="t" o:connecttype="rect"/>
             </v:shapetype>
-            <v:shape id="Text Box 1204483150" o:spid="_x0000_s1047" type="#_x0000_t202" style="position:absolute;left:0;text-align:left;margin-left:-6.9pt;margin-top:5.3pt;width:142.15pt;height:31.6pt;z-index:251667968;visibility:visible;mso-wrap-style:square;mso-width-percent:0;mso-height-percent:0;mso-wrap-distance-left:9pt;mso-wrap-distance-top:0;mso-wrap-distance-right:9pt;mso-wrap-distance-bottom:0;mso-position-horizontal:absolute;mso-position-horizontal-relative:text;mso-position-vertical:absolute;mso-position-vertical-relative:text;mso-width-percent:0;mso-height-percent:0;mso-width-relative:margin;mso-height-relative:margin;v-text-anchor:top" o:gfxdata="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" filled="f" stroked="f" strokeweight=".5pt">
+            <v:shape id="Text Box 1204483150" o:spid="_x0000_s1047" type="#_x0000_t202" style="position:absolute;left:0;text-align:left;margin-left:-6.9pt;margin-top:5.3pt;width:142.15pt;height:31.6pt;z-index:251673600;visibility:visible;mso-wrap-style:square;mso-width-percent:0;mso-height-percent:0;mso-wrap-distance-left:9pt;mso-wrap-distance-top:0;mso-wrap-distance-right:9pt;mso-wrap-distance-bottom:0;mso-position-horizontal:absolute;mso-position-horizontal-relative:text;mso-position-vertical:absolute;mso-position-vertical-relative:text;mso-width-percent:0;mso-height-percent:0;mso-width-relative:margin;mso-height-relative:margin;v-text-anchor:top" o:gfxdata="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" filled="f" stroked="f" strokeweight=".5pt">
               <v:textbox>
                 <w:txbxContent>
                   <w:p>
@@ -12661,7 +12793,7 @@
       <mc:AlternateContent>
         <mc:Choice Requires="wps">
           <w:drawing>
-            <wp:anchor distT="0" distB="0" distL="114300" distR="114300" simplePos="0" relativeHeight="251655680" behindDoc="0" locked="0" layoutInCell="1" allowOverlap="1" wp14:anchorId="506047FA" wp14:editId="18B62DB8">
+            <wp:anchor distT="0" distB="0" distL="114300" distR="114300" simplePos="0" relativeHeight="251652096" behindDoc="0" locked="0" layoutInCell="1" allowOverlap="1" wp14:anchorId="506047FA" wp14:editId="18B62DB8">
               <wp:simplePos x="0" y="0"/>
               <wp:positionH relativeFrom="column">
                 <wp:posOffset>-17780</wp:posOffset>
@@ -12724,7 +12856,7 @@
         </mc:Choice>
         <mc:Fallback>
           <w:pict>
-            <v:shapetype w14:anchorId="7F0B60DB" id="_x0000_t34" coordsize="21600,21600" o:spt="34" o:oned="t" adj="10800" path="m,l@0,0@0,21600,21600,21600e" filled="f">
+            <v:shapetype w14:anchorId="3DC5DB19" id="_x0000_t34" coordsize="21600,21600" o:spt="34" o:oned="t" adj="10800" path="m,l@0,0@0,21600,21600,21600e" filled="f">
               <v:stroke joinstyle="miter"/>
               <v:formulas>
                 <v:f eqn="val #0"/>
@@ -12735,7 +12867,7 @@
               </v:handles>
               <o:lock v:ext="edit" shapetype="t"/>
             </v:shapetype>
-            <v:shape id="AutoShape 28" o:spid="_x0000_s1026" type="#_x0000_t34" style="position:absolute;margin-left:-1.4pt;margin-top:20pt;width:260pt;height:7.5pt;flip:y;z-index:251655680;visibility:visible;mso-wrap-style:square;mso-width-percent:0;mso-height-percent:0;mso-wrap-distance-left:9pt;mso-wrap-distance-top:0;mso-wrap-distance-right:9pt;mso-wrap-distance-bottom:0;mso-position-horizontal:absolute;mso-position-horizontal-relative:text;mso-position-vertical:absolute;mso-position-vertical-relative:text;mso-width-percent:0;mso-height-percent:0;mso-width-relative:margin;mso-height-relative:margin" o:gfxdata="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" adj="10343"/>
+            <v:shape id="AutoShape 28" o:spid="_x0000_s1026" type="#_x0000_t34" style="position:absolute;margin-left:-1.4pt;margin-top:20pt;width:260pt;height:7.5pt;flip:y;z-index:251652096;visibility:visible;mso-wrap-style:square;mso-width-percent:0;mso-height-percent:0;mso-wrap-distance-left:9pt;mso-wrap-distance-top:0;mso-wrap-distance-right:9pt;mso-wrap-distance-bottom:0;mso-position-horizontal:absolute;mso-position-horizontal-relative:text;mso-position-vertical:absolute;mso-position-vertical-relative:text;mso-width-percent:0;mso-height-percent:0;mso-width-relative:margin;mso-height-relative:margin" o:gfxdata="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" adj="10343"/>
           </w:pict>
         </mc:Fallback>
       </mc:AlternateContent>
@@ -12748,7 +12880,7 @@
       <mc:AlternateContent>
         <mc:Choice Requires="wps">
           <w:drawing>
-            <wp:anchor distT="0" distB="0" distL="114300" distR="114300" simplePos="0" relativeHeight="251648512" behindDoc="0" locked="0" layoutInCell="1" allowOverlap="1" wp14:anchorId="2004B4E7" wp14:editId="6F9CB936">
+            <wp:anchor distT="0" distB="0" distL="114300" distR="114300" simplePos="0" relativeHeight="251643904" behindDoc="0" locked="0" layoutInCell="1" allowOverlap="1" wp14:anchorId="2004B4E7" wp14:editId="6F9CB936">
               <wp:simplePos x="0" y="0"/>
               <wp:positionH relativeFrom="column">
                 <wp:posOffset>3284220</wp:posOffset>
@@ -12852,7 +12984,7 @@
         </mc:Choice>
         <mc:Fallback>
           <w:pict>
-            <v:shape w14:anchorId="2004B4E7" id="_x0000_s1048" type="#_x0000_t202" style="position:absolute;left:0;text-align:left;margin-left:258.6pt;margin-top:12.5pt;width:171.5pt;height:16.5pt;z-index:251648512;visibility:visible;mso-wrap-style:square;mso-width-percent:0;mso-height-percent:0;mso-wrap-distance-left:9pt;mso-wrap-distance-top:0;mso-wrap-distance-right:9pt;mso-wrap-distance-bottom:0;mso-position-horizontal:absolute;mso-position-horizontal-relative:text;mso-position-vertical:absolute;mso-position-vertical-relative:text;mso-width-percent:0;mso-height-percent:0;mso-width-relative:margin;mso-height-relative:page;v-text-anchor:top" o:gfxdata="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" fillcolor="#dae3f3" stroked="f">
+            <v:shape w14:anchorId="2004B4E7" id="_x0000_s1048" type="#_x0000_t202" style="position:absolute;left:0;text-align:left;margin-left:258.6pt;margin-top:12.5pt;width:171.5pt;height:16.5pt;z-index:251643904;visibility:visible;mso-wrap-style:square;mso-width-percent:0;mso-height-percent:0;mso-wrap-distance-left:9pt;mso-wrap-distance-top:0;mso-wrap-distance-right:9pt;mso-wrap-distance-bottom:0;mso-position-horizontal:absolute;mso-position-horizontal-relative:text;mso-position-vertical:absolute;mso-position-vertical-relative:text;mso-width-percent:0;mso-height-percent:0;mso-width-relative:margin;mso-height-relative:page;v-text-anchor:top" o:gfxdata="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" fillcolor="#dae3f3" stroked="f">
               <v:textbox inset="2mm,0,2mm,0">
                 <w:txbxContent>
                   <w:p>
@@ -12899,7 +13031,7 @@
 </file>
 
 <file path=word/header6.xml><?xml version="1.0" encoding="utf-8"?>
-<w:hdr xmlns:wpc="http://schemas.microsoft.com/office/word/2010/wordprocessingCanvas" xmlns:cx="http://schemas.microsoft.com/office/drawing/2014/chartex" xmlns:cx1="http://schemas.microsoft.com/office/drawing/2015/9/8/chartex" xmlns:cx2="http://schemas.microsoft.com/office/drawing/2015/10/21/chartex" xmlns:cx3="http://schemas.microsoft.com/office/drawing/2016/5/9/chartex" xmlns:cx4="http://schemas.microsoft.com/office/drawing/2016/5/10/chartex" xmlns:cx5="http://schemas.microsoft.com/office/drawing/2016/5/11/chartex" xmlns:cx6="http://schemas.microsoft.com/office/drawing/2016/5/12/chartex" xmlns:cx7="http://schemas.microsoft.com/office/drawing/2016/5/13/chartex" xmlns:cx8="http://schemas.microsoft.com/office/drawing/2016/5/14/chartex" xmlns:mc="http://schemas.openxmlformats.org/markup-compatibility/2006" xmlns:aink="http://schemas.microsoft.com/office/drawing/2016/ink" xmlns:am3d="http://schemas.microsoft.com/office/drawing/2017/model3d" xmlns:o="urn:schemas-microsoft-com:office:office" xmlns:oel="http://schemas.microsoft.com/office/2019/extlst" xmlns:r="http://schemas.openxmlformats.org/officeDocument/2006/relationships" xmlns:m="http://schemas.openxmlformats.org/officeDocument/2006/math" xmlns:v="urn:schemas-microsoft-com:vml" xmlns:wp14="http://schemas.microsoft.com/office/word/2010/wordprocessingDrawing" xmlns:wp="http://schemas.openxmlformats.org/drawingml/2006/wordprocessingDrawing" xmlns:w10="urn:schemas-microsoft-com:office:word" xmlns:w="http://schemas.openxmlformats.org/wordprocessingml/2006/main" xmlns:w14="http://schemas.microsoft.com/office/word/2010/wordml" xmlns:w15="http://schemas.microsoft.com/office/word/2012/wordml" xmlns:w16cex="http://schemas.microsoft.com/office/word/2018/wordml/cex" xmlns:w16cid="http://schemas.microsoft.com/office/word/2016/wordml/cid" xmlns:w16="http://schemas.microsoft.com/office/word/2018/wordml" xmlns:w16du="http://schemas.microsoft.com/office/word/2023/wordml/word16du" xmlns:w16sdtdh="http://schemas.microsoft.com/office/word/2020/wordml/sdtdatahash" xmlns:w16sdtfl="http://schemas.microsoft.com/office/word/2024/wordml/sdtformatlock" xmlns:w16se="http://schemas.microsoft.com/office/word/2015/wordml/symex" xmlns:wpg="http://schemas.microsoft.com/office/word/2010/wordprocessingGroup" xmlns:wpi="http://schemas.microsoft.com/office/word/2010/wordprocessingInk" xmlns:wne="http://schemas.microsoft.com/office/word/2006/wordml" xmlns:wps="http://schemas.microsoft.com/office/word/2010/wordprocessingShape" mc:Ignorable="w14 w15 w16se w16cid w16 w16cex w16sdtdh w16sdtfl w16du wp14">
+<w:hdr xmlns:wpc="http://schemas.microsoft.com/office/word/2010/wordprocessingCanvas" xmlns:cx="http://schemas.microsoft.com/office/drawing/2014/chartex" xmlns:cx1="http://schemas.microsoft.com/office/drawing/2015/9/8/chartex" xmlns:cx2="http://schemas.microsoft.com/office/drawing/2015/10/21/chartex" xmlns:cx3="http://schemas.microsoft.com/office/drawing/2016/5/9/chartex" xmlns:cx4="http://schemas.microsoft.com/office/drawing/2016/5/10/chartex" xmlns:cx5="http://schemas.microsoft.com/office/drawing/2016/5/11/chartex" xmlns:cx6="http://schemas.microsoft.com/office/drawing/2016/5/12/chartex" xmlns:cx7="http://schemas.microsoft.com/office/drawing/2016/5/13/chartex" xmlns:cx8="http://schemas.microsoft.com/office/drawing/2016/5/14/chartex" xmlns:mc="http://schemas.openxmlformats.org/markup-compatibility/2006" xmlns:aink="http://schemas.microsoft.com/office/drawing/2016/ink" xmlns:am3d="http://schemas.microsoft.com/office/drawing/2017/model3d" xmlns:o="urn:schemas-microsoft-com:office:office" xmlns:r="http://schemas.openxmlformats.org/officeDocument/2006/relationships" xmlns:m="http://schemas.openxmlformats.org/officeDocument/2006/math" xmlns:v="urn:schemas-microsoft-com:vml" xmlns:wp14="http://schemas.microsoft.com/office/word/2010/wordprocessingDrawing" xmlns:wp="http://schemas.openxmlformats.org/drawingml/2006/wordprocessingDrawing" xmlns:w10="urn:schemas-microsoft-com:office:word" xmlns:w="http://schemas.openxmlformats.org/wordprocessingml/2006/main" xmlns:w14="http://schemas.microsoft.com/office/word/2010/wordml" xmlns:w15="http://schemas.microsoft.com/office/word/2012/wordml" xmlns:w16cid="http://schemas.microsoft.com/office/word/2016/wordml/cid" xmlns:w16se="http://schemas.microsoft.com/office/word/2015/wordml/symex" xmlns:wpg="http://schemas.microsoft.com/office/word/2010/wordprocessingGroup" xmlns:wpi="http://schemas.microsoft.com/office/word/2010/wordprocessingInk" xmlns:wne="http://schemas.microsoft.com/office/word/2006/wordml" xmlns:wps="http://schemas.microsoft.com/office/word/2010/wordprocessingShape" mc:Ignorable="w14 w15 w16se w16cid wp14">
   <w:p>
     <w:pPr>
       <w:pStyle w:val="Header"/>
@@ -12912,7 +13044,7 @@
       <mc:AlternateContent>
         <mc:Choice Requires="wps">
           <w:drawing>
-            <wp:anchor distT="0" distB="0" distL="114300" distR="114300" simplePos="0" relativeHeight="251673088" behindDoc="0" locked="0" layoutInCell="1" allowOverlap="1" wp14:anchorId="6A7A4EC4" wp14:editId="712CA2AC">
+            <wp:anchor distT="0" distB="0" distL="114300" distR="114300" simplePos="0" relativeHeight="251677696" behindDoc="0" locked="0" layoutInCell="1" allowOverlap="1" wp14:anchorId="6A7A4EC4" wp14:editId="712CA2AC">
               <wp:simplePos x="0" y="0"/>
               <wp:positionH relativeFrom="column">
                 <wp:posOffset>-87630</wp:posOffset>
@@ -13076,7 +13208,7 @@
               <v:stroke joinstyle="miter"/>
               <v:path gradientshapeok="t" o:connecttype="rect"/>
             </v:shapetype>
-            <v:shape id="Text Box 1939895451" o:spid="_x0000_s1049" type="#_x0000_t202" style="position:absolute;left:0;text-align:left;margin-left:-6.9pt;margin-top:5.3pt;width:142.15pt;height:31.6pt;z-index:251673088;visibility:visible;mso-wrap-style:square;mso-width-percent:0;mso-height-percent:0;mso-wrap-distance-left:9pt;mso-wrap-distance-top:0;mso-wrap-distance-right:9pt;mso-wrap-distance-bottom:0;mso-position-horizontal:absolute;mso-position-horizontal-relative:text;mso-position-vertical:absolute;mso-position-vertical-relative:text;mso-width-percent:0;mso-height-percent:0;mso-width-relative:margin;mso-height-relative:margin;v-text-anchor:top" o:gfxdata="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" filled="f" stroked="f" strokeweight=".5pt">
+            <v:shape id="Text Box 1939895451" o:spid="_x0000_s1049" type="#_x0000_t202" style="position:absolute;left:0;text-align:left;margin-left:-6.9pt;margin-top:5.3pt;width:142.15pt;height:31.6pt;z-index:251677696;visibility:visible;mso-wrap-style:square;mso-width-percent:0;mso-height-percent:0;mso-wrap-distance-left:9pt;mso-wrap-distance-top:0;mso-wrap-distance-right:9pt;mso-wrap-distance-bottom:0;mso-position-horizontal:absolute;mso-position-horizontal-relative:text;mso-position-vertical:absolute;mso-position-vertical-relative:text;mso-width-percent:0;mso-height-percent:0;mso-width-relative:margin;mso-height-relative:margin;v-text-anchor:top" o:gfxdata="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" filled="f" stroked="f" strokeweight=".5pt">
               <v:textbox>
                 <w:txbxContent>
                   <w:p>
@@ -13196,7 +13328,7 @@
       <mc:AlternateContent>
         <mc:Choice Requires="wps">
           <w:drawing>
-            <wp:anchor distT="0" distB="0" distL="114300" distR="114300" simplePos="0" relativeHeight="251658752" behindDoc="0" locked="0" layoutInCell="1" allowOverlap="1" wp14:anchorId="586988C9" wp14:editId="63B15ADD">
+            <wp:anchor distT="0" distB="0" distL="114300" distR="114300" simplePos="0" relativeHeight="251655168" behindDoc="0" locked="0" layoutInCell="1" allowOverlap="1" wp14:anchorId="586988C9" wp14:editId="63B15ADD">
               <wp:simplePos x="0" y="0"/>
               <wp:positionH relativeFrom="column">
                 <wp:posOffset>-17780</wp:posOffset>
@@ -13259,7 +13391,7 @@
         </mc:Choice>
         <mc:Fallback>
           <w:pict>
-            <v:shapetype w14:anchorId="1716EED0" id="_x0000_t34" coordsize="21600,21600" o:spt="34" o:oned="t" adj="10800" path="m,l@0,0@0,21600,21600,21600e" filled="f">
+            <v:shapetype w14:anchorId="1AFAB759" id="_x0000_t34" coordsize="21600,21600" o:spt="34" o:oned="t" adj="10800" path="m,l@0,0@0,21600,21600,21600e" filled="f">
               <v:stroke joinstyle="miter"/>
               <v:formulas>
                 <v:f eqn="val #0"/>
@@ -13270,7 +13402,7 @@
               </v:handles>
               <o:lock v:ext="edit" shapetype="t"/>
             </v:shapetype>
-            <v:shape id="AutoShape 28" o:spid="_x0000_s1026" type="#_x0000_t34" style="position:absolute;margin-left:-1.4pt;margin-top:20pt;width:260pt;height:7.5pt;flip:y;z-index:251658752;visibility:visible;mso-wrap-style:square;mso-width-percent:0;mso-height-percent:0;mso-wrap-distance-left:9pt;mso-wrap-distance-top:0;mso-wrap-distance-right:9pt;mso-wrap-distance-bottom:0;mso-position-horizontal:absolute;mso-position-horizontal-relative:text;mso-position-vertical:absolute;mso-position-vertical-relative:text;mso-width-percent:0;mso-height-percent:0;mso-width-relative:margin;mso-height-relative:margin" o:gfxdata="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" adj="10343"/>
+            <v:shape id="AutoShape 28" o:spid="_x0000_s1026" type="#_x0000_t34" style="position:absolute;margin-left:-1.4pt;margin-top:20pt;width:260pt;height:7.5pt;flip:y;z-index:251655168;visibility:visible;mso-wrap-style:square;mso-width-percent:0;mso-height-percent:0;mso-wrap-distance-left:9pt;mso-wrap-distance-top:0;mso-wrap-distance-right:9pt;mso-wrap-distance-bottom:0;mso-position-horizontal:absolute;mso-position-horizontal-relative:text;mso-position-vertical:absolute;mso-position-vertical-relative:text;mso-width-percent:0;mso-height-percent:0;mso-width-relative:margin;mso-height-relative:margin" o:gfxdata="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" adj="10343"/>
           </w:pict>
         </mc:Fallback>
       </mc:AlternateContent>
@@ -13283,7 +13415,7 @@
       <mc:AlternateContent>
         <mc:Choice Requires="wps">
           <w:drawing>
-            <wp:anchor distT="0" distB="0" distL="114300" distR="114300" simplePos="0" relativeHeight="251644416" behindDoc="0" locked="0" layoutInCell="1" allowOverlap="1" wp14:anchorId="25F7B3F1" wp14:editId="2ABEEE5B">
+            <wp:anchor distT="0" distB="0" distL="114300" distR="114300" simplePos="0" relativeHeight="251640832" behindDoc="0" locked="0" layoutInCell="1" allowOverlap="1" wp14:anchorId="25F7B3F1" wp14:editId="2ABEEE5B">
               <wp:simplePos x="0" y="0"/>
               <wp:positionH relativeFrom="column">
                 <wp:posOffset>3284220</wp:posOffset>
@@ -13387,7 +13519,7 @@
         </mc:Choice>
         <mc:Fallback>
           <w:pict>
-            <v:shape w14:anchorId="25F7B3F1" id="_x0000_s1050" type="#_x0000_t202" style="position:absolute;left:0;text-align:left;margin-left:258.6pt;margin-top:12.5pt;width:171.5pt;height:16.5pt;z-index:251644416;visibility:visible;mso-wrap-style:square;mso-width-percent:0;mso-height-percent:0;mso-wrap-distance-left:9pt;mso-wrap-distance-top:0;mso-wrap-distance-right:9pt;mso-wrap-distance-bottom:0;mso-position-horizontal:absolute;mso-position-horizontal-relative:text;mso-position-vertical:absolute;mso-position-vertical-relative:text;mso-width-percent:0;mso-height-percent:0;mso-width-relative:margin;mso-height-relative:page;v-text-anchor:top" o:gfxdata="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" fillcolor="#dae3f3" stroked="f">
+            <v:shape w14:anchorId="25F7B3F1" id="_x0000_s1050" type="#_x0000_t202" style="position:absolute;left:0;text-align:left;margin-left:258.6pt;margin-top:12.5pt;width:171.5pt;height:16.5pt;z-index:251640832;visibility:visible;mso-wrap-style:square;mso-width-percent:0;mso-height-percent:0;mso-wrap-distance-left:9pt;mso-wrap-distance-top:0;mso-wrap-distance-right:9pt;mso-wrap-distance-bottom:0;mso-position-horizontal:absolute;mso-position-horizontal-relative:text;mso-position-vertical:absolute;mso-position-vertical-relative:text;mso-width-percent:0;mso-height-percent:0;mso-width-relative:margin;mso-height-relative:page;v-text-anchor:top" o:gfxdata="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" fillcolor="#dae3f3" stroked="f">
               <v:textbox inset="2mm,0,2mm,0">
                 <w:txbxContent>
                   <w:p>
@@ -13434,7 +13566,7 @@
 </file>
 
 <file path=word/header7.xml><?xml version="1.0" encoding="utf-8"?>
-<w:hdr xmlns:wpc="http://schemas.microsoft.com/office/word/2010/wordprocessingCanvas" xmlns:cx="http://schemas.microsoft.com/office/drawing/2014/chartex" xmlns:cx1="http://schemas.microsoft.com/office/drawing/2015/9/8/chartex" xmlns:cx2="http://schemas.microsoft.com/office/drawing/2015/10/21/chartex" xmlns:cx3="http://schemas.microsoft.com/office/drawing/2016/5/9/chartex" xmlns:cx4="http://schemas.microsoft.com/office/drawing/2016/5/10/chartex" xmlns:cx5="http://schemas.microsoft.com/office/drawing/2016/5/11/chartex" xmlns:cx6="http://schemas.microsoft.com/office/drawing/2016/5/12/chartex" xmlns:cx7="http://schemas.microsoft.com/office/drawing/2016/5/13/chartex" xmlns:cx8="http://schemas.microsoft.com/office/drawing/2016/5/14/chartex" xmlns:mc="http://schemas.openxmlformats.org/markup-compatibility/2006" xmlns:aink="http://schemas.microsoft.com/office/drawing/2016/ink" xmlns:am3d="http://schemas.microsoft.com/office/drawing/2017/model3d" xmlns:o="urn:schemas-microsoft-com:office:office" xmlns:oel="http://schemas.microsoft.com/office/2019/extlst" xmlns:r="http://schemas.openxmlformats.org/officeDocument/2006/relationships" xmlns:m="http://schemas.openxmlformats.org/officeDocument/2006/math" xmlns:v="urn:schemas-microsoft-com:vml" xmlns:wp14="http://schemas.microsoft.com/office/word/2010/wordprocessingDrawing" xmlns:wp="http://schemas.openxmlformats.org/drawingml/2006/wordprocessingDrawing" xmlns:w10="urn:schemas-microsoft-com:office:word" xmlns:w="http://schemas.openxmlformats.org/wordprocessingml/2006/main" xmlns:w14="http://schemas.microsoft.com/office/word/2010/wordml" xmlns:w15="http://schemas.microsoft.com/office/word/2012/wordml" xmlns:w16cex="http://schemas.microsoft.com/office/word/2018/wordml/cex" xmlns:w16cid="http://schemas.microsoft.com/office/word/2016/wordml/cid" xmlns:w16="http://schemas.microsoft.com/office/word/2018/wordml" xmlns:w16du="http://schemas.microsoft.com/office/word/2023/wordml/word16du" xmlns:w16sdtdh="http://schemas.microsoft.com/office/word/2020/wordml/sdtdatahash" xmlns:w16sdtfl="http://schemas.microsoft.com/office/word/2024/wordml/sdtformatlock" xmlns:w16se="http://schemas.microsoft.com/office/word/2015/wordml/symex" xmlns:wpg="http://schemas.microsoft.com/office/word/2010/wordprocessingGroup" xmlns:wpi="http://schemas.microsoft.com/office/word/2010/wordprocessingInk" xmlns:wne="http://schemas.microsoft.com/office/word/2006/wordml" xmlns:wps="http://schemas.microsoft.com/office/word/2010/wordprocessingShape" mc:Ignorable="w14 w15 w16se w16cid w16 w16cex w16sdtdh w16sdtfl w16du wp14">
+<w:hdr xmlns:wpc="http://schemas.microsoft.com/office/word/2010/wordprocessingCanvas" xmlns:cx="http://schemas.microsoft.com/office/drawing/2014/chartex" xmlns:cx1="http://schemas.microsoft.com/office/drawing/2015/9/8/chartex" xmlns:cx2="http://schemas.microsoft.com/office/drawing/2015/10/21/chartex" xmlns:cx3="http://schemas.microsoft.com/office/drawing/2016/5/9/chartex" xmlns:cx4="http://schemas.microsoft.com/office/drawing/2016/5/10/chartex" xmlns:cx5="http://schemas.microsoft.com/office/drawing/2016/5/11/chartex" xmlns:cx6="http://schemas.microsoft.com/office/drawing/2016/5/12/chartex" xmlns:cx7="http://schemas.microsoft.com/office/drawing/2016/5/13/chartex" xmlns:cx8="http://schemas.microsoft.com/office/drawing/2016/5/14/chartex" xmlns:mc="http://schemas.openxmlformats.org/markup-compatibility/2006" xmlns:aink="http://schemas.microsoft.com/office/drawing/2016/ink" xmlns:am3d="http://schemas.microsoft.com/office/drawing/2017/model3d" xmlns:o="urn:schemas-microsoft-com:office:office" xmlns:r="http://schemas.openxmlformats.org/officeDocument/2006/relationships" xmlns:m="http://schemas.openxmlformats.org/officeDocument/2006/math" xmlns:v="urn:schemas-microsoft-com:vml" xmlns:wp14="http://schemas.microsoft.com/office/word/2010/wordprocessingDrawing" xmlns:wp="http://schemas.openxmlformats.org/drawingml/2006/wordprocessingDrawing" xmlns:w10="urn:schemas-microsoft-com:office:word" xmlns:w="http://schemas.openxmlformats.org/wordprocessingml/2006/main" xmlns:w14="http://schemas.microsoft.com/office/word/2010/wordml" xmlns:w15="http://schemas.microsoft.com/office/word/2012/wordml" xmlns:w16cid="http://schemas.microsoft.com/office/word/2016/wordml/cid" xmlns:w16se="http://schemas.microsoft.com/office/word/2015/wordml/symex" xmlns:wpg="http://schemas.microsoft.com/office/word/2010/wordprocessingGroup" xmlns:wpi="http://schemas.microsoft.com/office/word/2010/wordprocessingInk" xmlns:wne="http://schemas.microsoft.com/office/word/2006/wordml" xmlns:wps="http://schemas.microsoft.com/office/word/2010/wordprocessingShape" mc:Ignorable="w14 w15 w16se w16cid wp14">
   <w:p>
     <w:pPr>
       <w:pStyle w:val="Header"/>
@@ -13447,7 +13579,7 @@
       <mc:AlternateContent>
         <mc:Choice Requires="wps">
           <w:drawing>
-            <wp:anchor distT="0" distB="0" distL="114300" distR="114300" simplePos="0" relativeHeight="251665920" behindDoc="0" locked="0" layoutInCell="1" allowOverlap="1" wp14:anchorId="79CAEFAC" wp14:editId="795998C9">
+            <wp:anchor distT="0" distB="0" distL="114300" distR="114300" simplePos="0" relativeHeight="251668480" behindDoc="0" locked="0" layoutInCell="1" allowOverlap="1" wp14:anchorId="79CAEFAC" wp14:editId="795998C9">
               <wp:simplePos x="0" y="0"/>
               <wp:positionH relativeFrom="column">
                 <wp:posOffset>-87630</wp:posOffset>
@@ -13611,7 +13743,7 @@
               <v:stroke joinstyle="miter"/>
               <v:path gradientshapeok="t" o:connecttype="rect"/>
             </v:shapetype>
-            <v:shape id="Text Box 371588321" o:spid="_x0000_s1051" type="#_x0000_t202" style="position:absolute;left:0;text-align:left;margin-left:-6.9pt;margin-top:5.3pt;width:142.15pt;height:31.6pt;z-index:251665920;visibility:visible;mso-wrap-style:square;mso-width-percent:0;mso-height-percent:0;mso-wrap-distance-left:9pt;mso-wrap-distance-top:0;mso-wrap-distance-right:9pt;mso-wrap-distance-bottom:0;mso-position-horizontal:absolute;mso-position-horizontal-relative:text;mso-position-vertical:absolute;mso-position-vertical-relative:text;mso-width-percent:0;mso-height-percent:0;mso-width-relative:margin;mso-height-relative:margin;v-text-anchor:top" o:gfxdata="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" filled="f" stroked="f" strokeweight=".5pt">
+            <v:shape id="Text Box 371588321" o:spid="_x0000_s1051" type="#_x0000_t202" style="position:absolute;left:0;text-align:left;margin-left:-6.9pt;margin-top:5.3pt;width:142.15pt;height:31.6pt;z-index:251668480;visibility:visible;mso-wrap-style:square;mso-width-percent:0;mso-height-percent:0;mso-wrap-distance-left:9pt;mso-wrap-distance-top:0;mso-wrap-distance-right:9pt;mso-wrap-distance-bottom:0;mso-position-horizontal:absolute;mso-position-horizontal-relative:text;mso-position-vertical:absolute;mso-position-vertical-relative:text;mso-width-percent:0;mso-height-percent:0;mso-width-relative:margin;mso-height-relative:margin;v-text-anchor:top" o:gfxdata="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" filled="f" stroked="f" strokeweight=".5pt">
               <v:textbox>
                 <w:txbxContent>
                   <w:p>
@@ -13731,7 +13863,7 @@
       <mc:AlternateContent>
         <mc:Choice Requires="wps">
           <w:drawing>
-            <wp:anchor distT="0" distB="0" distL="114300" distR="114300" simplePos="0" relativeHeight="251654656" behindDoc="0" locked="0" layoutInCell="1" allowOverlap="1" wp14:anchorId="7D47483C" wp14:editId="32AB1152">
+            <wp:anchor distT="0" distB="0" distL="114300" distR="114300" simplePos="0" relativeHeight="251649024" behindDoc="0" locked="0" layoutInCell="1" allowOverlap="1" wp14:anchorId="7D47483C" wp14:editId="32AB1152">
               <wp:simplePos x="0" y="0"/>
               <wp:positionH relativeFrom="column">
                 <wp:posOffset>-17780</wp:posOffset>
@@ -13794,7 +13926,7 @@
         </mc:Choice>
         <mc:Fallback>
           <w:pict>
-            <v:shapetype w14:anchorId="5EFD6EC3" id="_x0000_t34" coordsize="21600,21600" o:spt="34" o:oned="t" adj="10800" path="m,l@0,0@0,21600,21600,21600e" filled="f">
+            <v:shapetype w14:anchorId="5E14CC39" id="_x0000_t34" coordsize="21600,21600" o:spt="34" o:oned="t" adj="10800" path="m,l@0,0@0,21600,21600,21600e" filled="f">
               <v:stroke joinstyle="miter"/>
               <v:formulas>
                 <v:f eqn="val #0"/>
@@ -13805,7 +13937,7 @@
               </v:handles>
               <o:lock v:ext="edit" shapetype="t"/>
             </v:shapetype>
-            <v:shape id="AutoShape 28" o:spid="_x0000_s1026" type="#_x0000_t34" style="position:absolute;margin-left:-1.4pt;margin-top:20pt;width:260pt;height:7.5pt;flip:y;z-index:251654656;visibility:visible;mso-wrap-style:square;mso-width-percent:0;mso-height-percent:0;mso-wrap-distance-left:9pt;mso-wrap-distance-top:0;mso-wrap-distance-right:9pt;mso-wrap-distance-bottom:0;mso-position-horizontal:absolute;mso-position-horizontal-relative:text;mso-position-vertical:absolute;mso-position-vertical-relative:text;mso-width-percent:0;mso-height-percent:0;mso-width-relative:margin;mso-height-relative:margin" o:gfxdata="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" adj="10343"/>
+            <v:shape id="AutoShape 28" o:spid="_x0000_s1026" type="#_x0000_t34" style="position:absolute;margin-left:-1.4pt;margin-top:20pt;width:260pt;height:7.5pt;flip:y;z-index:251649024;visibility:visible;mso-wrap-style:square;mso-width-percent:0;mso-height-percent:0;mso-wrap-distance-left:9pt;mso-wrap-distance-top:0;mso-wrap-distance-right:9pt;mso-wrap-distance-bottom:0;mso-position-horizontal:absolute;mso-position-horizontal-relative:text;mso-position-vertical:absolute;mso-position-vertical-relative:text;mso-width-percent:0;mso-height-percent:0;mso-width-relative:margin;mso-height-relative:margin" o:gfxdata="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" adj="10343"/>
           </w:pict>
         </mc:Fallback>
       </mc:AlternateContent>
@@ -13818,7 +13950,7 @@
       <mc:AlternateContent>
         <mc:Choice Requires="wps">
           <w:drawing>
-            <wp:anchor distT="0" distB="0" distL="114300" distR="114300" simplePos="0" relativeHeight="251642368" behindDoc="0" locked="0" layoutInCell="1" allowOverlap="1" wp14:anchorId="67C44370" wp14:editId="6F5C18EB">
+            <wp:anchor distT="0" distB="0" distL="114300" distR="114300" simplePos="0" relativeHeight="251638784" behindDoc="0" locked="0" layoutInCell="1" allowOverlap="1" wp14:anchorId="67C44370" wp14:editId="6F5C18EB">
               <wp:simplePos x="0" y="0"/>
               <wp:positionH relativeFrom="column">
                 <wp:posOffset>3284220</wp:posOffset>
@@ -13922,7 +14054,7 @@
         </mc:Choice>
         <mc:Fallback>
           <w:pict>
-            <v:shape w14:anchorId="67C44370" id="_x0000_s1052" type="#_x0000_t202" style="position:absolute;left:0;text-align:left;margin-left:258.6pt;margin-top:12.5pt;width:171.5pt;height:16.5pt;z-index:251642368;visibility:visible;mso-wrap-style:square;mso-width-percent:0;mso-height-percent:0;mso-wrap-distance-left:9pt;mso-wrap-distance-top:0;mso-wrap-distance-right:9pt;mso-wrap-distance-bottom:0;mso-position-horizontal:absolute;mso-position-horizontal-relative:text;mso-position-vertical:absolute;mso-position-vertical-relative:text;mso-width-percent:0;mso-height-percent:0;mso-width-relative:margin;mso-height-relative:page;v-text-anchor:top" o:gfxdata="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" fillcolor="#dae3f3" stroked="f">
+            <v:shape w14:anchorId="67C44370" id="_x0000_s1052" type="#_x0000_t202" style="position:absolute;left:0;text-align:left;margin-left:258.6pt;margin-top:12.5pt;width:171.5pt;height:16.5pt;z-index:251638784;visibility:visible;mso-wrap-style:square;mso-width-percent:0;mso-height-percent:0;mso-wrap-distance-left:9pt;mso-wrap-distance-top:0;mso-wrap-distance-right:9pt;mso-wrap-distance-bottom:0;mso-position-horizontal:absolute;mso-position-horizontal-relative:text;mso-position-vertical:absolute;mso-position-vertical-relative:text;mso-width-percent:0;mso-height-percent:0;mso-width-relative:margin;mso-height-relative:page;v-text-anchor:top" o:gfxdata="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" fillcolor="#dae3f3" stroked="f">
               <v:textbox inset="2mm,0,2mm,0">
                 <w:txbxContent>
                   <w:p>
@@ -13969,7 +14101,7 @@
 </file>
 
 <file path=word/header8.xml><?xml version="1.0" encoding="utf-8"?>
-<w:hdr xmlns:wpc="http://schemas.microsoft.com/office/word/2010/wordprocessingCanvas" xmlns:cx="http://schemas.microsoft.com/office/drawing/2014/chartex" xmlns:cx1="http://schemas.microsoft.com/office/drawing/2015/9/8/chartex" xmlns:cx2="http://schemas.microsoft.com/office/drawing/2015/10/21/chartex" xmlns:cx3="http://schemas.microsoft.com/office/drawing/2016/5/9/chartex" xmlns:cx4="http://schemas.microsoft.com/office/drawing/2016/5/10/chartex" xmlns:cx5="http://schemas.microsoft.com/office/drawing/2016/5/11/chartex" xmlns:cx6="http://schemas.microsoft.com/office/drawing/2016/5/12/chartex" xmlns:cx7="http://schemas.microsoft.com/office/drawing/2016/5/13/chartex" xmlns:cx8="http://schemas.microsoft.com/office/drawing/2016/5/14/chartex" xmlns:mc="http://schemas.openxmlformats.org/markup-compatibility/2006" xmlns:aink="http://schemas.microsoft.com/office/drawing/2016/ink" xmlns:am3d="http://schemas.microsoft.com/office/drawing/2017/model3d" xmlns:o="urn:schemas-microsoft-com:office:office" xmlns:oel="http://schemas.microsoft.com/office/2019/extlst" xmlns:r="http://schemas.openxmlformats.org/officeDocument/2006/relationships" xmlns:m="http://schemas.openxmlformats.org/officeDocument/2006/math" xmlns:v="urn:schemas-microsoft-com:vml" xmlns:wp14="http://schemas.microsoft.com/office/word/2010/wordprocessingDrawing" xmlns:wp="http://schemas.openxmlformats.org/drawingml/2006/wordprocessingDrawing" xmlns:w10="urn:schemas-microsoft-com:office:word" xmlns:w="http://schemas.openxmlformats.org/wordprocessingml/2006/main" xmlns:w14="http://schemas.microsoft.com/office/word/2010/wordml" xmlns:w15="http://schemas.microsoft.com/office/word/2012/wordml" xmlns:w16cex="http://schemas.microsoft.com/office/word/2018/wordml/cex" xmlns:w16cid="http://schemas.microsoft.com/office/word/2016/wordml/cid" xmlns:w16="http://schemas.microsoft.com/office/word/2018/wordml" xmlns:w16du="http://schemas.microsoft.com/office/word/2023/wordml/word16du" xmlns:w16sdtdh="http://schemas.microsoft.com/office/word/2020/wordml/sdtdatahash" xmlns:w16sdtfl="http://schemas.microsoft.com/office/word/2024/wordml/sdtformatlock" xmlns:w16se="http://schemas.microsoft.com/office/word/2015/wordml/symex" xmlns:wpg="http://schemas.microsoft.com/office/word/2010/wordprocessingGroup" xmlns:wpi="http://schemas.microsoft.com/office/word/2010/wordprocessingInk" xmlns:wne="http://schemas.microsoft.com/office/word/2006/wordml" xmlns:wps="http://schemas.microsoft.com/office/word/2010/wordprocessingShape" mc:Ignorable="w14 w15 w16se w16cid w16 w16cex w16sdtdh w16sdtfl w16du wp14">
+<w:hdr xmlns:wpc="http://schemas.microsoft.com/office/word/2010/wordprocessingCanvas" xmlns:cx="http://schemas.microsoft.com/office/drawing/2014/chartex" xmlns:cx1="http://schemas.microsoft.com/office/drawing/2015/9/8/chartex" xmlns:cx2="http://schemas.microsoft.com/office/drawing/2015/10/21/chartex" xmlns:cx3="http://schemas.microsoft.com/office/drawing/2016/5/9/chartex" xmlns:cx4="http://schemas.microsoft.com/office/drawing/2016/5/10/chartex" xmlns:cx5="http://schemas.microsoft.com/office/drawing/2016/5/11/chartex" xmlns:cx6="http://schemas.microsoft.com/office/drawing/2016/5/12/chartex" xmlns:cx7="http://schemas.microsoft.com/office/drawing/2016/5/13/chartex" xmlns:cx8="http://schemas.microsoft.com/office/drawing/2016/5/14/chartex" xmlns:mc="http://schemas.openxmlformats.org/markup-compatibility/2006" xmlns:aink="http://schemas.microsoft.com/office/drawing/2016/ink" xmlns:am3d="http://schemas.microsoft.com/office/drawing/2017/model3d" xmlns:o="urn:schemas-microsoft-com:office:office" xmlns:r="http://schemas.openxmlformats.org/officeDocument/2006/relationships" xmlns:m="http://schemas.openxmlformats.org/officeDocument/2006/math" xmlns:v="urn:schemas-microsoft-com:vml" xmlns:wp14="http://schemas.microsoft.com/office/word/2010/wordprocessingDrawing" xmlns:wp="http://schemas.openxmlformats.org/drawingml/2006/wordprocessingDrawing" xmlns:w10="urn:schemas-microsoft-com:office:word" xmlns:w="http://schemas.openxmlformats.org/wordprocessingml/2006/main" xmlns:w14="http://schemas.microsoft.com/office/word/2010/wordml" xmlns:w15="http://schemas.microsoft.com/office/word/2012/wordml" xmlns:w16cid="http://schemas.microsoft.com/office/word/2016/wordml/cid" xmlns:w16se="http://schemas.microsoft.com/office/word/2015/wordml/symex" xmlns:wpg="http://schemas.microsoft.com/office/word/2010/wordprocessingGroup" xmlns:wpi="http://schemas.microsoft.com/office/word/2010/wordprocessingInk" xmlns:wne="http://schemas.microsoft.com/office/word/2006/wordml" xmlns:wps="http://schemas.microsoft.com/office/word/2010/wordprocessingShape" mc:Ignorable="w14 w15 w16se w16cid wp14">
   <w:p>
     <w:pPr>
       <w:pStyle w:val="Header"/>
@@ -13982,7 +14114,7 @@
       <mc:AlternateContent>
         <mc:Choice Requires="wps">
           <w:drawing>
-            <wp:anchor distT="0" distB="0" distL="114300" distR="114300" simplePos="0" relativeHeight="251672064" behindDoc="0" locked="0" layoutInCell="1" allowOverlap="1" wp14:anchorId="3B34EB87" wp14:editId="783C7321">
+            <wp:anchor distT="0" distB="0" distL="114300" distR="114300" simplePos="0" relativeHeight="251676672" behindDoc="0" locked="0" layoutInCell="1" allowOverlap="1" wp14:anchorId="3B34EB87" wp14:editId="783C7321">
               <wp:simplePos x="0" y="0"/>
               <wp:positionH relativeFrom="column">
                 <wp:posOffset>-87630</wp:posOffset>
@@ -14146,7 +14278,7 @@
               <v:stroke joinstyle="miter"/>
               <v:path gradientshapeok="t" o:connecttype="rect"/>
             </v:shapetype>
-            <v:shape id="Text Box 1866414634" o:spid="_x0000_s1053" type="#_x0000_t202" style="position:absolute;left:0;text-align:left;margin-left:-6.9pt;margin-top:5.3pt;width:142.15pt;height:31.6pt;z-index:251672064;visibility:visible;mso-wrap-style:square;mso-width-percent:0;mso-height-percent:0;mso-wrap-distance-left:9pt;mso-wrap-distance-top:0;mso-wrap-distance-right:9pt;mso-wrap-distance-bottom:0;mso-position-horizontal:absolute;mso-position-horizontal-relative:text;mso-position-vertical:absolute;mso-position-vertical-relative:text;mso-width-percent:0;mso-height-percent:0;mso-width-relative:margin;mso-height-relative:margin;v-text-anchor:top" o:gfxdata="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" filled="f" stroked="f" strokeweight=".5pt">
+            <v:shape id="Text Box 1866414634" o:spid="_x0000_s1053" type="#_x0000_t202" style="position:absolute;left:0;text-align:left;margin-left:-6.9pt;margin-top:5.3pt;width:142.15pt;height:31.6pt;z-index:251676672;visibility:visible;mso-wrap-style:square;mso-width-percent:0;mso-height-percent:0;mso-wrap-distance-left:9pt;mso-wrap-distance-top:0;mso-wrap-distance-right:9pt;mso-wrap-distance-bottom:0;mso-position-horizontal:absolute;mso-position-horizontal-relative:text;mso-position-vertical:absolute;mso-position-vertical-relative:text;mso-width-percent:0;mso-height-percent:0;mso-width-relative:margin;mso-height-relative:margin;v-text-anchor:top" o:gfxdata="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" filled="f" stroked="f" strokeweight=".5pt">
               <v:textbox>
                 <w:txbxContent>
                   <w:p>
@@ -14266,7 +14398,7 @@
       <mc:AlternateContent>
         <mc:Choice Requires="wps">
           <w:drawing>
-            <wp:anchor distT="0" distB="0" distL="114300" distR="114300" simplePos="0" relativeHeight="251659776" behindDoc="0" locked="0" layoutInCell="1" allowOverlap="1" wp14:anchorId="4219B811" wp14:editId="6FB74069">
+            <wp:anchor distT="0" distB="0" distL="114300" distR="114300" simplePos="0" relativeHeight="251657216" behindDoc="0" locked="0" layoutInCell="1" allowOverlap="1" wp14:anchorId="4219B811" wp14:editId="6FB74069">
               <wp:simplePos x="0" y="0"/>
               <wp:positionH relativeFrom="column">
                 <wp:posOffset>-17780</wp:posOffset>
@@ -14329,7 +14461,7 @@
         </mc:Choice>
         <mc:Fallback>
           <w:pict>
-            <v:shapetype w14:anchorId="6C97D73A" id="_x0000_t34" coordsize="21600,21600" o:spt="34" o:oned="t" adj="10800" path="m,l@0,0@0,21600,21600,21600e" filled="f">
+            <v:shapetype w14:anchorId="20EA9C4A" id="_x0000_t34" coordsize="21600,21600" o:spt="34" o:oned="t" adj="10800" path="m,l@0,0@0,21600,21600,21600e" filled="f">
               <v:stroke joinstyle="miter"/>
               <v:formulas>
                 <v:f eqn="val #0"/>
@@ -14340,7 +14472,7 @@
               </v:handles>
               <o:lock v:ext="edit" shapetype="t"/>
             </v:shapetype>
-            <v:shape id="AutoShape 28" o:spid="_x0000_s1026" type="#_x0000_t34" style="position:absolute;margin-left:-1.4pt;margin-top:20pt;width:260pt;height:7.5pt;flip:y;z-index:251659776;visibility:visible;mso-wrap-style:square;mso-width-percent:0;mso-height-percent:0;mso-wrap-distance-left:9pt;mso-wrap-distance-top:0;mso-wrap-distance-right:9pt;mso-wrap-distance-bottom:0;mso-position-horizontal:absolute;mso-position-horizontal-relative:text;mso-position-vertical:absolute;mso-position-vertical-relative:text;mso-width-percent:0;mso-height-percent:0;mso-width-relative:margin;mso-height-relative:margin" o:gfxdata="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" adj="10343"/>
+            <v:shape id="AutoShape 28" o:spid="_x0000_s1026" type="#_x0000_t34" style="position:absolute;margin-left:-1.4pt;margin-top:20pt;width:260pt;height:7.5pt;flip:y;z-index:251657216;visibility:visible;mso-wrap-style:square;mso-width-percent:0;mso-height-percent:0;mso-wrap-distance-left:9pt;mso-wrap-distance-top:0;mso-wrap-distance-right:9pt;mso-wrap-distance-bottom:0;mso-position-horizontal:absolute;mso-position-horizontal-relative:text;mso-position-vertical:absolute;mso-position-vertical-relative:text;mso-width-percent:0;mso-height-percent:0;mso-width-relative:margin;mso-height-relative:margin" o:gfxdata="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" adj="10343"/>
           </w:pict>
         </mc:Fallback>
       </mc:AlternateContent>
@@ -14353,7 +14485,7 @@
       <mc:AlternateContent>
         <mc:Choice Requires="wps">
           <w:drawing>
-            <wp:anchor distT="0" distB="0" distL="114300" distR="114300" simplePos="0" relativeHeight="251645440" behindDoc="0" locked="0" layoutInCell="1" allowOverlap="1" wp14:anchorId="642EECFC" wp14:editId="77466EAA">
+            <wp:anchor distT="0" distB="0" distL="114300" distR="114300" simplePos="0" relativeHeight="251641856" behindDoc="0" locked="0" layoutInCell="1" allowOverlap="1" wp14:anchorId="642EECFC" wp14:editId="77466EAA">
               <wp:simplePos x="0" y="0"/>
               <wp:positionH relativeFrom="column">
                 <wp:posOffset>3284220</wp:posOffset>
@@ -14457,7 +14589,7 @@
         </mc:Choice>
         <mc:Fallback>
           <w:pict>
-            <v:shape w14:anchorId="642EECFC" id="_x0000_s1054" type="#_x0000_t202" style="position:absolute;left:0;text-align:left;margin-left:258.6pt;margin-top:12.5pt;width:171.5pt;height:16.5pt;z-index:251645440;visibility:visible;mso-wrap-style:square;mso-width-percent:0;mso-height-percent:0;mso-wrap-distance-left:9pt;mso-wrap-distance-top:0;mso-wrap-distance-right:9pt;mso-wrap-distance-bottom:0;mso-position-horizontal:absolute;mso-position-horizontal-relative:text;mso-position-vertical:absolute;mso-position-vertical-relative:text;mso-width-percent:0;mso-height-percent:0;mso-width-relative:margin;mso-height-relative:page;v-text-anchor:top" o:gfxdata="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" fillcolor="#dae3f3" stroked="f">
+            <v:shape w14:anchorId="642EECFC" id="_x0000_s1054" type="#_x0000_t202" style="position:absolute;left:0;text-align:left;margin-left:258.6pt;margin-top:12.5pt;width:171.5pt;height:16.5pt;z-index:251641856;visibility:visible;mso-wrap-style:square;mso-width-percent:0;mso-height-percent:0;mso-wrap-distance-left:9pt;mso-wrap-distance-top:0;mso-wrap-distance-right:9pt;mso-wrap-distance-bottom:0;mso-position-horizontal:absolute;mso-position-horizontal-relative:text;mso-position-vertical:absolute;mso-position-vertical-relative:text;mso-width-percent:0;mso-height-percent:0;mso-width-relative:margin;mso-height-relative:page;v-text-anchor:top" o:gfxdata="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" fillcolor="#dae3f3" stroked="f">
               <v:textbox inset="2mm,0,2mm,0">
                 <w:txbxContent>
                   <w:p>
@@ -14504,7 +14636,7 @@
 </file>
 
 <file path=word/header9.xml><?xml version="1.0" encoding="utf-8"?>
-<w:hdr xmlns:wpc="http://schemas.microsoft.com/office/word/2010/wordprocessingCanvas" xmlns:cx="http://schemas.microsoft.com/office/drawing/2014/chartex" xmlns:cx1="http://schemas.microsoft.com/office/drawing/2015/9/8/chartex" xmlns:cx2="http://schemas.microsoft.com/office/drawing/2015/10/21/chartex" xmlns:cx3="http://schemas.microsoft.com/office/drawing/2016/5/9/chartex" xmlns:cx4="http://schemas.microsoft.com/office/drawing/2016/5/10/chartex" xmlns:cx5="http://schemas.microsoft.com/office/drawing/2016/5/11/chartex" xmlns:cx6="http://schemas.microsoft.com/office/drawing/2016/5/12/chartex" xmlns:cx7="http://schemas.microsoft.com/office/drawing/2016/5/13/chartex" xmlns:cx8="http://schemas.microsoft.com/office/drawing/2016/5/14/chartex" xmlns:mc="http://schemas.openxmlformats.org/markup-compatibility/2006" xmlns:aink="http://schemas.microsoft.com/office/drawing/2016/ink" xmlns:am3d="http://schemas.microsoft.com/office/drawing/2017/model3d" xmlns:o="urn:schemas-microsoft-com:office:office" xmlns:oel="http://schemas.microsoft.com/office/2019/extlst" xmlns:r="http://schemas.openxmlformats.org/officeDocument/2006/relationships" xmlns:m="http://schemas.openxmlformats.org/officeDocument/2006/math" xmlns:v="urn:schemas-microsoft-com:vml" xmlns:wp14="http://schemas.microsoft.com/office/word/2010/wordprocessingDrawing" xmlns:wp="http://schemas.openxmlformats.org/drawingml/2006/wordprocessingDrawing" xmlns:w10="urn:schemas-microsoft-com:office:word" xmlns:w="http://schemas.openxmlformats.org/wordprocessingml/2006/main" xmlns:w14="http://schemas.microsoft.com/office/word/2010/wordml" xmlns:w15="http://schemas.microsoft.com/office/word/2012/wordml" xmlns:w16cex="http://schemas.microsoft.com/office/word/2018/wordml/cex" xmlns:w16cid="http://schemas.microsoft.com/office/word/2016/wordml/cid" xmlns:w16="http://schemas.microsoft.com/office/word/2018/wordml" xmlns:w16du="http://schemas.microsoft.com/office/word/2023/wordml/word16du" xmlns:w16sdtdh="http://schemas.microsoft.com/office/word/2020/wordml/sdtdatahash" xmlns:w16sdtfl="http://schemas.microsoft.com/office/word/2024/wordml/sdtformatlock" xmlns:w16se="http://schemas.microsoft.com/office/word/2015/wordml/symex" xmlns:wpg="http://schemas.microsoft.com/office/word/2010/wordprocessingGroup" xmlns:wpi="http://schemas.microsoft.com/office/word/2010/wordprocessingInk" xmlns:wne="http://schemas.microsoft.com/office/word/2006/wordml" xmlns:wps="http://schemas.microsoft.com/office/word/2010/wordprocessingShape" mc:Ignorable="w14 w15 w16se w16cid w16 w16cex w16sdtdh w16sdtfl w16du wp14">
+<w:hdr xmlns:wpc="http://schemas.microsoft.com/office/word/2010/wordprocessingCanvas" xmlns:cx="http://schemas.microsoft.com/office/drawing/2014/chartex" xmlns:cx1="http://schemas.microsoft.com/office/drawing/2015/9/8/chartex" xmlns:cx2="http://schemas.microsoft.com/office/drawing/2015/10/21/chartex" xmlns:cx3="http://schemas.microsoft.com/office/drawing/2016/5/9/chartex" xmlns:cx4="http://schemas.microsoft.com/office/drawing/2016/5/10/chartex" xmlns:cx5="http://schemas.microsoft.com/office/drawing/2016/5/11/chartex" xmlns:cx6="http://schemas.microsoft.com/office/drawing/2016/5/12/chartex" xmlns:cx7="http://schemas.microsoft.com/office/drawing/2016/5/13/chartex" xmlns:cx8="http://schemas.microsoft.com/office/drawing/2016/5/14/chartex" xmlns:mc="http://schemas.openxmlformats.org/markup-compatibility/2006" xmlns:aink="http://schemas.microsoft.com/office/drawing/2016/ink" xmlns:am3d="http://schemas.microsoft.com/office/drawing/2017/model3d" xmlns:o="urn:schemas-microsoft-com:office:office" xmlns:r="http://schemas.openxmlformats.org/officeDocument/2006/relationships" xmlns:m="http://schemas.openxmlformats.org/officeDocument/2006/math" xmlns:v="urn:schemas-microsoft-com:vml" xmlns:wp14="http://schemas.microsoft.com/office/word/2010/wordprocessingDrawing" xmlns:wp="http://schemas.openxmlformats.org/drawingml/2006/wordprocessingDrawing" xmlns:w10="urn:schemas-microsoft-com:office:word" xmlns:w="http://schemas.openxmlformats.org/wordprocessingml/2006/main" xmlns:w14="http://schemas.microsoft.com/office/word/2010/wordml" xmlns:w15="http://schemas.microsoft.com/office/word/2012/wordml" xmlns:w16cid="http://schemas.microsoft.com/office/word/2016/wordml/cid" xmlns:w16se="http://schemas.microsoft.com/office/word/2015/wordml/symex" xmlns:wpg="http://schemas.microsoft.com/office/word/2010/wordprocessingGroup" xmlns:wpi="http://schemas.microsoft.com/office/word/2010/wordprocessingInk" xmlns:wne="http://schemas.microsoft.com/office/word/2006/wordml" xmlns:wps="http://schemas.microsoft.com/office/word/2010/wordprocessingShape" mc:Ignorable="w14 w15 w16se w16cid wp14">
   <w:p>
     <w:pPr>
       <w:pStyle w:val="Header"/>
@@ -14517,7 +14649,7 @@
       <mc:AlternateContent>
         <mc:Choice Requires="wps">
           <w:drawing>
-            <wp:anchor distT="0" distB="0" distL="114300" distR="114300" simplePos="0" relativeHeight="251664896" behindDoc="0" locked="0" layoutInCell="1" allowOverlap="1" wp14:anchorId="641057E8" wp14:editId="62094BB3">
+            <wp:anchor distT="0" distB="0" distL="114300" distR="114300" simplePos="0" relativeHeight="251666432" behindDoc="0" locked="0" layoutInCell="1" allowOverlap="1" wp14:anchorId="641057E8" wp14:editId="62094BB3">
               <wp:simplePos x="0" y="0"/>
               <wp:positionH relativeFrom="column">
                 <wp:posOffset>-87630</wp:posOffset>
@@ -14681,7 +14813,7 @@
               <v:stroke joinstyle="miter"/>
               <v:path gradientshapeok="t" o:connecttype="rect"/>
             </v:shapetype>
-            <v:shape id="Text Box 182331937" o:spid="_x0000_s1055" type="#_x0000_t202" style="position:absolute;left:0;text-align:left;margin-left:-6.9pt;margin-top:5.3pt;width:142.15pt;height:31.6pt;z-index:251664896;visibility:visible;mso-wrap-style:square;mso-width-percent:0;mso-height-percent:0;mso-wrap-distance-left:9pt;mso-wrap-distance-top:0;mso-wrap-distance-right:9pt;mso-wrap-distance-bottom:0;mso-position-horizontal:absolute;mso-position-horizontal-relative:text;mso-position-vertical:absolute;mso-position-vertical-relative:text;mso-width-percent:0;mso-height-percent:0;mso-width-relative:margin;mso-height-relative:margin;v-text-anchor:top" o:gfxdata="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" filled="f" stroked="f" strokeweight=".5pt">
+            <v:shape id="Text Box 182331937" o:spid="_x0000_s1055" type="#_x0000_t202" style="position:absolute;left:0;text-align:left;margin-left:-6.9pt;margin-top:5.3pt;width:142.15pt;height:31.6pt;z-index:251666432;visibility:visible;mso-wrap-style:square;mso-width-percent:0;mso-height-percent:0;mso-wrap-distance-left:9pt;mso-wrap-distance-top:0;mso-wrap-distance-right:9pt;mso-wrap-distance-bottom:0;mso-position-horizontal:absolute;mso-position-horizontal-relative:text;mso-position-vertical:absolute;mso-position-vertical-relative:text;mso-width-percent:0;mso-height-percent:0;mso-width-relative:margin;mso-height-relative:margin;v-text-anchor:top" o:gfxdata="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" filled="f" stroked="f" strokeweight=".5pt">
               <v:textbox>
                 <w:txbxContent>
                   <w:p>
@@ -14801,7 +14933,7 @@
       <mc:AlternateContent>
         <mc:Choice Requires="wps">
           <w:drawing>
-            <wp:anchor distT="0" distB="0" distL="114300" distR="114300" simplePos="0" relativeHeight="251657728" behindDoc="0" locked="0" layoutInCell="1" allowOverlap="1" wp14:anchorId="19AA0BDD" wp14:editId="2B95DE1A">
+            <wp:anchor distT="0" distB="0" distL="114300" distR="114300" simplePos="0" relativeHeight="251654144" behindDoc="0" locked="0" layoutInCell="1" allowOverlap="1" wp14:anchorId="19AA0BDD" wp14:editId="2B95DE1A">
               <wp:simplePos x="0" y="0"/>
               <wp:positionH relativeFrom="column">
                 <wp:posOffset>-17780</wp:posOffset>
@@ -14864,7 +14996,7 @@
         </mc:Choice>
         <mc:Fallback>
           <w:pict>
-            <v:shapetype w14:anchorId="497651E9" id="_x0000_t34" coordsize="21600,21600" o:spt="34" o:oned="t" adj="10800" path="m,l@0,0@0,21600,21600,21600e" filled="f">
+            <v:shapetype w14:anchorId="14A00BB8" id="_x0000_t34" coordsize="21600,21600" o:spt="34" o:oned="t" adj="10800" path="m,l@0,0@0,21600,21600,21600e" filled="f">
               <v:stroke joinstyle="miter"/>
               <v:formulas>
                 <v:f eqn="val #0"/>
@@ -14875,7 +15007,7 @@
               </v:handles>
               <o:lock v:ext="edit" shapetype="t"/>
             </v:shapetype>
-            <v:shape id="AutoShape 28" o:spid="_x0000_s1026" type="#_x0000_t34" style="position:absolute;margin-left:-1.4pt;margin-top:20pt;width:260pt;height:7.5pt;flip:y;z-index:251657728;visibility:visible;mso-wrap-style:square;mso-width-percent:0;mso-height-percent:0;mso-wrap-distance-left:9pt;mso-wrap-distance-top:0;mso-wrap-distance-right:9pt;mso-wrap-distance-bottom:0;mso-position-horizontal:absolute;mso-position-horizontal-relative:text;mso-position-vertical:absolute;mso-position-vertical-relative:text;mso-width-percent:0;mso-height-percent:0;mso-width-relative:margin;mso-height-relative:margin" o:gfxdata="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" adj="10343"/>
+            <v:shape id="AutoShape 28" o:spid="_x0000_s1026" type="#_x0000_t34" style="position:absolute;margin-left:-1.4pt;margin-top:20pt;width:260pt;height:7.5pt;flip:y;z-index:251654144;visibility:visible;mso-wrap-style:square;mso-width-percent:0;mso-height-percent:0;mso-wrap-distance-left:9pt;mso-wrap-distance-top:0;mso-wrap-distance-right:9pt;mso-wrap-distance-bottom:0;mso-position-horizontal:absolute;mso-position-horizontal-relative:text;mso-position-vertical:absolute;mso-position-vertical-relative:text;mso-width-percent:0;mso-height-percent:0;mso-width-relative:margin;mso-height-relative:margin" o:gfxdata="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" adj="10343"/>
           </w:pict>
         </mc:Fallback>
       </mc:AlternateContent>
@@ -14888,7 +15020,7 @@
       <mc:AlternateContent>
         <mc:Choice Requires="wps">
           <w:drawing>
-            <wp:anchor distT="0" distB="0" distL="114300" distR="114300" simplePos="0" relativeHeight="251650560" behindDoc="0" locked="0" layoutInCell="1" allowOverlap="1" wp14:anchorId="2F76437E" wp14:editId="67080D84">
+            <wp:anchor distT="0" distB="0" distL="114300" distR="114300" simplePos="0" relativeHeight="251644928" behindDoc="0" locked="0" layoutInCell="1" allowOverlap="1" wp14:anchorId="2F76437E" wp14:editId="67080D84">
               <wp:simplePos x="0" y="0"/>
               <wp:positionH relativeFrom="column">
                 <wp:posOffset>3284220</wp:posOffset>
@@ -14992,7 +15124,7 @@
         </mc:Choice>
         <mc:Fallback>
           <w:pict>
-            <v:shape w14:anchorId="2F76437E" id="_x0000_s1056" type="#_x0000_t202" style="position:absolute;left:0;text-align:left;margin-left:258.6pt;margin-top:12.5pt;width:171.5pt;height:16.5pt;z-index:251650560;visibility:visible;mso-wrap-style:square;mso-width-percent:0;mso-height-percent:0;mso-wrap-distance-left:9pt;mso-wrap-distance-top:0;mso-wrap-distance-right:9pt;mso-wrap-distance-bottom:0;mso-position-horizontal:absolute;mso-position-horizontal-relative:text;mso-position-vertical:absolute;mso-position-vertical-relative:text;mso-width-percent:0;mso-height-percent:0;mso-width-relative:margin;mso-height-relative:page;v-text-anchor:top" o:gfxdata="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" fillcolor="#dae3f3" stroked="f">
+            <v:shape w14:anchorId="2F76437E" id="_x0000_s1056" type="#_x0000_t202" style="position:absolute;left:0;text-align:left;margin-left:258.6pt;margin-top:12.5pt;width:171.5pt;height:16.5pt;z-index:251644928;visibility:visible;mso-wrap-style:square;mso-width-percent:0;mso-height-percent:0;mso-wrap-distance-left:9pt;mso-wrap-distance-top:0;mso-wrap-distance-right:9pt;mso-wrap-distance-bottom:0;mso-position-horizontal:absolute;mso-position-horizontal-relative:text;mso-position-vertical:absolute;mso-position-vertical-relative:text;mso-width-percent:0;mso-height-percent:0;mso-width-relative:margin;mso-height-relative:page;v-text-anchor:top" o:gfxdata="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" fillcolor="#dae3f3" stroked="f">
               <v:textbox inset="2mm,0,2mm,0">
                 <w:txbxContent>
                   <w:p>
@@ -15039,7 +15171,7 @@
 </file>
 
 <file path=word/numbering.xml><?xml version="1.0" encoding="utf-8"?>
-<w:numbering xmlns:wpc="http://schemas.microsoft.com/office/word/2010/wordprocessingCanvas" xmlns:cx="http://schemas.microsoft.com/office/drawing/2014/chartex" xmlns:cx1="http://schemas.microsoft.com/office/drawing/2015/9/8/chartex" xmlns:cx2="http://schemas.microsoft.com/office/drawing/2015/10/21/chartex" xmlns:cx3="http://schemas.microsoft.com/office/drawing/2016/5/9/chartex" xmlns:cx4="http://schemas.microsoft.com/office/drawing/2016/5/10/chartex" xmlns:cx5="http://schemas.microsoft.com/office/drawing/2016/5/11/chartex" xmlns:cx6="http://schemas.microsoft.com/office/drawing/2016/5/12/chartex" xmlns:cx7="http://schemas.microsoft.com/office/drawing/2016/5/13/chartex" xmlns:cx8="http://schemas.microsoft.com/office/drawing/2016/5/14/chartex" xmlns:mc="http://schemas.openxmlformats.org/markup-compatibility/2006" xmlns:aink="http://schemas.microsoft.com/office/drawing/2016/ink" xmlns:am3d="http://schemas.microsoft.com/office/drawing/2017/model3d" xmlns:o="urn:schemas-microsoft-com:office:office" xmlns:oel="http://schemas.microsoft.com/office/2019/extlst" xmlns:r="http://schemas.openxmlformats.org/officeDocument/2006/relationships" xmlns:m="http://schemas.openxmlformats.org/officeDocument/2006/math" xmlns:v="urn:schemas-microsoft-com:vml" xmlns:wp14="http://schemas.microsoft.com/office/word/2010/wordprocessingDrawing" xmlns:wp="http://schemas.openxmlformats.org/drawingml/2006/wordprocessingDrawing" xmlns:w10="urn:schemas-microsoft-com:office:word" xmlns:w="http://schemas.openxmlformats.org/wordprocessingml/2006/main" xmlns:w14="http://schemas.microsoft.com/office/word/2010/wordml" xmlns:w15="http://schemas.microsoft.com/office/word/2012/wordml" xmlns:w16cex="http://schemas.microsoft.com/office/word/2018/wordml/cex" xmlns:w16cid="http://schemas.microsoft.com/office/word/2016/wordml/cid" xmlns:w16="http://schemas.microsoft.com/office/word/2018/wordml" xmlns:w16du="http://schemas.microsoft.com/office/word/2023/wordml/word16du" xmlns:w16sdtdh="http://schemas.microsoft.com/office/word/2020/wordml/sdtdatahash" xmlns:w16sdtfl="http://schemas.microsoft.com/office/word/2024/wordml/sdtformatlock" xmlns:w16se="http://schemas.microsoft.com/office/word/2015/wordml/symex" xmlns:wpg="http://schemas.microsoft.com/office/word/2010/wordprocessingGroup" xmlns:wpi="http://schemas.microsoft.com/office/word/2010/wordprocessingInk" xmlns:wne="http://schemas.microsoft.com/office/word/2006/wordml" xmlns:wps="http://schemas.microsoft.com/office/word/2010/wordprocessingShape" mc:Ignorable="w14 w15 w16se w16cid w16 w16cex w16sdtdh w16sdtfl w16du wp14">
+<w:numbering xmlns:wpc="http://schemas.microsoft.com/office/word/2010/wordprocessingCanvas" xmlns:cx="http://schemas.microsoft.com/office/drawing/2014/chartex" xmlns:cx1="http://schemas.microsoft.com/office/drawing/2015/9/8/chartex" xmlns:cx2="http://schemas.microsoft.com/office/drawing/2015/10/21/chartex" xmlns:cx3="http://schemas.microsoft.com/office/drawing/2016/5/9/chartex" xmlns:cx4="http://schemas.microsoft.com/office/drawing/2016/5/10/chartex" xmlns:cx5="http://schemas.microsoft.com/office/drawing/2016/5/11/chartex" xmlns:cx6="http://schemas.microsoft.com/office/drawing/2016/5/12/chartex" xmlns:cx7="http://schemas.microsoft.com/office/drawing/2016/5/13/chartex" xmlns:cx8="http://schemas.microsoft.com/office/drawing/2016/5/14/chartex" xmlns:mc="http://schemas.openxmlformats.org/markup-compatibility/2006" xmlns:aink="http://schemas.microsoft.com/office/drawing/2016/ink" xmlns:am3d="http://schemas.microsoft.com/office/drawing/2017/model3d" xmlns:o="urn:schemas-microsoft-com:office:office" xmlns:r="http://schemas.openxmlformats.org/officeDocument/2006/relationships" xmlns:m="http://schemas.openxmlformats.org/officeDocument/2006/math" xmlns:v="urn:schemas-microsoft-com:vml" xmlns:wp14="http://schemas.microsoft.com/office/word/2010/wordprocessingDrawing" xmlns:wp="http://schemas.openxmlformats.org/drawingml/2006/wordprocessingDrawing" xmlns:w10="urn:schemas-microsoft-com:office:word" xmlns:w="http://schemas.openxmlformats.org/wordprocessingml/2006/main" xmlns:w14="http://schemas.microsoft.com/office/word/2010/wordml" xmlns:w15="http://schemas.microsoft.com/office/word/2012/wordml" xmlns:w16cid="http://schemas.microsoft.com/office/word/2016/wordml/cid" xmlns:w16se="http://schemas.microsoft.com/office/word/2015/wordml/symex" xmlns:wpg="http://schemas.microsoft.com/office/word/2010/wordprocessingGroup" xmlns:wpi="http://schemas.microsoft.com/office/word/2010/wordprocessingInk" xmlns:wne="http://schemas.microsoft.com/office/word/2006/wordml" xmlns:wps="http://schemas.microsoft.com/office/word/2010/wordprocessingShape" mc:Ignorable="w14 w15 w16se w16cid wp14">
   <w:abstractNum w:abstractNumId="0" w15:restartNumberingAfterBreak="0">
     <w:nsid w:val="10B528CE"/>
     <w:multiLevelType w:val="hybridMultilevel"/>
@@ -15401,16 +15533,17 @@
     </w:lvl>
   </w:abstractNum>
   <w:abstractNum w:abstractNumId="4" w15:restartNumberingAfterBreak="0">
-    <w:nsid w:val="50477FFE"/>
+    <w:nsid w:val="4A7655CE"/>
     <w:multiLevelType w:val="hybridMultilevel"/>
-    <w:tmpl w:val="C780F986"/>
-    <w:lvl w:ilvl="0" w:tplc="AF4217C2">
+    <w:tmpl w:val="D642435E"/>
+    <w:lvl w:ilvl="0" w:tplc="DA1E6088">
       <w:start w:val="1"/>
       <w:numFmt w:val="lowerLetter"/>
+      <w:suff w:val="space"/>
       <w:lvlText w:val="%1)"/>
       <w:lvlJc w:val="left"/>
       <w:pPr>
-        <w:ind w:left="1778" w:hanging="360"/>
+        <w:ind w:left="720" w:hanging="360"/>
       </w:pPr>
       <w:rPr>
         <w:rFonts w:hint="default"/>
@@ -15422,7 +15555,7 @@
       <w:lvlText w:val="%2."/>
       <w:lvlJc w:val="left"/>
       <w:pPr>
-        <w:ind w:left="2498" w:hanging="360"/>
+        <w:ind w:left="1440" w:hanging="360"/>
       </w:pPr>
     </w:lvl>
     <w:lvl w:ilvl="2" w:tplc="0409001B" w:tentative="1">
@@ -15431,7 +15564,7 @@
       <w:lvlText w:val="%3."/>
       <w:lvlJc w:val="right"/>
       <w:pPr>
-        <w:ind w:left="3218" w:hanging="180"/>
+        <w:ind w:left="2160" w:hanging="180"/>
       </w:pPr>
     </w:lvl>
     <w:lvl w:ilvl="3" w:tplc="0409000F" w:tentative="1">
@@ -15440,7 +15573,7 @@
       <w:lvlText w:val="%4."/>
       <w:lvlJc w:val="left"/>
       <w:pPr>
-        <w:ind w:left="3938" w:hanging="360"/>
+        <w:ind w:left="2880" w:hanging="360"/>
       </w:pPr>
     </w:lvl>
     <w:lvl w:ilvl="4" w:tplc="04090019" w:tentative="1">
@@ -15449,7 +15582,7 @@
       <w:lvlText w:val="%5."/>
       <w:lvlJc w:val="left"/>
       <w:pPr>
-        <w:ind w:left="4658" w:hanging="360"/>
+        <w:ind w:left="3600" w:hanging="360"/>
       </w:pPr>
     </w:lvl>
     <w:lvl w:ilvl="5" w:tplc="0409001B" w:tentative="1">
@@ -15458,7 +15591,7 @@
       <w:lvlText w:val="%6."/>
       <w:lvlJc w:val="right"/>
       <w:pPr>
-        <w:ind w:left="5378" w:hanging="180"/>
+        <w:ind w:left="4320" w:hanging="180"/>
       </w:pPr>
     </w:lvl>
     <w:lvl w:ilvl="6" w:tplc="0409000F" w:tentative="1">
@@ -15467,7 +15600,7 @@
       <w:lvlText w:val="%7."/>
       <w:lvlJc w:val="left"/>
       <w:pPr>
-        <w:ind w:left="6098" w:hanging="360"/>
+        <w:ind w:left="5040" w:hanging="360"/>
       </w:pPr>
     </w:lvl>
     <w:lvl w:ilvl="7" w:tplc="04090019" w:tentative="1">
@@ -15476,7 +15609,7 @@
       <w:lvlText w:val="%8."/>
       <w:lvlJc w:val="left"/>
       <w:pPr>
-        <w:ind w:left="6818" w:hanging="360"/>
+        <w:ind w:left="5760" w:hanging="360"/>
       </w:pPr>
     </w:lvl>
     <w:lvl w:ilvl="8" w:tplc="0409001B" w:tentative="1">
@@ -15485,11 +15618,100 @@
       <w:lvlText w:val="%9."/>
       <w:lvlJc w:val="right"/>
       <w:pPr>
-        <w:ind w:left="7538" w:hanging="180"/>
+        <w:ind w:left="6480" w:hanging="180"/>
       </w:pPr>
     </w:lvl>
   </w:abstractNum>
   <w:abstractNum w:abstractNumId="5" w15:restartNumberingAfterBreak="0">
+    <w:nsid w:val="50477FFE"/>
+    <w:multiLevelType w:val="hybridMultilevel"/>
+    <w:tmpl w:val="C780F986"/>
+    <w:lvl w:ilvl="0" w:tplc="AF4217C2">
+      <w:start w:val="1"/>
+      <w:numFmt w:val="lowerLetter"/>
+      <w:lvlText w:val="%1)"/>
+      <w:lvlJc w:val="left"/>
+      <w:pPr>
+        <w:ind w:left="1778" w:hanging="360"/>
+      </w:pPr>
+      <w:rPr>
+        <w:rFonts w:hint="default"/>
+      </w:rPr>
+    </w:lvl>
+    <w:lvl w:ilvl="1" w:tplc="04090019" w:tentative="1">
+      <w:start w:val="1"/>
+      <w:numFmt w:val="lowerLetter"/>
+      <w:lvlText w:val="%2."/>
+      <w:lvlJc w:val="left"/>
+      <w:pPr>
+        <w:ind w:left="2498" w:hanging="360"/>
+      </w:pPr>
+    </w:lvl>
+    <w:lvl w:ilvl="2" w:tplc="0409001B" w:tentative="1">
+      <w:start w:val="1"/>
+      <w:numFmt w:val="lowerRoman"/>
+      <w:lvlText w:val="%3."/>
+      <w:lvlJc w:val="right"/>
+      <w:pPr>
+        <w:ind w:left="3218" w:hanging="180"/>
+      </w:pPr>
+    </w:lvl>
+    <w:lvl w:ilvl="3" w:tplc="0409000F" w:tentative="1">
+      <w:start w:val="1"/>
+      <w:numFmt w:val="decimal"/>
+      <w:lvlText w:val="%4."/>
+      <w:lvlJc w:val="left"/>
+      <w:pPr>
+        <w:ind w:left="3938" w:hanging="360"/>
+      </w:pPr>
+    </w:lvl>
+    <w:lvl w:ilvl="4" w:tplc="04090019" w:tentative="1">
+      <w:start w:val="1"/>
+      <w:numFmt w:val="lowerLetter"/>
+      <w:lvlText w:val="%5."/>
+      <w:lvlJc w:val="left"/>
+      <w:pPr>
+        <w:ind w:left="4658" w:hanging="360"/>
+      </w:pPr>
+    </w:lvl>
+    <w:lvl w:ilvl="5" w:tplc="0409001B" w:tentative="1">
+      <w:start w:val="1"/>
+      <w:numFmt w:val="lowerRoman"/>
+      <w:lvlText w:val="%6."/>
+      <w:lvlJc w:val="right"/>
+      <w:pPr>
+        <w:ind w:left="5378" w:hanging="180"/>
+      </w:pPr>
+    </w:lvl>
+    <w:lvl w:ilvl="6" w:tplc="0409000F" w:tentative="1">
+      <w:start w:val="1"/>
+      <w:numFmt w:val="decimal"/>
+      <w:lvlText w:val="%7."/>
+      <w:lvlJc w:val="left"/>
+      <w:pPr>
+        <w:ind w:left="6098" w:hanging="360"/>
+      </w:pPr>
+    </w:lvl>
+    <w:lvl w:ilvl="7" w:tplc="04090019" w:tentative="1">
+      <w:start w:val="1"/>
+      <w:numFmt w:val="lowerLetter"/>
+      <w:lvlText w:val="%8."/>
+      <w:lvlJc w:val="left"/>
+      <w:pPr>
+        <w:ind w:left="6818" w:hanging="360"/>
+      </w:pPr>
+    </w:lvl>
+    <w:lvl w:ilvl="8" w:tplc="0409001B" w:tentative="1">
+      <w:start w:val="1"/>
+      <w:numFmt w:val="lowerRoman"/>
+      <w:lvlText w:val="%9."/>
+      <w:lvlJc w:val="right"/>
+      <w:pPr>
+        <w:ind w:left="7538" w:hanging="180"/>
+      </w:pPr>
+    </w:lvl>
+  </w:abstractNum>
+  <w:abstractNum w:abstractNumId="6" w15:restartNumberingAfterBreak="0">
     <w:nsid w:val="54C425D3"/>
     <w:multiLevelType w:val="hybridMultilevel"/>
     <w:tmpl w:val="A940A296"/>
@@ -15578,7 +15800,7 @@
       </w:pPr>
     </w:lvl>
   </w:abstractNum>
-  <w:abstractNum w:abstractNumId="6" w15:restartNumberingAfterBreak="0">
+  <w:abstractNum w:abstractNumId="7" w15:restartNumberingAfterBreak="0">
     <w:nsid w:val="700426D4"/>
     <w:multiLevelType w:val="hybridMultilevel"/>
     <w:tmpl w:val="7AE655AC"/>
@@ -15667,32 +15889,35 @@
       </w:pPr>
     </w:lvl>
   </w:abstractNum>
-  <w:num w:numId="1" w16cid:durableId="575827547">
+  <w:num w:numId="1">
     <w:abstractNumId w:val="3"/>
   </w:num>
-  <w:num w:numId="2" w16cid:durableId="1669668426">
+  <w:num w:numId="2">
     <w:abstractNumId w:val="2"/>
   </w:num>
-  <w:num w:numId="3" w16cid:durableId="1073351132">
-    <w:abstractNumId w:val="4"/>
+  <w:num w:numId="3">
+    <w:abstractNumId w:val="5"/>
   </w:num>
-  <w:num w:numId="4" w16cid:durableId="1303922322">
+  <w:num w:numId="4">
     <w:abstractNumId w:val="0"/>
   </w:num>
-  <w:num w:numId="5" w16cid:durableId="1908685401">
-    <w:abstractNumId w:val="5"/>
+  <w:num w:numId="5">
+    <w:abstractNumId w:val="6"/>
   </w:num>
-  <w:num w:numId="6" w16cid:durableId="1050181370">
+  <w:num w:numId="6">
     <w:abstractNumId w:val="1"/>
   </w:num>
-  <w:num w:numId="7" w16cid:durableId="1080835541">
-    <w:abstractNumId w:val="6"/>
+  <w:num w:numId="7">
+    <w:abstractNumId w:val="7"/>
+  </w:num>
+  <w:num w:numId="8">
+    <w:abstractNumId w:val="4"/>
   </w:num>
 </w:numbering>
 </file>
 
 <file path=word/styles.xml><?xml version="1.0" encoding="utf-8"?>
-<w:styles xmlns:mc="http://schemas.openxmlformats.org/markup-compatibility/2006" xmlns:r="http://schemas.openxmlformats.org/officeDocument/2006/relationships" xmlns:w="http://schemas.openxmlformats.org/wordprocessingml/2006/main" xmlns:w14="http://schemas.microsoft.com/office/word/2010/wordml" xmlns:w15="http://schemas.microsoft.com/office/word/2012/wordml" xmlns:w16cex="http://schemas.microsoft.com/office/word/2018/wordml/cex" xmlns:w16cid="http://schemas.microsoft.com/office/word/2016/wordml/cid" xmlns:w16="http://schemas.microsoft.com/office/word/2018/wordml" xmlns:w16du="http://schemas.microsoft.com/office/word/2023/wordml/word16du" xmlns:w16sdtdh="http://schemas.microsoft.com/office/word/2020/wordml/sdtdatahash" xmlns:w16sdtfl="http://schemas.microsoft.com/office/word/2024/wordml/sdtformatlock" xmlns:w16se="http://schemas.microsoft.com/office/word/2015/wordml/symex" mc:Ignorable="w14 w15 w16se w16cid w16 w16cex w16sdtdh w16sdtfl w16du">
+<w:styles xmlns:mc="http://schemas.openxmlformats.org/markup-compatibility/2006" xmlns:r="http://schemas.openxmlformats.org/officeDocument/2006/relationships" xmlns:w="http://schemas.openxmlformats.org/wordprocessingml/2006/main" xmlns:w14="http://schemas.microsoft.com/office/word/2010/wordml" xmlns:w15="http://schemas.microsoft.com/office/word/2012/wordml" xmlns:w16cid="http://schemas.microsoft.com/office/word/2016/wordml/cid" xmlns:w16se="http://schemas.microsoft.com/office/word/2015/wordml/symex" mc:Ignorable="w14 w15 w16se w16cid">
   <w:docDefaults>
     <w:rPrDefault>
       <w:rPr>
@@ -15702,7 +15927,7 @@
     </w:rPrDefault>
     <w:pPrDefault/>
   </w:docDefaults>
-  <w:latentStyles w:defLockedState="0" w:defUIPriority="0" w:defSemiHidden="0" w:defUnhideWhenUsed="0" w:defQFormat="0" w:count="376">
+  <w:latentStyles w:defLockedState="0" w:defUIPriority="0" w:defSemiHidden="0" w:defUnhideWhenUsed="0" w:defQFormat="0" w:count="375">
     <w:lsdException w:name="Normal" w:qFormat="1"/>
     <w:lsdException w:name="heading 2" w:semiHidden="1" w:unhideWhenUsed="1" w:qFormat="1"/>
     <w:lsdException w:name="heading 3" w:semiHidden="1" w:unhideWhenUsed="1" w:qFormat="1"/>
@@ -16067,7 +16292,6 @@
     <w:lsdException w:name="Smart Hyperlink" w:semiHidden="1" w:uiPriority="99" w:unhideWhenUsed="1"/>
     <w:lsdException w:name="Hashtag" w:semiHidden="1" w:uiPriority="99" w:unhideWhenUsed="1"/>
     <w:lsdException w:name="Unresolved Mention" w:semiHidden="1" w:uiPriority="99" w:unhideWhenUsed="1"/>
-    <w:lsdException w:name="Smart Link" w:semiHidden="1" w:uiPriority="99" w:unhideWhenUsed="1"/>
   </w:latentStyles>
   <w:style w:type="paragraph" w:default="1" w:styleId="Normal">
     <w:name w:val="Normal"/>
@@ -16087,6 +16311,7 @@
   <w:style w:type="character" w:default="1" w:styleId="DefaultParagraphFont">
     <w:name w:val="Default Paragraph Font"/>
     <w:uiPriority w:val="1"/>
+    <w:semiHidden/>
     <w:unhideWhenUsed/>
   </w:style>
   <w:style w:type="table" w:default="1" w:styleId="TableNormal">
@@ -17240,7 +17465,7 @@
 </file>
 
 <file path=customXml/itemProps1.xml><?xml version="1.0" encoding="utf-8"?>
-<ds:datastoreItem xmlns:ds="http://schemas.openxmlformats.org/officeDocument/2006/customXml" ds:itemID="{E7F417C6-B10D-4AC7-BBF1-394088C10549}">
+<ds:datastoreItem xmlns:ds="http://schemas.openxmlformats.org/officeDocument/2006/customXml" ds:itemID="{B26834FC-41BF-4F71-A489-9626ED0374CA}">
   <ds:schemaRefs>
     <ds:schemaRef ds:uri="http://schemas.openxmlformats.org/officeDocument/2006/bibliography"/>
   </ds:schemaRefs>
